--- a/documents/working/business-stationery-20261027/GEM_Invoice_Template_working.docx
+++ b/documents/working/business-stationery-20261027/GEM_Invoice_Template_working.docx
@@ -4,9 +4,9 @@
   <w:body>
     <w:p>
       <w:pPr>
+        <w:keepNext/>
+        <w:spacing w:before="0" w:after="35" w:line="250" w:lineRule="auto"/>
         <w:jc w:val="left"/>
-        <w:spacing w:before="0" w:after="35" w:line="250" w:lineRule="auto"/>
-        <w:keepNext/>
       </w:pPr>
       <w:r>
         <w:rPr>
@@ -23,9 +23,10 @@
     </w:p>
     <w:p>
       <w:pPr>
+        <w:pStyle w:val="Title"/>
+        <w:keepNext/>
+        <w:spacing w:before="0" w:after="0" w:line="250" w:lineRule="auto"/>
         <w:jc w:val="left"/>
-        <w:spacing w:before="0" w:after="0" w:line="250" w:lineRule="auto"/>
-        <w:keepNext/>
       </w:pPr>
       <w:r>
         <w:rPr>
@@ -40,27 +41,27 @@
     </w:p>
     <w:p>
       <w:pPr>
+        <w:keepNext/>
         <w:bidi w:val="1"/>
-        <w:jc w:val="right"/>
         <w:spacing w:before="0" w:after="75" w:line="250" w:lineRule="auto"/>
-        <w:keepNext/>
+        <w:jc w:val="left"/>
       </w:pPr>
       <w:r>
         <w:rPr>
           <w:rFonts w:ascii="Noto Sans Arabic" w:hAnsi="Noto Sans Arabic" w:eastAsia="Noto Sans Arabic" w:cs="Noto Sans Arabic"/>
-          <w:rtl w:val="1"/>
           <w:color w:val="12171D"/>
           <w:sz w:val="34"/>
           <w:szCs w:val="34"/>
-          <w:lang w:val="ar-SA" w:eastAsia="ar-SA"/>
+          <w:rtl w:val="1"/>
+          <w:lang w:val="ar-SA" w:bidi="ar-SA"/>
         </w:rPr>
         <w:t xml:space="preserve">فاتورة</w:t>
       </w:r>
     </w:p>
     <w:p>
       <w:pPr>
+        <w:spacing w:before="0" w:after="100" w:line="250" w:lineRule="auto"/>
         <w:jc w:val="left"/>
-        <w:spacing w:before="0" w:after="100" w:line="250" w:lineRule="auto"/>
       </w:pPr>
       <w:r>
         <w:rPr>
@@ -76,83 +77,6 @@
     <w:tbl>
       <w:tblPr>
         <w:tblW w:w="10000" w:type="dxa"/>
-        <w:tblLayout w:type="fixed"/>
-        <w:tblBorders>
-          <w:top w:val="nil"/>
-          <w:left w:val="nil"/>
-          <w:bottom w:val="nil"/>
-          <w:right w:val="nil"/>
-          <w:insideH w:val="nil"/>
-          <w:insideV w:val="nil"/>
-        </w:tblBorders>
-        <w:tblCellMar>
-          <w:top w:w="75" w:type="dxa"/>
-          <w:left w:w="85" w:type="dxa"/>
-          <w:bottom w:w="75" w:type="dxa"/>
-          <w:right w:w="85" w:type="dxa"/>
-        </w:tblCellMar>
-        <w:tblLook w:firstRow="1" w:lastRow="0" w:firstColumn="0" w:lastColumn="0" w:noHBand="0" w:noVBand="1"/>
-      </w:tblPr>
-      <w:tblGrid>
-        <w:gridCol w:w="10000"/>
-      </w:tblGrid>
-      <w:tr>
-        <w:trPr>
-          <w:cantSplit/>
-        </w:trPr>
-        <w:tc>
-          <w:tcPr>
-            <w:tcW w:w="10000" w:type="dxa"/>
-            <w:shd w:val="clear" w:color="auto" w:fill="BCACA7"/>
-            <w:vAlign w:val="center"/>
-          </w:tcPr>
-          <w:p>
-            <w:pPr>
-              <w:jc w:val="left"/>
-              <w:spacing w:before="0" w:after="4" w:line="250" w:lineRule="auto"/>
-              <w:keepNext/>
-            </w:pPr>
-            <w:r>
-              <w:rPr>
-                <w:rFonts w:ascii="Jost" w:hAnsi="Jost" w:eastAsia="Jost" w:cs="Jost"/>
-                <w:b/>
-                <w:bCs/>
-                <w:color w:val="12171D"/>
-                <w:sz w:val="17"/>
-                <w:szCs w:val="17"/>
-                <w:lang w:val="en-GB"/>
-              </w:rPr>
-              <w:t xml:space="preserve">INVOICE DETAILS</w:t>
-            </w:r>
-          </w:p>
-          <w:p>
-            <w:pPr>
-              <w:bidi w:val="1"/>
-              <w:jc w:val="right"/>
-              <w:spacing w:before="0" w:after="0" w:line="250" w:lineRule="auto"/>
-              <w:keepNext/>
-            </w:pPr>
-            <w:r>
-              <w:rPr>
-                <w:rFonts w:ascii="Noto Sans Arabic" w:hAnsi="Noto Sans Arabic" w:eastAsia="Noto Sans Arabic" w:cs="Noto Sans Arabic"/>
-                <w:b/>
-                <w:bCs/>
-                <w:rtl w:val="1"/>
-                <w:color w:val="12171D"/>
-                <w:sz w:val="16"/>
-                <w:szCs w:val="16"/>
-                <w:lang w:val="ar-SA" w:eastAsia="ar-SA"/>
-              </w:rPr>
-              <w:t xml:space="preserve">بيانات الفاتورة</w:t>
-            </w:r>
-          </w:p>
-        </w:tc>
-      </w:tr>
-    </w:tbl>
-    <w:tbl>
-      <w:tblPr>
-        <w:tblW w:w="10000" w:type="dxa"/>
-        <w:tblLayout w:type="fixed"/>
         <w:tblBorders>
           <w:top w:val="single" w:sz="4" w:color="BCACA7"/>
           <w:left w:val="single" w:sz="4" w:color="BCACA7"/>
@@ -161,6 +85,7 @@
           <w:insideH w:val="single" w:sz="4" w:color="BCACA7"/>
           <w:insideV w:val="single" w:sz="4" w:color="BCACA7"/>
         </w:tblBorders>
+        <w:tblLayout w:type="fixed"/>
         <w:tblCellMar>
           <w:top w:w="75" w:type="dxa"/>
           <w:left w:w="85" w:type="dxa"/>
@@ -181,151 +106,58 @@
         </w:trPr>
         <w:tc>
           <w:tcPr>
-            <w:tcW w:w="1650" w:type="dxa"/>
-            <w:shd w:val="clear" w:color="auto" w:fill="F4F1F0"/>
-            <w:tcBorders>
-              <w:bottom w:val="single" w:sz="4" w:space="0" w:color="BCACA7"/>
-            </w:tcBorders>
-            <w:vAlign w:val="center"/>
-          </w:tcPr>
-          <w:p>
-            <w:pPr>
-              <w:jc w:val="left"/>
-              <w:spacing w:before="0" w:after="12" w:line="250" w:lineRule="auto"/>
-            </w:pPr>
-            <w:r>
-              <w:rPr>
-                <w:rFonts w:ascii="Inter" w:hAnsi="Inter" w:eastAsia="Inter" w:cs="Inter"/>
-                <w:b/>
-                <w:bCs/>
-                <w:color w:val="12171D"/>
-                <w:sz w:val="15"/>
-                <w:szCs w:val="15"/>
-                <w:lang w:val="en-GB"/>
-              </w:rPr>
-              <w:t xml:space="preserve">INVOICE NUMBER</w:t>
-            </w:r>
-          </w:p>
-          <w:p>
-            <w:pPr>
+            <w:tcW w:w="5000" w:type="dxa"/>
+            <w:gridSpan w:val="2"/>
+            <w:shd w:val="clear" w:color="auto" w:fill="BCACA7"/>
+            <w:vAlign w:val="center"/>
+          </w:tcPr>
+          <w:p>
+            <w:pPr>
+              <w:pStyle w:val="Heading1"/>
+              <w:keepNext/>
+              <w:spacing w:before="0" w:after="0" w:line="250" w:lineRule="auto"/>
+              <w:jc w:val="left"/>
+            </w:pPr>
+            <w:r>
+              <w:rPr>
+                <w:rFonts w:ascii="Jost" w:hAnsi="Jost" w:eastAsia="Jost" w:cs="Jost"/>
+                <w:b/>
+                <w:bCs/>
+                <w:color w:val="12171D"/>
+                <w:sz w:val="17"/>
+                <w:szCs w:val="17"/>
+                <w:lang w:val="en-GB"/>
+              </w:rPr>
+              <w:t xml:space="preserve">INVOICE DETAILS</w:t>
+            </w:r>
+          </w:p>
+        </w:tc>
+        <w:tc>
+          <w:tcPr>
+            <w:tcW w:w="5000" w:type="dxa"/>
+            <w:gridSpan w:val="2"/>
+            <w:shd w:val="clear" w:color="auto" w:fill="BCACA7"/>
+            <w:vAlign w:val="center"/>
+          </w:tcPr>
+          <w:p>
+            <w:pPr>
+              <w:keepNext/>
               <w:bidi w:val="1"/>
-              <w:jc w:val="right"/>
-              <w:spacing w:before="0" w:after="0" w:line="250" w:lineRule="auto"/>
+              <w:spacing w:before="0" w:after="0" w:line="250" w:lineRule="auto"/>
+              <w:jc w:val="left"/>
             </w:pPr>
             <w:r>
               <w:rPr>
                 <w:rFonts w:ascii="Noto Sans Arabic" w:hAnsi="Noto Sans Arabic" w:eastAsia="Noto Sans Arabic" w:cs="Noto Sans Arabic"/>
                 <w:b/>
                 <w:bCs/>
-                <w:rtl w:val="1"/>
                 <w:color w:val="12171D"/>
                 <w:sz w:val="16"/>
                 <w:szCs w:val="16"/>
-                <w:lang w:val="ar-SA" w:eastAsia="ar-SA"/>
-              </w:rPr>
-              <w:t xml:space="preserve">رقم الفاتورة</w:t>
-            </w:r>
-          </w:p>
-        </w:tc>
-        <w:tc>
-          <w:tcPr>
-            <w:tcW w:w="3350" w:type="dxa"/>
-            <w:tcBorders>
-              <w:bottom w:val="single" w:sz="4" w:space="0" w:color="BCACA7"/>
-            </w:tcBorders>
-            <w:vAlign w:val="center"/>
-          </w:tcPr>
-          <w:p>
-            <w:pPr>
-              <w:jc w:val="left"/>
-              <w:spacing w:before="0" w:after="0" w:line="250" w:lineRule="auto"/>
-            </w:pPr>
-            <w:r>
-              <w:rPr>
-                <w:rFonts w:ascii="Inter" w:hAnsi="Inter" w:eastAsia="Inter" w:cs="Inter"/>
-                <w:i/>
-                <w:iCs/>
-                <w:color w:val="12171D"/>
-                <w:sz w:val="18"/>
-                <w:szCs w:val="18"/>
-                <w:lang w:val="en-GB"/>
-              </w:rPr>
-              <w:t xml:space="preserve">[Invoice Number]</w:t>
-            </w:r>
-          </w:p>
-        </w:tc>
-        <w:tc>
-          <w:tcPr>
-            <w:tcW w:w="1650" w:type="dxa"/>
-            <w:shd w:val="clear" w:color="auto" w:fill="F4F1F0"/>
-            <w:tcBorders>
-              <w:bottom w:val="single" w:sz="4" w:space="0" w:color="BCACA7"/>
-            </w:tcBorders>
-            <w:vAlign w:val="center"/>
-          </w:tcPr>
-          <w:p>
-            <w:pPr>
-              <w:jc w:val="left"/>
-              <w:spacing w:before="0" w:after="12" w:line="250" w:lineRule="auto"/>
-            </w:pPr>
-            <w:r>
-              <w:rPr>
-                <w:rFonts w:ascii="Inter" w:hAnsi="Inter" w:eastAsia="Inter" w:cs="Inter"/>
-                <w:b/>
-                <w:bCs/>
-                <w:color w:val="12171D"/>
-                <w:sz w:val="15"/>
-                <w:szCs w:val="15"/>
-                <w:lang w:val="en-GB"/>
-              </w:rPr>
-              <w:t xml:space="preserve">ISSUE DATE</w:t>
-            </w:r>
-          </w:p>
-          <w:p>
-            <w:pPr>
-              <w:bidi w:val="1"/>
-              <w:jc w:val="right"/>
-              <w:spacing w:before="0" w:after="0" w:line="250" w:lineRule="auto"/>
-            </w:pPr>
-            <w:r>
-              <w:rPr>
-                <w:rFonts w:ascii="Noto Sans Arabic" w:hAnsi="Noto Sans Arabic" w:eastAsia="Noto Sans Arabic" w:cs="Noto Sans Arabic"/>
-                <w:b/>
-                <w:bCs/>
                 <w:rtl w:val="1"/>
-                <w:color w:val="12171D"/>
-                <w:sz w:val="16"/>
-                <w:szCs w:val="16"/>
-                <w:lang w:val="ar-SA" w:eastAsia="ar-SA"/>
-              </w:rPr>
-              <w:t xml:space="preserve">تاريخ الإصدار</w:t>
-            </w:r>
-          </w:p>
-        </w:tc>
-        <w:tc>
-          <w:tcPr>
-            <w:tcW w:w="3350" w:type="dxa"/>
-            <w:tcBorders>
-              <w:bottom w:val="single" w:sz="4" w:space="0" w:color="BCACA7"/>
-            </w:tcBorders>
-            <w:vAlign w:val="center"/>
-          </w:tcPr>
-          <w:p>
-            <w:pPr>
-              <w:jc w:val="left"/>
-              <w:spacing w:before="0" w:after="0" w:line="250" w:lineRule="auto"/>
-            </w:pPr>
-            <w:r>
-              <w:rPr>
-                <w:rFonts w:ascii="Inter" w:hAnsi="Inter" w:eastAsia="Inter" w:cs="Inter"/>
-                <w:i/>
-                <w:iCs/>
-                <w:color w:val="12171D"/>
-                <w:sz w:val="18"/>
-                <w:szCs w:val="18"/>
-                <w:lang w:val="en-GB"/>
-              </w:rPr>
-              <w:t xml:space="preserve">[Issue Date]</w:t>
+                <w:lang w:val="ar-SA" w:bidi="ar-SA"/>
+              </w:rPr>
+              <w:t xml:space="preserve">بيانات الفاتورة</w:t>
             </w:r>
           </w:p>
         </w:tc>
@@ -337,16 +169,17 @@
         <w:tc>
           <w:tcPr>
             <w:tcW w:w="1650" w:type="dxa"/>
+            <w:tcBorders>
+              <w:bottom w:val="single" w:sz="4" w:space="0" w:color="BCACA7"/>
+            </w:tcBorders>
             <w:shd w:val="clear" w:color="auto" w:fill="F4F1F0"/>
-            <w:tcBorders>
-              <w:bottom w:val="single" w:sz="4" w:space="0" w:color="BCACA7"/>
-            </w:tcBorders>
-            <w:vAlign w:val="center"/>
-          </w:tcPr>
-          <w:p>
-            <w:pPr>
-              <w:jc w:val="left"/>
+            <w:vAlign w:val="center"/>
+          </w:tcPr>
+          <w:p>
+            <w:pPr>
+              <w:keepNext/>
               <w:spacing w:before="0" w:after="12" w:line="250" w:lineRule="auto"/>
+              <w:jc w:val="left"/>
             </w:pPr>
             <w:r>
               <w:rPr>
@@ -358,27 +191,26 @@
                 <w:szCs w:val="15"/>
                 <w:lang w:val="en-GB"/>
               </w:rPr>
-              <w:t xml:space="preserve">PAYMENT DUE</w:t>
-            </w:r>
-          </w:p>
-          <w:p>
-            <w:pPr>
+              <w:t xml:space="preserve">INVOICE NUMBER</w:t>
+            </w:r>
+          </w:p>
+          <w:p>
+            <w:pPr>
+              <w:keepNext/>
               <w:bidi w:val="1"/>
-              <w:jc w:val="right"/>
-              <w:spacing w:before="0" w:after="0" w:line="250" w:lineRule="auto"/>
+              <w:spacing w:before="0" w:after="0" w:line="250" w:lineRule="auto"/>
+              <w:jc w:val="left"/>
             </w:pPr>
             <w:r>
               <w:rPr>
                 <w:rFonts w:ascii="Noto Sans Arabic" w:hAnsi="Noto Sans Arabic" w:eastAsia="Noto Sans Arabic" w:cs="Noto Sans Arabic"/>
-                <w:b/>
-                <w:bCs/>
-                <w:rtl w:val="1"/>
                 <w:color w:val="12171D"/>
                 <w:sz w:val="16"/>
                 <w:szCs w:val="16"/>
-                <w:lang w:val="ar-SA" w:eastAsia="ar-SA"/>
-              </w:rPr>
-              <w:t xml:space="preserve">تاريخ الاستحقاق</w:t>
+                <w:rtl w:val="1"/>
+                <w:lang w:val="ar-SA" w:bidi="ar-SA"/>
+              </w:rPr>
+              <w:t xml:space="preserve">رقم الفاتورة</w:t>
             </w:r>
           </w:p>
         </w:tc>
@@ -392,8 +224,9 @@
           </w:tcPr>
           <w:p>
             <w:pPr>
-              <w:jc w:val="left"/>
-              <w:spacing w:before="0" w:after="0" w:line="250" w:lineRule="auto"/>
+              <w:keepNext/>
+              <w:spacing w:before="0" w:after="0" w:line="250" w:lineRule="auto"/>
+              <w:jc w:val="left"/>
             </w:pPr>
             <w:r>
               <w:rPr>
@@ -405,23 +238,24 @@
                 <w:szCs w:val="18"/>
                 <w:lang w:val="en-GB"/>
               </w:rPr>
-              <w:t xml:space="preserve">[Payment Due Date]</w:t>
+              <w:t xml:space="preserve">[Invoice Number]</w:t>
             </w:r>
           </w:p>
         </w:tc>
         <w:tc>
           <w:tcPr>
             <w:tcW w:w="1650" w:type="dxa"/>
+            <w:tcBorders>
+              <w:bottom w:val="single" w:sz="4" w:space="0" w:color="BCACA7"/>
+            </w:tcBorders>
             <w:shd w:val="clear" w:color="auto" w:fill="F4F1F0"/>
-            <w:tcBorders>
-              <w:bottom w:val="single" w:sz="4" w:space="0" w:color="BCACA7"/>
-            </w:tcBorders>
-            <w:vAlign w:val="center"/>
-          </w:tcPr>
-          <w:p>
-            <w:pPr>
-              <w:jc w:val="left"/>
+            <w:vAlign w:val="center"/>
+          </w:tcPr>
+          <w:p>
+            <w:pPr>
+              <w:keepNext/>
               <w:spacing w:before="0" w:after="12" w:line="250" w:lineRule="auto"/>
+              <w:jc w:val="left"/>
             </w:pPr>
             <w:r>
               <w:rPr>
@@ -433,27 +267,26 @@
                 <w:szCs w:val="15"/>
                 <w:lang w:val="en-GB"/>
               </w:rPr>
-              <w:t xml:space="preserve">CURRENCY</w:t>
-            </w:r>
-          </w:p>
-          <w:p>
-            <w:pPr>
+              <w:t xml:space="preserve">ISSUE DATE</w:t>
+            </w:r>
+          </w:p>
+          <w:p>
+            <w:pPr>
+              <w:keepNext/>
               <w:bidi w:val="1"/>
-              <w:jc w:val="right"/>
-              <w:spacing w:before="0" w:after="0" w:line="250" w:lineRule="auto"/>
+              <w:spacing w:before="0" w:after="0" w:line="250" w:lineRule="auto"/>
+              <w:jc w:val="left"/>
             </w:pPr>
             <w:r>
               <w:rPr>
                 <w:rFonts w:ascii="Noto Sans Arabic" w:hAnsi="Noto Sans Arabic" w:eastAsia="Noto Sans Arabic" w:cs="Noto Sans Arabic"/>
-                <w:b/>
-                <w:bCs/>
-                <w:rtl w:val="1"/>
                 <w:color w:val="12171D"/>
                 <w:sz w:val="16"/>
                 <w:szCs w:val="16"/>
-                <w:lang w:val="ar-SA" w:eastAsia="ar-SA"/>
-              </w:rPr>
-              <w:t xml:space="preserve">العملة</w:t>
+                <w:rtl w:val="1"/>
+                <w:lang w:val="ar-SA" w:bidi="ar-SA"/>
+              </w:rPr>
+              <w:t xml:space="preserve">تاريخ الإصدار</w:t>
             </w:r>
           </w:p>
         </w:tc>
@@ -467,8 +300,9 @@
           </w:tcPr>
           <w:p>
             <w:pPr>
-              <w:jc w:val="left"/>
-              <w:spacing w:before="0" w:after="0" w:line="250" w:lineRule="auto"/>
+              <w:keepNext/>
+              <w:spacing w:before="0" w:after="0" w:line="250" w:lineRule="auto"/>
+              <w:jc w:val="left"/>
             </w:pPr>
             <w:r>
               <w:rPr>
@@ -480,7 +314,7 @@
                 <w:szCs w:val="18"/>
                 <w:lang w:val="en-GB"/>
               </w:rPr>
-              <w:t xml:space="preserve">[Currency Code]</w:t>
+              <w:t xml:space="preserve">[Issue Date]</w:t>
             </w:r>
           </w:p>
         </w:tc>
@@ -492,16 +326,17 @@
         <w:tc>
           <w:tcPr>
             <w:tcW w:w="1650" w:type="dxa"/>
+            <w:tcBorders>
+              <w:bottom w:val="single" w:sz="4" w:space="0" w:color="BCACA7"/>
+            </w:tcBorders>
             <w:shd w:val="clear" w:color="auto" w:fill="F4F1F0"/>
-            <w:tcBorders>
-              <w:bottom w:val="single" w:sz="4" w:space="0" w:color="BCACA7"/>
-            </w:tcBorders>
-            <w:vAlign w:val="center"/>
-          </w:tcPr>
-          <w:p>
-            <w:pPr>
-              <w:jc w:val="left"/>
+            <w:vAlign w:val="center"/>
+          </w:tcPr>
+          <w:p>
+            <w:pPr>
+              <w:keepNext/>
               <w:spacing w:before="0" w:after="12" w:line="250" w:lineRule="auto"/>
+              <w:jc w:val="left"/>
             </w:pPr>
             <w:r>
               <w:rPr>
@@ -513,27 +348,26 @@
                 <w:szCs w:val="15"/>
                 <w:lang w:val="en-GB"/>
               </w:rPr>
-              <w:t xml:space="preserve">PURCHASE ORDER</w:t>
-            </w:r>
-          </w:p>
-          <w:p>
-            <w:pPr>
+              <w:t xml:space="preserve">PAYMENT DUE</w:t>
+            </w:r>
+          </w:p>
+          <w:p>
+            <w:pPr>
+              <w:keepNext/>
               <w:bidi w:val="1"/>
-              <w:jc w:val="right"/>
-              <w:spacing w:before="0" w:after="0" w:line="250" w:lineRule="auto"/>
+              <w:spacing w:before="0" w:after="0" w:line="250" w:lineRule="auto"/>
+              <w:jc w:val="left"/>
             </w:pPr>
             <w:r>
               <w:rPr>
                 <w:rFonts w:ascii="Noto Sans Arabic" w:hAnsi="Noto Sans Arabic" w:eastAsia="Noto Sans Arabic" w:cs="Noto Sans Arabic"/>
-                <w:b/>
-                <w:bCs/>
-                <w:rtl w:val="1"/>
                 <w:color w:val="12171D"/>
                 <w:sz w:val="16"/>
                 <w:szCs w:val="16"/>
-                <w:lang w:val="ar-SA" w:eastAsia="ar-SA"/>
-              </w:rPr>
-              <w:t xml:space="preserve">أمر الشراء</w:t>
+                <w:rtl w:val="1"/>
+                <w:lang w:val="ar-SA" w:bidi="ar-SA"/>
+              </w:rPr>
+              <w:t xml:space="preserve">تاريخ الاستحقاق</w:t>
             </w:r>
           </w:p>
         </w:tc>
@@ -547,8 +381,9 @@
           </w:tcPr>
           <w:p>
             <w:pPr>
-              <w:jc w:val="left"/>
-              <w:spacing w:before="0" w:after="0" w:line="250" w:lineRule="auto"/>
+              <w:keepNext/>
+              <w:spacing w:before="0" w:after="0" w:line="250" w:lineRule="auto"/>
+              <w:jc w:val="left"/>
             </w:pPr>
             <w:r>
               <w:rPr>
@@ -560,23 +395,24 @@
                 <w:szCs w:val="18"/>
                 <w:lang w:val="en-GB"/>
               </w:rPr>
-              <w:t xml:space="preserve">[Customer PO Number]</w:t>
+              <w:t xml:space="preserve">[Payment Due Date]</w:t>
             </w:r>
           </w:p>
         </w:tc>
         <w:tc>
           <w:tcPr>
             <w:tcW w:w="1650" w:type="dxa"/>
+            <w:tcBorders>
+              <w:bottom w:val="single" w:sz="4" w:space="0" w:color="BCACA7"/>
+            </w:tcBorders>
             <w:shd w:val="clear" w:color="auto" w:fill="F4F1F0"/>
-            <w:tcBorders>
-              <w:bottom w:val="single" w:sz="4" w:space="0" w:color="BCACA7"/>
-            </w:tcBorders>
-            <w:vAlign w:val="center"/>
-          </w:tcPr>
-          <w:p>
-            <w:pPr>
-              <w:jc w:val="left"/>
+            <w:vAlign w:val="center"/>
+          </w:tcPr>
+          <w:p>
+            <w:pPr>
+              <w:keepNext/>
               <w:spacing w:before="0" w:after="12" w:line="250" w:lineRule="auto"/>
+              <w:jc w:val="left"/>
             </w:pPr>
             <w:r>
               <w:rPr>
@@ -588,27 +424,26 @@
                 <w:szCs w:val="15"/>
                 <w:lang w:val="en-GB"/>
               </w:rPr>
-              <w:t xml:space="preserve">RELATED QUOTATION</w:t>
-            </w:r>
-          </w:p>
-          <w:p>
-            <w:pPr>
+              <w:t xml:space="preserve">CURRENCY</w:t>
+            </w:r>
+          </w:p>
+          <w:p>
+            <w:pPr>
+              <w:keepNext/>
               <w:bidi w:val="1"/>
-              <w:jc w:val="right"/>
-              <w:spacing w:before="0" w:after="0" w:line="250" w:lineRule="auto"/>
+              <w:spacing w:before="0" w:after="0" w:line="250" w:lineRule="auto"/>
+              <w:jc w:val="left"/>
             </w:pPr>
             <w:r>
               <w:rPr>
                 <w:rFonts w:ascii="Noto Sans Arabic" w:hAnsi="Noto Sans Arabic" w:eastAsia="Noto Sans Arabic" w:cs="Noto Sans Arabic"/>
-                <w:b/>
-                <w:bCs/>
-                <w:rtl w:val="1"/>
                 <w:color w:val="12171D"/>
                 <w:sz w:val="16"/>
                 <w:szCs w:val="16"/>
-                <w:lang w:val="ar-SA" w:eastAsia="ar-SA"/>
-              </w:rPr>
-              <w:t xml:space="preserve">عرض السعر المرتبط</w:t>
+                <w:rtl w:val="1"/>
+                <w:lang w:val="ar-SA" w:bidi="ar-SA"/>
+              </w:rPr>
+              <w:t xml:space="preserve">العملة</w:t>
             </w:r>
           </w:p>
         </w:tc>
@@ -622,8 +457,9 @@
           </w:tcPr>
           <w:p>
             <w:pPr>
-              <w:jc w:val="left"/>
-              <w:spacing w:before="0" w:after="0" w:line="250" w:lineRule="auto"/>
+              <w:keepNext/>
+              <w:spacing w:before="0" w:after="0" w:line="250" w:lineRule="auto"/>
+              <w:jc w:val="left"/>
             </w:pPr>
             <w:r>
               <w:rPr>
@@ -635,92 +471,175 @@
                 <w:szCs w:val="18"/>
                 <w:lang w:val="en-GB"/>
               </w:rPr>
-              <w:t xml:space="preserve">[Quotation Reference]</w:t>
+              <w:t xml:space="preserve">[Currency Code]</w:t>
             </w:r>
           </w:p>
         </w:tc>
       </w:tr>
-    </w:tbl>
-    <w:tbl>
-      <w:tblPr>
-        <w:tblW w:w="10000" w:type="dxa"/>
-        <w:tblLayout w:type="fixed"/>
-        <w:tblBorders>
-          <w:top w:val="nil"/>
-          <w:left w:val="nil"/>
-          <w:bottom w:val="nil"/>
-          <w:right w:val="nil"/>
-          <w:insideH w:val="nil"/>
-          <w:insideV w:val="nil"/>
-        </w:tblBorders>
-        <w:tblCellMar>
-          <w:top w:w="75" w:type="dxa"/>
-          <w:left w:w="85" w:type="dxa"/>
-          <w:bottom w:w="75" w:type="dxa"/>
-          <w:right w:w="85" w:type="dxa"/>
-        </w:tblCellMar>
-        <w:tblLook w:firstRow="1" w:lastRow="0" w:firstColumn="0" w:lastColumn="0" w:noHBand="0" w:noVBand="1"/>
-      </w:tblPr>
-      <w:tblGrid>
-        <w:gridCol w:w="10000"/>
-      </w:tblGrid>
       <w:tr>
         <w:trPr>
           <w:cantSplit/>
         </w:trPr>
         <w:tc>
           <w:tcPr>
-            <w:tcW w:w="10000" w:type="dxa"/>
-            <w:shd w:val="clear" w:color="auto" w:fill="BCACA7"/>
-            <w:vAlign w:val="center"/>
-          </w:tcPr>
-          <w:p>
-            <w:pPr>
-              <w:jc w:val="left"/>
-              <w:spacing w:before="0" w:after="4" w:line="250" w:lineRule="auto"/>
-              <w:keepNext/>
-            </w:pPr>
-            <w:r>
-              <w:rPr>
-                <w:rFonts w:ascii="Jost" w:hAnsi="Jost" w:eastAsia="Jost" w:cs="Jost"/>
-                <w:b/>
-                <w:bCs/>
-                <w:color w:val="12171D"/>
-                <w:sz w:val="17"/>
-                <w:szCs w:val="17"/>
-                <w:lang w:val="en-GB"/>
-              </w:rPr>
-              <w:t xml:space="preserve">SUPPLIER AND CUSTOMER</w:t>
+            <w:tcW w:w="1650" w:type="dxa"/>
+            <w:tcBorders>
+              <w:bottom w:val="single" w:sz="4" w:space="0" w:color="BCACA7"/>
+            </w:tcBorders>
+            <w:shd w:val="clear" w:color="auto" w:fill="F4F1F0"/>
+            <w:vAlign w:val="center"/>
+          </w:tcPr>
+          <w:p>
+            <w:pPr>
+              <w:spacing w:before="0" w:after="12" w:line="250" w:lineRule="auto"/>
+              <w:jc w:val="left"/>
+            </w:pPr>
+            <w:r>
+              <w:rPr>
+                <w:rFonts w:ascii="Inter" w:hAnsi="Inter" w:eastAsia="Inter" w:cs="Inter"/>
+                <w:b/>
+                <w:bCs/>
+                <w:color w:val="12171D"/>
+                <w:sz w:val="15"/>
+                <w:szCs w:val="15"/>
+                <w:lang w:val="en-GB"/>
+              </w:rPr>
+              <w:t xml:space="preserve">PURCHASE ORDER</w:t>
             </w:r>
           </w:p>
           <w:p>
             <w:pPr>
               <w:bidi w:val="1"/>
-              <w:jc w:val="right"/>
-              <w:spacing w:before="0" w:after="0" w:line="250" w:lineRule="auto"/>
-              <w:keepNext/>
+              <w:spacing w:before="0" w:after="0" w:line="250" w:lineRule="auto"/>
+              <w:jc w:val="left"/>
             </w:pPr>
             <w:r>
               <w:rPr>
                 <w:rFonts w:ascii="Noto Sans Arabic" w:hAnsi="Noto Sans Arabic" w:eastAsia="Noto Sans Arabic" w:cs="Noto Sans Arabic"/>
-                <w:b/>
-                <w:bCs/>
-                <w:rtl w:val="1"/>
                 <w:color w:val="12171D"/>
                 <w:sz w:val="16"/>
                 <w:szCs w:val="16"/>
-                <w:lang w:val="ar-SA" w:eastAsia="ar-SA"/>
-              </w:rPr>
-              <w:t xml:space="preserve">المورد والعميل</w:t>
+                <w:rtl w:val="1"/>
+                <w:lang w:val="ar-SA" w:bidi="ar-SA"/>
+              </w:rPr>
+              <w:t xml:space="preserve">أمر الشراء</w:t>
+            </w:r>
+          </w:p>
+        </w:tc>
+        <w:tc>
+          <w:tcPr>
+            <w:tcW w:w="3350" w:type="dxa"/>
+            <w:tcBorders>
+              <w:bottom w:val="single" w:sz="4" w:space="0" w:color="BCACA7"/>
+            </w:tcBorders>
+            <w:vAlign w:val="center"/>
+          </w:tcPr>
+          <w:p>
+            <w:pPr>
+              <w:spacing w:before="0" w:after="0" w:line="250" w:lineRule="auto"/>
+              <w:jc w:val="left"/>
+            </w:pPr>
+            <w:r>
+              <w:rPr>
+                <w:rFonts w:ascii="Inter" w:hAnsi="Inter" w:eastAsia="Inter" w:cs="Inter"/>
+                <w:i/>
+                <w:iCs/>
+                <w:color w:val="12171D"/>
+                <w:sz w:val="18"/>
+                <w:szCs w:val="18"/>
+                <w:lang w:val="en-GB"/>
+              </w:rPr>
+              <w:t xml:space="preserve">[Customer PO Number]</w:t>
+            </w:r>
+          </w:p>
+        </w:tc>
+        <w:tc>
+          <w:tcPr>
+            <w:tcW w:w="1650" w:type="dxa"/>
+            <w:tcBorders>
+              <w:bottom w:val="single" w:sz="4" w:space="0" w:color="BCACA7"/>
+            </w:tcBorders>
+            <w:shd w:val="clear" w:color="auto" w:fill="F4F1F0"/>
+            <w:vAlign w:val="center"/>
+          </w:tcPr>
+          <w:p>
+            <w:pPr>
+              <w:spacing w:before="0" w:after="12" w:line="250" w:lineRule="auto"/>
+              <w:jc w:val="left"/>
+            </w:pPr>
+            <w:r>
+              <w:rPr>
+                <w:rFonts w:ascii="Inter" w:hAnsi="Inter" w:eastAsia="Inter" w:cs="Inter"/>
+                <w:b/>
+                <w:bCs/>
+                <w:color w:val="12171D"/>
+                <w:sz w:val="15"/>
+                <w:szCs w:val="15"/>
+                <w:lang w:val="en-GB"/>
+              </w:rPr>
+              <w:t xml:space="preserve">RELATED QUOTATION</w:t>
+            </w:r>
+          </w:p>
+          <w:p>
+            <w:pPr>
+              <w:bidi w:val="1"/>
+              <w:spacing w:before="0" w:after="0" w:line="250" w:lineRule="auto"/>
+              <w:jc w:val="left"/>
+            </w:pPr>
+            <w:r>
+              <w:rPr>
+                <w:rFonts w:ascii="Noto Sans Arabic" w:hAnsi="Noto Sans Arabic" w:eastAsia="Noto Sans Arabic" w:cs="Noto Sans Arabic"/>
+                <w:color w:val="12171D"/>
+                <w:sz w:val="16"/>
+                <w:szCs w:val="16"/>
+                <w:rtl w:val="1"/>
+                <w:lang w:val="ar-SA" w:bidi="ar-SA"/>
+              </w:rPr>
+              <w:t xml:space="preserve">عرض السعر المرتبط</w:t>
+            </w:r>
+          </w:p>
+        </w:tc>
+        <w:tc>
+          <w:tcPr>
+            <w:tcW w:w="3350" w:type="dxa"/>
+            <w:tcBorders>
+              <w:bottom w:val="single" w:sz="4" w:space="0" w:color="BCACA7"/>
+            </w:tcBorders>
+            <w:vAlign w:val="center"/>
+          </w:tcPr>
+          <w:p>
+            <w:pPr>
+              <w:spacing w:before="0" w:after="0" w:line="250" w:lineRule="auto"/>
+              <w:jc w:val="left"/>
+            </w:pPr>
+            <w:r>
+              <w:rPr>
+                <w:rFonts w:ascii="Inter" w:hAnsi="Inter" w:eastAsia="Inter" w:cs="Inter"/>
+                <w:i/>
+                <w:iCs/>
+                <w:color w:val="12171D"/>
+                <w:sz w:val="18"/>
+                <w:szCs w:val="18"/>
+                <w:lang w:val="en-GB"/>
+              </w:rPr>
+              <w:t xml:space="preserve">[Quotation Reference]</w:t>
             </w:r>
           </w:p>
         </w:tc>
       </w:tr>
     </w:tbl>
+    <w:p>
+      <w:pPr>
+        <w:spacing w:before="0" w:after="0" w:line="20" w:lineRule="exact"/>
+        <w:rPr>
+          <w:sz w:val="2"/>
+          <w:szCs w:val="2"/>
+        </w:rPr>
+      </w:pPr>
+    </w:p>
     <w:tbl>
       <w:tblPr>
         <w:tblW w:w="10000" w:type="dxa"/>
-        <w:tblLayout w:type="fixed"/>
         <w:tblBorders>
           <w:top w:val="single" w:sz="4" w:color="BCACA7"/>
           <w:left w:val="single" w:sz="4" w:color="BCACA7"/>
@@ -729,6 +648,7 @@
           <w:insideH w:val="single" w:sz="4" w:color="BCACA7"/>
           <w:insideV w:val="single" w:sz="4" w:color="BCACA7"/>
         </w:tblBorders>
+        <w:tblLayout w:type="fixed"/>
         <w:tblCellMar>
           <w:top w:w="75" w:type="dxa"/>
           <w:left w:w="85" w:type="dxa"/>
@@ -749,151 +669,58 @@
         </w:trPr>
         <w:tc>
           <w:tcPr>
-            <w:tcW w:w="1650" w:type="dxa"/>
-            <w:shd w:val="clear" w:color="auto" w:fill="F4F1F0"/>
-            <w:tcBorders>
-              <w:bottom w:val="single" w:sz="4" w:space="0" w:color="BCACA7"/>
-            </w:tcBorders>
-            <w:vAlign w:val="center"/>
-          </w:tcPr>
-          <w:p>
-            <w:pPr>
-              <w:jc w:val="left"/>
-              <w:spacing w:before="0" w:after="12" w:line="250" w:lineRule="auto"/>
-            </w:pPr>
-            <w:r>
-              <w:rPr>
-                <w:rFonts w:ascii="Inter" w:hAnsi="Inter" w:eastAsia="Inter" w:cs="Inter"/>
-                <w:b/>
-                <w:bCs/>
-                <w:color w:val="12171D"/>
-                <w:sz w:val="15"/>
-                <w:szCs w:val="15"/>
-                <w:lang w:val="en-GB"/>
-              </w:rPr>
-              <w:t xml:space="preserve">SUPPLIER / ISSUER</w:t>
-            </w:r>
-          </w:p>
-          <w:p>
-            <w:pPr>
+            <w:tcW w:w="5000" w:type="dxa"/>
+            <w:gridSpan w:val="2"/>
+            <w:shd w:val="clear" w:color="auto" w:fill="BCACA7"/>
+            <w:vAlign w:val="center"/>
+          </w:tcPr>
+          <w:p>
+            <w:pPr>
+              <w:pStyle w:val="Heading1"/>
+              <w:keepNext/>
+              <w:spacing w:before="0" w:after="0" w:line="250" w:lineRule="auto"/>
+              <w:jc w:val="left"/>
+            </w:pPr>
+            <w:r>
+              <w:rPr>
+                <w:rFonts w:ascii="Jost" w:hAnsi="Jost" w:eastAsia="Jost" w:cs="Jost"/>
+                <w:b/>
+                <w:bCs/>
+                <w:color w:val="12171D"/>
+                <w:sz w:val="17"/>
+                <w:szCs w:val="17"/>
+                <w:lang w:val="en-GB"/>
+              </w:rPr>
+              <w:t xml:space="preserve">SUPPLIER AND CUSTOMER</w:t>
+            </w:r>
+          </w:p>
+        </w:tc>
+        <w:tc>
+          <w:tcPr>
+            <w:tcW w:w="5000" w:type="dxa"/>
+            <w:gridSpan w:val="2"/>
+            <w:shd w:val="clear" w:color="auto" w:fill="BCACA7"/>
+            <w:vAlign w:val="center"/>
+          </w:tcPr>
+          <w:p>
+            <w:pPr>
+              <w:keepNext/>
               <w:bidi w:val="1"/>
-              <w:jc w:val="right"/>
-              <w:spacing w:before="0" w:after="0" w:line="250" w:lineRule="auto"/>
+              <w:spacing w:before="0" w:after="0" w:line="250" w:lineRule="auto"/>
+              <w:jc w:val="left"/>
             </w:pPr>
             <w:r>
               <w:rPr>
                 <w:rFonts w:ascii="Noto Sans Arabic" w:hAnsi="Noto Sans Arabic" w:eastAsia="Noto Sans Arabic" w:cs="Noto Sans Arabic"/>
                 <w:b/>
                 <w:bCs/>
-                <w:rtl w:val="1"/>
                 <w:color w:val="12171D"/>
                 <w:sz w:val="16"/>
                 <w:szCs w:val="16"/>
-                <w:lang w:val="ar-SA" w:eastAsia="ar-SA"/>
-              </w:rPr>
-              <w:t xml:space="preserve">المورد / الجهة المصدرة</w:t>
-            </w:r>
-          </w:p>
-        </w:tc>
-        <w:tc>
-          <w:tcPr>
-            <w:tcW w:w="3350" w:type="dxa"/>
-            <w:tcBorders>
-              <w:bottom w:val="single" w:sz="4" w:space="0" w:color="BCACA7"/>
-            </w:tcBorders>
-            <w:vAlign w:val="center"/>
-          </w:tcPr>
-          <w:p>
-            <w:pPr>
-              <w:jc w:val="left"/>
-              <w:spacing w:before="0" w:after="0" w:line="250" w:lineRule="auto"/>
-            </w:pPr>
-            <w:r>
-              <w:rPr>
-                <w:rFonts w:ascii="Inter" w:hAnsi="Inter" w:eastAsia="Inter" w:cs="Inter"/>
-                <w:i/>
-                <w:iCs/>
-                <w:color w:val="12171D"/>
-                <w:sz w:val="18"/>
-                <w:szCs w:val="18"/>
-                <w:lang w:val="en-GB"/>
-              </w:rPr>
-              <w:t xml:space="preserve">[Registered Entity Name]</w:t>
-            </w:r>
-          </w:p>
-        </w:tc>
-        <w:tc>
-          <w:tcPr>
-            <w:tcW w:w="1650" w:type="dxa"/>
-            <w:shd w:val="clear" w:color="auto" w:fill="F4F1F0"/>
-            <w:tcBorders>
-              <w:bottom w:val="single" w:sz="4" w:space="0" w:color="BCACA7"/>
-            </w:tcBorders>
-            <w:vAlign w:val="center"/>
-          </w:tcPr>
-          <w:p>
-            <w:pPr>
-              <w:jc w:val="left"/>
-              <w:spacing w:before="0" w:after="12" w:line="250" w:lineRule="auto"/>
-            </w:pPr>
-            <w:r>
-              <w:rPr>
-                <w:rFonts w:ascii="Inter" w:hAnsi="Inter" w:eastAsia="Inter" w:cs="Inter"/>
-                <w:b/>
-                <w:bCs/>
-                <w:color w:val="12171D"/>
-                <w:sz w:val="15"/>
-                <w:szCs w:val="15"/>
-                <w:lang w:val="en-GB"/>
-              </w:rPr>
-              <w:t xml:space="preserve">SUPPLIER ADDRESS</w:t>
-            </w:r>
-          </w:p>
-          <w:p>
-            <w:pPr>
-              <w:bidi w:val="1"/>
-              <w:jc w:val="right"/>
-              <w:spacing w:before="0" w:after="0" w:line="250" w:lineRule="auto"/>
-            </w:pPr>
-            <w:r>
-              <w:rPr>
-                <w:rFonts w:ascii="Noto Sans Arabic" w:hAnsi="Noto Sans Arabic" w:eastAsia="Noto Sans Arabic" w:cs="Noto Sans Arabic"/>
-                <w:b/>
-                <w:bCs/>
                 <w:rtl w:val="1"/>
-                <w:color w:val="12171D"/>
-                <w:sz w:val="16"/>
-                <w:szCs w:val="16"/>
-                <w:lang w:val="ar-SA" w:eastAsia="ar-SA"/>
-              </w:rPr>
-              <w:t xml:space="preserve">عنوان المورد</w:t>
-            </w:r>
-          </w:p>
-        </w:tc>
-        <w:tc>
-          <w:tcPr>
-            <w:tcW w:w="3350" w:type="dxa"/>
-            <w:tcBorders>
-              <w:bottom w:val="single" w:sz="4" w:space="0" w:color="BCACA7"/>
-            </w:tcBorders>
-            <w:vAlign w:val="center"/>
-          </w:tcPr>
-          <w:p>
-            <w:pPr>
-              <w:jc w:val="left"/>
-              <w:spacing w:before="0" w:after="0" w:line="250" w:lineRule="auto"/>
-            </w:pPr>
-            <w:r>
-              <w:rPr>
-                <w:rFonts w:ascii="Inter" w:hAnsi="Inter" w:eastAsia="Inter" w:cs="Inter"/>
-                <w:i/>
-                <w:iCs/>
-                <w:color w:val="12171D"/>
-                <w:sz w:val="18"/>
-                <w:szCs w:val="18"/>
-                <w:lang w:val="en-GB"/>
-              </w:rPr>
-              <w:t xml:space="preserve">[Company Address]</w:t>
+                <w:lang w:val="ar-SA" w:bidi="ar-SA"/>
+              </w:rPr>
+              <w:t xml:space="preserve">المورد والعميل</w:t>
             </w:r>
           </w:p>
         </w:tc>
@@ -905,16 +732,17 @@
         <w:tc>
           <w:tcPr>
             <w:tcW w:w="1650" w:type="dxa"/>
+            <w:tcBorders>
+              <w:bottom w:val="single" w:sz="4" w:space="0" w:color="BCACA7"/>
+            </w:tcBorders>
             <w:shd w:val="clear" w:color="auto" w:fill="F4F1F0"/>
-            <w:tcBorders>
-              <w:bottom w:val="single" w:sz="4" w:space="0" w:color="BCACA7"/>
-            </w:tcBorders>
-            <w:vAlign w:val="center"/>
-          </w:tcPr>
-          <w:p>
-            <w:pPr>
-              <w:jc w:val="left"/>
+            <w:vAlign w:val="center"/>
+          </w:tcPr>
+          <w:p>
+            <w:pPr>
+              <w:keepNext/>
               <w:spacing w:before="0" w:after="12" w:line="250" w:lineRule="auto"/>
+              <w:jc w:val="left"/>
             </w:pPr>
             <w:r>
               <w:rPr>
@@ -926,27 +754,26 @@
                 <w:szCs w:val="15"/>
                 <w:lang w:val="en-GB"/>
               </w:rPr>
-              <w:t xml:space="preserve">CUSTOMER</w:t>
-            </w:r>
-          </w:p>
-          <w:p>
-            <w:pPr>
+              <w:t xml:space="preserve">SUPPLIER / ISSUER</w:t>
+            </w:r>
+          </w:p>
+          <w:p>
+            <w:pPr>
+              <w:keepNext/>
               <w:bidi w:val="1"/>
-              <w:jc w:val="right"/>
-              <w:spacing w:before="0" w:after="0" w:line="250" w:lineRule="auto"/>
+              <w:spacing w:before="0" w:after="0" w:line="250" w:lineRule="auto"/>
+              <w:jc w:val="left"/>
             </w:pPr>
             <w:r>
               <w:rPr>
                 <w:rFonts w:ascii="Noto Sans Arabic" w:hAnsi="Noto Sans Arabic" w:eastAsia="Noto Sans Arabic" w:cs="Noto Sans Arabic"/>
-                <w:b/>
-                <w:bCs/>
-                <w:rtl w:val="1"/>
                 <w:color w:val="12171D"/>
                 <w:sz w:val="16"/>
                 <w:szCs w:val="16"/>
-                <w:lang w:val="ar-SA" w:eastAsia="ar-SA"/>
-              </w:rPr>
-              <w:t xml:space="preserve">العميل</w:t>
+                <w:rtl w:val="1"/>
+                <w:lang w:val="ar-SA" w:bidi="ar-SA"/>
+              </w:rPr>
+              <w:t xml:space="preserve">المورد / الجهة المصدرة</w:t>
             </w:r>
           </w:p>
         </w:tc>
@@ -960,8 +787,9 @@
           </w:tcPr>
           <w:p>
             <w:pPr>
-              <w:jc w:val="left"/>
-              <w:spacing w:before="0" w:after="0" w:line="250" w:lineRule="auto"/>
+              <w:keepNext/>
+              <w:spacing w:before="0" w:after="0" w:line="250" w:lineRule="auto"/>
+              <w:jc w:val="left"/>
             </w:pPr>
             <w:r>
               <w:rPr>
@@ -973,23 +801,24 @@
                 <w:szCs w:val="18"/>
                 <w:lang w:val="en-GB"/>
               </w:rPr>
-              <w:t xml:space="preserve">[Customer Legal Name]</w:t>
+              <w:t xml:space="preserve">[Registered Entity Name]</w:t>
             </w:r>
           </w:p>
         </w:tc>
         <w:tc>
           <w:tcPr>
             <w:tcW w:w="1650" w:type="dxa"/>
+            <w:tcBorders>
+              <w:bottom w:val="single" w:sz="4" w:space="0" w:color="BCACA7"/>
+            </w:tcBorders>
             <w:shd w:val="clear" w:color="auto" w:fill="F4F1F0"/>
-            <w:tcBorders>
-              <w:bottom w:val="single" w:sz="4" w:space="0" w:color="BCACA7"/>
-            </w:tcBorders>
-            <w:vAlign w:val="center"/>
-          </w:tcPr>
-          <w:p>
-            <w:pPr>
-              <w:jc w:val="left"/>
+            <w:vAlign w:val="center"/>
+          </w:tcPr>
+          <w:p>
+            <w:pPr>
+              <w:keepNext/>
               <w:spacing w:before="0" w:after="12" w:line="250" w:lineRule="auto"/>
+              <w:jc w:val="left"/>
             </w:pPr>
             <w:r>
               <w:rPr>
@@ -1001,27 +830,26 @@
                 <w:szCs w:val="15"/>
                 <w:lang w:val="en-GB"/>
               </w:rPr>
-              <w:t xml:space="preserve">BILLING ADDRESS</w:t>
-            </w:r>
-          </w:p>
-          <w:p>
-            <w:pPr>
+              <w:t xml:space="preserve">SUPPLIER ADDRESS</w:t>
+            </w:r>
+          </w:p>
+          <w:p>
+            <w:pPr>
+              <w:keepNext/>
               <w:bidi w:val="1"/>
-              <w:jc w:val="right"/>
-              <w:spacing w:before="0" w:after="0" w:line="250" w:lineRule="auto"/>
+              <w:spacing w:before="0" w:after="0" w:line="250" w:lineRule="auto"/>
+              <w:jc w:val="left"/>
             </w:pPr>
             <w:r>
               <w:rPr>
                 <w:rFonts w:ascii="Noto Sans Arabic" w:hAnsi="Noto Sans Arabic" w:eastAsia="Noto Sans Arabic" w:cs="Noto Sans Arabic"/>
-                <w:b/>
-                <w:bCs/>
-                <w:rtl w:val="1"/>
                 <w:color w:val="12171D"/>
                 <w:sz w:val="16"/>
                 <w:szCs w:val="16"/>
-                <w:lang w:val="ar-SA" w:eastAsia="ar-SA"/>
-              </w:rPr>
-              <w:t xml:space="preserve">عنوان الفاتورة</w:t>
+                <w:rtl w:val="1"/>
+                <w:lang w:val="ar-SA" w:bidi="ar-SA"/>
+              </w:rPr>
+              <w:t xml:space="preserve">عنوان المورد</w:t>
             </w:r>
           </w:p>
         </w:tc>
@@ -1035,8 +863,9 @@
           </w:tcPr>
           <w:p>
             <w:pPr>
-              <w:jc w:val="left"/>
-              <w:spacing w:before="0" w:after="0" w:line="250" w:lineRule="auto"/>
+              <w:keepNext/>
+              <w:spacing w:before="0" w:after="0" w:line="250" w:lineRule="auto"/>
+              <w:jc w:val="left"/>
             </w:pPr>
             <w:r>
               <w:rPr>
@@ -1048,7 +877,7 @@
                 <w:szCs w:val="18"/>
                 <w:lang w:val="en-GB"/>
               </w:rPr>
-              <w:t xml:space="preserve">[Customer Billing Address]</w:t>
+              <w:t xml:space="preserve">[Company Address]</w:t>
             </w:r>
           </w:p>
         </w:tc>
@@ -1060,16 +889,17 @@
         <w:tc>
           <w:tcPr>
             <w:tcW w:w="1650" w:type="dxa"/>
+            <w:tcBorders>
+              <w:bottom w:val="single" w:sz="4" w:space="0" w:color="BCACA7"/>
+            </w:tcBorders>
             <w:shd w:val="clear" w:color="auto" w:fill="F4F1F0"/>
-            <w:tcBorders>
-              <w:bottom w:val="single" w:sz="4" w:space="0" w:color="BCACA7"/>
-            </w:tcBorders>
-            <w:vAlign w:val="center"/>
-          </w:tcPr>
-          <w:p>
-            <w:pPr>
-              <w:jc w:val="left"/>
+            <w:vAlign w:val="center"/>
+          </w:tcPr>
+          <w:p>
+            <w:pPr>
+              <w:keepNext/>
               <w:spacing w:before="0" w:after="12" w:line="250" w:lineRule="auto"/>
+              <w:jc w:val="left"/>
             </w:pPr>
             <w:r>
               <w:rPr>
@@ -1081,27 +911,26 @@
                 <w:szCs w:val="15"/>
                 <w:lang w:val="en-GB"/>
               </w:rPr>
-              <w:t xml:space="preserve">CUSTOMER EMAIL</w:t>
-            </w:r>
-          </w:p>
-          <w:p>
-            <w:pPr>
+              <w:t xml:space="preserve">SUPPLIER TAX IDENTIFIER</w:t>
+            </w:r>
+          </w:p>
+          <w:p>
+            <w:pPr>
+              <w:keepNext/>
               <w:bidi w:val="1"/>
-              <w:jc w:val="right"/>
-              <w:spacing w:before="0" w:after="0" w:line="250" w:lineRule="auto"/>
+              <w:spacing w:before="0" w:after="0" w:line="250" w:lineRule="auto"/>
+              <w:jc w:val="left"/>
             </w:pPr>
             <w:r>
               <w:rPr>
                 <w:rFonts w:ascii="Noto Sans Arabic" w:hAnsi="Noto Sans Arabic" w:eastAsia="Noto Sans Arabic" w:cs="Noto Sans Arabic"/>
-                <w:b/>
-                <w:bCs/>
-                <w:rtl w:val="1"/>
                 <w:color w:val="12171D"/>
                 <w:sz w:val="16"/>
                 <w:szCs w:val="16"/>
-                <w:lang w:val="ar-SA" w:eastAsia="ar-SA"/>
-              </w:rPr>
-              <w:t xml:space="preserve">بريد العميل</w:t>
+                <w:rtl w:val="1"/>
+                <w:lang w:val="ar-SA" w:bidi="ar-SA"/>
+              </w:rPr>
+              <w:t xml:space="preserve">الرقم الضريبي للمورد</w:t>
             </w:r>
           </w:p>
         </w:tc>
@@ -1115,8 +944,9 @@
           </w:tcPr>
           <w:p>
             <w:pPr>
-              <w:jc w:val="left"/>
-              <w:spacing w:before="0" w:after="0" w:line="250" w:lineRule="auto"/>
+              <w:keepNext/>
+              <w:spacing w:before="0" w:after="0" w:line="250" w:lineRule="auto"/>
+              <w:jc w:val="left"/>
             </w:pPr>
             <w:r>
               <w:rPr>
@@ -1128,23 +958,24 @@
                 <w:szCs w:val="18"/>
                 <w:lang w:val="en-GB"/>
               </w:rPr>
-              <w:t xml:space="preserve">[Customer Email]</w:t>
+              <w:t xml:space="preserve">[Supplier Tax Identifier, if applicable]</w:t>
             </w:r>
           </w:p>
         </w:tc>
         <w:tc>
           <w:tcPr>
             <w:tcW w:w="1650" w:type="dxa"/>
+            <w:tcBorders>
+              <w:bottom w:val="single" w:sz="4" w:space="0" w:color="BCACA7"/>
+            </w:tcBorders>
             <w:shd w:val="clear" w:color="auto" w:fill="F4F1F0"/>
-            <w:tcBorders>
-              <w:bottom w:val="single" w:sz="4" w:space="0" w:color="BCACA7"/>
-            </w:tcBorders>
-            <w:vAlign w:val="center"/>
-          </w:tcPr>
-          <w:p>
-            <w:pPr>
-              <w:jc w:val="left"/>
+            <w:vAlign w:val="center"/>
+          </w:tcPr>
+          <w:p>
+            <w:pPr>
+              <w:keepNext/>
               <w:spacing w:before="0" w:after="12" w:line="250" w:lineRule="auto"/>
+              <w:jc w:val="left"/>
             </w:pPr>
             <w:r>
               <w:rPr>
@@ -1156,27 +987,26 @@
                 <w:szCs w:val="15"/>
                 <w:lang w:val="en-GB"/>
               </w:rPr>
-              <w:t xml:space="preserve">TAX IDENTIFIER</w:t>
-            </w:r>
-          </w:p>
-          <w:p>
-            <w:pPr>
+              <w:t xml:space="preserve">SUPPLIER CONTACT</w:t>
+            </w:r>
+          </w:p>
+          <w:p>
+            <w:pPr>
+              <w:keepNext/>
               <w:bidi w:val="1"/>
-              <w:jc w:val="right"/>
-              <w:spacing w:before="0" w:after="0" w:line="250" w:lineRule="auto"/>
+              <w:spacing w:before="0" w:after="0" w:line="250" w:lineRule="auto"/>
+              <w:jc w:val="left"/>
             </w:pPr>
             <w:r>
               <w:rPr>
                 <w:rFonts w:ascii="Noto Sans Arabic" w:hAnsi="Noto Sans Arabic" w:eastAsia="Noto Sans Arabic" w:cs="Noto Sans Arabic"/>
-                <w:b/>
-                <w:bCs/>
-                <w:rtl w:val="1"/>
                 <w:color w:val="12171D"/>
                 <w:sz w:val="16"/>
                 <w:szCs w:val="16"/>
-                <w:lang w:val="ar-SA" w:eastAsia="ar-SA"/>
-              </w:rPr>
-              <w:t xml:space="preserve">الرقم الضريبي</w:t>
+                <w:rtl w:val="1"/>
+                <w:lang w:val="ar-SA" w:bidi="ar-SA"/>
+              </w:rPr>
+              <w:t xml:space="preserve">جهة التواصل لدى المورد</w:t>
             </w:r>
           </w:p>
         </w:tc>
@@ -1190,8 +1020,9 @@
           </w:tcPr>
           <w:p>
             <w:pPr>
-              <w:jc w:val="left"/>
-              <w:spacing w:before="0" w:after="0" w:line="250" w:lineRule="auto"/>
+              <w:keepNext/>
+              <w:spacing w:before="0" w:after="0" w:line="250" w:lineRule="auto"/>
+              <w:jc w:val="left"/>
             </w:pPr>
             <w:r>
               <w:rPr>
@@ -1203,92 +1034,489 @@
                 <w:szCs w:val="18"/>
                 <w:lang w:val="en-GB"/>
               </w:rPr>
-              <w:t xml:space="preserve">[Tax Identifier, if applicable]</w:t>
+              <w:t xml:space="preserve">[Supplier Contact]</w:t>
             </w:r>
           </w:p>
         </w:tc>
       </w:tr>
-    </w:tbl>
-    <w:tbl>
-      <w:tblPr>
-        <w:tblW w:w="10000" w:type="dxa"/>
-        <w:tblLayout w:type="fixed"/>
-        <w:tblBorders>
-          <w:top w:val="nil"/>
-          <w:left w:val="nil"/>
-          <w:bottom w:val="nil"/>
-          <w:right w:val="nil"/>
-          <w:insideH w:val="nil"/>
-          <w:insideV w:val="nil"/>
-        </w:tblBorders>
-        <w:tblCellMar>
-          <w:top w:w="75" w:type="dxa"/>
-          <w:left w:w="85" w:type="dxa"/>
-          <w:bottom w:w="75" w:type="dxa"/>
-          <w:right w:w="85" w:type="dxa"/>
-        </w:tblCellMar>
-        <w:tblLook w:firstRow="1" w:lastRow="0" w:firstColumn="0" w:lastColumn="0" w:noHBand="0" w:noVBand="1"/>
-      </w:tblPr>
-      <w:tblGrid>
-        <w:gridCol w:w="10000"/>
-      </w:tblGrid>
       <w:tr>
         <w:trPr>
           <w:cantSplit/>
         </w:trPr>
         <w:tc>
           <w:tcPr>
-            <w:tcW w:w="10000" w:type="dxa"/>
-            <w:shd w:val="clear" w:color="auto" w:fill="BCACA7"/>
-            <w:vAlign w:val="center"/>
-          </w:tcPr>
-          <w:p>
-            <w:pPr>
-              <w:jc w:val="left"/>
-              <w:spacing w:before="0" w:after="4" w:line="250" w:lineRule="auto"/>
-              <w:keepNext/>
-            </w:pPr>
-            <w:r>
-              <w:rPr>
-                <w:rFonts w:ascii="Jost" w:hAnsi="Jost" w:eastAsia="Jost" w:cs="Jost"/>
-                <w:b/>
-                <w:bCs/>
-                <w:color w:val="12171D"/>
-                <w:sz w:val="17"/>
-                <w:szCs w:val="17"/>
-                <w:lang w:val="en-GB"/>
-              </w:rPr>
-              <w:t xml:space="preserve">ITEMS OR SERVICES</w:t>
-            </w:r>
-          </w:p>
-          <w:p>
-            <w:pPr>
+            <w:tcW w:w="1650" w:type="dxa"/>
+            <w:tcBorders>
+              <w:bottom w:val="single" w:sz="4" w:space="0" w:color="BCACA7"/>
+            </w:tcBorders>
+            <w:shd w:val="clear" w:color="auto" w:fill="F4F1F0"/>
+            <w:vAlign w:val="center"/>
+          </w:tcPr>
+          <w:p>
+            <w:pPr>
+              <w:keepNext/>
+              <w:spacing w:before="0" w:after="12" w:line="250" w:lineRule="auto"/>
+              <w:jc w:val="left"/>
+            </w:pPr>
+            <w:r>
+              <w:rPr>
+                <w:rFonts w:ascii="Inter" w:hAnsi="Inter" w:eastAsia="Inter" w:cs="Inter"/>
+                <w:b/>
+                <w:bCs/>
+                <w:color w:val="12171D"/>
+                <w:sz w:val="15"/>
+                <w:szCs w:val="15"/>
+                <w:lang w:val="en-GB"/>
+              </w:rPr>
+              <w:t xml:space="preserve">SUPPLIER EMAIL</w:t>
+            </w:r>
+          </w:p>
+          <w:p>
+            <w:pPr>
+              <w:keepNext/>
               <w:bidi w:val="1"/>
-              <w:jc w:val="right"/>
-              <w:spacing w:before="0" w:after="0" w:line="250" w:lineRule="auto"/>
-              <w:keepNext/>
+              <w:spacing w:before="0" w:after="0" w:line="250" w:lineRule="auto"/>
+              <w:jc w:val="left"/>
             </w:pPr>
             <w:r>
               <w:rPr>
                 <w:rFonts w:ascii="Noto Sans Arabic" w:hAnsi="Noto Sans Arabic" w:eastAsia="Noto Sans Arabic" w:cs="Noto Sans Arabic"/>
-                <w:b/>
-                <w:bCs/>
-                <w:rtl w:val="1"/>
                 <w:color w:val="12171D"/>
                 <w:sz w:val="16"/>
                 <w:szCs w:val="16"/>
-                <w:lang w:val="ar-SA" w:eastAsia="ar-SA"/>
-              </w:rPr>
-              <w:t xml:space="preserve">البنود أو الخدمات</w:t>
+                <w:rtl w:val="1"/>
+                <w:lang w:val="ar-SA" w:bidi="ar-SA"/>
+              </w:rPr>
+              <w:t xml:space="preserve">بريد المورد</w:t>
+            </w:r>
+          </w:p>
+        </w:tc>
+        <w:tc>
+          <w:tcPr>
+            <w:tcW w:w="3350" w:type="dxa"/>
+            <w:tcBorders>
+              <w:bottom w:val="single" w:sz="4" w:space="0" w:color="BCACA7"/>
+            </w:tcBorders>
+            <w:vAlign w:val="center"/>
+          </w:tcPr>
+          <w:p>
+            <w:pPr>
+              <w:keepNext/>
+              <w:spacing w:before="0" w:after="0" w:line="250" w:lineRule="auto"/>
+              <w:jc w:val="left"/>
+            </w:pPr>
+            <w:r>
+              <w:rPr>
+                <w:rFonts w:ascii="Inter" w:hAnsi="Inter" w:eastAsia="Inter" w:cs="Inter"/>
+                <w:i/>
+                <w:iCs/>
+                <w:color w:val="12171D"/>
+                <w:sz w:val="18"/>
+                <w:szCs w:val="18"/>
+                <w:lang w:val="en-GB"/>
+              </w:rPr>
+              <w:t xml:space="preserve">[Supplier Email]</w:t>
+            </w:r>
+          </w:p>
+        </w:tc>
+        <w:tc>
+          <w:tcPr>
+            <w:tcW w:w="1650" w:type="dxa"/>
+            <w:tcBorders>
+              <w:bottom w:val="single" w:sz="4" w:space="0" w:color="BCACA7"/>
+            </w:tcBorders>
+            <w:shd w:val="clear" w:color="auto" w:fill="F4F1F0"/>
+            <w:vAlign w:val="center"/>
+          </w:tcPr>
+          <w:p>
+            <w:pPr>
+              <w:keepNext/>
+              <w:spacing w:before="0" w:after="12" w:line="250" w:lineRule="auto"/>
+              <w:jc w:val="left"/>
+            </w:pPr>
+            <w:r>
+              <w:rPr>
+                <w:rFonts w:ascii="Inter" w:hAnsi="Inter" w:eastAsia="Inter" w:cs="Inter"/>
+                <w:b/>
+                <w:bCs/>
+                <w:color w:val="12171D"/>
+                <w:sz w:val="15"/>
+                <w:szCs w:val="15"/>
+                <w:lang w:val="en-GB"/>
+              </w:rPr>
+              <w:t xml:space="preserve">SUPPLIER PHONE</w:t>
+            </w:r>
+          </w:p>
+          <w:p>
+            <w:pPr>
+              <w:keepNext/>
+              <w:bidi w:val="1"/>
+              <w:spacing w:before="0" w:after="0" w:line="250" w:lineRule="auto"/>
+              <w:jc w:val="left"/>
+            </w:pPr>
+            <w:r>
+              <w:rPr>
+                <w:rFonts w:ascii="Noto Sans Arabic" w:hAnsi="Noto Sans Arabic" w:eastAsia="Noto Sans Arabic" w:cs="Noto Sans Arabic"/>
+                <w:color w:val="12171D"/>
+                <w:sz w:val="16"/>
+                <w:szCs w:val="16"/>
+                <w:rtl w:val="1"/>
+                <w:lang w:val="ar-SA" w:bidi="ar-SA"/>
+              </w:rPr>
+              <w:t xml:space="preserve">هاتف المورد</w:t>
+            </w:r>
+          </w:p>
+        </w:tc>
+        <w:tc>
+          <w:tcPr>
+            <w:tcW w:w="3350" w:type="dxa"/>
+            <w:tcBorders>
+              <w:bottom w:val="single" w:sz="4" w:space="0" w:color="BCACA7"/>
+            </w:tcBorders>
+            <w:vAlign w:val="center"/>
+          </w:tcPr>
+          <w:p>
+            <w:pPr>
+              <w:keepNext/>
+              <w:spacing w:before="0" w:after="0" w:line="250" w:lineRule="auto"/>
+              <w:jc w:val="left"/>
+            </w:pPr>
+            <w:r>
+              <w:rPr>
+                <w:rFonts w:ascii="Inter" w:hAnsi="Inter" w:eastAsia="Inter" w:cs="Inter"/>
+                <w:i/>
+                <w:iCs/>
+                <w:color w:val="12171D"/>
+                <w:sz w:val="18"/>
+                <w:szCs w:val="18"/>
+                <w:lang w:val="en-GB"/>
+              </w:rPr>
+              <w:t xml:space="preserve">[Supplier Phone]</w:t>
+            </w:r>
+          </w:p>
+        </w:tc>
+      </w:tr>
+      <w:tr>
+        <w:trPr>
+          <w:cantSplit/>
+        </w:trPr>
+        <w:tc>
+          <w:tcPr>
+            <w:tcW w:w="1650" w:type="dxa"/>
+            <w:tcBorders>
+              <w:bottom w:val="single" w:sz="4" w:space="0" w:color="BCACA7"/>
+            </w:tcBorders>
+            <w:shd w:val="clear" w:color="auto" w:fill="F4F1F0"/>
+            <w:vAlign w:val="center"/>
+          </w:tcPr>
+          <w:p>
+            <w:pPr>
+              <w:keepNext/>
+              <w:spacing w:before="0" w:after="12" w:line="250" w:lineRule="auto"/>
+              <w:jc w:val="left"/>
+            </w:pPr>
+            <w:r>
+              <w:rPr>
+                <w:rFonts w:ascii="Inter" w:hAnsi="Inter" w:eastAsia="Inter" w:cs="Inter"/>
+                <w:b/>
+                <w:bCs/>
+                <w:color w:val="12171D"/>
+                <w:sz w:val="15"/>
+                <w:szCs w:val="15"/>
+                <w:lang w:val="en-GB"/>
+              </w:rPr>
+              <w:t xml:space="preserve">CUSTOMER</w:t>
+            </w:r>
+          </w:p>
+          <w:p>
+            <w:pPr>
+              <w:keepNext/>
+              <w:bidi w:val="1"/>
+              <w:spacing w:before="0" w:after="0" w:line="250" w:lineRule="auto"/>
+              <w:jc w:val="left"/>
+            </w:pPr>
+            <w:r>
+              <w:rPr>
+                <w:rFonts w:ascii="Noto Sans Arabic" w:hAnsi="Noto Sans Arabic" w:eastAsia="Noto Sans Arabic" w:cs="Noto Sans Arabic"/>
+                <w:color w:val="12171D"/>
+                <w:sz w:val="16"/>
+                <w:szCs w:val="16"/>
+                <w:rtl w:val="1"/>
+                <w:lang w:val="ar-SA" w:bidi="ar-SA"/>
+              </w:rPr>
+              <w:t xml:space="preserve">العميل</w:t>
+            </w:r>
+          </w:p>
+        </w:tc>
+        <w:tc>
+          <w:tcPr>
+            <w:tcW w:w="3350" w:type="dxa"/>
+            <w:tcBorders>
+              <w:bottom w:val="single" w:sz="4" w:space="0" w:color="BCACA7"/>
+            </w:tcBorders>
+            <w:vAlign w:val="center"/>
+          </w:tcPr>
+          <w:p>
+            <w:pPr>
+              <w:keepNext/>
+              <w:spacing w:before="0" w:after="0" w:line="250" w:lineRule="auto"/>
+              <w:jc w:val="left"/>
+            </w:pPr>
+            <w:r>
+              <w:rPr>
+                <w:rFonts w:ascii="Inter" w:hAnsi="Inter" w:eastAsia="Inter" w:cs="Inter"/>
+                <w:i/>
+                <w:iCs/>
+                <w:color w:val="12171D"/>
+                <w:sz w:val="18"/>
+                <w:szCs w:val="18"/>
+                <w:lang w:val="en-GB"/>
+              </w:rPr>
+              <w:t xml:space="preserve">[Customer Legal Name]</w:t>
+            </w:r>
+          </w:p>
+        </w:tc>
+        <w:tc>
+          <w:tcPr>
+            <w:tcW w:w="1650" w:type="dxa"/>
+            <w:tcBorders>
+              <w:bottom w:val="single" w:sz="4" w:space="0" w:color="BCACA7"/>
+            </w:tcBorders>
+            <w:shd w:val="clear" w:color="auto" w:fill="F4F1F0"/>
+            <w:vAlign w:val="center"/>
+          </w:tcPr>
+          <w:p>
+            <w:pPr>
+              <w:keepNext/>
+              <w:spacing w:before="0" w:after="12" w:line="250" w:lineRule="auto"/>
+              <w:jc w:val="left"/>
+            </w:pPr>
+            <w:r>
+              <w:rPr>
+                <w:rFonts w:ascii="Inter" w:hAnsi="Inter" w:eastAsia="Inter" w:cs="Inter"/>
+                <w:b/>
+                <w:bCs/>
+                <w:color w:val="12171D"/>
+                <w:sz w:val="15"/>
+                <w:szCs w:val="15"/>
+                <w:lang w:val="en-GB"/>
+              </w:rPr>
+              <w:t xml:space="preserve">BILLING ADDRESS</w:t>
+            </w:r>
+          </w:p>
+          <w:p>
+            <w:pPr>
+              <w:keepNext/>
+              <w:bidi w:val="1"/>
+              <w:spacing w:before="0" w:after="0" w:line="250" w:lineRule="auto"/>
+              <w:jc w:val="left"/>
+            </w:pPr>
+            <w:r>
+              <w:rPr>
+                <w:rFonts w:ascii="Noto Sans Arabic" w:hAnsi="Noto Sans Arabic" w:eastAsia="Noto Sans Arabic" w:cs="Noto Sans Arabic"/>
+                <w:color w:val="12171D"/>
+                <w:sz w:val="16"/>
+                <w:szCs w:val="16"/>
+                <w:rtl w:val="1"/>
+                <w:lang w:val="ar-SA" w:bidi="ar-SA"/>
+              </w:rPr>
+              <w:t xml:space="preserve">عنوان الفاتورة</w:t>
+            </w:r>
+          </w:p>
+        </w:tc>
+        <w:tc>
+          <w:tcPr>
+            <w:tcW w:w="3350" w:type="dxa"/>
+            <w:tcBorders>
+              <w:bottom w:val="single" w:sz="4" w:space="0" w:color="BCACA7"/>
+            </w:tcBorders>
+            <w:vAlign w:val="center"/>
+          </w:tcPr>
+          <w:p>
+            <w:pPr>
+              <w:keepNext/>
+              <w:spacing w:before="0" w:after="0" w:line="250" w:lineRule="auto"/>
+              <w:jc w:val="left"/>
+            </w:pPr>
+            <w:r>
+              <w:rPr>
+                <w:rFonts w:ascii="Inter" w:hAnsi="Inter" w:eastAsia="Inter" w:cs="Inter"/>
+                <w:i/>
+                <w:iCs/>
+                <w:color w:val="12171D"/>
+                <w:sz w:val="18"/>
+                <w:szCs w:val="18"/>
+                <w:lang w:val="en-GB"/>
+              </w:rPr>
+              <w:t xml:space="preserve">[Customer Billing Address]</w:t>
+            </w:r>
+          </w:p>
+        </w:tc>
+      </w:tr>
+      <w:tr>
+        <w:trPr>
+          <w:cantSplit/>
+        </w:trPr>
+        <w:tc>
+          <w:tcPr>
+            <w:tcW w:w="1650" w:type="dxa"/>
+            <w:tcBorders>
+              <w:bottom w:val="single" w:sz="4" w:space="0" w:color="BCACA7"/>
+            </w:tcBorders>
+            <w:shd w:val="clear" w:color="auto" w:fill="F4F1F0"/>
+            <w:vAlign w:val="center"/>
+          </w:tcPr>
+          <w:p>
+            <w:pPr>
+              <w:spacing w:before="0" w:after="12" w:line="250" w:lineRule="auto"/>
+              <w:jc w:val="left"/>
+            </w:pPr>
+            <w:r>
+              <w:rPr>
+                <w:rFonts w:ascii="Inter" w:hAnsi="Inter" w:eastAsia="Inter" w:cs="Inter"/>
+                <w:b/>
+                <w:bCs/>
+                <w:color w:val="12171D"/>
+                <w:sz w:val="15"/>
+                <w:szCs w:val="15"/>
+                <w:lang w:val="en-GB"/>
+              </w:rPr>
+              <w:t xml:space="preserve">CUSTOMER EMAIL</w:t>
+            </w:r>
+          </w:p>
+          <w:p>
+            <w:pPr>
+              <w:bidi w:val="1"/>
+              <w:spacing w:before="0" w:after="0" w:line="250" w:lineRule="auto"/>
+              <w:jc w:val="left"/>
+            </w:pPr>
+            <w:r>
+              <w:rPr>
+                <w:rFonts w:ascii="Noto Sans Arabic" w:hAnsi="Noto Sans Arabic" w:eastAsia="Noto Sans Arabic" w:cs="Noto Sans Arabic"/>
+                <w:color w:val="12171D"/>
+                <w:sz w:val="16"/>
+                <w:szCs w:val="16"/>
+                <w:rtl w:val="1"/>
+                <w:lang w:val="ar-SA" w:bidi="ar-SA"/>
+              </w:rPr>
+              <w:t xml:space="preserve">بريد العميل</w:t>
+            </w:r>
+          </w:p>
+        </w:tc>
+        <w:tc>
+          <w:tcPr>
+            <w:tcW w:w="3350" w:type="dxa"/>
+            <w:tcBorders>
+              <w:bottom w:val="single" w:sz="4" w:space="0" w:color="BCACA7"/>
+            </w:tcBorders>
+            <w:vAlign w:val="center"/>
+          </w:tcPr>
+          <w:p>
+            <w:pPr>
+              <w:spacing w:before="0" w:after="0" w:line="250" w:lineRule="auto"/>
+              <w:jc w:val="left"/>
+            </w:pPr>
+            <w:r>
+              <w:rPr>
+                <w:rFonts w:ascii="Inter" w:hAnsi="Inter" w:eastAsia="Inter" w:cs="Inter"/>
+                <w:i/>
+                <w:iCs/>
+                <w:color w:val="12171D"/>
+                <w:sz w:val="18"/>
+                <w:szCs w:val="18"/>
+                <w:lang w:val="en-GB"/>
+              </w:rPr>
+              <w:t xml:space="preserve">[Customer Email]</w:t>
+            </w:r>
+          </w:p>
+        </w:tc>
+        <w:tc>
+          <w:tcPr>
+            <w:tcW w:w="1650" w:type="dxa"/>
+            <w:tcBorders>
+              <w:bottom w:val="single" w:sz="4" w:space="0" w:color="BCACA7"/>
+            </w:tcBorders>
+            <w:shd w:val="clear" w:color="auto" w:fill="F4F1F0"/>
+            <w:vAlign w:val="center"/>
+          </w:tcPr>
+          <w:p>
+            <w:pPr>
+              <w:spacing w:before="0" w:after="12" w:line="250" w:lineRule="auto"/>
+              <w:jc w:val="left"/>
+            </w:pPr>
+            <w:r>
+              <w:rPr>
+                <w:rFonts w:ascii="Inter" w:hAnsi="Inter" w:eastAsia="Inter" w:cs="Inter"/>
+                <w:b/>
+                <w:bCs/>
+                <w:color w:val="12171D"/>
+                <w:sz w:val="15"/>
+                <w:szCs w:val="15"/>
+                <w:lang w:val="en-GB"/>
+              </w:rPr>
+              <w:t xml:space="preserve">CUSTOMER TAX IDENTIFIER</w:t>
+            </w:r>
+          </w:p>
+          <w:p>
+            <w:pPr>
+              <w:bidi w:val="1"/>
+              <w:spacing w:before="0" w:after="0" w:line="250" w:lineRule="auto"/>
+              <w:jc w:val="left"/>
+            </w:pPr>
+            <w:r>
+              <w:rPr>
+                <w:rFonts w:ascii="Noto Sans Arabic" w:hAnsi="Noto Sans Arabic" w:eastAsia="Noto Sans Arabic" w:cs="Noto Sans Arabic"/>
+                <w:color w:val="12171D"/>
+                <w:sz w:val="16"/>
+                <w:szCs w:val="16"/>
+                <w:rtl w:val="1"/>
+                <w:lang w:val="ar-SA" w:bidi="ar-SA"/>
+              </w:rPr>
+              <w:t xml:space="preserve">الرقم الضريبي للعميل</w:t>
+            </w:r>
+          </w:p>
+        </w:tc>
+        <w:tc>
+          <w:tcPr>
+            <w:tcW w:w="3350" w:type="dxa"/>
+            <w:tcBorders>
+              <w:bottom w:val="single" w:sz="4" w:space="0" w:color="BCACA7"/>
+            </w:tcBorders>
+            <w:vAlign w:val="center"/>
+          </w:tcPr>
+          <w:p>
+            <w:pPr>
+              <w:spacing w:before="0" w:after="0" w:line="250" w:lineRule="auto"/>
+              <w:jc w:val="left"/>
+            </w:pPr>
+            <w:r>
+              <w:rPr>
+                <w:rFonts w:ascii="Inter" w:hAnsi="Inter" w:eastAsia="Inter" w:cs="Inter"/>
+                <w:i/>
+                <w:iCs/>
+                <w:color w:val="12171D"/>
+                <w:sz w:val="18"/>
+                <w:szCs w:val="18"/>
+                <w:lang w:val="en-GB"/>
+              </w:rPr>
+              <w:t xml:space="preserve">[Customer Tax Identifier, if applicable]</w:t>
             </w:r>
           </w:p>
         </w:tc>
       </w:tr>
     </w:tbl>
+    <w:p>
+      <w:pPr>
+        <w:spacing w:before="0" w:after="0" w:line="20" w:lineRule="exact"/>
+        <w:rPr>
+          <w:sz w:val="2"/>
+          <w:szCs w:val="2"/>
+        </w:rPr>
+      </w:pPr>
+    </w:p>
     <w:tbl>
       <w:tblPr>
         <w:tblW w:w="10000" w:type="dxa"/>
-        <w:tblLayout w:type="fixed"/>
         <w:tblBorders>
           <w:top w:val="single" w:sz="4" w:color="BCACA7"/>
           <w:left w:val="single" w:sz="4" w:color="BCACA7"/>
@@ -1297,6 +1525,7 @@
           <w:insideH w:val="single" w:sz="4" w:color="BCACA7"/>
           <w:insideV w:val="single" w:sz="4" w:color="BCACA7"/>
         </w:tblBorders>
+        <w:tblLayout w:type="fixed"/>
         <w:tblCellMar>
           <w:top w:w="75" w:type="dxa"/>
           <w:left w:w="85" w:type="dxa"/>
@@ -1320,14 +1549,78 @@
         </w:trPr>
         <w:tc>
           <w:tcPr>
+            <w:tcW w:w="4800" w:type="dxa"/>
+            <w:gridSpan w:val="3"/>
+            <w:shd w:val="clear" w:color="auto" w:fill="BCACA7"/>
+            <w:vAlign w:val="center"/>
+          </w:tcPr>
+          <w:p>
+            <w:pPr>
+              <w:pStyle w:val="Heading1"/>
+              <w:keepNext/>
+              <w:spacing w:before="0" w:after="0" w:line="250" w:lineRule="auto"/>
+              <w:jc w:val="left"/>
+            </w:pPr>
+            <w:r>
+              <w:rPr>
+                <w:rFonts w:ascii="Jost" w:hAnsi="Jost" w:eastAsia="Jost" w:cs="Jost"/>
+                <w:b/>
+                <w:bCs/>
+                <w:color w:val="12171D"/>
+                <w:sz w:val="17"/>
+                <w:szCs w:val="17"/>
+                <w:lang w:val="en-GB"/>
+              </w:rPr>
+              <w:t xml:space="preserve">ITEMS OR SERVICES</w:t>
+            </w:r>
+          </w:p>
+        </w:tc>
+        <w:tc>
+          <w:tcPr>
+            <w:tcW w:w="5200" w:type="dxa"/>
+            <w:gridSpan w:val="3"/>
+            <w:shd w:val="clear" w:color="auto" w:fill="BCACA7"/>
+            <w:vAlign w:val="center"/>
+          </w:tcPr>
+          <w:p>
+            <w:pPr>
+              <w:keepNext/>
+              <w:bidi w:val="1"/>
+              <w:spacing w:before="0" w:after="0" w:line="250" w:lineRule="auto"/>
+              <w:jc w:val="left"/>
+            </w:pPr>
+            <w:r>
+              <w:rPr>
+                <w:rFonts w:ascii="Noto Sans Arabic" w:hAnsi="Noto Sans Arabic" w:eastAsia="Noto Sans Arabic" w:cs="Noto Sans Arabic"/>
+                <w:b/>
+                <w:bCs/>
+                <w:color w:val="12171D"/>
+                <w:sz w:val="16"/>
+                <w:szCs w:val="16"/>
+                <w:rtl w:val="1"/>
+                <w:lang w:val="ar-SA" w:bidi="ar-SA"/>
+              </w:rPr>
+              <w:t xml:space="preserve">البنود أو الخدمات</w:t>
+            </w:r>
+          </w:p>
+        </w:tc>
+      </w:tr>
+      <w:tr>
+        <w:trPr>
+          <w:tblHeader w:val="true"/>
+          <w:cantSplit/>
+        </w:trPr>
+        <w:tc>
+          <w:tcPr>
             <w:tcW w:w="500" w:type="dxa"/>
             <w:shd w:val="clear" w:color="auto" w:fill="12171D"/>
             <w:vAlign w:val="center"/>
           </w:tcPr>
           <w:p>
             <w:pPr>
-              <w:jc w:val="left"/>
+              <w:keepNext/>
               <w:spacing w:before="0" w:after="8" w:line="250" w:lineRule="auto"/>
+              <w:jc w:val="left"/>
             </w:pPr>
             <w:r>
               <w:rPr>
@@ -1344,20 +1637,21 @@
           </w:p>
           <w:p>
             <w:pPr>
+              <w:keepNext/>
               <w:bidi w:val="1"/>
-              <w:jc w:val="right"/>
-              <w:spacing w:before="0" w:after="0" w:line="250" w:lineRule="auto"/>
+              <w:spacing w:before="0" w:after="0" w:line="250" w:lineRule="auto"/>
+              <w:jc w:val="left"/>
             </w:pPr>
             <w:r>
               <w:rPr>
                 <w:rFonts w:ascii="Noto Sans Arabic" w:hAnsi="Noto Sans Arabic" w:eastAsia="Noto Sans Arabic" w:cs="Noto Sans Arabic"/>
                 <w:b/>
                 <w:bCs/>
-                <w:rtl w:val="1"/>
                 <w:color w:val="FFFFFF"/>
                 <w:sz w:val="14"/>
                 <w:szCs w:val="14"/>
-                <w:lang w:val="ar-SA" w:eastAsia="ar-SA"/>
+                <w:rtl w:val="1"/>
+                <w:lang w:val="ar-SA" w:bidi="ar-SA"/>
               </w:rPr>
               <w:t xml:space="preserve">م</w:t>
             </w:r>
@@ -1371,8 +1665,9 @@
           </w:tcPr>
           <w:p>
             <w:pPr>
-              <w:jc w:val="left"/>
+              <w:keepNext/>
               <w:spacing w:before="0" w:after="8" w:line="250" w:lineRule="auto"/>
+              <w:jc w:val="left"/>
             </w:pPr>
             <w:r>
               <w:rPr>
@@ -1389,20 +1684,21 @@
           </w:p>
           <w:p>
             <w:pPr>
+              <w:keepNext/>
               <w:bidi w:val="1"/>
-              <w:jc w:val="right"/>
-              <w:spacing w:before="0" w:after="0" w:line="250" w:lineRule="auto"/>
+              <w:spacing w:before="0" w:after="0" w:line="250" w:lineRule="auto"/>
+              <w:jc w:val="left"/>
             </w:pPr>
             <w:r>
               <w:rPr>
                 <w:rFonts w:ascii="Noto Sans Arabic" w:hAnsi="Noto Sans Arabic" w:eastAsia="Noto Sans Arabic" w:cs="Noto Sans Arabic"/>
                 <w:b/>
                 <w:bCs/>
-                <w:rtl w:val="1"/>
                 <w:color w:val="FFFFFF"/>
                 <w:sz w:val="14"/>
                 <w:szCs w:val="14"/>
-                <w:lang w:val="ar-SA" w:eastAsia="ar-SA"/>
+                <w:rtl w:val="1"/>
+                <w:lang w:val="ar-SA" w:bidi="ar-SA"/>
               </w:rPr>
               <w:t xml:space="preserve">البند / الخدمة</w:t>
             </w:r>
@@ -1416,8 +1712,9 @@
           </w:tcPr>
           <w:p>
             <w:pPr>
+              <w:keepNext/>
+              <w:spacing w:before="0" w:after="8" w:line="250" w:lineRule="auto"/>
               <w:jc w:val="center"/>
-              <w:spacing w:before="0" w:after="8" w:line="250" w:lineRule="auto"/>
             </w:pPr>
             <w:r>
               <w:rPr>
@@ -1434,20 +1731,21 @@
           </w:p>
           <w:p>
             <w:pPr>
+              <w:keepNext/>
               <w:bidi w:val="1"/>
-              <w:jc w:val="right"/>
-              <w:spacing w:before="0" w:after="0" w:line="250" w:lineRule="auto"/>
+              <w:spacing w:before="0" w:after="0" w:line="250" w:lineRule="auto"/>
+              <w:jc w:val="center"/>
             </w:pPr>
             <w:r>
               <w:rPr>
                 <w:rFonts w:ascii="Noto Sans Arabic" w:hAnsi="Noto Sans Arabic" w:eastAsia="Noto Sans Arabic" w:cs="Noto Sans Arabic"/>
                 <w:b/>
                 <w:bCs/>
-                <w:rtl w:val="1"/>
                 <w:color w:val="FFFFFF"/>
                 <w:sz w:val="14"/>
                 <w:szCs w:val="14"/>
-                <w:lang w:val="ar-SA" w:eastAsia="ar-SA"/>
+                <w:rtl w:val="1"/>
+                <w:lang w:val="ar-SA" w:bidi="ar-SA"/>
               </w:rPr>
               <w:t xml:space="preserve">الكمية</w:t>
             </w:r>
@@ -1461,8 +1759,9 @@
           </w:tcPr>
           <w:p>
             <w:pPr>
+              <w:keepNext/>
+              <w:spacing w:before="0" w:after="8" w:line="250" w:lineRule="auto"/>
               <w:jc w:val="center"/>
-              <w:spacing w:before="0" w:after="8" w:line="250" w:lineRule="auto"/>
             </w:pPr>
             <w:r>
               <w:rPr>
@@ -1479,20 +1778,21 @@
           </w:p>
           <w:p>
             <w:pPr>
+              <w:keepNext/>
               <w:bidi w:val="1"/>
-              <w:jc w:val="right"/>
-              <w:spacing w:before="0" w:after="0" w:line="250" w:lineRule="auto"/>
+              <w:spacing w:before="0" w:after="0" w:line="250" w:lineRule="auto"/>
+              <w:jc w:val="center"/>
             </w:pPr>
             <w:r>
               <w:rPr>
                 <w:rFonts w:ascii="Noto Sans Arabic" w:hAnsi="Noto Sans Arabic" w:eastAsia="Noto Sans Arabic" w:cs="Noto Sans Arabic"/>
                 <w:b/>
                 <w:bCs/>
-                <w:rtl w:val="1"/>
                 <w:color w:val="FFFFFF"/>
                 <w:sz w:val="14"/>
                 <w:szCs w:val="14"/>
-                <w:lang w:val="ar-SA" w:eastAsia="ar-SA"/>
+                <w:rtl w:val="1"/>
+                <w:lang w:val="ar-SA" w:bidi="ar-SA"/>
               </w:rPr>
               <w:t xml:space="preserve">الوحدة</w:t>
             </w:r>
@@ -1506,8 +1806,9 @@
           </w:tcPr>
           <w:p>
             <w:pPr>
-              <w:jc w:val="center"/>
+              <w:keepNext/>
               <w:spacing w:before="0" w:after="8" w:line="250" w:lineRule="auto"/>
+              <w:jc w:val="right"/>
             </w:pPr>
             <w:r>
               <w:rPr>
@@ -1524,20 +1825,21 @@
           </w:p>
           <w:p>
             <w:pPr>
+              <w:keepNext/>
               <w:bidi w:val="1"/>
-              <w:jc w:val="right"/>
-              <w:spacing w:before="0" w:after="0" w:line="250" w:lineRule="auto"/>
+              <w:spacing w:before="0" w:after="0" w:line="250" w:lineRule="auto"/>
+              <w:jc w:val="left"/>
             </w:pPr>
             <w:r>
               <w:rPr>
                 <w:rFonts w:ascii="Noto Sans Arabic" w:hAnsi="Noto Sans Arabic" w:eastAsia="Noto Sans Arabic" w:cs="Noto Sans Arabic"/>
                 <w:b/>
                 <w:bCs/>
-                <w:rtl w:val="1"/>
                 <w:color w:val="FFFFFF"/>
                 <w:sz w:val="14"/>
                 <w:szCs w:val="14"/>
-                <w:lang w:val="ar-SA" w:eastAsia="ar-SA"/>
+                <w:rtl w:val="1"/>
+                <w:lang w:val="ar-SA" w:bidi="ar-SA"/>
               </w:rPr>
               <w:t xml:space="preserve">سعر الوحدة</w:t>
             </w:r>
@@ -1551,8 +1853,9 @@
           </w:tcPr>
           <w:p>
             <w:pPr>
-              <w:jc w:val="center"/>
+              <w:keepNext/>
               <w:spacing w:before="0" w:after="8" w:line="250" w:lineRule="auto"/>
+              <w:jc w:val="right"/>
             </w:pPr>
             <w:r>
               <w:rPr>
@@ -1569,20 +1872,21 @@
           </w:p>
           <w:p>
             <w:pPr>
+              <w:keepNext/>
               <w:bidi w:val="1"/>
-              <w:jc w:val="right"/>
-              <w:spacing w:before="0" w:after="0" w:line="250" w:lineRule="auto"/>
+              <w:spacing w:before="0" w:after="0" w:line="250" w:lineRule="auto"/>
+              <w:jc w:val="left"/>
             </w:pPr>
             <w:r>
               <w:rPr>
                 <w:rFonts w:ascii="Noto Sans Arabic" w:hAnsi="Noto Sans Arabic" w:eastAsia="Noto Sans Arabic" w:cs="Noto Sans Arabic"/>
                 <w:b/>
                 <w:bCs/>
-                <w:rtl w:val="1"/>
                 <w:color w:val="FFFFFF"/>
                 <w:sz w:val="14"/>
                 <w:szCs w:val="14"/>
-                <w:lang w:val="ar-SA" w:eastAsia="ar-SA"/>
+                <w:rtl w:val="1"/>
+                <w:lang w:val="ar-SA" w:bidi="ar-SA"/>
               </w:rPr>
               <w:t xml:space="preserve">إجمالي البند</w:t>
             </w:r>
@@ -1603,8 +1907,9 @@
           </w:tcPr>
           <w:p>
             <w:pPr>
+              <w:keepNext/>
+              <w:spacing w:before="0" w:after="0" w:line="250" w:lineRule="auto"/>
               <w:jc w:val="center"/>
-              <w:spacing w:before="0" w:after="0" w:line="250" w:lineRule="auto"/>
             </w:pPr>
             <w:r>
               <w:rPr>
@@ -1630,8 +1935,9 @@
           </w:tcPr>
           <w:p>
             <w:pPr>
-              <w:jc w:val="left"/>
-              <w:spacing w:before="0" w:after="0" w:line="250" w:lineRule="auto"/>
+              <w:keepNext/>
+              <w:spacing w:before="0" w:after="0" w:line="250" w:lineRule="auto"/>
+              <w:jc w:val="left"/>
             </w:pPr>
             <w:r>
               <w:rPr>
@@ -1657,8 +1963,9 @@
           </w:tcPr>
           <w:p>
             <w:pPr>
+              <w:keepNext/>
+              <w:spacing w:before="0" w:after="0" w:line="250" w:lineRule="auto"/>
               <w:jc w:val="center"/>
-              <w:spacing w:before="0" w:after="0" w:line="250" w:lineRule="auto"/>
             </w:pPr>
             <w:r>
               <w:rPr>
@@ -1684,8 +1991,9 @@
           </w:tcPr>
           <w:p>
             <w:pPr>
+              <w:keepNext/>
+              <w:spacing w:before="0" w:after="0" w:line="250" w:lineRule="auto"/>
               <w:jc w:val="center"/>
-              <w:spacing w:before="0" w:after="0" w:line="250" w:lineRule="auto"/>
             </w:pPr>
             <w:r>
               <w:rPr>
@@ -1711,8 +2019,9 @@
           </w:tcPr>
           <w:p>
             <w:pPr>
-              <w:jc w:val="left"/>
-              <w:spacing w:before="0" w:after="0" w:line="250" w:lineRule="auto"/>
+              <w:keepNext/>
+              <w:spacing w:before="0" w:after="0" w:line="250" w:lineRule="auto"/>
+              <w:jc w:val="right"/>
             </w:pPr>
             <w:r>
               <w:rPr>
@@ -1738,8 +2047,9 @@
           </w:tcPr>
           <w:p>
             <w:pPr>
-              <w:jc w:val="left"/>
-              <w:spacing w:before="0" w:after="0" w:line="250" w:lineRule="auto"/>
+              <w:keepNext/>
+              <w:spacing w:before="0" w:after="0" w:line="250" w:lineRule="auto"/>
+              <w:jc w:val="right"/>
             </w:pPr>
             <w:r>
               <w:rPr>
@@ -1770,8 +2080,9 @@
           </w:tcPr>
           <w:p>
             <w:pPr>
+              <w:keepNext/>
+              <w:spacing w:before="0" w:after="0" w:line="250" w:lineRule="auto"/>
               <w:jc w:val="center"/>
-              <w:spacing w:before="0" w:after="0" w:line="250" w:lineRule="auto"/>
             </w:pPr>
             <w:r>
               <w:rPr>
@@ -1797,8 +2108,9 @@
           </w:tcPr>
           <w:p>
             <w:pPr>
-              <w:jc w:val="left"/>
-              <w:spacing w:before="0" w:after="0" w:line="250" w:lineRule="auto"/>
+              <w:keepNext/>
+              <w:spacing w:before="0" w:after="0" w:line="250" w:lineRule="auto"/>
+              <w:jc w:val="left"/>
             </w:pPr>
             <w:r>
               <w:rPr>
@@ -1824,8 +2136,9 @@
           </w:tcPr>
           <w:p>
             <w:pPr>
+              <w:keepNext/>
+              <w:spacing w:before="0" w:after="0" w:line="250" w:lineRule="auto"/>
               <w:jc w:val="center"/>
-              <w:spacing w:before="0" w:after="0" w:line="250" w:lineRule="auto"/>
             </w:pPr>
             <w:r>
               <w:rPr>
@@ -1851,8 +2164,9 @@
           </w:tcPr>
           <w:p>
             <w:pPr>
+              <w:keepNext/>
+              <w:spacing w:before="0" w:after="0" w:line="250" w:lineRule="auto"/>
               <w:jc w:val="center"/>
-              <w:spacing w:before="0" w:after="0" w:line="250" w:lineRule="auto"/>
             </w:pPr>
             <w:r>
               <w:rPr>
@@ -1878,8 +2192,9 @@
           </w:tcPr>
           <w:p>
             <w:pPr>
-              <w:jc w:val="left"/>
-              <w:spacing w:before="0" w:after="0" w:line="250" w:lineRule="auto"/>
+              <w:keepNext/>
+              <w:spacing w:before="0" w:after="0" w:line="250" w:lineRule="auto"/>
+              <w:jc w:val="right"/>
             </w:pPr>
             <w:r>
               <w:rPr>
@@ -1905,8 +2220,9 @@
           </w:tcPr>
           <w:p>
             <w:pPr>
-              <w:jc w:val="left"/>
-              <w:spacing w:before="0" w:after="0" w:line="250" w:lineRule="auto"/>
+              <w:keepNext/>
+              <w:spacing w:before="0" w:after="0" w:line="250" w:lineRule="auto"/>
+              <w:jc w:val="right"/>
             </w:pPr>
             <w:r>
               <w:rPr>
@@ -1937,8 +2253,9 @@
           </w:tcPr>
           <w:p>
             <w:pPr>
+              <w:keepNext/>
+              <w:spacing w:before="0" w:after="0" w:line="250" w:lineRule="auto"/>
               <w:jc w:val="center"/>
-              <w:spacing w:before="0" w:after="0" w:line="250" w:lineRule="auto"/>
             </w:pPr>
             <w:r>
               <w:rPr>
@@ -1964,8 +2281,9 @@
           </w:tcPr>
           <w:p>
             <w:pPr>
-              <w:jc w:val="left"/>
-              <w:spacing w:before="0" w:after="0" w:line="250" w:lineRule="auto"/>
+              <w:keepNext/>
+              <w:spacing w:before="0" w:after="0" w:line="250" w:lineRule="auto"/>
+              <w:jc w:val="left"/>
             </w:pPr>
             <w:r>
               <w:rPr>
@@ -1991,8 +2309,9 @@
           </w:tcPr>
           <w:p>
             <w:pPr>
+              <w:keepNext/>
+              <w:spacing w:before="0" w:after="0" w:line="250" w:lineRule="auto"/>
               <w:jc w:val="center"/>
-              <w:spacing w:before="0" w:after="0" w:line="250" w:lineRule="auto"/>
             </w:pPr>
             <w:r>
               <w:rPr>
@@ -2018,8 +2337,9 @@
           </w:tcPr>
           <w:p>
             <w:pPr>
+              <w:keepNext/>
+              <w:spacing w:before="0" w:after="0" w:line="250" w:lineRule="auto"/>
               <w:jc w:val="center"/>
-              <w:spacing w:before="0" w:after="0" w:line="250" w:lineRule="auto"/>
             </w:pPr>
             <w:r>
               <w:rPr>
@@ -2045,8 +2365,9 @@
           </w:tcPr>
           <w:p>
             <w:pPr>
-              <w:jc w:val="left"/>
-              <w:spacing w:before="0" w:after="0" w:line="250" w:lineRule="auto"/>
+              <w:keepNext/>
+              <w:spacing w:before="0" w:after="0" w:line="250" w:lineRule="auto"/>
+              <w:jc w:val="right"/>
             </w:pPr>
             <w:r>
               <w:rPr>
@@ -2072,8 +2393,9 @@
           </w:tcPr>
           <w:p>
             <w:pPr>
-              <w:jc w:val="left"/>
-              <w:spacing w:before="0" w:after="0" w:line="250" w:lineRule="auto"/>
+              <w:keepNext/>
+              <w:spacing w:before="0" w:after="0" w:line="250" w:lineRule="auto"/>
+              <w:jc w:val="right"/>
             </w:pPr>
             <w:r>
               <w:rPr>
@@ -2104,8 +2426,9 @@
           </w:tcPr>
           <w:p>
             <w:pPr>
+              <w:keepNext/>
+              <w:spacing w:before="0" w:after="0" w:line="250" w:lineRule="auto"/>
               <w:jc w:val="center"/>
-              <w:spacing w:before="0" w:after="0" w:line="250" w:lineRule="auto"/>
             </w:pPr>
             <w:r>
               <w:rPr>
@@ -2131,8 +2454,9 @@
           </w:tcPr>
           <w:p>
             <w:pPr>
-              <w:jc w:val="left"/>
-              <w:spacing w:before="0" w:after="0" w:line="250" w:lineRule="auto"/>
+              <w:keepNext/>
+              <w:spacing w:before="0" w:after="0" w:line="250" w:lineRule="auto"/>
+              <w:jc w:val="left"/>
             </w:pPr>
             <w:r>
               <w:rPr>
@@ -2158,8 +2482,9 @@
           </w:tcPr>
           <w:p>
             <w:pPr>
+              <w:keepNext/>
+              <w:spacing w:before="0" w:after="0" w:line="250" w:lineRule="auto"/>
               <w:jc w:val="center"/>
-              <w:spacing w:before="0" w:after="0" w:line="250" w:lineRule="auto"/>
             </w:pPr>
             <w:r>
               <w:rPr>
@@ -2185,8 +2510,9 @@
           </w:tcPr>
           <w:p>
             <w:pPr>
+              <w:keepNext/>
+              <w:spacing w:before="0" w:after="0" w:line="250" w:lineRule="auto"/>
               <w:jc w:val="center"/>
-              <w:spacing w:before="0" w:after="0" w:line="250" w:lineRule="auto"/>
             </w:pPr>
             <w:r>
               <w:rPr>
@@ -2212,8 +2538,9 @@
           </w:tcPr>
           <w:p>
             <w:pPr>
-              <w:jc w:val="left"/>
-              <w:spacing w:before="0" w:after="0" w:line="250" w:lineRule="auto"/>
+              <w:keepNext/>
+              <w:spacing w:before="0" w:after="0" w:line="250" w:lineRule="auto"/>
+              <w:jc w:val="right"/>
             </w:pPr>
             <w:r>
               <w:rPr>
@@ -2239,8 +2566,9 @@
           </w:tcPr>
           <w:p>
             <w:pPr>
-              <w:jc w:val="left"/>
-              <w:spacing w:before="0" w:after="0" w:line="250" w:lineRule="auto"/>
+              <w:keepNext/>
+              <w:spacing w:before="0" w:after="0" w:line="250" w:lineRule="auto"/>
+              <w:jc w:val="right"/>
             </w:pPr>
             <w:r>
               <w:rPr>
@@ -2260,16 +2588,17 @@
     </w:tbl>
     <w:p>
       <w:pPr>
-        <w:spacing w:before="0" w:after="0"/>
+        <w:keepNext/>
+        <w:spacing w:before="0" w:after="0" w:line="20" w:lineRule="exact"/>
+        <w:rPr>
+          <w:sz w:val="2"/>
+          <w:szCs w:val="2"/>
+        </w:rPr>
       </w:pPr>
-      <w:r>
-        <w:br w:type="page"/>
-      </w:r>
     </w:p>
     <w:tbl>
       <w:tblPr>
         <w:tblW w:w="10000" w:type="dxa"/>
-        <w:tblLayout w:type="fixed"/>
         <w:tblBorders>
           <w:top w:val="single" w:sz="4" w:color="BCACA7"/>
           <w:left w:val="single" w:sz="4" w:color="BCACA7"/>
@@ -2278,6 +2607,7 @@
           <w:insideH w:val="single" w:sz="4" w:color="BCACA7"/>
           <w:insideV w:val="single" w:sz="4" w:color="BCACA7"/>
         </w:tblBorders>
+        <w:tblLayout w:type="fixed"/>
         <w:tblCellMar>
           <w:top w:w="75" w:type="dxa"/>
           <w:left w:w="85" w:type="dxa"/>
@@ -2304,8 +2634,9 @@
           </w:tcPr>
           <w:p>
             <w:pPr>
-              <w:jc w:val="left"/>
+              <w:keepNext/>
               <w:spacing w:before="0" w:after="6" w:line="250" w:lineRule="auto"/>
+              <w:jc w:val="left"/>
             </w:pPr>
             <w:r>
               <w:rPr>
@@ -2320,18 +2651,19 @@
           </w:p>
           <w:p>
             <w:pPr>
+              <w:keepNext/>
               <w:bidi w:val="1"/>
-              <w:jc w:val="right"/>
-              <w:spacing w:before="0" w:after="0" w:line="250" w:lineRule="auto"/>
+              <w:spacing w:before="0" w:after="0" w:line="250" w:lineRule="auto"/>
+              <w:jc w:val="left"/>
             </w:pPr>
             <w:r>
               <w:rPr>
                 <w:rFonts w:ascii="Noto Sans Arabic" w:hAnsi="Noto Sans Arabic" w:eastAsia="Noto Sans Arabic" w:cs="Noto Sans Arabic"/>
-                <w:rtl w:val="1"/>
                 <w:color w:val="12171D"/>
                 <w:sz w:val="15"/>
                 <w:szCs w:val="15"/>
-                <w:lang w:val="ar-SA" w:eastAsia="ar-SA"/>
+                <w:rtl w:val="1"/>
+                <w:lang w:val="ar-SA" w:bidi="ar-SA"/>
               </w:rPr>
               <w:t xml:space="preserve">المجموع الفرعي</w:t>
             </w:r>
@@ -2347,8 +2679,9 @@
           </w:tcPr>
           <w:p>
             <w:pPr>
+              <w:keepNext/>
+              <w:spacing w:before="0" w:after="0" w:line="250" w:lineRule="auto"/>
               <w:jc w:val="right"/>
-              <w:spacing w:before="0" w:after="0" w:line="250" w:lineRule="auto"/>
             </w:pPr>
             <w:r>
               <w:rPr>
@@ -2379,8 +2712,9 @@
           </w:tcPr>
           <w:p>
             <w:pPr>
-              <w:jc w:val="left"/>
+              <w:keepNext/>
               <w:spacing w:before="0" w:after="6" w:line="250" w:lineRule="auto"/>
+              <w:jc w:val="left"/>
             </w:pPr>
             <w:r>
               <w:rPr>
@@ -2395,18 +2729,19 @@
           </w:p>
           <w:p>
             <w:pPr>
+              <w:keepNext/>
               <w:bidi w:val="1"/>
-              <w:jc w:val="right"/>
-              <w:spacing w:before="0" w:after="0" w:line="250" w:lineRule="auto"/>
+              <w:spacing w:before="0" w:after="0" w:line="250" w:lineRule="auto"/>
+              <w:jc w:val="left"/>
             </w:pPr>
             <w:r>
               <w:rPr>
                 <w:rFonts w:ascii="Noto Sans Arabic" w:hAnsi="Noto Sans Arabic" w:eastAsia="Noto Sans Arabic" w:cs="Noto Sans Arabic"/>
-                <w:rtl w:val="1"/>
                 <w:color w:val="12171D"/>
                 <w:sz w:val="15"/>
                 <w:szCs w:val="15"/>
-                <w:lang w:val="ar-SA" w:eastAsia="ar-SA"/>
+                <w:rtl w:val="1"/>
+                <w:lang w:val="ar-SA" w:bidi="ar-SA"/>
               </w:rPr>
               <w:t xml:space="preserve">الضريبة عند انطباقها</w:t>
             </w:r>
@@ -2422,8 +2757,9 @@
           </w:tcPr>
           <w:p>
             <w:pPr>
+              <w:keepNext/>
+              <w:spacing w:before="0" w:after="0" w:line="250" w:lineRule="auto"/>
               <w:jc w:val="right"/>
-              <w:spacing w:before="0" w:after="0" w:line="250" w:lineRule="auto"/>
             </w:pPr>
             <w:r>
               <w:rPr>
@@ -2447,16 +2783,17 @@
         <w:tc>
           <w:tcPr>
             <w:tcW w:w="6500" w:type="dxa"/>
+            <w:tcBorders>
+              <w:bottom w:val="single" w:sz="4" w:space="0" w:color="BCACA7"/>
+            </w:tcBorders>
             <w:shd w:val="clear" w:color="auto" w:fill="BCACA7"/>
-            <w:tcBorders>
-              <w:bottom w:val="single" w:sz="4" w:space="0" w:color="BCACA7"/>
-            </w:tcBorders>
-            <w:vAlign w:val="center"/>
-          </w:tcPr>
-          <w:p>
-            <w:pPr>
-              <w:jc w:val="left"/>
+            <w:vAlign w:val="center"/>
+          </w:tcPr>
+          <w:p>
+            <w:pPr>
+              <w:keepNext/>
               <w:spacing w:before="0" w:after="6" w:line="250" w:lineRule="auto"/>
+              <w:jc w:val="left"/>
             </w:pPr>
             <w:r>
               <w:rPr>
@@ -2473,20 +2810,21 @@
           </w:p>
           <w:p>
             <w:pPr>
+              <w:keepNext/>
               <w:bidi w:val="1"/>
-              <w:jc w:val="right"/>
-              <w:spacing w:before="0" w:after="0" w:line="250" w:lineRule="auto"/>
+              <w:spacing w:before="0" w:after="0" w:line="250" w:lineRule="auto"/>
+              <w:jc w:val="left"/>
             </w:pPr>
             <w:r>
               <w:rPr>
                 <w:rFonts w:ascii="Noto Sans Arabic" w:hAnsi="Noto Sans Arabic" w:eastAsia="Noto Sans Arabic" w:cs="Noto Sans Arabic"/>
                 <w:b/>
                 <w:bCs/>
-                <w:rtl w:val="1"/>
                 <w:color w:val="12171D"/>
                 <w:sz w:val="15"/>
                 <w:szCs w:val="15"/>
-                <w:lang w:val="ar-SA" w:eastAsia="ar-SA"/>
+                <w:rtl w:val="1"/>
+                <w:lang w:val="ar-SA" w:bidi="ar-SA"/>
               </w:rPr>
               <w:t xml:space="preserve">الإجمالي</w:t>
             </w:r>
@@ -2495,16 +2833,17 @@
         <w:tc>
           <w:tcPr>
             <w:tcW w:w="3500" w:type="dxa"/>
+            <w:tcBorders>
+              <w:bottom w:val="single" w:sz="4" w:space="0" w:color="BCACA7"/>
+            </w:tcBorders>
             <w:shd w:val="clear" w:color="auto" w:fill="BCACA7"/>
-            <w:tcBorders>
-              <w:bottom w:val="single" w:sz="4" w:space="0" w:color="BCACA7"/>
-            </w:tcBorders>
-            <w:vAlign w:val="center"/>
-          </w:tcPr>
-          <w:p>
-            <w:pPr>
+            <w:vAlign w:val="center"/>
+          </w:tcPr>
+          <w:p>
+            <w:pPr>
+              <w:keepNext/>
+              <w:spacing w:before="0" w:after="0" w:line="250" w:lineRule="auto"/>
               <w:jc w:val="right"/>
-              <w:spacing w:before="0" w:after="0" w:line="250" w:lineRule="auto"/>
             </w:pPr>
             <w:r>
               <w:rPr>
@@ -2535,8 +2874,9 @@
           </w:tcPr>
           <w:p>
             <w:pPr>
-              <w:jc w:val="left"/>
+              <w:keepNext/>
               <w:spacing w:before="0" w:after="6" w:line="250" w:lineRule="auto"/>
+              <w:jc w:val="left"/>
             </w:pPr>
             <w:r>
               <w:rPr>
@@ -2551,18 +2891,19 @@
           </w:p>
           <w:p>
             <w:pPr>
+              <w:keepNext/>
               <w:bidi w:val="1"/>
-              <w:jc w:val="right"/>
-              <w:spacing w:before="0" w:after="0" w:line="250" w:lineRule="auto"/>
+              <w:spacing w:before="0" w:after="0" w:line="250" w:lineRule="auto"/>
+              <w:jc w:val="left"/>
             </w:pPr>
             <w:r>
               <w:rPr>
                 <w:rFonts w:ascii="Noto Sans Arabic" w:hAnsi="Noto Sans Arabic" w:eastAsia="Noto Sans Arabic" w:cs="Noto Sans Arabic"/>
-                <w:rtl w:val="1"/>
                 <w:color w:val="12171D"/>
                 <w:sz w:val="15"/>
                 <w:szCs w:val="15"/>
-                <w:lang w:val="ar-SA" w:eastAsia="ar-SA"/>
+                <w:rtl w:val="1"/>
+                <w:lang w:val="ar-SA" w:bidi="ar-SA"/>
               </w:rPr>
               <w:t xml:space="preserve">المبلغ المدفوع</w:t>
             </w:r>
@@ -2578,8 +2919,9 @@
           </w:tcPr>
           <w:p>
             <w:pPr>
+              <w:keepNext/>
+              <w:spacing w:before="0" w:after="0" w:line="250" w:lineRule="auto"/>
               <w:jc w:val="right"/>
-              <w:spacing w:before="0" w:after="0" w:line="250" w:lineRule="auto"/>
             </w:pPr>
             <w:r>
               <w:rPr>
@@ -2603,16 +2945,16 @@
         <w:tc>
           <w:tcPr>
             <w:tcW w:w="6500" w:type="dxa"/>
+            <w:tcBorders>
+              <w:bottom w:val="single" w:sz="4" w:space="0" w:color="BCACA7"/>
+            </w:tcBorders>
             <w:shd w:val="clear" w:color="auto" w:fill="BCACA7"/>
-            <w:tcBorders>
-              <w:bottom w:val="single" w:sz="4" w:space="0" w:color="BCACA7"/>
-            </w:tcBorders>
-            <w:vAlign w:val="center"/>
-          </w:tcPr>
-          <w:p>
-            <w:pPr>
-              <w:jc w:val="left"/>
+            <w:vAlign w:val="center"/>
+          </w:tcPr>
+          <w:p>
+            <w:pPr>
               <w:spacing w:before="0" w:after="6" w:line="250" w:lineRule="auto"/>
+              <w:jc w:val="left"/>
             </w:pPr>
             <w:r>
               <w:rPr>
@@ -2630,19 +2972,19 @@
           <w:p>
             <w:pPr>
               <w:bidi w:val="1"/>
-              <w:jc w:val="right"/>
-              <w:spacing w:before="0" w:after="0" w:line="250" w:lineRule="auto"/>
+              <w:spacing w:before="0" w:after="0" w:line="250" w:lineRule="auto"/>
+              <w:jc w:val="left"/>
             </w:pPr>
             <w:r>
               <w:rPr>
                 <w:rFonts w:ascii="Noto Sans Arabic" w:hAnsi="Noto Sans Arabic" w:eastAsia="Noto Sans Arabic" w:cs="Noto Sans Arabic"/>
                 <w:b/>
                 <w:bCs/>
-                <w:rtl w:val="1"/>
                 <w:color w:val="12171D"/>
                 <w:sz w:val="15"/>
                 <w:szCs w:val="15"/>
-                <w:lang w:val="ar-SA" w:eastAsia="ar-SA"/>
+                <w:rtl w:val="1"/>
+                <w:lang w:val="ar-SA" w:bidi="ar-SA"/>
               </w:rPr>
               <w:t xml:space="preserve">الرصيد المستحق</w:t>
             </w:r>
@@ -2651,16 +2993,16 @@
         <w:tc>
           <w:tcPr>
             <w:tcW w:w="3500" w:type="dxa"/>
+            <w:tcBorders>
+              <w:bottom w:val="single" w:sz="4" w:space="0" w:color="BCACA7"/>
+            </w:tcBorders>
             <w:shd w:val="clear" w:color="auto" w:fill="BCACA7"/>
-            <w:tcBorders>
-              <w:bottom w:val="single" w:sz="4" w:space="0" w:color="BCACA7"/>
-            </w:tcBorders>
-            <w:vAlign w:val="center"/>
-          </w:tcPr>
-          <w:p>
-            <w:pPr>
+            <w:vAlign w:val="center"/>
+          </w:tcPr>
+          <w:p>
+            <w:pPr>
+              <w:spacing w:before="0" w:after="0" w:line="250" w:lineRule="auto"/>
               <w:jc w:val="right"/>
-              <w:spacing w:before="0" w:after="0" w:line="250" w:lineRule="auto"/>
             </w:pPr>
             <w:r>
               <w:rPr>
@@ -2678,86 +3020,18 @@
         </w:tc>
       </w:tr>
     </w:tbl>
+    <w:p>
+      <w:pPr>
+        <w:spacing w:before="0" w:after="0" w:line="20" w:lineRule="exact"/>
+        <w:rPr>
+          <w:sz w:val="2"/>
+          <w:szCs w:val="2"/>
+        </w:rPr>
+      </w:pPr>
+    </w:p>
     <w:tbl>
       <w:tblPr>
         <w:tblW w:w="10000" w:type="dxa"/>
-        <w:tblLayout w:type="fixed"/>
-        <w:tblBorders>
-          <w:top w:val="nil"/>
-          <w:left w:val="nil"/>
-          <w:bottom w:val="nil"/>
-          <w:right w:val="nil"/>
-          <w:insideH w:val="nil"/>
-          <w:insideV w:val="nil"/>
-        </w:tblBorders>
-        <w:tblCellMar>
-          <w:top w:w="75" w:type="dxa"/>
-          <w:left w:w="85" w:type="dxa"/>
-          <w:bottom w:w="75" w:type="dxa"/>
-          <w:right w:w="85" w:type="dxa"/>
-        </w:tblCellMar>
-        <w:tblLook w:firstRow="1" w:lastRow="0" w:firstColumn="0" w:lastColumn="0" w:noHBand="0" w:noVBand="1"/>
-      </w:tblPr>
-      <w:tblGrid>
-        <w:gridCol w:w="10000"/>
-      </w:tblGrid>
-      <w:tr>
-        <w:trPr>
-          <w:cantSplit/>
-        </w:trPr>
-        <w:tc>
-          <w:tcPr>
-            <w:tcW w:w="10000" w:type="dxa"/>
-            <w:shd w:val="clear" w:color="auto" w:fill="BCACA7"/>
-            <w:vAlign w:val="center"/>
-          </w:tcPr>
-          <w:p>
-            <w:pPr>
-              <w:jc w:val="left"/>
-              <w:spacing w:before="0" w:after="4" w:line="250" w:lineRule="auto"/>
-              <w:keepNext/>
-            </w:pPr>
-            <w:r>
-              <w:rPr>
-                <w:rFonts w:ascii="Jost" w:hAnsi="Jost" w:eastAsia="Jost" w:cs="Jost"/>
-                <w:b/>
-                <w:bCs/>
-                <w:color w:val="12171D"/>
-                <w:sz w:val="17"/>
-                <w:szCs w:val="17"/>
-                <w:lang w:val="en-GB"/>
-              </w:rPr>
-              <w:t xml:space="preserve">PAYMENT INSTRUCTIONS</w:t>
-            </w:r>
-          </w:p>
-          <w:p>
-            <w:pPr>
-              <w:bidi w:val="1"/>
-              <w:jc w:val="right"/>
-              <w:spacing w:before="0" w:after="0" w:line="250" w:lineRule="auto"/>
-              <w:keepNext/>
-            </w:pPr>
-            <w:r>
-              <w:rPr>
-                <w:rFonts w:ascii="Noto Sans Arabic" w:hAnsi="Noto Sans Arabic" w:eastAsia="Noto Sans Arabic" w:cs="Noto Sans Arabic"/>
-                <w:b/>
-                <w:bCs/>
-                <w:rtl w:val="1"/>
-                <w:color w:val="12171D"/>
-                <w:sz w:val="16"/>
-                <w:szCs w:val="16"/>
-                <w:lang w:val="ar-SA" w:eastAsia="ar-SA"/>
-              </w:rPr>
-              <w:t xml:space="preserve">تعليمات الدفع</w:t>
-            </w:r>
-          </w:p>
-        </w:tc>
-      </w:tr>
-    </w:tbl>
-    <w:tbl>
-      <w:tblPr>
-        <w:tblW w:w="10000" w:type="dxa"/>
-        <w:tblLayout w:type="fixed"/>
         <w:tblBorders>
           <w:top w:val="single" w:sz="4" w:color="BCACA7"/>
           <w:left w:val="single" w:sz="4" w:color="BCACA7"/>
@@ -2766,6 +3040,7 @@
           <w:insideH w:val="single" w:sz="4" w:color="BCACA7"/>
           <w:insideV w:val="single" w:sz="4" w:color="BCACA7"/>
         </w:tblBorders>
+        <w:tblLayout w:type="fixed"/>
         <w:tblCellMar>
           <w:top w:w="75" w:type="dxa"/>
           <w:left w:w="85" w:type="dxa"/>
@@ -2786,151 +3061,58 @@
         </w:trPr>
         <w:tc>
           <w:tcPr>
-            <w:tcW w:w="1650" w:type="dxa"/>
-            <w:shd w:val="clear" w:color="auto" w:fill="F4F1F0"/>
-            <w:tcBorders>
-              <w:bottom w:val="single" w:sz="4" w:space="0" w:color="BCACA7"/>
-            </w:tcBorders>
-            <w:vAlign w:val="center"/>
-          </w:tcPr>
-          <w:p>
-            <w:pPr>
-              <w:jc w:val="left"/>
-              <w:spacing w:before="0" w:after="12" w:line="250" w:lineRule="auto"/>
-            </w:pPr>
-            <w:r>
-              <w:rPr>
-                <w:rFonts w:ascii="Inter" w:hAnsi="Inter" w:eastAsia="Inter" w:cs="Inter"/>
-                <w:b/>
-                <w:bCs/>
-                <w:color w:val="12171D"/>
-                <w:sz w:val="15"/>
-                <w:szCs w:val="15"/>
-                <w:lang w:val="en-GB"/>
-              </w:rPr>
-              <w:t xml:space="preserve">PAYEE / ACCOUNT NAME</w:t>
-            </w:r>
-          </w:p>
-          <w:p>
-            <w:pPr>
+            <w:tcW w:w="5000" w:type="dxa"/>
+            <w:gridSpan w:val="2"/>
+            <w:shd w:val="clear" w:color="auto" w:fill="BCACA7"/>
+            <w:vAlign w:val="center"/>
+          </w:tcPr>
+          <w:p>
+            <w:pPr>
+              <w:pStyle w:val="Heading1"/>
+              <w:keepNext/>
+              <w:spacing w:before="0" w:after="0" w:line="250" w:lineRule="auto"/>
+              <w:jc w:val="left"/>
+            </w:pPr>
+            <w:r>
+              <w:rPr>
+                <w:rFonts w:ascii="Jost" w:hAnsi="Jost" w:eastAsia="Jost" w:cs="Jost"/>
+                <w:b/>
+                <w:bCs/>
+                <w:color w:val="12171D"/>
+                <w:sz w:val="17"/>
+                <w:szCs w:val="17"/>
+                <w:lang w:val="en-GB"/>
+              </w:rPr>
+              <w:t xml:space="preserve">PAYMENT INSTRUCTIONS</w:t>
+            </w:r>
+          </w:p>
+        </w:tc>
+        <w:tc>
+          <w:tcPr>
+            <w:tcW w:w="5000" w:type="dxa"/>
+            <w:gridSpan w:val="2"/>
+            <w:shd w:val="clear" w:color="auto" w:fill="BCACA7"/>
+            <w:vAlign w:val="center"/>
+          </w:tcPr>
+          <w:p>
+            <w:pPr>
+              <w:keepNext/>
               <w:bidi w:val="1"/>
-              <w:jc w:val="right"/>
-              <w:spacing w:before="0" w:after="0" w:line="250" w:lineRule="auto"/>
+              <w:spacing w:before="0" w:after="0" w:line="250" w:lineRule="auto"/>
+              <w:jc w:val="left"/>
             </w:pPr>
             <w:r>
               <w:rPr>
                 <w:rFonts w:ascii="Noto Sans Arabic" w:hAnsi="Noto Sans Arabic" w:eastAsia="Noto Sans Arabic" w:cs="Noto Sans Arabic"/>
                 <w:b/>
                 <w:bCs/>
-                <w:rtl w:val="1"/>
                 <w:color w:val="12171D"/>
                 <w:sz w:val="16"/>
                 <w:szCs w:val="16"/>
-                <w:lang w:val="ar-SA" w:eastAsia="ar-SA"/>
-              </w:rPr>
-              <w:t xml:space="preserve">المستفيد / اسم الحساب</w:t>
-            </w:r>
-          </w:p>
-        </w:tc>
-        <w:tc>
-          <w:tcPr>
-            <w:tcW w:w="3350" w:type="dxa"/>
-            <w:tcBorders>
-              <w:bottom w:val="single" w:sz="4" w:space="0" w:color="BCACA7"/>
-            </w:tcBorders>
-            <w:vAlign w:val="center"/>
-          </w:tcPr>
-          <w:p>
-            <w:pPr>
-              <w:jc w:val="left"/>
-              <w:spacing w:before="0" w:after="0" w:line="250" w:lineRule="auto"/>
-            </w:pPr>
-            <w:r>
-              <w:rPr>
-                <w:rFonts w:ascii="Inter" w:hAnsi="Inter" w:eastAsia="Inter" w:cs="Inter"/>
-                <w:i/>
-                <w:iCs/>
-                <w:color w:val="12171D"/>
-                <w:sz w:val="18"/>
-                <w:szCs w:val="18"/>
-                <w:lang w:val="en-GB"/>
-              </w:rPr>
-              <w:t xml:space="preserve">[Payee Name]</w:t>
-            </w:r>
-          </w:p>
-        </w:tc>
-        <w:tc>
-          <w:tcPr>
-            <w:tcW w:w="1650" w:type="dxa"/>
-            <w:shd w:val="clear" w:color="auto" w:fill="F4F1F0"/>
-            <w:tcBorders>
-              <w:bottom w:val="single" w:sz="4" w:space="0" w:color="BCACA7"/>
-            </w:tcBorders>
-            <w:vAlign w:val="center"/>
-          </w:tcPr>
-          <w:p>
-            <w:pPr>
-              <w:jc w:val="left"/>
-              <w:spacing w:before="0" w:after="12" w:line="250" w:lineRule="auto"/>
-            </w:pPr>
-            <w:r>
-              <w:rPr>
-                <w:rFonts w:ascii="Inter" w:hAnsi="Inter" w:eastAsia="Inter" w:cs="Inter"/>
-                <w:b/>
-                <w:bCs/>
-                <w:color w:val="12171D"/>
-                <w:sz w:val="15"/>
-                <w:szCs w:val="15"/>
-                <w:lang w:val="en-GB"/>
-              </w:rPr>
-              <w:t xml:space="preserve">BANK</w:t>
-            </w:r>
-          </w:p>
-          <w:p>
-            <w:pPr>
-              <w:bidi w:val="1"/>
-              <w:jc w:val="right"/>
-              <w:spacing w:before="0" w:after="0" w:line="250" w:lineRule="auto"/>
-            </w:pPr>
-            <w:r>
-              <w:rPr>
-                <w:rFonts w:ascii="Noto Sans Arabic" w:hAnsi="Noto Sans Arabic" w:eastAsia="Noto Sans Arabic" w:cs="Noto Sans Arabic"/>
-                <w:b/>
-                <w:bCs/>
                 <w:rtl w:val="1"/>
-                <w:color w:val="12171D"/>
-                <w:sz w:val="16"/>
-                <w:szCs w:val="16"/>
-                <w:lang w:val="ar-SA" w:eastAsia="ar-SA"/>
-              </w:rPr>
-              <w:t xml:space="preserve">البنك</w:t>
-            </w:r>
-          </w:p>
-        </w:tc>
-        <w:tc>
-          <w:tcPr>
-            <w:tcW w:w="3350" w:type="dxa"/>
-            <w:tcBorders>
-              <w:bottom w:val="single" w:sz="4" w:space="0" w:color="BCACA7"/>
-            </w:tcBorders>
-            <w:vAlign w:val="center"/>
-          </w:tcPr>
-          <w:p>
-            <w:pPr>
-              <w:jc w:val="left"/>
-              <w:spacing w:before="0" w:after="0" w:line="250" w:lineRule="auto"/>
-            </w:pPr>
-            <w:r>
-              <w:rPr>
-                <w:rFonts w:ascii="Inter" w:hAnsi="Inter" w:eastAsia="Inter" w:cs="Inter"/>
-                <w:i/>
-                <w:iCs/>
-                <w:color w:val="12171D"/>
-                <w:sz w:val="18"/>
-                <w:szCs w:val="18"/>
-                <w:lang w:val="en-GB"/>
-              </w:rPr>
-              <w:t xml:space="preserve">[Bank Name]</w:t>
+                <w:lang w:val="ar-SA" w:bidi="ar-SA"/>
+              </w:rPr>
+              <w:t xml:space="preserve">تعليمات الدفع</w:t>
             </w:r>
           </w:p>
         </w:tc>
@@ -2942,16 +3124,17 @@
         <w:tc>
           <w:tcPr>
             <w:tcW w:w="1650" w:type="dxa"/>
+            <w:tcBorders>
+              <w:bottom w:val="single" w:sz="4" w:space="0" w:color="BCACA7"/>
+            </w:tcBorders>
             <w:shd w:val="clear" w:color="auto" w:fill="F4F1F0"/>
-            <w:tcBorders>
-              <w:bottom w:val="single" w:sz="4" w:space="0" w:color="BCACA7"/>
-            </w:tcBorders>
-            <w:vAlign w:val="center"/>
-          </w:tcPr>
-          <w:p>
-            <w:pPr>
-              <w:jc w:val="left"/>
+            <w:vAlign w:val="center"/>
+          </w:tcPr>
+          <w:p>
+            <w:pPr>
+              <w:keepNext/>
               <w:spacing w:before="0" w:after="12" w:line="250" w:lineRule="auto"/>
+              <w:jc w:val="left"/>
             </w:pPr>
             <w:r>
               <w:rPr>
@@ -2963,27 +3146,26 @@
                 <w:szCs w:val="15"/>
                 <w:lang w:val="en-GB"/>
               </w:rPr>
-              <w:t xml:space="preserve">ACCOUNT NUMBER</w:t>
-            </w:r>
-          </w:p>
-          <w:p>
-            <w:pPr>
+              <w:t xml:space="preserve">PAYEE / ACCOUNT NAME</w:t>
+            </w:r>
+          </w:p>
+          <w:p>
+            <w:pPr>
+              <w:keepNext/>
               <w:bidi w:val="1"/>
-              <w:jc w:val="right"/>
-              <w:spacing w:before="0" w:after="0" w:line="250" w:lineRule="auto"/>
+              <w:spacing w:before="0" w:after="0" w:line="250" w:lineRule="auto"/>
+              <w:jc w:val="left"/>
             </w:pPr>
             <w:r>
               <w:rPr>
                 <w:rFonts w:ascii="Noto Sans Arabic" w:hAnsi="Noto Sans Arabic" w:eastAsia="Noto Sans Arabic" w:cs="Noto Sans Arabic"/>
-                <w:b/>
-                <w:bCs/>
-                <w:rtl w:val="1"/>
                 <w:color w:val="12171D"/>
                 <w:sz w:val="16"/>
                 <w:szCs w:val="16"/>
-                <w:lang w:val="ar-SA" w:eastAsia="ar-SA"/>
-              </w:rPr>
-              <w:t xml:space="preserve">رقم الحساب</w:t>
+                <w:rtl w:val="1"/>
+                <w:lang w:val="ar-SA" w:bidi="ar-SA"/>
+              </w:rPr>
+              <w:t xml:space="preserve">المستفيد / اسم الحساب</w:t>
             </w:r>
           </w:p>
         </w:tc>
@@ -2997,8 +3179,9 @@
           </w:tcPr>
           <w:p>
             <w:pPr>
-              <w:jc w:val="left"/>
-              <w:spacing w:before="0" w:after="0" w:line="250" w:lineRule="auto"/>
+              <w:keepNext/>
+              <w:spacing w:before="0" w:after="0" w:line="250" w:lineRule="auto"/>
+              <w:jc w:val="left"/>
             </w:pPr>
             <w:r>
               <w:rPr>
@@ -3010,23 +3193,24 @@
                 <w:szCs w:val="18"/>
                 <w:lang w:val="en-GB"/>
               </w:rPr>
-              <w:t xml:space="preserve">[Account Number]</w:t>
+              <w:t xml:space="preserve">[Payee Name]</w:t>
             </w:r>
           </w:p>
         </w:tc>
         <w:tc>
           <w:tcPr>
             <w:tcW w:w="1650" w:type="dxa"/>
+            <w:tcBorders>
+              <w:bottom w:val="single" w:sz="4" w:space="0" w:color="BCACA7"/>
+            </w:tcBorders>
             <w:shd w:val="clear" w:color="auto" w:fill="F4F1F0"/>
-            <w:tcBorders>
-              <w:bottom w:val="single" w:sz="4" w:space="0" w:color="BCACA7"/>
-            </w:tcBorders>
-            <w:vAlign w:val="center"/>
-          </w:tcPr>
-          <w:p>
-            <w:pPr>
-              <w:jc w:val="left"/>
+            <w:vAlign w:val="center"/>
+          </w:tcPr>
+          <w:p>
+            <w:pPr>
+              <w:keepNext/>
               <w:spacing w:before="0" w:after="12" w:line="250" w:lineRule="auto"/>
+              <w:jc w:val="left"/>
             </w:pPr>
             <w:r>
               <w:rPr>
@@ -3038,27 +3222,26 @@
                 <w:szCs w:val="15"/>
                 <w:lang w:val="en-GB"/>
               </w:rPr>
-              <w:t xml:space="preserve">IBAN / ROUTING</w:t>
-            </w:r>
-          </w:p>
-          <w:p>
-            <w:pPr>
+              <w:t xml:space="preserve">BANK</w:t>
+            </w:r>
+          </w:p>
+          <w:p>
+            <w:pPr>
+              <w:keepNext/>
               <w:bidi w:val="1"/>
-              <w:jc w:val="right"/>
-              <w:spacing w:before="0" w:after="0" w:line="250" w:lineRule="auto"/>
+              <w:spacing w:before="0" w:after="0" w:line="250" w:lineRule="auto"/>
+              <w:jc w:val="left"/>
             </w:pPr>
             <w:r>
               <w:rPr>
                 <w:rFonts w:ascii="Noto Sans Arabic" w:hAnsi="Noto Sans Arabic" w:eastAsia="Noto Sans Arabic" w:cs="Noto Sans Arabic"/>
-                <w:b/>
-                <w:bCs/>
-                <w:rtl w:val="1"/>
                 <w:color w:val="12171D"/>
                 <w:sz w:val="16"/>
                 <w:szCs w:val="16"/>
-                <w:lang w:val="ar-SA" w:eastAsia="ar-SA"/>
-              </w:rPr>
-              <w:t xml:space="preserve">رقم الآيبان / التوجيه</w:t>
+                <w:rtl w:val="1"/>
+                <w:lang w:val="ar-SA" w:bidi="ar-SA"/>
+              </w:rPr>
+              <w:t xml:space="preserve">البنك</w:t>
             </w:r>
           </w:p>
         </w:tc>
@@ -3072,8 +3255,9 @@
           </w:tcPr>
           <w:p>
             <w:pPr>
-              <w:jc w:val="left"/>
-              <w:spacing w:before="0" w:after="0" w:line="250" w:lineRule="auto"/>
+              <w:keepNext/>
+              <w:spacing w:before="0" w:after="0" w:line="250" w:lineRule="auto"/>
+              <w:jc w:val="left"/>
             </w:pPr>
             <w:r>
               <w:rPr>
@@ -3085,7 +3269,7 @@
                 <w:szCs w:val="18"/>
                 <w:lang w:val="en-GB"/>
               </w:rPr>
-              <w:t xml:space="preserve">[IBAN / Routing Details]</w:t>
+              <w:t xml:space="preserve">[Bank Name]</w:t>
             </w:r>
           </w:p>
         </w:tc>
@@ -3097,16 +3281,17 @@
         <w:tc>
           <w:tcPr>
             <w:tcW w:w="1650" w:type="dxa"/>
+            <w:tcBorders>
+              <w:bottom w:val="single" w:sz="4" w:space="0" w:color="BCACA7"/>
+            </w:tcBorders>
             <w:shd w:val="clear" w:color="auto" w:fill="F4F1F0"/>
-            <w:tcBorders>
-              <w:bottom w:val="single" w:sz="4" w:space="0" w:color="BCACA7"/>
-            </w:tcBorders>
-            <w:vAlign w:val="center"/>
-          </w:tcPr>
-          <w:p>
-            <w:pPr>
-              <w:jc w:val="left"/>
+            <w:vAlign w:val="center"/>
+          </w:tcPr>
+          <w:p>
+            <w:pPr>
+              <w:keepNext/>
               <w:spacing w:before="0" w:after="12" w:line="250" w:lineRule="auto"/>
+              <w:jc w:val="left"/>
             </w:pPr>
             <w:r>
               <w:rPr>
@@ -3118,27 +3303,26 @@
                 <w:szCs w:val="15"/>
                 <w:lang w:val="en-GB"/>
               </w:rPr>
-              <w:t xml:space="preserve">PAYMENT REFERENCE</w:t>
-            </w:r>
-          </w:p>
-          <w:p>
-            <w:pPr>
+              <w:t xml:space="preserve">ACCOUNT NUMBER</w:t>
+            </w:r>
+          </w:p>
+          <w:p>
+            <w:pPr>
+              <w:keepNext/>
               <w:bidi w:val="1"/>
-              <w:jc w:val="right"/>
-              <w:spacing w:before="0" w:after="0" w:line="250" w:lineRule="auto"/>
+              <w:spacing w:before="0" w:after="0" w:line="250" w:lineRule="auto"/>
+              <w:jc w:val="left"/>
             </w:pPr>
             <w:r>
               <w:rPr>
                 <w:rFonts w:ascii="Noto Sans Arabic" w:hAnsi="Noto Sans Arabic" w:eastAsia="Noto Sans Arabic" w:cs="Noto Sans Arabic"/>
-                <w:b/>
-                <w:bCs/>
-                <w:rtl w:val="1"/>
                 <w:color w:val="12171D"/>
                 <w:sz w:val="16"/>
                 <w:szCs w:val="16"/>
-                <w:lang w:val="ar-SA" w:eastAsia="ar-SA"/>
-              </w:rPr>
-              <w:t xml:space="preserve">مرجع الدفع</w:t>
+                <w:rtl w:val="1"/>
+                <w:lang w:val="ar-SA" w:bidi="ar-SA"/>
+              </w:rPr>
+              <w:t xml:space="preserve">رقم الحساب</w:t>
             </w:r>
           </w:p>
         </w:tc>
@@ -3152,8 +3336,9 @@
           </w:tcPr>
           <w:p>
             <w:pPr>
-              <w:jc w:val="left"/>
-              <w:spacing w:before="0" w:after="0" w:line="250" w:lineRule="auto"/>
+              <w:keepNext/>
+              <w:spacing w:before="0" w:after="0" w:line="250" w:lineRule="auto"/>
+              <w:jc w:val="left"/>
             </w:pPr>
             <w:r>
               <w:rPr>
@@ -3165,23 +3350,24 @@
                 <w:szCs w:val="18"/>
                 <w:lang w:val="en-GB"/>
               </w:rPr>
-              <w:t xml:space="preserve">[Payment Reference]</w:t>
+              <w:t xml:space="preserve">[Account Number]</w:t>
             </w:r>
           </w:p>
         </w:tc>
         <w:tc>
           <w:tcPr>
             <w:tcW w:w="1650" w:type="dxa"/>
+            <w:tcBorders>
+              <w:bottom w:val="single" w:sz="4" w:space="0" w:color="BCACA7"/>
+            </w:tcBorders>
             <w:shd w:val="clear" w:color="auto" w:fill="F4F1F0"/>
-            <w:tcBorders>
-              <w:bottom w:val="single" w:sz="4" w:space="0" w:color="BCACA7"/>
-            </w:tcBorders>
-            <w:vAlign w:val="center"/>
-          </w:tcPr>
-          <w:p>
-            <w:pPr>
-              <w:jc w:val="left"/>
+            <w:vAlign w:val="center"/>
+          </w:tcPr>
+          <w:p>
+            <w:pPr>
+              <w:keepNext/>
               <w:spacing w:before="0" w:after="12" w:line="250" w:lineRule="auto"/>
+              <w:jc w:val="left"/>
             </w:pPr>
             <w:r>
               <w:rPr>
@@ -3193,27 +3379,26 @@
                 <w:szCs w:val="15"/>
                 <w:lang w:val="en-GB"/>
               </w:rPr>
-              <w:t xml:space="preserve">CONTACT EMAIL</w:t>
-            </w:r>
-          </w:p>
-          <w:p>
-            <w:pPr>
+              <w:t xml:space="preserve">IBAN / ROUTING</w:t>
+            </w:r>
+          </w:p>
+          <w:p>
+            <w:pPr>
+              <w:keepNext/>
               <w:bidi w:val="1"/>
-              <w:jc w:val="right"/>
-              <w:spacing w:before="0" w:after="0" w:line="250" w:lineRule="auto"/>
+              <w:spacing w:before="0" w:after="0" w:line="250" w:lineRule="auto"/>
+              <w:jc w:val="left"/>
             </w:pPr>
             <w:r>
               <w:rPr>
                 <w:rFonts w:ascii="Noto Sans Arabic" w:hAnsi="Noto Sans Arabic" w:eastAsia="Noto Sans Arabic" w:cs="Noto Sans Arabic"/>
-                <w:b/>
-                <w:bCs/>
-                <w:rtl w:val="1"/>
                 <w:color w:val="12171D"/>
                 <w:sz w:val="16"/>
                 <w:szCs w:val="16"/>
-                <w:lang w:val="ar-SA" w:eastAsia="ar-SA"/>
-              </w:rPr>
-              <w:t xml:space="preserve">بريد التواصل</w:t>
+                <w:rtl w:val="1"/>
+                <w:lang w:val="ar-SA" w:bidi="ar-SA"/>
+              </w:rPr>
+              <w:t xml:space="preserve">رقم الآيبان / التوجيه</w:t>
             </w:r>
           </w:p>
         </w:tc>
@@ -3227,8 +3412,9 @@
           </w:tcPr>
           <w:p>
             <w:pPr>
-              <w:jc w:val="left"/>
-              <w:spacing w:before="0" w:after="0" w:line="250" w:lineRule="auto"/>
+              <w:keepNext/>
+              <w:spacing w:before="0" w:after="0" w:line="250" w:lineRule="auto"/>
+              <w:jc w:val="left"/>
             </w:pPr>
             <w:r>
               <w:rPr>
@@ -3240,12 +3426,301 @@
                 <w:szCs w:val="18"/>
                 <w:lang w:val="en-GB"/>
               </w:rPr>
+              <w:t xml:space="preserve">[IBAN / Routing Details]</w:t>
+            </w:r>
+          </w:p>
+        </w:tc>
+      </w:tr>
+      <w:tr>
+        <w:trPr>
+          <w:cantSplit/>
+        </w:trPr>
+        <w:tc>
+          <w:tcPr>
+            <w:tcW w:w="1650" w:type="dxa"/>
+            <w:tcBorders>
+              <w:bottom w:val="single" w:sz="4" w:space="0" w:color="BCACA7"/>
+            </w:tcBorders>
+            <w:shd w:val="clear" w:color="auto" w:fill="F4F1F0"/>
+            <w:vAlign w:val="center"/>
+          </w:tcPr>
+          <w:p>
+            <w:pPr>
+              <w:spacing w:before="0" w:after="12" w:line="250" w:lineRule="auto"/>
+              <w:jc w:val="left"/>
+            </w:pPr>
+            <w:r>
+              <w:rPr>
+                <w:rFonts w:ascii="Inter" w:hAnsi="Inter" w:eastAsia="Inter" w:cs="Inter"/>
+                <w:b/>
+                <w:bCs/>
+                <w:color w:val="12171D"/>
+                <w:sz w:val="15"/>
+                <w:szCs w:val="15"/>
+                <w:lang w:val="en-GB"/>
+              </w:rPr>
+              <w:t xml:space="preserve">PAYMENT REFERENCE</w:t>
+            </w:r>
+          </w:p>
+          <w:p>
+            <w:pPr>
+              <w:bidi w:val="1"/>
+              <w:spacing w:before="0" w:after="0" w:line="250" w:lineRule="auto"/>
+              <w:jc w:val="left"/>
+            </w:pPr>
+            <w:r>
+              <w:rPr>
+                <w:rFonts w:ascii="Noto Sans Arabic" w:hAnsi="Noto Sans Arabic" w:eastAsia="Noto Sans Arabic" w:cs="Noto Sans Arabic"/>
+                <w:color w:val="12171D"/>
+                <w:sz w:val="16"/>
+                <w:szCs w:val="16"/>
+                <w:rtl w:val="1"/>
+                <w:lang w:val="ar-SA" w:bidi="ar-SA"/>
+              </w:rPr>
+              <w:t xml:space="preserve">مرجع الدفع</w:t>
+            </w:r>
+          </w:p>
+        </w:tc>
+        <w:tc>
+          <w:tcPr>
+            <w:tcW w:w="3350" w:type="dxa"/>
+            <w:tcBorders>
+              <w:bottom w:val="single" w:sz="4" w:space="0" w:color="BCACA7"/>
+            </w:tcBorders>
+            <w:vAlign w:val="center"/>
+          </w:tcPr>
+          <w:p>
+            <w:pPr>
+              <w:spacing w:before="0" w:after="0" w:line="250" w:lineRule="auto"/>
+              <w:jc w:val="left"/>
+            </w:pPr>
+            <w:r>
+              <w:rPr>
+                <w:rFonts w:ascii="Inter" w:hAnsi="Inter" w:eastAsia="Inter" w:cs="Inter"/>
+                <w:i/>
+                <w:iCs/>
+                <w:color w:val="12171D"/>
+                <w:sz w:val="18"/>
+                <w:szCs w:val="18"/>
+                <w:lang w:val="en-GB"/>
+              </w:rPr>
+              <w:t xml:space="preserve">[Payment Reference]</w:t>
+            </w:r>
+          </w:p>
+        </w:tc>
+        <w:tc>
+          <w:tcPr>
+            <w:tcW w:w="1650" w:type="dxa"/>
+            <w:tcBorders>
+              <w:bottom w:val="single" w:sz="4" w:space="0" w:color="BCACA7"/>
+            </w:tcBorders>
+            <w:shd w:val="clear" w:color="auto" w:fill="F4F1F0"/>
+            <w:vAlign w:val="center"/>
+          </w:tcPr>
+          <w:p>
+            <w:pPr>
+              <w:spacing w:before="0" w:after="12" w:line="250" w:lineRule="auto"/>
+              <w:jc w:val="left"/>
+            </w:pPr>
+            <w:r>
+              <w:rPr>
+                <w:rFonts w:ascii="Inter" w:hAnsi="Inter" w:eastAsia="Inter" w:cs="Inter"/>
+                <w:b/>
+                <w:bCs/>
+                <w:color w:val="12171D"/>
+                <w:sz w:val="15"/>
+                <w:szCs w:val="15"/>
+                <w:lang w:val="en-GB"/>
+              </w:rPr>
+              <w:t xml:space="preserve">CONTACT EMAIL</w:t>
+            </w:r>
+          </w:p>
+          <w:p>
+            <w:pPr>
+              <w:bidi w:val="1"/>
+              <w:spacing w:before="0" w:after="0" w:line="250" w:lineRule="auto"/>
+              <w:jc w:val="left"/>
+            </w:pPr>
+            <w:r>
+              <w:rPr>
+                <w:rFonts w:ascii="Noto Sans Arabic" w:hAnsi="Noto Sans Arabic" w:eastAsia="Noto Sans Arabic" w:cs="Noto Sans Arabic"/>
+                <w:color w:val="12171D"/>
+                <w:sz w:val="16"/>
+                <w:szCs w:val="16"/>
+                <w:rtl w:val="1"/>
+                <w:lang w:val="ar-SA" w:bidi="ar-SA"/>
+              </w:rPr>
+              <w:t xml:space="preserve">بريد التواصل</w:t>
+            </w:r>
+          </w:p>
+        </w:tc>
+        <w:tc>
+          <w:tcPr>
+            <w:tcW w:w="3350" w:type="dxa"/>
+            <w:tcBorders>
+              <w:bottom w:val="single" w:sz="4" w:space="0" w:color="BCACA7"/>
+            </w:tcBorders>
+            <w:vAlign w:val="center"/>
+          </w:tcPr>
+          <w:p>
+            <w:pPr>
+              <w:spacing w:before="0" w:after="0" w:line="250" w:lineRule="auto"/>
+              <w:jc w:val="left"/>
+            </w:pPr>
+            <w:r>
+              <w:rPr>
+                <w:rFonts w:ascii="Inter" w:hAnsi="Inter" w:eastAsia="Inter" w:cs="Inter"/>
+                <w:i/>
+                <w:iCs/>
+                <w:color w:val="12171D"/>
+                <w:sz w:val="18"/>
+                <w:szCs w:val="18"/>
+                <w:lang w:val="en-GB"/>
+              </w:rPr>
               <w:t xml:space="preserve">[Accounts Contact Email]</w:t>
             </w:r>
           </w:p>
         </w:tc>
       </w:tr>
     </w:tbl>
+    <w:p>
+      <w:pPr>
+        <w:spacing w:before="0" w:after="0" w:line="20" w:lineRule="exact"/>
+        <w:rPr>
+          <w:sz w:val="2"/>
+          <w:szCs w:val="2"/>
+        </w:rPr>
+      </w:pPr>
+    </w:p>
+    <w:tbl>
+      <w:tblPr>
+        <w:tblW w:w="10000" w:type="dxa"/>
+        <w:tblBorders>
+          <w:top w:val="single" w:sz="4" w:color="BCACA7"/>
+          <w:left w:val="single" w:sz="4" w:color="BCACA7"/>
+          <w:bottom w:val="single" w:sz="4" w:color="BCACA7"/>
+          <w:right w:val="single" w:sz="4" w:color="BCACA7"/>
+          <w:insideH w:val="single" w:sz="4" w:color="BCACA7"/>
+          <w:insideV w:val="single" w:sz="4" w:color="BCACA7"/>
+        </w:tblBorders>
+        <w:tblLayout w:type="fixed"/>
+        <w:tblCellMar>
+          <w:top w:w="75" w:type="dxa"/>
+          <w:left w:w="85" w:type="dxa"/>
+          <w:bottom w:w="75" w:type="dxa"/>
+          <w:right w:w="85" w:type="dxa"/>
+        </w:tblCellMar>
+        <w:tblLook w:firstRow="1" w:lastRow="0" w:firstColumn="0" w:lastColumn="0" w:noHBand="0" w:noVBand="1"/>
+      </w:tblPr>
+      <w:tblGrid>
+        <w:gridCol w:w="5000"/>
+        <w:gridCol w:w="5000"/>
+      </w:tblGrid>
+      <w:tr>
+        <w:trPr>
+          <w:cantSplit/>
+        </w:trPr>
+        <w:tc>
+          <w:tcPr>
+            <w:tcW w:w="5000" w:type="dxa"/>
+            <w:gridSpan w:val="1"/>
+            <w:shd w:val="clear" w:color="auto" w:fill="BCACA7"/>
+            <w:vAlign w:val="center"/>
+          </w:tcPr>
+          <w:p>
+            <w:pPr>
+              <w:pStyle w:val="Heading1"/>
+              <w:keepNext/>
+              <w:spacing w:before="0" w:after="0" w:line="250" w:lineRule="auto"/>
+              <w:jc w:val="left"/>
+            </w:pPr>
+            <w:r>
+              <w:rPr>
+                <w:rFonts w:ascii="Jost" w:hAnsi="Jost" w:eastAsia="Jost" w:cs="Jost"/>
+                <w:b/>
+                <w:bCs/>
+                <w:color w:val="12171D"/>
+                <w:sz w:val="17"/>
+                <w:szCs w:val="17"/>
+                <w:lang w:val="en-GB"/>
+              </w:rPr>
+              <w:t xml:space="preserve">NOTES AND TERMS</w:t>
+            </w:r>
+          </w:p>
+        </w:tc>
+        <w:tc>
+          <w:tcPr>
+            <w:tcW w:w="5000" w:type="dxa"/>
+            <w:gridSpan w:val="1"/>
+            <w:shd w:val="clear" w:color="auto" w:fill="BCACA7"/>
+            <w:vAlign w:val="center"/>
+          </w:tcPr>
+          <w:p>
+            <w:pPr>
+              <w:keepNext/>
+              <w:bidi w:val="1"/>
+              <w:spacing w:before="0" w:after="0" w:line="250" w:lineRule="auto"/>
+              <w:jc w:val="left"/>
+            </w:pPr>
+            <w:r>
+              <w:rPr>
+                <w:rFonts w:ascii="Noto Sans Arabic" w:hAnsi="Noto Sans Arabic" w:eastAsia="Noto Sans Arabic" w:cs="Noto Sans Arabic"/>
+                <w:b/>
+                <w:bCs/>
+                <w:color w:val="12171D"/>
+                <w:sz w:val="16"/>
+                <w:szCs w:val="16"/>
+                <w:rtl w:val="1"/>
+                <w:lang w:val="ar-SA" w:bidi="ar-SA"/>
+              </w:rPr>
+              <w:t xml:space="preserve">الملاحظات والشروط</w:t>
+            </w:r>
+          </w:p>
+        </w:tc>
+      </w:tr>
+      <w:tr>
+        <w:trPr>
+          <w:cantSplit/>
+        </w:trPr>
+        <w:tc>
+          <w:tcPr>
+            <w:tcW w:w="10000" w:type="dxa"/>
+            <w:gridSpan w:val="2"/>
+            <w:tcBorders>
+              <w:bottom w:val="single" w:sz="4" w:space="0" w:color="BCACA7"/>
+            </w:tcBorders>
+            <w:vAlign w:val="center"/>
+          </w:tcPr>
+          <w:p>
+            <w:pPr>
+              <w:spacing w:before="0" w:after="0" w:line="250" w:lineRule="auto"/>
+              <w:jc w:val="left"/>
+            </w:pPr>
+            <w:r>
+              <w:rPr>
+                <w:rFonts w:ascii="Inter" w:hAnsi="Inter" w:eastAsia="Inter" w:cs="Inter"/>
+                <w:i/>
+                <w:iCs/>
+                <w:color w:val="12171D"/>
+                <w:sz w:val="16"/>
+                <w:szCs w:val="16"/>
+                <w:lang w:val="en-GB"/>
+              </w:rPr>
+              <w:t xml:space="preserve">[Notes and terms to be confirmed by the owner before issue.]</w:t>
+            </w:r>
+          </w:p>
+        </w:tc>
+      </w:tr>
+    </w:tbl>
+    <w:p>
+      <w:pPr>
+        <w:spacing w:before="0" w:after="0" w:line="20" w:lineRule="exact"/>
+        <w:rPr>
+          <w:sz w:val="2"/>
+          <w:szCs w:val="2"/>
+        </w:rPr>
+      </w:pPr>
+    </w:p>
     <w:sectPr>
       <w:headerReference w:type="default" r:id="rIdHeader"/>
       <w:footerReference w:type="default" r:id="rIdFooter"/>
@@ -3269,29 +3744,242 @@
     </w:pPr>
     <w:r>
       <w:rPr>
-        <w:rFonts w:ascii="Inter" w:hAnsi="Inter"/>
+        <w:rFonts w:ascii="Inter" w:hAnsi="Inter" w:cs="Inter"/>
         <w:color w:val="12171D"/>
-        <w:sz w:val="13"/>
+        <w:sz w:val="15"/>
+        <w:szCs w:val="15"/>
+        <w:lang w:val="en-GB"/>
       </w:rPr>
-      <w:t>[Registered Entity Name] | [Company Address] | contact@mish3l.com | [Business Phone]</w:t>
+      <w:t xml:space="preserve">[Registered Entity Name] | [Company Address] | contact@mish3l.com | [Business Phone]</w:t>
     </w:r>
   </w:p>
+  <w:tbl>
+    <w:tblPr>
+      <w:tblW w:w="10000" w:type="dxa"/>
+      <w:tblInd w:w="-85" w:type="dxa"/>
+      <w:tblBorders>
+        <w:top w:val="nil"/>
+        <w:left w:val="nil"/>
+        <w:bottom w:val="nil"/>
+        <w:right w:val="nil"/>
+        <w:insideH w:val="nil"/>
+        <w:insideV w:val="nil"/>
+      </w:tblBorders>
+      <w:tblLayout w:type="fixed"/>
+      <w:tblCellMar>
+        <w:top w:w="75" w:type="dxa"/>
+        <w:left w:w="85" w:type="dxa"/>
+        <w:bottom w:w="75" w:type="dxa"/>
+        <w:right w:w="85" w:type="dxa"/>
+      </w:tblCellMar>
+      <w:tblLook w:firstRow="1" w:lastRow="0" w:firstColumn="0" w:lastColumn="0" w:noHBand="0" w:noVBand="1"/>
+    </w:tblPr>
+    <w:tblGrid>
+      <w:gridCol w:w="3000"/>
+      <w:gridCol w:w="7000"/>
+    </w:tblGrid>
+    <w:tr>
+      <w:trPr>
+        <w:cantSplit/>
+      </w:trPr>
+      <w:tc>
+        <w:tcPr>
+          <w:tcW w:w="3000" w:type="dxa"/>
+          <w:vAlign w:val="top"/>
+        </w:tcPr>
+        <w:p>
+          <w:pPr>
+            <w:spacing w:before="0" w:after="0"/>
+          </w:pPr>
+          <w:r>
+            <w:rPr>
+              <w:rFonts w:ascii="Inter" w:hAnsi="Inter" w:cs="Inter"/>
+              <w:color w:val="12171D"/>
+              <w:sz w:val="15"/>
+              <w:szCs w:val="15"/>
+              <w:lang w:val="en-GB"/>
+            </w:rPr>
+            <w:t xml:space="preserve">Page </w:t>
+          </w:r>
+          <w:r>
+            <w:rPr>
+              <w:rFonts w:ascii="Inter" w:hAnsi="Inter" w:cs="Inter"/>
+              <w:color w:val="12171D"/>
+              <w:sz w:val="15"/>
+              <w:szCs w:val="15"/>
+            </w:rPr>
+            <w:fldChar w:fldCharType="begin"/>
+          </w:r>
+          <w:r>
+            <w:rPr>
+              <w:rFonts w:ascii="Inter" w:hAnsi="Inter" w:cs="Inter"/>
+              <w:color w:val="12171D"/>
+              <w:sz w:val="15"/>
+              <w:szCs w:val="15"/>
+            </w:rPr>
+            <w:instrText xml:space="preserve"> PAGE </w:instrText>
+          </w:r>
+          <w:r>
+            <w:rPr>
+              <w:rFonts w:ascii="Inter" w:hAnsi="Inter" w:cs="Inter"/>
+              <w:color w:val="12171D"/>
+              <w:sz w:val="15"/>
+              <w:szCs w:val="15"/>
+            </w:rPr>
+            <w:fldChar w:fldCharType="separate"/>
+          </w:r>
+          <w:r>
+            <w:rPr>
+              <w:rFonts w:ascii="Inter" w:hAnsi="Inter" w:cs="Inter"/>
+              <w:color w:val="12171D"/>
+              <w:sz w:val="15"/>
+              <w:szCs w:val="15"/>
+              <w:lang w:val="en-GB"/>
+            </w:rPr>
+            <w:t xml:space="preserve">1</w:t>
+          </w:r>
+          <w:r>
+            <w:rPr>
+              <w:rFonts w:ascii="Inter" w:hAnsi="Inter" w:cs="Inter"/>
+              <w:color w:val="12171D"/>
+              <w:sz w:val="15"/>
+              <w:szCs w:val="15"/>
+            </w:rPr>
+            <w:fldChar w:fldCharType="end"/>
+          </w:r>
+          <w:r>
+            <w:rPr>
+              <w:rFonts w:ascii="Inter" w:hAnsi="Inter" w:cs="Inter"/>
+              <w:color w:val="12171D"/>
+              <w:sz w:val="15"/>
+              <w:szCs w:val="15"/>
+              <w:lang w:val="en-GB"/>
+            </w:rPr>
+            <w:t xml:space="preserve"> of </w:t>
+          </w:r>
+          <w:r>
+            <w:rPr>
+              <w:rFonts w:ascii="Inter" w:hAnsi="Inter" w:cs="Inter"/>
+              <w:color w:val="12171D"/>
+              <w:sz w:val="15"/>
+              <w:szCs w:val="15"/>
+            </w:rPr>
+            <w:fldChar w:fldCharType="begin"/>
+          </w:r>
+          <w:r>
+            <w:rPr>
+              <w:rFonts w:ascii="Inter" w:hAnsi="Inter" w:cs="Inter"/>
+              <w:color w:val="12171D"/>
+              <w:sz w:val="15"/>
+              <w:szCs w:val="15"/>
+            </w:rPr>
+            <w:instrText xml:space="preserve"> NUMPAGES </w:instrText>
+          </w:r>
+          <w:r>
+            <w:rPr>
+              <w:rFonts w:ascii="Inter" w:hAnsi="Inter" w:cs="Inter"/>
+              <w:color w:val="12171D"/>
+              <w:sz w:val="15"/>
+              <w:szCs w:val="15"/>
+            </w:rPr>
+            <w:fldChar w:fldCharType="separate"/>
+          </w:r>
+          <w:r>
+            <w:rPr>
+              <w:rFonts w:ascii="Inter" w:hAnsi="Inter" w:cs="Inter"/>
+              <w:color w:val="12171D"/>
+              <w:sz w:val="15"/>
+              <w:szCs w:val="15"/>
+              <w:lang w:val="en-GB"/>
+            </w:rPr>
+            <w:t xml:space="preserve">1</w:t>
+          </w:r>
+          <w:r>
+            <w:rPr>
+              <w:rFonts w:ascii="Inter" w:hAnsi="Inter" w:cs="Inter"/>
+              <w:color w:val="12171D"/>
+              <w:sz w:val="15"/>
+              <w:szCs w:val="15"/>
+            </w:rPr>
+            <w:fldChar w:fldCharType="end"/>
+          </w:r>
+        </w:p>
+      </w:tc>
+      <w:tc>
+        <w:tcPr>
+          <w:tcW w:w="7000" w:type="dxa"/>
+          <w:vAlign w:val="top"/>
+        </w:tcPr>
+        <w:p>
+          <w:pPr>
+            <w:bidi w:val="1"/>
+            <w:spacing w:before="0" w:after="0"/>
+            <w:jc w:val="left"/>
+          </w:pPr>
+          <w:r>
+            <w:rPr>
+              <w:rFonts w:ascii="Noto Sans Arabic" w:hAnsi="Noto Sans Arabic" w:cs="Noto Sans Arabic"/>
+              <w:color w:val="12171D"/>
+              <w:sz w:val="15"/>
+              <w:szCs w:val="15"/>
+              <w:rtl/>
+              <w:lang w:val="ar-SA" w:bidi="ar-SA"/>
+            </w:rPr>
+            <w:t xml:space="preserve">الاسم المسجل: </w:t>
+          </w:r>
+          <w:r>
+            <w:rPr>
+              <w:rFonts w:ascii="Inter" w:hAnsi="Inter" w:cs="Inter"/>
+              <w:color w:val="12171D"/>
+              <w:sz w:val="15"/>
+              <w:szCs w:val="15"/>
+              <w:lang w:val="en-GB"/>
+            </w:rPr>
+            <w:t xml:space="preserve">‎[Registered Entity Name]‎</w:t>
+          </w:r>
+          <w:r>
+            <w:rPr>
+              <w:rFonts w:ascii="Inter" w:hAnsi="Inter" w:cs="Inter"/>
+              <w:color w:val="12171D"/>
+              <w:sz w:val="15"/>
+              <w:szCs w:val="15"/>
+              <w:lang w:val="en-GB"/>
+            </w:rPr>
+            <w:t xml:space="preserve"> | </w:t>
+          </w:r>
+          <w:r>
+            <w:rPr>
+              <w:rFonts w:ascii="Noto Sans Arabic" w:hAnsi="Noto Sans Arabic" w:cs="Noto Sans Arabic"/>
+              <w:color w:val="12171D"/>
+              <w:sz w:val="15"/>
+              <w:szCs w:val="15"/>
+              <w:rtl/>
+              <w:lang w:val="ar-SA" w:bidi="ar-SA"/>
+            </w:rPr>
+            <w:t xml:space="preserve">العنوان: </w:t>
+          </w:r>
+          <w:r>
+            <w:rPr>
+              <w:rFonts w:ascii="Inter" w:hAnsi="Inter" w:cs="Inter"/>
+              <w:color w:val="12171D"/>
+              <w:sz w:val="15"/>
+              <w:szCs w:val="15"/>
+              <w:lang w:val="en-GB"/>
+            </w:rPr>
+            <w:t xml:space="preserve">‎[Company Address]‎</w:t>
+          </w:r>
+        </w:p>
+      </w:tc>
+    </w:tr>
+  </w:tbl>
   <w:p>
     <w:pPr>
-      <w:bidi w:val="1"/>
-      <w:jc w:val="right"/>
-      <w:spacing w:after="0"/>
+      <w:spacing w:before="0" w:after="0" w:line="20" w:lineRule="exact"/>
+      <w:rPr>
+        <w:sz w:val="2"/>
+        <w:szCs w:val="2"/>
+      </w:rPr>
     </w:pPr>
-    <w:r>
-      <w:rPr>
-        <w:rFonts w:ascii="Noto Sans Arabic" w:hAnsi="Noto Sans Arabic" w:cs="Noto Sans Arabic"/>
-        <w:rtl/>
-        <w:color w:val="12171D"/>
-        <w:sz w:val="13"/>
-        <w:lang w:val="ar-SA"/>
-      </w:rPr>
-      <w:t>الاسم المسجل: [Registered Entity Name] | العنوان: [Company Address]</w:t>
-    </w:r>
   </w:p>
 </w:ftr>
 </file>
@@ -3301,7 +3989,6 @@
   <w:tbl>
     <w:tblPr>
       <w:tblW w:w="10000" w:type="dxa"/>
-      <w:tblLayout w:type="fixed"/>
       <w:tblBorders>
         <w:top w:val="nil"/>
         <w:left w:val="nil"/>
@@ -3310,6 +3997,7 @@
         <w:insideH w:val="nil"/>
         <w:insideV w:val="nil"/>
       </w:tblBorders>
+      <w:tblLayout w:type="fixed"/>
       <w:tblCellMar>
         <w:top w:w="75" w:type="dxa"/>
         <w:left w:w="85" w:type="dxa"/>
@@ -3340,7 +4028,7 @@
             <w:drawing>
               <wp:inline distT="0" distB="0" distL="0" distR="0">
                 <wp:extent cx="1664208" cy="540380"/>
-                <wp:docPr id="1" name="GEM horizontal ink logo"/>
+                <wp:docPr id="1" name="GEM horizontal ink logo" descr="GEM logo"/>
                 <wp:cNvGraphicFramePr>
                   <a:graphicFrameLocks noChangeAspect="1"/>
                 </wp:cNvGraphicFramePr>
@@ -3383,8 +4071,8 @@
         </w:tcPr>
         <w:p>
           <w:pPr>
+            <w:spacing w:before="0" w:after="10" w:line="250" w:lineRule="auto"/>
             <w:jc w:val="right"/>
-            <w:spacing w:before="0" w:after="10" w:line="250" w:lineRule="auto"/>
           </w:pPr>
           <w:r>
             <w:rPr>
@@ -3401,8 +4089,8 @@
         </w:p>
         <w:p>
           <w:pPr>
+            <w:spacing w:before="0" w:after="8" w:line="250" w:lineRule="auto"/>
             <w:jc w:val="right"/>
-            <w:spacing w:before="0" w:after="8" w:line="250" w:lineRule="auto"/>
           </w:pPr>
           <w:r>
             <w:rPr>
@@ -3420,19 +4108,19 @@
         <w:p>
           <w:pPr>
             <w:bidi w:val="1"/>
-            <w:jc w:val="right"/>
             <w:spacing w:before="0" w:after="0" w:line="250" w:lineRule="auto"/>
+            <w:jc w:val="left"/>
           </w:pPr>
           <w:r>
             <w:rPr>
               <w:rFonts w:ascii="Noto Sans Arabic" w:hAnsi="Noto Sans Arabic" w:eastAsia="Noto Sans Arabic" w:cs="Noto Sans Arabic"/>
               <w:b/>
               <w:bCs/>
-              <w:rtl w:val="1"/>
               <w:color w:val="12171D"/>
               <w:sz w:val="14"/>
               <w:szCs w:val="14"/>
-              <w:lang w:val="ar-SA" w:eastAsia="ar-SA"/>
+              <w:rtl w:val="1"/>
+              <w:lang w:val="ar-SA" w:bidi="ar-SA"/>
             </w:rPr>
             <w:t xml:space="preserve">مسودة للمراجعة الداخلية</w:t>
           </w:r>
@@ -3442,10 +4130,19 @@
   </w:tbl>
   <w:p>
     <w:pPr>
-      <w:spacing w:before="55" w:after="0"/>
+      <w:spacing w:before="0" w:after="0" w:line="20" w:lineRule="exact"/>
+      <w:rPr>
+        <w:sz w:val="2"/>
+        <w:szCs w:val="2"/>
+      </w:rPr>
+    </w:pPr>
+  </w:p>
+  <w:p>
+    <w:pPr>
       <w:pBdr>
         <w:bottom w:val="single" w:sz="8" w:space="1" w:color="BCACA7"/>
       </w:pBdr>
+      <w:spacing w:before="90" w:after="0"/>
     </w:pPr>
   </w:p>
 </w:hdr>
@@ -3459,7 +4156,7 @@
         <w:rFonts w:ascii="Inter" w:hAnsi="Inter" w:eastAsia="Inter" w:cs="Noto Sans Arabic"/>
         <w:sz w:val="19"/>
         <w:szCs w:val="19"/>
-        <w:lang w:val="en-GB" w:eastAsia="ar-SA"/>
+        <w:lang w:val="en-GB" w:bidi="ar-SA"/>
       </w:rPr>
     </w:rPrDefault>
     <w:pPrDefault>
@@ -3491,8 +4188,8 @@
     <w:qFormat/>
     <w:rPr>
       <w:rFonts w:ascii="Jost" w:hAnsi="Jost"/>
+      <w:b/>
       <w:color w:val="12171D"/>
-      <w:b/>
       <w:sz w:val="22"/>
     </w:rPr>
   </w:style>

--- a/documents/working/business-stationery-20261027/GEM_Invoice_Template_working.docx
+++ b/documents/working/business-stationery-20261027/GEM_Invoice_Template_working.docx
@@ -11,64 +11,115 @@
       <w:r>
         <w:rPr>
           <w:rFonts w:ascii="Inter" w:hAnsi="Inter" w:eastAsia="Inter" w:cs="Inter"/>
-          <w:b/>
-          <w:bCs/>
           <w:color w:val="12171D"/>
-          <w:sz w:val="14"/>
-          <w:szCs w:val="14"/>
+          <w:sz w:val="18"/>
+          <w:szCs w:val="18"/>
           <w:lang w:val="en-GB"/>
         </w:rPr>
-        <w:t xml:space="preserve">TEMPLATE 04 | ACCOUNTS</w:t>
+        <w:t xml:space="preserve">TEMPLATE 03 | ACCOUNTS</w:t>
       </w:r>
+    </w:p>
+    <w:tbl>
+      <w:tblPr>
+        <w:tblW w:w="9242" w:type="dxa"/>
+        <w:tblInd w:w="-85" w:type="dxa"/>
+        <w:tblBorders>
+          <w:top w:val="nil"/>
+          <w:left w:val="nil"/>
+          <w:bottom w:val="nil"/>
+          <w:right w:val="nil"/>
+          <w:insideH w:val="nil"/>
+          <w:insideV w:val="nil"/>
+        </w:tblBorders>
+        <w:tblLayout w:type="fixed"/>
+        <w:tblCellMar>
+          <w:top w:w="40" w:type="dxa"/>
+          <w:left w:w="85" w:type="dxa"/>
+          <w:bottom w:w="40" w:type="dxa"/>
+          <w:right w:w="85" w:type="dxa"/>
+        </w:tblCellMar>
+        <w:tblLook w:firstRow="1" w:lastRow="0" w:firstColumn="0" w:lastColumn="0" w:noHBand="0" w:noVBand="1"/>
+      </w:tblPr>
+      <w:tblGrid>
+        <w:gridCol w:w="4536"/>
+        <w:gridCol w:w="4706"/>
+      </w:tblGrid>
+      <w:tr>
+        <w:trPr>
+          <w:cantSplit/>
+        </w:trPr>
+        <w:tc>
+          <w:tcPr>
+            <w:tcW w:w="4536" w:type="dxa"/>
+            <w:vAlign w:val="bottom"/>
+          </w:tcPr>
+          <w:p>
+            <w:pPr>
+              <w:pStyle w:val="Title"/>
+              <w:keepNext/>
+              <w:spacing w:before="0" w:after="0" w:line="250" w:lineRule="auto"/>
+              <w:jc w:val="left"/>
+            </w:pPr>
+            <w:r>
+              <w:rPr>
+                <w:rFonts w:ascii="Jost" w:hAnsi="Jost" w:eastAsia="Jost" w:cs="Jost"/>
+                <w:color w:val="12171D"/>
+                <w:sz w:val="42"/>
+                <w:szCs w:val="42"/>
+                <w:lang w:val="en-GB"/>
+              </w:rPr>
+              <w:t xml:space="preserve">Invoice</w:t>
+            </w:r>
+          </w:p>
+        </w:tc>
+        <w:tc>
+          <w:tcPr>
+            <w:tcW w:w="4706" w:type="dxa"/>
+            <w:vAlign w:val="bottom"/>
+          </w:tcPr>
+          <w:p>
+            <w:pPr>
+              <w:keepNext/>
+              <w:bidi w:val="1"/>
+              <w:spacing w:before="0" w:after="0" w:line="250" w:lineRule="auto"/>
+              <w:jc w:val="start"/>
+            </w:pPr>
+            <w:r>
+              <w:rPr>
+                <w:rFonts w:ascii="Noto Sans Arabic" w:hAnsi="Noto Sans Arabic" w:eastAsia="Noto Sans Arabic" w:cs="Noto Sans Arabic"/>
+                <w:color w:val="12171D"/>
+                <w:sz w:val="34"/>
+                <w:szCs w:val="34"/>
+                <w:rtl w:val="1"/>
+                <w:lang w:val="ar-SA" w:bidi="ar-SA"/>
+              </w:rPr>
+              <w:t xml:space="preserve">فاتورة</w:t>
+            </w:r>
+          </w:p>
+        </w:tc>
+      </w:tr>
+    </w:tbl>
+    <w:p>
+      <w:pPr>
+        <w:keepNext/>
+        <w:spacing w:before="0" w:after="0" w:line="20" w:lineRule="exact"/>
+        <w:rPr>
+          <w:sz w:val="2"/>
+          <w:szCs w:val="2"/>
+        </w:rPr>
+      </w:pPr>
     </w:p>
     <w:p>
       <w:pPr>
-        <w:pStyle w:val="Title"/>
-        <w:keepNext/>
-        <w:spacing w:before="0" w:after="0" w:line="250" w:lineRule="auto"/>
-        <w:jc w:val="left"/>
-      </w:pPr>
-      <w:r>
-        <w:rPr>
-          <w:rFonts w:ascii="Jost" w:hAnsi="Jost" w:eastAsia="Jost" w:cs="Jost"/>
-          <w:color w:val="12171D"/>
-          <w:sz w:val="42"/>
-          <w:szCs w:val="42"/>
-          <w:lang w:val="en-GB"/>
-        </w:rPr>
-        <w:t xml:space="preserve">Invoice</w:t>
-      </w:r>
-    </w:p>
-    <w:p>
-      <w:pPr>
-        <w:keepNext/>
-        <w:bidi w:val="1"/>
-        <w:spacing w:before="0" w:after="75" w:line="250" w:lineRule="auto"/>
-        <w:jc w:val="left"/>
-      </w:pPr>
-      <w:r>
-        <w:rPr>
-          <w:rFonts w:ascii="Noto Sans Arabic" w:hAnsi="Noto Sans Arabic" w:eastAsia="Noto Sans Arabic" w:cs="Noto Sans Arabic"/>
-          <w:color w:val="12171D"/>
-          <w:sz w:val="34"/>
-          <w:szCs w:val="34"/>
-          <w:rtl w:val="1"/>
-          <w:lang w:val="ar-SA" w:bidi="ar-SA"/>
-        </w:rPr>
-        <w:t xml:space="preserve">فاتورة</w:t>
-      </w:r>
-    </w:p>
-    <w:p>
-      <w:pPr>
-        <w:spacing w:before="0" w:after="100" w:line="250" w:lineRule="auto"/>
+        <w:spacing w:before="60" w:after="60" w:line="336" w:lineRule="exact"/>
         <w:jc w:val="left"/>
       </w:pPr>
       <w:r>
         <w:rPr>
           <w:rFonts w:ascii="Inter" w:hAnsi="Inter" w:eastAsia="Inter" w:cs="Inter"/>
           <w:color w:val="12171D"/>
-          <w:sz w:val="16"/>
-          <w:szCs w:val="16"/>
+          <w:sz w:val="21"/>
+          <w:szCs w:val="21"/>
           <w:lang w:val="en-GB"/>
         </w:rPr>
         <w:t xml:space="preserve">Enter the applicable invoice, customer, pricing, tax, due-date, and payment details before issue.</w:t>
@@ -76,29 +127,29 @@
     </w:p>
     <w:tbl>
       <w:tblPr>
-        <w:tblW w:w="10000" w:type="dxa"/>
+        <w:tblW w:w="9072" w:type="dxa"/>
         <w:tblBorders>
-          <w:top w:val="single" w:sz="4" w:color="BCACA7"/>
-          <w:left w:val="single" w:sz="4" w:color="BCACA7"/>
-          <w:bottom w:val="single" w:sz="4" w:color="BCACA7"/>
-          <w:right w:val="single" w:sz="4" w:color="BCACA7"/>
-          <w:insideH w:val="single" w:sz="4" w:color="BCACA7"/>
-          <w:insideV w:val="single" w:sz="4" w:color="BCACA7"/>
+          <w:top w:val="single" w:sz="4" w:space="0" w:color="BCACA7"/>
+          <w:left w:val="single" w:sz="4" w:space="0" w:color="BCACA7"/>
+          <w:bottom w:val="single" w:sz="4" w:space="0" w:color="BCACA7"/>
+          <w:right w:val="single" w:sz="4" w:space="0" w:color="BCACA7"/>
+          <w:insideH w:val="single" w:sz="4" w:space="0" w:color="BCACA7"/>
+          <w:insideV w:val="single" w:sz="4" w:space="0" w:color="BCACA7"/>
         </w:tblBorders>
         <w:tblLayout w:type="fixed"/>
         <w:tblCellMar>
-          <w:top w:w="75" w:type="dxa"/>
+          <w:top w:w="40" w:type="dxa"/>
           <w:left w:w="85" w:type="dxa"/>
-          <w:bottom w:w="75" w:type="dxa"/>
+          <w:bottom w:w="40" w:type="dxa"/>
           <w:right w:w="85" w:type="dxa"/>
         </w:tblCellMar>
         <w:tblLook w:firstRow="1" w:lastRow="0" w:firstColumn="0" w:lastColumn="0" w:noHBand="0" w:noVBand="1"/>
       </w:tblPr>
       <w:tblGrid>
-        <w:gridCol w:w="1650"/>
-        <w:gridCol w:w="3350"/>
-        <w:gridCol w:w="1650"/>
-        <w:gridCol w:w="3350"/>
+        <w:gridCol w:w="2250"/>
+        <w:gridCol w:w="2286"/>
+        <w:gridCol w:w="2250"/>
+        <w:gridCol w:w="2286"/>
       </w:tblGrid>
       <w:tr>
         <w:trPr>
@@ -106,26 +157,30 @@
         </w:trPr>
         <w:tc>
           <w:tcPr>
-            <w:tcW w:w="5000" w:type="dxa"/>
+            <w:tcW w:w="4536" w:type="dxa"/>
             <w:gridSpan w:val="2"/>
-            <w:shd w:val="clear" w:color="auto" w:fill="BCACA7"/>
-            <w:vAlign w:val="center"/>
+            <w:tcBorders>
+              <w:top w:val="nil"/>
+              <w:left w:val="nil"/>
+              <w:bottom w:val="single" w:sz="8" w:space="0" w:color="BCACA7"/>
+              <w:right w:val="nil"/>
+            </w:tcBorders>
+            <w:vAlign w:val="bottom"/>
           </w:tcPr>
           <w:p>
             <w:pPr>
               <w:pStyle w:val="Heading1"/>
               <w:keepNext/>
-              <w:spacing w:before="0" w:after="0" w:line="250" w:lineRule="auto"/>
+              <w:spacing w:before="160" w:after="40" w:line="250" w:lineRule="auto"/>
+              <w:ind w:start="-85"/>
               <w:jc w:val="left"/>
             </w:pPr>
             <w:r>
               <w:rPr>
                 <w:rFonts w:ascii="Jost" w:hAnsi="Jost" w:eastAsia="Jost" w:cs="Jost"/>
-                <w:b/>
-                <w:bCs/>
-                <w:color w:val="12171D"/>
-                <w:sz w:val="17"/>
-                <w:szCs w:val="17"/>
+                <w:color w:val="12171D"/>
+                <w:sz w:val="21"/>
+                <w:szCs w:val="21"/>
                 <w:lang w:val="en-GB"/>
               </w:rPr>
               <w:t xml:space="preserve">INVOICE DETAILS</w:t>
@@ -134,26 +189,30 @@
         </w:tc>
         <w:tc>
           <w:tcPr>
-            <w:tcW w:w="5000" w:type="dxa"/>
+            <w:tcW w:w="4536" w:type="dxa"/>
             <w:gridSpan w:val="2"/>
-            <w:shd w:val="clear" w:color="auto" w:fill="BCACA7"/>
-            <w:vAlign w:val="center"/>
+            <w:tcBorders>
+              <w:top w:val="nil"/>
+              <w:left w:val="nil"/>
+              <w:bottom w:val="single" w:sz="8" w:space="0" w:color="BCACA7"/>
+              <w:right w:val="nil"/>
+            </w:tcBorders>
+            <w:vAlign w:val="bottom"/>
           </w:tcPr>
           <w:p>
             <w:pPr>
               <w:keepNext/>
               <w:bidi w:val="1"/>
-              <w:spacing w:before="0" w:after="0" w:line="250" w:lineRule="auto"/>
-              <w:jc w:val="left"/>
+              <w:spacing w:before="160" w:after="40" w:line="250" w:lineRule="auto"/>
+              <w:ind w:start="-85"/>
+              <w:jc w:val="start"/>
             </w:pPr>
             <w:r>
               <w:rPr>
                 <w:rFonts w:ascii="Noto Sans Arabic" w:hAnsi="Noto Sans Arabic" w:eastAsia="Noto Sans Arabic" w:cs="Noto Sans Arabic"/>
-                <w:b/>
-                <w:bCs/>
-                <w:color w:val="12171D"/>
-                <w:sz w:val="16"/>
-                <w:szCs w:val="16"/>
+                <w:color w:val="12171D"/>
+                <w:sz w:val="22"/>
+                <w:szCs w:val="22"/>
                 <w:rtl w:val="1"/>
                 <w:lang w:val="ar-SA" w:bidi="ar-SA"/>
               </w:rPr>
@@ -168,27 +227,24 @@
         </w:trPr>
         <w:tc>
           <w:tcPr>
-            <w:tcW w:w="1650" w:type="dxa"/>
-            <w:tcBorders>
-              <w:bottom w:val="single" w:sz="4" w:space="0" w:color="BCACA7"/>
-            </w:tcBorders>
-            <w:shd w:val="clear" w:color="auto" w:fill="F4F1F0"/>
-            <w:vAlign w:val="center"/>
-          </w:tcPr>
-          <w:p>
-            <w:pPr>
-              <w:keepNext/>
-              <w:spacing w:before="0" w:after="12" w:line="250" w:lineRule="auto"/>
-              <w:jc w:val="left"/>
-            </w:pPr>
-            <w:r>
-              <w:rPr>
-                <w:rFonts w:ascii="Inter" w:hAnsi="Inter" w:eastAsia="Inter" w:cs="Inter"/>
-                <w:b/>
-                <w:bCs/>
-                <w:color w:val="12171D"/>
-                <w:sz w:val="15"/>
-                <w:szCs w:val="15"/>
+            <w:tcW w:w="2250" w:type="dxa"/>
+            <w:tcBorders>
+              <w:bottom w:val="single" w:sz="4" w:space="0" w:color="BCACA7"/>
+            </w:tcBorders>
+            <w:vAlign w:val="center"/>
+          </w:tcPr>
+          <w:p>
+            <w:pPr>
+              <w:keepNext/>
+              <w:spacing w:before="0" w:after="10" w:line="250" w:lineRule="auto"/>
+              <w:jc w:val="left"/>
+            </w:pPr>
+            <w:r>
+              <w:rPr>
+                <w:rFonts w:ascii="Inter" w:hAnsi="Inter" w:eastAsia="Inter" w:cs="Inter"/>
+                <w:color w:val="12171D"/>
+                <w:sz w:val="18"/>
+                <w:szCs w:val="18"/>
                 <w:lang w:val="en-GB"/>
               </w:rPr>
               <w:t xml:space="preserve">INVOICE NUMBER</w:t>
@@ -199,14 +255,14 @@
               <w:keepNext/>
               <w:bidi w:val="1"/>
               <w:spacing w:before="0" w:after="0" w:line="250" w:lineRule="auto"/>
-              <w:jc w:val="left"/>
+              <w:jc w:val="start"/>
             </w:pPr>
             <w:r>
               <w:rPr>
                 <w:rFonts w:ascii="Noto Sans Arabic" w:hAnsi="Noto Sans Arabic" w:eastAsia="Noto Sans Arabic" w:cs="Noto Sans Arabic"/>
                 <w:color w:val="12171D"/>
-                <w:sz w:val="16"/>
-                <w:szCs w:val="16"/>
+                <w:sz w:val="20"/>
+                <w:szCs w:val="20"/>
                 <w:rtl w:val="1"/>
                 <w:lang w:val="ar-SA" w:bidi="ar-SA"/>
               </w:rPr>
@@ -216,7 +272,7 @@
         </w:tc>
         <w:tc>
           <w:tcPr>
-            <w:tcW w:w="3350" w:type="dxa"/>
+            <w:tcW w:w="2286" w:type="dxa"/>
             <w:tcBorders>
               <w:bottom w:val="single" w:sz="4" w:space="0" w:color="BCACA7"/>
             </w:tcBorders>
@@ -244,27 +300,24 @@
         </w:tc>
         <w:tc>
           <w:tcPr>
-            <w:tcW w:w="1650" w:type="dxa"/>
-            <w:tcBorders>
-              <w:bottom w:val="single" w:sz="4" w:space="0" w:color="BCACA7"/>
-            </w:tcBorders>
-            <w:shd w:val="clear" w:color="auto" w:fill="F4F1F0"/>
-            <w:vAlign w:val="center"/>
-          </w:tcPr>
-          <w:p>
-            <w:pPr>
-              <w:keepNext/>
-              <w:spacing w:before="0" w:after="12" w:line="250" w:lineRule="auto"/>
-              <w:jc w:val="left"/>
-            </w:pPr>
-            <w:r>
-              <w:rPr>
-                <w:rFonts w:ascii="Inter" w:hAnsi="Inter" w:eastAsia="Inter" w:cs="Inter"/>
-                <w:b/>
-                <w:bCs/>
-                <w:color w:val="12171D"/>
-                <w:sz w:val="15"/>
-                <w:szCs w:val="15"/>
+            <w:tcW w:w="2250" w:type="dxa"/>
+            <w:tcBorders>
+              <w:bottom w:val="single" w:sz="4" w:space="0" w:color="BCACA7"/>
+            </w:tcBorders>
+            <w:vAlign w:val="center"/>
+          </w:tcPr>
+          <w:p>
+            <w:pPr>
+              <w:keepNext/>
+              <w:spacing w:before="0" w:after="10" w:line="250" w:lineRule="auto"/>
+              <w:jc w:val="left"/>
+            </w:pPr>
+            <w:r>
+              <w:rPr>
+                <w:rFonts w:ascii="Inter" w:hAnsi="Inter" w:eastAsia="Inter" w:cs="Inter"/>
+                <w:color w:val="12171D"/>
+                <w:sz w:val="18"/>
+                <w:szCs w:val="18"/>
                 <w:lang w:val="en-GB"/>
               </w:rPr>
               <w:t xml:space="preserve">ISSUE DATE</w:t>
@@ -275,14 +328,14 @@
               <w:keepNext/>
               <w:bidi w:val="1"/>
               <w:spacing w:before="0" w:after="0" w:line="250" w:lineRule="auto"/>
-              <w:jc w:val="left"/>
+              <w:jc w:val="start"/>
             </w:pPr>
             <w:r>
               <w:rPr>
                 <w:rFonts w:ascii="Noto Sans Arabic" w:hAnsi="Noto Sans Arabic" w:eastAsia="Noto Sans Arabic" w:cs="Noto Sans Arabic"/>
                 <w:color w:val="12171D"/>
-                <w:sz w:val="16"/>
-                <w:szCs w:val="16"/>
+                <w:sz w:val="20"/>
+                <w:szCs w:val="20"/>
                 <w:rtl w:val="1"/>
                 <w:lang w:val="ar-SA" w:bidi="ar-SA"/>
               </w:rPr>
@@ -292,7 +345,7 @@
         </w:tc>
         <w:tc>
           <w:tcPr>
-            <w:tcW w:w="3350" w:type="dxa"/>
+            <w:tcW w:w="2286" w:type="dxa"/>
             <w:tcBorders>
               <w:bottom w:val="single" w:sz="4" w:space="0" w:color="BCACA7"/>
             </w:tcBorders>
@@ -325,27 +378,24 @@
         </w:trPr>
         <w:tc>
           <w:tcPr>
-            <w:tcW w:w="1650" w:type="dxa"/>
-            <w:tcBorders>
-              <w:bottom w:val="single" w:sz="4" w:space="0" w:color="BCACA7"/>
-            </w:tcBorders>
-            <w:shd w:val="clear" w:color="auto" w:fill="F4F1F0"/>
-            <w:vAlign w:val="center"/>
-          </w:tcPr>
-          <w:p>
-            <w:pPr>
-              <w:keepNext/>
-              <w:spacing w:before="0" w:after="12" w:line="250" w:lineRule="auto"/>
-              <w:jc w:val="left"/>
-            </w:pPr>
-            <w:r>
-              <w:rPr>
-                <w:rFonts w:ascii="Inter" w:hAnsi="Inter" w:eastAsia="Inter" w:cs="Inter"/>
-                <w:b/>
-                <w:bCs/>
-                <w:color w:val="12171D"/>
-                <w:sz w:val="15"/>
-                <w:szCs w:val="15"/>
+            <w:tcW w:w="2250" w:type="dxa"/>
+            <w:tcBorders>
+              <w:bottom w:val="single" w:sz="4" w:space="0" w:color="BCACA7"/>
+            </w:tcBorders>
+            <w:vAlign w:val="center"/>
+          </w:tcPr>
+          <w:p>
+            <w:pPr>
+              <w:keepNext/>
+              <w:spacing w:before="0" w:after="10" w:line="250" w:lineRule="auto"/>
+              <w:jc w:val="left"/>
+            </w:pPr>
+            <w:r>
+              <w:rPr>
+                <w:rFonts w:ascii="Inter" w:hAnsi="Inter" w:eastAsia="Inter" w:cs="Inter"/>
+                <w:color w:val="12171D"/>
+                <w:sz w:val="18"/>
+                <w:szCs w:val="18"/>
                 <w:lang w:val="en-GB"/>
               </w:rPr>
               <w:t xml:space="preserve">PAYMENT DUE</w:t>
@@ -356,14 +406,14 @@
               <w:keepNext/>
               <w:bidi w:val="1"/>
               <w:spacing w:before="0" w:after="0" w:line="250" w:lineRule="auto"/>
-              <w:jc w:val="left"/>
+              <w:jc w:val="start"/>
             </w:pPr>
             <w:r>
               <w:rPr>
                 <w:rFonts w:ascii="Noto Sans Arabic" w:hAnsi="Noto Sans Arabic" w:eastAsia="Noto Sans Arabic" w:cs="Noto Sans Arabic"/>
                 <w:color w:val="12171D"/>
-                <w:sz w:val="16"/>
-                <w:szCs w:val="16"/>
+                <w:sz w:val="20"/>
+                <w:szCs w:val="20"/>
                 <w:rtl w:val="1"/>
                 <w:lang w:val="ar-SA" w:bidi="ar-SA"/>
               </w:rPr>
@@ -373,7 +423,7 @@
         </w:tc>
         <w:tc>
           <w:tcPr>
-            <w:tcW w:w="3350" w:type="dxa"/>
+            <w:tcW w:w="2286" w:type="dxa"/>
             <w:tcBorders>
               <w:bottom w:val="single" w:sz="4" w:space="0" w:color="BCACA7"/>
             </w:tcBorders>
@@ -401,27 +451,24 @@
         </w:tc>
         <w:tc>
           <w:tcPr>
-            <w:tcW w:w="1650" w:type="dxa"/>
-            <w:tcBorders>
-              <w:bottom w:val="single" w:sz="4" w:space="0" w:color="BCACA7"/>
-            </w:tcBorders>
-            <w:shd w:val="clear" w:color="auto" w:fill="F4F1F0"/>
-            <w:vAlign w:val="center"/>
-          </w:tcPr>
-          <w:p>
-            <w:pPr>
-              <w:keepNext/>
-              <w:spacing w:before="0" w:after="12" w:line="250" w:lineRule="auto"/>
-              <w:jc w:val="left"/>
-            </w:pPr>
-            <w:r>
-              <w:rPr>
-                <w:rFonts w:ascii="Inter" w:hAnsi="Inter" w:eastAsia="Inter" w:cs="Inter"/>
-                <w:b/>
-                <w:bCs/>
-                <w:color w:val="12171D"/>
-                <w:sz w:val="15"/>
-                <w:szCs w:val="15"/>
+            <w:tcW w:w="2250" w:type="dxa"/>
+            <w:tcBorders>
+              <w:bottom w:val="single" w:sz="4" w:space="0" w:color="BCACA7"/>
+            </w:tcBorders>
+            <w:vAlign w:val="center"/>
+          </w:tcPr>
+          <w:p>
+            <w:pPr>
+              <w:keepNext/>
+              <w:spacing w:before="0" w:after="10" w:line="250" w:lineRule="auto"/>
+              <w:jc w:val="left"/>
+            </w:pPr>
+            <w:r>
+              <w:rPr>
+                <w:rFonts w:ascii="Inter" w:hAnsi="Inter" w:eastAsia="Inter" w:cs="Inter"/>
+                <w:color w:val="12171D"/>
+                <w:sz w:val="18"/>
+                <w:szCs w:val="18"/>
                 <w:lang w:val="en-GB"/>
               </w:rPr>
               <w:t xml:space="preserve">CURRENCY</w:t>
@@ -432,14 +479,14 @@
               <w:keepNext/>
               <w:bidi w:val="1"/>
               <w:spacing w:before="0" w:after="0" w:line="250" w:lineRule="auto"/>
-              <w:jc w:val="left"/>
+              <w:jc w:val="start"/>
             </w:pPr>
             <w:r>
               <w:rPr>
                 <w:rFonts w:ascii="Noto Sans Arabic" w:hAnsi="Noto Sans Arabic" w:eastAsia="Noto Sans Arabic" w:cs="Noto Sans Arabic"/>
                 <w:color w:val="12171D"/>
-                <w:sz w:val="16"/>
-                <w:szCs w:val="16"/>
+                <w:sz w:val="20"/>
+                <w:szCs w:val="20"/>
                 <w:rtl w:val="1"/>
                 <w:lang w:val="ar-SA" w:bidi="ar-SA"/>
               </w:rPr>
@@ -449,7 +496,7 @@
         </w:tc>
         <w:tc>
           <w:tcPr>
-            <w:tcW w:w="3350" w:type="dxa"/>
+            <w:tcW w:w="2286" w:type="dxa"/>
             <w:tcBorders>
               <w:bottom w:val="single" w:sz="4" w:space="0" w:color="BCACA7"/>
             </w:tcBorders>
@@ -482,26 +529,23 @@
         </w:trPr>
         <w:tc>
           <w:tcPr>
-            <w:tcW w:w="1650" w:type="dxa"/>
-            <w:tcBorders>
-              <w:bottom w:val="single" w:sz="4" w:space="0" w:color="BCACA7"/>
-            </w:tcBorders>
-            <w:shd w:val="clear" w:color="auto" w:fill="F4F1F0"/>
-            <w:vAlign w:val="center"/>
-          </w:tcPr>
-          <w:p>
-            <w:pPr>
-              <w:spacing w:before="0" w:after="12" w:line="250" w:lineRule="auto"/>
-              <w:jc w:val="left"/>
-            </w:pPr>
-            <w:r>
-              <w:rPr>
-                <w:rFonts w:ascii="Inter" w:hAnsi="Inter" w:eastAsia="Inter" w:cs="Inter"/>
-                <w:b/>
-                <w:bCs/>
-                <w:color w:val="12171D"/>
-                <w:sz w:val="15"/>
-                <w:szCs w:val="15"/>
+            <w:tcW w:w="2250" w:type="dxa"/>
+            <w:tcBorders>
+              <w:bottom w:val="single" w:sz="4" w:space="0" w:color="BCACA7"/>
+            </w:tcBorders>
+            <w:vAlign w:val="center"/>
+          </w:tcPr>
+          <w:p>
+            <w:pPr>
+              <w:spacing w:before="0" w:after="10" w:line="250" w:lineRule="auto"/>
+              <w:jc w:val="left"/>
+            </w:pPr>
+            <w:r>
+              <w:rPr>
+                <w:rFonts w:ascii="Inter" w:hAnsi="Inter" w:eastAsia="Inter" w:cs="Inter"/>
+                <w:color w:val="12171D"/>
+                <w:sz w:val="18"/>
+                <w:szCs w:val="18"/>
                 <w:lang w:val="en-GB"/>
               </w:rPr>
               <w:t xml:space="preserve">PURCHASE ORDER</w:t>
@@ -511,14 +555,14 @@
             <w:pPr>
               <w:bidi w:val="1"/>
               <w:spacing w:before="0" w:after="0" w:line="250" w:lineRule="auto"/>
-              <w:jc w:val="left"/>
+              <w:jc w:val="start"/>
             </w:pPr>
             <w:r>
               <w:rPr>
                 <w:rFonts w:ascii="Noto Sans Arabic" w:hAnsi="Noto Sans Arabic" w:eastAsia="Noto Sans Arabic" w:cs="Noto Sans Arabic"/>
                 <w:color w:val="12171D"/>
-                <w:sz w:val="16"/>
-                <w:szCs w:val="16"/>
+                <w:sz w:val="20"/>
+                <w:szCs w:val="20"/>
                 <w:rtl w:val="1"/>
                 <w:lang w:val="ar-SA" w:bidi="ar-SA"/>
               </w:rPr>
@@ -528,7 +572,7 @@
         </w:tc>
         <w:tc>
           <w:tcPr>
-            <w:tcW w:w="3350" w:type="dxa"/>
+            <w:tcW w:w="2286" w:type="dxa"/>
             <w:tcBorders>
               <w:bottom w:val="single" w:sz="4" w:space="0" w:color="BCACA7"/>
             </w:tcBorders>
@@ -555,26 +599,23 @@
         </w:tc>
         <w:tc>
           <w:tcPr>
-            <w:tcW w:w="1650" w:type="dxa"/>
-            <w:tcBorders>
-              <w:bottom w:val="single" w:sz="4" w:space="0" w:color="BCACA7"/>
-            </w:tcBorders>
-            <w:shd w:val="clear" w:color="auto" w:fill="F4F1F0"/>
-            <w:vAlign w:val="center"/>
-          </w:tcPr>
-          <w:p>
-            <w:pPr>
-              <w:spacing w:before="0" w:after="12" w:line="250" w:lineRule="auto"/>
-              <w:jc w:val="left"/>
-            </w:pPr>
-            <w:r>
-              <w:rPr>
-                <w:rFonts w:ascii="Inter" w:hAnsi="Inter" w:eastAsia="Inter" w:cs="Inter"/>
-                <w:b/>
-                <w:bCs/>
-                <w:color w:val="12171D"/>
-                <w:sz w:val="15"/>
-                <w:szCs w:val="15"/>
+            <w:tcW w:w="2250" w:type="dxa"/>
+            <w:tcBorders>
+              <w:bottom w:val="single" w:sz="4" w:space="0" w:color="BCACA7"/>
+            </w:tcBorders>
+            <w:vAlign w:val="center"/>
+          </w:tcPr>
+          <w:p>
+            <w:pPr>
+              <w:spacing w:before="0" w:after="10" w:line="250" w:lineRule="auto"/>
+              <w:jc w:val="left"/>
+            </w:pPr>
+            <w:r>
+              <w:rPr>
+                <w:rFonts w:ascii="Inter" w:hAnsi="Inter" w:eastAsia="Inter" w:cs="Inter"/>
+                <w:color w:val="12171D"/>
+                <w:sz w:val="18"/>
+                <w:szCs w:val="18"/>
                 <w:lang w:val="en-GB"/>
               </w:rPr>
               <w:t xml:space="preserve">RELATED QUOTATION</w:t>
@@ -584,14 +625,14 @@
             <w:pPr>
               <w:bidi w:val="1"/>
               <w:spacing w:before="0" w:after="0" w:line="250" w:lineRule="auto"/>
-              <w:jc w:val="left"/>
+              <w:jc w:val="start"/>
             </w:pPr>
             <w:r>
               <w:rPr>
                 <w:rFonts w:ascii="Noto Sans Arabic" w:hAnsi="Noto Sans Arabic" w:eastAsia="Noto Sans Arabic" w:cs="Noto Sans Arabic"/>
                 <w:color w:val="12171D"/>
-                <w:sz w:val="16"/>
-                <w:szCs w:val="16"/>
+                <w:sz w:val="20"/>
+                <w:szCs w:val="20"/>
                 <w:rtl w:val="1"/>
                 <w:lang w:val="ar-SA" w:bidi="ar-SA"/>
               </w:rPr>
@@ -601,7 +642,7 @@
         </w:tc>
         <w:tc>
           <w:tcPr>
-            <w:tcW w:w="3350" w:type="dxa"/>
+            <w:tcW w:w="2286" w:type="dxa"/>
             <w:tcBorders>
               <w:bottom w:val="single" w:sz="4" w:space="0" w:color="BCACA7"/>
             </w:tcBorders>
@@ -639,29 +680,29 @@
     </w:p>
     <w:tbl>
       <w:tblPr>
-        <w:tblW w:w="10000" w:type="dxa"/>
+        <w:tblW w:w="9072" w:type="dxa"/>
         <w:tblBorders>
-          <w:top w:val="single" w:sz="4" w:color="BCACA7"/>
-          <w:left w:val="single" w:sz="4" w:color="BCACA7"/>
-          <w:bottom w:val="single" w:sz="4" w:color="BCACA7"/>
-          <w:right w:val="single" w:sz="4" w:color="BCACA7"/>
-          <w:insideH w:val="single" w:sz="4" w:color="BCACA7"/>
-          <w:insideV w:val="single" w:sz="4" w:color="BCACA7"/>
+          <w:top w:val="single" w:sz="4" w:space="0" w:color="BCACA7"/>
+          <w:left w:val="single" w:sz="4" w:space="0" w:color="BCACA7"/>
+          <w:bottom w:val="single" w:sz="4" w:space="0" w:color="BCACA7"/>
+          <w:right w:val="single" w:sz="4" w:space="0" w:color="BCACA7"/>
+          <w:insideH w:val="single" w:sz="4" w:space="0" w:color="BCACA7"/>
+          <w:insideV w:val="single" w:sz="4" w:space="0" w:color="BCACA7"/>
         </w:tblBorders>
         <w:tblLayout w:type="fixed"/>
         <w:tblCellMar>
-          <w:top w:w="75" w:type="dxa"/>
+          <w:top w:w="40" w:type="dxa"/>
           <w:left w:w="85" w:type="dxa"/>
-          <w:bottom w:w="75" w:type="dxa"/>
+          <w:bottom w:w="40" w:type="dxa"/>
           <w:right w:w="85" w:type="dxa"/>
         </w:tblCellMar>
         <w:tblLook w:firstRow="1" w:lastRow="0" w:firstColumn="0" w:lastColumn="0" w:noHBand="0" w:noVBand="1"/>
       </w:tblPr>
       <w:tblGrid>
-        <w:gridCol w:w="1650"/>
-        <w:gridCol w:w="3350"/>
-        <w:gridCol w:w="1650"/>
-        <w:gridCol w:w="3350"/>
+        <w:gridCol w:w="2250"/>
+        <w:gridCol w:w="2286"/>
+        <w:gridCol w:w="2250"/>
+        <w:gridCol w:w="2286"/>
       </w:tblGrid>
       <w:tr>
         <w:trPr>
@@ -669,26 +710,30 @@
         </w:trPr>
         <w:tc>
           <w:tcPr>
-            <w:tcW w:w="5000" w:type="dxa"/>
+            <w:tcW w:w="4536" w:type="dxa"/>
             <w:gridSpan w:val="2"/>
-            <w:shd w:val="clear" w:color="auto" w:fill="BCACA7"/>
-            <w:vAlign w:val="center"/>
+            <w:tcBorders>
+              <w:top w:val="nil"/>
+              <w:left w:val="nil"/>
+              <w:bottom w:val="single" w:sz="8" w:space="0" w:color="BCACA7"/>
+              <w:right w:val="nil"/>
+            </w:tcBorders>
+            <w:vAlign w:val="bottom"/>
           </w:tcPr>
           <w:p>
             <w:pPr>
               <w:pStyle w:val="Heading1"/>
               <w:keepNext/>
-              <w:spacing w:before="0" w:after="0" w:line="250" w:lineRule="auto"/>
+              <w:spacing w:before="160" w:after="40" w:line="250" w:lineRule="auto"/>
+              <w:ind w:start="-85"/>
               <w:jc w:val="left"/>
             </w:pPr>
             <w:r>
               <w:rPr>
                 <w:rFonts w:ascii="Jost" w:hAnsi="Jost" w:eastAsia="Jost" w:cs="Jost"/>
-                <w:b/>
-                <w:bCs/>
-                <w:color w:val="12171D"/>
-                <w:sz w:val="17"/>
-                <w:szCs w:val="17"/>
+                <w:color w:val="12171D"/>
+                <w:sz w:val="21"/>
+                <w:szCs w:val="21"/>
                 <w:lang w:val="en-GB"/>
               </w:rPr>
               <w:t xml:space="preserve">SUPPLIER AND CUSTOMER</w:t>
@@ -697,26 +742,30 @@
         </w:tc>
         <w:tc>
           <w:tcPr>
-            <w:tcW w:w="5000" w:type="dxa"/>
+            <w:tcW w:w="4536" w:type="dxa"/>
             <w:gridSpan w:val="2"/>
-            <w:shd w:val="clear" w:color="auto" w:fill="BCACA7"/>
-            <w:vAlign w:val="center"/>
+            <w:tcBorders>
+              <w:top w:val="nil"/>
+              <w:left w:val="nil"/>
+              <w:bottom w:val="single" w:sz="8" w:space="0" w:color="BCACA7"/>
+              <w:right w:val="nil"/>
+            </w:tcBorders>
+            <w:vAlign w:val="bottom"/>
           </w:tcPr>
           <w:p>
             <w:pPr>
               <w:keepNext/>
               <w:bidi w:val="1"/>
-              <w:spacing w:before="0" w:after="0" w:line="250" w:lineRule="auto"/>
-              <w:jc w:val="left"/>
+              <w:spacing w:before="160" w:after="40" w:line="250" w:lineRule="auto"/>
+              <w:ind w:start="-85"/>
+              <w:jc w:val="start"/>
             </w:pPr>
             <w:r>
               <w:rPr>
                 <w:rFonts w:ascii="Noto Sans Arabic" w:hAnsi="Noto Sans Arabic" w:eastAsia="Noto Sans Arabic" w:cs="Noto Sans Arabic"/>
-                <w:b/>
-                <w:bCs/>
-                <w:color w:val="12171D"/>
-                <w:sz w:val="16"/>
-                <w:szCs w:val="16"/>
+                <w:color w:val="12171D"/>
+                <w:sz w:val="22"/>
+                <w:szCs w:val="22"/>
                 <w:rtl w:val="1"/>
                 <w:lang w:val="ar-SA" w:bidi="ar-SA"/>
               </w:rPr>
@@ -731,27 +780,24 @@
         </w:trPr>
         <w:tc>
           <w:tcPr>
-            <w:tcW w:w="1650" w:type="dxa"/>
-            <w:tcBorders>
-              <w:bottom w:val="single" w:sz="4" w:space="0" w:color="BCACA7"/>
-            </w:tcBorders>
-            <w:shd w:val="clear" w:color="auto" w:fill="F4F1F0"/>
-            <w:vAlign w:val="center"/>
-          </w:tcPr>
-          <w:p>
-            <w:pPr>
-              <w:keepNext/>
-              <w:spacing w:before="0" w:after="12" w:line="250" w:lineRule="auto"/>
-              <w:jc w:val="left"/>
-            </w:pPr>
-            <w:r>
-              <w:rPr>
-                <w:rFonts w:ascii="Inter" w:hAnsi="Inter" w:eastAsia="Inter" w:cs="Inter"/>
-                <w:b/>
-                <w:bCs/>
-                <w:color w:val="12171D"/>
-                <w:sz w:val="15"/>
-                <w:szCs w:val="15"/>
+            <w:tcW w:w="2250" w:type="dxa"/>
+            <w:tcBorders>
+              <w:bottom w:val="single" w:sz="4" w:space="0" w:color="BCACA7"/>
+            </w:tcBorders>
+            <w:vAlign w:val="center"/>
+          </w:tcPr>
+          <w:p>
+            <w:pPr>
+              <w:keepNext/>
+              <w:spacing w:before="0" w:after="10" w:line="250" w:lineRule="auto"/>
+              <w:jc w:val="left"/>
+            </w:pPr>
+            <w:r>
+              <w:rPr>
+                <w:rFonts w:ascii="Inter" w:hAnsi="Inter" w:eastAsia="Inter" w:cs="Inter"/>
+                <w:color w:val="12171D"/>
+                <w:sz w:val="18"/>
+                <w:szCs w:val="18"/>
                 <w:lang w:val="en-GB"/>
               </w:rPr>
               <w:t xml:space="preserve">SUPPLIER / ISSUER</w:t>
@@ -762,14 +808,14 @@
               <w:keepNext/>
               <w:bidi w:val="1"/>
               <w:spacing w:before="0" w:after="0" w:line="250" w:lineRule="auto"/>
-              <w:jc w:val="left"/>
+              <w:jc w:val="start"/>
             </w:pPr>
             <w:r>
               <w:rPr>
                 <w:rFonts w:ascii="Noto Sans Arabic" w:hAnsi="Noto Sans Arabic" w:eastAsia="Noto Sans Arabic" w:cs="Noto Sans Arabic"/>
                 <w:color w:val="12171D"/>
-                <w:sz w:val="16"/>
-                <w:szCs w:val="16"/>
+                <w:sz w:val="20"/>
+                <w:szCs w:val="20"/>
                 <w:rtl w:val="1"/>
                 <w:lang w:val="ar-SA" w:bidi="ar-SA"/>
               </w:rPr>
@@ -779,7 +825,7 @@
         </w:tc>
         <w:tc>
           <w:tcPr>
-            <w:tcW w:w="3350" w:type="dxa"/>
+            <w:tcW w:w="2286" w:type="dxa"/>
             <w:tcBorders>
               <w:bottom w:val="single" w:sz="4" w:space="0" w:color="BCACA7"/>
             </w:tcBorders>
@@ -807,27 +853,24 @@
         </w:tc>
         <w:tc>
           <w:tcPr>
-            <w:tcW w:w="1650" w:type="dxa"/>
-            <w:tcBorders>
-              <w:bottom w:val="single" w:sz="4" w:space="0" w:color="BCACA7"/>
-            </w:tcBorders>
-            <w:shd w:val="clear" w:color="auto" w:fill="F4F1F0"/>
-            <w:vAlign w:val="center"/>
-          </w:tcPr>
-          <w:p>
-            <w:pPr>
-              <w:keepNext/>
-              <w:spacing w:before="0" w:after="12" w:line="250" w:lineRule="auto"/>
-              <w:jc w:val="left"/>
-            </w:pPr>
-            <w:r>
-              <w:rPr>
-                <w:rFonts w:ascii="Inter" w:hAnsi="Inter" w:eastAsia="Inter" w:cs="Inter"/>
-                <w:b/>
-                <w:bCs/>
-                <w:color w:val="12171D"/>
-                <w:sz w:val="15"/>
-                <w:szCs w:val="15"/>
+            <w:tcW w:w="2250" w:type="dxa"/>
+            <w:tcBorders>
+              <w:bottom w:val="single" w:sz="4" w:space="0" w:color="BCACA7"/>
+            </w:tcBorders>
+            <w:vAlign w:val="center"/>
+          </w:tcPr>
+          <w:p>
+            <w:pPr>
+              <w:keepNext/>
+              <w:spacing w:before="0" w:after="10" w:line="250" w:lineRule="auto"/>
+              <w:jc w:val="left"/>
+            </w:pPr>
+            <w:r>
+              <w:rPr>
+                <w:rFonts w:ascii="Inter" w:hAnsi="Inter" w:eastAsia="Inter" w:cs="Inter"/>
+                <w:color w:val="12171D"/>
+                <w:sz w:val="18"/>
+                <w:szCs w:val="18"/>
                 <w:lang w:val="en-GB"/>
               </w:rPr>
               <w:t xml:space="preserve">SUPPLIER ADDRESS</w:t>
@@ -838,14 +881,14 @@
               <w:keepNext/>
               <w:bidi w:val="1"/>
               <w:spacing w:before="0" w:after="0" w:line="250" w:lineRule="auto"/>
-              <w:jc w:val="left"/>
+              <w:jc w:val="start"/>
             </w:pPr>
             <w:r>
               <w:rPr>
                 <w:rFonts w:ascii="Noto Sans Arabic" w:hAnsi="Noto Sans Arabic" w:eastAsia="Noto Sans Arabic" w:cs="Noto Sans Arabic"/>
                 <w:color w:val="12171D"/>
-                <w:sz w:val="16"/>
-                <w:szCs w:val="16"/>
+                <w:sz w:val="20"/>
+                <w:szCs w:val="20"/>
                 <w:rtl w:val="1"/>
                 <w:lang w:val="ar-SA" w:bidi="ar-SA"/>
               </w:rPr>
@@ -855,7 +898,7 @@
         </w:tc>
         <w:tc>
           <w:tcPr>
-            <w:tcW w:w="3350" w:type="dxa"/>
+            <w:tcW w:w="2286" w:type="dxa"/>
             <w:tcBorders>
               <w:bottom w:val="single" w:sz="4" w:space="0" w:color="BCACA7"/>
             </w:tcBorders>
@@ -888,27 +931,23 @@
         </w:trPr>
         <w:tc>
           <w:tcPr>
-            <w:tcW w:w="1650" w:type="dxa"/>
-            <w:tcBorders>
-              <w:bottom w:val="single" w:sz="4" w:space="0" w:color="BCACA7"/>
-            </w:tcBorders>
-            <w:shd w:val="clear" w:color="auto" w:fill="F4F1F0"/>
-            <w:vAlign w:val="center"/>
-          </w:tcPr>
-          <w:p>
-            <w:pPr>
-              <w:keepNext/>
-              <w:spacing w:before="0" w:after="12" w:line="250" w:lineRule="auto"/>
-              <w:jc w:val="left"/>
-            </w:pPr>
-            <w:r>
-              <w:rPr>
-                <w:rFonts w:ascii="Inter" w:hAnsi="Inter" w:eastAsia="Inter" w:cs="Inter"/>
-                <w:b/>
-                <w:bCs/>
-                <w:color w:val="12171D"/>
-                <w:sz w:val="15"/>
-                <w:szCs w:val="15"/>
+            <w:tcW w:w="2250" w:type="dxa"/>
+            <w:tcBorders>
+              <w:bottom w:val="single" w:sz="4" w:space="0" w:color="BCACA7"/>
+            </w:tcBorders>
+            <w:vAlign w:val="center"/>
+          </w:tcPr>
+          <w:p>
+            <w:pPr>
+              <w:spacing w:before="0" w:after="10" w:line="250" w:lineRule="auto"/>
+              <w:jc w:val="left"/>
+            </w:pPr>
+            <w:r>
+              <w:rPr>
+                <w:rFonts w:ascii="Inter" w:hAnsi="Inter" w:eastAsia="Inter" w:cs="Inter"/>
+                <w:color w:val="12171D"/>
+                <w:sz w:val="18"/>
+                <w:szCs w:val="18"/>
                 <w:lang w:val="en-GB"/>
               </w:rPr>
               <w:t xml:space="preserve">SUPPLIER TAX IDENTIFIER</w:t>
@@ -916,17 +955,16 @@
           </w:p>
           <w:p>
             <w:pPr>
-              <w:keepNext/>
               <w:bidi w:val="1"/>
               <w:spacing w:before="0" w:after="0" w:line="250" w:lineRule="auto"/>
-              <w:jc w:val="left"/>
+              <w:jc w:val="start"/>
             </w:pPr>
             <w:r>
               <w:rPr>
                 <w:rFonts w:ascii="Noto Sans Arabic" w:hAnsi="Noto Sans Arabic" w:eastAsia="Noto Sans Arabic" w:cs="Noto Sans Arabic"/>
                 <w:color w:val="12171D"/>
-                <w:sz w:val="16"/>
-                <w:szCs w:val="16"/>
+                <w:sz w:val="20"/>
+                <w:szCs w:val="20"/>
                 <w:rtl w:val="1"/>
                 <w:lang w:val="ar-SA" w:bidi="ar-SA"/>
               </w:rPr>
@@ -936,15 +974,14 @@
         </w:tc>
         <w:tc>
           <w:tcPr>
-            <w:tcW w:w="3350" w:type="dxa"/>
-            <w:tcBorders>
-              <w:bottom w:val="single" w:sz="4" w:space="0" w:color="BCACA7"/>
-            </w:tcBorders>
-            <w:vAlign w:val="center"/>
-          </w:tcPr>
-          <w:p>
-            <w:pPr>
-              <w:keepNext/>
+            <w:tcW w:w="2286" w:type="dxa"/>
+            <w:tcBorders>
+              <w:bottom w:val="single" w:sz="4" w:space="0" w:color="BCACA7"/>
+            </w:tcBorders>
+            <w:vAlign w:val="center"/>
+          </w:tcPr>
+          <w:p>
+            <w:pPr>
               <w:spacing w:before="0" w:after="0" w:line="250" w:lineRule="auto"/>
               <w:jc w:val="left"/>
             </w:pPr>
@@ -964,27 +1001,23 @@
         </w:tc>
         <w:tc>
           <w:tcPr>
-            <w:tcW w:w="1650" w:type="dxa"/>
-            <w:tcBorders>
-              <w:bottom w:val="single" w:sz="4" w:space="0" w:color="BCACA7"/>
-            </w:tcBorders>
-            <w:shd w:val="clear" w:color="auto" w:fill="F4F1F0"/>
-            <w:vAlign w:val="center"/>
-          </w:tcPr>
-          <w:p>
-            <w:pPr>
-              <w:keepNext/>
-              <w:spacing w:before="0" w:after="12" w:line="250" w:lineRule="auto"/>
-              <w:jc w:val="left"/>
-            </w:pPr>
-            <w:r>
-              <w:rPr>
-                <w:rFonts w:ascii="Inter" w:hAnsi="Inter" w:eastAsia="Inter" w:cs="Inter"/>
-                <w:b/>
-                <w:bCs/>
-                <w:color w:val="12171D"/>
-                <w:sz w:val="15"/>
-                <w:szCs w:val="15"/>
+            <w:tcW w:w="2250" w:type="dxa"/>
+            <w:tcBorders>
+              <w:bottom w:val="single" w:sz="4" w:space="0" w:color="BCACA7"/>
+            </w:tcBorders>
+            <w:vAlign w:val="center"/>
+          </w:tcPr>
+          <w:p>
+            <w:pPr>
+              <w:spacing w:before="0" w:after="10" w:line="250" w:lineRule="auto"/>
+              <w:jc w:val="left"/>
+            </w:pPr>
+            <w:r>
+              <w:rPr>
+                <w:rFonts w:ascii="Inter" w:hAnsi="Inter" w:eastAsia="Inter" w:cs="Inter"/>
+                <w:color w:val="12171D"/>
+                <w:sz w:val="18"/>
+                <w:szCs w:val="18"/>
                 <w:lang w:val="en-GB"/>
               </w:rPr>
               <w:t xml:space="preserve">SUPPLIER CONTACT</w:t>
@@ -992,17 +1025,16 @@
           </w:p>
           <w:p>
             <w:pPr>
-              <w:keepNext/>
               <w:bidi w:val="1"/>
               <w:spacing w:before="0" w:after="0" w:line="250" w:lineRule="auto"/>
-              <w:jc w:val="left"/>
+              <w:jc w:val="start"/>
             </w:pPr>
             <w:r>
               <w:rPr>
                 <w:rFonts w:ascii="Noto Sans Arabic" w:hAnsi="Noto Sans Arabic" w:eastAsia="Noto Sans Arabic" w:cs="Noto Sans Arabic"/>
                 <w:color w:val="12171D"/>
-                <w:sz w:val="16"/>
-                <w:szCs w:val="16"/>
+                <w:sz w:val="20"/>
+                <w:szCs w:val="20"/>
                 <w:rtl w:val="1"/>
                 <w:lang w:val="ar-SA" w:bidi="ar-SA"/>
               </w:rPr>
@@ -1012,15 +1044,14 @@
         </w:tc>
         <w:tc>
           <w:tcPr>
-            <w:tcW w:w="3350" w:type="dxa"/>
-            <w:tcBorders>
-              <w:bottom w:val="single" w:sz="4" w:space="0" w:color="BCACA7"/>
-            </w:tcBorders>
-            <w:vAlign w:val="center"/>
-          </w:tcPr>
-          <w:p>
-            <w:pPr>
-              <w:keepNext/>
+            <w:tcW w:w="2286" w:type="dxa"/>
+            <w:tcBorders>
+              <w:bottom w:val="single" w:sz="4" w:space="0" w:color="BCACA7"/>
+            </w:tcBorders>
+            <w:vAlign w:val="center"/>
+          </w:tcPr>
+          <w:p>
+            <w:pPr>
               <w:spacing w:before="0" w:after="0" w:line="250" w:lineRule="auto"/>
               <w:jc w:val="left"/>
             </w:pPr>
@@ -1045,27 +1076,23 @@
         </w:trPr>
         <w:tc>
           <w:tcPr>
-            <w:tcW w:w="1650" w:type="dxa"/>
-            <w:tcBorders>
-              <w:bottom w:val="single" w:sz="4" w:space="0" w:color="BCACA7"/>
-            </w:tcBorders>
-            <w:shd w:val="clear" w:color="auto" w:fill="F4F1F0"/>
-            <w:vAlign w:val="center"/>
-          </w:tcPr>
-          <w:p>
-            <w:pPr>
-              <w:keepNext/>
-              <w:spacing w:before="0" w:after="12" w:line="250" w:lineRule="auto"/>
-              <w:jc w:val="left"/>
-            </w:pPr>
-            <w:r>
-              <w:rPr>
-                <w:rFonts w:ascii="Inter" w:hAnsi="Inter" w:eastAsia="Inter" w:cs="Inter"/>
-                <w:b/>
-                <w:bCs/>
-                <w:color w:val="12171D"/>
-                <w:sz w:val="15"/>
-                <w:szCs w:val="15"/>
+            <w:tcW w:w="2250" w:type="dxa"/>
+            <w:tcBorders>
+              <w:bottom w:val="single" w:sz="4" w:space="0" w:color="BCACA7"/>
+            </w:tcBorders>
+            <w:vAlign w:val="center"/>
+          </w:tcPr>
+          <w:p>
+            <w:pPr>
+              <w:spacing w:before="0" w:after="10" w:line="250" w:lineRule="auto"/>
+              <w:jc w:val="left"/>
+            </w:pPr>
+            <w:r>
+              <w:rPr>
+                <w:rFonts w:ascii="Inter" w:hAnsi="Inter" w:eastAsia="Inter" w:cs="Inter"/>
+                <w:color w:val="12171D"/>
+                <w:sz w:val="18"/>
+                <w:szCs w:val="18"/>
                 <w:lang w:val="en-GB"/>
               </w:rPr>
               <w:t xml:space="preserve">SUPPLIER EMAIL</w:t>
@@ -1073,17 +1100,16 @@
           </w:p>
           <w:p>
             <w:pPr>
-              <w:keepNext/>
               <w:bidi w:val="1"/>
               <w:spacing w:before="0" w:after="0" w:line="250" w:lineRule="auto"/>
-              <w:jc w:val="left"/>
+              <w:jc w:val="start"/>
             </w:pPr>
             <w:r>
               <w:rPr>
                 <w:rFonts w:ascii="Noto Sans Arabic" w:hAnsi="Noto Sans Arabic" w:eastAsia="Noto Sans Arabic" w:cs="Noto Sans Arabic"/>
                 <w:color w:val="12171D"/>
-                <w:sz w:val="16"/>
-                <w:szCs w:val="16"/>
+                <w:sz w:val="20"/>
+                <w:szCs w:val="20"/>
                 <w:rtl w:val="1"/>
                 <w:lang w:val="ar-SA" w:bidi="ar-SA"/>
               </w:rPr>
@@ -1093,15 +1119,14 @@
         </w:tc>
         <w:tc>
           <w:tcPr>
-            <w:tcW w:w="3350" w:type="dxa"/>
-            <w:tcBorders>
-              <w:bottom w:val="single" w:sz="4" w:space="0" w:color="BCACA7"/>
-            </w:tcBorders>
-            <w:vAlign w:val="center"/>
-          </w:tcPr>
-          <w:p>
-            <w:pPr>
-              <w:keepNext/>
+            <w:tcW w:w="2286" w:type="dxa"/>
+            <w:tcBorders>
+              <w:bottom w:val="single" w:sz="4" w:space="0" w:color="BCACA7"/>
+            </w:tcBorders>
+            <w:vAlign w:val="center"/>
+          </w:tcPr>
+          <w:p>
+            <w:pPr>
               <w:spacing w:before="0" w:after="0" w:line="250" w:lineRule="auto"/>
               <w:jc w:val="left"/>
             </w:pPr>
@@ -1121,27 +1146,23 @@
         </w:tc>
         <w:tc>
           <w:tcPr>
-            <w:tcW w:w="1650" w:type="dxa"/>
-            <w:tcBorders>
-              <w:bottom w:val="single" w:sz="4" w:space="0" w:color="BCACA7"/>
-            </w:tcBorders>
-            <w:shd w:val="clear" w:color="auto" w:fill="F4F1F0"/>
-            <w:vAlign w:val="center"/>
-          </w:tcPr>
-          <w:p>
-            <w:pPr>
-              <w:keepNext/>
-              <w:spacing w:before="0" w:after="12" w:line="250" w:lineRule="auto"/>
-              <w:jc w:val="left"/>
-            </w:pPr>
-            <w:r>
-              <w:rPr>
-                <w:rFonts w:ascii="Inter" w:hAnsi="Inter" w:eastAsia="Inter" w:cs="Inter"/>
-                <w:b/>
-                <w:bCs/>
-                <w:color w:val="12171D"/>
-                <w:sz w:val="15"/>
-                <w:szCs w:val="15"/>
+            <w:tcW w:w="2250" w:type="dxa"/>
+            <w:tcBorders>
+              <w:bottom w:val="single" w:sz="4" w:space="0" w:color="BCACA7"/>
+            </w:tcBorders>
+            <w:vAlign w:val="center"/>
+          </w:tcPr>
+          <w:p>
+            <w:pPr>
+              <w:spacing w:before="0" w:after="10" w:line="250" w:lineRule="auto"/>
+              <w:jc w:val="left"/>
+            </w:pPr>
+            <w:r>
+              <w:rPr>
+                <w:rFonts w:ascii="Inter" w:hAnsi="Inter" w:eastAsia="Inter" w:cs="Inter"/>
+                <w:color w:val="12171D"/>
+                <w:sz w:val="18"/>
+                <w:szCs w:val="18"/>
                 <w:lang w:val="en-GB"/>
               </w:rPr>
               <w:t xml:space="preserve">SUPPLIER PHONE</w:t>
@@ -1149,17 +1170,16 @@
           </w:p>
           <w:p>
             <w:pPr>
-              <w:keepNext/>
               <w:bidi w:val="1"/>
               <w:spacing w:before="0" w:after="0" w:line="250" w:lineRule="auto"/>
-              <w:jc w:val="left"/>
+              <w:jc w:val="start"/>
             </w:pPr>
             <w:r>
               <w:rPr>
                 <w:rFonts w:ascii="Noto Sans Arabic" w:hAnsi="Noto Sans Arabic" w:eastAsia="Noto Sans Arabic" w:cs="Noto Sans Arabic"/>
                 <w:color w:val="12171D"/>
-                <w:sz w:val="16"/>
-                <w:szCs w:val="16"/>
+                <w:sz w:val="20"/>
+                <w:szCs w:val="20"/>
                 <w:rtl w:val="1"/>
                 <w:lang w:val="ar-SA" w:bidi="ar-SA"/>
               </w:rPr>
@@ -1169,15 +1189,14 @@
         </w:tc>
         <w:tc>
           <w:tcPr>
-            <w:tcW w:w="3350" w:type="dxa"/>
-            <w:tcBorders>
-              <w:bottom w:val="single" w:sz="4" w:space="0" w:color="BCACA7"/>
-            </w:tcBorders>
-            <w:vAlign w:val="center"/>
-          </w:tcPr>
-          <w:p>
-            <w:pPr>
-              <w:keepNext/>
+            <w:tcW w:w="2286" w:type="dxa"/>
+            <w:tcBorders>
+              <w:bottom w:val="single" w:sz="4" w:space="0" w:color="BCACA7"/>
+            </w:tcBorders>
+            <w:vAlign w:val="center"/>
+          </w:tcPr>
+          <w:p>
+            <w:pPr>
               <w:spacing w:before="0" w:after="0" w:line="250" w:lineRule="auto"/>
               <w:jc w:val="left"/>
             </w:pPr>
@@ -1202,27 +1221,23 @@
         </w:trPr>
         <w:tc>
           <w:tcPr>
-            <w:tcW w:w="1650" w:type="dxa"/>
-            <w:tcBorders>
-              <w:bottom w:val="single" w:sz="4" w:space="0" w:color="BCACA7"/>
-            </w:tcBorders>
-            <w:shd w:val="clear" w:color="auto" w:fill="F4F1F0"/>
-            <w:vAlign w:val="center"/>
-          </w:tcPr>
-          <w:p>
-            <w:pPr>
-              <w:keepNext/>
-              <w:spacing w:before="0" w:after="12" w:line="250" w:lineRule="auto"/>
-              <w:jc w:val="left"/>
-            </w:pPr>
-            <w:r>
-              <w:rPr>
-                <w:rFonts w:ascii="Inter" w:hAnsi="Inter" w:eastAsia="Inter" w:cs="Inter"/>
-                <w:b/>
-                <w:bCs/>
-                <w:color w:val="12171D"/>
-                <w:sz w:val="15"/>
-                <w:szCs w:val="15"/>
+            <w:tcW w:w="2250" w:type="dxa"/>
+            <w:tcBorders>
+              <w:bottom w:val="single" w:sz="4" w:space="0" w:color="BCACA7"/>
+            </w:tcBorders>
+            <w:vAlign w:val="center"/>
+          </w:tcPr>
+          <w:p>
+            <w:pPr>
+              <w:spacing w:before="0" w:after="10" w:line="250" w:lineRule="auto"/>
+              <w:jc w:val="left"/>
+            </w:pPr>
+            <w:r>
+              <w:rPr>
+                <w:rFonts w:ascii="Inter" w:hAnsi="Inter" w:eastAsia="Inter" w:cs="Inter"/>
+                <w:color w:val="12171D"/>
+                <w:sz w:val="18"/>
+                <w:szCs w:val="18"/>
                 <w:lang w:val="en-GB"/>
               </w:rPr>
               <w:t xml:space="preserve">CUSTOMER</w:t>
@@ -1230,17 +1245,16 @@
           </w:p>
           <w:p>
             <w:pPr>
-              <w:keepNext/>
               <w:bidi w:val="1"/>
               <w:spacing w:before="0" w:after="0" w:line="250" w:lineRule="auto"/>
-              <w:jc w:val="left"/>
+              <w:jc w:val="start"/>
             </w:pPr>
             <w:r>
               <w:rPr>
                 <w:rFonts w:ascii="Noto Sans Arabic" w:hAnsi="Noto Sans Arabic" w:eastAsia="Noto Sans Arabic" w:cs="Noto Sans Arabic"/>
                 <w:color w:val="12171D"/>
-                <w:sz w:val="16"/>
-                <w:szCs w:val="16"/>
+                <w:sz w:val="20"/>
+                <w:szCs w:val="20"/>
                 <w:rtl w:val="1"/>
                 <w:lang w:val="ar-SA" w:bidi="ar-SA"/>
               </w:rPr>
@@ -1250,15 +1264,14 @@
         </w:tc>
         <w:tc>
           <w:tcPr>
-            <w:tcW w:w="3350" w:type="dxa"/>
-            <w:tcBorders>
-              <w:bottom w:val="single" w:sz="4" w:space="0" w:color="BCACA7"/>
-            </w:tcBorders>
-            <w:vAlign w:val="center"/>
-          </w:tcPr>
-          <w:p>
-            <w:pPr>
-              <w:keepNext/>
+            <w:tcW w:w="2286" w:type="dxa"/>
+            <w:tcBorders>
+              <w:bottom w:val="single" w:sz="4" w:space="0" w:color="BCACA7"/>
+            </w:tcBorders>
+            <w:vAlign w:val="center"/>
+          </w:tcPr>
+          <w:p>
+            <w:pPr>
               <w:spacing w:before="0" w:after="0" w:line="250" w:lineRule="auto"/>
               <w:jc w:val="left"/>
             </w:pPr>
@@ -1278,27 +1291,23 @@
         </w:tc>
         <w:tc>
           <w:tcPr>
-            <w:tcW w:w="1650" w:type="dxa"/>
-            <w:tcBorders>
-              <w:bottom w:val="single" w:sz="4" w:space="0" w:color="BCACA7"/>
-            </w:tcBorders>
-            <w:shd w:val="clear" w:color="auto" w:fill="F4F1F0"/>
-            <w:vAlign w:val="center"/>
-          </w:tcPr>
-          <w:p>
-            <w:pPr>
-              <w:keepNext/>
-              <w:spacing w:before="0" w:after="12" w:line="250" w:lineRule="auto"/>
-              <w:jc w:val="left"/>
-            </w:pPr>
-            <w:r>
-              <w:rPr>
-                <w:rFonts w:ascii="Inter" w:hAnsi="Inter" w:eastAsia="Inter" w:cs="Inter"/>
-                <w:b/>
-                <w:bCs/>
-                <w:color w:val="12171D"/>
-                <w:sz w:val="15"/>
-                <w:szCs w:val="15"/>
+            <w:tcW w:w="2250" w:type="dxa"/>
+            <w:tcBorders>
+              <w:bottom w:val="single" w:sz="4" w:space="0" w:color="BCACA7"/>
+            </w:tcBorders>
+            <w:vAlign w:val="center"/>
+          </w:tcPr>
+          <w:p>
+            <w:pPr>
+              <w:spacing w:before="0" w:after="10" w:line="250" w:lineRule="auto"/>
+              <w:jc w:val="left"/>
+            </w:pPr>
+            <w:r>
+              <w:rPr>
+                <w:rFonts w:ascii="Inter" w:hAnsi="Inter" w:eastAsia="Inter" w:cs="Inter"/>
+                <w:color w:val="12171D"/>
+                <w:sz w:val="18"/>
+                <w:szCs w:val="18"/>
                 <w:lang w:val="en-GB"/>
               </w:rPr>
               <w:t xml:space="preserve">BILLING ADDRESS</w:t>
@@ -1306,17 +1315,16 @@
           </w:p>
           <w:p>
             <w:pPr>
-              <w:keepNext/>
               <w:bidi w:val="1"/>
               <w:spacing w:before="0" w:after="0" w:line="250" w:lineRule="auto"/>
-              <w:jc w:val="left"/>
+              <w:jc w:val="start"/>
             </w:pPr>
             <w:r>
               <w:rPr>
                 <w:rFonts w:ascii="Noto Sans Arabic" w:hAnsi="Noto Sans Arabic" w:eastAsia="Noto Sans Arabic" w:cs="Noto Sans Arabic"/>
                 <w:color w:val="12171D"/>
-                <w:sz w:val="16"/>
-                <w:szCs w:val="16"/>
+                <w:sz w:val="20"/>
+                <w:szCs w:val="20"/>
                 <w:rtl w:val="1"/>
                 <w:lang w:val="ar-SA" w:bidi="ar-SA"/>
               </w:rPr>
@@ -1326,15 +1334,14 @@
         </w:tc>
         <w:tc>
           <w:tcPr>
-            <w:tcW w:w="3350" w:type="dxa"/>
-            <w:tcBorders>
-              <w:bottom w:val="single" w:sz="4" w:space="0" w:color="BCACA7"/>
-            </w:tcBorders>
-            <w:vAlign w:val="center"/>
-          </w:tcPr>
-          <w:p>
-            <w:pPr>
-              <w:keepNext/>
+            <w:tcW w:w="2286" w:type="dxa"/>
+            <w:tcBorders>
+              <w:bottom w:val="single" w:sz="4" w:space="0" w:color="BCACA7"/>
+            </w:tcBorders>
+            <w:vAlign w:val="center"/>
+          </w:tcPr>
+          <w:p>
+            <w:pPr>
               <w:spacing w:before="0" w:after="0" w:line="250" w:lineRule="auto"/>
               <w:jc w:val="left"/>
             </w:pPr>
@@ -1359,26 +1366,23 @@
         </w:trPr>
         <w:tc>
           <w:tcPr>
-            <w:tcW w:w="1650" w:type="dxa"/>
-            <w:tcBorders>
-              <w:bottom w:val="single" w:sz="4" w:space="0" w:color="BCACA7"/>
-            </w:tcBorders>
-            <w:shd w:val="clear" w:color="auto" w:fill="F4F1F0"/>
-            <w:vAlign w:val="center"/>
-          </w:tcPr>
-          <w:p>
-            <w:pPr>
-              <w:spacing w:before="0" w:after="12" w:line="250" w:lineRule="auto"/>
-              <w:jc w:val="left"/>
-            </w:pPr>
-            <w:r>
-              <w:rPr>
-                <w:rFonts w:ascii="Inter" w:hAnsi="Inter" w:eastAsia="Inter" w:cs="Inter"/>
-                <w:b/>
-                <w:bCs/>
-                <w:color w:val="12171D"/>
-                <w:sz w:val="15"/>
-                <w:szCs w:val="15"/>
+            <w:tcW w:w="2250" w:type="dxa"/>
+            <w:tcBorders>
+              <w:bottom w:val="single" w:sz="4" w:space="0" w:color="BCACA7"/>
+            </w:tcBorders>
+            <w:vAlign w:val="center"/>
+          </w:tcPr>
+          <w:p>
+            <w:pPr>
+              <w:spacing w:before="0" w:after="10" w:line="250" w:lineRule="auto"/>
+              <w:jc w:val="left"/>
+            </w:pPr>
+            <w:r>
+              <w:rPr>
+                <w:rFonts w:ascii="Inter" w:hAnsi="Inter" w:eastAsia="Inter" w:cs="Inter"/>
+                <w:color w:val="12171D"/>
+                <w:sz w:val="18"/>
+                <w:szCs w:val="18"/>
                 <w:lang w:val="en-GB"/>
               </w:rPr>
               <w:t xml:space="preserve">CUSTOMER EMAIL</w:t>
@@ -1388,14 +1392,14 @@
             <w:pPr>
               <w:bidi w:val="1"/>
               <w:spacing w:before="0" w:after="0" w:line="250" w:lineRule="auto"/>
-              <w:jc w:val="left"/>
+              <w:jc w:val="start"/>
             </w:pPr>
             <w:r>
               <w:rPr>
                 <w:rFonts w:ascii="Noto Sans Arabic" w:hAnsi="Noto Sans Arabic" w:eastAsia="Noto Sans Arabic" w:cs="Noto Sans Arabic"/>
                 <w:color w:val="12171D"/>
-                <w:sz w:val="16"/>
-                <w:szCs w:val="16"/>
+                <w:sz w:val="20"/>
+                <w:szCs w:val="20"/>
                 <w:rtl w:val="1"/>
                 <w:lang w:val="ar-SA" w:bidi="ar-SA"/>
               </w:rPr>
@@ -1405,7 +1409,7 @@
         </w:tc>
         <w:tc>
           <w:tcPr>
-            <w:tcW w:w="3350" w:type="dxa"/>
+            <w:tcW w:w="2286" w:type="dxa"/>
             <w:tcBorders>
               <w:bottom w:val="single" w:sz="4" w:space="0" w:color="BCACA7"/>
             </w:tcBorders>
@@ -1432,26 +1436,23 @@
         </w:tc>
         <w:tc>
           <w:tcPr>
-            <w:tcW w:w="1650" w:type="dxa"/>
-            <w:tcBorders>
-              <w:bottom w:val="single" w:sz="4" w:space="0" w:color="BCACA7"/>
-            </w:tcBorders>
-            <w:shd w:val="clear" w:color="auto" w:fill="F4F1F0"/>
-            <w:vAlign w:val="center"/>
-          </w:tcPr>
-          <w:p>
-            <w:pPr>
-              <w:spacing w:before="0" w:after="12" w:line="250" w:lineRule="auto"/>
-              <w:jc w:val="left"/>
-            </w:pPr>
-            <w:r>
-              <w:rPr>
-                <w:rFonts w:ascii="Inter" w:hAnsi="Inter" w:eastAsia="Inter" w:cs="Inter"/>
-                <w:b/>
-                <w:bCs/>
-                <w:color w:val="12171D"/>
-                <w:sz w:val="15"/>
-                <w:szCs w:val="15"/>
+            <w:tcW w:w="2250" w:type="dxa"/>
+            <w:tcBorders>
+              <w:bottom w:val="single" w:sz="4" w:space="0" w:color="BCACA7"/>
+            </w:tcBorders>
+            <w:vAlign w:val="center"/>
+          </w:tcPr>
+          <w:p>
+            <w:pPr>
+              <w:spacing w:before="0" w:after="10" w:line="250" w:lineRule="auto"/>
+              <w:jc w:val="left"/>
+            </w:pPr>
+            <w:r>
+              <w:rPr>
+                <w:rFonts w:ascii="Inter" w:hAnsi="Inter" w:eastAsia="Inter" w:cs="Inter"/>
+                <w:color w:val="12171D"/>
+                <w:sz w:val="18"/>
+                <w:szCs w:val="18"/>
                 <w:lang w:val="en-GB"/>
               </w:rPr>
               <w:t xml:space="preserve">CUSTOMER TAX IDENTIFIER</w:t>
@@ -1461,14 +1462,14 @@
             <w:pPr>
               <w:bidi w:val="1"/>
               <w:spacing w:before="0" w:after="0" w:line="250" w:lineRule="auto"/>
-              <w:jc w:val="left"/>
+              <w:jc w:val="start"/>
             </w:pPr>
             <w:r>
               <w:rPr>
                 <w:rFonts w:ascii="Noto Sans Arabic" w:hAnsi="Noto Sans Arabic" w:eastAsia="Noto Sans Arabic" w:cs="Noto Sans Arabic"/>
                 <w:color w:val="12171D"/>
-                <w:sz w:val="16"/>
-                <w:szCs w:val="16"/>
+                <w:sz w:val="20"/>
+                <w:szCs w:val="20"/>
                 <w:rtl w:val="1"/>
                 <w:lang w:val="ar-SA" w:bidi="ar-SA"/>
               </w:rPr>
@@ -1478,7 +1479,7 @@
         </w:tc>
         <w:tc>
           <w:tcPr>
-            <w:tcW w:w="3350" w:type="dxa"/>
+            <w:tcW w:w="2286" w:type="dxa"/>
             <w:tcBorders>
               <w:bottom w:val="single" w:sz="4" w:space="0" w:color="BCACA7"/>
             </w:tcBorders>
@@ -1516,31 +1517,31 @@
     </w:p>
     <w:tbl>
       <w:tblPr>
-        <w:tblW w:w="10000" w:type="dxa"/>
+        <w:tblW w:w="9072" w:type="dxa"/>
         <w:tblBorders>
-          <w:top w:val="single" w:sz="4" w:color="BCACA7"/>
-          <w:left w:val="single" w:sz="4" w:color="BCACA7"/>
-          <w:bottom w:val="single" w:sz="4" w:color="BCACA7"/>
-          <w:right w:val="single" w:sz="4" w:color="BCACA7"/>
-          <w:insideH w:val="single" w:sz="4" w:color="BCACA7"/>
-          <w:insideV w:val="single" w:sz="4" w:color="BCACA7"/>
+          <w:top w:val="single" w:sz="4" w:space="0" w:color="BCACA7"/>
+          <w:left w:val="single" w:sz="4" w:space="0" w:color="BCACA7"/>
+          <w:bottom w:val="single" w:sz="4" w:space="0" w:color="BCACA7"/>
+          <w:right w:val="single" w:sz="4" w:space="0" w:color="BCACA7"/>
+          <w:insideH w:val="single" w:sz="4" w:space="0" w:color="BCACA7"/>
+          <w:insideV w:val="single" w:sz="4" w:space="0" w:color="BCACA7"/>
         </w:tblBorders>
         <w:tblLayout w:type="fixed"/>
         <w:tblCellMar>
-          <w:top w:w="75" w:type="dxa"/>
+          <w:top w:w="40" w:type="dxa"/>
           <w:left w:w="85" w:type="dxa"/>
-          <w:bottom w:w="75" w:type="dxa"/>
+          <w:bottom w:w="40" w:type="dxa"/>
           <w:right w:w="85" w:type="dxa"/>
         </w:tblCellMar>
         <w:tblLook w:firstRow="1" w:lastRow="0" w:firstColumn="0" w:lastColumn="0" w:noHBand="0" w:noVBand="1"/>
       </w:tblPr>
       <w:tblGrid>
-        <w:gridCol w:w="500"/>
-        <w:gridCol w:w="3400"/>
-        <w:gridCol w:w="900"/>
+        <w:gridCol w:w="520"/>
+        <w:gridCol w:w="2400"/>
+        <w:gridCol w:w="800"/>
         <w:gridCol w:w="850"/>
-        <w:gridCol w:w="2050"/>
-        <w:gridCol w:w="2300"/>
+        <w:gridCol w:w="2250"/>
+        <w:gridCol w:w="2252"/>
       </w:tblGrid>
       <w:tr>
         <w:trPr>
@@ -1549,26 +1550,30 @@
         </w:trPr>
         <w:tc>
           <w:tcPr>
-            <w:tcW w:w="4800" w:type="dxa"/>
+            <w:tcW w:w="3720" w:type="dxa"/>
             <w:gridSpan w:val="3"/>
-            <w:shd w:val="clear" w:color="auto" w:fill="BCACA7"/>
-            <w:vAlign w:val="center"/>
+            <w:tcBorders>
+              <w:top w:val="nil"/>
+              <w:left w:val="nil"/>
+              <w:bottom w:val="single" w:sz="8" w:space="0" w:color="BCACA7"/>
+              <w:right w:val="nil"/>
+            </w:tcBorders>
+            <w:vAlign w:val="bottom"/>
           </w:tcPr>
           <w:p>
             <w:pPr>
               <w:pStyle w:val="Heading1"/>
               <w:keepNext/>
-              <w:spacing w:before="0" w:after="0" w:line="250" w:lineRule="auto"/>
+              <w:spacing w:before="160" w:after="40" w:line="250" w:lineRule="auto"/>
+              <w:ind w:start="-85"/>
               <w:jc w:val="left"/>
             </w:pPr>
             <w:r>
               <w:rPr>
                 <w:rFonts w:ascii="Jost" w:hAnsi="Jost" w:eastAsia="Jost" w:cs="Jost"/>
-                <w:b/>
-                <w:bCs/>
-                <w:color w:val="12171D"/>
-                <w:sz w:val="17"/>
-                <w:szCs w:val="17"/>
+                <w:color w:val="12171D"/>
+                <w:sz w:val="21"/>
+                <w:szCs w:val="21"/>
                 <w:lang w:val="en-GB"/>
               </w:rPr>
               <w:t xml:space="preserve">ITEMS OR SERVICES</w:t>
@@ -1577,26 +1582,30 @@
         </w:tc>
         <w:tc>
           <w:tcPr>
-            <w:tcW w:w="5200" w:type="dxa"/>
+            <w:tcW w:w="5352" w:type="dxa"/>
             <w:gridSpan w:val="3"/>
-            <w:shd w:val="clear" w:color="auto" w:fill="BCACA7"/>
-            <w:vAlign w:val="center"/>
+            <w:tcBorders>
+              <w:top w:val="nil"/>
+              <w:left w:val="nil"/>
+              <w:bottom w:val="single" w:sz="8" w:space="0" w:color="BCACA7"/>
+              <w:right w:val="nil"/>
+            </w:tcBorders>
+            <w:vAlign w:val="bottom"/>
           </w:tcPr>
           <w:p>
             <w:pPr>
               <w:keepNext/>
               <w:bidi w:val="1"/>
-              <w:spacing w:before="0" w:after="0" w:line="250" w:lineRule="auto"/>
-              <w:jc w:val="left"/>
+              <w:spacing w:before="160" w:after="40" w:line="250" w:lineRule="auto"/>
+              <w:ind w:start="-85"/>
+              <w:jc w:val="start"/>
             </w:pPr>
             <w:r>
               <w:rPr>
                 <w:rFonts w:ascii="Noto Sans Arabic" w:hAnsi="Noto Sans Arabic" w:eastAsia="Noto Sans Arabic" w:cs="Noto Sans Arabic"/>
-                <w:b/>
-                <w:bCs/>
-                <w:color w:val="12171D"/>
-                <w:sz w:val="16"/>
-                <w:szCs w:val="16"/>
+                <w:color w:val="12171D"/>
+                <w:sz w:val="22"/>
+                <w:szCs w:val="22"/>
                 <w:rtl w:val="1"/>
                 <w:lang w:val="ar-SA" w:bidi="ar-SA"/>
               </w:rPr>
@@ -1612,7 +1621,7 @@
         </w:trPr>
         <w:tc>
           <w:tcPr>
-            <w:tcW w:w="500" w:type="dxa"/>
+            <w:tcW w:w="520" w:type="dxa"/>
             <w:shd w:val="clear" w:color="auto" w:fill="12171D"/>
             <w:vAlign w:val="center"/>
           </w:tcPr>
@@ -1625,11 +1634,9 @@
             <w:r>
               <w:rPr>
                 <w:rFonts w:ascii="Inter" w:hAnsi="Inter" w:eastAsia="Inter" w:cs="Inter"/>
-                <w:b/>
-                <w:bCs/>
                 <w:color w:val="FFFFFF"/>
-                <w:sz w:val="14"/>
-                <w:szCs w:val="14"/>
+                <w:sz w:val="18"/>
+                <w:szCs w:val="18"/>
                 <w:lang w:val="en-GB"/>
               </w:rPr>
               <w:t xml:space="preserve">No.</w:t>
@@ -1640,16 +1647,14 @@
               <w:keepNext/>
               <w:bidi w:val="1"/>
               <w:spacing w:before="0" w:after="0" w:line="250" w:lineRule="auto"/>
-              <w:jc w:val="left"/>
+              <w:jc w:val="start"/>
             </w:pPr>
             <w:r>
               <w:rPr>
                 <w:rFonts w:ascii="Noto Sans Arabic" w:hAnsi="Noto Sans Arabic" w:eastAsia="Noto Sans Arabic" w:cs="Noto Sans Arabic"/>
-                <w:b/>
-                <w:bCs/>
                 <w:color w:val="FFFFFF"/>
-                <w:sz w:val="14"/>
-                <w:szCs w:val="14"/>
+                <w:sz w:val="20"/>
+                <w:szCs w:val="20"/>
                 <w:rtl w:val="1"/>
                 <w:lang w:val="ar-SA" w:bidi="ar-SA"/>
               </w:rPr>
@@ -1659,7 +1664,7 @@
         </w:tc>
         <w:tc>
           <w:tcPr>
-            <w:tcW w:w="3400" w:type="dxa"/>
+            <w:tcW w:w="2400" w:type="dxa"/>
             <w:shd w:val="clear" w:color="auto" w:fill="12171D"/>
             <w:vAlign w:val="center"/>
           </w:tcPr>
@@ -1672,11 +1677,9 @@
             <w:r>
               <w:rPr>
                 <w:rFonts w:ascii="Inter" w:hAnsi="Inter" w:eastAsia="Inter" w:cs="Inter"/>
-                <w:b/>
-                <w:bCs/>
                 <w:color w:val="FFFFFF"/>
-                <w:sz w:val="14"/>
-                <w:szCs w:val="14"/>
+                <w:sz w:val="18"/>
+                <w:szCs w:val="18"/>
                 <w:lang w:val="en-GB"/>
               </w:rPr>
               <w:t xml:space="preserve">Item / Service</w:t>
@@ -1687,16 +1690,14 @@
               <w:keepNext/>
               <w:bidi w:val="1"/>
               <w:spacing w:before="0" w:after="0" w:line="250" w:lineRule="auto"/>
-              <w:jc w:val="left"/>
+              <w:jc w:val="start"/>
             </w:pPr>
             <w:r>
               <w:rPr>
                 <w:rFonts w:ascii="Noto Sans Arabic" w:hAnsi="Noto Sans Arabic" w:eastAsia="Noto Sans Arabic" w:cs="Noto Sans Arabic"/>
-                <w:b/>
-                <w:bCs/>
                 <w:color w:val="FFFFFF"/>
-                <w:sz w:val="14"/>
-                <w:szCs w:val="14"/>
+                <w:sz w:val="20"/>
+                <w:szCs w:val="20"/>
                 <w:rtl w:val="1"/>
                 <w:lang w:val="ar-SA" w:bidi="ar-SA"/>
               </w:rPr>
@@ -1706,7 +1707,7 @@
         </w:tc>
         <w:tc>
           <w:tcPr>
-            <w:tcW w:w="900" w:type="dxa"/>
+            <w:tcW w:w="800" w:type="dxa"/>
             <w:shd w:val="clear" w:color="auto" w:fill="12171D"/>
             <w:vAlign w:val="center"/>
           </w:tcPr>
@@ -1719,11 +1720,9 @@
             <w:r>
               <w:rPr>
                 <w:rFonts w:ascii="Inter" w:hAnsi="Inter" w:eastAsia="Inter" w:cs="Inter"/>
-                <w:b/>
-                <w:bCs/>
                 <w:color w:val="FFFFFF"/>
-                <w:sz w:val="14"/>
-                <w:szCs w:val="14"/>
+                <w:sz w:val="18"/>
+                <w:szCs w:val="18"/>
                 <w:lang w:val="en-GB"/>
               </w:rPr>
               <w:t xml:space="preserve">Qty</w:t>
@@ -1739,11 +1738,9 @@
             <w:r>
               <w:rPr>
                 <w:rFonts w:ascii="Noto Sans Arabic" w:hAnsi="Noto Sans Arabic" w:eastAsia="Noto Sans Arabic" w:cs="Noto Sans Arabic"/>
-                <w:b/>
-                <w:bCs/>
                 <w:color w:val="FFFFFF"/>
-                <w:sz w:val="14"/>
-                <w:szCs w:val="14"/>
+                <w:sz w:val="20"/>
+                <w:szCs w:val="20"/>
                 <w:rtl w:val="1"/>
                 <w:lang w:val="ar-SA" w:bidi="ar-SA"/>
               </w:rPr>
@@ -1766,11 +1763,9 @@
             <w:r>
               <w:rPr>
                 <w:rFonts w:ascii="Inter" w:hAnsi="Inter" w:eastAsia="Inter" w:cs="Inter"/>
-                <w:b/>
-                <w:bCs/>
                 <w:color w:val="FFFFFF"/>
-                <w:sz w:val="14"/>
-                <w:szCs w:val="14"/>
+                <w:sz w:val="18"/>
+                <w:szCs w:val="18"/>
                 <w:lang w:val="en-GB"/>
               </w:rPr>
               <w:t xml:space="preserve">Unit</w:t>
@@ -1786,11 +1781,9 @@
             <w:r>
               <w:rPr>
                 <w:rFonts w:ascii="Noto Sans Arabic" w:hAnsi="Noto Sans Arabic" w:eastAsia="Noto Sans Arabic" w:cs="Noto Sans Arabic"/>
-                <w:b/>
-                <w:bCs/>
                 <w:color w:val="FFFFFF"/>
-                <w:sz w:val="14"/>
-                <w:szCs w:val="14"/>
+                <w:sz w:val="20"/>
+                <w:szCs w:val="20"/>
                 <w:rtl w:val="1"/>
                 <w:lang w:val="ar-SA" w:bidi="ar-SA"/>
               </w:rPr>
@@ -1800,7 +1793,7 @@
         </w:tc>
         <w:tc>
           <w:tcPr>
-            <w:tcW w:w="2050" w:type="dxa"/>
+            <w:tcW w:w="2250" w:type="dxa"/>
             <w:shd w:val="clear" w:color="auto" w:fill="12171D"/>
             <w:vAlign w:val="center"/>
           </w:tcPr>
@@ -1813,11 +1806,9 @@
             <w:r>
               <w:rPr>
                 <w:rFonts w:ascii="Inter" w:hAnsi="Inter" w:eastAsia="Inter" w:cs="Inter"/>
-                <w:b/>
-                <w:bCs/>
                 <w:color w:val="FFFFFF"/>
-                <w:sz w:val="14"/>
-                <w:szCs w:val="14"/>
+                <w:sz w:val="18"/>
+                <w:szCs w:val="18"/>
                 <w:lang w:val="en-GB"/>
               </w:rPr>
               <w:t xml:space="preserve">Unit Price</w:t>
@@ -1828,16 +1819,14 @@
               <w:keepNext/>
               <w:bidi w:val="1"/>
               <w:spacing w:before="0" w:after="0" w:line="250" w:lineRule="auto"/>
-              <w:jc w:val="left"/>
+              <w:jc w:val="start"/>
             </w:pPr>
             <w:r>
               <w:rPr>
                 <w:rFonts w:ascii="Noto Sans Arabic" w:hAnsi="Noto Sans Arabic" w:eastAsia="Noto Sans Arabic" w:cs="Noto Sans Arabic"/>
-                <w:b/>
-                <w:bCs/>
                 <w:color w:val="FFFFFF"/>
-                <w:sz w:val="14"/>
-                <w:szCs w:val="14"/>
+                <w:sz w:val="20"/>
+                <w:szCs w:val="20"/>
                 <w:rtl w:val="1"/>
                 <w:lang w:val="ar-SA" w:bidi="ar-SA"/>
               </w:rPr>
@@ -1847,7 +1836,7 @@
         </w:tc>
         <w:tc>
           <w:tcPr>
-            <w:tcW w:w="2300" w:type="dxa"/>
+            <w:tcW w:w="2252" w:type="dxa"/>
             <w:shd w:val="clear" w:color="auto" w:fill="12171D"/>
             <w:vAlign w:val="center"/>
           </w:tcPr>
@@ -1860,11 +1849,9 @@
             <w:r>
               <w:rPr>
                 <w:rFonts w:ascii="Inter" w:hAnsi="Inter" w:eastAsia="Inter" w:cs="Inter"/>
-                <w:b/>
-                <w:bCs/>
                 <w:color w:val="FFFFFF"/>
-                <w:sz w:val="14"/>
-                <w:szCs w:val="14"/>
+                <w:sz w:val="18"/>
+                <w:szCs w:val="18"/>
                 <w:lang w:val="en-GB"/>
               </w:rPr>
               <w:t xml:space="preserve">Line Total</w:t>
@@ -1875,16 +1862,14 @@
               <w:keepNext/>
               <w:bidi w:val="1"/>
               <w:spacing w:before="0" w:after="0" w:line="250" w:lineRule="auto"/>
-              <w:jc w:val="left"/>
+              <w:jc w:val="start"/>
             </w:pPr>
             <w:r>
               <w:rPr>
                 <w:rFonts w:ascii="Noto Sans Arabic" w:hAnsi="Noto Sans Arabic" w:eastAsia="Noto Sans Arabic" w:cs="Noto Sans Arabic"/>
-                <w:b/>
-                <w:bCs/>
                 <w:color w:val="FFFFFF"/>
-                <w:sz w:val="14"/>
-                <w:szCs w:val="14"/>
+                <w:sz w:val="20"/>
+                <w:szCs w:val="20"/>
                 <w:rtl w:val="1"/>
                 <w:lang w:val="ar-SA" w:bidi="ar-SA"/>
               </w:rPr>
@@ -1899,7 +1884,7 @@
         </w:trPr>
         <w:tc>
           <w:tcPr>
-            <w:tcW w:w="500" w:type="dxa"/>
+            <w:tcW w:w="520" w:type="dxa"/>
             <w:tcBorders>
               <w:bottom w:val="single" w:sz="4" w:space="0" w:color="BCACA7"/>
             </w:tcBorders>
@@ -1917,8 +1902,8 @@
                 <w:i/>
                 <w:iCs/>
                 <w:color w:val="12171D"/>
-                <w:sz w:val="14"/>
-                <w:szCs w:val="14"/>
+                <w:sz w:val="18"/>
+                <w:szCs w:val="18"/>
                 <w:lang w:val="en-GB"/>
               </w:rPr>
               <w:t xml:space="preserve">1</w:t>
@@ -1927,35 +1912,35 @@
         </w:tc>
         <w:tc>
           <w:tcPr>
-            <w:tcW w:w="3400" w:type="dxa"/>
-            <w:tcBorders>
-              <w:bottom w:val="single" w:sz="4" w:space="0" w:color="BCACA7"/>
-            </w:tcBorders>
-            <w:vAlign w:val="center"/>
-          </w:tcPr>
-          <w:p>
-            <w:pPr>
-              <w:keepNext/>
-              <w:spacing w:before="0" w:after="0" w:line="250" w:lineRule="auto"/>
-              <w:jc w:val="left"/>
-            </w:pPr>
-            <w:r>
-              <w:rPr>
-                <w:rFonts w:ascii="Inter" w:hAnsi="Inter" w:eastAsia="Inter" w:cs="Inter"/>
-                <w:i/>
-                <w:iCs/>
-                <w:color w:val="12171D"/>
-                <w:sz w:val="15"/>
-                <w:szCs w:val="15"/>
-                <w:lang w:val="en-GB"/>
-              </w:rPr>
-              <w:t xml:space="preserve">[Description / specification]</w:t>
-            </w:r>
-          </w:p>
-        </w:tc>
-        <w:tc>
-          <w:tcPr>
-            <w:tcW w:w="900" w:type="dxa"/>
+            <w:tcW w:w="2400" w:type="dxa"/>
+            <w:tcBorders>
+              <w:bottom w:val="single" w:sz="4" w:space="0" w:color="BCACA7"/>
+            </w:tcBorders>
+            <w:vAlign w:val="center"/>
+          </w:tcPr>
+          <w:p>
+            <w:pPr>
+              <w:keepNext/>
+              <w:spacing w:before="0" w:after="0" w:line="250" w:lineRule="auto"/>
+              <w:jc w:val="left"/>
+            </w:pPr>
+            <w:r>
+              <w:rPr>
+                <w:rFonts w:ascii="Inter" w:hAnsi="Inter" w:eastAsia="Inter" w:cs="Inter"/>
+                <w:i/>
+                <w:iCs/>
+                <w:color w:val="12171D"/>
+                <w:sz w:val="18"/>
+                <w:szCs w:val="18"/>
+                <w:lang w:val="en-GB"/>
+              </w:rPr>
+              <w:t xml:space="preserve">[Description]</w:t>
+            </w:r>
+          </w:p>
+        </w:tc>
+        <w:tc>
+          <w:tcPr>
+            <w:tcW w:w="800" w:type="dxa"/>
             <w:tcBorders>
               <w:bottom w:val="single" w:sz="4" w:space="0" w:color="BCACA7"/>
             </w:tcBorders>
@@ -1973,8 +1958,8 @@
                 <w:i/>
                 <w:iCs/>
                 <w:color w:val="12171D"/>
-                <w:sz w:val="14"/>
-                <w:szCs w:val="14"/>
+                <w:sz w:val="18"/>
+                <w:szCs w:val="18"/>
                 <w:lang w:val="en-GB"/>
               </w:rPr>
               <w:t xml:space="preserve">[Qty]</w:t>
@@ -2001,8 +1986,8 @@
                 <w:i/>
                 <w:iCs/>
                 <w:color w:val="12171D"/>
-                <w:sz w:val="14"/>
-                <w:szCs w:val="14"/>
+                <w:sz w:val="18"/>
+                <w:szCs w:val="18"/>
                 <w:lang w:val="en-GB"/>
               </w:rPr>
               <w:t xml:space="preserve">[Unit]</w:t>
@@ -2011,7 +1996,7 @@
         </w:tc>
         <w:tc>
           <w:tcPr>
-            <w:tcW w:w="2050" w:type="dxa"/>
+            <w:tcW w:w="2250" w:type="dxa"/>
             <w:tcBorders>
               <w:bottom w:val="single" w:sz="4" w:space="0" w:color="BCACA7"/>
             </w:tcBorders>
@@ -2029,8 +2014,8 @@
                 <w:i/>
                 <w:iCs/>
                 <w:color w:val="12171D"/>
-                <w:sz w:val="14"/>
-                <w:szCs w:val="14"/>
+                <w:sz w:val="18"/>
+                <w:szCs w:val="18"/>
                 <w:lang w:val="en-GB"/>
               </w:rPr>
               <w:t xml:space="preserve">[Currency] [Unit Price]</w:t>
@@ -2039,7 +2024,7 @@
         </w:tc>
         <w:tc>
           <w:tcPr>
-            <w:tcW w:w="2300" w:type="dxa"/>
+            <w:tcW w:w="2252" w:type="dxa"/>
             <w:tcBorders>
               <w:bottom w:val="single" w:sz="4" w:space="0" w:color="BCACA7"/>
             </w:tcBorders>
@@ -2057,8 +2042,8 @@
                 <w:i/>
                 <w:iCs/>
                 <w:color w:val="12171D"/>
-                <w:sz w:val="14"/>
-                <w:szCs w:val="14"/>
+                <w:sz w:val="18"/>
+                <w:szCs w:val="18"/>
                 <w:lang w:val="en-GB"/>
               </w:rPr>
               <w:t xml:space="preserve">[Currency] [Line Total]</w:t>
@@ -2072,7 +2057,7 @@
         </w:trPr>
         <w:tc>
           <w:tcPr>
-            <w:tcW w:w="500" w:type="dxa"/>
+            <w:tcW w:w="520" w:type="dxa"/>
             <w:tcBorders>
               <w:bottom w:val="single" w:sz="4" w:space="0" w:color="BCACA7"/>
             </w:tcBorders>
@@ -2090,8 +2075,8 @@
                 <w:i/>
                 <w:iCs/>
                 <w:color w:val="12171D"/>
-                <w:sz w:val="14"/>
-                <w:szCs w:val="14"/>
+                <w:sz w:val="18"/>
+                <w:szCs w:val="18"/>
                 <w:lang w:val="en-GB"/>
               </w:rPr>
               <w:t xml:space="preserve">2</w:t>
@@ -2100,35 +2085,35 @@
         </w:tc>
         <w:tc>
           <w:tcPr>
-            <w:tcW w:w="3400" w:type="dxa"/>
-            <w:tcBorders>
-              <w:bottom w:val="single" w:sz="4" w:space="0" w:color="BCACA7"/>
-            </w:tcBorders>
-            <w:vAlign w:val="center"/>
-          </w:tcPr>
-          <w:p>
-            <w:pPr>
-              <w:keepNext/>
-              <w:spacing w:before="0" w:after="0" w:line="250" w:lineRule="auto"/>
-              <w:jc w:val="left"/>
-            </w:pPr>
-            <w:r>
-              <w:rPr>
-                <w:rFonts w:ascii="Inter" w:hAnsi="Inter" w:eastAsia="Inter" w:cs="Inter"/>
-                <w:i/>
-                <w:iCs/>
-                <w:color w:val="12171D"/>
-                <w:sz w:val="15"/>
-                <w:szCs w:val="15"/>
-                <w:lang w:val="en-GB"/>
-              </w:rPr>
-              <w:t xml:space="preserve">[Description / specification]</w:t>
-            </w:r>
-          </w:p>
-        </w:tc>
-        <w:tc>
-          <w:tcPr>
-            <w:tcW w:w="900" w:type="dxa"/>
+            <w:tcW w:w="2400" w:type="dxa"/>
+            <w:tcBorders>
+              <w:bottom w:val="single" w:sz="4" w:space="0" w:color="BCACA7"/>
+            </w:tcBorders>
+            <w:vAlign w:val="center"/>
+          </w:tcPr>
+          <w:p>
+            <w:pPr>
+              <w:keepNext/>
+              <w:spacing w:before="0" w:after="0" w:line="250" w:lineRule="auto"/>
+              <w:jc w:val="left"/>
+            </w:pPr>
+            <w:r>
+              <w:rPr>
+                <w:rFonts w:ascii="Inter" w:hAnsi="Inter" w:eastAsia="Inter" w:cs="Inter"/>
+                <w:i/>
+                <w:iCs/>
+                <w:color w:val="12171D"/>
+                <w:sz w:val="18"/>
+                <w:szCs w:val="18"/>
+                <w:lang w:val="en-GB"/>
+              </w:rPr>
+              <w:t xml:space="preserve">[Description]</w:t>
+            </w:r>
+          </w:p>
+        </w:tc>
+        <w:tc>
+          <w:tcPr>
+            <w:tcW w:w="800" w:type="dxa"/>
             <w:tcBorders>
               <w:bottom w:val="single" w:sz="4" w:space="0" w:color="BCACA7"/>
             </w:tcBorders>
@@ -2146,8 +2131,8 @@
                 <w:i/>
                 <w:iCs/>
                 <w:color w:val="12171D"/>
-                <w:sz w:val="14"/>
-                <w:szCs w:val="14"/>
+                <w:sz w:val="18"/>
+                <w:szCs w:val="18"/>
                 <w:lang w:val="en-GB"/>
               </w:rPr>
               <w:t xml:space="preserve">[Qty]</w:t>
@@ -2174,8 +2159,8 @@
                 <w:i/>
                 <w:iCs/>
                 <w:color w:val="12171D"/>
-                <w:sz w:val="14"/>
-                <w:szCs w:val="14"/>
+                <w:sz w:val="18"/>
+                <w:szCs w:val="18"/>
                 <w:lang w:val="en-GB"/>
               </w:rPr>
               <w:t xml:space="preserve">[Unit]</w:t>
@@ -2184,7 +2169,7 @@
         </w:tc>
         <w:tc>
           <w:tcPr>
-            <w:tcW w:w="2050" w:type="dxa"/>
+            <w:tcW w:w="2250" w:type="dxa"/>
             <w:tcBorders>
               <w:bottom w:val="single" w:sz="4" w:space="0" w:color="BCACA7"/>
             </w:tcBorders>
@@ -2202,8 +2187,8 @@
                 <w:i/>
                 <w:iCs/>
                 <w:color w:val="12171D"/>
-                <w:sz w:val="14"/>
-                <w:szCs w:val="14"/>
+                <w:sz w:val="18"/>
+                <w:szCs w:val="18"/>
                 <w:lang w:val="en-GB"/>
               </w:rPr>
               <w:t xml:space="preserve">[Currency] [Unit Price]</w:t>
@@ -2212,7 +2197,7 @@
         </w:tc>
         <w:tc>
           <w:tcPr>
-            <w:tcW w:w="2300" w:type="dxa"/>
+            <w:tcW w:w="2252" w:type="dxa"/>
             <w:tcBorders>
               <w:bottom w:val="single" w:sz="4" w:space="0" w:color="BCACA7"/>
             </w:tcBorders>
@@ -2230,8 +2215,8 @@
                 <w:i/>
                 <w:iCs/>
                 <w:color w:val="12171D"/>
-                <w:sz w:val="14"/>
-                <w:szCs w:val="14"/>
+                <w:sz w:val="18"/>
+                <w:szCs w:val="18"/>
                 <w:lang w:val="en-GB"/>
               </w:rPr>
               <w:t xml:space="preserve">[Currency] [Line Total]</w:t>
@@ -2245,7 +2230,7 @@
         </w:trPr>
         <w:tc>
           <w:tcPr>
-            <w:tcW w:w="500" w:type="dxa"/>
+            <w:tcW w:w="520" w:type="dxa"/>
             <w:tcBorders>
               <w:bottom w:val="single" w:sz="4" w:space="0" w:color="BCACA7"/>
             </w:tcBorders>
@@ -2263,8 +2248,8 @@
                 <w:i/>
                 <w:iCs/>
                 <w:color w:val="12171D"/>
-                <w:sz w:val="14"/>
-                <w:szCs w:val="14"/>
+                <w:sz w:val="18"/>
+                <w:szCs w:val="18"/>
                 <w:lang w:val="en-GB"/>
               </w:rPr>
               <w:t xml:space="preserve">3</w:t>
@@ -2273,35 +2258,35 @@
         </w:tc>
         <w:tc>
           <w:tcPr>
-            <w:tcW w:w="3400" w:type="dxa"/>
-            <w:tcBorders>
-              <w:bottom w:val="single" w:sz="4" w:space="0" w:color="BCACA7"/>
-            </w:tcBorders>
-            <w:vAlign w:val="center"/>
-          </w:tcPr>
-          <w:p>
-            <w:pPr>
-              <w:keepNext/>
-              <w:spacing w:before="0" w:after="0" w:line="250" w:lineRule="auto"/>
-              <w:jc w:val="left"/>
-            </w:pPr>
-            <w:r>
-              <w:rPr>
-                <w:rFonts w:ascii="Inter" w:hAnsi="Inter" w:eastAsia="Inter" w:cs="Inter"/>
-                <w:i/>
-                <w:iCs/>
-                <w:color w:val="12171D"/>
-                <w:sz w:val="15"/>
-                <w:szCs w:val="15"/>
-                <w:lang w:val="en-GB"/>
-              </w:rPr>
-              <w:t xml:space="preserve">[Description / specification]</w:t>
-            </w:r>
-          </w:p>
-        </w:tc>
-        <w:tc>
-          <w:tcPr>
-            <w:tcW w:w="900" w:type="dxa"/>
+            <w:tcW w:w="2400" w:type="dxa"/>
+            <w:tcBorders>
+              <w:bottom w:val="single" w:sz="4" w:space="0" w:color="BCACA7"/>
+            </w:tcBorders>
+            <w:vAlign w:val="center"/>
+          </w:tcPr>
+          <w:p>
+            <w:pPr>
+              <w:keepNext/>
+              <w:spacing w:before="0" w:after="0" w:line="250" w:lineRule="auto"/>
+              <w:jc w:val="left"/>
+            </w:pPr>
+            <w:r>
+              <w:rPr>
+                <w:rFonts w:ascii="Inter" w:hAnsi="Inter" w:eastAsia="Inter" w:cs="Inter"/>
+                <w:i/>
+                <w:iCs/>
+                <w:color w:val="12171D"/>
+                <w:sz w:val="18"/>
+                <w:szCs w:val="18"/>
+                <w:lang w:val="en-GB"/>
+              </w:rPr>
+              <w:t xml:space="preserve">[Description]</w:t>
+            </w:r>
+          </w:p>
+        </w:tc>
+        <w:tc>
+          <w:tcPr>
+            <w:tcW w:w="800" w:type="dxa"/>
             <w:tcBorders>
               <w:bottom w:val="single" w:sz="4" w:space="0" w:color="BCACA7"/>
             </w:tcBorders>
@@ -2319,8 +2304,8 @@
                 <w:i/>
                 <w:iCs/>
                 <w:color w:val="12171D"/>
-                <w:sz w:val="14"/>
-                <w:szCs w:val="14"/>
+                <w:sz w:val="18"/>
+                <w:szCs w:val="18"/>
                 <w:lang w:val="en-GB"/>
               </w:rPr>
               <w:t xml:space="preserve">[Qty]</w:t>
@@ -2347,8 +2332,8 @@
                 <w:i/>
                 <w:iCs/>
                 <w:color w:val="12171D"/>
-                <w:sz w:val="14"/>
-                <w:szCs w:val="14"/>
+                <w:sz w:val="18"/>
+                <w:szCs w:val="18"/>
                 <w:lang w:val="en-GB"/>
               </w:rPr>
               <w:t xml:space="preserve">[Unit]</w:t>
@@ -2357,7 +2342,7 @@
         </w:tc>
         <w:tc>
           <w:tcPr>
-            <w:tcW w:w="2050" w:type="dxa"/>
+            <w:tcW w:w="2250" w:type="dxa"/>
             <w:tcBorders>
               <w:bottom w:val="single" w:sz="4" w:space="0" w:color="BCACA7"/>
             </w:tcBorders>
@@ -2375,8 +2360,8 @@
                 <w:i/>
                 <w:iCs/>
                 <w:color w:val="12171D"/>
-                <w:sz w:val="14"/>
-                <w:szCs w:val="14"/>
+                <w:sz w:val="18"/>
+                <w:szCs w:val="18"/>
                 <w:lang w:val="en-GB"/>
               </w:rPr>
               <w:t xml:space="preserve">[Currency] [Unit Price]</w:t>
@@ -2385,7 +2370,7 @@
         </w:tc>
         <w:tc>
           <w:tcPr>
-            <w:tcW w:w="2300" w:type="dxa"/>
+            <w:tcW w:w="2252" w:type="dxa"/>
             <w:tcBorders>
               <w:bottom w:val="single" w:sz="4" w:space="0" w:color="BCACA7"/>
             </w:tcBorders>
@@ -2403,8 +2388,8 @@
                 <w:i/>
                 <w:iCs/>
                 <w:color w:val="12171D"/>
-                <w:sz w:val="14"/>
-                <w:szCs w:val="14"/>
+                <w:sz w:val="18"/>
+                <w:szCs w:val="18"/>
                 <w:lang w:val="en-GB"/>
               </w:rPr>
               <w:t xml:space="preserve">[Currency] [Line Total]</w:t>
@@ -2418,7 +2403,7 @@
         </w:trPr>
         <w:tc>
           <w:tcPr>
-            <w:tcW w:w="500" w:type="dxa"/>
+            <w:tcW w:w="520" w:type="dxa"/>
             <w:tcBorders>
               <w:bottom w:val="single" w:sz="4" w:space="0" w:color="BCACA7"/>
             </w:tcBorders>
@@ -2436,8 +2421,8 @@
                 <w:i/>
                 <w:iCs/>
                 <w:color w:val="12171D"/>
-                <w:sz w:val="14"/>
-                <w:szCs w:val="14"/>
+                <w:sz w:val="18"/>
+                <w:szCs w:val="18"/>
                 <w:lang w:val="en-GB"/>
               </w:rPr>
               <w:t xml:space="preserve">4</w:t>
@@ -2446,35 +2431,35 @@
         </w:tc>
         <w:tc>
           <w:tcPr>
-            <w:tcW w:w="3400" w:type="dxa"/>
-            <w:tcBorders>
-              <w:bottom w:val="single" w:sz="4" w:space="0" w:color="BCACA7"/>
-            </w:tcBorders>
-            <w:vAlign w:val="center"/>
-          </w:tcPr>
-          <w:p>
-            <w:pPr>
-              <w:keepNext/>
-              <w:spacing w:before="0" w:after="0" w:line="250" w:lineRule="auto"/>
-              <w:jc w:val="left"/>
-            </w:pPr>
-            <w:r>
-              <w:rPr>
-                <w:rFonts w:ascii="Inter" w:hAnsi="Inter" w:eastAsia="Inter" w:cs="Inter"/>
-                <w:i/>
-                <w:iCs/>
-                <w:color w:val="12171D"/>
-                <w:sz w:val="15"/>
-                <w:szCs w:val="15"/>
-                <w:lang w:val="en-GB"/>
-              </w:rPr>
-              <w:t xml:space="preserve">[Description / specification]</w:t>
-            </w:r>
-          </w:p>
-        </w:tc>
-        <w:tc>
-          <w:tcPr>
-            <w:tcW w:w="900" w:type="dxa"/>
+            <w:tcW w:w="2400" w:type="dxa"/>
+            <w:tcBorders>
+              <w:bottom w:val="single" w:sz="4" w:space="0" w:color="BCACA7"/>
+            </w:tcBorders>
+            <w:vAlign w:val="center"/>
+          </w:tcPr>
+          <w:p>
+            <w:pPr>
+              <w:keepNext/>
+              <w:spacing w:before="0" w:after="0" w:line="250" w:lineRule="auto"/>
+              <w:jc w:val="left"/>
+            </w:pPr>
+            <w:r>
+              <w:rPr>
+                <w:rFonts w:ascii="Inter" w:hAnsi="Inter" w:eastAsia="Inter" w:cs="Inter"/>
+                <w:i/>
+                <w:iCs/>
+                <w:color w:val="12171D"/>
+                <w:sz w:val="18"/>
+                <w:szCs w:val="18"/>
+                <w:lang w:val="en-GB"/>
+              </w:rPr>
+              <w:t xml:space="preserve">[Description]</w:t>
+            </w:r>
+          </w:p>
+        </w:tc>
+        <w:tc>
+          <w:tcPr>
+            <w:tcW w:w="800" w:type="dxa"/>
             <w:tcBorders>
               <w:bottom w:val="single" w:sz="4" w:space="0" w:color="BCACA7"/>
             </w:tcBorders>
@@ -2492,8 +2477,8 @@
                 <w:i/>
                 <w:iCs/>
                 <w:color w:val="12171D"/>
-                <w:sz w:val="14"/>
-                <w:szCs w:val="14"/>
+                <w:sz w:val="18"/>
+                <w:szCs w:val="18"/>
                 <w:lang w:val="en-GB"/>
               </w:rPr>
               <w:t xml:space="preserve">[Qty]</w:t>
@@ -2520,8 +2505,8 @@
                 <w:i/>
                 <w:iCs/>
                 <w:color w:val="12171D"/>
-                <w:sz w:val="14"/>
-                <w:szCs w:val="14"/>
+                <w:sz w:val="18"/>
+                <w:szCs w:val="18"/>
                 <w:lang w:val="en-GB"/>
               </w:rPr>
               <w:t xml:space="preserve">[Unit]</w:t>
@@ -2530,7 +2515,7 @@
         </w:tc>
         <w:tc>
           <w:tcPr>
-            <w:tcW w:w="2050" w:type="dxa"/>
+            <w:tcW w:w="2250" w:type="dxa"/>
             <w:tcBorders>
               <w:bottom w:val="single" w:sz="4" w:space="0" w:color="BCACA7"/>
             </w:tcBorders>
@@ -2548,8 +2533,8 @@
                 <w:i/>
                 <w:iCs/>
                 <w:color w:val="12171D"/>
-                <w:sz w:val="14"/>
-                <w:szCs w:val="14"/>
+                <w:sz w:val="18"/>
+                <w:szCs w:val="18"/>
                 <w:lang w:val="en-GB"/>
               </w:rPr>
               <w:t xml:space="preserve">[Currency] [Unit Price]</w:t>
@@ -2558,7 +2543,7 @@
         </w:tc>
         <w:tc>
           <w:tcPr>
-            <w:tcW w:w="2300" w:type="dxa"/>
+            <w:tcW w:w="2252" w:type="dxa"/>
             <w:tcBorders>
               <w:bottom w:val="single" w:sz="4" w:space="0" w:color="BCACA7"/>
             </w:tcBorders>
@@ -2576,8 +2561,8 @@
                 <w:i/>
                 <w:iCs/>
                 <w:color w:val="12171D"/>
-                <w:sz w:val="14"/>
-                <w:szCs w:val="14"/>
+                <w:sz w:val="18"/>
+                <w:szCs w:val="18"/>
                 <w:lang w:val="en-GB"/>
               </w:rPr>
               <w:t xml:space="preserve">[Currency] [Line Total]</w:t>
@@ -2598,27 +2583,27 @@
     </w:p>
     <w:tbl>
       <w:tblPr>
-        <w:tblW w:w="10000" w:type="dxa"/>
+        <w:tblW w:w="9072" w:type="dxa"/>
         <w:tblBorders>
-          <w:top w:val="single" w:sz="4" w:color="BCACA7"/>
-          <w:left w:val="single" w:sz="4" w:color="BCACA7"/>
-          <w:bottom w:val="single" w:sz="4" w:color="BCACA7"/>
-          <w:right w:val="single" w:sz="4" w:color="BCACA7"/>
-          <w:insideH w:val="single" w:sz="4" w:color="BCACA7"/>
-          <w:insideV w:val="single" w:sz="4" w:color="BCACA7"/>
+          <w:top w:val="single" w:sz="4" w:space="0" w:color="BCACA7"/>
+          <w:left w:val="single" w:sz="4" w:space="0" w:color="BCACA7"/>
+          <w:bottom w:val="single" w:sz="4" w:space="0" w:color="BCACA7"/>
+          <w:right w:val="single" w:sz="4" w:space="0" w:color="BCACA7"/>
+          <w:insideH w:val="single" w:sz="4" w:space="0" w:color="BCACA7"/>
+          <w:insideV w:val="single" w:sz="4" w:space="0" w:color="BCACA7"/>
         </w:tblBorders>
         <w:tblLayout w:type="fixed"/>
         <w:tblCellMar>
-          <w:top w:w="75" w:type="dxa"/>
+          <w:top w:w="40" w:type="dxa"/>
           <w:left w:w="85" w:type="dxa"/>
-          <w:bottom w:w="75" w:type="dxa"/>
+          <w:bottom w:w="40" w:type="dxa"/>
           <w:right w:w="85" w:type="dxa"/>
         </w:tblCellMar>
         <w:tblLook w:firstRow="1" w:lastRow="0" w:firstColumn="0" w:lastColumn="0" w:noHBand="0" w:noVBand="1"/>
       </w:tblPr>
       <w:tblGrid>
-        <w:gridCol w:w="6500"/>
-        <w:gridCol w:w="3500"/>
+        <w:gridCol w:w="5900"/>
+        <w:gridCol w:w="3172"/>
       </w:tblGrid>
       <w:tr>
         <w:trPr>
@@ -2626,7 +2611,7 @@
         </w:trPr>
         <w:tc>
           <w:tcPr>
-            <w:tcW w:w="6500" w:type="dxa"/>
+            <w:tcW w:w="5900" w:type="dxa"/>
             <w:tcBorders>
               <w:bottom w:val="single" w:sz="4" w:space="0" w:color="BCACA7"/>
             </w:tcBorders>
@@ -2642,8 +2627,8 @@
               <w:rPr>
                 <w:rFonts w:ascii="Inter" w:hAnsi="Inter" w:eastAsia="Inter" w:cs="Inter"/>
                 <w:color w:val="12171D"/>
-                <w:sz w:val="15"/>
-                <w:szCs w:val="15"/>
+                <w:sz w:val="18"/>
+                <w:szCs w:val="18"/>
                 <w:lang w:val="en-GB"/>
               </w:rPr>
               <w:t xml:space="preserve">SUBTOTAL</w:t>
@@ -2654,14 +2639,14 @@
               <w:keepNext/>
               <w:bidi w:val="1"/>
               <w:spacing w:before="0" w:after="0" w:line="250" w:lineRule="auto"/>
-              <w:jc w:val="left"/>
+              <w:jc w:val="start"/>
             </w:pPr>
             <w:r>
               <w:rPr>
                 <w:rFonts w:ascii="Noto Sans Arabic" w:hAnsi="Noto Sans Arabic" w:eastAsia="Noto Sans Arabic" w:cs="Noto Sans Arabic"/>
                 <w:color w:val="12171D"/>
-                <w:sz w:val="15"/>
-                <w:szCs w:val="15"/>
+                <w:sz w:val="20"/>
+                <w:szCs w:val="20"/>
                 <w:rtl w:val="1"/>
                 <w:lang w:val="ar-SA" w:bidi="ar-SA"/>
               </w:rPr>
@@ -2671,7 +2656,7 @@
         </w:tc>
         <w:tc>
           <w:tcPr>
-            <w:tcW w:w="3500" w:type="dxa"/>
+            <w:tcW w:w="3172" w:type="dxa"/>
             <w:tcBorders>
               <w:bottom w:val="single" w:sz="4" w:space="0" w:color="BCACA7"/>
             </w:tcBorders>
@@ -2689,8 +2674,8 @@
                 <w:i/>
                 <w:iCs/>
                 <w:color w:val="12171D"/>
-                <w:sz w:val="16"/>
-                <w:szCs w:val="16"/>
+                <w:sz w:val="18"/>
+                <w:szCs w:val="18"/>
                 <w:lang w:val="en-GB"/>
               </w:rPr>
               <w:t xml:space="preserve">[Currency] [Subtotal]</w:t>
@@ -2704,7 +2689,7 @@
         </w:trPr>
         <w:tc>
           <w:tcPr>
-            <w:tcW w:w="6500" w:type="dxa"/>
+            <w:tcW w:w="5900" w:type="dxa"/>
             <w:tcBorders>
               <w:bottom w:val="single" w:sz="4" w:space="0" w:color="BCACA7"/>
             </w:tcBorders>
@@ -2720,8 +2705,8 @@
               <w:rPr>
                 <w:rFonts w:ascii="Inter" w:hAnsi="Inter" w:eastAsia="Inter" w:cs="Inter"/>
                 <w:color w:val="12171D"/>
-                <w:sz w:val="15"/>
-                <w:szCs w:val="15"/>
+                <w:sz w:val="18"/>
+                <w:szCs w:val="18"/>
                 <w:lang w:val="en-GB"/>
               </w:rPr>
               <w:t xml:space="preserve">TAX / VAT (IF APPLICABLE)</w:t>
@@ -2732,14 +2717,14 @@
               <w:keepNext/>
               <w:bidi w:val="1"/>
               <w:spacing w:before="0" w:after="0" w:line="250" w:lineRule="auto"/>
-              <w:jc w:val="left"/>
+              <w:jc w:val="start"/>
             </w:pPr>
             <w:r>
               <w:rPr>
                 <w:rFonts w:ascii="Noto Sans Arabic" w:hAnsi="Noto Sans Arabic" w:eastAsia="Noto Sans Arabic" w:cs="Noto Sans Arabic"/>
                 <w:color w:val="12171D"/>
-                <w:sz w:val="15"/>
-                <w:szCs w:val="15"/>
+                <w:sz w:val="20"/>
+                <w:szCs w:val="20"/>
                 <w:rtl w:val="1"/>
                 <w:lang w:val="ar-SA" w:bidi="ar-SA"/>
               </w:rPr>
@@ -2749,7 +2734,7 @@
         </w:tc>
         <w:tc>
           <w:tcPr>
-            <w:tcW w:w="3500" w:type="dxa"/>
+            <w:tcW w:w="3172" w:type="dxa"/>
             <w:tcBorders>
               <w:bottom w:val="single" w:sz="4" w:space="0" w:color="BCACA7"/>
             </w:tcBorders>
@@ -2767,8 +2752,8 @@
                 <w:i/>
                 <w:iCs/>
                 <w:color w:val="12171D"/>
-                <w:sz w:val="16"/>
-                <w:szCs w:val="16"/>
+                <w:sz w:val="18"/>
+                <w:szCs w:val="18"/>
                 <w:lang w:val="en-GB"/>
               </w:rPr>
               <w:t xml:space="preserve">[Applicable Tax Name] / [Rate %] / [Tax Amount]</w:t>
@@ -2782,11 +2767,11 @@
         </w:trPr>
         <w:tc>
           <w:tcPr>
-            <w:tcW w:w="6500" w:type="dxa"/>
-            <w:tcBorders>
-              <w:bottom w:val="single" w:sz="4" w:space="0" w:color="BCACA7"/>
-            </w:tcBorders>
-            <w:shd w:val="clear" w:color="auto" w:fill="BCACA7"/>
+            <w:tcW w:w="5900" w:type="dxa"/>
+            <w:tcBorders>
+              <w:top w:val="single" w:sz="8" w:space="0" w:color="12171D"/>
+              <w:bottom w:val="single" w:sz="4" w:space="0" w:color="BCACA7"/>
+            </w:tcBorders>
             <w:vAlign w:val="center"/>
           </w:tcPr>
           <w:p>
@@ -2797,12 +2782,10 @@
             </w:pPr>
             <w:r>
               <w:rPr>
-                <w:rFonts w:ascii="Inter" w:hAnsi="Inter" w:eastAsia="Inter" w:cs="Inter"/>
-                <w:b/>
-                <w:bCs/>
-                <w:color w:val="12171D"/>
-                <w:sz w:val="15"/>
-                <w:szCs w:val="15"/>
+                <w:rFonts w:ascii="Jost" w:hAnsi="Jost" w:eastAsia="Jost" w:cs="Jost"/>
+                <w:color w:val="12171D"/>
+                <w:sz w:val="21"/>
+                <w:szCs w:val="21"/>
                 <w:lang w:val="en-GB"/>
               </w:rPr>
               <w:t xml:space="preserve">TOTAL</w:t>
@@ -2813,16 +2796,14 @@
               <w:keepNext/>
               <w:bidi w:val="1"/>
               <w:spacing w:before="0" w:after="0" w:line="250" w:lineRule="auto"/>
-              <w:jc w:val="left"/>
+              <w:jc w:val="start"/>
             </w:pPr>
             <w:r>
               <w:rPr>
                 <w:rFonts w:ascii="Noto Sans Arabic" w:hAnsi="Noto Sans Arabic" w:eastAsia="Noto Sans Arabic" w:cs="Noto Sans Arabic"/>
-                <w:b/>
-                <w:bCs/>
-                <w:color w:val="12171D"/>
-                <w:sz w:val="15"/>
-                <w:szCs w:val="15"/>
+                <w:color w:val="12171D"/>
+                <w:sz w:val="22"/>
+                <w:szCs w:val="22"/>
                 <w:rtl w:val="1"/>
                 <w:lang w:val="ar-SA" w:bidi="ar-SA"/>
               </w:rPr>
@@ -2832,11 +2813,11 @@
         </w:tc>
         <w:tc>
           <w:tcPr>
-            <w:tcW w:w="3500" w:type="dxa"/>
-            <w:tcBorders>
-              <w:bottom w:val="single" w:sz="4" w:space="0" w:color="BCACA7"/>
-            </w:tcBorders>
-            <w:shd w:val="clear" w:color="auto" w:fill="BCACA7"/>
+            <w:tcW w:w="3172" w:type="dxa"/>
+            <w:tcBorders>
+              <w:top w:val="single" w:sz="8" w:space="0" w:color="12171D"/>
+              <w:bottom w:val="single" w:sz="4" w:space="0" w:color="BCACA7"/>
+            </w:tcBorders>
             <w:vAlign w:val="center"/>
           </w:tcPr>
           <w:p>
@@ -2848,11 +2829,9 @@
             <w:r>
               <w:rPr>
                 <w:rFonts w:ascii="Inter" w:hAnsi="Inter" w:eastAsia="Inter" w:cs="Inter"/>
-                <w:b/>
-                <w:bCs/>
-                <w:color w:val="12171D"/>
-                <w:sz w:val="16"/>
-                <w:szCs w:val="16"/>
+                <w:color w:val="12171D"/>
+                <w:sz w:val="21"/>
+                <w:szCs w:val="21"/>
                 <w:lang w:val="en-GB"/>
               </w:rPr>
               <w:t xml:space="preserve">[Currency] [Total Amount]</w:t>
@@ -2866,7 +2845,7 @@
         </w:trPr>
         <w:tc>
           <w:tcPr>
-            <w:tcW w:w="6500" w:type="dxa"/>
+            <w:tcW w:w="5900" w:type="dxa"/>
             <w:tcBorders>
               <w:bottom w:val="single" w:sz="4" w:space="0" w:color="BCACA7"/>
             </w:tcBorders>
@@ -2882,8 +2861,8 @@
               <w:rPr>
                 <w:rFonts w:ascii="Inter" w:hAnsi="Inter" w:eastAsia="Inter" w:cs="Inter"/>
                 <w:color w:val="12171D"/>
-                <w:sz w:val="15"/>
-                <w:szCs w:val="15"/>
+                <w:sz w:val="18"/>
+                <w:szCs w:val="18"/>
                 <w:lang w:val="en-GB"/>
               </w:rPr>
               <w:t xml:space="preserve">AMOUNT PAID</w:t>
@@ -2894,14 +2873,14 @@
               <w:keepNext/>
               <w:bidi w:val="1"/>
               <w:spacing w:before="0" w:after="0" w:line="250" w:lineRule="auto"/>
-              <w:jc w:val="left"/>
+              <w:jc w:val="start"/>
             </w:pPr>
             <w:r>
               <w:rPr>
                 <w:rFonts w:ascii="Noto Sans Arabic" w:hAnsi="Noto Sans Arabic" w:eastAsia="Noto Sans Arabic" w:cs="Noto Sans Arabic"/>
                 <w:color w:val="12171D"/>
-                <w:sz w:val="15"/>
-                <w:szCs w:val="15"/>
+                <w:sz w:val="20"/>
+                <w:szCs w:val="20"/>
                 <w:rtl w:val="1"/>
                 <w:lang w:val="ar-SA" w:bidi="ar-SA"/>
               </w:rPr>
@@ -2911,7 +2890,7 @@
         </w:tc>
         <w:tc>
           <w:tcPr>
-            <w:tcW w:w="3500" w:type="dxa"/>
+            <w:tcW w:w="3172" w:type="dxa"/>
             <w:tcBorders>
               <w:bottom w:val="single" w:sz="4" w:space="0" w:color="BCACA7"/>
             </w:tcBorders>
@@ -2929,8 +2908,8 @@
                 <w:i/>
                 <w:iCs/>
                 <w:color w:val="12171D"/>
-                <w:sz w:val="16"/>
-                <w:szCs w:val="16"/>
+                <w:sz w:val="18"/>
+                <w:szCs w:val="18"/>
                 <w:lang w:val="en-GB"/>
               </w:rPr>
               <w:t xml:space="preserve">[Currency] [Amount Paid]</w:t>
@@ -2944,11 +2923,11 @@
         </w:trPr>
         <w:tc>
           <w:tcPr>
-            <w:tcW w:w="6500" w:type="dxa"/>
-            <w:tcBorders>
-              <w:bottom w:val="single" w:sz="4" w:space="0" w:color="BCACA7"/>
-            </w:tcBorders>
-            <w:shd w:val="clear" w:color="auto" w:fill="BCACA7"/>
+            <w:tcW w:w="5900" w:type="dxa"/>
+            <w:tcBorders>
+              <w:top w:val="single" w:sz="8" w:space="0" w:color="12171D"/>
+              <w:bottom w:val="single" w:sz="4" w:space="0" w:color="BCACA7"/>
+            </w:tcBorders>
             <w:vAlign w:val="center"/>
           </w:tcPr>
           <w:p>
@@ -2958,12 +2937,10 @@
             </w:pPr>
             <w:r>
               <w:rPr>
-                <w:rFonts w:ascii="Inter" w:hAnsi="Inter" w:eastAsia="Inter" w:cs="Inter"/>
-                <w:b/>
-                <w:bCs/>
-                <w:color w:val="12171D"/>
-                <w:sz w:val="15"/>
-                <w:szCs w:val="15"/>
+                <w:rFonts w:ascii="Jost" w:hAnsi="Jost" w:eastAsia="Jost" w:cs="Jost"/>
+                <w:color w:val="12171D"/>
+                <w:sz w:val="21"/>
+                <w:szCs w:val="21"/>
                 <w:lang w:val="en-GB"/>
               </w:rPr>
               <w:t xml:space="preserve">BALANCE DUE</w:t>
@@ -2973,16 +2950,14 @@
             <w:pPr>
               <w:bidi w:val="1"/>
               <w:spacing w:before="0" w:after="0" w:line="250" w:lineRule="auto"/>
-              <w:jc w:val="left"/>
+              <w:jc w:val="start"/>
             </w:pPr>
             <w:r>
               <w:rPr>
                 <w:rFonts w:ascii="Noto Sans Arabic" w:hAnsi="Noto Sans Arabic" w:eastAsia="Noto Sans Arabic" w:cs="Noto Sans Arabic"/>
-                <w:b/>
-                <w:bCs/>
-                <w:color w:val="12171D"/>
-                <w:sz w:val="15"/>
-                <w:szCs w:val="15"/>
+                <w:color w:val="12171D"/>
+                <w:sz w:val="22"/>
+                <w:szCs w:val="22"/>
                 <w:rtl w:val="1"/>
                 <w:lang w:val="ar-SA" w:bidi="ar-SA"/>
               </w:rPr>
@@ -2992,11 +2967,11 @@
         </w:tc>
         <w:tc>
           <w:tcPr>
-            <w:tcW w:w="3500" w:type="dxa"/>
-            <w:tcBorders>
-              <w:bottom w:val="single" w:sz="4" w:space="0" w:color="BCACA7"/>
-            </w:tcBorders>
-            <w:shd w:val="clear" w:color="auto" w:fill="BCACA7"/>
+            <w:tcW w:w="3172" w:type="dxa"/>
+            <w:tcBorders>
+              <w:top w:val="single" w:sz="8" w:space="0" w:color="12171D"/>
+              <w:bottom w:val="single" w:sz="4" w:space="0" w:color="BCACA7"/>
+            </w:tcBorders>
             <w:vAlign w:val="center"/>
           </w:tcPr>
           <w:p>
@@ -3007,11 +2982,9 @@
             <w:r>
               <w:rPr>
                 <w:rFonts w:ascii="Inter" w:hAnsi="Inter" w:eastAsia="Inter" w:cs="Inter"/>
-                <w:b/>
-                <w:bCs/>
-                <w:color w:val="12171D"/>
-                <w:sz w:val="16"/>
-                <w:szCs w:val="16"/>
+                <w:color w:val="12171D"/>
+                <w:sz w:val="21"/>
+                <w:szCs w:val="21"/>
                 <w:lang w:val="en-GB"/>
               </w:rPr>
               <w:t xml:space="preserve">[Currency] [Balance Due]</w:t>
@@ -3031,29 +3004,29 @@
     </w:p>
     <w:tbl>
       <w:tblPr>
-        <w:tblW w:w="10000" w:type="dxa"/>
+        <w:tblW w:w="9072" w:type="dxa"/>
         <w:tblBorders>
-          <w:top w:val="single" w:sz="4" w:color="BCACA7"/>
-          <w:left w:val="single" w:sz="4" w:color="BCACA7"/>
-          <w:bottom w:val="single" w:sz="4" w:color="BCACA7"/>
-          <w:right w:val="single" w:sz="4" w:color="BCACA7"/>
-          <w:insideH w:val="single" w:sz="4" w:color="BCACA7"/>
-          <w:insideV w:val="single" w:sz="4" w:color="BCACA7"/>
+          <w:top w:val="single" w:sz="4" w:space="0" w:color="BCACA7"/>
+          <w:left w:val="single" w:sz="4" w:space="0" w:color="BCACA7"/>
+          <w:bottom w:val="single" w:sz="4" w:space="0" w:color="BCACA7"/>
+          <w:right w:val="single" w:sz="4" w:space="0" w:color="BCACA7"/>
+          <w:insideH w:val="single" w:sz="4" w:space="0" w:color="BCACA7"/>
+          <w:insideV w:val="single" w:sz="4" w:space="0" w:color="BCACA7"/>
         </w:tblBorders>
         <w:tblLayout w:type="fixed"/>
         <w:tblCellMar>
-          <w:top w:w="75" w:type="dxa"/>
+          <w:top w:w="40" w:type="dxa"/>
           <w:left w:w="85" w:type="dxa"/>
-          <w:bottom w:w="75" w:type="dxa"/>
+          <w:bottom w:w="40" w:type="dxa"/>
           <w:right w:w="85" w:type="dxa"/>
         </w:tblCellMar>
         <w:tblLook w:firstRow="1" w:lastRow="0" w:firstColumn="0" w:lastColumn="0" w:noHBand="0" w:noVBand="1"/>
       </w:tblPr>
       <w:tblGrid>
-        <w:gridCol w:w="1650"/>
-        <w:gridCol w:w="3350"/>
-        <w:gridCol w:w="1650"/>
-        <w:gridCol w:w="3350"/>
+        <w:gridCol w:w="2250"/>
+        <w:gridCol w:w="2286"/>
+        <w:gridCol w:w="2250"/>
+        <w:gridCol w:w="2286"/>
       </w:tblGrid>
       <w:tr>
         <w:trPr>
@@ -3061,26 +3034,30 @@
         </w:trPr>
         <w:tc>
           <w:tcPr>
-            <w:tcW w:w="5000" w:type="dxa"/>
+            <w:tcW w:w="4536" w:type="dxa"/>
             <w:gridSpan w:val="2"/>
-            <w:shd w:val="clear" w:color="auto" w:fill="BCACA7"/>
-            <w:vAlign w:val="center"/>
+            <w:tcBorders>
+              <w:top w:val="nil"/>
+              <w:left w:val="nil"/>
+              <w:bottom w:val="single" w:sz="8" w:space="0" w:color="BCACA7"/>
+              <w:right w:val="nil"/>
+            </w:tcBorders>
+            <w:vAlign w:val="bottom"/>
           </w:tcPr>
           <w:p>
             <w:pPr>
               <w:pStyle w:val="Heading1"/>
               <w:keepNext/>
-              <w:spacing w:before="0" w:after="0" w:line="250" w:lineRule="auto"/>
+              <w:spacing w:before="160" w:after="40" w:line="250" w:lineRule="auto"/>
+              <w:ind w:start="-85"/>
               <w:jc w:val="left"/>
             </w:pPr>
             <w:r>
               <w:rPr>
                 <w:rFonts w:ascii="Jost" w:hAnsi="Jost" w:eastAsia="Jost" w:cs="Jost"/>
-                <w:b/>
-                <w:bCs/>
-                <w:color w:val="12171D"/>
-                <w:sz w:val="17"/>
-                <w:szCs w:val="17"/>
+                <w:color w:val="12171D"/>
+                <w:sz w:val="21"/>
+                <w:szCs w:val="21"/>
                 <w:lang w:val="en-GB"/>
               </w:rPr>
               <w:t xml:space="preserve">PAYMENT INSTRUCTIONS</w:t>
@@ -3089,26 +3066,30 @@
         </w:tc>
         <w:tc>
           <w:tcPr>
-            <w:tcW w:w="5000" w:type="dxa"/>
+            <w:tcW w:w="4536" w:type="dxa"/>
             <w:gridSpan w:val="2"/>
-            <w:shd w:val="clear" w:color="auto" w:fill="BCACA7"/>
-            <w:vAlign w:val="center"/>
+            <w:tcBorders>
+              <w:top w:val="nil"/>
+              <w:left w:val="nil"/>
+              <w:bottom w:val="single" w:sz="8" w:space="0" w:color="BCACA7"/>
+              <w:right w:val="nil"/>
+            </w:tcBorders>
+            <w:vAlign w:val="bottom"/>
           </w:tcPr>
           <w:p>
             <w:pPr>
               <w:keepNext/>
               <w:bidi w:val="1"/>
-              <w:spacing w:before="0" w:after="0" w:line="250" w:lineRule="auto"/>
-              <w:jc w:val="left"/>
+              <w:spacing w:before="160" w:after="40" w:line="250" w:lineRule="auto"/>
+              <w:ind w:start="-85"/>
+              <w:jc w:val="start"/>
             </w:pPr>
             <w:r>
               <w:rPr>
                 <w:rFonts w:ascii="Noto Sans Arabic" w:hAnsi="Noto Sans Arabic" w:eastAsia="Noto Sans Arabic" w:cs="Noto Sans Arabic"/>
-                <w:b/>
-                <w:bCs/>
-                <w:color w:val="12171D"/>
-                <w:sz w:val="16"/>
-                <w:szCs w:val="16"/>
+                <w:color w:val="12171D"/>
+                <w:sz w:val="22"/>
+                <w:szCs w:val="22"/>
                 <w:rtl w:val="1"/>
                 <w:lang w:val="ar-SA" w:bidi="ar-SA"/>
               </w:rPr>
@@ -3123,27 +3104,24 @@
         </w:trPr>
         <w:tc>
           <w:tcPr>
-            <w:tcW w:w="1650" w:type="dxa"/>
-            <w:tcBorders>
-              <w:bottom w:val="single" w:sz="4" w:space="0" w:color="BCACA7"/>
-            </w:tcBorders>
-            <w:shd w:val="clear" w:color="auto" w:fill="F4F1F0"/>
-            <w:vAlign w:val="center"/>
-          </w:tcPr>
-          <w:p>
-            <w:pPr>
-              <w:keepNext/>
-              <w:spacing w:before="0" w:after="12" w:line="250" w:lineRule="auto"/>
-              <w:jc w:val="left"/>
-            </w:pPr>
-            <w:r>
-              <w:rPr>
-                <w:rFonts w:ascii="Inter" w:hAnsi="Inter" w:eastAsia="Inter" w:cs="Inter"/>
-                <w:b/>
-                <w:bCs/>
-                <w:color w:val="12171D"/>
-                <w:sz w:val="15"/>
-                <w:szCs w:val="15"/>
+            <w:tcW w:w="2250" w:type="dxa"/>
+            <w:tcBorders>
+              <w:bottom w:val="single" w:sz="4" w:space="0" w:color="BCACA7"/>
+            </w:tcBorders>
+            <w:vAlign w:val="center"/>
+          </w:tcPr>
+          <w:p>
+            <w:pPr>
+              <w:keepNext/>
+              <w:spacing w:before="0" w:after="10" w:line="250" w:lineRule="auto"/>
+              <w:jc w:val="left"/>
+            </w:pPr>
+            <w:r>
+              <w:rPr>
+                <w:rFonts w:ascii="Inter" w:hAnsi="Inter" w:eastAsia="Inter" w:cs="Inter"/>
+                <w:color w:val="12171D"/>
+                <w:sz w:val="18"/>
+                <w:szCs w:val="18"/>
                 <w:lang w:val="en-GB"/>
               </w:rPr>
               <w:t xml:space="preserve">PAYEE / ACCOUNT NAME</w:t>
@@ -3154,14 +3132,14 @@
               <w:keepNext/>
               <w:bidi w:val="1"/>
               <w:spacing w:before="0" w:after="0" w:line="250" w:lineRule="auto"/>
-              <w:jc w:val="left"/>
+              <w:jc w:val="start"/>
             </w:pPr>
             <w:r>
               <w:rPr>
                 <w:rFonts w:ascii="Noto Sans Arabic" w:hAnsi="Noto Sans Arabic" w:eastAsia="Noto Sans Arabic" w:cs="Noto Sans Arabic"/>
                 <w:color w:val="12171D"/>
-                <w:sz w:val="16"/>
-                <w:szCs w:val="16"/>
+                <w:sz w:val="20"/>
+                <w:szCs w:val="20"/>
                 <w:rtl w:val="1"/>
                 <w:lang w:val="ar-SA" w:bidi="ar-SA"/>
               </w:rPr>
@@ -3171,7 +3149,7 @@
         </w:tc>
         <w:tc>
           <w:tcPr>
-            <w:tcW w:w="3350" w:type="dxa"/>
+            <w:tcW w:w="2286" w:type="dxa"/>
             <w:tcBorders>
               <w:bottom w:val="single" w:sz="4" w:space="0" w:color="BCACA7"/>
             </w:tcBorders>
@@ -3199,27 +3177,24 @@
         </w:tc>
         <w:tc>
           <w:tcPr>
-            <w:tcW w:w="1650" w:type="dxa"/>
-            <w:tcBorders>
-              <w:bottom w:val="single" w:sz="4" w:space="0" w:color="BCACA7"/>
-            </w:tcBorders>
-            <w:shd w:val="clear" w:color="auto" w:fill="F4F1F0"/>
-            <w:vAlign w:val="center"/>
-          </w:tcPr>
-          <w:p>
-            <w:pPr>
-              <w:keepNext/>
-              <w:spacing w:before="0" w:after="12" w:line="250" w:lineRule="auto"/>
-              <w:jc w:val="left"/>
-            </w:pPr>
-            <w:r>
-              <w:rPr>
-                <w:rFonts w:ascii="Inter" w:hAnsi="Inter" w:eastAsia="Inter" w:cs="Inter"/>
-                <w:b/>
-                <w:bCs/>
-                <w:color w:val="12171D"/>
-                <w:sz w:val="15"/>
-                <w:szCs w:val="15"/>
+            <w:tcW w:w="2250" w:type="dxa"/>
+            <w:tcBorders>
+              <w:bottom w:val="single" w:sz="4" w:space="0" w:color="BCACA7"/>
+            </w:tcBorders>
+            <w:vAlign w:val="center"/>
+          </w:tcPr>
+          <w:p>
+            <w:pPr>
+              <w:keepNext/>
+              <w:spacing w:before="0" w:after="10" w:line="250" w:lineRule="auto"/>
+              <w:jc w:val="left"/>
+            </w:pPr>
+            <w:r>
+              <w:rPr>
+                <w:rFonts w:ascii="Inter" w:hAnsi="Inter" w:eastAsia="Inter" w:cs="Inter"/>
+                <w:color w:val="12171D"/>
+                <w:sz w:val="18"/>
+                <w:szCs w:val="18"/>
                 <w:lang w:val="en-GB"/>
               </w:rPr>
               <w:t xml:space="preserve">BANK</w:t>
@@ -3230,14 +3205,14 @@
               <w:keepNext/>
               <w:bidi w:val="1"/>
               <w:spacing w:before="0" w:after="0" w:line="250" w:lineRule="auto"/>
-              <w:jc w:val="left"/>
+              <w:jc w:val="start"/>
             </w:pPr>
             <w:r>
               <w:rPr>
                 <w:rFonts w:ascii="Noto Sans Arabic" w:hAnsi="Noto Sans Arabic" w:eastAsia="Noto Sans Arabic" w:cs="Noto Sans Arabic"/>
                 <w:color w:val="12171D"/>
-                <w:sz w:val="16"/>
-                <w:szCs w:val="16"/>
+                <w:sz w:val="20"/>
+                <w:szCs w:val="20"/>
                 <w:rtl w:val="1"/>
                 <w:lang w:val="ar-SA" w:bidi="ar-SA"/>
               </w:rPr>
@@ -3247,7 +3222,7 @@
         </w:tc>
         <w:tc>
           <w:tcPr>
-            <w:tcW w:w="3350" w:type="dxa"/>
+            <w:tcW w:w="2286" w:type="dxa"/>
             <w:tcBorders>
               <w:bottom w:val="single" w:sz="4" w:space="0" w:color="BCACA7"/>
             </w:tcBorders>
@@ -3280,27 +3255,24 @@
         </w:trPr>
         <w:tc>
           <w:tcPr>
-            <w:tcW w:w="1650" w:type="dxa"/>
-            <w:tcBorders>
-              <w:bottom w:val="single" w:sz="4" w:space="0" w:color="BCACA7"/>
-            </w:tcBorders>
-            <w:shd w:val="clear" w:color="auto" w:fill="F4F1F0"/>
-            <w:vAlign w:val="center"/>
-          </w:tcPr>
-          <w:p>
-            <w:pPr>
-              <w:keepNext/>
-              <w:spacing w:before="0" w:after="12" w:line="250" w:lineRule="auto"/>
-              <w:jc w:val="left"/>
-            </w:pPr>
-            <w:r>
-              <w:rPr>
-                <w:rFonts w:ascii="Inter" w:hAnsi="Inter" w:eastAsia="Inter" w:cs="Inter"/>
-                <w:b/>
-                <w:bCs/>
-                <w:color w:val="12171D"/>
-                <w:sz w:val="15"/>
-                <w:szCs w:val="15"/>
+            <w:tcW w:w="2250" w:type="dxa"/>
+            <w:tcBorders>
+              <w:bottom w:val="single" w:sz="4" w:space="0" w:color="BCACA7"/>
+            </w:tcBorders>
+            <w:vAlign w:val="center"/>
+          </w:tcPr>
+          <w:p>
+            <w:pPr>
+              <w:keepNext/>
+              <w:spacing w:before="0" w:after="10" w:line="250" w:lineRule="auto"/>
+              <w:jc w:val="left"/>
+            </w:pPr>
+            <w:r>
+              <w:rPr>
+                <w:rFonts w:ascii="Inter" w:hAnsi="Inter" w:eastAsia="Inter" w:cs="Inter"/>
+                <w:color w:val="12171D"/>
+                <w:sz w:val="18"/>
+                <w:szCs w:val="18"/>
                 <w:lang w:val="en-GB"/>
               </w:rPr>
               <w:t xml:space="preserve">ACCOUNT NUMBER</w:t>
@@ -3311,14 +3283,14 @@
               <w:keepNext/>
               <w:bidi w:val="1"/>
               <w:spacing w:before="0" w:after="0" w:line="250" w:lineRule="auto"/>
-              <w:jc w:val="left"/>
+              <w:jc w:val="start"/>
             </w:pPr>
             <w:r>
               <w:rPr>
                 <w:rFonts w:ascii="Noto Sans Arabic" w:hAnsi="Noto Sans Arabic" w:eastAsia="Noto Sans Arabic" w:cs="Noto Sans Arabic"/>
                 <w:color w:val="12171D"/>
-                <w:sz w:val="16"/>
-                <w:szCs w:val="16"/>
+                <w:sz w:val="20"/>
+                <w:szCs w:val="20"/>
                 <w:rtl w:val="1"/>
                 <w:lang w:val="ar-SA" w:bidi="ar-SA"/>
               </w:rPr>
@@ -3328,7 +3300,7 @@
         </w:tc>
         <w:tc>
           <w:tcPr>
-            <w:tcW w:w="3350" w:type="dxa"/>
+            <w:tcW w:w="2286" w:type="dxa"/>
             <w:tcBorders>
               <w:bottom w:val="single" w:sz="4" w:space="0" w:color="BCACA7"/>
             </w:tcBorders>
@@ -3356,27 +3328,24 @@
         </w:tc>
         <w:tc>
           <w:tcPr>
-            <w:tcW w:w="1650" w:type="dxa"/>
-            <w:tcBorders>
-              <w:bottom w:val="single" w:sz="4" w:space="0" w:color="BCACA7"/>
-            </w:tcBorders>
-            <w:shd w:val="clear" w:color="auto" w:fill="F4F1F0"/>
-            <w:vAlign w:val="center"/>
-          </w:tcPr>
-          <w:p>
-            <w:pPr>
-              <w:keepNext/>
-              <w:spacing w:before="0" w:after="12" w:line="250" w:lineRule="auto"/>
-              <w:jc w:val="left"/>
-            </w:pPr>
-            <w:r>
-              <w:rPr>
-                <w:rFonts w:ascii="Inter" w:hAnsi="Inter" w:eastAsia="Inter" w:cs="Inter"/>
-                <w:b/>
-                <w:bCs/>
-                <w:color w:val="12171D"/>
-                <w:sz w:val="15"/>
-                <w:szCs w:val="15"/>
+            <w:tcW w:w="2250" w:type="dxa"/>
+            <w:tcBorders>
+              <w:bottom w:val="single" w:sz="4" w:space="0" w:color="BCACA7"/>
+            </w:tcBorders>
+            <w:vAlign w:val="center"/>
+          </w:tcPr>
+          <w:p>
+            <w:pPr>
+              <w:keepNext/>
+              <w:spacing w:before="0" w:after="10" w:line="250" w:lineRule="auto"/>
+              <w:jc w:val="left"/>
+            </w:pPr>
+            <w:r>
+              <w:rPr>
+                <w:rFonts w:ascii="Inter" w:hAnsi="Inter" w:eastAsia="Inter" w:cs="Inter"/>
+                <w:color w:val="12171D"/>
+                <w:sz w:val="18"/>
+                <w:szCs w:val="18"/>
                 <w:lang w:val="en-GB"/>
               </w:rPr>
               <w:t xml:space="preserve">IBAN / ROUTING</w:t>
@@ -3387,14 +3356,14 @@
               <w:keepNext/>
               <w:bidi w:val="1"/>
               <w:spacing w:before="0" w:after="0" w:line="250" w:lineRule="auto"/>
-              <w:jc w:val="left"/>
+              <w:jc w:val="start"/>
             </w:pPr>
             <w:r>
               <w:rPr>
                 <w:rFonts w:ascii="Noto Sans Arabic" w:hAnsi="Noto Sans Arabic" w:eastAsia="Noto Sans Arabic" w:cs="Noto Sans Arabic"/>
                 <w:color w:val="12171D"/>
-                <w:sz w:val="16"/>
-                <w:szCs w:val="16"/>
+                <w:sz w:val="20"/>
+                <w:szCs w:val="20"/>
                 <w:rtl w:val="1"/>
                 <w:lang w:val="ar-SA" w:bidi="ar-SA"/>
               </w:rPr>
@@ -3404,7 +3373,7 @@
         </w:tc>
         <w:tc>
           <w:tcPr>
-            <w:tcW w:w="3350" w:type="dxa"/>
+            <w:tcW w:w="2286" w:type="dxa"/>
             <w:tcBorders>
               <w:bottom w:val="single" w:sz="4" w:space="0" w:color="BCACA7"/>
             </w:tcBorders>
@@ -3437,26 +3406,23 @@
         </w:trPr>
         <w:tc>
           <w:tcPr>
-            <w:tcW w:w="1650" w:type="dxa"/>
-            <w:tcBorders>
-              <w:bottom w:val="single" w:sz="4" w:space="0" w:color="BCACA7"/>
-            </w:tcBorders>
-            <w:shd w:val="clear" w:color="auto" w:fill="F4F1F0"/>
-            <w:vAlign w:val="center"/>
-          </w:tcPr>
-          <w:p>
-            <w:pPr>
-              <w:spacing w:before="0" w:after="12" w:line="250" w:lineRule="auto"/>
-              <w:jc w:val="left"/>
-            </w:pPr>
-            <w:r>
-              <w:rPr>
-                <w:rFonts w:ascii="Inter" w:hAnsi="Inter" w:eastAsia="Inter" w:cs="Inter"/>
-                <w:b/>
-                <w:bCs/>
-                <w:color w:val="12171D"/>
-                <w:sz w:val="15"/>
-                <w:szCs w:val="15"/>
+            <w:tcW w:w="2250" w:type="dxa"/>
+            <w:tcBorders>
+              <w:bottom w:val="single" w:sz="4" w:space="0" w:color="BCACA7"/>
+            </w:tcBorders>
+            <w:vAlign w:val="center"/>
+          </w:tcPr>
+          <w:p>
+            <w:pPr>
+              <w:spacing w:before="0" w:after="10" w:line="250" w:lineRule="auto"/>
+              <w:jc w:val="left"/>
+            </w:pPr>
+            <w:r>
+              <w:rPr>
+                <w:rFonts w:ascii="Inter" w:hAnsi="Inter" w:eastAsia="Inter" w:cs="Inter"/>
+                <w:color w:val="12171D"/>
+                <w:sz w:val="18"/>
+                <w:szCs w:val="18"/>
                 <w:lang w:val="en-GB"/>
               </w:rPr>
               <w:t xml:space="preserve">PAYMENT REFERENCE</w:t>
@@ -3466,14 +3432,14 @@
             <w:pPr>
               <w:bidi w:val="1"/>
               <w:spacing w:before="0" w:after="0" w:line="250" w:lineRule="auto"/>
-              <w:jc w:val="left"/>
+              <w:jc w:val="start"/>
             </w:pPr>
             <w:r>
               <w:rPr>
                 <w:rFonts w:ascii="Noto Sans Arabic" w:hAnsi="Noto Sans Arabic" w:eastAsia="Noto Sans Arabic" w:cs="Noto Sans Arabic"/>
                 <w:color w:val="12171D"/>
-                <w:sz w:val="16"/>
-                <w:szCs w:val="16"/>
+                <w:sz w:val="20"/>
+                <w:szCs w:val="20"/>
                 <w:rtl w:val="1"/>
                 <w:lang w:val="ar-SA" w:bidi="ar-SA"/>
               </w:rPr>
@@ -3483,7 +3449,7 @@
         </w:tc>
         <w:tc>
           <w:tcPr>
-            <w:tcW w:w="3350" w:type="dxa"/>
+            <w:tcW w:w="2286" w:type="dxa"/>
             <w:tcBorders>
               <w:bottom w:val="single" w:sz="4" w:space="0" w:color="BCACA7"/>
             </w:tcBorders>
@@ -3510,26 +3476,23 @@
         </w:tc>
         <w:tc>
           <w:tcPr>
-            <w:tcW w:w="1650" w:type="dxa"/>
-            <w:tcBorders>
-              <w:bottom w:val="single" w:sz="4" w:space="0" w:color="BCACA7"/>
-            </w:tcBorders>
-            <w:shd w:val="clear" w:color="auto" w:fill="F4F1F0"/>
-            <w:vAlign w:val="center"/>
-          </w:tcPr>
-          <w:p>
-            <w:pPr>
-              <w:spacing w:before="0" w:after="12" w:line="250" w:lineRule="auto"/>
-              <w:jc w:val="left"/>
-            </w:pPr>
-            <w:r>
-              <w:rPr>
-                <w:rFonts w:ascii="Inter" w:hAnsi="Inter" w:eastAsia="Inter" w:cs="Inter"/>
-                <w:b/>
-                <w:bCs/>
-                <w:color w:val="12171D"/>
-                <w:sz w:val="15"/>
-                <w:szCs w:val="15"/>
+            <w:tcW w:w="2250" w:type="dxa"/>
+            <w:tcBorders>
+              <w:bottom w:val="single" w:sz="4" w:space="0" w:color="BCACA7"/>
+            </w:tcBorders>
+            <w:vAlign w:val="center"/>
+          </w:tcPr>
+          <w:p>
+            <w:pPr>
+              <w:spacing w:before="0" w:after="10" w:line="250" w:lineRule="auto"/>
+              <w:jc w:val="left"/>
+            </w:pPr>
+            <w:r>
+              <w:rPr>
+                <w:rFonts w:ascii="Inter" w:hAnsi="Inter" w:eastAsia="Inter" w:cs="Inter"/>
+                <w:color w:val="12171D"/>
+                <w:sz w:val="18"/>
+                <w:szCs w:val="18"/>
                 <w:lang w:val="en-GB"/>
               </w:rPr>
               <w:t xml:space="preserve">CONTACT EMAIL</w:t>
@@ -3539,14 +3502,14 @@
             <w:pPr>
               <w:bidi w:val="1"/>
               <w:spacing w:before="0" w:after="0" w:line="250" w:lineRule="auto"/>
-              <w:jc w:val="left"/>
+              <w:jc w:val="start"/>
             </w:pPr>
             <w:r>
               <w:rPr>
                 <w:rFonts w:ascii="Noto Sans Arabic" w:hAnsi="Noto Sans Arabic" w:eastAsia="Noto Sans Arabic" w:cs="Noto Sans Arabic"/>
                 <w:color w:val="12171D"/>
-                <w:sz w:val="16"/>
-                <w:szCs w:val="16"/>
+                <w:sz w:val="20"/>
+                <w:szCs w:val="20"/>
                 <w:rtl w:val="1"/>
                 <w:lang w:val="ar-SA" w:bidi="ar-SA"/>
               </w:rPr>
@@ -3556,7 +3519,7 @@
         </w:tc>
         <w:tc>
           <w:tcPr>
-            <w:tcW w:w="3350" w:type="dxa"/>
+            <w:tcW w:w="2286" w:type="dxa"/>
             <w:tcBorders>
               <w:bottom w:val="single" w:sz="4" w:space="0" w:color="BCACA7"/>
             </w:tcBorders>
@@ -3594,27 +3557,27 @@
     </w:p>
     <w:tbl>
       <w:tblPr>
-        <w:tblW w:w="10000" w:type="dxa"/>
+        <w:tblW w:w="9072" w:type="dxa"/>
         <w:tblBorders>
-          <w:top w:val="single" w:sz="4" w:color="BCACA7"/>
-          <w:left w:val="single" w:sz="4" w:color="BCACA7"/>
-          <w:bottom w:val="single" w:sz="4" w:color="BCACA7"/>
-          <w:right w:val="single" w:sz="4" w:color="BCACA7"/>
-          <w:insideH w:val="single" w:sz="4" w:color="BCACA7"/>
-          <w:insideV w:val="single" w:sz="4" w:color="BCACA7"/>
+          <w:top w:val="single" w:sz="4" w:space="0" w:color="BCACA7"/>
+          <w:left w:val="single" w:sz="4" w:space="0" w:color="BCACA7"/>
+          <w:bottom w:val="single" w:sz="4" w:space="0" w:color="BCACA7"/>
+          <w:right w:val="single" w:sz="4" w:space="0" w:color="BCACA7"/>
+          <w:insideH w:val="single" w:sz="4" w:space="0" w:color="BCACA7"/>
+          <w:insideV w:val="single" w:sz="4" w:space="0" w:color="BCACA7"/>
         </w:tblBorders>
         <w:tblLayout w:type="fixed"/>
         <w:tblCellMar>
-          <w:top w:w="75" w:type="dxa"/>
+          <w:top w:w="40" w:type="dxa"/>
           <w:left w:w="85" w:type="dxa"/>
-          <w:bottom w:w="75" w:type="dxa"/>
+          <w:bottom w:w="40" w:type="dxa"/>
           <w:right w:w="85" w:type="dxa"/>
         </w:tblCellMar>
         <w:tblLook w:firstRow="1" w:lastRow="0" w:firstColumn="0" w:lastColumn="0" w:noHBand="0" w:noVBand="1"/>
       </w:tblPr>
       <w:tblGrid>
-        <w:gridCol w:w="5000"/>
-        <w:gridCol w:w="5000"/>
+        <w:gridCol w:w="4536"/>
+        <w:gridCol w:w="4536"/>
       </w:tblGrid>
       <w:tr>
         <w:trPr>
@@ -3622,26 +3585,30 @@
         </w:trPr>
         <w:tc>
           <w:tcPr>
-            <w:tcW w:w="5000" w:type="dxa"/>
+            <w:tcW w:w="4536" w:type="dxa"/>
             <w:gridSpan w:val="1"/>
-            <w:shd w:val="clear" w:color="auto" w:fill="BCACA7"/>
-            <w:vAlign w:val="center"/>
+            <w:tcBorders>
+              <w:top w:val="nil"/>
+              <w:left w:val="nil"/>
+              <w:bottom w:val="single" w:sz="8" w:space="0" w:color="BCACA7"/>
+              <w:right w:val="nil"/>
+            </w:tcBorders>
+            <w:vAlign w:val="bottom"/>
           </w:tcPr>
           <w:p>
             <w:pPr>
               <w:pStyle w:val="Heading1"/>
               <w:keepNext/>
-              <w:spacing w:before="0" w:after="0" w:line="250" w:lineRule="auto"/>
+              <w:spacing w:before="160" w:after="40" w:line="250" w:lineRule="auto"/>
+              <w:ind w:start="-85"/>
               <w:jc w:val="left"/>
             </w:pPr>
             <w:r>
               <w:rPr>
                 <w:rFonts w:ascii="Jost" w:hAnsi="Jost" w:eastAsia="Jost" w:cs="Jost"/>
-                <w:b/>
-                <w:bCs/>
-                <w:color w:val="12171D"/>
-                <w:sz w:val="17"/>
-                <w:szCs w:val="17"/>
+                <w:color w:val="12171D"/>
+                <w:sz w:val="21"/>
+                <w:szCs w:val="21"/>
                 <w:lang w:val="en-GB"/>
               </w:rPr>
               <w:t xml:space="preserve">NOTES AND TERMS</w:t>
@@ -3650,26 +3617,30 @@
         </w:tc>
         <w:tc>
           <w:tcPr>
-            <w:tcW w:w="5000" w:type="dxa"/>
+            <w:tcW w:w="4536" w:type="dxa"/>
             <w:gridSpan w:val="1"/>
-            <w:shd w:val="clear" w:color="auto" w:fill="BCACA7"/>
-            <w:vAlign w:val="center"/>
+            <w:tcBorders>
+              <w:top w:val="nil"/>
+              <w:left w:val="nil"/>
+              <w:bottom w:val="single" w:sz="8" w:space="0" w:color="BCACA7"/>
+              <w:right w:val="nil"/>
+            </w:tcBorders>
+            <w:vAlign w:val="bottom"/>
           </w:tcPr>
           <w:p>
             <w:pPr>
               <w:keepNext/>
               <w:bidi w:val="1"/>
-              <w:spacing w:before="0" w:after="0" w:line="250" w:lineRule="auto"/>
-              <w:jc w:val="left"/>
+              <w:spacing w:before="160" w:after="40" w:line="250" w:lineRule="auto"/>
+              <w:ind w:start="-85"/>
+              <w:jc w:val="start"/>
             </w:pPr>
             <w:r>
               <w:rPr>
                 <w:rFonts w:ascii="Noto Sans Arabic" w:hAnsi="Noto Sans Arabic" w:eastAsia="Noto Sans Arabic" w:cs="Noto Sans Arabic"/>
-                <w:b/>
-                <w:bCs/>
-                <w:color w:val="12171D"/>
-                <w:sz w:val="16"/>
-                <w:szCs w:val="16"/>
+                <w:color w:val="12171D"/>
+                <w:sz w:val="22"/>
+                <w:szCs w:val="22"/>
                 <w:rtl w:val="1"/>
                 <w:lang w:val="ar-SA" w:bidi="ar-SA"/>
               </w:rPr>
@@ -3684,7 +3655,7 @@
         </w:trPr>
         <w:tc>
           <w:tcPr>
-            <w:tcW w:w="10000" w:type="dxa"/>
+            <w:tcW w:w="9072" w:type="dxa"/>
             <w:gridSpan w:val="2"/>
             <w:tcBorders>
               <w:bottom w:val="single" w:sz="4" w:space="0" w:color="BCACA7"/>
@@ -3693,17 +3664,17 @@
           </w:tcPr>
           <w:p>
             <w:pPr>
-              <w:spacing w:before="0" w:after="0" w:line="250" w:lineRule="auto"/>
-              <w:jc w:val="left"/>
-            </w:pPr>
-            <w:r>
-              <w:rPr>
-                <w:rFonts w:ascii="Inter" w:hAnsi="Inter" w:eastAsia="Inter" w:cs="Inter"/>
-                <w:i/>
-                <w:iCs/>
-                <w:color w:val="12171D"/>
-                <w:sz w:val="16"/>
-                <w:szCs w:val="16"/>
+              <w:spacing w:before="0" w:after="0" w:line="288" w:lineRule="exact"/>
+              <w:jc w:val="left"/>
+            </w:pPr>
+            <w:r>
+              <w:rPr>
+                <w:rFonts w:ascii="Inter" w:hAnsi="Inter" w:eastAsia="Inter" w:cs="Inter"/>
+                <w:i/>
+                <w:iCs/>
+                <w:color w:val="12171D"/>
+                <w:sz w:val="18"/>
+                <w:szCs w:val="18"/>
                 <w:lang w:val="en-GB"/>
               </w:rPr>
               <w:t xml:space="preserve">[Notes and terms to be confirmed by the owner before issue.]</w:t>
@@ -3722,11 +3693,14 @@
       </w:pPr>
     </w:p>
     <w:sectPr>
+      <w:headerReference w:type="first" r:id="rIdHeaderFirst"/>
       <w:headerReference w:type="default" r:id="rIdHeader"/>
+      <w:footerReference w:type="first" r:id="rIdFooterFirst"/>
       <w:footerReference w:type="default" r:id="rIdFooter"/>
       <w:pgSz w:w="11906" w:h="16838"/>
-      <w:pgMar w:top="1500" w:right="950" w:bottom="1110" w:left="950" w:header="360" w:footer="420" w:gutter="0"/>
+      <w:pgMar w:top="1701" w:right="1417" w:bottom="1417" w:left="1417" w:header="1020" w:footer="680" w:gutter="0"/>
       <w:cols w:num="1" w:space="425"/>
+      <w:titlePg/>
       <w:docGrid w:linePitch="360"/>
     </w:sectPr>
   </w:body>
@@ -3734,416 +3708,414 @@
 </file>
 
 <file path=word/footer1.xml><?xml version="1.0" encoding="utf-8"?>
-<w:ftr xmlns:w="http://schemas.openxmlformats.org/wordprocessingml/2006/main">
+<w:ftr xmlns:w="http://schemas.openxmlformats.org/wordprocessingml/2006/main" xmlns:r="http://schemas.openxmlformats.org/officeDocument/2006/relationships" xmlns:wp="http://schemas.openxmlformats.org/drawingml/2006/wordprocessingDrawing" xmlns:a="http://schemas.openxmlformats.org/drawingml/2006/main" xmlns:pic="http://schemas.openxmlformats.org/drawingml/2006/picture">
   <w:p>
     <w:pPr>
       <w:pBdr>
-        <w:top w:val="single" w:sz="4" w:space="5" w:color="BCACA7"/>
+        <w:top w:val="single" w:sz="4" w:space="6" w:color="BCACA7"/>
       </w:pBdr>
-      <w:spacing w:before="70" w:after="15"/>
+      <w:tabs>
+        <w:tab w:val="right" w:pos="9072"/>
+      </w:tabs>
+      <w:spacing w:after="30" w:line="252" w:lineRule="exact"/>
+      <w:jc w:val="left"/>
     </w:pPr>
+    <w:r>
+      <w:rPr>
+        <w:rFonts w:ascii="Inter" w:hAnsi="Inter" w:eastAsia="Inter" w:cs="Inter"/>
+        <w:color w:val="12171D"/>
+        <w:sz w:val="18"/>
+        <w:szCs w:val="18"/>
+        <w:lang w:val="en-GB"/>
+      </w:rPr>
+      <w:t xml:space="preserve">GEM™   [ADDRESS] · [CITY] · [COUNTRY] · [POSTAL CODE]   [T]   [E]   [W]</w:t>
+    </w:r>
+    <w:r>
+      <w:tab/>
+    </w:r>
+    <w:r>
+      <w:rPr>
+        <w:rFonts w:ascii="Inter" w:hAnsi="Inter" w:eastAsia="Inter" w:cs="Inter"/>
+        <w:color w:val="12171D"/>
+        <w:sz w:val="18"/>
+        <w:szCs w:val="18"/>
+        <w:lang w:val="en-GB"/>
+      </w:rPr>
+      <w:t xml:space="preserve">Page </w:t>
+    </w:r>
     <w:r>
       <w:rPr>
         <w:rFonts w:ascii="Inter" w:hAnsi="Inter" w:cs="Inter"/>
         <w:color w:val="12171D"/>
-        <w:sz w:val="15"/>
-        <w:szCs w:val="15"/>
+        <w:sz w:val="18"/>
+        <w:szCs w:val="18"/>
+      </w:rPr>
+      <w:fldChar w:fldCharType="begin"/>
+    </w:r>
+    <w:r>
+      <w:rPr>
+        <w:rFonts w:ascii="Inter" w:hAnsi="Inter" w:cs="Inter"/>
+        <w:color w:val="12171D"/>
+        <w:sz w:val="18"/>
+        <w:szCs w:val="18"/>
+      </w:rPr>
+      <w:instrText xml:space="preserve"> PAGE \* MERGEFORMAT </w:instrText>
+    </w:r>
+    <w:r>
+      <w:rPr>
+        <w:rFonts w:ascii="Inter" w:hAnsi="Inter" w:cs="Inter"/>
+        <w:color w:val="12171D"/>
+        <w:sz w:val="18"/>
+        <w:szCs w:val="18"/>
+      </w:rPr>
+      <w:fldChar w:fldCharType="separate"/>
+    </w:r>
+    <w:r>
+      <w:rPr>
+        <w:rFonts w:ascii="Inter" w:hAnsi="Inter" w:eastAsia="Inter" w:cs="Inter"/>
+        <w:color w:val="12171D"/>
+        <w:sz w:val="18"/>
+        <w:szCs w:val="18"/>
         <w:lang w:val="en-GB"/>
       </w:rPr>
-      <w:t xml:space="preserve">[Registered Entity Name] | [Company Address] | contact@mish3l.com | [Business Phone]</w:t>
+      <w:t xml:space="preserve">1</w:t>
+    </w:r>
+    <w:r>
+      <w:rPr>
+        <w:rFonts w:ascii="Inter" w:hAnsi="Inter" w:cs="Inter"/>
+        <w:color w:val="12171D"/>
+        <w:sz w:val="18"/>
+        <w:szCs w:val="18"/>
+      </w:rPr>
+      <w:fldChar w:fldCharType="end"/>
+    </w:r>
+    <w:r>
+      <w:rPr>
+        <w:rFonts w:ascii="Inter" w:hAnsi="Inter" w:eastAsia="Inter" w:cs="Inter"/>
+        <w:color w:val="12171D"/>
+        <w:sz w:val="18"/>
+        <w:szCs w:val="18"/>
+        <w:lang w:val="en-GB"/>
+      </w:rPr>
+      <w:t xml:space="preserve"> of </w:t>
+    </w:r>
+    <w:r>
+      <w:rPr>
+        <w:rFonts w:ascii="Inter" w:hAnsi="Inter" w:cs="Inter"/>
+        <w:color w:val="12171D"/>
+        <w:sz w:val="18"/>
+        <w:szCs w:val="18"/>
+      </w:rPr>
+      <w:fldChar w:fldCharType="begin"/>
+    </w:r>
+    <w:r>
+      <w:rPr>
+        <w:rFonts w:ascii="Inter" w:hAnsi="Inter" w:cs="Inter"/>
+        <w:color w:val="12171D"/>
+        <w:sz w:val="18"/>
+        <w:szCs w:val="18"/>
+      </w:rPr>
+      <w:instrText xml:space="preserve"> NUMPAGES \* MERGEFORMAT </w:instrText>
+    </w:r>
+    <w:r>
+      <w:rPr>
+        <w:rFonts w:ascii="Inter" w:hAnsi="Inter" w:cs="Inter"/>
+        <w:color w:val="12171D"/>
+        <w:sz w:val="18"/>
+        <w:szCs w:val="18"/>
+      </w:rPr>
+      <w:fldChar w:fldCharType="separate"/>
+    </w:r>
+    <w:r>
+      <w:rPr>
+        <w:rFonts w:ascii="Inter" w:hAnsi="Inter" w:eastAsia="Inter" w:cs="Inter"/>
+        <w:color w:val="12171D"/>
+        <w:sz w:val="18"/>
+        <w:szCs w:val="18"/>
+        <w:lang w:val="en-GB"/>
+      </w:rPr>
+      <w:t xml:space="preserve">1</w:t>
+    </w:r>
+    <w:r>
+      <w:rPr>
+        <w:rFonts w:ascii="Inter" w:hAnsi="Inter" w:cs="Inter"/>
+        <w:color w:val="12171D"/>
+        <w:sz w:val="18"/>
+        <w:szCs w:val="18"/>
+      </w:rPr>
+      <w:fldChar w:fldCharType="end"/>
     </w:r>
   </w:p>
-  <w:tbl>
-    <w:tblPr>
-      <w:tblW w:w="10000" w:type="dxa"/>
-      <w:tblInd w:w="-85" w:type="dxa"/>
-      <w:tblBorders>
-        <w:top w:val="nil"/>
-        <w:left w:val="nil"/>
-        <w:bottom w:val="nil"/>
-        <w:right w:val="nil"/>
-        <w:insideH w:val="nil"/>
-        <w:insideV w:val="nil"/>
-      </w:tblBorders>
-      <w:tblLayout w:type="fixed"/>
-      <w:tblCellMar>
-        <w:top w:w="75" w:type="dxa"/>
-        <w:left w:w="85" w:type="dxa"/>
-        <w:bottom w:w="75" w:type="dxa"/>
-        <w:right w:w="85" w:type="dxa"/>
-      </w:tblCellMar>
-      <w:tblLook w:firstRow="1" w:lastRow="0" w:firstColumn="0" w:lastColumn="0" w:noHBand="0" w:noVBand="1"/>
-    </w:tblPr>
-    <w:tblGrid>
-      <w:gridCol w:w="3000"/>
-      <w:gridCol w:w="7000"/>
-    </w:tblGrid>
-    <w:tr>
-      <w:trPr>
-        <w:cantSplit/>
-      </w:trPr>
-      <w:tc>
-        <w:tcPr>
-          <w:tcW w:w="3000" w:type="dxa"/>
-          <w:vAlign w:val="top"/>
-        </w:tcPr>
-        <w:p>
-          <w:pPr>
-            <w:spacing w:before="0" w:after="0"/>
-          </w:pPr>
-          <w:r>
-            <w:rPr>
-              <w:rFonts w:ascii="Inter" w:hAnsi="Inter" w:cs="Inter"/>
-              <w:color w:val="12171D"/>
-              <w:sz w:val="15"/>
-              <w:szCs w:val="15"/>
-              <w:lang w:val="en-GB"/>
-            </w:rPr>
-            <w:t xml:space="preserve">Page </w:t>
-          </w:r>
-          <w:r>
-            <w:rPr>
-              <w:rFonts w:ascii="Inter" w:hAnsi="Inter" w:cs="Inter"/>
-              <w:color w:val="12171D"/>
-              <w:sz w:val="15"/>
-              <w:szCs w:val="15"/>
-            </w:rPr>
-            <w:fldChar w:fldCharType="begin"/>
-          </w:r>
-          <w:r>
-            <w:rPr>
-              <w:rFonts w:ascii="Inter" w:hAnsi="Inter" w:cs="Inter"/>
-              <w:color w:val="12171D"/>
-              <w:sz w:val="15"/>
-              <w:szCs w:val="15"/>
-            </w:rPr>
-            <w:instrText xml:space="preserve"> PAGE </w:instrText>
-          </w:r>
-          <w:r>
-            <w:rPr>
-              <w:rFonts w:ascii="Inter" w:hAnsi="Inter" w:cs="Inter"/>
-              <w:color w:val="12171D"/>
-              <w:sz w:val="15"/>
-              <w:szCs w:val="15"/>
-            </w:rPr>
-            <w:fldChar w:fldCharType="separate"/>
-          </w:r>
-          <w:r>
-            <w:rPr>
-              <w:rFonts w:ascii="Inter" w:hAnsi="Inter" w:cs="Inter"/>
-              <w:color w:val="12171D"/>
-              <w:sz w:val="15"/>
-              <w:szCs w:val="15"/>
-              <w:lang w:val="en-GB"/>
-            </w:rPr>
-            <w:t xml:space="preserve">1</w:t>
-          </w:r>
-          <w:r>
-            <w:rPr>
-              <w:rFonts w:ascii="Inter" w:hAnsi="Inter" w:cs="Inter"/>
-              <w:color w:val="12171D"/>
-              <w:sz w:val="15"/>
-              <w:szCs w:val="15"/>
-            </w:rPr>
-            <w:fldChar w:fldCharType="end"/>
-          </w:r>
-          <w:r>
-            <w:rPr>
-              <w:rFonts w:ascii="Inter" w:hAnsi="Inter" w:cs="Inter"/>
-              <w:color w:val="12171D"/>
-              <w:sz w:val="15"/>
-              <w:szCs w:val="15"/>
-              <w:lang w:val="en-GB"/>
-            </w:rPr>
-            <w:t xml:space="preserve"> of </w:t>
-          </w:r>
-          <w:r>
-            <w:rPr>
-              <w:rFonts w:ascii="Inter" w:hAnsi="Inter" w:cs="Inter"/>
-              <w:color w:val="12171D"/>
-              <w:sz w:val="15"/>
-              <w:szCs w:val="15"/>
-            </w:rPr>
-            <w:fldChar w:fldCharType="begin"/>
-          </w:r>
-          <w:r>
-            <w:rPr>
-              <w:rFonts w:ascii="Inter" w:hAnsi="Inter" w:cs="Inter"/>
-              <w:color w:val="12171D"/>
-              <w:sz w:val="15"/>
-              <w:szCs w:val="15"/>
-            </w:rPr>
-            <w:instrText xml:space="preserve"> NUMPAGES </w:instrText>
-          </w:r>
-          <w:r>
-            <w:rPr>
-              <w:rFonts w:ascii="Inter" w:hAnsi="Inter" w:cs="Inter"/>
-              <w:color w:val="12171D"/>
-              <w:sz w:val="15"/>
-              <w:szCs w:val="15"/>
-            </w:rPr>
-            <w:fldChar w:fldCharType="separate"/>
-          </w:r>
-          <w:r>
-            <w:rPr>
-              <w:rFonts w:ascii="Inter" w:hAnsi="Inter" w:cs="Inter"/>
-              <w:color w:val="12171D"/>
-              <w:sz w:val="15"/>
-              <w:szCs w:val="15"/>
-              <w:lang w:val="en-GB"/>
-            </w:rPr>
-            <w:t xml:space="preserve">1</w:t>
-          </w:r>
-          <w:r>
-            <w:rPr>
-              <w:rFonts w:ascii="Inter" w:hAnsi="Inter" w:cs="Inter"/>
-              <w:color w:val="12171D"/>
-              <w:sz w:val="15"/>
-              <w:szCs w:val="15"/>
-            </w:rPr>
-            <w:fldChar w:fldCharType="end"/>
-          </w:r>
-        </w:p>
-      </w:tc>
-      <w:tc>
-        <w:tcPr>
-          <w:tcW w:w="7000" w:type="dxa"/>
-          <w:vAlign w:val="top"/>
-        </w:tcPr>
-        <w:p>
-          <w:pPr>
-            <w:bidi w:val="1"/>
-            <w:spacing w:before="0" w:after="0"/>
-            <w:jc w:val="left"/>
-          </w:pPr>
-          <w:r>
-            <w:rPr>
-              <w:rFonts w:ascii="Noto Sans Arabic" w:hAnsi="Noto Sans Arabic" w:cs="Noto Sans Arabic"/>
-              <w:color w:val="12171D"/>
-              <w:sz w:val="15"/>
-              <w:szCs w:val="15"/>
-              <w:rtl/>
-              <w:lang w:val="ar-SA" w:bidi="ar-SA"/>
-            </w:rPr>
-            <w:t xml:space="preserve">الاسم المسجل: </w:t>
-          </w:r>
-          <w:r>
-            <w:rPr>
-              <w:rFonts w:ascii="Inter" w:hAnsi="Inter" w:cs="Inter"/>
-              <w:color w:val="12171D"/>
-              <w:sz w:val="15"/>
-              <w:szCs w:val="15"/>
-              <w:lang w:val="en-GB"/>
-            </w:rPr>
-            <w:t xml:space="preserve">‎[Registered Entity Name]‎</w:t>
-          </w:r>
-          <w:r>
-            <w:rPr>
-              <w:rFonts w:ascii="Inter" w:hAnsi="Inter" w:cs="Inter"/>
-              <w:color w:val="12171D"/>
-              <w:sz w:val="15"/>
-              <w:szCs w:val="15"/>
-              <w:lang w:val="en-GB"/>
-            </w:rPr>
-            <w:t xml:space="preserve"> | </w:t>
-          </w:r>
-          <w:r>
-            <w:rPr>
-              <w:rFonts w:ascii="Noto Sans Arabic" w:hAnsi="Noto Sans Arabic" w:cs="Noto Sans Arabic"/>
-              <w:color w:val="12171D"/>
-              <w:sz w:val="15"/>
-              <w:szCs w:val="15"/>
-              <w:rtl/>
-              <w:lang w:val="ar-SA" w:bidi="ar-SA"/>
-            </w:rPr>
-            <w:t xml:space="preserve">العنوان: </w:t>
-          </w:r>
-          <w:r>
-            <w:rPr>
-              <w:rFonts w:ascii="Inter" w:hAnsi="Inter" w:cs="Inter"/>
-              <w:color w:val="12171D"/>
-              <w:sz w:val="15"/>
-              <w:szCs w:val="15"/>
-              <w:lang w:val="en-GB"/>
-            </w:rPr>
-            <w:t xml:space="preserve">‎[Company Address]‎</w:t>
-          </w:r>
-        </w:p>
-      </w:tc>
-    </w:tr>
-  </w:tbl>
   <w:p>
     <w:pPr>
-      <w:spacing w:before="0" w:after="0" w:line="20" w:lineRule="exact"/>
+      <w:spacing w:after="30" w:line="252" w:lineRule="exact"/>
+      <w:jc w:val="left"/>
+    </w:pPr>
+    <w:r>
       <w:rPr>
-        <w:sz w:val="2"/>
-        <w:szCs w:val="2"/>
+        <w:rFonts w:ascii="Inter" w:hAnsi="Inter" w:eastAsia="Inter" w:cs="Inter"/>
+        <w:color w:val="12171D"/>
+        <w:sz w:val="18"/>
+        <w:szCs w:val="18"/>
+        <w:lang w:val="en-GB"/>
       </w:rPr>
+      <w:t xml:space="preserve">WORKING APPLICATION / PENDING VALIDATION · EXTERNAL ISSUE RESTRICTED (D8 PENDING)</w:t>
+    </w:r>
+  </w:p>
+</w:ftr>
+</file>
+
+<file path=word/footer2.xml><?xml version="1.0" encoding="utf-8"?>
+<w:ftr xmlns:w="http://schemas.openxmlformats.org/wordprocessingml/2006/main" xmlns:r="http://schemas.openxmlformats.org/officeDocument/2006/relationships" xmlns:wp="http://schemas.openxmlformats.org/drawingml/2006/wordprocessingDrawing" xmlns:a="http://schemas.openxmlformats.org/drawingml/2006/main" xmlns:pic="http://schemas.openxmlformats.org/drawingml/2006/picture">
+  <w:p>
+    <w:pPr>
+      <w:pBdr>
+        <w:top w:val="single" w:sz="4" w:space="6" w:color="BCACA7"/>
+      </w:pBdr>
+      <w:tabs>
+        <w:tab w:val="right" w:pos="9072"/>
+      </w:tabs>
+      <w:spacing w:after="30" w:line="252" w:lineRule="exact"/>
+      <w:jc w:val="left"/>
     </w:pPr>
+    <w:r>
+      <w:rPr>
+        <w:rFonts w:ascii="Inter" w:hAnsi="Inter" w:eastAsia="Inter" w:cs="Inter"/>
+        <w:color w:val="12171D"/>
+        <w:sz w:val="18"/>
+        <w:szCs w:val="18"/>
+        <w:lang w:val="en-GB"/>
+      </w:rPr>
+      <w:t xml:space="preserve">GEM™   [ADDRESS] · [CITY] · [COUNTRY] · [POSTAL CODE]   [T]   [E]   [W]</w:t>
+    </w:r>
+    <w:r>
+      <w:tab/>
+    </w:r>
+    <w:r>
+      <w:rPr>
+        <w:rFonts w:ascii="Inter" w:hAnsi="Inter" w:eastAsia="Inter" w:cs="Inter"/>
+        <w:color w:val="12171D"/>
+        <w:sz w:val="18"/>
+        <w:szCs w:val="18"/>
+        <w:lang w:val="en-GB"/>
+      </w:rPr>
+      <w:t xml:space="preserve">Page </w:t>
+    </w:r>
+    <w:r>
+      <w:rPr>
+        <w:rFonts w:ascii="Inter" w:hAnsi="Inter" w:cs="Inter"/>
+        <w:color w:val="12171D"/>
+        <w:sz w:val="18"/>
+        <w:szCs w:val="18"/>
+      </w:rPr>
+      <w:fldChar w:fldCharType="begin"/>
+    </w:r>
+    <w:r>
+      <w:rPr>
+        <w:rFonts w:ascii="Inter" w:hAnsi="Inter" w:cs="Inter"/>
+        <w:color w:val="12171D"/>
+        <w:sz w:val="18"/>
+        <w:szCs w:val="18"/>
+      </w:rPr>
+      <w:instrText xml:space="preserve"> PAGE \* MERGEFORMAT </w:instrText>
+    </w:r>
+    <w:r>
+      <w:rPr>
+        <w:rFonts w:ascii="Inter" w:hAnsi="Inter" w:cs="Inter"/>
+        <w:color w:val="12171D"/>
+        <w:sz w:val="18"/>
+        <w:szCs w:val="18"/>
+      </w:rPr>
+      <w:fldChar w:fldCharType="separate"/>
+    </w:r>
+    <w:r>
+      <w:rPr>
+        <w:rFonts w:ascii="Inter" w:hAnsi="Inter" w:eastAsia="Inter" w:cs="Inter"/>
+        <w:color w:val="12171D"/>
+        <w:sz w:val="18"/>
+        <w:szCs w:val="18"/>
+        <w:lang w:val="en-GB"/>
+      </w:rPr>
+      <w:t xml:space="preserve">1</w:t>
+    </w:r>
+    <w:r>
+      <w:rPr>
+        <w:rFonts w:ascii="Inter" w:hAnsi="Inter" w:cs="Inter"/>
+        <w:color w:val="12171D"/>
+        <w:sz w:val="18"/>
+        <w:szCs w:val="18"/>
+      </w:rPr>
+      <w:fldChar w:fldCharType="end"/>
+    </w:r>
+    <w:r>
+      <w:rPr>
+        <w:rFonts w:ascii="Inter" w:hAnsi="Inter" w:eastAsia="Inter" w:cs="Inter"/>
+        <w:color w:val="12171D"/>
+        <w:sz w:val="18"/>
+        <w:szCs w:val="18"/>
+        <w:lang w:val="en-GB"/>
+      </w:rPr>
+      <w:t xml:space="preserve"> of </w:t>
+    </w:r>
+    <w:r>
+      <w:rPr>
+        <w:rFonts w:ascii="Inter" w:hAnsi="Inter" w:cs="Inter"/>
+        <w:color w:val="12171D"/>
+        <w:sz w:val="18"/>
+        <w:szCs w:val="18"/>
+      </w:rPr>
+      <w:fldChar w:fldCharType="begin"/>
+    </w:r>
+    <w:r>
+      <w:rPr>
+        <w:rFonts w:ascii="Inter" w:hAnsi="Inter" w:cs="Inter"/>
+        <w:color w:val="12171D"/>
+        <w:sz w:val="18"/>
+        <w:szCs w:val="18"/>
+      </w:rPr>
+      <w:instrText xml:space="preserve"> NUMPAGES \* MERGEFORMAT </w:instrText>
+    </w:r>
+    <w:r>
+      <w:rPr>
+        <w:rFonts w:ascii="Inter" w:hAnsi="Inter" w:cs="Inter"/>
+        <w:color w:val="12171D"/>
+        <w:sz w:val="18"/>
+        <w:szCs w:val="18"/>
+      </w:rPr>
+      <w:fldChar w:fldCharType="separate"/>
+    </w:r>
+    <w:r>
+      <w:rPr>
+        <w:rFonts w:ascii="Inter" w:hAnsi="Inter" w:eastAsia="Inter" w:cs="Inter"/>
+        <w:color w:val="12171D"/>
+        <w:sz w:val="18"/>
+        <w:szCs w:val="18"/>
+        <w:lang w:val="en-GB"/>
+      </w:rPr>
+      <w:t xml:space="preserve">1</w:t>
+    </w:r>
+    <w:r>
+      <w:rPr>
+        <w:rFonts w:ascii="Inter" w:hAnsi="Inter" w:cs="Inter"/>
+        <w:color w:val="12171D"/>
+        <w:sz w:val="18"/>
+        <w:szCs w:val="18"/>
+      </w:rPr>
+      <w:fldChar w:fldCharType="end"/>
+    </w:r>
+  </w:p>
+  <w:p>
+    <w:pPr>
+      <w:spacing w:after="30" w:line="252" w:lineRule="exact"/>
+      <w:jc w:val="left"/>
+    </w:pPr>
+    <w:r>
+      <w:rPr>
+        <w:rFonts w:ascii="Inter" w:hAnsi="Inter" w:eastAsia="Inter" w:cs="Inter"/>
+        <w:color w:val="12171D"/>
+        <w:sz w:val="18"/>
+        <w:szCs w:val="18"/>
+        <w:lang w:val="en-GB"/>
+      </w:rPr>
+      <w:t xml:space="preserve">WORKING APPLICATION / PENDING VALIDATION · EXTERNAL ISSUE RESTRICTED (D8 PENDING)</w:t>
+    </w:r>
   </w:p>
 </w:ftr>
 </file>
 
 <file path=word/header1.xml><?xml version="1.0" encoding="utf-8"?>
 <w:hdr xmlns:w="http://schemas.openxmlformats.org/wordprocessingml/2006/main" xmlns:r="http://schemas.openxmlformats.org/officeDocument/2006/relationships" xmlns:wp="http://schemas.openxmlformats.org/drawingml/2006/wordprocessingDrawing" xmlns:a="http://schemas.openxmlformats.org/drawingml/2006/main" xmlns:pic="http://schemas.openxmlformats.org/drawingml/2006/picture">
-  <w:tbl>
-    <w:tblPr>
-      <w:tblW w:w="10000" w:type="dxa"/>
-      <w:tblBorders>
-        <w:top w:val="nil"/>
-        <w:left w:val="nil"/>
-        <w:bottom w:val="nil"/>
-        <w:right w:val="nil"/>
-        <w:insideH w:val="nil"/>
-        <w:insideV w:val="nil"/>
-      </w:tblBorders>
-      <w:tblLayout w:type="fixed"/>
-      <w:tblCellMar>
-        <w:top w:w="75" w:type="dxa"/>
-        <w:left w:w="85" w:type="dxa"/>
-        <w:bottom w:w="75" w:type="dxa"/>
-        <w:right w:w="85" w:type="dxa"/>
-      </w:tblCellMar>
-      <w:tblLook w:firstRow="1" w:lastRow="0" w:firstColumn="0" w:lastColumn="0" w:noHBand="0" w:noVBand="1"/>
-    </w:tblPr>
-    <w:tblGrid>
-      <w:gridCol w:w="4700"/>
-      <w:gridCol w:w="5300"/>
-    </w:tblGrid>
-    <w:tr>
-      <w:trPr>
-        <w:cantSplit/>
-      </w:trPr>
-      <w:tc>
-        <w:tcPr>
-          <w:tcW w:w="4700" w:type="dxa"/>
-          <w:vAlign w:val="center"/>
-        </w:tcPr>
-        <w:p>
-          <w:pPr>
-            <w:spacing w:after="0"/>
-            <w:jc w:val="left"/>
-          </w:pPr>
-          <w:r>
-            <w:drawing>
-              <wp:inline distT="0" distB="0" distL="0" distR="0">
-                <wp:extent cx="1664208" cy="540380"/>
-                <wp:docPr id="1" name="GEM horizontal ink logo" descr="GEM logo"/>
-                <wp:cNvGraphicFramePr>
-                  <a:graphicFrameLocks noChangeAspect="1"/>
-                </wp:cNvGraphicFramePr>
-                <a:graphic>
-                  <a:graphicData uri="http://schemas.openxmlformats.org/drawingml/2006/picture">
-                    <pic:pic>
-                      <pic:nvPicPr>
-                        <pic:cNvPr id="0" name="GEM horizontal ink logo"/>
-                        <pic:cNvPicPr>
-                          <a:picLocks noChangeAspect="1"/>
-                        </pic:cNvPicPr>
-                      </pic:nvPicPr>
-                      <pic:blipFill>
-                        <a:blip r:embed="rIdLogo"/>
-                        <a:stretch>
-                          <a:fillRect/>
-                        </a:stretch>
-                      </pic:blipFill>
-                      <pic:spPr>
-                        <a:xfrm>
-                          <a:off x="0" y="0"/>
-                          <a:ext cx="1664208" cy="540380"/>
-                        </a:xfrm>
-                        <a:prstGeom prst="rect">
-                          <a:avLst/>
-                        </a:prstGeom>
-                      </pic:spPr>
-                    </pic:pic>
-                  </a:graphicData>
-                </a:graphic>
-              </wp:inline>
-            </w:drawing>
-          </w:r>
-        </w:p>
-      </w:tc>
-      <w:tc>
-        <w:tcPr>
-          <w:tcW w:w="5300" w:type="dxa"/>
-          <w:vAlign w:val="center"/>
-        </w:tcPr>
-        <w:p>
-          <w:pPr>
-            <w:spacing w:before="0" w:after="10" w:line="250" w:lineRule="auto"/>
-            <w:jc w:val="right"/>
-          </w:pPr>
-          <w:r>
-            <w:rPr>
-              <w:rFonts w:ascii="Jost" w:hAnsi="Jost" w:eastAsia="Jost" w:cs="Jost"/>
-              <w:b/>
-              <w:bCs/>
-              <w:color w:val="12171D"/>
-              <w:sz w:val="17"/>
-              <w:szCs w:val="17"/>
-              <w:lang w:val="en-GB"/>
-            </w:rPr>
-            <w:t xml:space="preserve">BUSINESS DOCUMENTS</w:t>
-          </w:r>
-        </w:p>
-        <w:p>
-          <w:pPr>
-            <w:spacing w:before="0" w:after="8" w:line="250" w:lineRule="auto"/>
-            <w:jc w:val="right"/>
-          </w:pPr>
-          <w:r>
-            <w:rPr>
-              <w:rFonts w:ascii="Inter" w:hAnsi="Inter" w:eastAsia="Inter" w:cs="Inter"/>
-              <w:b/>
-              <w:bCs/>
-              <w:color w:val="12171D"/>
-              <w:sz w:val="13"/>
-              <w:szCs w:val="13"/>
-              <w:lang w:val="en-GB"/>
-            </w:rPr>
-            <w:t xml:space="preserve">INTERNAL REVIEW DRAFT</w:t>
-          </w:r>
-        </w:p>
-        <w:p>
-          <w:pPr>
-            <w:bidi w:val="1"/>
-            <w:spacing w:before="0" w:after="0" w:line="250" w:lineRule="auto"/>
-            <w:jc w:val="left"/>
-          </w:pPr>
-          <w:r>
-            <w:rPr>
-              <w:rFonts w:ascii="Noto Sans Arabic" w:hAnsi="Noto Sans Arabic" w:eastAsia="Noto Sans Arabic" w:cs="Noto Sans Arabic"/>
-              <w:b/>
-              <w:bCs/>
-              <w:color w:val="12171D"/>
-              <w:sz w:val="14"/>
-              <w:szCs w:val="14"/>
-              <w:rtl w:val="1"/>
-              <w:lang w:val="ar-SA" w:bidi="ar-SA"/>
-            </w:rPr>
-            <w:t xml:space="preserve">مسودة للمراجعة الداخلية</w:t>
-          </w:r>
-        </w:p>
-      </w:tc>
-    </w:tr>
-  </w:tbl>
   <w:p>
     <w:pPr>
-      <w:spacing w:before="0" w:after="0" w:line="20" w:lineRule="exact"/>
-      <w:rPr>
-        <w:sz w:val="2"/>
-        <w:szCs w:val="2"/>
-      </w:rPr>
+      <w:spacing w:after="0" w:line="240" w:lineRule="auto"/>
+      <w:jc w:val="left"/>
     </w:pPr>
+    <w:r>
+      <w:drawing>
+        <wp:inline distT="0" distB="0" distL="0" distR="0">
+          <wp:extent cx="1152000" cy="374062"/>
+          <wp:docPr id="1" name="GEM horizontal ink logo" descr="GEM trademark horizontal logo. Supplied official vector kit; production-master acceptance pending."/>
+          <wp:cNvGraphicFramePr>
+            <a:graphicFrameLocks noChangeAspect="1"/>
+          </wp:cNvGraphicFramePr>
+          <a:graphic>
+            <a:graphicData uri="http://schemas.openxmlformats.org/drawingml/2006/picture">
+              <pic:pic>
+                <pic:nvPicPr>
+                  <pic:cNvPr id="0" name="GEM horizontal ink logo"/>
+                  <pic:cNvPicPr>
+                    <a:picLocks noChangeAspect="1"/>
+                  </pic:cNvPicPr>
+                </pic:nvPicPr>
+                <pic:blipFill>
+                  <a:blip r:embed="rIdLogo"/>
+                  <a:stretch>
+                    <a:fillRect/>
+                  </a:stretch>
+                </pic:blipFill>
+                <pic:spPr>
+                  <a:xfrm>
+                    <a:off x="0" y="0"/>
+                    <a:ext cx="1152000" cy="374062"/>
+                  </a:xfrm>
+                  <a:prstGeom prst="rect">
+                    <a:avLst/>
+                  </a:prstGeom>
+                </pic:spPr>
+              </pic:pic>
+            </a:graphicData>
+          </a:graphic>
+        </wp:inline>
+      </w:drawing>
+    </w:r>
   </w:p>
   <w:p>
     <w:pPr>
-      <w:pBdr>
-        <w:bottom w:val="single" w:sz="8" w:space="1" w:color="BCACA7"/>
-      </w:pBdr>
-      <w:spacing w:before="90" w:after="0"/>
+      <w:spacing w:before="400" w:after="170" w:line="300" w:lineRule="exact"/>
+      <w:jc w:val="left"/>
     </w:pPr>
+    <w:r>
+      <w:rPr>
+        <w:rFonts w:ascii="Jost" w:hAnsi="Jost" w:eastAsia="Jost" w:cs="Jost"/>
+        <w:color w:val="12171D"/>
+        <w:spacing w:val="38"/>
+        <w:sz w:val="21"/>
+        <w:szCs w:val="21"/>
+        <w:lang w:val="en-GB"/>
+      </w:rPr>
+      <w:t>HOSPITALITY, IN PERFECT PROPORTION</w:t>
+    </w:r>
+  </w:p>
+</w:hdr>
+</file>
+
+<file path=word/header2.xml><?xml version="1.0" encoding="utf-8"?>
+<w:hdr xmlns:w="http://schemas.openxmlformats.org/wordprocessingml/2006/main" xmlns:r="http://schemas.openxmlformats.org/officeDocument/2006/relationships" xmlns:wp="http://schemas.openxmlformats.org/drawingml/2006/wordprocessingDrawing" xmlns:a="http://schemas.openxmlformats.org/drawingml/2006/main" xmlns:pic="http://schemas.openxmlformats.org/drawingml/2006/picture">
+  <w:p>
+    <w:pPr>
+      <w:spacing w:after="0" w:line="240" w:lineRule="auto"/>
+      <w:jc w:val="left"/>
+    </w:pPr>
+    <w:r>
+      <w:rPr>
+        <w:rFonts w:ascii="Inter" w:hAnsi="Inter" w:eastAsia="Inter" w:cs="Inter"/>
+        <w:color w:val="12171D"/>
+        <w:sz w:val="16"/>
+        <w:szCs w:val="16"/>
+        <w:lang w:val="en-GB"/>
+      </w:rPr>
+      <w:t xml:space="preserve">GEM™</w:t>
+    </w:r>
+    <w:r>
+      <w:rPr>
+        <w:rFonts w:ascii="Inter" w:hAnsi="Inter" w:eastAsia="Inter" w:cs="Inter"/>
+        <w:color w:val="12171D"/>
+        <w:sz w:val="16"/>
+        <w:szCs w:val="16"/>
+        <w:lang w:val="en-GB"/>
+      </w:rPr>
+      <w:t xml:space="preserve">    [REFERENCE NUMBER]</w:t>
+    </w:r>
   </w:p>
 </w:hdr>
 </file>
@@ -4154,8 +4126,8 @@
     <w:rPrDefault>
       <w:rPr>
         <w:rFonts w:ascii="Inter" w:hAnsi="Inter" w:eastAsia="Inter" w:cs="Noto Sans Arabic"/>
-        <w:sz w:val="19"/>
-        <w:szCs w:val="19"/>
+        <w:sz w:val="18"/>
+        <w:szCs w:val="18"/>
         <w:lang w:val="en-GB" w:bidi="ar-SA"/>
       </w:rPr>
     </w:rPrDefault>
@@ -4188,9 +4160,8 @@
     <w:qFormat/>
     <w:rPr>
       <w:rFonts w:ascii="Jost" w:hAnsi="Jost"/>
-      <w:b/>
       <w:color w:val="12171D"/>
-      <w:sz w:val="22"/>
+      <w:sz w:val="21"/>
     </w:rPr>
   </w:style>
 </w:styles>

--- a/documents/working/business-stationery-20261027/GEM_Invoice_Template_working.docx
+++ b/documents/working/business-stationery-20261027/GEM_Invoice_Template_working.docx
@@ -4071,7 +4071,7 @@
   </w:p>
   <w:p>
     <w:pPr>
-      <w:spacing w:before="400" w:after="170" w:line="300" w:lineRule="exact"/>
+      <w:spacing w:before="680" w:after="227" w:line="300" w:lineRule="exact"/>
       <w:jc w:val="left"/>
     </w:pPr>
     <w:r>

--- a/documents/working/business-stationery-20261027/GEM_Invoice_Template_working.docx
+++ b/documents/working/business-stationery-20261027/GEM_Invoice_Template_working.docx
@@ -2,23 +2,6 @@
 <file path=word/document.xml><?xml version="1.0" encoding="utf-8"?>
 <w:document xmlns:w="http://schemas.openxmlformats.org/wordprocessingml/2006/main" xmlns:r="http://schemas.openxmlformats.org/officeDocument/2006/relationships" xmlns:wp="http://schemas.openxmlformats.org/drawingml/2006/wordprocessingDrawing" xmlns:a="http://schemas.openxmlformats.org/drawingml/2006/main" xmlns:pic="http://schemas.openxmlformats.org/drawingml/2006/picture">
   <w:body>
-    <w:p>
-      <w:pPr>
-        <w:keepNext/>
-        <w:spacing w:before="0" w:after="35" w:line="250" w:lineRule="auto"/>
-        <w:jc w:val="left"/>
-      </w:pPr>
-      <w:r>
-        <w:rPr>
-          <w:rFonts w:ascii="Inter" w:hAnsi="Inter" w:eastAsia="Inter" w:cs="Inter"/>
-          <w:color w:val="12171D"/>
-          <w:sz w:val="18"/>
-          <w:szCs w:val="18"/>
-          <w:lang w:val="en-GB"/>
-        </w:rPr>
-        <w:t xml:space="preserve">TEMPLATE 03 | ACCOUNTS</w:t>
-      </w:r>
-    </w:p>
     <w:tbl>
       <w:tblPr>
         <w:tblW w:w="9242" w:type="dxa"/>
@@ -108,22 +91,6 @@
           <w:szCs w:val="2"/>
         </w:rPr>
       </w:pPr>
-    </w:p>
-    <w:p>
-      <w:pPr>
-        <w:spacing w:before="60" w:after="60" w:line="336" w:lineRule="exact"/>
-        <w:jc w:val="left"/>
-      </w:pPr>
-      <w:r>
-        <w:rPr>
-          <w:rFonts w:ascii="Inter" w:hAnsi="Inter" w:eastAsia="Inter" w:cs="Inter"/>
-          <w:color w:val="12171D"/>
-          <w:sz w:val="21"/>
-          <w:szCs w:val="21"/>
-          <w:lang w:val="en-GB"/>
-        </w:rPr>
-        <w:t xml:space="preserve">Enter the applicable invoice, customer, pricing, tax, due-date, and payment details before issue.</w:t>
-      </w:r>
     </w:p>
     <w:tbl>
       <w:tblPr>
@@ -287,14 +254,52 @@
             <w:r>
               <w:rPr>
                 <w:rFonts w:ascii="Inter" w:hAnsi="Inter" w:eastAsia="Inter" w:cs="Inter"/>
-                <w:i/>
-                <w:iCs/>
-                <w:color w:val="12171D"/>
-                <w:sz w:val="18"/>
-                <w:szCs w:val="18"/>
-                <w:lang w:val="en-GB"/>
-              </w:rPr>
-              <w:t xml:space="preserve">[Invoice Number]</w:t>
+                <w:color w:val="12171D"/>
+                <w:sz w:val="18"/>
+                <w:szCs w:val="18"/>
+                <w:lang w:val="en-GB"/>
+              </w:rPr>
+              <w:fldChar w:fldCharType="begin"/>
+            </w:r>
+            <w:r>
+              <w:rPr>
+                <w:rFonts w:ascii="Inter" w:hAnsi="Inter" w:eastAsia="Inter" w:cs="Inter"/>
+                <w:color w:val="12171D"/>
+                <w:sz w:val="18"/>
+                <w:szCs w:val="18"/>
+                <w:lang w:val="en-GB"/>
+              </w:rPr>
+              <w:instrText xml:space="preserve"> DOCPROPERTY RefNo \* MERGEFORMAT </w:instrText>
+            </w:r>
+            <w:r>
+              <w:rPr>
+                <w:rFonts w:ascii="Inter" w:hAnsi="Inter" w:eastAsia="Inter" w:cs="Inter"/>
+                <w:color w:val="12171D"/>
+                <w:sz w:val="18"/>
+                <w:szCs w:val="18"/>
+                <w:lang w:val="en-GB"/>
+              </w:rPr>
+              <w:fldChar w:fldCharType="separate"/>
+            </w:r>
+            <w:r>
+              <w:rPr>
+                <w:rFonts w:ascii="Inter" w:hAnsi="Inter" w:eastAsia="Inter" w:cs="Inter"/>
+                <w:color w:val="12171D"/>
+                <w:sz w:val="18"/>
+                <w:szCs w:val="18"/>
+                <w:lang w:val="en-GB"/>
+              </w:rPr>
+              <w:t xml:space="preserve">Enter reference number</w:t>
+            </w:r>
+            <w:r>
+              <w:rPr>
+                <w:rFonts w:ascii="Inter" w:hAnsi="Inter" w:eastAsia="Inter" w:cs="Inter"/>
+                <w:color w:val="12171D"/>
+                <w:sz w:val="18"/>
+                <w:szCs w:val="18"/>
+                <w:lang w:val="en-GB"/>
+              </w:rPr>
+              <w:fldChar w:fldCharType="end"/>
             </w:r>
           </w:p>
         </w:tc>
@@ -357,18 +362,26 @@
               <w:spacing w:before="0" w:after="0" w:line="250" w:lineRule="auto"/>
               <w:jc w:val="left"/>
             </w:pPr>
-            <w:r>
-              <w:rPr>
-                <w:rFonts w:ascii="Inter" w:hAnsi="Inter" w:eastAsia="Inter" w:cs="Inter"/>
-                <w:i/>
-                <w:iCs/>
-                <w:color w:val="12171D"/>
-                <w:sz w:val="18"/>
-                <w:szCs w:val="18"/>
-                <w:lang w:val="en-GB"/>
-              </w:rPr>
-              <w:t xml:space="preserve">[Issue Date]</w:t>
-            </w:r>
+            <w:sdt>
+              <w:sdtPr>
+                <w:alias w:val="Issue Date | DD/MM/YYYY (Gregorian)"/>
+                <w:tag w:val="field_1073"/>
+                <w:id w:val="1073"/>
+                <w:text/>
+              </w:sdtPr>
+              <w:sdtContent>
+                <w:r>
+                  <w:rPr>
+                    <w:rFonts w:ascii="Inter" w:hAnsi="Inter" w:eastAsia="Inter" w:cs="Inter"/>
+                    <w:color w:val="12171D"/>
+                    <w:sz w:val="18"/>
+                    <w:szCs w:val="18"/>
+                    <w:lang w:val="en-GB"/>
+                  </w:rPr>
+                  <w:t xml:space="preserve">Enter Issue Date - DD/MM/YYYY (Gregorian)</w:t>
+                </w:r>
+              </w:sdtContent>
+            </w:sdt>
           </w:p>
         </w:tc>
       </w:tr>
@@ -386,7 +399,6 @@
           </w:tcPr>
           <w:p>
             <w:pPr>
-              <w:keepNext/>
               <w:spacing w:before="0" w:after="10" w:line="250" w:lineRule="auto"/>
               <w:jc w:val="left"/>
             </w:pPr>
@@ -403,7 +415,6 @@
           </w:p>
           <w:p>
             <w:pPr>
-              <w:keepNext/>
               <w:bidi w:val="1"/>
               <w:spacing w:before="0" w:after="0" w:line="250" w:lineRule="auto"/>
               <w:jc w:val="start"/>
@@ -431,22 +442,29 @@
           </w:tcPr>
           <w:p>
             <w:pPr>
-              <w:keepNext/>
-              <w:spacing w:before="0" w:after="0" w:line="250" w:lineRule="auto"/>
-              <w:jc w:val="left"/>
-            </w:pPr>
-            <w:r>
-              <w:rPr>
-                <w:rFonts w:ascii="Inter" w:hAnsi="Inter" w:eastAsia="Inter" w:cs="Inter"/>
-                <w:i/>
-                <w:iCs/>
-                <w:color w:val="12171D"/>
-                <w:sz w:val="18"/>
-                <w:szCs w:val="18"/>
-                <w:lang w:val="en-GB"/>
-              </w:rPr>
-              <w:t xml:space="preserve">[Payment Due Date]</w:t>
-            </w:r>
+              <w:spacing w:before="0" w:after="0" w:line="250" w:lineRule="auto"/>
+              <w:jc w:val="left"/>
+            </w:pPr>
+            <w:sdt>
+              <w:sdtPr>
+                <w:alias w:val="Payment Due Date | DD/MM/YYYY (Gregorian)"/>
+                <w:tag w:val="field_1074"/>
+                <w:id w:val="1074"/>
+                <w:text/>
+              </w:sdtPr>
+              <w:sdtContent>
+                <w:r>
+                  <w:rPr>
+                    <w:rFonts w:ascii="Inter" w:hAnsi="Inter" w:eastAsia="Inter" w:cs="Inter"/>
+                    <w:color w:val="12171D"/>
+                    <w:sz w:val="18"/>
+                    <w:szCs w:val="18"/>
+                    <w:lang w:val="en-GB"/>
+                  </w:rPr>
+                  <w:t xml:space="preserve">Enter Payment Due Date - DD/MM/YYYY (Gregorian)</w:t>
+                </w:r>
+              </w:sdtContent>
+            </w:sdt>
           </w:p>
         </w:tc>
         <w:tc>
@@ -459,7 +477,6 @@
           </w:tcPr>
           <w:p>
             <w:pPr>
-              <w:keepNext/>
               <w:spacing w:before="0" w:after="10" w:line="250" w:lineRule="auto"/>
               <w:jc w:val="left"/>
             </w:pPr>
@@ -476,7 +493,6 @@
           </w:p>
           <w:p>
             <w:pPr>
-              <w:keepNext/>
               <w:bidi w:val="1"/>
               <w:spacing w:before="0" w:after="0" w:line="250" w:lineRule="auto"/>
               <w:jc w:val="start"/>
@@ -504,21 +520,18 @@
           </w:tcPr>
           <w:p>
             <w:pPr>
-              <w:keepNext/>
-              <w:spacing w:before="0" w:after="0" w:line="250" w:lineRule="auto"/>
-              <w:jc w:val="left"/>
-            </w:pPr>
-            <w:r>
-              <w:rPr>
-                <w:rFonts w:ascii="Inter" w:hAnsi="Inter" w:eastAsia="Inter" w:cs="Inter"/>
-                <w:i/>
-                <w:iCs/>
-                <w:color w:val="12171D"/>
-                <w:sz w:val="18"/>
-                <w:szCs w:val="18"/>
-                <w:lang w:val="en-GB"/>
-              </w:rPr>
-              <w:t xml:space="preserve">[Currency Code]</w:t>
+              <w:spacing w:before="0" w:after="0" w:line="250" w:lineRule="auto"/>
+              <w:jc w:val="left"/>
+            </w:pPr>
+            <w:r>
+              <w:rPr>
+                <w:rFonts w:ascii="Inter" w:hAnsi="Inter" w:eastAsia="Inter" w:cs="Inter"/>
+                <w:color w:val="12171D"/>
+                <w:sz w:val="18"/>
+                <w:szCs w:val="18"/>
+                <w:lang w:val="en-GB"/>
+              </w:rPr>
+              <w:t xml:space="preserve">SAR</w:t>
             </w:r>
           </w:p>
         </w:tc>
@@ -583,18 +596,26 @@
               <w:spacing w:before="0" w:after="0" w:line="250" w:lineRule="auto"/>
               <w:jc w:val="left"/>
             </w:pPr>
-            <w:r>
-              <w:rPr>
-                <w:rFonts w:ascii="Inter" w:hAnsi="Inter" w:eastAsia="Inter" w:cs="Inter"/>
-                <w:i/>
-                <w:iCs/>
-                <w:color w:val="12171D"/>
-                <w:sz w:val="18"/>
-                <w:szCs w:val="18"/>
-                <w:lang w:val="en-GB"/>
-              </w:rPr>
-              <w:t xml:space="preserve">[Customer PO Number]</w:t>
-            </w:r>
+            <w:sdt>
+              <w:sdtPr>
+                <w:alias w:val="Customer PO Number"/>
+                <w:tag w:val="field_1075"/>
+                <w:id w:val="1075"/>
+                <w:text/>
+              </w:sdtPr>
+              <w:sdtContent>
+                <w:r>
+                  <w:rPr>
+                    <w:rFonts w:ascii="Inter" w:hAnsi="Inter" w:eastAsia="Inter" w:cs="Inter"/>
+                    <w:color w:val="12171D"/>
+                    <w:sz w:val="18"/>
+                    <w:szCs w:val="18"/>
+                    <w:lang w:val="en-GB"/>
+                  </w:rPr>
+                  <w:t xml:space="preserve">Enter Customer PO Number</w:t>
+                </w:r>
+              </w:sdtContent>
+            </w:sdt>
           </w:p>
         </w:tc>
         <w:tc>
@@ -653,17 +674,223 @@
               <w:spacing w:before="0" w:after="0" w:line="250" w:lineRule="auto"/>
               <w:jc w:val="left"/>
             </w:pPr>
-            <w:r>
-              <w:rPr>
-                <w:rFonts w:ascii="Inter" w:hAnsi="Inter" w:eastAsia="Inter" w:cs="Inter"/>
-                <w:i/>
-                <w:iCs/>
-                <w:color w:val="12171D"/>
-                <w:sz w:val="18"/>
-                <w:szCs w:val="18"/>
-                <w:lang w:val="en-GB"/>
-              </w:rPr>
-              <w:t xml:space="preserve">[Quotation Reference]</w:t>
+            <w:sdt>
+              <w:sdtPr>
+                <w:alias w:val="Quotation Reference"/>
+                <w:tag w:val="field_1076"/>
+                <w:id w:val="1076"/>
+                <w:text/>
+              </w:sdtPr>
+              <w:sdtContent>
+                <w:r>
+                  <w:rPr>
+                    <w:rFonts w:ascii="Inter" w:hAnsi="Inter" w:eastAsia="Inter" w:cs="Inter"/>
+                    <w:color w:val="12171D"/>
+                    <w:sz w:val="18"/>
+                    <w:szCs w:val="18"/>
+                    <w:lang w:val="en-GB"/>
+                  </w:rPr>
+                  <w:t xml:space="preserve">Enter Quotation Reference</w:t>
+                </w:r>
+              </w:sdtContent>
+            </w:sdt>
+          </w:p>
+        </w:tc>
+      </w:tr>
+      <w:tr>
+        <w:trPr>
+          <w:cantSplit/>
+        </w:trPr>
+        <w:tc>
+          <w:tcPr>
+            <w:tcW w:w="2250" w:type="dxa"/>
+            <w:tcBorders>
+              <w:bottom w:val="single" w:sz="4" w:space="0" w:color="BCACA7"/>
+            </w:tcBorders>
+            <w:vAlign w:val="center"/>
+          </w:tcPr>
+          <w:p>
+            <w:pPr>
+              <w:spacing w:before="0" w:after="10" w:line="250" w:lineRule="auto"/>
+              <w:jc w:val="left"/>
+            </w:pPr>
+            <w:r>
+              <w:rPr>
+                <w:rFonts w:ascii="Inter" w:hAnsi="Inter" w:eastAsia="Inter" w:cs="Inter"/>
+                <w:color w:val="12171D"/>
+                <w:sz w:val="18"/>
+                <w:szCs w:val="18"/>
+                <w:lang w:val="en-GB"/>
+              </w:rPr>
+              <w:t xml:space="preserve">SUPPLY DATE</w:t>
+            </w:r>
+          </w:p>
+          <w:p>
+            <w:pPr>
+              <w:bidi w:val="1"/>
+              <w:spacing w:before="0" w:after="0" w:line="250" w:lineRule="auto"/>
+              <w:jc w:val="start"/>
+            </w:pPr>
+            <w:r>
+              <w:rPr>
+                <w:rFonts w:ascii="Noto Sans Arabic" w:hAnsi="Noto Sans Arabic" w:eastAsia="Noto Sans Arabic" w:cs="Noto Sans Arabic"/>
+                <w:color w:val="12171D"/>
+                <w:sz w:val="20"/>
+                <w:szCs w:val="20"/>
+                <w:rtl w:val="1"/>
+                <w:lang w:val="ar-SA" w:bidi="ar-SA"/>
+              </w:rPr>
+              <w:t xml:space="preserve">تاريخ التوريد</w:t>
+            </w:r>
+          </w:p>
+        </w:tc>
+        <w:tc>
+          <w:tcPr>
+            <w:tcW w:w="6822" w:type="dxa"/>
+            <w:gridSpan w:val="3"/>
+            <w:tcBorders>
+              <w:bottom w:val="single" w:sz="4" w:space="0" w:color="BCACA7"/>
+            </w:tcBorders>
+            <w:vAlign w:val="center"/>
+          </w:tcPr>
+          <w:p>
+            <w:pPr>
+              <w:spacing w:before="0" w:after="0" w:line="250" w:lineRule="auto"/>
+              <w:jc w:val="left"/>
+            </w:pPr>
+            <w:sdt>
+              <w:sdtPr>
+                <w:alias w:val="Supply Date | DD/MM/YYYY (Gregorian)"/>
+                <w:tag w:val="field_1077"/>
+                <w:id w:val="1077"/>
+                <w:text/>
+              </w:sdtPr>
+              <w:sdtContent>
+                <w:r>
+                  <w:rPr>
+                    <w:rFonts w:ascii="Inter" w:hAnsi="Inter" w:eastAsia="Inter" w:cs="Inter"/>
+                    <w:color w:val="12171D"/>
+                    <w:sz w:val="18"/>
+                    <w:szCs w:val="18"/>
+                    <w:lang w:val="en-GB"/>
+                  </w:rPr>
+                  <w:t xml:space="preserve">Enter Supply Date - DD/MM/YYYY (Gregorian)</w:t>
+                </w:r>
+              </w:sdtContent>
+            </w:sdt>
+          </w:p>
+        </w:tc>
+      </w:tr>
+      <w:tr>
+        <w:trPr>
+          <w:cantSplit/>
+        </w:trPr>
+        <w:tc>
+          <w:tcPr>
+            <w:tcW w:w="2250" w:type="dxa"/>
+            <w:tcBorders>
+              <w:bottom w:val="single" w:sz="4" w:space="0" w:color="BCACA7"/>
+            </w:tcBorders>
+            <w:vAlign w:val="center"/>
+          </w:tcPr>
+          <w:p>
+            <w:pPr>
+              <w:spacing w:before="0" w:after="10" w:line="250" w:lineRule="auto"/>
+              <w:jc w:val="left"/>
+            </w:pPr>
+            <w:r>
+              <w:rPr>
+                <w:rFonts w:ascii="Inter" w:hAnsi="Inter" w:eastAsia="Inter" w:cs="Inter"/>
+                <w:color w:val="12171D"/>
+                <w:sz w:val="18"/>
+                <w:szCs w:val="18"/>
+                <w:lang w:val="en-GB"/>
+              </w:rPr>
+              <w:t xml:space="preserve">TOTAL AMOUNT DUE</w:t>
+            </w:r>
+          </w:p>
+          <w:p>
+            <w:pPr>
+              <w:bidi w:val="1"/>
+              <w:spacing w:before="0" w:after="0" w:line="250" w:lineRule="auto"/>
+              <w:jc w:val="start"/>
+            </w:pPr>
+            <w:r>
+              <w:rPr>
+                <w:rFonts w:ascii="Noto Sans Arabic" w:hAnsi="Noto Sans Arabic" w:eastAsia="Noto Sans Arabic" w:cs="Noto Sans Arabic"/>
+                <w:color w:val="12171D"/>
+                <w:sz w:val="20"/>
+                <w:szCs w:val="20"/>
+                <w:rtl w:val="1"/>
+                <w:lang w:val="ar-SA" w:bidi="ar-SA"/>
+              </w:rPr>
+              <w:t xml:space="preserve">إجمالي المبلغ المستحق</w:t>
+            </w:r>
+          </w:p>
+        </w:tc>
+        <w:tc>
+          <w:tcPr>
+            <w:tcW w:w="6822" w:type="dxa"/>
+            <w:gridSpan w:val="3"/>
+            <w:tcBorders>
+              <w:bottom w:val="single" w:sz="4" w:space="0" w:color="BCACA7"/>
+            </w:tcBorders>
+            <w:vAlign w:val="center"/>
+          </w:tcPr>
+          <w:p>
+            <w:pPr>
+              <w:spacing w:before="0" w:after="0" w:line="250" w:lineRule="auto"/>
+              <w:jc w:val="left"/>
+            </w:pPr>
+            <w:r>
+              <w:rPr>
+                <w:rFonts w:ascii="Inter" w:hAnsi="Inter" w:eastAsia="Inter" w:cs="Inter"/>
+                <w:color w:val="12171D"/>
+                <w:sz w:val="18"/>
+                <w:szCs w:val="18"/>
+                <w:lang w:val="en-GB"/>
+              </w:rPr>
+              <w:fldChar w:fldCharType="begin"/>
+            </w:r>
+            <w:r>
+              <w:rPr>
+                <w:rFonts w:ascii="Inter" w:hAnsi="Inter" w:eastAsia="Inter" w:cs="Inter"/>
+                <w:color w:val="12171D"/>
+                <w:sz w:val="18"/>
+                <w:szCs w:val="18"/>
+                <w:lang w:val="en-GB"/>
+              </w:rPr>
+              <w:instrText xml:space="preserve"> REF InvoiceTotal </w:instrText>
+            </w:r>
+            <w:r>
+              <w:rPr>
+                <w:rFonts w:ascii="Inter" w:hAnsi="Inter" w:eastAsia="Inter" w:cs="Inter"/>
+                <w:color w:val="12171D"/>
+                <w:sz w:val="18"/>
+                <w:szCs w:val="18"/>
+                <w:lang w:val="en-GB"/>
+              </w:rPr>
+              <w:fldChar w:fldCharType="separate"/>
+            </w:r>
+            <w:r>
+              <w:rPr>
+                <w:rFonts w:ascii="Inter" w:hAnsi="Inter" w:eastAsia="Inter" w:cs="Inter"/>
+                <w:color w:val="12171D"/>
+                <w:sz w:val="18"/>
+                <w:szCs w:val="18"/>
+                <w:lang w:val="en-GB"/>
+              </w:rPr>
+              <w:t xml:space="preserve">0.00</w:t>
+            </w:r>
+            <w:r>
+              <w:rPr>
+                <w:rFonts w:ascii="Inter" w:hAnsi="Inter" w:eastAsia="Inter" w:cs="Inter"/>
+                <w:color w:val="12171D"/>
+                <w:sz w:val="18"/>
+                <w:szCs w:val="18"/>
+                <w:lang w:val="en-GB"/>
+              </w:rPr>
+              <w:fldChar w:fldCharType="end"/>
             </w:r>
           </w:p>
         </w:tc>
@@ -800,7 +1027,7 @@
                 <w:szCs w:val="18"/>
                 <w:lang w:val="en-GB"/>
               </w:rPr>
-              <w:t xml:space="preserve">SUPPLIER / ISSUER</w:t>
+              <w:t xml:space="preserve">REGISTERED LEGAL NAME (TRADING NAME: GEM)</w:t>
             </w:r>
           </w:p>
           <w:p>
@@ -819,7 +1046,7 @@
                 <w:rtl w:val="1"/>
                 <w:lang w:val="ar-SA" w:bidi="ar-SA"/>
               </w:rPr>
-              <w:t xml:space="preserve">المورد / الجهة المصدرة</w:t>
+              <w:t xml:space="preserve">الاسم القانوني المسجل</w:t>
             </w:r>
           </w:p>
         </w:tc>
@@ -837,18 +1064,26 @@
               <w:spacing w:before="0" w:after="0" w:line="250" w:lineRule="auto"/>
               <w:jc w:val="left"/>
             </w:pPr>
-            <w:r>
-              <w:rPr>
-                <w:rFonts w:ascii="Inter" w:hAnsi="Inter" w:eastAsia="Inter" w:cs="Inter"/>
-                <w:i/>
-                <w:iCs/>
-                <w:color w:val="12171D"/>
-                <w:sz w:val="18"/>
-                <w:szCs w:val="18"/>
-                <w:lang w:val="en-GB"/>
-              </w:rPr>
-              <w:t xml:space="preserve">[Registered Entity Name]</w:t>
-            </w:r>
+            <w:sdt>
+              <w:sdtPr>
+                <w:alias w:val="Registered Legal Name"/>
+                <w:tag w:val="field_1078"/>
+                <w:id w:val="1078"/>
+                <w:text/>
+              </w:sdtPr>
+              <w:sdtContent>
+                <w:r>
+                  <w:rPr>
+                    <w:rFonts w:ascii="Inter" w:hAnsi="Inter" w:eastAsia="Inter" w:cs="Inter"/>
+                    <w:color w:val="12171D"/>
+                    <w:sz w:val="18"/>
+                    <w:szCs w:val="18"/>
+                    <w:lang w:val="en-GB"/>
+                  </w:rPr>
+                  <w:t xml:space="preserve">Enter Registered Legal Name</w:t>
+                </w:r>
+              </w:sdtContent>
+            </w:sdt>
           </w:p>
         </w:tc>
         <w:tc>
@@ -873,7 +1108,7 @@
                 <w:szCs w:val="18"/>
                 <w:lang w:val="en-GB"/>
               </w:rPr>
-              <w:t xml:space="preserve">SUPPLIER ADDRESS</w:t>
+              <w:t xml:space="preserve">BUSINESS / NATIONAL ADDRESS</w:t>
             </w:r>
           </w:p>
           <w:p>
@@ -892,7 +1127,7 @@
                 <w:rtl w:val="1"/>
                 <w:lang w:val="ar-SA" w:bidi="ar-SA"/>
               </w:rPr>
-              <w:t xml:space="preserve">عنوان المورد</w:t>
+              <w:t xml:space="preserve">عنوان المنشأة / العنوان الوطني</w:t>
             </w:r>
           </w:p>
         </w:tc>
@@ -910,18 +1145,26 @@
               <w:spacing w:before="0" w:after="0" w:line="250" w:lineRule="auto"/>
               <w:jc w:val="left"/>
             </w:pPr>
-            <w:r>
-              <w:rPr>
-                <w:rFonts w:ascii="Inter" w:hAnsi="Inter" w:eastAsia="Inter" w:cs="Inter"/>
-                <w:i/>
-                <w:iCs/>
-                <w:color w:val="12171D"/>
-                <w:sz w:val="18"/>
-                <w:szCs w:val="18"/>
-                <w:lang w:val="en-GB"/>
-              </w:rPr>
-              <w:t xml:space="preserve">[Company Address]</w:t>
-            </w:r>
+            <w:sdt>
+              <w:sdtPr>
+                <w:alias w:val="Business / National Address"/>
+                <w:tag w:val="field_1079"/>
+                <w:id w:val="1079"/>
+                <w:text/>
+              </w:sdtPr>
+              <w:sdtContent>
+                <w:r>
+                  <w:rPr>
+                    <w:rFonts w:ascii="Inter" w:hAnsi="Inter" w:eastAsia="Inter" w:cs="Inter"/>
+                    <w:color w:val="12171D"/>
+                    <w:sz w:val="18"/>
+                    <w:szCs w:val="18"/>
+                    <w:lang w:val="en-GB"/>
+                  </w:rPr>
+                  <w:t xml:space="preserve">Enter Business / National Address</w:t>
+                </w:r>
+              </w:sdtContent>
+            </w:sdt>
           </w:p>
         </w:tc>
       </w:tr>
@@ -985,18 +1228,26 @@
               <w:spacing w:before="0" w:after="0" w:line="250" w:lineRule="auto"/>
               <w:jc w:val="left"/>
             </w:pPr>
-            <w:r>
-              <w:rPr>
-                <w:rFonts w:ascii="Inter" w:hAnsi="Inter" w:eastAsia="Inter" w:cs="Inter"/>
-                <w:i/>
-                <w:iCs/>
-                <w:color w:val="12171D"/>
-                <w:sz w:val="18"/>
-                <w:szCs w:val="18"/>
-                <w:lang w:val="en-GB"/>
-              </w:rPr>
-              <w:t xml:space="preserve">[Supplier Tax Identifier, if applicable]</w:t>
-            </w:r>
+            <w:sdt>
+              <w:sdtPr>
+                <w:alias w:val="Tax Identifier"/>
+                <w:tag w:val="field_1080"/>
+                <w:id w:val="1080"/>
+                <w:text/>
+              </w:sdtPr>
+              <w:sdtContent>
+                <w:r>
+                  <w:rPr>
+                    <w:rFonts w:ascii="Inter" w:hAnsi="Inter" w:eastAsia="Inter" w:cs="Inter"/>
+                    <w:color w:val="12171D"/>
+                    <w:sz w:val="18"/>
+                    <w:szCs w:val="18"/>
+                    <w:lang w:val="en-GB"/>
+                  </w:rPr>
+                  <w:t xml:space="preserve">Enter Tax Identifier</w:t>
+                </w:r>
+              </w:sdtContent>
+            </w:sdt>
           </w:p>
         </w:tc>
         <w:tc>
@@ -1058,14 +1309,12 @@
             <w:r>
               <w:rPr>
                 <w:rFonts w:ascii="Inter" w:hAnsi="Inter" w:eastAsia="Inter" w:cs="Inter"/>
-                <w:i/>
-                <w:iCs/>
-                <w:color w:val="12171D"/>
-                <w:sz w:val="18"/>
-                <w:szCs w:val="18"/>
-                <w:lang w:val="en-GB"/>
-              </w:rPr>
-              <w:t xml:space="preserve">[Supplier Contact]</w:t>
+                <w:color w:val="12171D"/>
+                <w:sz w:val="18"/>
+                <w:szCs w:val="18"/>
+                <w:lang w:val="en-GB"/>
+              </w:rPr>
+              <w:t xml:space="preserve">Mashal Abdulrahman, GM / Owner</w:t>
             </w:r>
           </w:p>
         </w:tc>
@@ -1133,14 +1382,12 @@
             <w:r>
               <w:rPr>
                 <w:rFonts w:ascii="Inter" w:hAnsi="Inter" w:eastAsia="Inter" w:cs="Inter"/>
-                <w:i/>
-                <w:iCs/>
-                <w:color w:val="12171D"/>
-                <w:sz w:val="18"/>
-                <w:szCs w:val="18"/>
-                <w:lang w:val="en-GB"/>
-              </w:rPr>
-              <w:t xml:space="preserve">[Supplier Email]</w:t>
+                <w:color w:val="12171D"/>
+                <w:sz w:val="18"/>
+                <w:szCs w:val="18"/>
+                <w:lang w:val="en-GB"/>
+              </w:rPr>
+              <w:t xml:space="preserve">contact@mish3l.com</w:t>
             </w:r>
           </w:p>
         </w:tc>
@@ -1203,14 +1450,12 @@
             <w:r>
               <w:rPr>
                 <w:rFonts w:ascii="Inter" w:hAnsi="Inter" w:eastAsia="Inter" w:cs="Inter"/>
-                <w:i/>
-                <w:iCs/>
-                <w:color w:val="12171D"/>
-                <w:sz w:val="18"/>
-                <w:szCs w:val="18"/>
-                <w:lang w:val="en-GB"/>
-              </w:rPr>
-              <w:t xml:space="preserve">[Supplier Phone]</w:t>
+                <w:color w:val="12171D"/>
+                <w:sz w:val="18"/>
+                <w:szCs w:val="18"/>
+                <w:lang w:val="en-GB"/>
+              </w:rPr>
+              <w:t xml:space="preserve">+966114502929</w:t>
             </w:r>
           </w:p>
         </w:tc>
@@ -1275,18 +1520,26 @@
               <w:spacing w:before="0" w:after="0" w:line="250" w:lineRule="auto"/>
               <w:jc w:val="left"/>
             </w:pPr>
-            <w:r>
-              <w:rPr>
-                <w:rFonts w:ascii="Inter" w:hAnsi="Inter" w:eastAsia="Inter" w:cs="Inter"/>
-                <w:i/>
-                <w:iCs/>
-                <w:color w:val="12171D"/>
-                <w:sz w:val="18"/>
-                <w:szCs w:val="18"/>
-                <w:lang w:val="en-GB"/>
-              </w:rPr>
-              <w:t xml:space="preserve">[Customer Legal Name]</w:t>
-            </w:r>
+            <w:sdt>
+              <w:sdtPr>
+                <w:alias w:val="Customer Legal Name"/>
+                <w:tag w:val="field_1081"/>
+                <w:id w:val="1081"/>
+                <w:text/>
+              </w:sdtPr>
+              <w:sdtContent>
+                <w:r>
+                  <w:rPr>
+                    <w:rFonts w:ascii="Inter" w:hAnsi="Inter" w:eastAsia="Inter" w:cs="Inter"/>
+                    <w:color w:val="12171D"/>
+                    <w:sz w:val="18"/>
+                    <w:szCs w:val="18"/>
+                    <w:lang w:val="en-GB"/>
+                  </w:rPr>
+                  <w:t xml:space="preserve">Enter Customer Legal Name</w:t>
+                </w:r>
+              </w:sdtContent>
+            </w:sdt>
           </w:p>
         </w:tc>
         <w:tc>
@@ -1328,7 +1581,7 @@
                 <w:rtl w:val="1"/>
                 <w:lang w:val="ar-SA" w:bidi="ar-SA"/>
               </w:rPr>
-              <w:t xml:space="preserve">عنوان الفاتورة</w:t>
+              <w:t xml:space="preserve">عنوان الفوترة</w:t>
             </w:r>
           </w:p>
         </w:tc>
@@ -1345,18 +1598,26 @@
               <w:spacing w:before="0" w:after="0" w:line="250" w:lineRule="auto"/>
               <w:jc w:val="left"/>
             </w:pPr>
-            <w:r>
-              <w:rPr>
-                <w:rFonts w:ascii="Inter" w:hAnsi="Inter" w:eastAsia="Inter" w:cs="Inter"/>
-                <w:i/>
-                <w:iCs/>
-                <w:color w:val="12171D"/>
-                <w:sz w:val="18"/>
-                <w:szCs w:val="18"/>
-                <w:lang w:val="en-GB"/>
-              </w:rPr>
-              <w:t xml:space="preserve">[Customer Billing Address]</w:t>
-            </w:r>
+            <w:sdt>
+              <w:sdtPr>
+                <w:alias w:val="Customer Billing Address"/>
+                <w:tag w:val="field_1082"/>
+                <w:id w:val="1082"/>
+                <w:text/>
+              </w:sdtPr>
+              <w:sdtContent>
+                <w:r>
+                  <w:rPr>
+                    <w:rFonts w:ascii="Inter" w:hAnsi="Inter" w:eastAsia="Inter" w:cs="Inter"/>
+                    <w:color w:val="12171D"/>
+                    <w:sz w:val="18"/>
+                    <w:szCs w:val="18"/>
+                    <w:lang w:val="en-GB"/>
+                  </w:rPr>
+                  <w:t xml:space="preserve">Enter Customer Billing Address</w:t>
+                </w:r>
+              </w:sdtContent>
+            </w:sdt>
           </w:p>
         </w:tc>
       </w:tr>
@@ -1420,18 +1681,26 @@
               <w:spacing w:before="0" w:after="0" w:line="250" w:lineRule="auto"/>
               <w:jc w:val="left"/>
             </w:pPr>
-            <w:r>
-              <w:rPr>
-                <w:rFonts w:ascii="Inter" w:hAnsi="Inter" w:eastAsia="Inter" w:cs="Inter"/>
-                <w:i/>
-                <w:iCs/>
-                <w:color w:val="12171D"/>
-                <w:sz w:val="18"/>
-                <w:szCs w:val="18"/>
-                <w:lang w:val="en-GB"/>
-              </w:rPr>
-              <w:t xml:space="preserve">[Customer Email]</w:t>
-            </w:r>
+            <w:sdt>
+              <w:sdtPr>
+                <w:alias w:val="Customer Email"/>
+                <w:tag w:val="field_1083"/>
+                <w:id w:val="1083"/>
+                <w:text/>
+              </w:sdtPr>
+              <w:sdtContent>
+                <w:r>
+                  <w:rPr>
+                    <w:rFonts w:ascii="Inter" w:hAnsi="Inter" w:eastAsia="Inter" w:cs="Inter"/>
+                    <w:color w:val="12171D"/>
+                    <w:sz w:val="18"/>
+                    <w:szCs w:val="18"/>
+                    <w:lang w:val="en-GB"/>
+                  </w:rPr>
+                  <w:t xml:space="preserve">Enter Customer Email</w:t>
+                </w:r>
+              </w:sdtContent>
+            </w:sdt>
           </w:p>
         </w:tc>
         <w:tc>
@@ -1490,18 +1759,110 @@
               <w:spacing w:before="0" w:after="0" w:line="250" w:lineRule="auto"/>
               <w:jc w:val="left"/>
             </w:pPr>
-            <w:r>
-              <w:rPr>
-                <w:rFonts w:ascii="Inter" w:hAnsi="Inter" w:eastAsia="Inter" w:cs="Inter"/>
-                <w:i/>
-                <w:iCs/>
-                <w:color w:val="12171D"/>
-                <w:sz w:val="18"/>
-                <w:szCs w:val="18"/>
-                <w:lang w:val="en-GB"/>
-              </w:rPr>
-              <w:t xml:space="preserve">[Customer Tax Identifier, if applicable]</w:t>
-            </w:r>
+            <w:sdt>
+              <w:sdtPr>
+                <w:alias w:val="Customer Tax Identifier, if applicable"/>
+                <w:tag w:val="field_1084"/>
+                <w:id w:val="1084"/>
+                <w:text/>
+              </w:sdtPr>
+              <w:sdtContent>
+                <w:r>
+                  <w:rPr>
+                    <w:rFonts w:ascii="Inter" w:hAnsi="Inter" w:eastAsia="Inter" w:cs="Inter"/>
+                    <w:color w:val="12171D"/>
+                    <w:sz w:val="18"/>
+                    <w:szCs w:val="18"/>
+                    <w:lang w:val="en-GB"/>
+                  </w:rPr>
+                  <w:t xml:space="preserve">Enter Customer Tax Identifier, if applicable</w:t>
+                </w:r>
+              </w:sdtContent>
+            </w:sdt>
+          </w:p>
+        </w:tc>
+      </w:tr>
+      <w:tr>
+        <w:trPr>
+          <w:cantSplit/>
+        </w:trPr>
+        <w:tc>
+          <w:tcPr>
+            <w:tcW w:w="2250" w:type="dxa"/>
+            <w:tcBorders>
+              <w:bottom w:val="single" w:sz="4" w:space="0" w:color="BCACA7"/>
+            </w:tcBorders>
+            <w:vAlign w:val="center"/>
+          </w:tcPr>
+          <w:p>
+            <w:pPr>
+              <w:spacing w:before="0" w:after="10" w:line="250" w:lineRule="auto"/>
+              <w:jc w:val="left"/>
+            </w:pPr>
+            <w:r>
+              <w:rPr>
+                <w:rFonts w:ascii="Inter" w:hAnsi="Inter" w:eastAsia="Inter" w:cs="Inter"/>
+                <w:color w:val="12171D"/>
+                <w:sz w:val="18"/>
+                <w:szCs w:val="18"/>
+                <w:lang w:val="en-GB"/>
+              </w:rPr>
+              <w:t xml:space="preserve">COMMERCIAL REGISTRATION NO.</w:t>
+            </w:r>
+          </w:p>
+          <w:p>
+            <w:pPr>
+              <w:bidi w:val="1"/>
+              <w:spacing w:before="0" w:after="0" w:line="250" w:lineRule="auto"/>
+              <w:jc w:val="start"/>
+            </w:pPr>
+            <w:r>
+              <w:rPr>
+                <w:rFonts w:ascii="Noto Sans Arabic" w:hAnsi="Noto Sans Arabic" w:eastAsia="Noto Sans Arabic" w:cs="Noto Sans Arabic"/>
+                <w:color w:val="12171D"/>
+                <w:sz w:val="20"/>
+                <w:szCs w:val="20"/>
+                <w:rtl w:val="1"/>
+                <w:lang w:val="ar-SA" w:bidi="ar-SA"/>
+              </w:rPr>
+              <w:t xml:space="preserve">رقم السجل التجاري</w:t>
+            </w:r>
+          </w:p>
+        </w:tc>
+        <w:tc>
+          <w:tcPr>
+            <w:tcW w:w="6822" w:type="dxa"/>
+            <w:gridSpan w:val="3"/>
+            <w:tcBorders>
+              <w:bottom w:val="single" w:sz="4" w:space="0" w:color="BCACA7"/>
+            </w:tcBorders>
+            <w:vAlign w:val="center"/>
+          </w:tcPr>
+          <w:p>
+            <w:pPr>
+              <w:spacing w:before="0" w:after="0" w:line="250" w:lineRule="auto"/>
+              <w:jc w:val="left"/>
+            </w:pPr>
+            <w:sdt>
+              <w:sdtPr>
+                <w:alias w:val="Commercial Registration No."/>
+                <w:tag w:val="field_1085"/>
+                <w:id w:val="1085"/>
+                <w:text/>
+              </w:sdtPr>
+              <w:sdtContent>
+                <w:r>
+                  <w:rPr>
+                    <w:rFonts w:ascii="Inter" w:hAnsi="Inter" w:eastAsia="Inter" w:cs="Inter"/>
+                    <w:color w:val="12171D"/>
+                    <w:sz w:val="18"/>
+                    <w:szCs w:val="18"/>
+                    <w:lang w:val="en-GB"/>
+                  </w:rPr>
+                  <w:t xml:space="preserve">Enter Commercial Registration No.</w:t>
+                </w:r>
+              </w:sdtContent>
+            </w:sdt>
           </w:p>
         </w:tc>
       </w:tr>
@@ -1811,7 +2172,7 @@
                 <w:szCs w:val="18"/>
                 <w:lang w:val="en-GB"/>
               </w:rPr>
-              <w:t xml:space="preserve">Unit Price</w:t>
+              <w:t xml:space="preserve">Unit Price (SAR)</w:t>
             </w:r>
           </w:p>
           <w:p>
@@ -1854,7 +2215,7 @@
                 <w:szCs w:val="18"/>
                 <w:lang w:val="en-GB"/>
               </w:rPr>
-              <w:t xml:space="preserve">Line Total</w:t>
+              <w:t xml:space="preserve">Line Total (SAR)</w:t>
             </w:r>
           </w:p>
           <w:p>
@@ -1899,8 +2260,6 @@
             <w:r>
               <w:rPr>
                 <w:rFonts w:ascii="Inter" w:hAnsi="Inter" w:eastAsia="Inter" w:cs="Inter"/>
-                <w:i/>
-                <w:iCs/>
                 <w:color w:val="12171D"/>
                 <w:sz w:val="18"/>
                 <w:szCs w:val="18"/>
@@ -1924,18 +2283,26 @@
               <w:spacing w:before="0" w:after="0" w:line="250" w:lineRule="auto"/>
               <w:jc w:val="left"/>
             </w:pPr>
-            <w:r>
-              <w:rPr>
-                <w:rFonts w:ascii="Inter" w:hAnsi="Inter" w:eastAsia="Inter" w:cs="Inter"/>
-                <w:i/>
-                <w:iCs/>
-                <w:color w:val="12171D"/>
-                <w:sz w:val="18"/>
-                <w:szCs w:val="18"/>
-                <w:lang w:val="en-GB"/>
-              </w:rPr>
-              <w:t xml:space="preserve">[Description]</w:t>
-            </w:r>
+            <w:sdt>
+              <w:sdtPr>
+                <w:alias w:val="Description"/>
+                <w:tag w:val="field_1086"/>
+                <w:id w:val="1086"/>
+                <w:text/>
+              </w:sdtPr>
+              <w:sdtContent>
+                <w:r>
+                  <w:rPr>
+                    <w:rFonts w:ascii="Inter" w:hAnsi="Inter" w:eastAsia="Inter" w:cs="Inter"/>
+                    <w:color w:val="12171D"/>
+                    <w:sz w:val="18"/>
+                    <w:szCs w:val="18"/>
+                    <w:lang w:val="en-GB"/>
+                  </w:rPr>
+                  <w:t xml:space="preserve">Enter Description</w:t>
+                </w:r>
+              </w:sdtContent>
+            </w:sdt>
           </w:p>
         </w:tc>
         <w:tc>
@@ -1952,18 +2319,26 @@
               <w:spacing w:before="0" w:after="0" w:line="250" w:lineRule="auto"/>
               <w:jc w:val="center"/>
             </w:pPr>
-            <w:r>
-              <w:rPr>
-                <w:rFonts w:ascii="Inter" w:hAnsi="Inter" w:eastAsia="Inter" w:cs="Inter"/>
-                <w:i/>
-                <w:iCs/>
-                <w:color w:val="12171D"/>
-                <w:sz w:val="18"/>
-                <w:szCs w:val="18"/>
-                <w:lang w:val="en-GB"/>
-              </w:rPr>
-              <w:t xml:space="preserve">[Qty]</w:t>
-            </w:r>
+            <w:sdt>
+              <w:sdtPr>
+                <w:alias w:val="Qty"/>
+                <w:tag w:val="field_1087"/>
+                <w:id w:val="1087"/>
+                <w:text/>
+              </w:sdtPr>
+              <w:sdtContent>
+                <w:r>
+                  <w:rPr>
+                    <w:rFonts w:ascii="Inter" w:hAnsi="Inter" w:eastAsia="Inter" w:cs="Inter"/>
+                    <w:color w:val="12171D"/>
+                    <w:sz w:val="18"/>
+                    <w:szCs w:val="18"/>
+                    <w:lang w:val="en-GB"/>
+                  </w:rPr>
+                  <w:t xml:space="preserve">Enter Qty</w:t>
+                </w:r>
+              </w:sdtContent>
+            </w:sdt>
           </w:p>
         </w:tc>
         <w:tc>
@@ -1980,18 +2355,26 @@
               <w:spacing w:before="0" w:after="0" w:line="250" w:lineRule="auto"/>
               <w:jc w:val="center"/>
             </w:pPr>
-            <w:r>
-              <w:rPr>
-                <w:rFonts w:ascii="Inter" w:hAnsi="Inter" w:eastAsia="Inter" w:cs="Inter"/>
-                <w:i/>
-                <w:iCs/>
-                <w:color w:val="12171D"/>
-                <w:sz w:val="18"/>
-                <w:szCs w:val="18"/>
-                <w:lang w:val="en-GB"/>
-              </w:rPr>
-              <w:t xml:space="preserve">[Unit]</w:t>
-            </w:r>
+            <w:sdt>
+              <w:sdtPr>
+                <w:alias w:val="Unit"/>
+                <w:tag w:val="field_1088"/>
+                <w:id w:val="1088"/>
+                <w:text/>
+              </w:sdtPr>
+              <w:sdtContent>
+                <w:r>
+                  <w:rPr>
+                    <w:rFonts w:ascii="Inter" w:hAnsi="Inter" w:eastAsia="Inter" w:cs="Inter"/>
+                    <w:color w:val="12171D"/>
+                    <w:sz w:val="18"/>
+                    <w:szCs w:val="18"/>
+                    <w:lang w:val="en-GB"/>
+                  </w:rPr>
+                  <w:t xml:space="preserve">Enter Unit</w:t>
+                </w:r>
+              </w:sdtContent>
+            </w:sdt>
           </w:p>
         </w:tc>
         <w:tc>
@@ -2008,18 +2391,26 @@
               <w:spacing w:before="0" w:after="0" w:line="250" w:lineRule="auto"/>
               <w:jc w:val="right"/>
             </w:pPr>
-            <w:r>
-              <w:rPr>
-                <w:rFonts w:ascii="Inter" w:hAnsi="Inter" w:eastAsia="Inter" w:cs="Inter"/>
-                <w:i/>
-                <w:iCs/>
-                <w:color w:val="12171D"/>
-                <w:sz w:val="18"/>
-                <w:szCs w:val="18"/>
-                <w:lang w:val="en-GB"/>
-              </w:rPr>
-              <w:t xml:space="preserve">[Currency] [Unit Price]</w:t>
-            </w:r>
+            <w:sdt>
+              <w:sdtPr>
+                <w:alias w:val="Unit Price"/>
+                <w:tag w:val="field_1089"/>
+                <w:id w:val="1089"/>
+                <w:text/>
+              </w:sdtPr>
+              <w:sdtContent>
+                <w:r>
+                  <w:rPr>
+                    <w:rFonts w:ascii="Inter" w:hAnsi="Inter" w:eastAsia="Inter" w:cs="Inter"/>
+                    <w:color w:val="12171D"/>
+                    <w:sz w:val="18"/>
+                    <w:szCs w:val="18"/>
+                    <w:lang w:val="en-GB"/>
+                  </w:rPr>
+                  <w:t xml:space="preserve">Enter Unit Price</w:t>
+                </w:r>
+              </w:sdtContent>
+            </w:sdt>
           </w:p>
         </w:tc>
         <w:tc>
@@ -2036,18 +2427,18 @@
               <w:spacing w:before="0" w:after="0" w:line="250" w:lineRule="auto"/>
               <w:jc w:val="right"/>
             </w:pPr>
-            <w:r>
-              <w:rPr>
-                <w:rFonts w:ascii="Inter" w:hAnsi="Inter" w:eastAsia="Inter" w:cs="Inter"/>
-                <w:i/>
-                <w:iCs/>
-                <w:color w:val="12171D"/>
-                <w:sz w:val="18"/>
-                <w:szCs w:val="18"/>
-                <w:lang w:val="en-GB"/>
-              </w:rPr>
-              <w:t xml:space="preserve">[Currency] [Line Total]</w:t>
-            </w:r>
+            <w:fldSimple w:instr="=C3*E3 \# &quot;#,##0.00&quot;">
+              <w:r>
+                <w:rPr>
+                  <w:rFonts w:ascii="Inter" w:hAnsi="Inter" w:eastAsia="Inter" w:cs="Inter"/>
+                  <w:color w:val="12171D"/>
+                  <w:sz w:val="18"/>
+                  <w:szCs w:val="18"/>
+                  <w:lang w:val="en-GB"/>
+                </w:rPr>
+                <w:t xml:space="preserve">0.00</w:t>
+              </w:r>
+            </w:fldSimple>
           </w:p>
         </w:tc>
       </w:tr>
@@ -2072,8 +2463,6 @@
             <w:r>
               <w:rPr>
                 <w:rFonts w:ascii="Inter" w:hAnsi="Inter" w:eastAsia="Inter" w:cs="Inter"/>
-                <w:i/>
-                <w:iCs/>
                 <w:color w:val="12171D"/>
                 <w:sz w:val="18"/>
                 <w:szCs w:val="18"/>
@@ -2097,18 +2486,26 @@
               <w:spacing w:before="0" w:after="0" w:line="250" w:lineRule="auto"/>
               <w:jc w:val="left"/>
             </w:pPr>
-            <w:r>
-              <w:rPr>
-                <w:rFonts w:ascii="Inter" w:hAnsi="Inter" w:eastAsia="Inter" w:cs="Inter"/>
-                <w:i/>
-                <w:iCs/>
-                <w:color w:val="12171D"/>
-                <w:sz w:val="18"/>
-                <w:szCs w:val="18"/>
-                <w:lang w:val="en-GB"/>
-              </w:rPr>
-              <w:t xml:space="preserve">[Description]</w:t>
-            </w:r>
+            <w:sdt>
+              <w:sdtPr>
+                <w:alias w:val="Description"/>
+                <w:tag w:val="field_1090"/>
+                <w:id w:val="1090"/>
+                <w:text/>
+              </w:sdtPr>
+              <w:sdtContent>
+                <w:r>
+                  <w:rPr>
+                    <w:rFonts w:ascii="Inter" w:hAnsi="Inter" w:eastAsia="Inter" w:cs="Inter"/>
+                    <w:color w:val="12171D"/>
+                    <w:sz w:val="18"/>
+                    <w:szCs w:val="18"/>
+                    <w:lang w:val="en-GB"/>
+                  </w:rPr>
+                  <w:t xml:space="preserve">Enter Description</w:t>
+                </w:r>
+              </w:sdtContent>
+            </w:sdt>
           </w:p>
         </w:tc>
         <w:tc>
@@ -2125,18 +2522,26 @@
               <w:spacing w:before="0" w:after="0" w:line="250" w:lineRule="auto"/>
               <w:jc w:val="center"/>
             </w:pPr>
-            <w:r>
-              <w:rPr>
-                <w:rFonts w:ascii="Inter" w:hAnsi="Inter" w:eastAsia="Inter" w:cs="Inter"/>
-                <w:i/>
-                <w:iCs/>
-                <w:color w:val="12171D"/>
-                <w:sz w:val="18"/>
-                <w:szCs w:val="18"/>
-                <w:lang w:val="en-GB"/>
-              </w:rPr>
-              <w:t xml:space="preserve">[Qty]</w:t>
-            </w:r>
+            <w:sdt>
+              <w:sdtPr>
+                <w:alias w:val="Qty"/>
+                <w:tag w:val="field_1091"/>
+                <w:id w:val="1091"/>
+                <w:text/>
+              </w:sdtPr>
+              <w:sdtContent>
+                <w:r>
+                  <w:rPr>
+                    <w:rFonts w:ascii="Inter" w:hAnsi="Inter" w:eastAsia="Inter" w:cs="Inter"/>
+                    <w:color w:val="12171D"/>
+                    <w:sz w:val="18"/>
+                    <w:szCs w:val="18"/>
+                    <w:lang w:val="en-GB"/>
+                  </w:rPr>
+                  <w:t xml:space="preserve">Enter Qty</w:t>
+                </w:r>
+              </w:sdtContent>
+            </w:sdt>
           </w:p>
         </w:tc>
         <w:tc>
@@ -2153,18 +2558,26 @@
               <w:spacing w:before="0" w:after="0" w:line="250" w:lineRule="auto"/>
               <w:jc w:val="center"/>
             </w:pPr>
-            <w:r>
-              <w:rPr>
-                <w:rFonts w:ascii="Inter" w:hAnsi="Inter" w:eastAsia="Inter" w:cs="Inter"/>
-                <w:i/>
-                <w:iCs/>
-                <w:color w:val="12171D"/>
-                <w:sz w:val="18"/>
-                <w:szCs w:val="18"/>
-                <w:lang w:val="en-GB"/>
-              </w:rPr>
-              <w:t xml:space="preserve">[Unit]</w:t>
-            </w:r>
+            <w:sdt>
+              <w:sdtPr>
+                <w:alias w:val="Unit"/>
+                <w:tag w:val="field_1092"/>
+                <w:id w:val="1092"/>
+                <w:text/>
+              </w:sdtPr>
+              <w:sdtContent>
+                <w:r>
+                  <w:rPr>
+                    <w:rFonts w:ascii="Inter" w:hAnsi="Inter" w:eastAsia="Inter" w:cs="Inter"/>
+                    <w:color w:val="12171D"/>
+                    <w:sz w:val="18"/>
+                    <w:szCs w:val="18"/>
+                    <w:lang w:val="en-GB"/>
+                  </w:rPr>
+                  <w:t xml:space="preserve">Enter Unit</w:t>
+                </w:r>
+              </w:sdtContent>
+            </w:sdt>
           </w:p>
         </w:tc>
         <w:tc>
@@ -2181,18 +2594,26 @@
               <w:spacing w:before="0" w:after="0" w:line="250" w:lineRule="auto"/>
               <w:jc w:val="right"/>
             </w:pPr>
-            <w:r>
-              <w:rPr>
-                <w:rFonts w:ascii="Inter" w:hAnsi="Inter" w:eastAsia="Inter" w:cs="Inter"/>
-                <w:i/>
-                <w:iCs/>
-                <w:color w:val="12171D"/>
-                <w:sz w:val="18"/>
-                <w:szCs w:val="18"/>
-                <w:lang w:val="en-GB"/>
-              </w:rPr>
-              <w:t xml:space="preserve">[Currency] [Unit Price]</w:t>
-            </w:r>
+            <w:sdt>
+              <w:sdtPr>
+                <w:alias w:val="Unit Price"/>
+                <w:tag w:val="field_1093"/>
+                <w:id w:val="1093"/>
+                <w:text/>
+              </w:sdtPr>
+              <w:sdtContent>
+                <w:r>
+                  <w:rPr>
+                    <w:rFonts w:ascii="Inter" w:hAnsi="Inter" w:eastAsia="Inter" w:cs="Inter"/>
+                    <w:color w:val="12171D"/>
+                    <w:sz w:val="18"/>
+                    <w:szCs w:val="18"/>
+                    <w:lang w:val="en-GB"/>
+                  </w:rPr>
+                  <w:t xml:space="preserve">Enter Unit Price</w:t>
+                </w:r>
+              </w:sdtContent>
+            </w:sdt>
           </w:p>
         </w:tc>
         <w:tc>
@@ -2209,18 +2630,18 @@
               <w:spacing w:before="0" w:after="0" w:line="250" w:lineRule="auto"/>
               <w:jc w:val="right"/>
             </w:pPr>
-            <w:r>
-              <w:rPr>
-                <w:rFonts w:ascii="Inter" w:hAnsi="Inter" w:eastAsia="Inter" w:cs="Inter"/>
-                <w:i/>
-                <w:iCs/>
-                <w:color w:val="12171D"/>
-                <w:sz w:val="18"/>
-                <w:szCs w:val="18"/>
-                <w:lang w:val="en-GB"/>
-              </w:rPr>
-              <w:t xml:space="preserve">[Currency] [Line Total]</w:t>
-            </w:r>
+            <w:fldSimple w:instr="=C4*E4 \# &quot;#,##0.00&quot;">
+              <w:r>
+                <w:rPr>
+                  <w:rFonts w:ascii="Inter" w:hAnsi="Inter" w:eastAsia="Inter" w:cs="Inter"/>
+                  <w:color w:val="12171D"/>
+                  <w:sz w:val="18"/>
+                  <w:szCs w:val="18"/>
+                  <w:lang w:val="en-GB"/>
+                </w:rPr>
+                <w:t xml:space="preserve">0.00</w:t>
+              </w:r>
+            </w:fldSimple>
           </w:p>
         </w:tc>
       </w:tr>
@@ -2245,8 +2666,6 @@
             <w:r>
               <w:rPr>
                 <w:rFonts w:ascii="Inter" w:hAnsi="Inter" w:eastAsia="Inter" w:cs="Inter"/>
-                <w:i/>
-                <w:iCs/>
                 <w:color w:val="12171D"/>
                 <w:sz w:val="18"/>
                 <w:szCs w:val="18"/>
@@ -2270,18 +2689,26 @@
               <w:spacing w:before="0" w:after="0" w:line="250" w:lineRule="auto"/>
               <w:jc w:val="left"/>
             </w:pPr>
-            <w:r>
-              <w:rPr>
-                <w:rFonts w:ascii="Inter" w:hAnsi="Inter" w:eastAsia="Inter" w:cs="Inter"/>
-                <w:i/>
-                <w:iCs/>
-                <w:color w:val="12171D"/>
-                <w:sz w:val="18"/>
-                <w:szCs w:val="18"/>
-                <w:lang w:val="en-GB"/>
-              </w:rPr>
-              <w:t xml:space="preserve">[Description]</w:t>
-            </w:r>
+            <w:sdt>
+              <w:sdtPr>
+                <w:alias w:val="Description"/>
+                <w:tag w:val="field_1094"/>
+                <w:id w:val="1094"/>
+                <w:text/>
+              </w:sdtPr>
+              <w:sdtContent>
+                <w:r>
+                  <w:rPr>
+                    <w:rFonts w:ascii="Inter" w:hAnsi="Inter" w:eastAsia="Inter" w:cs="Inter"/>
+                    <w:color w:val="12171D"/>
+                    <w:sz w:val="18"/>
+                    <w:szCs w:val="18"/>
+                    <w:lang w:val="en-GB"/>
+                  </w:rPr>
+                  <w:t xml:space="preserve">Enter Description</w:t>
+                </w:r>
+              </w:sdtContent>
+            </w:sdt>
           </w:p>
         </w:tc>
         <w:tc>
@@ -2298,18 +2725,26 @@
               <w:spacing w:before="0" w:after="0" w:line="250" w:lineRule="auto"/>
               <w:jc w:val="center"/>
             </w:pPr>
-            <w:r>
-              <w:rPr>
-                <w:rFonts w:ascii="Inter" w:hAnsi="Inter" w:eastAsia="Inter" w:cs="Inter"/>
-                <w:i/>
-                <w:iCs/>
-                <w:color w:val="12171D"/>
-                <w:sz w:val="18"/>
-                <w:szCs w:val="18"/>
-                <w:lang w:val="en-GB"/>
-              </w:rPr>
-              <w:t xml:space="preserve">[Qty]</w:t>
-            </w:r>
+            <w:sdt>
+              <w:sdtPr>
+                <w:alias w:val="Qty"/>
+                <w:tag w:val="field_1095"/>
+                <w:id w:val="1095"/>
+                <w:text/>
+              </w:sdtPr>
+              <w:sdtContent>
+                <w:r>
+                  <w:rPr>
+                    <w:rFonts w:ascii="Inter" w:hAnsi="Inter" w:eastAsia="Inter" w:cs="Inter"/>
+                    <w:color w:val="12171D"/>
+                    <w:sz w:val="18"/>
+                    <w:szCs w:val="18"/>
+                    <w:lang w:val="en-GB"/>
+                  </w:rPr>
+                  <w:t xml:space="preserve">Enter Qty</w:t>
+                </w:r>
+              </w:sdtContent>
+            </w:sdt>
           </w:p>
         </w:tc>
         <w:tc>
@@ -2326,18 +2761,26 @@
               <w:spacing w:before="0" w:after="0" w:line="250" w:lineRule="auto"/>
               <w:jc w:val="center"/>
             </w:pPr>
-            <w:r>
-              <w:rPr>
-                <w:rFonts w:ascii="Inter" w:hAnsi="Inter" w:eastAsia="Inter" w:cs="Inter"/>
-                <w:i/>
-                <w:iCs/>
-                <w:color w:val="12171D"/>
-                <w:sz w:val="18"/>
-                <w:szCs w:val="18"/>
-                <w:lang w:val="en-GB"/>
-              </w:rPr>
-              <w:t xml:space="preserve">[Unit]</w:t>
-            </w:r>
+            <w:sdt>
+              <w:sdtPr>
+                <w:alias w:val="Unit"/>
+                <w:tag w:val="field_1096"/>
+                <w:id w:val="1096"/>
+                <w:text/>
+              </w:sdtPr>
+              <w:sdtContent>
+                <w:r>
+                  <w:rPr>
+                    <w:rFonts w:ascii="Inter" w:hAnsi="Inter" w:eastAsia="Inter" w:cs="Inter"/>
+                    <w:color w:val="12171D"/>
+                    <w:sz w:val="18"/>
+                    <w:szCs w:val="18"/>
+                    <w:lang w:val="en-GB"/>
+                  </w:rPr>
+                  <w:t xml:space="preserve">Enter Unit</w:t>
+                </w:r>
+              </w:sdtContent>
+            </w:sdt>
           </w:p>
         </w:tc>
         <w:tc>
@@ -2354,18 +2797,26 @@
               <w:spacing w:before="0" w:after="0" w:line="250" w:lineRule="auto"/>
               <w:jc w:val="right"/>
             </w:pPr>
-            <w:r>
-              <w:rPr>
-                <w:rFonts w:ascii="Inter" w:hAnsi="Inter" w:eastAsia="Inter" w:cs="Inter"/>
-                <w:i/>
-                <w:iCs/>
-                <w:color w:val="12171D"/>
-                <w:sz w:val="18"/>
-                <w:szCs w:val="18"/>
-                <w:lang w:val="en-GB"/>
-              </w:rPr>
-              <w:t xml:space="preserve">[Currency] [Unit Price]</w:t>
-            </w:r>
+            <w:sdt>
+              <w:sdtPr>
+                <w:alias w:val="Unit Price"/>
+                <w:tag w:val="field_1097"/>
+                <w:id w:val="1097"/>
+                <w:text/>
+              </w:sdtPr>
+              <w:sdtContent>
+                <w:r>
+                  <w:rPr>
+                    <w:rFonts w:ascii="Inter" w:hAnsi="Inter" w:eastAsia="Inter" w:cs="Inter"/>
+                    <w:color w:val="12171D"/>
+                    <w:sz w:val="18"/>
+                    <w:szCs w:val="18"/>
+                    <w:lang w:val="en-GB"/>
+                  </w:rPr>
+                  <w:t xml:space="preserve">Enter Unit Price</w:t>
+                </w:r>
+              </w:sdtContent>
+            </w:sdt>
           </w:p>
         </w:tc>
         <w:tc>
@@ -2382,18 +2833,18 @@
               <w:spacing w:before="0" w:after="0" w:line="250" w:lineRule="auto"/>
               <w:jc w:val="right"/>
             </w:pPr>
-            <w:r>
-              <w:rPr>
-                <w:rFonts w:ascii="Inter" w:hAnsi="Inter" w:eastAsia="Inter" w:cs="Inter"/>
-                <w:i/>
-                <w:iCs/>
-                <w:color w:val="12171D"/>
-                <w:sz w:val="18"/>
-                <w:szCs w:val="18"/>
-                <w:lang w:val="en-GB"/>
-              </w:rPr>
-              <w:t xml:space="preserve">[Currency] [Line Total]</w:t>
-            </w:r>
+            <w:fldSimple w:instr="=C5*E5 \# &quot;#,##0.00&quot;">
+              <w:r>
+                <w:rPr>
+                  <w:rFonts w:ascii="Inter" w:hAnsi="Inter" w:eastAsia="Inter" w:cs="Inter"/>
+                  <w:color w:val="12171D"/>
+                  <w:sz w:val="18"/>
+                  <w:szCs w:val="18"/>
+                  <w:lang w:val="en-GB"/>
+                </w:rPr>
+                <w:t xml:space="preserve">0.00</w:t>
+              </w:r>
+            </w:fldSimple>
           </w:p>
         </w:tc>
       </w:tr>
@@ -2418,8 +2869,6 @@
             <w:r>
               <w:rPr>
                 <w:rFonts w:ascii="Inter" w:hAnsi="Inter" w:eastAsia="Inter" w:cs="Inter"/>
-                <w:i/>
-                <w:iCs/>
                 <w:color w:val="12171D"/>
                 <w:sz w:val="18"/>
                 <w:szCs w:val="18"/>
@@ -2443,18 +2892,26 @@
               <w:spacing w:before="0" w:after="0" w:line="250" w:lineRule="auto"/>
               <w:jc w:val="left"/>
             </w:pPr>
-            <w:r>
-              <w:rPr>
-                <w:rFonts w:ascii="Inter" w:hAnsi="Inter" w:eastAsia="Inter" w:cs="Inter"/>
-                <w:i/>
-                <w:iCs/>
-                <w:color w:val="12171D"/>
-                <w:sz w:val="18"/>
-                <w:szCs w:val="18"/>
-                <w:lang w:val="en-GB"/>
-              </w:rPr>
-              <w:t xml:space="preserve">[Description]</w:t>
-            </w:r>
+            <w:sdt>
+              <w:sdtPr>
+                <w:alias w:val="Description"/>
+                <w:tag w:val="field_1098"/>
+                <w:id w:val="1098"/>
+                <w:text/>
+              </w:sdtPr>
+              <w:sdtContent>
+                <w:r>
+                  <w:rPr>
+                    <w:rFonts w:ascii="Inter" w:hAnsi="Inter" w:eastAsia="Inter" w:cs="Inter"/>
+                    <w:color w:val="12171D"/>
+                    <w:sz w:val="18"/>
+                    <w:szCs w:val="18"/>
+                    <w:lang w:val="en-GB"/>
+                  </w:rPr>
+                  <w:t xml:space="preserve">Enter Description</w:t>
+                </w:r>
+              </w:sdtContent>
+            </w:sdt>
           </w:p>
         </w:tc>
         <w:tc>
@@ -2471,18 +2928,26 @@
               <w:spacing w:before="0" w:after="0" w:line="250" w:lineRule="auto"/>
               <w:jc w:val="center"/>
             </w:pPr>
-            <w:r>
-              <w:rPr>
-                <w:rFonts w:ascii="Inter" w:hAnsi="Inter" w:eastAsia="Inter" w:cs="Inter"/>
-                <w:i/>
-                <w:iCs/>
-                <w:color w:val="12171D"/>
-                <w:sz w:val="18"/>
-                <w:szCs w:val="18"/>
-                <w:lang w:val="en-GB"/>
-              </w:rPr>
-              <w:t xml:space="preserve">[Qty]</w:t>
-            </w:r>
+            <w:sdt>
+              <w:sdtPr>
+                <w:alias w:val="Qty"/>
+                <w:tag w:val="field_1099"/>
+                <w:id w:val="1099"/>
+                <w:text/>
+              </w:sdtPr>
+              <w:sdtContent>
+                <w:r>
+                  <w:rPr>
+                    <w:rFonts w:ascii="Inter" w:hAnsi="Inter" w:eastAsia="Inter" w:cs="Inter"/>
+                    <w:color w:val="12171D"/>
+                    <w:sz w:val="18"/>
+                    <w:szCs w:val="18"/>
+                    <w:lang w:val="en-GB"/>
+                  </w:rPr>
+                  <w:t xml:space="preserve">Enter Qty</w:t>
+                </w:r>
+              </w:sdtContent>
+            </w:sdt>
           </w:p>
         </w:tc>
         <w:tc>
@@ -2499,18 +2964,26 @@
               <w:spacing w:before="0" w:after="0" w:line="250" w:lineRule="auto"/>
               <w:jc w:val="center"/>
             </w:pPr>
-            <w:r>
-              <w:rPr>
-                <w:rFonts w:ascii="Inter" w:hAnsi="Inter" w:eastAsia="Inter" w:cs="Inter"/>
-                <w:i/>
-                <w:iCs/>
-                <w:color w:val="12171D"/>
-                <w:sz w:val="18"/>
-                <w:szCs w:val="18"/>
-                <w:lang w:val="en-GB"/>
-              </w:rPr>
-              <w:t xml:space="preserve">[Unit]</w:t>
-            </w:r>
+            <w:sdt>
+              <w:sdtPr>
+                <w:alias w:val="Unit"/>
+                <w:tag w:val="field_1100"/>
+                <w:id w:val="1100"/>
+                <w:text/>
+              </w:sdtPr>
+              <w:sdtContent>
+                <w:r>
+                  <w:rPr>
+                    <w:rFonts w:ascii="Inter" w:hAnsi="Inter" w:eastAsia="Inter" w:cs="Inter"/>
+                    <w:color w:val="12171D"/>
+                    <w:sz w:val="18"/>
+                    <w:szCs w:val="18"/>
+                    <w:lang w:val="en-GB"/>
+                  </w:rPr>
+                  <w:t xml:space="preserve">Enter Unit</w:t>
+                </w:r>
+              </w:sdtContent>
+            </w:sdt>
           </w:p>
         </w:tc>
         <w:tc>
@@ -2527,18 +3000,26 @@
               <w:spacing w:before="0" w:after="0" w:line="250" w:lineRule="auto"/>
               <w:jc w:val="right"/>
             </w:pPr>
-            <w:r>
-              <w:rPr>
-                <w:rFonts w:ascii="Inter" w:hAnsi="Inter" w:eastAsia="Inter" w:cs="Inter"/>
-                <w:i/>
-                <w:iCs/>
-                <w:color w:val="12171D"/>
-                <w:sz w:val="18"/>
-                <w:szCs w:val="18"/>
-                <w:lang w:val="en-GB"/>
-              </w:rPr>
-              <w:t xml:space="preserve">[Currency] [Unit Price]</w:t>
-            </w:r>
+            <w:sdt>
+              <w:sdtPr>
+                <w:alias w:val="Unit Price"/>
+                <w:tag w:val="field_1101"/>
+                <w:id w:val="1101"/>
+                <w:text/>
+              </w:sdtPr>
+              <w:sdtContent>
+                <w:r>
+                  <w:rPr>
+                    <w:rFonts w:ascii="Inter" w:hAnsi="Inter" w:eastAsia="Inter" w:cs="Inter"/>
+                    <w:color w:val="12171D"/>
+                    <w:sz w:val="18"/>
+                    <w:szCs w:val="18"/>
+                    <w:lang w:val="en-GB"/>
+                  </w:rPr>
+                  <w:t xml:space="preserve">Enter Unit Price</w:t>
+                </w:r>
+              </w:sdtContent>
+            </w:sdt>
           </w:p>
         </w:tc>
         <w:tc>
@@ -2555,131 +3036,18 @@
               <w:spacing w:before="0" w:after="0" w:line="250" w:lineRule="auto"/>
               <w:jc w:val="right"/>
             </w:pPr>
-            <w:r>
-              <w:rPr>
-                <w:rFonts w:ascii="Inter" w:hAnsi="Inter" w:eastAsia="Inter" w:cs="Inter"/>
-                <w:i/>
-                <w:iCs/>
-                <w:color w:val="12171D"/>
-                <w:sz w:val="18"/>
-                <w:szCs w:val="18"/>
-                <w:lang w:val="en-GB"/>
-              </w:rPr>
-              <w:t xml:space="preserve">[Currency] [Line Total]</w:t>
-            </w:r>
-          </w:p>
-        </w:tc>
-      </w:tr>
-    </w:tbl>
-    <w:p>
-      <w:pPr>
-        <w:keepNext/>
-        <w:spacing w:before="0" w:after="0" w:line="20" w:lineRule="exact"/>
-        <w:rPr>
-          <w:sz w:val="2"/>
-          <w:szCs w:val="2"/>
-        </w:rPr>
-      </w:pPr>
-    </w:p>
-    <w:tbl>
-      <w:tblPr>
-        <w:tblW w:w="9072" w:type="dxa"/>
-        <w:tblBorders>
-          <w:top w:val="single" w:sz="4" w:space="0" w:color="BCACA7"/>
-          <w:left w:val="single" w:sz="4" w:space="0" w:color="BCACA7"/>
-          <w:bottom w:val="single" w:sz="4" w:space="0" w:color="BCACA7"/>
-          <w:right w:val="single" w:sz="4" w:space="0" w:color="BCACA7"/>
-          <w:insideH w:val="single" w:sz="4" w:space="0" w:color="BCACA7"/>
-          <w:insideV w:val="single" w:sz="4" w:space="0" w:color="BCACA7"/>
-        </w:tblBorders>
-        <w:tblLayout w:type="fixed"/>
-        <w:tblCellMar>
-          <w:top w:w="40" w:type="dxa"/>
-          <w:left w:w="85" w:type="dxa"/>
-          <w:bottom w:w="40" w:type="dxa"/>
-          <w:right w:w="85" w:type="dxa"/>
-        </w:tblCellMar>
-        <w:tblLook w:firstRow="1" w:lastRow="0" w:firstColumn="0" w:lastColumn="0" w:noHBand="0" w:noVBand="1"/>
-      </w:tblPr>
-      <w:tblGrid>
-        <w:gridCol w:w="5900"/>
-        <w:gridCol w:w="3172"/>
-      </w:tblGrid>
-      <w:tr>
-        <w:trPr>
-          <w:cantSplit/>
-        </w:trPr>
-        <w:tc>
-          <w:tcPr>
-            <w:tcW w:w="5900" w:type="dxa"/>
-            <w:tcBorders>
-              <w:bottom w:val="single" w:sz="4" w:space="0" w:color="BCACA7"/>
-            </w:tcBorders>
-            <w:vAlign w:val="center"/>
-          </w:tcPr>
-          <w:p>
-            <w:pPr>
-              <w:keepNext/>
-              <w:spacing w:before="0" w:after="6" w:line="250" w:lineRule="auto"/>
-              <w:jc w:val="left"/>
-            </w:pPr>
-            <w:r>
-              <w:rPr>
-                <w:rFonts w:ascii="Inter" w:hAnsi="Inter" w:eastAsia="Inter" w:cs="Inter"/>
-                <w:color w:val="12171D"/>
-                <w:sz w:val="18"/>
-                <w:szCs w:val="18"/>
-                <w:lang w:val="en-GB"/>
-              </w:rPr>
-              <w:t xml:space="preserve">SUBTOTAL</w:t>
-            </w:r>
-          </w:p>
-          <w:p>
-            <w:pPr>
-              <w:keepNext/>
-              <w:bidi w:val="1"/>
-              <w:spacing w:before="0" w:after="0" w:line="250" w:lineRule="auto"/>
-              <w:jc w:val="start"/>
-            </w:pPr>
-            <w:r>
-              <w:rPr>
-                <w:rFonts w:ascii="Noto Sans Arabic" w:hAnsi="Noto Sans Arabic" w:eastAsia="Noto Sans Arabic" w:cs="Noto Sans Arabic"/>
-                <w:color w:val="12171D"/>
-                <w:sz w:val="20"/>
-                <w:szCs w:val="20"/>
-                <w:rtl w:val="1"/>
-                <w:lang w:val="ar-SA" w:bidi="ar-SA"/>
-              </w:rPr>
-              <w:t xml:space="preserve">المجموع الفرعي</w:t>
-            </w:r>
-          </w:p>
-        </w:tc>
-        <w:tc>
-          <w:tcPr>
-            <w:tcW w:w="3172" w:type="dxa"/>
-            <w:tcBorders>
-              <w:bottom w:val="single" w:sz="4" w:space="0" w:color="BCACA7"/>
-            </w:tcBorders>
-            <w:vAlign w:val="center"/>
-          </w:tcPr>
-          <w:p>
-            <w:pPr>
-              <w:keepNext/>
-              <w:spacing w:before="0" w:after="0" w:line="250" w:lineRule="auto"/>
-              <w:jc w:val="right"/>
-            </w:pPr>
-            <w:r>
-              <w:rPr>
-                <w:rFonts w:ascii="Inter" w:hAnsi="Inter" w:eastAsia="Inter" w:cs="Inter"/>
-                <w:i/>
-                <w:iCs/>
-                <w:color w:val="12171D"/>
-                <w:sz w:val="18"/>
-                <w:szCs w:val="18"/>
-                <w:lang w:val="en-GB"/>
-              </w:rPr>
-              <w:t xml:space="preserve">[Currency] [Subtotal]</w:t>
-            </w:r>
+            <w:fldSimple w:instr="=C6*E6 \# &quot;#,##0.00&quot;">
+              <w:r>
+                <w:rPr>
+                  <w:rFonts w:ascii="Inter" w:hAnsi="Inter" w:eastAsia="Inter" w:cs="Inter"/>
+                  <w:color w:val="12171D"/>
+                  <w:sz w:val="18"/>
+                  <w:szCs w:val="18"/>
+                  <w:lang w:val="en-GB"/>
+                </w:rPr>
+                <w:t xml:space="preserve">0.00</w:t>
+              </w:r>
+            </w:fldSimple>
           </w:p>
         </w:tc>
       </w:tr>
@@ -2689,36 +3057,35 @@
         </w:trPr>
         <w:tc>
           <w:tcPr>
-            <w:tcW w:w="5900" w:type="dxa"/>
-            <w:tcBorders>
-              <w:bottom w:val="single" w:sz="4" w:space="0" w:color="BCACA7"/>
-            </w:tcBorders>
-            <w:vAlign w:val="center"/>
-          </w:tcPr>
-          <w:p>
-            <w:pPr>
-              <w:keepNext/>
-              <w:spacing w:before="0" w:after="6" w:line="250" w:lineRule="auto"/>
-              <w:jc w:val="left"/>
-            </w:pPr>
-            <w:r>
-              <w:rPr>
-                <w:rFonts w:ascii="Inter" w:hAnsi="Inter" w:eastAsia="Inter" w:cs="Inter"/>
-                <w:color w:val="12171D"/>
-                <w:sz w:val="18"/>
-                <w:szCs w:val="18"/>
-                <w:lang w:val="en-GB"/>
-              </w:rPr>
-              <w:t xml:space="preserve">TAX / VAT (IF APPLICABLE)</w:t>
-            </w:r>
-          </w:p>
-          <w:p>
-            <w:pPr>
-              <w:keepNext/>
-              <w:bidi w:val="1"/>
-              <w:spacing w:before="0" w:after="0" w:line="250" w:lineRule="auto"/>
-              <w:jc w:val="start"/>
-            </w:pPr>
+            <w:tcW w:w="6820" w:type="dxa"/>
+            <w:gridSpan w:val="5"/>
+            <w:tcBorders>
+              <w:bottom w:val="single" w:sz="4" w:space="0" w:color="BCACA7"/>
+            </w:tcBorders>
+            <w:vAlign w:val="center"/>
+          </w:tcPr>
+          <w:p>
+            <w:pPr>
+              <w:keepNext/>
+              <w:tabs>
+                <w:tab w:val="right" w:pos="6650"/>
+              </w:tabs>
+              <w:spacing w:before="0" w:after="0" w:line="250" w:lineRule="auto"/>
+              <w:jc w:val="left"/>
+            </w:pPr>
+            <w:r>
+              <w:rPr>
+                <w:rFonts w:ascii="Inter" w:hAnsi="Inter" w:eastAsia="Inter" w:cs="Inter"/>
+                <w:color w:val="12171D"/>
+                <w:sz w:val="18"/>
+                <w:szCs w:val="18"/>
+                <w:lang w:val="en-GB"/>
+              </w:rPr>
+              <w:t xml:space="preserve">SUBTOTAL</w:t>
+            </w:r>
+            <w:r>
+              <w:tab/>
+            </w:r>
             <w:r>
               <w:rPr>
                 <w:rFonts w:ascii="Noto Sans Arabic" w:hAnsi="Noto Sans Arabic" w:eastAsia="Noto Sans Arabic" w:cs="Noto Sans Arabic"/>
@@ -2728,13 +3095,13 @@
                 <w:rtl w:val="1"/>
                 <w:lang w:val="ar-SA" w:bidi="ar-SA"/>
               </w:rPr>
-              <w:t xml:space="preserve">الضريبة عند انطباقها</w:t>
-            </w:r>
-          </w:p>
-        </w:tc>
-        <w:tc>
-          <w:tcPr>
-            <w:tcW w:w="3172" w:type="dxa"/>
+              <w:t xml:space="preserve">المجموع الفرعي</w:t>
+            </w:r>
+          </w:p>
+        </w:tc>
+        <w:tc>
+          <w:tcPr>
+            <w:tcW w:w="2252" w:type="dxa"/>
             <w:tcBorders>
               <w:bottom w:val="single" w:sz="4" w:space="0" w:color="BCACA7"/>
             </w:tcBorders>
@@ -2746,18 +3113,18 @@
               <w:spacing w:before="0" w:after="0" w:line="250" w:lineRule="auto"/>
               <w:jc w:val="right"/>
             </w:pPr>
-            <w:r>
-              <w:rPr>
-                <w:rFonts w:ascii="Inter" w:hAnsi="Inter" w:eastAsia="Inter" w:cs="Inter"/>
-                <w:i/>
-                <w:iCs/>
-                <w:color w:val="12171D"/>
-                <w:sz w:val="18"/>
-                <w:szCs w:val="18"/>
-                <w:lang w:val="en-GB"/>
-              </w:rPr>
-              <w:t xml:space="preserve">[Applicable Tax Name] / [Rate %] / [Tax Amount]</w:t>
-            </w:r>
+            <w:fldSimple w:instr="=SUM(F3:F6) \# &quot;#,##0.00&quot;">
+              <w:r>
+                <w:rPr>
+                  <w:rFonts w:ascii="Inter" w:hAnsi="Inter" w:eastAsia="Inter" w:cs="Inter"/>
+                  <w:color w:val="12171D"/>
+                  <w:sz w:val="18"/>
+                  <w:szCs w:val="18"/>
+                  <w:lang w:val="en-GB"/>
+                </w:rPr>
+                <w:t xml:space="preserve">0.00</w:t>
+              </w:r>
+            </w:fldSimple>
           </w:p>
         </w:tc>
       </w:tr>
@@ -2767,55 +3134,52 @@
         </w:trPr>
         <w:tc>
           <w:tcPr>
-            <w:tcW w:w="5900" w:type="dxa"/>
-            <w:tcBorders>
-              <w:top w:val="single" w:sz="8" w:space="0" w:color="12171D"/>
-              <w:bottom w:val="single" w:sz="4" w:space="0" w:color="BCACA7"/>
-            </w:tcBorders>
-            <w:vAlign w:val="center"/>
-          </w:tcPr>
-          <w:p>
-            <w:pPr>
-              <w:keepNext/>
-              <w:spacing w:before="0" w:after="6" w:line="250" w:lineRule="auto"/>
-              <w:jc w:val="left"/>
-            </w:pPr>
-            <w:r>
-              <w:rPr>
-                <w:rFonts w:ascii="Jost" w:hAnsi="Jost" w:eastAsia="Jost" w:cs="Jost"/>
-                <w:color w:val="12171D"/>
-                <w:sz w:val="21"/>
-                <w:szCs w:val="21"/>
-                <w:lang w:val="en-GB"/>
-              </w:rPr>
-              <w:t xml:space="preserve">TOTAL</w:t>
-            </w:r>
-          </w:p>
-          <w:p>
-            <w:pPr>
-              <w:keepNext/>
-              <w:bidi w:val="1"/>
-              <w:spacing w:before="0" w:after="0" w:line="250" w:lineRule="auto"/>
-              <w:jc w:val="start"/>
-            </w:pPr>
+            <w:tcW w:w="6820" w:type="dxa"/>
+            <w:gridSpan w:val="5"/>
+            <w:tcBorders>
+              <w:bottom w:val="single" w:sz="4" w:space="0" w:color="BCACA7"/>
+            </w:tcBorders>
+            <w:vAlign w:val="center"/>
+          </w:tcPr>
+          <w:p>
+            <w:pPr>
+              <w:keepNext/>
+              <w:tabs>
+                <w:tab w:val="right" w:pos="6650"/>
+              </w:tabs>
+              <w:spacing w:before="0" w:after="0" w:line="250" w:lineRule="auto"/>
+              <w:jc w:val="left"/>
+            </w:pPr>
+            <w:r>
+              <w:rPr>
+                <w:rFonts w:ascii="Inter" w:hAnsi="Inter" w:eastAsia="Inter" w:cs="Inter"/>
+                <w:color w:val="12171D"/>
+                <w:sz w:val="18"/>
+                <w:szCs w:val="18"/>
+                <w:lang w:val="en-GB"/>
+              </w:rPr>
+              <w:t xml:space="preserve">VAT RATE (%)</w:t>
+            </w:r>
+            <w:r>
+              <w:tab/>
+            </w:r>
             <w:r>
               <w:rPr>
                 <w:rFonts w:ascii="Noto Sans Arabic" w:hAnsi="Noto Sans Arabic" w:eastAsia="Noto Sans Arabic" w:cs="Noto Sans Arabic"/>
                 <w:color w:val="12171D"/>
-                <w:sz w:val="22"/>
-                <w:szCs w:val="22"/>
+                <w:sz w:val="20"/>
+                <w:szCs w:val="20"/>
                 <w:rtl w:val="1"/>
                 <w:lang w:val="ar-SA" w:bidi="ar-SA"/>
               </w:rPr>
-              <w:t xml:space="preserve">الإجمالي</w:t>
-            </w:r>
-          </w:p>
-        </w:tc>
-        <w:tc>
-          <w:tcPr>
-            <w:tcW w:w="3172" w:type="dxa"/>
-            <w:tcBorders>
-              <w:top w:val="single" w:sz="8" w:space="0" w:color="12171D"/>
+              <w:t xml:space="preserve">نسبة ضريبة القيمة المضافة</w:t>
+            </w:r>
+          </w:p>
+        </w:tc>
+        <w:tc>
+          <w:tcPr>
+            <w:tcW w:w="2252" w:type="dxa"/>
+            <w:tcBorders>
               <w:bottom w:val="single" w:sz="4" w:space="0" w:color="BCACA7"/>
             </w:tcBorders>
             <w:vAlign w:val="center"/>
@@ -2826,16 +3190,26 @@
               <w:spacing w:before="0" w:after="0" w:line="250" w:lineRule="auto"/>
               <w:jc w:val="right"/>
             </w:pPr>
-            <w:r>
-              <w:rPr>
-                <w:rFonts w:ascii="Inter" w:hAnsi="Inter" w:eastAsia="Inter" w:cs="Inter"/>
-                <w:color w:val="12171D"/>
-                <w:sz w:val="21"/>
-                <w:szCs w:val="21"/>
-                <w:lang w:val="en-GB"/>
-              </w:rPr>
-              <w:t xml:space="preserve">[Currency] [Total Amount]</w:t>
-            </w:r>
+            <w:sdt>
+              <w:sdtPr>
+                <w:alias w:val="VAT Rate"/>
+                <w:tag w:val="field_1102"/>
+                <w:id w:val="1102"/>
+                <w:text/>
+              </w:sdtPr>
+              <w:sdtContent>
+                <w:r>
+                  <w:rPr>
+                    <w:rFonts w:ascii="Inter" w:hAnsi="Inter" w:eastAsia="Inter" w:cs="Inter"/>
+                    <w:color w:val="12171D"/>
+                    <w:sz w:val="18"/>
+                    <w:szCs w:val="18"/>
+                    <w:lang w:val="en-GB"/>
+                  </w:rPr>
+                  <w:t xml:space="preserve">15</w:t>
+                </w:r>
+              </w:sdtContent>
+            </w:sdt>
           </w:p>
         </w:tc>
       </w:tr>
@@ -2845,36 +3219,35 @@
         </w:trPr>
         <w:tc>
           <w:tcPr>
-            <w:tcW w:w="5900" w:type="dxa"/>
-            <w:tcBorders>
-              <w:bottom w:val="single" w:sz="4" w:space="0" w:color="BCACA7"/>
-            </w:tcBorders>
-            <w:vAlign w:val="center"/>
-          </w:tcPr>
-          <w:p>
-            <w:pPr>
-              <w:keepNext/>
-              <w:spacing w:before="0" w:after="6" w:line="250" w:lineRule="auto"/>
-              <w:jc w:val="left"/>
-            </w:pPr>
-            <w:r>
-              <w:rPr>
-                <w:rFonts w:ascii="Inter" w:hAnsi="Inter" w:eastAsia="Inter" w:cs="Inter"/>
-                <w:color w:val="12171D"/>
-                <w:sz w:val="18"/>
-                <w:szCs w:val="18"/>
-                <w:lang w:val="en-GB"/>
-              </w:rPr>
-              <w:t xml:space="preserve">AMOUNT PAID</w:t>
-            </w:r>
-          </w:p>
-          <w:p>
-            <w:pPr>
-              <w:keepNext/>
-              <w:bidi w:val="1"/>
-              <w:spacing w:before="0" w:after="0" w:line="250" w:lineRule="auto"/>
-              <w:jc w:val="start"/>
-            </w:pPr>
+            <w:tcW w:w="6820" w:type="dxa"/>
+            <w:gridSpan w:val="5"/>
+            <w:tcBorders>
+              <w:bottom w:val="single" w:sz="4" w:space="0" w:color="BCACA7"/>
+            </w:tcBorders>
+            <w:vAlign w:val="center"/>
+          </w:tcPr>
+          <w:p>
+            <w:pPr>
+              <w:keepNext/>
+              <w:tabs>
+                <w:tab w:val="right" w:pos="6650"/>
+              </w:tabs>
+              <w:spacing w:before="0" w:after="0" w:line="250" w:lineRule="auto"/>
+              <w:jc w:val="left"/>
+            </w:pPr>
+            <w:r>
+              <w:rPr>
+                <w:rFonts w:ascii="Inter" w:hAnsi="Inter" w:eastAsia="Inter" w:cs="Inter"/>
+                <w:color w:val="12171D"/>
+                <w:sz w:val="18"/>
+                <w:szCs w:val="18"/>
+                <w:lang w:val="en-GB"/>
+              </w:rPr>
+              <w:t xml:space="preserve">VAT AMOUNT (SAR)</w:t>
+            </w:r>
+            <w:r>
+              <w:tab/>
+            </w:r>
             <w:r>
               <w:rPr>
                 <w:rFonts w:ascii="Noto Sans Arabic" w:hAnsi="Noto Sans Arabic" w:eastAsia="Noto Sans Arabic" w:cs="Noto Sans Arabic"/>
@@ -2884,13 +3257,13 @@
                 <w:rtl w:val="1"/>
                 <w:lang w:val="ar-SA" w:bidi="ar-SA"/>
               </w:rPr>
-              <w:t xml:space="preserve">المبلغ المدفوع</w:t>
-            </w:r>
-          </w:p>
-        </w:tc>
-        <w:tc>
-          <w:tcPr>
-            <w:tcW w:w="3172" w:type="dxa"/>
+              <w:t xml:space="preserve">مبلغ ضريبة القيمة المضافة</w:t>
+            </w:r>
+          </w:p>
+        </w:tc>
+        <w:tc>
+          <w:tcPr>
+            <w:tcW w:w="2252" w:type="dxa"/>
             <w:tcBorders>
               <w:bottom w:val="single" w:sz="4" w:space="0" w:color="BCACA7"/>
             </w:tcBorders>
@@ -2902,18 +3275,18 @@
               <w:spacing w:before="0" w:after="0" w:line="250" w:lineRule="auto"/>
               <w:jc w:val="right"/>
             </w:pPr>
-            <w:r>
-              <w:rPr>
-                <w:rFonts w:ascii="Inter" w:hAnsi="Inter" w:eastAsia="Inter" w:cs="Inter"/>
-                <w:i/>
-                <w:iCs/>
-                <w:color w:val="12171D"/>
-                <w:sz w:val="18"/>
-                <w:szCs w:val="18"/>
-                <w:lang w:val="en-GB"/>
-              </w:rPr>
-              <w:t xml:space="preserve">[Currency] [Amount Paid]</w:t>
-            </w:r>
+            <w:fldSimple w:instr="=(B7*B8)/100 \# &quot;#,##0.00&quot;">
+              <w:r>
+                <w:rPr>
+                  <w:rFonts w:ascii="Inter" w:hAnsi="Inter" w:eastAsia="Inter" w:cs="Inter"/>
+                  <w:color w:val="12171D"/>
+                  <w:sz w:val="18"/>
+                  <w:szCs w:val="18"/>
+                  <w:lang w:val="en-GB"/>
+                </w:rPr>
+                <w:t xml:space="preserve">0.00</w:t>
+              </w:r>
+            </w:fldSimple>
           </w:p>
         </w:tc>
       </w:tr>
@@ -2923,7 +3296,8 @@
         </w:trPr>
         <w:tc>
           <w:tcPr>
-            <w:tcW w:w="5900" w:type="dxa"/>
+            <w:tcW w:w="6820" w:type="dxa"/>
+            <w:gridSpan w:val="5"/>
             <w:tcBorders>
               <w:top w:val="single" w:sz="8" w:space="0" w:color="12171D"/>
               <w:bottom w:val="single" w:sz="4" w:space="0" w:color="BCACA7"/>
@@ -2932,7 +3306,11 @@
           </w:tcPr>
           <w:p>
             <w:pPr>
-              <w:spacing w:before="0" w:after="6" w:line="250" w:lineRule="auto"/>
+              <w:keepNext/>
+              <w:tabs>
+                <w:tab w:val="right" w:pos="6650"/>
+              </w:tabs>
+              <w:spacing w:before="0" w:after="0" w:line="250" w:lineRule="auto"/>
               <w:jc w:val="left"/>
             </w:pPr>
             <w:r>
@@ -2943,15 +3321,11 @@
                 <w:szCs w:val="21"/>
                 <w:lang w:val="en-GB"/>
               </w:rPr>
-              <w:t xml:space="preserve">BALANCE DUE</w:t>
-            </w:r>
-          </w:p>
-          <w:p>
-            <w:pPr>
-              <w:bidi w:val="1"/>
-              <w:spacing w:before="0" w:after="0" w:line="250" w:lineRule="auto"/>
-              <w:jc w:val="start"/>
-            </w:pPr>
+              <w:t xml:space="preserve">TOTAL</w:t>
+            </w:r>
+            <w:r>
+              <w:tab/>
+            </w:r>
             <w:r>
               <w:rPr>
                 <w:rFonts w:ascii="Noto Sans Arabic" w:hAnsi="Noto Sans Arabic" w:eastAsia="Noto Sans Arabic" w:cs="Noto Sans Arabic"/>
@@ -2961,13 +3335,13 @@
                 <w:rtl w:val="1"/>
                 <w:lang w:val="ar-SA" w:bidi="ar-SA"/>
               </w:rPr>
-              <w:t xml:space="preserve">الرصيد المستحق</w:t>
-            </w:r>
-          </w:p>
-        </w:tc>
-        <w:tc>
-          <w:tcPr>
-            <w:tcW w:w="3172" w:type="dxa"/>
+              <w:t xml:space="preserve">الإجمالي</w:t>
+            </w:r>
+          </w:p>
+        </w:tc>
+        <w:tc>
+          <w:tcPr>
+            <w:tcW w:w="2252" w:type="dxa"/>
             <w:tcBorders>
               <w:top w:val="single" w:sz="8" w:space="0" w:color="12171D"/>
               <w:bottom w:val="single" w:sz="4" w:space="0" w:color="BCACA7"/>
@@ -2976,19 +3350,186 @@
           </w:tcPr>
           <w:p>
             <w:pPr>
+              <w:keepNext/>
               <w:spacing w:before="0" w:after="0" w:line="250" w:lineRule="auto"/>
               <w:jc w:val="right"/>
             </w:pPr>
-            <w:r>
-              <w:rPr>
-                <w:rFonts w:ascii="Inter" w:hAnsi="Inter" w:eastAsia="Inter" w:cs="Inter"/>
+            <w:bookmarkStart w:id="9021" w:name="InvoiceTotal"/>
+            <w:fldSimple w:instr="=B7+B9 \# &quot;#,##0.00&quot;">
+              <w:r>
+                <w:rPr>
+                  <w:rFonts w:ascii="Jost" w:hAnsi="Jost" w:eastAsia="Jost" w:cs="Jost"/>
+                  <w:color w:val="12171D"/>
+                  <w:sz w:val="21"/>
+                  <w:szCs w:val="21"/>
+                  <w:lang w:val="en-GB"/>
+                </w:rPr>
+                <w:t xml:space="preserve">0.00</w:t>
+              </w:r>
+            </w:fldSimple>
+            <w:bookmarkEnd w:id="9021"/>
+          </w:p>
+        </w:tc>
+      </w:tr>
+      <w:tr>
+        <w:trPr>
+          <w:cantSplit/>
+        </w:trPr>
+        <w:tc>
+          <w:tcPr>
+            <w:tcW w:w="6820" w:type="dxa"/>
+            <w:gridSpan w:val="5"/>
+            <w:tcBorders>
+              <w:bottom w:val="single" w:sz="4" w:space="0" w:color="BCACA7"/>
+            </w:tcBorders>
+            <w:vAlign w:val="center"/>
+          </w:tcPr>
+          <w:p>
+            <w:pPr>
+              <w:keepNext/>
+              <w:tabs>
+                <w:tab w:val="right" w:pos="6650"/>
+              </w:tabs>
+              <w:spacing w:before="0" w:after="0" w:line="250" w:lineRule="auto"/>
+              <w:jc w:val="left"/>
+            </w:pPr>
+            <w:r>
+              <w:rPr>
+                <w:rFonts w:ascii="Inter" w:hAnsi="Inter" w:eastAsia="Inter" w:cs="Inter"/>
+                <w:color w:val="12171D"/>
+                <w:sz w:val="18"/>
+                <w:szCs w:val="18"/>
+                <w:lang w:val="en-GB"/>
+              </w:rPr>
+              <w:t xml:space="preserve">AMOUNT PAID</w:t>
+            </w:r>
+            <w:r>
+              <w:tab/>
+            </w:r>
+            <w:r>
+              <w:rPr>
+                <w:rFonts w:ascii="Noto Sans Arabic" w:hAnsi="Noto Sans Arabic" w:eastAsia="Noto Sans Arabic" w:cs="Noto Sans Arabic"/>
+                <w:color w:val="12171D"/>
+                <w:sz w:val="20"/>
+                <w:szCs w:val="20"/>
+                <w:rtl w:val="1"/>
+                <w:lang w:val="ar-SA" w:bidi="ar-SA"/>
+              </w:rPr>
+              <w:t xml:space="preserve">المبلغ المدفوع</w:t>
+            </w:r>
+          </w:p>
+        </w:tc>
+        <w:tc>
+          <w:tcPr>
+            <w:tcW w:w="2252" w:type="dxa"/>
+            <w:tcBorders>
+              <w:bottom w:val="single" w:sz="4" w:space="0" w:color="BCACA7"/>
+            </w:tcBorders>
+            <w:vAlign w:val="center"/>
+          </w:tcPr>
+          <w:p>
+            <w:pPr>
+              <w:keepNext/>
+              <w:spacing w:before="0" w:after="0" w:line="250" w:lineRule="auto"/>
+              <w:jc w:val="right"/>
+            </w:pPr>
+            <w:sdt>
+              <w:sdtPr>
+                <w:alias w:val="Amount Paid"/>
+                <w:tag w:val="field_1103"/>
+                <w:id w:val="1103"/>
+                <w:text/>
+              </w:sdtPr>
+              <w:sdtContent>
+                <w:r>
+                  <w:rPr>
+                    <w:rFonts w:ascii="Inter" w:hAnsi="Inter" w:eastAsia="Inter" w:cs="Inter"/>
+                    <w:color w:val="12171D"/>
+                    <w:sz w:val="18"/>
+                    <w:szCs w:val="18"/>
+                    <w:lang w:val="en-GB"/>
+                  </w:rPr>
+                  <w:t xml:space="preserve">Enter Amount Paid</w:t>
+                </w:r>
+              </w:sdtContent>
+            </w:sdt>
+          </w:p>
+        </w:tc>
+      </w:tr>
+      <w:tr>
+        <w:trPr>
+          <w:cantSplit/>
+        </w:trPr>
+        <w:tc>
+          <w:tcPr>
+            <w:tcW w:w="6820" w:type="dxa"/>
+            <w:gridSpan w:val="5"/>
+            <w:tcBorders>
+              <w:top w:val="single" w:sz="8" w:space="0" w:color="12171D"/>
+              <w:bottom w:val="single" w:sz="4" w:space="0" w:color="BCACA7"/>
+            </w:tcBorders>
+            <w:vAlign w:val="center"/>
+          </w:tcPr>
+          <w:p>
+            <w:pPr>
+              <w:tabs>
+                <w:tab w:val="right" w:pos="6650"/>
+              </w:tabs>
+              <w:spacing w:before="0" w:after="0" w:line="250" w:lineRule="auto"/>
+              <w:jc w:val="left"/>
+            </w:pPr>
+            <w:r>
+              <w:rPr>
+                <w:rFonts w:ascii="Jost" w:hAnsi="Jost" w:eastAsia="Jost" w:cs="Jost"/>
                 <w:color w:val="12171D"/>
                 <w:sz w:val="21"/>
                 <w:szCs w:val="21"/>
                 <w:lang w:val="en-GB"/>
               </w:rPr>
-              <w:t xml:space="preserve">[Currency] [Balance Due]</w:t>
-            </w:r>
+              <w:t xml:space="preserve">BALANCE DUE</w:t>
+            </w:r>
+            <w:r>
+              <w:tab/>
+            </w:r>
+            <w:r>
+              <w:rPr>
+                <w:rFonts w:ascii="Noto Sans Arabic" w:hAnsi="Noto Sans Arabic" w:eastAsia="Noto Sans Arabic" w:cs="Noto Sans Arabic"/>
+                <w:color w:val="12171D"/>
+                <w:sz w:val="22"/>
+                <w:szCs w:val="22"/>
+                <w:rtl w:val="1"/>
+                <w:lang w:val="ar-SA" w:bidi="ar-SA"/>
+              </w:rPr>
+              <w:t xml:space="preserve">الرصيد المستحق</w:t>
+            </w:r>
+          </w:p>
+        </w:tc>
+        <w:tc>
+          <w:tcPr>
+            <w:tcW w:w="2252" w:type="dxa"/>
+            <w:tcBorders>
+              <w:top w:val="single" w:sz="8" w:space="0" w:color="12171D"/>
+              <w:bottom w:val="single" w:sz="4" w:space="0" w:color="BCACA7"/>
+            </w:tcBorders>
+            <w:vAlign w:val="center"/>
+          </w:tcPr>
+          <w:p>
+            <w:pPr>
+              <w:spacing w:before="0" w:after="0" w:line="250" w:lineRule="auto"/>
+              <w:jc w:val="right"/>
+            </w:pPr>
+            <w:fldSimple w:instr="=B10-B11 \# &quot;#,##0.00&quot;">
+              <w:r>
+                <w:rPr>
+                  <w:rFonts w:ascii="Jost" w:hAnsi="Jost" w:eastAsia="Jost" w:cs="Jost"/>
+                  <w:color w:val="12171D"/>
+                  <w:sz w:val="21"/>
+                  <w:szCs w:val="21"/>
+                  <w:lang w:val="en-GB"/>
+                </w:rPr>
+                <w:t xml:space="preserve">0.00</w:t>
+              </w:r>
+            </w:fldSimple>
           </w:p>
         </w:tc>
       </w:tr>
@@ -3161,18 +3702,26 @@
               <w:spacing w:before="0" w:after="0" w:line="250" w:lineRule="auto"/>
               <w:jc w:val="left"/>
             </w:pPr>
-            <w:r>
-              <w:rPr>
-                <w:rFonts w:ascii="Inter" w:hAnsi="Inter" w:eastAsia="Inter" w:cs="Inter"/>
-                <w:i/>
-                <w:iCs/>
-                <w:color w:val="12171D"/>
-                <w:sz w:val="18"/>
-                <w:szCs w:val="18"/>
-                <w:lang w:val="en-GB"/>
-              </w:rPr>
-              <w:t xml:space="preserve">[Payee Name]</w:t>
-            </w:r>
+            <w:sdt>
+              <w:sdtPr>
+                <w:alias w:val="Payee Name"/>
+                <w:tag w:val="field_1104"/>
+                <w:id w:val="1104"/>
+                <w:text/>
+              </w:sdtPr>
+              <w:sdtContent>
+                <w:r>
+                  <w:rPr>
+                    <w:rFonts w:ascii="Inter" w:hAnsi="Inter" w:eastAsia="Inter" w:cs="Inter"/>
+                    <w:color w:val="12171D"/>
+                    <w:sz w:val="18"/>
+                    <w:szCs w:val="18"/>
+                    <w:lang w:val="en-GB"/>
+                  </w:rPr>
+                  <w:t xml:space="preserve">Enter Payee Name</w:t>
+                </w:r>
+              </w:sdtContent>
+            </w:sdt>
           </w:p>
         </w:tc>
         <w:tc>
@@ -3234,18 +3783,26 @@
               <w:spacing w:before="0" w:after="0" w:line="250" w:lineRule="auto"/>
               <w:jc w:val="left"/>
             </w:pPr>
-            <w:r>
-              <w:rPr>
-                <w:rFonts w:ascii="Inter" w:hAnsi="Inter" w:eastAsia="Inter" w:cs="Inter"/>
-                <w:i/>
-                <w:iCs/>
-                <w:color w:val="12171D"/>
-                <w:sz w:val="18"/>
-                <w:szCs w:val="18"/>
-                <w:lang w:val="en-GB"/>
-              </w:rPr>
-              <w:t xml:space="preserve">[Bank Name]</w:t>
-            </w:r>
+            <w:sdt>
+              <w:sdtPr>
+                <w:alias w:val="Bank Name"/>
+                <w:tag w:val="field_1105"/>
+                <w:id w:val="1105"/>
+                <w:text/>
+              </w:sdtPr>
+              <w:sdtContent>
+                <w:r>
+                  <w:rPr>
+                    <w:rFonts w:ascii="Inter" w:hAnsi="Inter" w:eastAsia="Inter" w:cs="Inter"/>
+                    <w:color w:val="12171D"/>
+                    <w:sz w:val="18"/>
+                    <w:szCs w:val="18"/>
+                    <w:lang w:val="en-GB"/>
+                  </w:rPr>
+                  <w:t xml:space="preserve">Enter Bank Name</w:t>
+                </w:r>
+              </w:sdtContent>
+            </w:sdt>
           </w:p>
         </w:tc>
       </w:tr>
@@ -3312,18 +3869,26 @@
               <w:spacing w:before="0" w:after="0" w:line="250" w:lineRule="auto"/>
               <w:jc w:val="left"/>
             </w:pPr>
-            <w:r>
-              <w:rPr>
-                <w:rFonts w:ascii="Inter" w:hAnsi="Inter" w:eastAsia="Inter" w:cs="Inter"/>
-                <w:i/>
-                <w:iCs/>
-                <w:color w:val="12171D"/>
-                <w:sz w:val="18"/>
-                <w:szCs w:val="18"/>
-                <w:lang w:val="en-GB"/>
-              </w:rPr>
-              <w:t xml:space="preserve">[Account Number]</w:t>
-            </w:r>
+            <w:sdt>
+              <w:sdtPr>
+                <w:alias w:val="Account Number"/>
+                <w:tag w:val="field_1106"/>
+                <w:id w:val="1106"/>
+                <w:text/>
+              </w:sdtPr>
+              <w:sdtContent>
+                <w:r>
+                  <w:rPr>
+                    <w:rFonts w:ascii="Inter" w:hAnsi="Inter" w:eastAsia="Inter" w:cs="Inter"/>
+                    <w:color w:val="12171D"/>
+                    <w:sz w:val="18"/>
+                    <w:szCs w:val="18"/>
+                    <w:lang w:val="en-GB"/>
+                  </w:rPr>
+                  <w:t xml:space="preserve">Enter Account Number</w:t>
+                </w:r>
+              </w:sdtContent>
+            </w:sdt>
           </w:p>
         </w:tc>
         <w:tc>
@@ -3348,7 +3913,7 @@
                 <w:szCs w:val="18"/>
                 <w:lang w:val="en-GB"/>
               </w:rPr>
-              <w:t xml:space="preserve">IBAN / ROUTING</w:t>
+              <w:t xml:space="preserve">IBAN</w:t>
             </w:r>
           </w:p>
           <w:p>
@@ -3367,7 +3932,7 @@
                 <w:rtl w:val="1"/>
                 <w:lang w:val="ar-SA" w:bidi="ar-SA"/>
               </w:rPr>
-              <w:t xml:space="preserve">رقم الآيبان / التوجيه</w:t>
+              <w:t xml:space="preserve">رقم الآيبان (IBAN)</w:t>
             </w:r>
           </w:p>
         </w:tc>
@@ -3385,18 +3950,26 @@
               <w:spacing w:before="0" w:after="0" w:line="250" w:lineRule="auto"/>
               <w:jc w:val="left"/>
             </w:pPr>
-            <w:r>
-              <w:rPr>
-                <w:rFonts w:ascii="Inter" w:hAnsi="Inter" w:eastAsia="Inter" w:cs="Inter"/>
-                <w:i/>
-                <w:iCs/>
-                <w:color w:val="12171D"/>
-                <w:sz w:val="18"/>
-                <w:szCs w:val="18"/>
-                <w:lang w:val="en-GB"/>
-              </w:rPr>
-              <w:t xml:space="preserve">[IBAN / Routing Details]</w:t>
-            </w:r>
+            <w:sdt>
+              <w:sdtPr>
+                <w:alias w:val="IBAN"/>
+                <w:tag w:val="field_1107"/>
+                <w:id w:val="1107"/>
+                <w:text/>
+              </w:sdtPr>
+              <w:sdtContent>
+                <w:r>
+                  <w:rPr>
+                    <w:rFonts w:ascii="Inter" w:hAnsi="Inter" w:eastAsia="Inter" w:cs="Inter"/>
+                    <w:color w:val="12171D"/>
+                    <w:sz w:val="18"/>
+                    <w:szCs w:val="18"/>
+                    <w:lang w:val="en-GB"/>
+                  </w:rPr>
+                  <w:t xml:space="preserve">Enter IBAN</w:t>
+                </w:r>
+              </w:sdtContent>
+            </w:sdt>
           </w:p>
         </w:tc>
       </w:tr>
@@ -3460,18 +4033,26 @@
               <w:spacing w:before="0" w:after="0" w:line="250" w:lineRule="auto"/>
               <w:jc w:val="left"/>
             </w:pPr>
-            <w:r>
-              <w:rPr>
-                <w:rFonts w:ascii="Inter" w:hAnsi="Inter" w:eastAsia="Inter" w:cs="Inter"/>
-                <w:i/>
-                <w:iCs/>
-                <w:color w:val="12171D"/>
-                <w:sz w:val="18"/>
-                <w:szCs w:val="18"/>
-                <w:lang w:val="en-GB"/>
-              </w:rPr>
-              <w:t xml:space="preserve">[Payment Reference]</w:t>
-            </w:r>
+            <w:sdt>
+              <w:sdtPr>
+                <w:alias w:val="Payment Reference"/>
+                <w:tag w:val="field_1108"/>
+                <w:id w:val="1108"/>
+                <w:text/>
+              </w:sdtPr>
+              <w:sdtContent>
+                <w:r>
+                  <w:rPr>
+                    <w:rFonts w:ascii="Inter" w:hAnsi="Inter" w:eastAsia="Inter" w:cs="Inter"/>
+                    <w:color w:val="12171D"/>
+                    <w:sz w:val="18"/>
+                    <w:szCs w:val="18"/>
+                    <w:lang w:val="en-GB"/>
+                  </w:rPr>
+                  <w:t xml:space="preserve">Enter Payment Reference</w:t>
+                </w:r>
+              </w:sdtContent>
+            </w:sdt>
           </w:p>
         </w:tc>
         <w:tc>
@@ -3533,14 +4114,12 @@
             <w:r>
               <w:rPr>
                 <w:rFonts w:ascii="Inter" w:hAnsi="Inter" w:eastAsia="Inter" w:cs="Inter"/>
-                <w:i/>
-                <w:iCs/>
-                <w:color w:val="12171D"/>
-                <w:sz w:val="18"/>
-                <w:szCs w:val="18"/>
-                <w:lang w:val="en-GB"/>
-              </w:rPr>
-              <w:t xml:space="preserve">[Accounts Contact Email]</w:t>
+                <w:color w:val="12171D"/>
+                <w:sz w:val="18"/>
+                <w:szCs w:val="18"/>
+                <w:lang w:val="en-GB"/>
+              </w:rPr>
+              <w:t xml:space="preserve">contact@mish3l.com</w:t>
             </w:r>
           </w:p>
         </w:tc>
@@ -3652,6 +4231,7 @@
       <w:tr>
         <w:trPr>
           <w:cantSplit/>
+          <w:trHeight w:val="1300" w:hRule="atLeast"/>
         </w:trPr>
         <w:tc>
           <w:tcPr>
@@ -3660,24 +4240,66 @@
             <w:tcBorders>
               <w:bottom w:val="single" w:sz="4" w:space="0" w:color="BCACA7"/>
             </w:tcBorders>
-            <w:vAlign w:val="center"/>
-          </w:tcPr>
-          <w:p>
-            <w:pPr>
-              <w:spacing w:before="0" w:after="0" w:line="288" w:lineRule="exact"/>
-              <w:jc w:val="left"/>
-            </w:pPr>
-            <w:r>
-              <w:rPr>
-                <w:rFonts w:ascii="Inter" w:hAnsi="Inter" w:eastAsia="Inter" w:cs="Inter"/>
-                <w:i/>
-                <w:iCs/>
-                <w:color w:val="12171D"/>
-                <w:sz w:val="18"/>
-                <w:szCs w:val="18"/>
-                <w:lang w:val="en-GB"/>
-              </w:rPr>
-              <w:t xml:space="preserve">[Notes and terms to be confirmed by the owner before issue.]</w:t>
+            <w:vAlign w:val="top"/>
+          </w:tcPr>
+          <w:p>
+            <w:pPr>
+              <w:spacing w:before="0" w:after="40" w:line="288" w:lineRule="exact"/>
+              <w:jc w:val="left"/>
+            </w:pPr>
+            <w:sdt>
+              <w:sdtPr>
+                <w:alias w:val="Payment Terms and Notes"/>
+                <w:tag w:val="field_1109"/>
+                <w:id w:val="1109"/>
+                <w:text/>
+              </w:sdtPr>
+              <w:sdtContent>
+                <w:r>
+                  <w:rPr>
+                    <w:rFonts w:ascii="Inter" w:hAnsi="Inter" w:eastAsia="Inter" w:cs="Inter"/>
+                    <w:color w:val="12171D"/>
+                    <w:sz w:val="18"/>
+                    <w:szCs w:val="18"/>
+                    <w:lang w:val="en-GB"/>
+                  </w:rPr>
+                  <w:t xml:space="preserve">Enter payment terms and notes</w:t>
+                </w:r>
+              </w:sdtContent>
+            </w:sdt>
+          </w:p>
+          <w:p>
+            <w:pPr>
+              <w:spacing w:before="0" w:after="40" w:line="288" w:lineRule="exact"/>
+              <w:jc w:val="left"/>
+            </w:pPr>
+            <w:r>
+              <w:rPr>
+                <w:rFonts w:ascii="Inter" w:hAnsi="Inter" w:eastAsia="Inter" w:cs="Inter"/>
+                <w:color w:val="12171D"/>
+                <w:sz w:val="18"/>
+                <w:szCs w:val="18"/>
+                <w:lang w:val="en-GB"/>
+              </w:rPr>
+              <w:t xml:space="preserve">Verify payment details through a previously known channel before making payment.</w:t>
+            </w:r>
+          </w:p>
+          <w:p>
+            <w:pPr>
+              <w:bidi w:val="1"/>
+              <w:spacing w:before="0" w:after="40" w:line="288" w:lineRule="exact"/>
+              <w:jc w:val="start"/>
+            </w:pPr>
+            <w:r>
+              <w:rPr>
+                <w:rFonts w:ascii="Noto Sans Arabic" w:hAnsi="Noto Sans Arabic" w:eastAsia="Noto Sans Arabic" w:cs="Noto Sans Arabic"/>
+                <w:color w:val="12171D"/>
+                <w:sz w:val="20"/>
+                <w:szCs w:val="20"/>
+                <w:rtl w:val="1"/>
+                <w:lang w:val="ar-SA" w:bidi="ar-SA"/>
+              </w:rPr>
+              <w:t xml:space="preserve">تحقّق من بيانات الدفع عبر وسيلة اتصال معروفة مسبقاً قبل السداد.</w:t>
             </w:r>
           </w:p>
         </w:tc>
@@ -3728,7 +4350,7 @@
         <w:szCs w:val="18"/>
         <w:lang w:val="en-GB"/>
       </w:rPr>
-      <w:t xml:space="preserve">GEM™   [ADDRESS] · [CITY] · [COUNTRY] · [POSTAL CODE]   [T]   [E]   [W]</w:t>
+      <w:t xml:space="preserve">GEM™ · Riyadh, Saudi Arabia · contact@mish3l.com · +966114502929</w:t>
     </w:r>
     <w:r>
       <w:tab/>
@@ -3859,7 +4481,28 @@
         <w:szCs w:val="18"/>
         <w:lang w:val="en-GB"/>
       </w:rPr>
-      <w:t xml:space="preserve">WORKING APPLICATION / PENDING VALIDATION · EXTERNAL ISSUE RESTRICTED (D8 PENDING)</w:t>
+      <w:t xml:space="preserve">NOT FOR EXTERNAL ISSUE · </w:t>
+    </w:r>
+    <w:r>
+      <w:rPr>
+        <w:rFonts w:ascii="Noto Sans Arabic" w:hAnsi="Noto Sans Arabic" w:eastAsia="Noto Sans Arabic" w:cs="Noto Sans Arabic"/>
+        <w:color w:val="12171D"/>
+        <w:sz w:val="18"/>
+        <w:szCs w:val="18"/>
+        <w:rtl w:val="1"/>
+        <w:lang w:val="ar-SA" w:bidi="ar-SA"/>
+      </w:rPr>
+      <w:t xml:space="preserve">غير مخصص للإصدار الخارجي</w:t>
+    </w:r>
+    <w:r>
+      <w:rPr>
+        <w:rFonts w:ascii="Inter" w:hAnsi="Inter" w:eastAsia="Inter" w:cs="Inter"/>
+        <w:color w:val="12171D"/>
+        <w:sz w:val="18"/>
+        <w:szCs w:val="18"/>
+        <w:lang w:val="en-GB"/>
+      </w:rPr>
+      <w:t xml:space="preserve"> · PENDING VALIDATION (D8)</w:t>
     </w:r>
   </w:p>
 </w:ftr>
@@ -3886,7 +4529,7 @@
         <w:szCs w:val="18"/>
         <w:lang w:val="en-GB"/>
       </w:rPr>
-      <w:t xml:space="preserve">GEM™   [ADDRESS] · [CITY] · [COUNTRY] · [POSTAL CODE]   [T]   [E]   [W]</w:t>
+      <w:t xml:space="preserve">GEM™ · Riyadh, Saudi Arabia · contact@mish3l.com · +966114502929</w:t>
     </w:r>
     <w:r>
       <w:tab/>
@@ -4017,7 +4660,28 @@
         <w:szCs w:val="18"/>
         <w:lang w:val="en-GB"/>
       </w:rPr>
-      <w:t xml:space="preserve">WORKING APPLICATION / PENDING VALIDATION · EXTERNAL ISSUE RESTRICTED (D8 PENDING)</w:t>
+      <w:t xml:space="preserve">NOT FOR EXTERNAL ISSUE · </w:t>
+    </w:r>
+    <w:r>
+      <w:rPr>
+        <w:rFonts w:ascii="Noto Sans Arabic" w:hAnsi="Noto Sans Arabic" w:eastAsia="Noto Sans Arabic" w:cs="Noto Sans Arabic"/>
+        <w:color w:val="12171D"/>
+        <w:sz w:val="18"/>
+        <w:szCs w:val="18"/>
+        <w:rtl w:val="1"/>
+        <w:lang w:val="ar-SA" w:bidi="ar-SA"/>
+      </w:rPr>
+      <w:t xml:space="preserve">غير مخصص للإصدار الخارجي</w:t>
+    </w:r>
+    <w:r>
+      <w:rPr>
+        <w:rFonts w:ascii="Inter" w:hAnsi="Inter" w:eastAsia="Inter" w:cs="Inter"/>
+        <w:color w:val="12171D"/>
+        <w:sz w:val="18"/>
+        <w:szCs w:val="18"/>
+        <w:lang w:val="en-GB"/>
+      </w:rPr>
+      <w:t xml:space="preserve"> · PENDING VALIDATION (D8)</w:t>
     </w:r>
   </w:p>
 </w:ftr>
@@ -4093,7 +4757,7 @@
 <w:hdr xmlns:w="http://schemas.openxmlformats.org/wordprocessingml/2006/main" xmlns:r="http://schemas.openxmlformats.org/officeDocument/2006/relationships" xmlns:wp="http://schemas.openxmlformats.org/drawingml/2006/wordprocessingDrawing" xmlns:a="http://schemas.openxmlformats.org/drawingml/2006/main" xmlns:pic="http://schemas.openxmlformats.org/drawingml/2006/picture">
   <w:p>
     <w:pPr>
-      <w:spacing w:after="0" w:line="240" w:lineRule="auto"/>
+      <w:spacing w:before="0" w:after="0" w:line="240" w:lineRule="exact"/>
       <w:jc w:val="left"/>
     </w:pPr>
     <w:r>
@@ -4104,7 +4768,7 @@
         <w:szCs w:val="16"/>
         <w:lang w:val="en-GB"/>
       </w:rPr>
-      <w:t xml:space="preserve">GEM™</w:t>
+      <w:t xml:space="preserve">GEM™ · INVOICE CONTINUED · </w:t>
     </w:r>
     <w:r>
       <w:rPr>
@@ -4114,7 +4778,65 @@
         <w:szCs w:val="16"/>
         <w:lang w:val="en-GB"/>
       </w:rPr>
-      <w:t xml:space="preserve">    [REFERENCE NUMBER]</w:t>
+      <w:fldChar w:fldCharType="begin"/>
+    </w:r>
+    <w:r>
+      <w:rPr>
+        <w:rFonts w:ascii="Inter" w:hAnsi="Inter" w:eastAsia="Inter" w:cs="Inter"/>
+        <w:color w:val="12171D"/>
+        <w:sz w:val="16"/>
+        <w:szCs w:val="16"/>
+        <w:lang w:val="en-GB"/>
+      </w:rPr>
+      <w:instrText xml:space="preserve"> DOCPROPERTY RefNo \* MERGEFORMAT </w:instrText>
+    </w:r>
+    <w:r>
+      <w:rPr>
+        <w:rFonts w:ascii="Inter" w:hAnsi="Inter" w:eastAsia="Inter" w:cs="Inter"/>
+        <w:color w:val="12171D"/>
+        <w:sz w:val="16"/>
+        <w:szCs w:val="16"/>
+        <w:lang w:val="en-GB"/>
+      </w:rPr>
+      <w:fldChar w:fldCharType="separate"/>
+    </w:r>
+    <w:r>
+      <w:rPr>
+        <w:rFonts w:ascii="Inter" w:hAnsi="Inter" w:eastAsia="Inter" w:cs="Inter"/>
+        <w:color w:val="12171D"/>
+        <w:sz w:val="16"/>
+        <w:szCs w:val="16"/>
+        <w:lang w:val="en-GB"/>
+      </w:rPr>
+      <w:t xml:space="preserve">Enter reference number</w:t>
+    </w:r>
+    <w:r>
+      <w:rPr>
+        <w:rFonts w:ascii="Inter" w:hAnsi="Inter" w:eastAsia="Inter" w:cs="Inter"/>
+        <w:color w:val="12171D"/>
+        <w:sz w:val="16"/>
+        <w:szCs w:val="16"/>
+        <w:lang w:val="en-GB"/>
+      </w:rPr>
+      <w:fldChar w:fldCharType="end"/>
+    </w:r>
+  </w:p>
+  <w:p>
+    <w:pPr>
+      <w:bidi w:val="1"/>
+      <w:spacing w:before="0" w:after="0" w:line="240" w:lineRule="exact"/>
+      <w:jc w:val="start"/>
+    </w:pPr>
+    <w:r>
+      <w:rPr>
+        <w:rFonts w:ascii="Noto Sans Arabic" w:hAnsi="Noto Sans Arabic" w:eastAsia="Noto Sans Arabic" w:cs="Noto Sans Arabic"/>
+        <w:color w:val="12171D"/>
+        <w:sz w:val="16"/>
+        <w:szCs w:val="16"/>
+        <w:rtl w:val="1"/>
+        <w:lang w:val="ar-SA" w:bidi="ar-SA"/>
+      </w:rPr>
+      <w:t xml:space="preserve">تكملة الفاتورة</w:t>
     </w:r>
   </w:p>
 </w:hdr>

--- a/documents/working/business-stationery-20261027/GEM_Invoice_Template_working.docx
+++ b/documents/working/business-stationery-20261027/GEM_Invoice_Template_working.docx
@@ -96,27 +96,27 @@
       <w:tblPr>
         <w:tblW w:w="9072" w:type="dxa"/>
         <w:tblBorders>
-          <w:top w:val="single" w:sz="4" w:space="0" w:color="BCACA7"/>
-          <w:left w:val="single" w:sz="4" w:space="0" w:color="BCACA7"/>
-          <w:bottom w:val="single" w:sz="4" w:space="0" w:color="BCACA7"/>
-          <w:right w:val="single" w:sz="4" w:space="0" w:color="BCACA7"/>
-          <w:insideH w:val="single" w:sz="4" w:space="0" w:color="BCACA7"/>
-          <w:insideV w:val="single" w:sz="4" w:space="0" w:color="BCACA7"/>
+          <w:top w:val="nil"/>
+          <w:left w:val="nil"/>
+          <w:bottom w:val="nil"/>
+          <w:right w:val="nil"/>
+          <w:insideH w:val="nil"/>
+          <w:insideV w:val="nil"/>
         </w:tblBorders>
         <w:tblLayout w:type="fixed"/>
         <w:tblCellMar>
-          <w:top w:w="40" w:type="dxa"/>
+          <w:top w:w="90" w:type="dxa"/>
           <w:left w:w="85" w:type="dxa"/>
-          <w:bottom w:w="40" w:type="dxa"/>
+          <w:bottom w:w="100" w:type="dxa"/>
           <w:right w:w="85" w:type="dxa"/>
         </w:tblCellMar>
         <w:tblLook w:firstRow="1" w:lastRow="0" w:firstColumn="0" w:lastColumn="0" w:noHBand="0" w:noVBand="1"/>
       </w:tblPr>
       <w:tblGrid>
-        <w:gridCol w:w="2250"/>
-        <w:gridCol w:w="2286"/>
-        <w:gridCol w:w="2250"/>
-        <w:gridCol w:w="2286"/>
+        <w:gridCol w:w="2268"/>
+        <w:gridCol w:w="2268"/>
+        <w:gridCol w:w="2268"/>
+        <w:gridCol w:w="2268"/>
       </w:tblGrid>
       <w:tr>
         <w:trPr>
@@ -124,86 +124,54 @@
         </w:trPr>
         <w:tc>
           <w:tcPr>
-            <w:tcW w:w="4536" w:type="dxa"/>
-            <w:gridSpan w:val="2"/>
-            <w:tcBorders>
-              <w:top w:val="nil"/>
-              <w:left w:val="nil"/>
-              <w:bottom w:val="single" w:sz="8" w:space="0" w:color="BCACA7"/>
-              <w:right w:val="nil"/>
-            </w:tcBorders>
-            <w:vAlign w:val="bottom"/>
-          </w:tcPr>
-          <w:p>
-            <w:pPr>
-              <w:pStyle w:val="Heading1"/>
-              <w:keepNext/>
-              <w:spacing w:before="160" w:after="40" w:line="250" w:lineRule="auto"/>
-              <w:ind w:start="-85"/>
-              <w:jc w:val="left"/>
-            </w:pPr>
-            <w:r>
-              <w:rPr>
-                <w:rFonts w:ascii="Jost" w:hAnsi="Jost" w:eastAsia="Jost" w:cs="Jost"/>
+            <w:tcW w:w="2268" w:type="dxa"/>
+            <w:tcBorders>
+              <w:top w:val="single" w:sz="8" w:space="0" w:color="12171D"/>
+              <w:bottom w:val="single" w:sz="4" w:space="0" w:color="BCACA7"/>
+            </w:tcBorders>
+            <w:vAlign w:val="top"/>
+          </w:tcPr>
+          <w:p>
+            <w:pPr>
+              <w:keepNext/>
+              <w:spacing w:before="0" w:after="0" w:line="250" w:lineRule="auto"/>
+              <w:jc w:val="left"/>
+            </w:pPr>
+            <w:r>
+              <w:rPr>
+                <w:rFonts w:ascii="Inter" w:hAnsi="Inter" w:eastAsia="Inter" w:cs="Inter"/>
+                <w:color w:val="12171D"/>
+                <w:spacing w:val="13"/>
+                <w:sz w:val="16"/>
+                <w:szCs w:val="16"/>
+                <w:lang w:val="en-GB"/>
+              </w:rPr>
+              <w:t xml:space="preserve">INVOICE NUMBER</w:t>
+            </w:r>
+          </w:p>
+          <w:p>
+            <w:pPr>
+              <w:keepNext/>
+              <w:bidi w:val="1"/>
+              <w:spacing w:before="0" w:after="40" w:line="250" w:lineRule="auto"/>
+              <w:jc w:val="start"/>
+            </w:pPr>
+            <w:r>
+              <w:rPr>
+                <w:rFonts w:ascii="Noto Sans Arabic" w:hAnsi="Noto Sans Arabic" w:eastAsia="Noto Sans Arabic" w:cs="Noto Sans Arabic"/>
                 <w:color w:val="12171D"/>
                 <w:sz w:val="21"/>
                 <w:szCs w:val="21"/>
-                <w:lang w:val="en-GB"/>
-              </w:rPr>
-              <w:t xml:space="preserve">INVOICE DETAILS</w:t>
-            </w:r>
-          </w:p>
-        </w:tc>
-        <w:tc>
-          <w:tcPr>
-            <w:tcW w:w="4536" w:type="dxa"/>
-            <w:gridSpan w:val="2"/>
-            <w:tcBorders>
-              <w:top w:val="nil"/>
-              <w:left w:val="nil"/>
-              <w:bottom w:val="single" w:sz="8" w:space="0" w:color="BCACA7"/>
-              <w:right w:val="nil"/>
-            </w:tcBorders>
-            <w:vAlign w:val="bottom"/>
-          </w:tcPr>
-          <w:p>
-            <w:pPr>
-              <w:keepNext/>
-              <w:bidi w:val="1"/>
-              <w:spacing w:before="160" w:after="40" w:line="250" w:lineRule="auto"/>
-              <w:ind w:start="-85"/>
-              <w:jc w:val="start"/>
-            </w:pPr>
-            <w:r>
-              <w:rPr>
-                <w:rFonts w:ascii="Noto Sans Arabic" w:hAnsi="Noto Sans Arabic" w:eastAsia="Noto Sans Arabic" w:cs="Noto Sans Arabic"/>
-                <w:color w:val="12171D"/>
-                <w:sz w:val="22"/>
-                <w:szCs w:val="22"/>
                 <w:rtl w:val="1"/>
                 <w:lang w:val="ar-SA" w:bidi="ar-SA"/>
               </w:rPr>
-              <w:t xml:space="preserve">بيانات الفاتورة</w:t>
-            </w:r>
-          </w:p>
-        </w:tc>
-      </w:tr>
-      <w:tr>
-        <w:trPr>
-          <w:cantSplit/>
-        </w:trPr>
-        <w:tc>
-          <w:tcPr>
-            <w:tcW w:w="2250" w:type="dxa"/>
-            <w:tcBorders>
-              <w:bottom w:val="single" w:sz="4" w:space="0" w:color="BCACA7"/>
-            </w:tcBorders>
-            <w:vAlign w:val="center"/>
-          </w:tcPr>
-          <w:p>
-            <w:pPr>
-              <w:keepNext/>
-              <w:spacing w:before="0" w:after="10" w:line="250" w:lineRule="auto"/>
+              <w:t xml:space="preserve">رقم الفاتورة</w:t>
+            </w:r>
+          </w:p>
+          <w:p>
+            <w:pPr>
+              <w:keepNext/>
+              <w:spacing w:before="0" w:after="0" w:line="250" w:lineRule="auto"/>
               <w:jc w:val="left"/>
             </w:pPr>
             <w:r>
@@ -214,148 +182,96 @@
                 <w:szCs w:val="18"/>
                 <w:lang w:val="en-GB"/>
               </w:rPr>
-              <w:t xml:space="preserve">INVOICE NUMBER</w:t>
+              <w:fldChar w:fldCharType="begin"/>
+            </w:r>
+            <w:r>
+              <w:rPr>
+                <w:rFonts w:ascii="Inter" w:hAnsi="Inter" w:eastAsia="Inter" w:cs="Inter"/>
+                <w:color w:val="12171D"/>
+                <w:sz w:val="18"/>
+                <w:szCs w:val="18"/>
+                <w:lang w:val="en-GB"/>
+              </w:rPr>
+              <w:instrText xml:space="preserve"> DOCPROPERTY RefNo \* MERGEFORMAT </w:instrText>
+            </w:r>
+            <w:r>
+              <w:rPr>
+                <w:rFonts w:ascii="Inter" w:hAnsi="Inter" w:eastAsia="Inter" w:cs="Inter"/>
+                <w:color w:val="12171D"/>
+                <w:sz w:val="18"/>
+                <w:szCs w:val="18"/>
+                <w:lang w:val="en-GB"/>
+              </w:rPr>
+              <w:fldChar w:fldCharType="separate"/>
+            </w:r>
+            <w:r>
+              <w:rPr>
+                <w:rFonts w:ascii="Inter" w:hAnsi="Inter" w:eastAsia="Inter" w:cs="Inter"/>
+                <w:color w:val="12171D"/>
+                <w:sz w:val="18"/>
+                <w:szCs w:val="18"/>
+                <w:lang w:val="en-GB"/>
+              </w:rPr>
+              <w:t xml:space="preserve">Enter reference number</w:t>
+            </w:r>
+            <w:r>
+              <w:rPr>
+                <w:rFonts w:ascii="Inter" w:hAnsi="Inter" w:eastAsia="Inter" w:cs="Inter"/>
+                <w:color w:val="12171D"/>
+                <w:sz w:val="18"/>
+                <w:szCs w:val="18"/>
+                <w:lang w:val="en-GB"/>
+              </w:rPr>
+              <w:fldChar w:fldCharType="end"/>
+            </w:r>
+          </w:p>
+        </w:tc>
+        <w:tc>
+          <w:tcPr>
+            <w:tcW w:w="2268" w:type="dxa"/>
+            <w:tcBorders>
+              <w:top w:val="single" w:sz="8" w:space="0" w:color="12171D"/>
+              <w:bottom w:val="single" w:sz="4" w:space="0" w:color="BCACA7"/>
+            </w:tcBorders>
+            <w:vAlign w:val="top"/>
+          </w:tcPr>
+          <w:p>
+            <w:pPr>
+              <w:keepNext/>
+              <w:spacing w:before="0" w:after="0" w:line="250" w:lineRule="auto"/>
+              <w:jc w:val="left"/>
+            </w:pPr>
+            <w:r>
+              <w:rPr>
+                <w:rFonts w:ascii="Inter" w:hAnsi="Inter" w:eastAsia="Inter" w:cs="Inter"/>
+                <w:color w:val="12171D"/>
+                <w:spacing w:val="13"/>
+                <w:sz w:val="16"/>
+                <w:szCs w:val="16"/>
+                <w:lang w:val="en-GB"/>
+              </w:rPr>
+              <w:t xml:space="preserve">ISSUE DATE</w:t>
             </w:r>
           </w:p>
           <w:p>
             <w:pPr>
               <w:keepNext/>
               <w:bidi w:val="1"/>
-              <w:spacing w:before="0" w:after="0" w:line="250" w:lineRule="auto"/>
+              <w:spacing w:before="0" w:after="40" w:line="250" w:lineRule="auto"/>
               <w:jc w:val="start"/>
             </w:pPr>
             <w:r>
               <w:rPr>
                 <w:rFonts w:ascii="Noto Sans Arabic" w:hAnsi="Noto Sans Arabic" w:eastAsia="Noto Sans Arabic" w:cs="Noto Sans Arabic"/>
                 <w:color w:val="12171D"/>
-                <w:sz w:val="20"/>
-                <w:szCs w:val="20"/>
+                <w:sz w:val="21"/>
+                <w:szCs w:val="21"/>
                 <w:rtl w:val="1"/>
                 <w:lang w:val="ar-SA" w:bidi="ar-SA"/>
               </w:rPr>
-              <w:t xml:space="preserve">رقم الفاتورة</w:t>
-            </w:r>
-          </w:p>
-        </w:tc>
-        <w:tc>
-          <w:tcPr>
-            <w:tcW w:w="2286" w:type="dxa"/>
-            <w:tcBorders>
-              <w:bottom w:val="single" w:sz="4" w:space="0" w:color="BCACA7"/>
-            </w:tcBorders>
-            <w:vAlign w:val="center"/>
-          </w:tcPr>
-          <w:p>
-            <w:pPr>
-              <w:keepNext/>
-              <w:spacing w:before="0" w:after="0" w:line="250" w:lineRule="auto"/>
-              <w:jc w:val="left"/>
-            </w:pPr>
-            <w:r>
-              <w:rPr>
-                <w:rFonts w:ascii="Inter" w:hAnsi="Inter" w:eastAsia="Inter" w:cs="Inter"/>
-                <w:color w:val="12171D"/>
-                <w:sz w:val="18"/>
-                <w:szCs w:val="18"/>
-                <w:lang w:val="en-GB"/>
-              </w:rPr>
-              <w:fldChar w:fldCharType="begin"/>
-            </w:r>
-            <w:r>
-              <w:rPr>
-                <w:rFonts w:ascii="Inter" w:hAnsi="Inter" w:eastAsia="Inter" w:cs="Inter"/>
-                <w:color w:val="12171D"/>
-                <w:sz w:val="18"/>
-                <w:szCs w:val="18"/>
-                <w:lang w:val="en-GB"/>
-              </w:rPr>
-              <w:instrText xml:space="preserve"> DOCPROPERTY RefNo \* MERGEFORMAT </w:instrText>
-            </w:r>
-            <w:r>
-              <w:rPr>
-                <w:rFonts w:ascii="Inter" w:hAnsi="Inter" w:eastAsia="Inter" w:cs="Inter"/>
-                <w:color w:val="12171D"/>
-                <w:sz w:val="18"/>
-                <w:szCs w:val="18"/>
-                <w:lang w:val="en-GB"/>
-              </w:rPr>
-              <w:fldChar w:fldCharType="separate"/>
-            </w:r>
-            <w:r>
-              <w:rPr>
-                <w:rFonts w:ascii="Inter" w:hAnsi="Inter" w:eastAsia="Inter" w:cs="Inter"/>
-                <w:color w:val="12171D"/>
-                <w:sz w:val="18"/>
-                <w:szCs w:val="18"/>
-                <w:lang w:val="en-GB"/>
-              </w:rPr>
-              <w:t xml:space="preserve">Enter reference number</w:t>
-            </w:r>
-            <w:r>
-              <w:rPr>
-                <w:rFonts w:ascii="Inter" w:hAnsi="Inter" w:eastAsia="Inter" w:cs="Inter"/>
-                <w:color w:val="12171D"/>
-                <w:sz w:val="18"/>
-                <w:szCs w:val="18"/>
-                <w:lang w:val="en-GB"/>
-              </w:rPr>
-              <w:fldChar w:fldCharType="end"/>
-            </w:r>
-          </w:p>
-        </w:tc>
-        <w:tc>
-          <w:tcPr>
-            <w:tcW w:w="2250" w:type="dxa"/>
-            <w:tcBorders>
-              <w:bottom w:val="single" w:sz="4" w:space="0" w:color="BCACA7"/>
-            </w:tcBorders>
-            <w:vAlign w:val="center"/>
-          </w:tcPr>
-          <w:p>
-            <w:pPr>
-              <w:keepNext/>
-              <w:spacing w:before="0" w:after="10" w:line="250" w:lineRule="auto"/>
-              <w:jc w:val="left"/>
-            </w:pPr>
-            <w:r>
-              <w:rPr>
-                <w:rFonts w:ascii="Inter" w:hAnsi="Inter" w:eastAsia="Inter" w:cs="Inter"/>
-                <w:color w:val="12171D"/>
-                <w:sz w:val="18"/>
-                <w:szCs w:val="18"/>
-                <w:lang w:val="en-GB"/>
-              </w:rPr>
-              <w:t xml:space="preserve">ISSUE DATE</w:t>
-            </w:r>
-          </w:p>
-          <w:p>
-            <w:pPr>
-              <w:keepNext/>
-              <w:bidi w:val="1"/>
-              <w:spacing w:before="0" w:after="0" w:line="250" w:lineRule="auto"/>
-              <w:jc w:val="start"/>
-            </w:pPr>
-            <w:r>
-              <w:rPr>
-                <w:rFonts w:ascii="Noto Sans Arabic" w:hAnsi="Noto Sans Arabic" w:eastAsia="Noto Sans Arabic" w:cs="Noto Sans Arabic"/>
-                <w:color w:val="12171D"/>
-                <w:sz w:val="20"/>
-                <w:szCs w:val="20"/>
-                <w:rtl w:val="1"/>
-                <w:lang w:val="ar-SA" w:bidi="ar-SA"/>
-              </w:rPr>
               <w:t xml:space="preserve">تاريخ الإصدار</w:t>
             </w:r>
           </w:p>
-        </w:tc>
-        <w:tc>
-          <w:tcPr>
-            <w:tcW w:w="2286" w:type="dxa"/>
-            <w:tcBorders>
-              <w:bottom w:val="single" w:sz="4" w:space="0" w:color="BCACA7"/>
-            </w:tcBorders>
-            <w:vAlign w:val="center"/>
-          </w:tcPr>
           <w:p>
             <w:pPr>
               <w:keepNext/>
@@ -378,36 +294,34 @@
                     <w:szCs w:val="18"/>
                     <w:lang w:val="en-GB"/>
                   </w:rPr>
-                  <w:t xml:space="preserve">Enter Issue Date - DD/MM/YYYY (Gregorian)</w:t>
+                  <w:t xml:space="preserve">DD/MM/YYYY (Gregorian)</w:t>
                 </w:r>
               </w:sdtContent>
             </w:sdt>
           </w:p>
         </w:tc>
-      </w:tr>
-      <w:tr>
-        <w:trPr>
-          <w:cantSplit/>
-        </w:trPr>
-        <w:tc>
-          <w:tcPr>
-            <w:tcW w:w="2250" w:type="dxa"/>
-            <w:tcBorders>
-              <w:bottom w:val="single" w:sz="4" w:space="0" w:color="BCACA7"/>
-            </w:tcBorders>
-            <w:vAlign w:val="center"/>
-          </w:tcPr>
-          <w:p>
-            <w:pPr>
-              <w:spacing w:before="0" w:after="10" w:line="250" w:lineRule="auto"/>
-              <w:jc w:val="left"/>
-            </w:pPr>
-            <w:r>
-              <w:rPr>
-                <w:rFonts w:ascii="Inter" w:hAnsi="Inter" w:eastAsia="Inter" w:cs="Inter"/>
-                <w:color w:val="12171D"/>
-                <w:sz w:val="18"/>
-                <w:szCs w:val="18"/>
+        <w:tc>
+          <w:tcPr>
+            <w:tcW w:w="2268" w:type="dxa"/>
+            <w:tcBorders>
+              <w:top w:val="single" w:sz="8" w:space="0" w:color="12171D"/>
+              <w:bottom w:val="single" w:sz="4" w:space="0" w:color="BCACA7"/>
+            </w:tcBorders>
+            <w:vAlign w:val="top"/>
+          </w:tcPr>
+          <w:p>
+            <w:pPr>
+              <w:keepNext/>
+              <w:spacing w:before="0" w:after="0" w:line="250" w:lineRule="auto"/>
+              <w:jc w:val="left"/>
+            </w:pPr>
+            <w:r>
+              <w:rPr>
+                <w:rFonts w:ascii="Inter" w:hAnsi="Inter" w:eastAsia="Inter" w:cs="Inter"/>
+                <w:color w:val="12171D"/>
+                <w:spacing w:val="13"/>
+                <w:sz w:val="16"/>
+                <w:szCs w:val="16"/>
                 <w:lang w:val="en-GB"/>
               </w:rPr>
               <w:t xml:space="preserve">PAYMENT DUE</w:t>
@@ -415,33 +329,26 @@
           </w:p>
           <w:p>
             <w:pPr>
+              <w:keepNext/>
               <w:bidi w:val="1"/>
-              <w:spacing w:before="0" w:after="0" w:line="250" w:lineRule="auto"/>
+              <w:spacing w:before="0" w:after="40" w:line="250" w:lineRule="auto"/>
               <w:jc w:val="start"/>
             </w:pPr>
             <w:r>
               <w:rPr>
                 <w:rFonts w:ascii="Noto Sans Arabic" w:hAnsi="Noto Sans Arabic" w:eastAsia="Noto Sans Arabic" w:cs="Noto Sans Arabic"/>
                 <w:color w:val="12171D"/>
-                <w:sz w:val="20"/>
-                <w:szCs w:val="20"/>
+                <w:sz w:val="21"/>
+                <w:szCs w:val="21"/>
                 <w:rtl w:val="1"/>
                 <w:lang w:val="ar-SA" w:bidi="ar-SA"/>
               </w:rPr>
               <w:t xml:space="preserve">تاريخ الاستحقاق</w:t>
             </w:r>
           </w:p>
-        </w:tc>
-        <w:tc>
-          <w:tcPr>
-            <w:tcW w:w="2286" w:type="dxa"/>
-            <w:tcBorders>
-              <w:bottom w:val="single" w:sz="4" w:space="0" w:color="BCACA7"/>
-            </w:tcBorders>
-            <w:vAlign w:val="center"/>
-          </w:tcPr>
-          <w:p>
-            <w:pPr>
+          <w:p>
+            <w:pPr>
+              <w:keepNext/>
               <w:spacing w:before="0" w:after="0" w:line="250" w:lineRule="auto"/>
               <w:jc w:val="left"/>
             </w:pPr>
@@ -461,7 +368,7 @@
                     <w:szCs w:val="18"/>
                     <w:lang w:val="en-GB"/>
                   </w:rPr>
-                  <w:t xml:space="preserve">Enter Payment Due Date - DD/MM/YYYY (Gregorian)</w:t>
+                  <w:t xml:space="preserve">DD/MM/YYYY (Gregorian)</w:t>
                 </w:r>
               </w:sdtContent>
             </w:sdt>
@@ -469,69 +376,254 @@
         </w:tc>
         <w:tc>
           <w:tcPr>
-            <w:tcW w:w="2250" w:type="dxa"/>
-            <w:tcBorders>
-              <w:bottom w:val="single" w:sz="4" w:space="0" w:color="BCACA7"/>
-            </w:tcBorders>
-            <w:vAlign w:val="center"/>
-          </w:tcPr>
-          <w:p>
-            <w:pPr>
-              <w:spacing w:before="0" w:after="10" w:line="250" w:lineRule="auto"/>
-              <w:jc w:val="left"/>
-            </w:pPr>
-            <w:r>
-              <w:rPr>
-                <w:rFonts w:ascii="Inter" w:hAnsi="Inter" w:eastAsia="Inter" w:cs="Inter"/>
-                <w:color w:val="12171D"/>
-                <w:sz w:val="18"/>
-                <w:szCs w:val="18"/>
-                <w:lang w:val="en-GB"/>
-              </w:rPr>
-              <w:t xml:space="preserve">CURRENCY</w:t>
-            </w:r>
-          </w:p>
-          <w:p>
-            <w:pPr>
+            <w:tcW w:w="2268" w:type="dxa"/>
+            <w:tcBorders>
+              <w:top w:val="single" w:sz="8" w:space="0" w:color="12171D"/>
+              <w:bottom w:val="single" w:sz="4" w:space="0" w:color="BCACA7"/>
+            </w:tcBorders>
+            <w:vAlign w:val="top"/>
+          </w:tcPr>
+          <w:p>
+            <w:pPr>
+              <w:keepNext/>
+              <w:spacing w:before="0" w:after="0" w:line="250" w:lineRule="auto"/>
+              <w:jc w:val="left"/>
+            </w:pPr>
+            <w:r>
+              <w:rPr>
+                <w:rFonts w:ascii="Inter" w:hAnsi="Inter" w:eastAsia="Inter" w:cs="Inter"/>
+                <w:color w:val="12171D"/>
+                <w:spacing w:val="13"/>
+                <w:sz w:val="16"/>
+                <w:szCs w:val="16"/>
+                <w:lang w:val="en-GB"/>
+              </w:rPr>
+              <w:t xml:space="preserve">TOTAL DUE (SAR)</w:t>
+            </w:r>
+          </w:p>
+          <w:p>
+            <w:pPr>
+              <w:keepNext/>
               <w:bidi w:val="1"/>
-              <w:spacing w:before="0" w:after="0" w:line="250" w:lineRule="auto"/>
+              <w:spacing w:before="0" w:after="40" w:line="250" w:lineRule="auto"/>
               <w:jc w:val="start"/>
             </w:pPr>
             <w:r>
               <w:rPr>
                 <w:rFonts w:ascii="Noto Sans Arabic" w:hAnsi="Noto Sans Arabic" w:eastAsia="Noto Sans Arabic" w:cs="Noto Sans Arabic"/>
                 <w:color w:val="12171D"/>
-                <w:sz w:val="20"/>
-                <w:szCs w:val="20"/>
+                <w:sz w:val="21"/>
+                <w:szCs w:val="21"/>
                 <w:rtl w:val="1"/>
                 <w:lang w:val="ar-SA" w:bidi="ar-SA"/>
               </w:rPr>
-              <w:t xml:space="preserve">العملة</w:t>
-            </w:r>
-          </w:p>
-        </w:tc>
-        <w:tc>
-          <w:tcPr>
-            <w:tcW w:w="2286" w:type="dxa"/>
-            <w:tcBorders>
-              <w:bottom w:val="single" w:sz="4" w:space="0" w:color="BCACA7"/>
-            </w:tcBorders>
-            <w:vAlign w:val="center"/>
-          </w:tcPr>
-          <w:p>
-            <w:pPr>
-              <w:spacing w:before="0" w:after="0" w:line="250" w:lineRule="auto"/>
-              <w:jc w:val="left"/>
-            </w:pPr>
-            <w:r>
-              <w:rPr>
-                <w:rFonts w:ascii="Inter" w:hAnsi="Inter" w:eastAsia="Inter" w:cs="Inter"/>
-                <w:color w:val="12171D"/>
-                <w:sz w:val="18"/>
-                <w:szCs w:val="18"/>
-                <w:lang w:val="en-GB"/>
-              </w:rPr>
-              <w:t xml:space="preserve">SAR</w:t>
+              <w:t xml:space="preserve">إجمالي المبلغ المستحق</w:t>
+            </w:r>
+          </w:p>
+          <w:p>
+            <w:pPr>
+              <w:keepNext/>
+              <w:spacing w:before="0" w:after="0" w:line="250" w:lineRule="auto"/>
+              <w:jc w:val="left"/>
+            </w:pPr>
+            <w:r>
+              <w:rPr>
+                <w:rFonts w:ascii="Jost" w:hAnsi="Jost" w:eastAsia="Jost" w:cs="Jost"/>
+                <w:color w:val="12171D"/>
+                <w:sz w:val="30"/>
+                <w:szCs w:val="30"/>
+                <w:lang w:val="en-GB"/>
+              </w:rPr>
+              <w:fldChar w:fldCharType="begin"/>
+            </w:r>
+            <w:r>
+              <w:rPr>
+                <w:rFonts w:ascii="Jost" w:hAnsi="Jost" w:eastAsia="Jost" w:cs="Jost"/>
+                <w:color w:val="12171D"/>
+                <w:sz w:val="30"/>
+                <w:szCs w:val="30"/>
+                <w:lang w:val="en-GB"/>
+              </w:rPr>
+              <w:instrText xml:space="preserve"> REF DocTotal </w:instrText>
+            </w:r>
+            <w:r>
+              <w:rPr>
+                <w:rFonts w:ascii="Jost" w:hAnsi="Jost" w:eastAsia="Jost" w:cs="Jost"/>
+                <w:color w:val="12171D"/>
+                <w:sz w:val="30"/>
+                <w:szCs w:val="30"/>
+                <w:lang w:val="en-GB"/>
+              </w:rPr>
+              <w:fldChar w:fldCharType="separate"/>
+            </w:r>
+            <w:r>
+              <w:rPr>
+                <w:rFonts w:ascii="Jost" w:hAnsi="Jost" w:eastAsia="Jost" w:cs="Jost"/>
+                <w:color w:val="12171D"/>
+                <w:sz w:val="30"/>
+                <w:szCs w:val="30"/>
+                <w:lang w:val="en-GB"/>
+              </w:rPr>
+              <w:t xml:space="preserve">0.00</w:t>
+            </w:r>
+            <w:r>
+              <w:rPr>
+                <w:rFonts w:ascii="Jost" w:hAnsi="Jost" w:eastAsia="Jost" w:cs="Jost"/>
+                <w:color w:val="12171D"/>
+                <w:sz w:val="30"/>
+                <w:szCs w:val="30"/>
+                <w:lang w:val="en-GB"/>
+              </w:rPr>
+              <w:fldChar w:fldCharType="end"/>
+            </w:r>
+          </w:p>
+        </w:tc>
+      </w:tr>
+    </w:tbl>
+    <w:p>
+      <w:pPr>
+        <w:keepNext/>
+        <w:spacing w:before="0" w:after="0" w:line="20" w:lineRule="exact"/>
+        <w:rPr>
+          <w:sz w:val="2"/>
+          <w:szCs w:val="2"/>
+        </w:rPr>
+      </w:pPr>
+    </w:p>
+    <w:tbl>
+      <w:tblPr>
+        <w:tblW w:w="9072" w:type="dxa"/>
+        <w:tblBorders>
+          <w:top w:val="nil"/>
+          <w:left w:val="nil"/>
+          <w:bottom w:val="nil"/>
+          <w:right w:val="nil"/>
+          <w:insideH w:val="nil"/>
+          <w:insideV w:val="nil"/>
+        </w:tblBorders>
+        <w:tblLayout w:type="fixed"/>
+        <w:tblCellMar>
+          <w:top w:w="50" w:type="dxa"/>
+          <w:left w:w="85" w:type="dxa"/>
+          <w:bottom w:w="70" w:type="dxa"/>
+          <w:right w:w="85" w:type="dxa"/>
+        </w:tblCellMar>
+        <w:tblLook w:firstRow="1" w:lastRow="0" w:firstColumn="0" w:lastColumn="0" w:noHBand="0" w:noVBand="1"/>
+      </w:tblPr>
+      <w:tblGrid>
+        <w:gridCol w:w="4336"/>
+        <w:gridCol w:w="400"/>
+        <w:gridCol w:w="4336"/>
+      </w:tblGrid>
+      <w:tr>
+        <w:trPr>
+          <w:cantSplit/>
+        </w:trPr>
+        <w:tc>
+          <w:tcPr>
+            <w:tcW w:w="4336" w:type="dxa"/>
+            <w:tcBorders>
+              <w:top w:val="nil"/>
+              <w:left w:val="nil"/>
+              <w:bottom w:val="single" w:sz="8" w:space="0" w:color="BCACA7"/>
+              <w:right w:val="nil"/>
+            </w:tcBorders>
+            <w:vAlign w:val="bottom"/>
+          </w:tcPr>
+          <w:p>
+            <w:pPr>
+              <w:pStyle w:val="Heading1"/>
+              <w:keepNext/>
+              <w:tabs>
+                <w:tab w:val="right" w:pos="4166"/>
+              </w:tabs>
+              <w:spacing w:before="160" w:after="40" w:line="250" w:lineRule="auto"/>
+              <w:jc w:val="left"/>
+            </w:pPr>
+            <w:r>
+              <w:rPr>
+                <w:rFonts w:ascii="Jost" w:hAnsi="Jost" w:eastAsia="Jost" w:cs="Jost"/>
+                <w:color w:val="12171D"/>
+                <w:spacing w:val="34"/>
+                <w:sz w:val="21"/>
+                <w:szCs w:val="21"/>
+                <w:lang w:val="en-GB"/>
+              </w:rPr>
+              <w:t xml:space="preserve">SUPPLIER</w:t>
+            </w:r>
+            <w:r>
+              <w:tab/>
+            </w:r>
+            <w:r>
+              <w:rPr>
+                <w:rFonts w:ascii="Noto Sans Arabic" w:hAnsi="Noto Sans Arabic" w:eastAsia="Noto Sans Arabic" w:cs="Noto Sans Arabic"/>
+                <w:color w:val="12171D"/>
+                <w:sz w:val="22"/>
+                <w:szCs w:val="22"/>
+                <w:rtl w:val="1"/>
+                <w:lang w:val="ar-SA" w:bidi="ar-SA"/>
+              </w:rPr>
+              <w:t xml:space="preserve">المورد</w:t>
+            </w:r>
+          </w:p>
+        </w:tc>
+        <w:tc>
+          <w:tcPr>
+            <w:tcW w:w="400" w:type="dxa"/>
+            <w:vAlign w:val="center"/>
+          </w:tcPr>
+          <w:p>
+            <w:pPr>
+              <w:spacing w:before="0" w:after="0" w:line="250" w:lineRule="auto"/>
+              <w:jc w:val="left"/>
+            </w:pPr>
+          </w:p>
+        </w:tc>
+        <w:tc>
+          <w:tcPr>
+            <w:tcW w:w="4336" w:type="dxa"/>
+            <w:tcBorders>
+              <w:top w:val="nil"/>
+              <w:left w:val="nil"/>
+              <w:bottom w:val="single" w:sz="8" w:space="0" w:color="BCACA7"/>
+              <w:right w:val="nil"/>
+            </w:tcBorders>
+            <w:vAlign w:val="bottom"/>
+          </w:tcPr>
+          <w:p>
+            <w:pPr>
+              <w:pStyle w:val="Heading1"/>
+              <w:keepNext/>
+              <w:tabs>
+                <w:tab w:val="right" w:pos="4166"/>
+              </w:tabs>
+              <w:spacing w:before="160" w:after="40" w:line="250" w:lineRule="auto"/>
+              <w:jc w:val="left"/>
+            </w:pPr>
+            <w:r>
+              <w:rPr>
+                <w:rFonts w:ascii="Jost" w:hAnsi="Jost" w:eastAsia="Jost" w:cs="Jost"/>
+                <w:color w:val="12171D"/>
+                <w:spacing w:val="34"/>
+                <w:sz w:val="21"/>
+                <w:szCs w:val="21"/>
+                <w:lang w:val="en-GB"/>
+              </w:rPr>
+              <w:t xml:space="preserve">CUSTOMER</w:t>
+            </w:r>
+            <w:r>
+              <w:tab/>
+            </w:r>
+            <w:r>
+              <w:rPr>
+                <w:rFonts w:ascii="Noto Sans Arabic" w:hAnsi="Noto Sans Arabic" w:eastAsia="Noto Sans Arabic" w:cs="Noto Sans Arabic"/>
+                <w:color w:val="12171D"/>
+                <w:sz w:val="22"/>
+                <w:szCs w:val="22"/>
+                <w:rtl w:val="1"/>
+                <w:lang w:val="ar-SA" w:bidi="ar-SA"/>
+              </w:rPr>
+              <w:t xml:space="preserve">العميل</w:t>
             </w:r>
           </w:p>
         </w:tc>
@@ -542,15 +634,673 @@
         </w:trPr>
         <w:tc>
           <w:tcPr>
-            <w:tcW w:w="2250" w:type="dxa"/>
-            <w:tcBorders>
-              <w:bottom w:val="single" w:sz="4" w:space="0" w:color="BCACA7"/>
-            </w:tcBorders>
-            <w:vAlign w:val="center"/>
-          </w:tcPr>
-          <w:p>
-            <w:pPr>
-              <w:spacing w:before="0" w:after="10" w:line="250" w:lineRule="auto"/>
+            <w:tcW w:w="4336" w:type="dxa"/>
+            <w:tcBorders>
+              <w:bottom w:val="single" w:sz="4" w:space="0" w:color="BCACA7"/>
+            </w:tcBorders>
+            <w:vAlign w:val="top"/>
+          </w:tcPr>
+          <w:p>
+            <w:pPr>
+              <w:keepNext/>
+              <w:tabs>
+                <w:tab w:val="right" w:pos="4166"/>
+              </w:tabs>
+              <w:spacing w:before="0" w:after="30" w:line="250" w:lineRule="auto"/>
+              <w:jc w:val="left"/>
+            </w:pPr>
+            <w:r>
+              <w:rPr>
+                <w:rFonts w:ascii="Inter" w:hAnsi="Inter" w:eastAsia="Inter" w:cs="Inter"/>
+                <w:color w:val="12171D"/>
+                <w:spacing w:val="13"/>
+                <w:sz w:val="16"/>
+                <w:szCs w:val="16"/>
+                <w:lang w:val="en-GB"/>
+              </w:rPr>
+              <w:t xml:space="preserve">LEGAL NAME</w:t>
+            </w:r>
+            <w:r>
+              <w:tab/>
+            </w:r>
+            <w:r>
+              <w:rPr>
+                <w:rFonts w:ascii="Noto Sans Arabic" w:hAnsi="Noto Sans Arabic" w:eastAsia="Noto Sans Arabic" w:cs="Noto Sans Arabic"/>
+                <w:color w:val="12171D"/>
+                <w:sz w:val="21"/>
+                <w:szCs w:val="21"/>
+                <w:rtl w:val="1"/>
+                <w:lang w:val="ar-SA" w:bidi="ar-SA"/>
+              </w:rPr>
+              <w:t xml:space="preserve">الاسم القانوني المسجل</w:t>
+            </w:r>
+          </w:p>
+          <w:p>
+            <w:pPr>
+              <w:keepNext/>
+              <w:spacing w:before="0" w:after="0" w:line="250" w:lineRule="auto"/>
+              <w:jc w:val="left"/>
+            </w:pPr>
+            <w:sdt>
+              <w:sdtPr>
+                <w:alias w:val="Registered Legal Name"/>
+                <w:tag w:val="field_1075"/>
+                <w:id w:val="1075"/>
+                <w:text/>
+              </w:sdtPr>
+              <w:sdtContent>
+                <w:r>
+                  <w:rPr>
+                    <w:rFonts w:ascii="Inter" w:hAnsi="Inter" w:eastAsia="Inter" w:cs="Inter"/>
+                    <w:color w:val="12171D"/>
+                    <w:sz w:val="18"/>
+                    <w:szCs w:val="18"/>
+                    <w:lang w:val="en-GB"/>
+                  </w:rPr>
+                  <w:t xml:space="preserve">Enter Registered Legal Name (Trading Name: GEM)</w:t>
+                </w:r>
+              </w:sdtContent>
+            </w:sdt>
+          </w:p>
+        </w:tc>
+        <w:tc>
+          <w:tcPr>
+            <w:tcW w:w="400" w:type="dxa"/>
+            <w:vAlign w:val="center"/>
+          </w:tcPr>
+          <w:p>
+            <w:pPr>
+              <w:spacing w:before="0" w:after="0" w:line="250" w:lineRule="auto"/>
+              <w:jc w:val="left"/>
+            </w:pPr>
+          </w:p>
+        </w:tc>
+        <w:tc>
+          <w:tcPr>
+            <w:tcW w:w="4336" w:type="dxa"/>
+            <w:tcBorders>
+              <w:bottom w:val="single" w:sz="4" w:space="0" w:color="BCACA7"/>
+            </w:tcBorders>
+            <w:vAlign w:val="top"/>
+          </w:tcPr>
+          <w:p>
+            <w:pPr>
+              <w:keepNext/>
+              <w:tabs>
+                <w:tab w:val="right" w:pos="4166"/>
+              </w:tabs>
+              <w:spacing w:before="0" w:after="30" w:line="250" w:lineRule="auto"/>
+              <w:jc w:val="left"/>
+            </w:pPr>
+            <w:r>
+              <w:rPr>
+                <w:rFonts w:ascii="Inter" w:hAnsi="Inter" w:eastAsia="Inter" w:cs="Inter"/>
+                <w:color w:val="12171D"/>
+                <w:spacing w:val="13"/>
+                <w:sz w:val="16"/>
+                <w:szCs w:val="16"/>
+                <w:lang w:val="en-GB"/>
+              </w:rPr>
+              <w:t xml:space="preserve">CUSTOMER</w:t>
+            </w:r>
+            <w:r>
+              <w:tab/>
+            </w:r>
+            <w:r>
+              <w:rPr>
+                <w:rFonts w:ascii="Noto Sans Arabic" w:hAnsi="Noto Sans Arabic" w:eastAsia="Noto Sans Arabic" w:cs="Noto Sans Arabic"/>
+                <w:color w:val="12171D"/>
+                <w:sz w:val="21"/>
+                <w:szCs w:val="21"/>
+                <w:rtl w:val="1"/>
+                <w:lang w:val="ar-SA" w:bidi="ar-SA"/>
+              </w:rPr>
+              <w:t xml:space="preserve">العميل</w:t>
+            </w:r>
+          </w:p>
+          <w:p>
+            <w:pPr>
+              <w:keepNext/>
+              <w:spacing w:before="0" w:after="0" w:line="250" w:lineRule="auto"/>
+              <w:jc w:val="left"/>
+            </w:pPr>
+            <w:sdt>
+              <w:sdtPr>
+                <w:alias w:val="Customer Legal Name"/>
+                <w:tag w:val="field_1076"/>
+                <w:id w:val="1076"/>
+                <w:text/>
+              </w:sdtPr>
+              <w:sdtContent>
+                <w:r>
+                  <w:rPr>
+                    <w:rFonts w:ascii="Inter" w:hAnsi="Inter" w:eastAsia="Inter" w:cs="Inter"/>
+                    <w:color w:val="12171D"/>
+                    <w:sz w:val="18"/>
+                    <w:szCs w:val="18"/>
+                    <w:lang w:val="en-GB"/>
+                  </w:rPr>
+                  <w:t xml:space="preserve">Enter Customer Legal Name</w:t>
+                </w:r>
+              </w:sdtContent>
+            </w:sdt>
+          </w:p>
+        </w:tc>
+      </w:tr>
+      <w:tr>
+        <w:trPr>
+          <w:cantSplit/>
+        </w:trPr>
+        <w:tc>
+          <w:tcPr>
+            <w:tcW w:w="4336" w:type="dxa"/>
+            <w:tcBorders>
+              <w:bottom w:val="single" w:sz="4" w:space="0" w:color="BCACA7"/>
+            </w:tcBorders>
+            <w:vAlign w:val="top"/>
+          </w:tcPr>
+          <w:p>
+            <w:pPr>
+              <w:tabs>
+                <w:tab w:val="right" w:pos="4166"/>
+              </w:tabs>
+              <w:spacing w:before="0" w:after="30" w:line="250" w:lineRule="auto"/>
+              <w:jc w:val="left"/>
+            </w:pPr>
+            <w:r>
+              <w:rPr>
+                <w:rFonts w:ascii="Inter" w:hAnsi="Inter" w:eastAsia="Inter" w:cs="Inter"/>
+                <w:color w:val="12171D"/>
+                <w:spacing w:val="13"/>
+                <w:sz w:val="16"/>
+                <w:szCs w:val="16"/>
+                <w:lang w:val="en-GB"/>
+              </w:rPr>
+              <w:t xml:space="preserve">ADDRESS</w:t>
+            </w:r>
+            <w:r>
+              <w:tab/>
+            </w:r>
+            <w:r>
+              <w:rPr>
+                <w:rFonts w:ascii="Noto Sans Arabic" w:hAnsi="Noto Sans Arabic" w:eastAsia="Noto Sans Arabic" w:cs="Noto Sans Arabic"/>
+                <w:color w:val="12171D"/>
+                <w:sz w:val="21"/>
+                <w:szCs w:val="21"/>
+                <w:rtl w:val="1"/>
+                <w:lang w:val="ar-SA" w:bidi="ar-SA"/>
+              </w:rPr>
+              <w:t xml:space="preserve">عنوان المنشأة / العنوان الوطني</w:t>
+            </w:r>
+          </w:p>
+          <w:p>
+            <w:pPr>
+              <w:spacing w:before="0" w:after="0" w:line="250" w:lineRule="auto"/>
+              <w:jc w:val="left"/>
+            </w:pPr>
+            <w:sdt>
+              <w:sdtPr>
+                <w:alias w:val="Business / National Address"/>
+                <w:tag w:val="field_1077"/>
+                <w:id w:val="1077"/>
+                <w:text/>
+              </w:sdtPr>
+              <w:sdtContent>
+                <w:r>
+                  <w:rPr>
+                    <w:rFonts w:ascii="Inter" w:hAnsi="Inter" w:eastAsia="Inter" w:cs="Inter"/>
+                    <w:color w:val="12171D"/>
+                    <w:sz w:val="18"/>
+                    <w:szCs w:val="18"/>
+                    <w:lang w:val="en-GB"/>
+                  </w:rPr>
+                  <w:t xml:space="preserve">Enter Business / National Address</w:t>
+                </w:r>
+              </w:sdtContent>
+            </w:sdt>
+          </w:p>
+        </w:tc>
+        <w:tc>
+          <w:tcPr>
+            <w:tcW w:w="400" w:type="dxa"/>
+            <w:vAlign w:val="center"/>
+          </w:tcPr>
+          <w:p>
+            <w:pPr>
+              <w:spacing w:before="0" w:after="0" w:line="250" w:lineRule="auto"/>
+              <w:jc w:val="left"/>
+            </w:pPr>
+          </w:p>
+        </w:tc>
+        <w:tc>
+          <w:tcPr>
+            <w:tcW w:w="4336" w:type="dxa"/>
+            <w:tcBorders>
+              <w:bottom w:val="single" w:sz="4" w:space="0" w:color="BCACA7"/>
+            </w:tcBorders>
+            <w:vAlign w:val="top"/>
+          </w:tcPr>
+          <w:p>
+            <w:pPr>
+              <w:tabs>
+                <w:tab w:val="right" w:pos="4166"/>
+              </w:tabs>
+              <w:spacing w:before="0" w:after="30" w:line="250" w:lineRule="auto"/>
+              <w:jc w:val="left"/>
+            </w:pPr>
+            <w:r>
+              <w:rPr>
+                <w:rFonts w:ascii="Inter" w:hAnsi="Inter" w:eastAsia="Inter" w:cs="Inter"/>
+                <w:color w:val="12171D"/>
+                <w:spacing w:val="13"/>
+                <w:sz w:val="16"/>
+                <w:szCs w:val="16"/>
+                <w:lang w:val="en-GB"/>
+              </w:rPr>
+              <w:t xml:space="preserve">BILLING ADDRESS</w:t>
+            </w:r>
+            <w:r>
+              <w:tab/>
+            </w:r>
+            <w:r>
+              <w:rPr>
+                <w:rFonts w:ascii="Noto Sans Arabic" w:hAnsi="Noto Sans Arabic" w:eastAsia="Noto Sans Arabic" w:cs="Noto Sans Arabic"/>
+                <w:color w:val="12171D"/>
+                <w:sz w:val="21"/>
+                <w:szCs w:val="21"/>
+                <w:rtl w:val="1"/>
+                <w:lang w:val="ar-SA" w:bidi="ar-SA"/>
+              </w:rPr>
+              <w:t xml:space="preserve">عنوان الفوترة</w:t>
+            </w:r>
+          </w:p>
+          <w:p>
+            <w:pPr>
+              <w:spacing w:before="0" w:after="0" w:line="250" w:lineRule="auto"/>
+              <w:jc w:val="left"/>
+            </w:pPr>
+            <w:sdt>
+              <w:sdtPr>
+                <w:alias w:val="Customer Billing Address"/>
+                <w:tag w:val="field_1078"/>
+                <w:id w:val="1078"/>
+                <w:text/>
+              </w:sdtPr>
+              <w:sdtContent>
+                <w:r>
+                  <w:rPr>
+                    <w:rFonts w:ascii="Inter" w:hAnsi="Inter" w:eastAsia="Inter" w:cs="Inter"/>
+                    <w:color w:val="12171D"/>
+                    <w:sz w:val="18"/>
+                    <w:szCs w:val="18"/>
+                    <w:lang w:val="en-GB"/>
+                  </w:rPr>
+                  <w:t xml:space="preserve">Enter Customer Billing Address</w:t>
+                </w:r>
+              </w:sdtContent>
+            </w:sdt>
+          </w:p>
+        </w:tc>
+      </w:tr>
+      <w:tr>
+        <w:trPr>
+          <w:cantSplit/>
+        </w:trPr>
+        <w:tc>
+          <w:tcPr>
+            <w:tcW w:w="4336" w:type="dxa"/>
+            <w:tcBorders>
+              <w:bottom w:val="single" w:sz="4" w:space="0" w:color="BCACA7"/>
+            </w:tcBorders>
+            <w:vAlign w:val="top"/>
+          </w:tcPr>
+          <w:p>
+            <w:pPr>
+              <w:tabs>
+                <w:tab w:val="right" w:pos="4166"/>
+              </w:tabs>
+              <w:spacing w:before="0" w:after="30" w:line="250" w:lineRule="auto"/>
+              <w:jc w:val="left"/>
+            </w:pPr>
+            <w:r>
+              <w:rPr>
+                <w:rFonts w:ascii="Inter" w:hAnsi="Inter" w:eastAsia="Inter" w:cs="Inter"/>
+                <w:color w:val="12171D"/>
+                <w:spacing w:val="13"/>
+                <w:sz w:val="16"/>
+                <w:szCs w:val="16"/>
+                <w:lang w:val="en-GB"/>
+              </w:rPr>
+              <w:t xml:space="preserve">TAX IDENTIFIER</w:t>
+            </w:r>
+            <w:r>
+              <w:tab/>
+            </w:r>
+            <w:r>
+              <w:rPr>
+                <w:rFonts w:ascii="Noto Sans Arabic" w:hAnsi="Noto Sans Arabic" w:eastAsia="Noto Sans Arabic" w:cs="Noto Sans Arabic"/>
+                <w:color w:val="12171D"/>
+                <w:sz w:val="21"/>
+                <w:szCs w:val="21"/>
+                <w:rtl w:val="1"/>
+                <w:lang w:val="ar-SA" w:bidi="ar-SA"/>
+              </w:rPr>
+              <w:t xml:space="preserve">الرقم الضريبي للمورد</w:t>
+            </w:r>
+          </w:p>
+          <w:p>
+            <w:pPr>
+              <w:spacing w:before="0" w:after="0" w:line="250" w:lineRule="auto"/>
+              <w:jc w:val="left"/>
+            </w:pPr>
+            <w:sdt>
+              <w:sdtPr>
+                <w:alias w:val="Tax Identifier"/>
+                <w:tag w:val="field_1079"/>
+                <w:id w:val="1079"/>
+                <w:text/>
+              </w:sdtPr>
+              <w:sdtContent>
+                <w:r>
+                  <w:rPr>
+                    <w:rFonts w:ascii="Inter" w:hAnsi="Inter" w:eastAsia="Inter" w:cs="Inter"/>
+                    <w:color w:val="12171D"/>
+                    <w:sz w:val="18"/>
+                    <w:szCs w:val="18"/>
+                    <w:lang w:val="en-GB"/>
+                  </w:rPr>
+                  <w:t xml:space="preserve">Enter Tax Identifier</w:t>
+                </w:r>
+              </w:sdtContent>
+            </w:sdt>
+          </w:p>
+        </w:tc>
+        <w:tc>
+          <w:tcPr>
+            <w:tcW w:w="400" w:type="dxa"/>
+            <w:vAlign w:val="center"/>
+          </w:tcPr>
+          <w:p>
+            <w:pPr>
+              <w:spacing w:before="0" w:after="0" w:line="250" w:lineRule="auto"/>
+              <w:jc w:val="left"/>
+            </w:pPr>
+          </w:p>
+        </w:tc>
+        <w:tc>
+          <w:tcPr>
+            <w:tcW w:w="4336" w:type="dxa"/>
+            <w:tcBorders>
+              <w:bottom w:val="single" w:sz="4" w:space="0" w:color="BCACA7"/>
+            </w:tcBorders>
+            <w:vAlign w:val="top"/>
+          </w:tcPr>
+          <w:p>
+            <w:pPr>
+              <w:tabs>
+                <w:tab w:val="right" w:pos="4166"/>
+              </w:tabs>
+              <w:spacing w:before="0" w:after="30" w:line="250" w:lineRule="auto"/>
+              <w:jc w:val="left"/>
+            </w:pPr>
+            <w:r>
+              <w:rPr>
+                <w:rFonts w:ascii="Inter" w:hAnsi="Inter" w:eastAsia="Inter" w:cs="Inter"/>
+                <w:color w:val="12171D"/>
+                <w:spacing w:val="13"/>
+                <w:sz w:val="16"/>
+                <w:szCs w:val="16"/>
+                <w:lang w:val="en-GB"/>
+              </w:rPr>
+              <w:t xml:space="preserve">TAX IDENTIFIER</w:t>
+            </w:r>
+            <w:r>
+              <w:tab/>
+            </w:r>
+            <w:r>
+              <w:rPr>
+                <w:rFonts w:ascii="Noto Sans Arabic" w:hAnsi="Noto Sans Arabic" w:eastAsia="Noto Sans Arabic" w:cs="Noto Sans Arabic"/>
+                <w:color w:val="12171D"/>
+                <w:sz w:val="21"/>
+                <w:szCs w:val="21"/>
+                <w:rtl w:val="1"/>
+                <w:lang w:val="ar-SA" w:bidi="ar-SA"/>
+              </w:rPr>
+              <w:t xml:space="preserve">الرقم الضريبي للعميل</w:t>
+            </w:r>
+          </w:p>
+          <w:p>
+            <w:pPr>
+              <w:spacing w:before="0" w:after="0" w:line="250" w:lineRule="auto"/>
+              <w:jc w:val="left"/>
+            </w:pPr>
+            <w:sdt>
+              <w:sdtPr>
+                <w:alias w:val="Customer Tax Identifier, if applicable"/>
+                <w:tag w:val="field_1080"/>
+                <w:id w:val="1080"/>
+                <w:text/>
+              </w:sdtPr>
+              <w:sdtContent>
+                <w:r>
+                  <w:rPr>
+                    <w:rFonts w:ascii="Inter" w:hAnsi="Inter" w:eastAsia="Inter" w:cs="Inter"/>
+                    <w:color w:val="12171D"/>
+                    <w:sz w:val="18"/>
+                    <w:szCs w:val="18"/>
+                    <w:lang w:val="en-GB"/>
+                  </w:rPr>
+                  <w:t xml:space="preserve">Enter Customer Tax Identifier, if applicable</w:t>
+                </w:r>
+              </w:sdtContent>
+            </w:sdt>
+          </w:p>
+        </w:tc>
+      </w:tr>
+      <w:tr>
+        <w:trPr>
+          <w:cantSplit/>
+        </w:trPr>
+        <w:tc>
+          <w:tcPr>
+            <w:tcW w:w="4336" w:type="dxa"/>
+            <w:tcBorders>
+              <w:bottom w:val="single" w:sz="4" w:space="0" w:color="BCACA7"/>
+            </w:tcBorders>
+            <w:vAlign w:val="top"/>
+          </w:tcPr>
+          <w:p>
+            <w:pPr>
+              <w:tabs>
+                <w:tab w:val="right" w:pos="4166"/>
+              </w:tabs>
+              <w:spacing w:before="0" w:after="30" w:line="250" w:lineRule="auto"/>
+              <w:jc w:val="left"/>
+            </w:pPr>
+            <w:r>
+              <w:rPr>
+                <w:rFonts w:ascii="Inter" w:hAnsi="Inter" w:eastAsia="Inter" w:cs="Inter"/>
+                <w:color w:val="12171D"/>
+                <w:spacing w:val="13"/>
+                <w:sz w:val="16"/>
+                <w:szCs w:val="16"/>
+                <w:lang w:val="en-GB"/>
+              </w:rPr>
+              <w:t xml:space="preserve">COMMERCIAL REG. NO.</w:t>
+            </w:r>
+            <w:r>
+              <w:tab/>
+            </w:r>
+            <w:r>
+              <w:rPr>
+                <w:rFonts w:ascii="Noto Sans Arabic" w:hAnsi="Noto Sans Arabic" w:eastAsia="Noto Sans Arabic" w:cs="Noto Sans Arabic"/>
+                <w:color w:val="12171D"/>
+                <w:sz w:val="21"/>
+                <w:szCs w:val="21"/>
+                <w:rtl w:val="1"/>
+                <w:lang w:val="ar-SA" w:bidi="ar-SA"/>
+              </w:rPr>
+              <w:t xml:space="preserve">رقم السجل التجاري</w:t>
+            </w:r>
+          </w:p>
+          <w:p>
+            <w:pPr>
+              <w:spacing w:before="0" w:after="0" w:line="250" w:lineRule="auto"/>
+              <w:jc w:val="left"/>
+            </w:pPr>
+            <w:sdt>
+              <w:sdtPr>
+                <w:alias w:val="Commercial Registration No."/>
+                <w:tag w:val="field_1081"/>
+                <w:id w:val="1081"/>
+                <w:text/>
+              </w:sdtPr>
+              <w:sdtContent>
+                <w:r>
+                  <w:rPr>
+                    <w:rFonts w:ascii="Inter" w:hAnsi="Inter" w:eastAsia="Inter" w:cs="Inter"/>
+                    <w:color w:val="12171D"/>
+                    <w:sz w:val="18"/>
+                    <w:szCs w:val="18"/>
+                    <w:lang w:val="en-GB"/>
+                  </w:rPr>
+                  <w:t xml:space="preserve">Enter Commercial Registration No.</w:t>
+                </w:r>
+              </w:sdtContent>
+            </w:sdt>
+          </w:p>
+        </w:tc>
+        <w:tc>
+          <w:tcPr>
+            <w:tcW w:w="400" w:type="dxa"/>
+            <w:vAlign w:val="center"/>
+          </w:tcPr>
+          <w:p>
+            <w:pPr>
+              <w:spacing w:before="0" w:after="0" w:line="250" w:lineRule="auto"/>
+              <w:jc w:val="left"/>
+            </w:pPr>
+          </w:p>
+        </w:tc>
+        <w:tc>
+          <w:tcPr>
+            <w:tcW w:w="4336" w:type="dxa"/>
+            <w:tcBorders>
+              <w:bottom w:val="single" w:sz="4" w:space="0" w:color="BCACA7"/>
+            </w:tcBorders>
+            <w:vAlign w:val="top"/>
+          </w:tcPr>
+          <w:p>
+            <w:pPr>
+              <w:tabs>
+                <w:tab w:val="right" w:pos="4166"/>
+              </w:tabs>
+              <w:spacing w:before="0" w:after="30" w:line="250" w:lineRule="auto"/>
+              <w:jc w:val="left"/>
+            </w:pPr>
+            <w:r>
+              <w:rPr>
+                <w:rFonts w:ascii="Inter" w:hAnsi="Inter" w:eastAsia="Inter" w:cs="Inter"/>
+                <w:color w:val="12171D"/>
+                <w:spacing w:val="13"/>
+                <w:sz w:val="16"/>
+                <w:szCs w:val="16"/>
+                <w:lang w:val="en-GB"/>
+              </w:rPr>
+              <w:t xml:space="preserve">EMAIL</w:t>
+            </w:r>
+            <w:r>
+              <w:tab/>
+            </w:r>
+            <w:r>
+              <w:rPr>
+                <w:rFonts w:ascii="Noto Sans Arabic" w:hAnsi="Noto Sans Arabic" w:eastAsia="Noto Sans Arabic" w:cs="Noto Sans Arabic"/>
+                <w:color w:val="12171D"/>
+                <w:sz w:val="21"/>
+                <w:szCs w:val="21"/>
+                <w:rtl w:val="1"/>
+                <w:lang w:val="ar-SA" w:bidi="ar-SA"/>
+              </w:rPr>
+              <w:t xml:space="preserve">بريد العميل</w:t>
+            </w:r>
+          </w:p>
+          <w:p>
+            <w:pPr>
+              <w:spacing w:before="0" w:after="0" w:line="250" w:lineRule="auto"/>
+              <w:jc w:val="left"/>
+            </w:pPr>
+            <w:sdt>
+              <w:sdtPr>
+                <w:alias w:val="Customer Email"/>
+                <w:tag w:val="field_1082"/>
+                <w:id w:val="1082"/>
+                <w:text/>
+              </w:sdtPr>
+              <w:sdtContent>
+                <w:r>
+                  <w:rPr>
+                    <w:rFonts w:ascii="Inter" w:hAnsi="Inter" w:eastAsia="Inter" w:cs="Inter"/>
+                    <w:color w:val="12171D"/>
+                    <w:sz w:val="18"/>
+                    <w:szCs w:val="18"/>
+                    <w:lang w:val="en-GB"/>
+                  </w:rPr>
+                  <w:t xml:space="preserve">Enter Customer Email</w:t>
+                </w:r>
+              </w:sdtContent>
+            </w:sdt>
+          </w:p>
+        </w:tc>
+      </w:tr>
+      <w:tr>
+        <w:trPr>
+          <w:cantSplit/>
+        </w:trPr>
+        <w:tc>
+          <w:tcPr>
+            <w:tcW w:w="4336" w:type="dxa"/>
+            <w:tcBorders>
+              <w:bottom w:val="single" w:sz="4" w:space="0" w:color="BCACA7"/>
+            </w:tcBorders>
+            <w:vAlign w:val="top"/>
+          </w:tcPr>
+          <w:p>
+            <w:pPr>
+              <w:tabs>
+                <w:tab w:val="right" w:pos="4166"/>
+              </w:tabs>
+              <w:spacing w:before="0" w:after="30" w:line="250" w:lineRule="auto"/>
+              <w:jc w:val="left"/>
+            </w:pPr>
+            <w:r>
+              <w:rPr>
+                <w:rFonts w:ascii="Inter" w:hAnsi="Inter" w:eastAsia="Inter" w:cs="Inter"/>
+                <w:color w:val="12171D"/>
+                <w:spacing w:val="13"/>
+                <w:sz w:val="16"/>
+                <w:szCs w:val="16"/>
+                <w:lang w:val="en-GB"/>
+              </w:rPr>
+              <w:t xml:space="preserve">CONTACT</w:t>
+            </w:r>
+            <w:r>
+              <w:tab/>
+            </w:r>
+            <w:r>
+              <w:rPr>
+                <w:rFonts w:ascii="Noto Sans Arabic" w:hAnsi="Noto Sans Arabic" w:eastAsia="Noto Sans Arabic" w:cs="Noto Sans Arabic"/>
+                <w:color w:val="12171D"/>
+                <w:sz w:val="21"/>
+                <w:szCs w:val="21"/>
+                <w:rtl w:val="1"/>
+                <w:lang w:val="ar-SA" w:bidi="ar-SA"/>
+              </w:rPr>
+              <w:t xml:space="preserve">جهة التواصل لدى المورد</w:t>
+            </w:r>
+          </w:p>
+          <w:p>
+            <w:pPr>
+              <w:spacing w:before="0" w:after="0" w:line="250" w:lineRule="auto"/>
               <w:jc w:val="left"/>
             </w:pPr>
             <w:r>
@@ -561,46 +1311,375 @@
                 <w:szCs w:val="18"/>
                 <w:lang w:val="en-GB"/>
               </w:rPr>
-              <w:t xml:space="preserve">PURCHASE ORDER</w:t>
-            </w:r>
-          </w:p>
-          <w:p>
-            <w:pPr>
-              <w:bidi w:val="1"/>
-              <w:spacing w:before="0" w:after="0" w:line="250" w:lineRule="auto"/>
-              <w:jc w:val="start"/>
-            </w:pPr>
+              <w:t xml:space="preserve">Mashal Abdulrahman, GM / Owner</w:t>
+            </w:r>
+          </w:p>
+        </w:tc>
+        <w:tc>
+          <w:tcPr>
+            <w:tcW w:w="400" w:type="dxa"/>
+            <w:vAlign w:val="center"/>
+          </w:tcPr>
+          <w:p>
+            <w:pPr>
+              <w:spacing w:before="0" w:after="0" w:line="250" w:lineRule="auto"/>
+              <w:jc w:val="left"/>
+            </w:pPr>
+          </w:p>
+        </w:tc>
+        <w:tc>
+          <w:tcPr>
+            <w:tcW w:w="4336" w:type="dxa"/>
+            <w:vAlign w:val="center"/>
+          </w:tcPr>
+          <w:p>
+            <w:pPr>
+              <w:spacing w:before="0" w:after="0" w:line="250" w:lineRule="auto"/>
+              <w:jc w:val="left"/>
+            </w:pPr>
+          </w:p>
+        </w:tc>
+      </w:tr>
+      <w:tr>
+        <w:trPr>
+          <w:cantSplit/>
+        </w:trPr>
+        <w:tc>
+          <w:tcPr>
+            <w:tcW w:w="4336" w:type="dxa"/>
+            <w:tcBorders>
+              <w:bottom w:val="single" w:sz="4" w:space="0" w:color="BCACA7"/>
+            </w:tcBorders>
+            <w:vAlign w:val="top"/>
+          </w:tcPr>
+          <w:p>
+            <w:pPr>
+              <w:tabs>
+                <w:tab w:val="right" w:pos="4166"/>
+              </w:tabs>
+              <w:spacing w:before="0" w:after="30" w:line="250" w:lineRule="auto"/>
+              <w:jc w:val="left"/>
+            </w:pPr>
+            <w:r>
+              <w:rPr>
+                <w:rFonts w:ascii="Inter" w:hAnsi="Inter" w:eastAsia="Inter" w:cs="Inter"/>
+                <w:color w:val="12171D"/>
+                <w:spacing w:val="13"/>
+                <w:sz w:val="16"/>
+                <w:szCs w:val="16"/>
+                <w:lang w:val="en-GB"/>
+              </w:rPr>
+              <w:t xml:space="preserve">EMAIL</w:t>
+            </w:r>
+            <w:r>
+              <w:tab/>
+            </w:r>
             <w:r>
               <w:rPr>
                 <w:rFonts w:ascii="Noto Sans Arabic" w:hAnsi="Noto Sans Arabic" w:eastAsia="Noto Sans Arabic" w:cs="Noto Sans Arabic"/>
                 <w:color w:val="12171D"/>
-                <w:sz w:val="20"/>
-                <w:szCs w:val="20"/>
+                <w:sz w:val="21"/>
+                <w:szCs w:val="21"/>
                 <w:rtl w:val="1"/>
                 <w:lang w:val="ar-SA" w:bidi="ar-SA"/>
               </w:rPr>
+              <w:t xml:space="preserve">بريد المورد</w:t>
+            </w:r>
+          </w:p>
+          <w:p>
+            <w:pPr>
+              <w:spacing w:before="0" w:after="0" w:line="250" w:lineRule="auto"/>
+              <w:jc w:val="left"/>
+            </w:pPr>
+            <w:r>
+              <w:rPr>
+                <w:rFonts w:ascii="Inter" w:hAnsi="Inter" w:eastAsia="Inter" w:cs="Inter"/>
+                <w:color w:val="12171D"/>
+                <w:sz w:val="18"/>
+                <w:szCs w:val="18"/>
+                <w:lang w:val="en-GB"/>
+              </w:rPr>
+              <w:t xml:space="preserve">contact@mish3l.com</w:t>
+            </w:r>
+          </w:p>
+        </w:tc>
+        <w:tc>
+          <w:tcPr>
+            <w:tcW w:w="400" w:type="dxa"/>
+            <w:vAlign w:val="center"/>
+          </w:tcPr>
+          <w:p>
+            <w:pPr>
+              <w:spacing w:before="0" w:after="0" w:line="250" w:lineRule="auto"/>
+              <w:jc w:val="left"/>
+            </w:pPr>
+          </w:p>
+        </w:tc>
+        <w:tc>
+          <w:tcPr>
+            <w:tcW w:w="4336" w:type="dxa"/>
+            <w:vAlign w:val="center"/>
+          </w:tcPr>
+          <w:p>
+            <w:pPr>
+              <w:spacing w:before="0" w:after="0" w:line="250" w:lineRule="auto"/>
+              <w:jc w:val="left"/>
+            </w:pPr>
+          </w:p>
+        </w:tc>
+      </w:tr>
+      <w:tr>
+        <w:trPr>
+          <w:cantSplit/>
+        </w:trPr>
+        <w:tc>
+          <w:tcPr>
+            <w:tcW w:w="4336" w:type="dxa"/>
+            <w:tcBorders>
+              <w:bottom w:val="single" w:sz="4" w:space="0" w:color="BCACA7"/>
+            </w:tcBorders>
+            <w:vAlign w:val="top"/>
+          </w:tcPr>
+          <w:p>
+            <w:pPr>
+              <w:tabs>
+                <w:tab w:val="right" w:pos="4166"/>
+              </w:tabs>
+              <w:spacing w:before="0" w:after="30" w:line="250" w:lineRule="auto"/>
+              <w:jc w:val="left"/>
+            </w:pPr>
+            <w:r>
+              <w:rPr>
+                <w:rFonts w:ascii="Inter" w:hAnsi="Inter" w:eastAsia="Inter" w:cs="Inter"/>
+                <w:color w:val="12171D"/>
+                <w:spacing w:val="13"/>
+                <w:sz w:val="16"/>
+                <w:szCs w:val="16"/>
+                <w:lang w:val="en-GB"/>
+              </w:rPr>
+              <w:t xml:space="preserve">PHONE</w:t>
+            </w:r>
+            <w:r>
+              <w:tab/>
+            </w:r>
+            <w:r>
+              <w:rPr>
+                <w:rFonts w:ascii="Noto Sans Arabic" w:hAnsi="Noto Sans Arabic" w:eastAsia="Noto Sans Arabic" w:cs="Noto Sans Arabic"/>
+                <w:color w:val="12171D"/>
+                <w:sz w:val="21"/>
+                <w:szCs w:val="21"/>
+                <w:rtl w:val="1"/>
+                <w:lang w:val="ar-SA" w:bidi="ar-SA"/>
+              </w:rPr>
+              <w:t xml:space="preserve">هاتف المورد</w:t>
+            </w:r>
+          </w:p>
+          <w:p>
+            <w:pPr>
+              <w:spacing w:before="0" w:after="0" w:line="250" w:lineRule="auto"/>
+              <w:jc w:val="left"/>
+            </w:pPr>
+            <w:r>
+              <w:rPr>
+                <w:rFonts w:ascii="Inter" w:hAnsi="Inter" w:eastAsia="Inter" w:cs="Inter"/>
+                <w:color w:val="12171D"/>
+                <w:sz w:val="18"/>
+                <w:szCs w:val="18"/>
+                <w:lang w:val="en-GB"/>
+              </w:rPr>
+              <w:t xml:space="preserve">+966114502929</w:t>
+            </w:r>
+          </w:p>
+        </w:tc>
+        <w:tc>
+          <w:tcPr>
+            <w:tcW w:w="400" w:type="dxa"/>
+            <w:vAlign w:val="center"/>
+          </w:tcPr>
+          <w:p>
+            <w:pPr>
+              <w:spacing w:before="0" w:after="0" w:line="250" w:lineRule="auto"/>
+              <w:jc w:val="left"/>
+            </w:pPr>
+          </w:p>
+        </w:tc>
+        <w:tc>
+          <w:tcPr>
+            <w:tcW w:w="4336" w:type="dxa"/>
+            <w:vAlign w:val="center"/>
+          </w:tcPr>
+          <w:p>
+            <w:pPr>
+              <w:spacing w:before="0" w:after="0" w:line="250" w:lineRule="auto"/>
+              <w:jc w:val="left"/>
+            </w:pPr>
+          </w:p>
+        </w:tc>
+      </w:tr>
+    </w:tbl>
+    <w:p>
+      <w:pPr>
+        <w:spacing w:before="0" w:after="0" w:line="20" w:lineRule="exact"/>
+        <w:rPr>
+          <w:sz w:val="2"/>
+          <w:szCs w:val="2"/>
+        </w:rPr>
+      </w:pPr>
+    </w:p>
+    <w:tbl>
+      <w:tblPr>
+        <w:tblW w:w="9072" w:type="dxa"/>
+        <w:tblBorders>
+          <w:top w:val="nil"/>
+          <w:left w:val="nil"/>
+          <w:bottom w:val="nil"/>
+          <w:right w:val="nil"/>
+          <w:insideH w:val="nil"/>
+          <w:insideV w:val="nil"/>
+        </w:tblBorders>
+        <w:tblLayout w:type="fixed"/>
+        <w:tblCellMar>
+          <w:top w:w="50" w:type="dxa"/>
+          <w:left w:w="85" w:type="dxa"/>
+          <w:bottom w:w="70" w:type="dxa"/>
+          <w:right w:w="85" w:type="dxa"/>
+        </w:tblCellMar>
+        <w:tblLook w:firstRow="1" w:lastRow="0" w:firstColumn="0" w:lastColumn="0" w:noHBand="0" w:noVBand="1"/>
+      </w:tblPr>
+      <w:tblGrid>
+        <w:gridCol w:w="4336"/>
+        <w:gridCol w:w="400"/>
+        <w:gridCol w:w="4336"/>
+      </w:tblGrid>
+      <w:tr>
+        <w:trPr>
+          <w:cantSplit/>
+        </w:trPr>
+        <w:tc>
+          <w:tcPr>
+            <w:tcW w:w="4336" w:type="dxa"/>
+            <w:gridSpan w:val="1"/>
+            <w:tcBorders>
+              <w:top w:val="nil"/>
+              <w:left w:val="nil"/>
+              <w:bottom w:val="single" w:sz="8" w:space="0" w:color="BCACA7"/>
+              <w:right w:val="nil"/>
+            </w:tcBorders>
+            <w:vAlign w:val="bottom"/>
+          </w:tcPr>
+          <w:p>
+            <w:pPr>
+              <w:pStyle w:val="Heading1"/>
+              <w:keepNext/>
+              <w:spacing w:before="160" w:after="40" w:line="250" w:lineRule="auto"/>
+              <w:ind w:start="-85"/>
+              <w:jc w:val="left"/>
+            </w:pPr>
+            <w:r>
+              <w:rPr>
+                <w:rFonts w:ascii="Jost" w:hAnsi="Jost" w:eastAsia="Jost" w:cs="Jost"/>
+                <w:color w:val="12171D"/>
+                <w:spacing w:val="34"/>
+                <w:sz w:val="21"/>
+                <w:szCs w:val="21"/>
+                <w:lang w:val="en-GB"/>
+              </w:rPr>
+              <w:t xml:space="preserve">REFERENCES</w:t>
+            </w:r>
+          </w:p>
+        </w:tc>
+        <w:tc>
+          <w:tcPr>
+            <w:tcW w:w="4736" w:type="dxa"/>
+            <w:gridSpan w:val="2"/>
+            <w:tcBorders>
+              <w:top w:val="nil"/>
+              <w:left w:val="nil"/>
+              <w:bottom w:val="single" w:sz="8" w:space="0" w:color="BCACA7"/>
+              <w:right w:val="nil"/>
+            </w:tcBorders>
+            <w:vAlign w:val="bottom"/>
+          </w:tcPr>
+          <w:p>
+            <w:pPr>
+              <w:keepNext/>
+              <w:bidi w:val="1"/>
+              <w:spacing w:before="160" w:after="40" w:line="250" w:lineRule="auto"/>
+              <w:ind w:start="-85"/>
+              <w:jc w:val="start"/>
+            </w:pPr>
+            <w:r>
+              <w:rPr>
+                <w:rFonts w:ascii="Noto Sans Arabic" w:hAnsi="Noto Sans Arabic" w:eastAsia="Noto Sans Arabic" w:cs="Noto Sans Arabic"/>
+                <w:color w:val="12171D"/>
+                <w:sz w:val="22"/>
+                <w:szCs w:val="22"/>
+                <w:rtl w:val="1"/>
+                <w:lang w:val="ar-SA" w:bidi="ar-SA"/>
+              </w:rPr>
+              <w:t xml:space="preserve">المراجع</w:t>
+            </w:r>
+          </w:p>
+        </w:tc>
+      </w:tr>
+      <w:tr>
+        <w:trPr>
+          <w:cantSplit/>
+        </w:trPr>
+        <w:tc>
+          <w:tcPr>
+            <w:tcW w:w="4336" w:type="dxa"/>
+            <w:tcBorders>
+              <w:bottom w:val="single" w:sz="4" w:space="0" w:color="BCACA7"/>
+            </w:tcBorders>
+            <w:vAlign w:val="top"/>
+          </w:tcPr>
+          <w:p>
+            <w:pPr>
+              <w:keepNext/>
+              <w:tabs>
+                <w:tab w:val="right" w:pos="4166"/>
+              </w:tabs>
+              <w:spacing w:before="0" w:after="30" w:line="250" w:lineRule="auto"/>
+              <w:jc w:val="left"/>
+            </w:pPr>
+            <w:r>
+              <w:rPr>
+                <w:rFonts w:ascii="Inter" w:hAnsi="Inter" w:eastAsia="Inter" w:cs="Inter"/>
+                <w:color w:val="12171D"/>
+                <w:spacing w:val="13"/>
+                <w:sz w:val="16"/>
+                <w:szCs w:val="16"/>
+                <w:lang w:val="en-GB"/>
+              </w:rPr>
+              <w:t xml:space="preserve">PURCHASE ORDER</w:t>
+            </w:r>
+            <w:r>
+              <w:tab/>
+            </w:r>
+            <w:r>
+              <w:rPr>
+                <w:rFonts w:ascii="Noto Sans Arabic" w:hAnsi="Noto Sans Arabic" w:eastAsia="Noto Sans Arabic" w:cs="Noto Sans Arabic"/>
+                <w:color w:val="12171D"/>
+                <w:sz w:val="21"/>
+                <w:szCs w:val="21"/>
+                <w:rtl w:val="1"/>
+                <w:lang w:val="ar-SA" w:bidi="ar-SA"/>
+              </w:rPr>
               <w:t xml:space="preserve">أمر الشراء</w:t>
             </w:r>
           </w:p>
-        </w:tc>
-        <w:tc>
-          <w:tcPr>
-            <w:tcW w:w="2286" w:type="dxa"/>
-            <w:tcBorders>
-              <w:bottom w:val="single" w:sz="4" w:space="0" w:color="BCACA7"/>
-            </w:tcBorders>
-            <w:vAlign w:val="center"/>
-          </w:tcPr>
-          <w:p>
-            <w:pPr>
+          <w:p>
+            <w:pPr>
+              <w:keepNext/>
               <w:spacing w:before="0" w:after="0" w:line="250" w:lineRule="auto"/>
               <w:jc w:val="left"/>
             </w:pPr>
             <w:sdt>
               <w:sdtPr>
                 <w:alias w:val="Customer PO Number"/>
-                <w:tag w:val="field_1075"/>
-                <w:id w:val="1075"/>
+                <w:tag w:val="field_1083"/>
+                <w:id w:val="1083"/>
                 <w:text/>
               </w:sdtPr>
               <w:sdtContent>
@@ -620,65 +1699,70 @@
         </w:tc>
         <w:tc>
           <w:tcPr>
-            <w:tcW w:w="2250" w:type="dxa"/>
-            <w:tcBorders>
-              <w:bottom w:val="single" w:sz="4" w:space="0" w:color="BCACA7"/>
-            </w:tcBorders>
-            <w:vAlign w:val="center"/>
-          </w:tcPr>
-          <w:p>
-            <w:pPr>
-              <w:spacing w:before="0" w:after="10" w:line="250" w:lineRule="auto"/>
-              <w:jc w:val="left"/>
-            </w:pPr>
-            <w:r>
-              <w:rPr>
-                <w:rFonts w:ascii="Inter" w:hAnsi="Inter" w:eastAsia="Inter" w:cs="Inter"/>
-                <w:color w:val="12171D"/>
-                <w:sz w:val="18"/>
-                <w:szCs w:val="18"/>
+            <w:tcW w:w="400" w:type="dxa"/>
+            <w:vAlign w:val="center"/>
+          </w:tcPr>
+          <w:p>
+            <w:pPr>
+              <w:spacing w:before="0" w:after="0" w:line="250" w:lineRule="auto"/>
+              <w:jc w:val="left"/>
+            </w:pPr>
+          </w:p>
+        </w:tc>
+        <w:tc>
+          <w:tcPr>
+            <w:tcW w:w="4336" w:type="dxa"/>
+            <w:tcBorders>
+              <w:bottom w:val="single" w:sz="4" w:space="0" w:color="BCACA7"/>
+            </w:tcBorders>
+            <w:vAlign w:val="top"/>
+          </w:tcPr>
+          <w:p>
+            <w:pPr>
+              <w:keepNext/>
+              <w:tabs>
+                <w:tab w:val="right" w:pos="4166"/>
+              </w:tabs>
+              <w:spacing w:before="0" w:after="30" w:line="250" w:lineRule="auto"/>
+              <w:jc w:val="left"/>
+            </w:pPr>
+            <w:r>
+              <w:rPr>
+                <w:rFonts w:ascii="Inter" w:hAnsi="Inter" w:eastAsia="Inter" w:cs="Inter"/>
+                <w:color w:val="12171D"/>
+                <w:spacing w:val="13"/>
+                <w:sz w:val="16"/>
+                <w:szCs w:val="16"/>
                 <w:lang w:val="en-GB"/>
               </w:rPr>
               <w:t xml:space="preserve">RELATED QUOTATION</w:t>
             </w:r>
-          </w:p>
-          <w:p>
-            <w:pPr>
-              <w:bidi w:val="1"/>
-              <w:spacing w:before="0" w:after="0" w:line="250" w:lineRule="auto"/>
-              <w:jc w:val="start"/>
-            </w:pPr>
+            <w:r>
+              <w:tab/>
+            </w:r>
             <w:r>
               <w:rPr>
                 <w:rFonts w:ascii="Noto Sans Arabic" w:hAnsi="Noto Sans Arabic" w:eastAsia="Noto Sans Arabic" w:cs="Noto Sans Arabic"/>
                 <w:color w:val="12171D"/>
-                <w:sz w:val="20"/>
-                <w:szCs w:val="20"/>
+                <w:sz w:val="21"/>
+                <w:szCs w:val="21"/>
                 <w:rtl w:val="1"/>
                 <w:lang w:val="ar-SA" w:bidi="ar-SA"/>
               </w:rPr>
               <w:t xml:space="preserve">عرض السعر المرتبط</w:t>
             </w:r>
           </w:p>
-        </w:tc>
-        <w:tc>
-          <w:tcPr>
-            <w:tcW w:w="2286" w:type="dxa"/>
-            <w:tcBorders>
-              <w:bottom w:val="single" w:sz="4" w:space="0" w:color="BCACA7"/>
-            </w:tcBorders>
-            <w:vAlign w:val="center"/>
-          </w:tcPr>
-          <w:p>
-            <w:pPr>
+          <w:p>
+            <w:pPr>
+              <w:keepNext/>
               <w:spacing w:before="0" w:after="0" w:line="250" w:lineRule="auto"/>
               <w:jc w:val="left"/>
             </w:pPr>
             <w:sdt>
               <w:sdtPr>
                 <w:alias w:val="Quotation Reference"/>
-                <w:tag w:val="field_1076"/>
-                <w:id w:val="1076"/>
+                <w:tag w:val="field_1084"/>
+                <w:id w:val="1084"/>
                 <w:text/>
               </w:sdtPr>
               <w:sdtContent>
@@ -703,56 +1787,46 @@
         </w:trPr>
         <w:tc>
           <w:tcPr>
-            <w:tcW w:w="2250" w:type="dxa"/>
-            <w:tcBorders>
-              <w:bottom w:val="single" w:sz="4" w:space="0" w:color="BCACA7"/>
-            </w:tcBorders>
-            <w:vAlign w:val="center"/>
-          </w:tcPr>
-          <w:p>
-            <w:pPr>
-              <w:spacing w:before="0" w:after="10" w:line="250" w:lineRule="auto"/>
-              <w:jc w:val="left"/>
-            </w:pPr>
-            <w:r>
-              <w:rPr>
-                <w:rFonts w:ascii="Inter" w:hAnsi="Inter" w:eastAsia="Inter" w:cs="Inter"/>
-                <w:color w:val="12171D"/>
-                <w:sz w:val="18"/>
-                <w:szCs w:val="18"/>
+            <w:tcW w:w="4336" w:type="dxa"/>
+            <w:tcBorders>
+              <w:bottom w:val="single" w:sz="4" w:space="0" w:color="BCACA7"/>
+            </w:tcBorders>
+            <w:vAlign w:val="top"/>
+          </w:tcPr>
+          <w:p>
+            <w:pPr>
+              <w:tabs>
+                <w:tab w:val="right" w:pos="4166"/>
+              </w:tabs>
+              <w:spacing w:before="0" w:after="30" w:line="250" w:lineRule="auto"/>
+              <w:jc w:val="left"/>
+            </w:pPr>
+            <w:r>
+              <w:rPr>
+                <w:rFonts w:ascii="Inter" w:hAnsi="Inter" w:eastAsia="Inter" w:cs="Inter"/>
+                <w:color w:val="12171D"/>
+                <w:spacing w:val="13"/>
+                <w:sz w:val="16"/>
+                <w:szCs w:val="16"/>
                 <w:lang w:val="en-GB"/>
               </w:rPr>
               <w:t xml:space="preserve">SUPPLY DATE</w:t>
             </w:r>
-          </w:p>
-          <w:p>
-            <w:pPr>
-              <w:bidi w:val="1"/>
-              <w:spacing w:before="0" w:after="0" w:line="250" w:lineRule="auto"/>
-              <w:jc w:val="start"/>
-            </w:pPr>
+            <w:r>
+              <w:tab/>
+            </w:r>
             <w:r>
               <w:rPr>
                 <w:rFonts w:ascii="Noto Sans Arabic" w:hAnsi="Noto Sans Arabic" w:eastAsia="Noto Sans Arabic" w:cs="Noto Sans Arabic"/>
                 <w:color w:val="12171D"/>
-                <w:sz w:val="20"/>
-                <w:szCs w:val="20"/>
+                <w:sz w:val="21"/>
+                <w:szCs w:val="21"/>
                 <w:rtl w:val="1"/>
                 <w:lang w:val="ar-SA" w:bidi="ar-SA"/>
               </w:rPr>
               <w:t xml:space="preserve">تاريخ التوريد</w:t>
             </w:r>
           </w:p>
-        </w:tc>
-        <w:tc>
-          <w:tcPr>
-            <w:tcW w:w="6822" w:type="dxa"/>
-            <w:gridSpan w:val="3"/>
-            <w:tcBorders>
-              <w:bottom w:val="single" w:sz="4" w:space="0" w:color="BCACA7"/>
-            </w:tcBorders>
-            <w:vAlign w:val="center"/>
-          </w:tcPr>
           <w:p>
             <w:pPr>
               <w:spacing w:before="0" w:after="0" w:line="250" w:lineRule="auto"/>
@@ -761,8 +1835,8 @@
             <w:sdt>
               <w:sdtPr>
                 <w:alias w:val="Supply Date | DD/MM/YYYY (Gregorian)"/>
-                <w:tag w:val="field_1077"/>
-                <w:id w:val="1077"/>
+                <w:tag w:val="field_1085"/>
+                <w:id w:val="1085"/>
                 <w:text/>
               </w:sdtPr>
               <w:sdtContent>
@@ -780,22 +1854,63 @@
             </w:sdt>
           </w:p>
         </w:tc>
-      </w:tr>
-      <w:tr>
-        <w:trPr>
-          <w:cantSplit/>
-        </w:trPr>
-        <w:tc>
-          <w:tcPr>
-            <w:tcW w:w="2250" w:type="dxa"/>
-            <w:tcBorders>
-              <w:bottom w:val="single" w:sz="4" w:space="0" w:color="BCACA7"/>
-            </w:tcBorders>
-            <w:vAlign w:val="center"/>
-          </w:tcPr>
-          <w:p>
-            <w:pPr>
-              <w:spacing w:before="0" w:after="10" w:line="250" w:lineRule="auto"/>
+        <w:tc>
+          <w:tcPr>
+            <w:tcW w:w="400" w:type="dxa"/>
+            <w:vAlign w:val="center"/>
+          </w:tcPr>
+          <w:p>
+            <w:pPr>
+              <w:spacing w:before="0" w:after="0" w:line="250" w:lineRule="auto"/>
+              <w:jc w:val="left"/>
+            </w:pPr>
+          </w:p>
+        </w:tc>
+        <w:tc>
+          <w:tcPr>
+            <w:tcW w:w="4336" w:type="dxa"/>
+            <w:tcBorders>
+              <w:bottom w:val="single" w:sz="4" w:space="0" w:color="BCACA7"/>
+            </w:tcBorders>
+            <w:vAlign w:val="top"/>
+          </w:tcPr>
+          <w:p>
+            <w:pPr>
+              <w:tabs>
+                <w:tab w:val="right" w:pos="4166"/>
+              </w:tabs>
+              <w:spacing w:before="0" w:after="30" w:line="250" w:lineRule="auto"/>
+              <w:jc w:val="left"/>
+            </w:pPr>
+            <w:r>
+              <w:rPr>
+                <w:rFonts w:ascii="Inter" w:hAnsi="Inter" w:eastAsia="Inter" w:cs="Inter"/>
+                <w:color w:val="12171D"/>
+                <w:spacing w:val="13"/>
+                <w:sz w:val="16"/>
+                <w:szCs w:val="16"/>
+                <w:lang w:val="en-GB"/>
+              </w:rPr>
+              <w:t xml:space="preserve">CURRENCY</w:t>
+            </w:r>
+            <w:r>
+              <w:tab/>
+            </w:r>
+            <w:r>
+              <w:rPr>
+                <w:rFonts w:ascii="Noto Sans Arabic" w:hAnsi="Noto Sans Arabic" w:eastAsia="Noto Sans Arabic" w:cs="Noto Sans Arabic"/>
+                <w:color w:val="12171D"/>
+                <w:sz w:val="21"/>
+                <w:szCs w:val="21"/>
+                <w:rtl w:val="1"/>
+                <w:lang w:val="ar-SA" w:bidi="ar-SA"/>
+              </w:rPr>
+              <w:t xml:space="preserve">العملة</w:t>
+            </w:r>
+          </w:p>
+          <w:p>
+            <w:pPr>
+              <w:spacing w:before="0" w:after="0" w:line="250" w:lineRule="auto"/>
               <w:jc w:val="left"/>
             </w:pPr>
             <w:r>
@@ -806,91 +1921,7 @@
                 <w:szCs w:val="18"/>
                 <w:lang w:val="en-GB"/>
               </w:rPr>
-              <w:t xml:space="preserve">TOTAL AMOUNT DUE</w:t>
-            </w:r>
-          </w:p>
-          <w:p>
-            <w:pPr>
-              <w:bidi w:val="1"/>
-              <w:spacing w:before="0" w:after="0" w:line="250" w:lineRule="auto"/>
-              <w:jc w:val="start"/>
-            </w:pPr>
-            <w:r>
-              <w:rPr>
-                <w:rFonts w:ascii="Noto Sans Arabic" w:hAnsi="Noto Sans Arabic" w:eastAsia="Noto Sans Arabic" w:cs="Noto Sans Arabic"/>
-                <w:color w:val="12171D"/>
-                <w:sz w:val="20"/>
-                <w:szCs w:val="20"/>
-                <w:rtl w:val="1"/>
-                <w:lang w:val="ar-SA" w:bidi="ar-SA"/>
-              </w:rPr>
-              <w:t xml:space="preserve">إجمالي المبلغ المستحق</w:t>
-            </w:r>
-          </w:p>
-        </w:tc>
-        <w:tc>
-          <w:tcPr>
-            <w:tcW w:w="6822" w:type="dxa"/>
-            <w:gridSpan w:val="3"/>
-            <w:tcBorders>
-              <w:bottom w:val="single" w:sz="4" w:space="0" w:color="BCACA7"/>
-            </w:tcBorders>
-            <w:vAlign w:val="center"/>
-          </w:tcPr>
-          <w:p>
-            <w:pPr>
-              <w:spacing w:before="0" w:after="0" w:line="250" w:lineRule="auto"/>
-              <w:jc w:val="left"/>
-            </w:pPr>
-            <w:r>
-              <w:rPr>
-                <w:rFonts w:ascii="Inter" w:hAnsi="Inter" w:eastAsia="Inter" w:cs="Inter"/>
-                <w:color w:val="12171D"/>
-                <w:sz w:val="18"/>
-                <w:szCs w:val="18"/>
-                <w:lang w:val="en-GB"/>
-              </w:rPr>
-              <w:fldChar w:fldCharType="begin"/>
-            </w:r>
-            <w:r>
-              <w:rPr>
-                <w:rFonts w:ascii="Inter" w:hAnsi="Inter" w:eastAsia="Inter" w:cs="Inter"/>
-                <w:color w:val="12171D"/>
-                <w:sz w:val="18"/>
-                <w:szCs w:val="18"/>
-                <w:lang w:val="en-GB"/>
-              </w:rPr>
-              <w:instrText xml:space="preserve"> REF InvoiceTotal </w:instrText>
-            </w:r>
-            <w:r>
-              <w:rPr>
-                <w:rFonts w:ascii="Inter" w:hAnsi="Inter" w:eastAsia="Inter" w:cs="Inter"/>
-                <w:color w:val="12171D"/>
-                <w:sz w:val="18"/>
-                <w:szCs w:val="18"/>
-                <w:lang w:val="en-GB"/>
-              </w:rPr>
-              <w:fldChar w:fldCharType="separate"/>
-            </w:r>
-            <w:r>
-              <w:rPr>
-                <w:rFonts w:ascii="Inter" w:hAnsi="Inter" w:eastAsia="Inter" w:cs="Inter"/>
-                <w:color w:val="12171D"/>
-                <w:sz w:val="18"/>
-                <w:szCs w:val="18"/>
-                <w:lang w:val="en-GB"/>
-              </w:rPr>
-              <w:t xml:space="preserve">0.00</w:t>
-            </w:r>
-            <w:r>
-              <w:rPr>
-                <w:rFonts w:ascii="Inter" w:hAnsi="Inter" w:eastAsia="Inter" w:cs="Inter"/>
-                <w:color w:val="12171D"/>
-                <w:sz w:val="18"/>
-                <w:szCs w:val="18"/>
-                <w:lang w:val="en-GB"/>
-              </w:rPr>
-              <w:fldChar w:fldCharType="end"/>
+              <w:t xml:space="preserve">SAR</w:t>
             </w:r>
           </w:p>
         </w:tc>
@@ -909,989 +1940,18 @@
       <w:tblPr>
         <w:tblW w:w="9072" w:type="dxa"/>
         <w:tblBorders>
-          <w:top w:val="single" w:sz="4" w:space="0" w:color="BCACA7"/>
-          <w:left w:val="single" w:sz="4" w:space="0" w:color="BCACA7"/>
-          <w:bottom w:val="single" w:sz="4" w:space="0" w:color="BCACA7"/>
-          <w:right w:val="single" w:sz="4" w:space="0" w:color="BCACA7"/>
-          <w:insideH w:val="single" w:sz="4" w:space="0" w:color="BCACA7"/>
-          <w:insideV w:val="single" w:sz="4" w:space="0" w:color="BCACA7"/>
+          <w:top w:val="nil"/>
+          <w:left w:val="nil"/>
+          <w:bottom w:val="nil"/>
+          <w:right w:val="nil"/>
+          <w:insideH w:val="nil"/>
+          <w:insideV w:val="nil"/>
         </w:tblBorders>
         <w:tblLayout w:type="fixed"/>
         <w:tblCellMar>
-          <w:top w:w="40" w:type="dxa"/>
+          <w:top w:w="50" w:type="dxa"/>
           <w:left w:w="85" w:type="dxa"/>
-          <w:bottom w:w="40" w:type="dxa"/>
-          <w:right w:w="85" w:type="dxa"/>
-        </w:tblCellMar>
-        <w:tblLook w:firstRow="1" w:lastRow="0" w:firstColumn="0" w:lastColumn="0" w:noHBand="0" w:noVBand="1"/>
-      </w:tblPr>
-      <w:tblGrid>
-        <w:gridCol w:w="2250"/>
-        <w:gridCol w:w="2286"/>
-        <w:gridCol w:w="2250"/>
-        <w:gridCol w:w="2286"/>
-      </w:tblGrid>
-      <w:tr>
-        <w:trPr>
-          <w:cantSplit/>
-        </w:trPr>
-        <w:tc>
-          <w:tcPr>
-            <w:tcW w:w="4536" w:type="dxa"/>
-            <w:gridSpan w:val="2"/>
-            <w:tcBorders>
-              <w:top w:val="nil"/>
-              <w:left w:val="nil"/>
-              <w:bottom w:val="single" w:sz="8" w:space="0" w:color="BCACA7"/>
-              <w:right w:val="nil"/>
-            </w:tcBorders>
-            <w:vAlign w:val="bottom"/>
-          </w:tcPr>
-          <w:p>
-            <w:pPr>
-              <w:pStyle w:val="Heading1"/>
-              <w:keepNext/>
-              <w:spacing w:before="160" w:after="40" w:line="250" w:lineRule="auto"/>
-              <w:ind w:start="-85"/>
-              <w:jc w:val="left"/>
-            </w:pPr>
-            <w:r>
-              <w:rPr>
-                <w:rFonts w:ascii="Jost" w:hAnsi="Jost" w:eastAsia="Jost" w:cs="Jost"/>
-                <w:color w:val="12171D"/>
-                <w:sz w:val="21"/>
-                <w:szCs w:val="21"/>
-                <w:lang w:val="en-GB"/>
-              </w:rPr>
-              <w:t xml:space="preserve">SUPPLIER AND CUSTOMER</w:t>
-            </w:r>
-          </w:p>
-        </w:tc>
-        <w:tc>
-          <w:tcPr>
-            <w:tcW w:w="4536" w:type="dxa"/>
-            <w:gridSpan w:val="2"/>
-            <w:tcBorders>
-              <w:top w:val="nil"/>
-              <w:left w:val="nil"/>
-              <w:bottom w:val="single" w:sz="8" w:space="0" w:color="BCACA7"/>
-              <w:right w:val="nil"/>
-            </w:tcBorders>
-            <w:vAlign w:val="bottom"/>
-          </w:tcPr>
-          <w:p>
-            <w:pPr>
-              <w:keepNext/>
-              <w:bidi w:val="1"/>
-              <w:spacing w:before="160" w:after="40" w:line="250" w:lineRule="auto"/>
-              <w:ind w:start="-85"/>
-              <w:jc w:val="start"/>
-            </w:pPr>
-            <w:r>
-              <w:rPr>
-                <w:rFonts w:ascii="Noto Sans Arabic" w:hAnsi="Noto Sans Arabic" w:eastAsia="Noto Sans Arabic" w:cs="Noto Sans Arabic"/>
-                <w:color w:val="12171D"/>
-                <w:sz w:val="22"/>
-                <w:szCs w:val="22"/>
-                <w:rtl w:val="1"/>
-                <w:lang w:val="ar-SA" w:bidi="ar-SA"/>
-              </w:rPr>
-              <w:t xml:space="preserve">المورد والعميل</w:t>
-            </w:r>
-          </w:p>
-        </w:tc>
-      </w:tr>
-      <w:tr>
-        <w:trPr>
-          <w:cantSplit/>
-        </w:trPr>
-        <w:tc>
-          <w:tcPr>
-            <w:tcW w:w="2250" w:type="dxa"/>
-            <w:tcBorders>
-              <w:bottom w:val="single" w:sz="4" w:space="0" w:color="BCACA7"/>
-            </w:tcBorders>
-            <w:vAlign w:val="center"/>
-          </w:tcPr>
-          <w:p>
-            <w:pPr>
-              <w:keepNext/>
-              <w:spacing w:before="0" w:after="10" w:line="250" w:lineRule="auto"/>
-              <w:jc w:val="left"/>
-            </w:pPr>
-            <w:r>
-              <w:rPr>
-                <w:rFonts w:ascii="Inter" w:hAnsi="Inter" w:eastAsia="Inter" w:cs="Inter"/>
-                <w:color w:val="12171D"/>
-                <w:sz w:val="18"/>
-                <w:szCs w:val="18"/>
-                <w:lang w:val="en-GB"/>
-              </w:rPr>
-              <w:t xml:space="preserve">REGISTERED LEGAL NAME (TRADING NAME: GEM)</w:t>
-            </w:r>
-          </w:p>
-          <w:p>
-            <w:pPr>
-              <w:keepNext/>
-              <w:bidi w:val="1"/>
-              <w:spacing w:before="0" w:after="0" w:line="250" w:lineRule="auto"/>
-              <w:jc w:val="start"/>
-            </w:pPr>
-            <w:r>
-              <w:rPr>
-                <w:rFonts w:ascii="Noto Sans Arabic" w:hAnsi="Noto Sans Arabic" w:eastAsia="Noto Sans Arabic" w:cs="Noto Sans Arabic"/>
-                <w:color w:val="12171D"/>
-                <w:sz w:val="20"/>
-                <w:szCs w:val="20"/>
-                <w:rtl w:val="1"/>
-                <w:lang w:val="ar-SA" w:bidi="ar-SA"/>
-              </w:rPr>
-              <w:t xml:space="preserve">الاسم القانوني المسجل</w:t>
-            </w:r>
-          </w:p>
-        </w:tc>
-        <w:tc>
-          <w:tcPr>
-            <w:tcW w:w="2286" w:type="dxa"/>
-            <w:tcBorders>
-              <w:bottom w:val="single" w:sz="4" w:space="0" w:color="BCACA7"/>
-            </w:tcBorders>
-            <w:vAlign w:val="center"/>
-          </w:tcPr>
-          <w:p>
-            <w:pPr>
-              <w:keepNext/>
-              <w:spacing w:before="0" w:after="0" w:line="250" w:lineRule="auto"/>
-              <w:jc w:val="left"/>
-            </w:pPr>
-            <w:sdt>
-              <w:sdtPr>
-                <w:alias w:val="Registered Legal Name"/>
-                <w:tag w:val="field_1078"/>
-                <w:id w:val="1078"/>
-                <w:text/>
-              </w:sdtPr>
-              <w:sdtContent>
-                <w:r>
-                  <w:rPr>
-                    <w:rFonts w:ascii="Inter" w:hAnsi="Inter" w:eastAsia="Inter" w:cs="Inter"/>
-                    <w:color w:val="12171D"/>
-                    <w:sz w:val="18"/>
-                    <w:szCs w:val="18"/>
-                    <w:lang w:val="en-GB"/>
-                  </w:rPr>
-                  <w:t xml:space="preserve">Enter Registered Legal Name</w:t>
-                </w:r>
-              </w:sdtContent>
-            </w:sdt>
-          </w:p>
-        </w:tc>
-        <w:tc>
-          <w:tcPr>
-            <w:tcW w:w="2250" w:type="dxa"/>
-            <w:tcBorders>
-              <w:bottom w:val="single" w:sz="4" w:space="0" w:color="BCACA7"/>
-            </w:tcBorders>
-            <w:vAlign w:val="center"/>
-          </w:tcPr>
-          <w:p>
-            <w:pPr>
-              <w:keepNext/>
-              <w:spacing w:before="0" w:after="10" w:line="250" w:lineRule="auto"/>
-              <w:jc w:val="left"/>
-            </w:pPr>
-            <w:r>
-              <w:rPr>
-                <w:rFonts w:ascii="Inter" w:hAnsi="Inter" w:eastAsia="Inter" w:cs="Inter"/>
-                <w:color w:val="12171D"/>
-                <w:sz w:val="18"/>
-                <w:szCs w:val="18"/>
-                <w:lang w:val="en-GB"/>
-              </w:rPr>
-              <w:t xml:space="preserve">BUSINESS / NATIONAL ADDRESS</w:t>
-            </w:r>
-          </w:p>
-          <w:p>
-            <w:pPr>
-              <w:keepNext/>
-              <w:bidi w:val="1"/>
-              <w:spacing w:before="0" w:after="0" w:line="250" w:lineRule="auto"/>
-              <w:jc w:val="start"/>
-            </w:pPr>
-            <w:r>
-              <w:rPr>
-                <w:rFonts w:ascii="Noto Sans Arabic" w:hAnsi="Noto Sans Arabic" w:eastAsia="Noto Sans Arabic" w:cs="Noto Sans Arabic"/>
-                <w:color w:val="12171D"/>
-                <w:sz w:val="20"/>
-                <w:szCs w:val="20"/>
-                <w:rtl w:val="1"/>
-                <w:lang w:val="ar-SA" w:bidi="ar-SA"/>
-              </w:rPr>
-              <w:t xml:space="preserve">عنوان المنشأة / العنوان الوطني</w:t>
-            </w:r>
-          </w:p>
-        </w:tc>
-        <w:tc>
-          <w:tcPr>
-            <w:tcW w:w="2286" w:type="dxa"/>
-            <w:tcBorders>
-              <w:bottom w:val="single" w:sz="4" w:space="0" w:color="BCACA7"/>
-            </w:tcBorders>
-            <w:vAlign w:val="center"/>
-          </w:tcPr>
-          <w:p>
-            <w:pPr>
-              <w:keepNext/>
-              <w:spacing w:before="0" w:after="0" w:line="250" w:lineRule="auto"/>
-              <w:jc w:val="left"/>
-            </w:pPr>
-            <w:sdt>
-              <w:sdtPr>
-                <w:alias w:val="Business / National Address"/>
-                <w:tag w:val="field_1079"/>
-                <w:id w:val="1079"/>
-                <w:text/>
-              </w:sdtPr>
-              <w:sdtContent>
-                <w:r>
-                  <w:rPr>
-                    <w:rFonts w:ascii="Inter" w:hAnsi="Inter" w:eastAsia="Inter" w:cs="Inter"/>
-                    <w:color w:val="12171D"/>
-                    <w:sz w:val="18"/>
-                    <w:szCs w:val="18"/>
-                    <w:lang w:val="en-GB"/>
-                  </w:rPr>
-                  <w:t xml:space="preserve">Enter Business / National Address</w:t>
-                </w:r>
-              </w:sdtContent>
-            </w:sdt>
-          </w:p>
-        </w:tc>
-      </w:tr>
-      <w:tr>
-        <w:trPr>
-          <w:cantSplit/>
-        </w:trPr>
-        <w:tc>
-          <w:tcPr>
-            <w:tcW w:w="2250" w:type="dxa"/>
-            <w:tcBorders>
-              <w:bottom w:val="single" w:sz="4" w:space="0" w:color="BCACA7"/>
-            </w:tcBorders>
-            <w:vAlign w:val="center"/>
-          </w:tcPr>
-          <w:p>
-            <w:pPr>
-              <w:spacing w:before="0" w:after="10" w:line="250" w:lineRule="auto"/>
-              <w:jc w:val="left"/>
-            </w:pPr>
-            <w:r>
-              <w:rPr>
-                <w:rFonts w:ascii="Inter" w:hAnsi="Inter" w:eastAsia="Inter" w:cs="Inter"/>
-                <w:color w:val="12171D"/>
-                <w:sz w:val="18"/>
-                <w:szCs w:val="18"/>
-                <w:lang w:val="en-GB"/>
-              </w:rPr>
-              <w:t xml:space="preserve">SUPPLIER TAX IDENTIFIER</w:t>
-            </w:r>
-          </w:p>
-          <w:p>
-            <w:pPr>
-              <w:bidi w:val="1"/>
-              <w:spacing w:before="0" w:after="0" w:line="250" w:lineRule="auto"/>
-              <w:jc w:val="start"/>
-            </w:pPr>
-            <w:r>
-              <w:rPr>
-                <w:rFonts w:ascii="Noto Sans Arabic" w:hAnsi="Noto Sans Arabic" w:eastAsia="Noto Sans Arabic" w:cs="Noto Sans Arabic"/>
-                <w:color w:val="12171D"/>
-                <w:sz w:val="20"/>
-                <w:szCs w:val="20"/>
-                <w:rtl w:val="1"/>
-                <w:lang w:val="ar-SA" w:bidi="ar-SA"/>
-              </w:rPr>
-              <w:t xml:space="preserve">الرقم الضريبي للمورد</w:t>
-            </w:r>
-          </w:p>
-        </w:tc>
-        <w:tc>
-          <w:tcPr>
-            <w:tcW w:w="2286" w:type="dxa"/>
-            <w:tcBorders>
-              <w:bottom w:val="single" w:sz="4" w:space="0" w:color="BCACA7"/>
-            </w:tcBorders>
-            <w:vAlign w:val="center"/>
-          </w:tcPr>
-          <w:p>
-            <w:pPr>
-              <w:spacing w:before="0" w:after="0" w:line="250" w:lineRule="auto"/>
-              <w:jc w:val="left"/>
-            </w:pPr>
-            <w:sdt>
-              <w:sdtPr>
-                <w:alias w:val="Tax Identifier"/>
-                <w:tag w:val="field_1080"/>
-                <w:id w:val="1080"/>
-                <w:text/>
-              </w:sdtPr>
-              <w:sdtContent>
-                <w:r>
-                  <w:rPr>
-                    <w:rFonts w:ascii="Inter" w:hAnsi="Inter" w:eastAsia="Inter" w:cs="Inter"/>
-                    <w:color w:val="12171D"/>
-                    <w:sz w:val="18"/>
-                    <w:szCs w:val="18"/>
-                    <w:lang w:val="en-GB"/>
-                  </w:rPr>
-                  <w:t xml:space="preserve">Enter Tax Identifier</w:t>
-                </w:r>
-              </w:sdtContent>
-            </w:sdt>
-          </w:p>
-        </w:tc>
-        <w:tc>
-          <w:tcPr>
-            <w:tcW w:w="2250" w:type="dxa"/>
-            <w:tcBorders>
-              <w:bottom w:val="single" w:sz="4" w:space="0" w:color="BCACA7"/>
-            </w:tcBorders>
-            <w:vAlign w:val="center"/>
-          </w:tcPr>
-          <w:p>
-            <w:pPr>
-              <w:spacing w:before="0" w:after="10" w:line="250" w:lineRule="auto"/>
-              <w:jc w:val="left"/>
-            </w:pPr>
-            <w:r>
-              <w:rPr>
-                <w:rFonts w:ascii="Inter" w:hAnsi="Inter" w:eastAsia="Inter" w:cs="Inter"/>
-                <w:color w:val="12171D"/>
-                <w:sz w:val="18"/>
-                <w:szCs w:val="18"/>
-                <w:lang w:val="en-GB"/>
-              </w:rPr>
-              <w:t xml:space="preserve">SUPPLIER CONTACT</w:t>
-            </w:r>
-          </w:p>
-          <w:p>
-            <w:pPr>
-              <w:bidi w:val="1"/>
-              <w:spacing w:before="0" w:after="0" w:line="250" w:lineRule="auto"/>
-              <w:jc w:val="start"/>
-            </w:pPr>
-            <w:r>
-              <w:rPr>
-                <w:rFonts w:ascii="Noto Sans Arabic" w:hAnsi="Noto Sans Arabic" w:eastAsia="Noto Sans Arabic" w:cs="Noto Sans Arabic"/>
-                <w:color w:val="12171D"/>
-                <w:sz w:val="20"/>
-                <w:szCs w:val="20"/>
-                <w:rtl w:val="1"/>
-                <w:lang w:val="ar-SA" w:bidi="ar-SA"/>
-              </w:rPr>
-              <w:t xml:space="preserve">جهة التواصل لدى المورد</w:t>
-            </w:r>
-          </w:p>
-        </w:tc>
-        <w:tc>
-          <w:tcPr>
-            <w:tcW w:w="2286" w:type="dxa"/>
-            <w:tcBorders>
-              <w:bottom w:val="single" w:sz="4" w:space="0" w:color="BCACA7"/>
-            </w:tcBorders>
-            <w:vAlign w:val="center"/>
-          </w:tcPr>
-          <w:p>
-            <w:pPr>
-              <w:spacing w:before="0" w:after="0" w:line="250" w:lineRule="auto"/>
-              <w:jc w:val="left"/>
-            </w:pPr>
-            <w:r>
-              <w:rPr>
-                <w:rFonts w:ascii="Inter" w:hAnsi="Inter" w:eastAsia="Inter" w:cs="Inter"/>
-                <w:color w:val="12171D"/>
-                <w:sz w:val="18"/>
-                <w:szCs w:val="18"/>
-                <w:lang w:val="en-GB"/>
-              </w:rPr>
-              <w:t xml:space="preserve">Mashal Abdulrahman, GM / Owner</w:t>
-            </w:r>
-          </w:p>
-        </w:tc>
-      </w:tr>
-      <w:tr>
-        <w:trPr>
-          <w:cantSplit/>
-        </w:trPr>
-        <w:tc>
-          <w:tcPr>
-            <w:tcW w:w="2250" w:type="dxa"/>
-            <w:tcBorders>
-              <w:bottom w:val="single" w:sz="4" w:space="0" w:color="BCACA7"/>
-            </w:tcBorders>
-            <w:vAlign w:val="center"/>
-          </w:tcPr>
-          <w:p>
-            <w:pPr>
-              <w:spacing w:before="0" w:after="10" w:line="250" w:lineRule="auto"/>
-              <w:jc w:val="left"/>
-            </w:pPr>
-            <w:r>
-              <w:rPr>
-                <w:rFonts w:ascii="Inter" w:hAnsi="Inter" w:eastAsia="Inter" w:cs="Inter"/>
-                <w:color w:val="12171D"/>
-                <w:sz w:val="18"/>
-                <w:szCs w:val="18"/>
-                <w:lang w:val="en-GB"/>
-              </w:rPr>
-              <w:t xml:space="preserve">SUPPLIER EMAIL</w:t>
-            </w:r>
-          </w:p>
-          <w:p>
-            <w:pPr>
-              <w:bidi w:val="1"/>
-              <w:spacing w:before="0" w:after="0" w:line="250" w:lineRule="auto"/>
-              <w:jc w:val="start"/>
-            </w:pPr>
-            <w:r>
-              <w:rPr>
-                <w:rFonts w:ascii="Noto Sans Arabic" w:hAnsi="Noto Sans Arabic" w:eastAsia="Noto Sans Arabic" w:cs="Noto Sans Arabic"/>
-                <w:color w:val="12171D"/>
-                <w:sz w:val="20"/>
-                <w:szCs w:val="20"/>
-                <w:rtl w:val="1"/>
-                <w:lang w:val="ar-SA" w:bidi="ar-SA"/>
-              </w:rPr>
-              <w:t xml:space="preserve">بريد المورد</w:t>
-            </w:r>
-          </w:p>
-        </w:tc>
-        <w:tc>
-          <w:tcPr>
-            <w:tcW w:w="2286" w:type="dxa"/>
-            <w:tcBorders>
-              <w:bottom w:val="single" w:sz="4" w:space="0" w:color="BCACA7"/>
-            </w:tcBorders>
-            <w:vAlign w:val="center"/>
-          </w:tcPr>
-          <w:p>
-            <w:pPr>
-              <w:spacing w:before="0" w:after="0" w:line="250" w:lineRule="auto"/>
-              <w:jc w:val="left"/>
-            </w:pPr>
-            <w:r>
-              <w:rPr>
-                <w:rFonts w:ascii="Inter" w:hAnsi="Inter" w:eastAsia="Inter" w:cs="Inter"/>
-                <w:color w:val="12171D"/>
-                <w:sz w:val="18"/>
-                <w:szCs w:val="18"/>
-                <w:lang w:val="en-GB"/>
-              </w:rPr>
-              <w:t xml:space="preserve">contact@mish3l.com</w:t>
-            </w:r>
-          </w:p>
-        </w:tc>
-        <w:tc>
-          <w:tcPr>
-            <w:tcW w:w="2250" w:type="dxa"/>
-            <w:tcBorders>
-              <w:bottom w:val="single" w:sz="4" w:space="0" w:color="BCACA7"/>
-            </w:tcBorders>
-            <w:vAlign w:val="center"/>
-          </w:tcPr>
-          <w:p>
-            <w:pPr>
-              <w:spacing w:before="0" w:after="10" w:line="250" w:lineRule="auto"/>
-              <w:jc w:val="left"/>
-            </w:pPr>
-            <w:r>
-              <w:rPr>
-                <w:rFonts w:ascii="Inter" w:hAnsi="Inter" w:eastAsia="Inter" w:cs="Inter"/>
-                <w:color w:val="12171D"/>
-                <w:sz w:val="18"/>
-                <w:szCs w:val="18"/>
-                <w:lang w:val="en-GB"/>
-              </w:rPr>
-              <w:t xml:space="preserve">SUPPLIER PHONE</w:t>
-            </w:r>
-          </w:p>
-          <w:p>
-            <w:pPr>
-              <w:bidi w:val="1"/>
-              <w:spacing w:before="0" w:after="0" w:line="250" w:lineRule="auto"/>
-              <w:jc w:val="start"/>
-            </w:pPr>
-            <w:r>
-              <w:rPr>
-                <w:rFonts w:ascii="Noto Sans Arabic" w:hAnsi="Noto Sans Arabic" w:eastAsia="Noto Sans Arabic" w:cs="Noto Sans Arabic"/>
-                <w:color w:val="12171D"/>
-                <w:sz w:val="20"/>
-                <w:szCs w:val="20"/>
-                <w:rtl w:val="1"/>
-                <w:lang w:val="ar-SA" w:bidi="ar-SA"/>
-              </w:rPr>
-              <w:t xml:space="preserve">هاتف المورد</w:t>
-            </w:r>
-          </w:p>
-        </w:tc>
-        <w:tc>
-          <w:tcPr>
-            <w:tcW w:w="2286" w:type="dxa"/>
-            <w:tcBorders>
-              <w:bottom w:val="single" w:sz="4" w:space="0" w:color="BCACA7"/>
-            </w:tcBorders>
-            <w:vAlign w:val="center"/>
-          </w:tcPr>
-          <w:p>
-            <w:pPr>
-              <w:spacing w:before="0" w:after="0" w:line="250" w:lineRule="auto"/>
-              <w:jc w:val="left"/>
-            </w:pPr>
-            <w:r>
-              <w:rPr>
-                <w:rFonts w:ascii="Inter" w:hAnsi="Inter" w:eastAsia="Inter" w:cs="Inter"/>
-                <w:color w:val="12171D"/>
-                <w:sz w:val="18"/>
-                <w:szCs w:val="18"/>
-                <w:lang w:val="en-GB"/>
-              </w:rPr>
-              <w:t xml:space="preserve">+966114502929</w:t>
-            </w:r>
-          </w:p>
-        </w:tc>
-      </w:tr>
-      <w:tr>
-        <w:trPr>
-          <w:cantSplit/>
-        </w:trPr>
-        <w:tc>
-          <w:tcPr>
-            <w:tcW w:w="2250" w:type="dxa"/>
-            <w:tcBorders>
-              <w:bottom w:val="single" w:sz="4" w:space="0" w:color="BCACA7"/>
-            </w:tcBorders>
-            <w:vAlign w:val="center"/>
-          </w:tcPr>
-          <w:p>
-            <w:pPr>
-              <w:spacing w:before="0" w:after="10" w:line="250" w:lineRule="auto"/>
-              <w:jc w:val="left"/>
-            </w:pPr>
-            <w:r>
-              <w:rPr>
-                <w:rFonts w:ascii="Inter" w:hAnsi="Inter" w:eastAsia="Inter" w:cs="Inter"/>
-                <w:color w:val="12171D"/>
-                <w:sz w:val="18"/>
-                <w:szCs w:val="18"/>
-                <w:lang w:val="en-GB"/>
-              </w:rPr>
-              <w:t xml:space="preserve">CUSTOMER</w:t>
-            </w:r>
-          </w:p>
-          <w:p>
-            <w:pPr>
-              <w:bidi w:val="1"/>
-              <w:spacing w:before="0" w:after="0" w:line="250" w:lineRule="auto"/>
-              <w:jc w:val="start"/>
-            </w:pPr>
-            <w:r>
-              <w:rPr>
-                <w:rFonts w:ascii="Noto Sans Arabic" w:hAnsi="Noto Sans Arabic" w:eastAsia="Noto Sans Arabic" w:cs="Noto Sans Arabic"/>
-                <w:color w:val="12171D"/>
-                <w:sz w:val="20"/>
-                <w:szCs w:val="20"/>
-                <w:rtl w:val="1"/>
-                <w:lang w:val="ar-SA" w:bidi="ar-SA"/>
-              </w:rPr>
-              <w:t xml:space="preserve">العميل</w:t>
-            </w:r>
-          </w:p>
-        </w:tc>
-        <w:tc>
-          <w:tcPr>
-            <w:tcW w:w="2286" w:type="dxa"/>
-            <w:tcBorders>
-              <w:bottom w:val="single" w:sz="4" w:space="0" w:color="BCACA7"/>
-            </w:tcBorders>
-            <w:vAlign w:val="center"/>
-          </w:tcPr>
-          <w:p>
-            <w:pPr>
-              <w:spacing w:before="0" w:after="0" w:line="250" w:lineRule="auto"/>
-              <w:jc w:val="left"/>
-            </w:pPr>
-            <w:sdt>
-              <w:sdtPr>
-                <w:alias w:val="Customer Legal Name"/>
-                <w:tag w:val="field_1081"/>
-                <w:id w:val="1081"/>
-                <w:text/>
-              </w:sdtPr>
-              <w:sdtContent>
-                <w:r>
-                  <w:rPr>
-                    <w:rFonts w:ascii="Inter" w:hAnsi="Inter" w:eastAsia="Inter" w:cs="Inter"/>
-                    <w:color w:val="12171D"/>
-                    <w:sz w:val="18"/>
-                    <w:szCs w:val="18"/>
-                    <w:lang w:val="en-GB"/>
-                  </w:rPr>
-                  <w:t xml:space="preserve">Enter Customer Legal Name</w:t>
-                </w:r>
-              </w:sdtContent>
-            </w:sdt>
-          </w:p>
-        </w:tc>
-        <w:tc>
-          <w:tcPr>
-            <w:tcW w:w="2250" w:type="dxa"/>
-            <w:tcBorders>
-              <w:bottom w:val="single" w:sz="4" w:space="0" w:color="BCACA7"/>
-            </w:tcBorders>
-            <w:vAlign w:val="center"/>
-          </w:tcPr>
-          <w:p>
-            <w:pPr>
-              <w:spacing w:before="0" w:after="10" w:line="250" w:lineRule="auto"/>
-              <w:jc w:val="left"/>
-            </w:pPr>
-            <w:r>
-              <w:rPr>
-                <w:rFonts w:ascii="Inter" w:hAnsi="Inter" w:eastAsia="Inter" w:cs="Inter"/>
-                <w:color w:val="12171D"/>
-                <w:sz w:val="18"/>
-                <w:szCs w:val="18"/>
-                <w:lang w:val="en-GB"/>
-              </w:rPr>
-              <w:t xml:space="preserve">BILLING ADDRESS</w:t>
-            </w:r>
-          </w:p>
-          <w:p>
-            <w:pPr>
-              <w:bidi w:val="1"/>
-              <w:spacing w:before="0" w:after="0" w:line="250" w:lineRule="auto"/>
-              <w:jc w:val="start"/>
-            </w:pPr>
-            <w:r>
-              <w:rPr>
-                <w:rFonts w:ascii="Noto Sans Arabic" w:hAnsi="Noto Sans Arabic" w:eastAsia="Noto Sans Arabic" w:cs="Noto Sans Arabic"/>
-                <w:color w:val="12171D"/>
-                <w:sz w:val="20"/>
-                <w:szCs w:val="20"/>
-                <w:rtl w:val="1"/>
-                <w:lang w:val="ar-SA" w:bidi="ar-SA"/>
-              </w:rPr>
-              <w:t xml:space="preserve">عنوان الفوترة</w:t>
-            </w:r>
-          </w:p>
-        </w:tc>
-        <w:tc>
-          <w:tcPr>
-            <w:tcW w:w="2286" w:type="dxa"/>
-            <w:tcBorders>
-              <w:bottom w:val="single" w:sz="4" w:space="0" w:color="BCACA7"/>
-            </w:tcBorders>
-            <w:vAlign w:val="center"/>
-          </w:tcPr>
-          <w:p>
-            <w:pPr>
-              <w:spacing w:before="0" w:after="0" w:line="250" w:lineRule="auto"/>
-              <w:jc w:val="left"/>
-            </w:pPr>
-            <w:sdt>
-              <w:sdtPr>
-                <w:alias w:val="Customer Billing Address"/>
-                <w:tag w:val="field_1082"/>
-                <w:id w:val="1082"/>
-                <w:text/>
-              </w:sdtPr>
-              <w:sdtContent>
-                <w:r>
-                  <w:rPr>
-                    <w:rFonts w:ascii="Inter" w:hAnsi="Inter" w:eastAsia="Inter" w:cs="Inter"/>
-                    <w:color w:val="12171D"/>
-                    <w:sz w:val="18"/>
-                    <w:szCs w:val="18"/>
-                    <w:lang w:val="en-GB"/>
-                  </w:rPr>
-                  <w:t xml:space="preserve">Enter Customer Billing Address</w:t>
-                </w:r>
-              </w:sdtContent>
-            </w:sdt>
-          </w:p>
-        </w:tc>
-      </w:tr>
-      <w:tr>
-        <w:trPr>
-          <w:cantSplit/>
-        </w:trPr>
-        <w:tc>
-          <w:tcPr>
-            <w:tcW w:w="2250" w:type="dxa"/>
-            <w:tcBorders>
-              <w:bottom w:val="single" w:sz="4" w:space="0" w:color="BCACA7"/>
-            </w:tcBorders>
-            <w:vAlign w:val="center"/>
-          </w:tcPr>
-          <w:p>
-            <w:pPr>
-              <w:spacing w:before="0" w:after="10" w:line="250" w:lineRule="auto"/>
-              <w:jc w:val="left"/>
-            </w:pPr>
-            <w:r>
-              <w:rPr>
-                <w:rFonts w:ascii="Inter" w:hAnsi="Inter" w:eastAsia="Inter" w:cs="Inter"/>
-                <w:color w:val="12171D"/>
-                <w:sz w:val="18"/>
-                <w:szCs w:val="18"/>
-                <w:lang w:val="en-GB"/>
-              </w:rPr>
-              <w:t xml:space="preserve">CUSTOMER EMAIL</w:t>
-            </w:r>
-          </w:p>
-          <w:p>
-            <w:pPr>
-              <w:bidi w:val="1"/>
-              <w:spacing w:before="0" w:after="0" w:line="250" w:lineRule="auto"/>
-              <w:jc w:val="start"/>
-            </w:pPr>
-            <w:r>
-              <w:rPr>
-                <w:rFonts w:ascii="Noto Sans Arabic" w:hAnsi="Noto Sans Arabic" w:eastAsia="Noto Sans Arabic" w:cs="Noto Sans Arabic"/>
-                <w:color w:val="12171D"/>
-                <w:sz w:val="20"/>
-                <w:szCs w:val="20"/>
-                <w:rtl w:val="1"/>
-                <w:lang w:val="ar-SA" w:bidi="ar-SA"/>
-              </w:rPr>
-              <w:t xml:space="preserve">بريد العميل</w:t>
-            </w:r>
-          </w:p>
-        </w:tc>
-        <w:tc>
-          <w:tcPr>
-            <w:tcW w:w="2286" w:type="dxa"/>
-            <w:tcBorders>
-              <w:bottom w:val="single" w:sz="4" w:space="0" w:color="BCACA7"/>
-            </w:tcBorders>
-            <w:vAlign w:val="center"/>
-          </w:tcPr>
-          <w:p>
-            <w:pPr>
-              <w:spacing w:before="0" w:after="0" w:line="250" w:lineRule="auto"/>
-              <w:jc w:val="left"/>
-            </w:pPr>
-            <w:sdt>
-              <w:sdtPr>
-                <w:alias w:val="Customer Email"/>
-                <w:tag w:val="field_1083"/>
-                <w:id w:val="1083"/>
-                <w:text/>
-              </w:sdtPr>
-              <w:sdtContent>
-                <w:r>
-                  <w:rPr>
-                    <w:rFonts w:ascii="Inter" w:hAnsi="Inter" w:eastAsia="Inter" w:cs="Inter"/>
-                    <w:color w:val="12171D"/>
-                    <w:sz w:val="18"/>
-                    <w:szCs w:val="18"/>
-                    <w:lang w:val="en-GB"/>
-                  </w:rPr>
-                  <w:t xml:space="preserve">Enter Customer Email</w:t>
-                </w:r>
-              </w:sdtContent>
-            </w:sdt>
-          </w:p>
-        </w:tc>
-        <w:tc>
-          <w:tcPr>
-            <w:tcW w:w="2250" w:type="dxa"/>
-            <w:tcBorders>
-              <w:bottom w:val="single" w:sz="4" w:space="0" w:color="BCACA7"/>
-            </w:tcBorders>
-            <w:vAlign w:val="center"/>
-          </w:tcPr>
-          <w:p>
-            <w:pPr>
-              <w:spacing w:before="0" w:after="10" w:line="250" w:lineRule="auto"/>
-              <w:jc w:val="left"/>
-            </w:pPr>
-            <w:r>
-              <w:rPr>
-                <w:rFonts w:ascii="Inter" w:hAnsi="Inter" w:eastAsia="Inter" w:cs="Inter"/>
-                <w:color w:val="12171D"/>
-                <w:sz w:val="18"/>
-                <w:szCs w:val="18"/>
-                <w:lang w:val="en-GB"/>
-              </w:rPr>
-              <w:t xml:space="preserve">CUSTOMER TAX IDENTIFIER</w:t>
-            </w:r>
-          </w:p>
-          <w:p>
-            <w:pPr>
-              <w:bidi w:val="1"/>
-              <w:spacing w:before="0" w:after="0" w:line="250" w:lineRule="auto"/>
-              <w:jc w:val="start"/>
-            </w:pPr>
-            <w:r>
-              <w:rPr>
-                <w:rFonts w:ascii="Noto Sans Arabic" w:hAnsi="Noto Sans Arabic" w:eastAsia="Noto Sans Arabic" w:cs="Noto Sans Arabic"/>
-                <w:color w:val="12171D"/>
-                <w:sz w:val="20"/>
-                <w:szCs w:val="20"/>
-                <w:rtl w:val="1"/>
-                <w:lang w:val="ar-SA" w:bidi="ar-SA"/>
-              </w:rPr>
-              <w:t xml:space="preserve">الرقم الضريبي للعميل</w:t>
-            </w:r>
-          </w:p>
-        </w:tc>
-        <w:tc>
-          <w:tcPr>
-            <w:tcW w:w="2286" w:type="dxa"/>
-            <w:tcBorders>
-              <w:bottom w:val="single" w:sz="4" w:space="0" w:color="BCACA7"/>
-            </w:tcBorders>
-            <w:vAlign w:val="center"/>
-          </w:tcPr>
-          <w:p>
-            <w:pPr>
-              <w:spacing w:before="0" w:after="0" w:line="250" w:lineRule="auto"/>
-              <w:jc w:val="left"/>
-            </w:pPr>
-            <w:sdt>
-              <w:sdtPr>
-                <w:alias w:val="Customer Tax Identifier, if applicable"/>
-                <w:tag w:val="field_1084"/>
-                <w:id w:val="1084"/>
-                <w:text/>
-              </w:sdtPr>
-              <w:sdtContent>
-                <w:r>
-                  <w:rPr>
-                    <w:rFonts w:ascii="Inter" w:hAnsi="Inter" w:eastAsia="Inter" w:cs="Inter"/>
-                    <w:color w:val="12171D"/>
-                    <w:sz w:val="18"/>
-                    <w:szCs w:val="18"/>
-                    <w:lang w:val="en-GB"/>
-                  </w:rPr>
-                  <w:t xml:space="preserve">Enter Customer Tax Identifier, if applicable</w:t>
-                </w:r>
-              </w:sdtContent>
-            </w:sdt>
-          </w:p>
-        </w:tc>
-      </w:tr>
-      <w:tr>
-        <w:trPr>
-          <w:cantSplit/>
-        </w:trPr>
-        <w:tc>
-          <w:tcPr>
-            <w:tcW w:w="2250" w:type="dxa"/>
-            <w:tcBorders>
-              <w:bottom w:val="single" w:sz="4" w:space="0" w:color="BCACA7"/>
-            </w:tcBorders>
-            <w:vAlign w:val="center"/>
-          </w:tcPr>
-          <w:p>
-            <w:pPr>
-              <w:spacing w:before="0" w:after="10" w:line="250" w:lineRule="auto"/>
-              <w:jc w:val="left"/>
-            </w:pPr>
-            <w:r>
-              <w:rPr>
-                <w:rFonts w:ascii="Inter" w:hAnsi="Inter" w:eastAsia="Inter" w:cs="Inter"/>
-                <w:color w:val="12171D"/>
-                <w:sz w:val="18"/>
-                <w:szCs w:val="18"/>
-                <w:lang w:val="en-GB"/>
-              </w:rPr>
-              <w:t xml:space="preserve">COMMERCIAL REGISTRATION NO.</w:t>
-            </w:r>
-          </w:p>
-          <w:p>
-            <w:pPr>
-              <w:bidi w:val="1"/>
-              <w:spacing w:before="0" w:after="0" w:line="250" w:lineRule="auto"/>
-              <w:jc w:val="start"/>
-            </w:pPr>
-            <w:r>
-              <w:rPr>
-                <w:rFonts w:ascii="Noto Sans Arabic" w:hAnsi="Noto Sans Arabic" w:eastAsia="Noto Sans Arabic" w:cs="Noto Sans Arabic"/>
-                <w:color w:val="12171D"/>
-                <w:sz w:val="20"/>
-                <w:szCs w:val="20"/>
-                <w:rtl w:val="1"/>
-                <w:lang w:val="ar-SA" w:bidi="ar-SA"/>
-              </w:rPr>
-              <w:t xml:space="preserve">رقم السجل التجاري</w:t>
-            </w:r>
-          </w:p>
-        </w:tc>
-        <w:tc>
-          <w:tcPr>
-            <w:tcW w:w="6822" w:type="dxa"/>
-            <w:gridSpan w:val="3"/>
-            <w:tcBorders>
-              <w:bottom w:val="single" w:sz="4" w:space="0" w:color="BCACA7"/>
-            </w:tcBorders>
-            <w:vAlign w:val="center"/>
-          </w:tcPr>
-          <w:p>
-            <w:pPr>
-              <w:spacing w:before="0" w:after="0" w:line="250" w:lineRule="auto"/>
-              <w:jc w:val="left"/>
-            </w:pPr>
-            <w:sdt>
-              <w:sdtPr>
-                <w:alias w:val="Commercial Registration No."/>
-                <w:tag w:val="field_1085"/>
-                <w:id w:val="1085"/>
-                <w:text/>
-              </w:sdtPr>
-              <w:sdtContent>
-                <w:r>
-                  <w:rPr>
-                    <w:rFonts w:ascii="Inter" w:hAnsi="Inter" w:eastAsia="Inter" w:cs="Inter"/>
-                    <w:color w:val="12171D"/>
-                    <w:sz w:val="18"/>
-                    <w:szCs w:val="18"/>
-                    <w:lang w:val="en-GB"/>
-                  </w:rPr>
-                  <w:t xml:space="preserve">Enter Commercial Registration No.</w:t>
-                </w:r>
-              </w:sdtContent>
-            </w:sdt>
-          </w:p>
-        </w:tc>
-      </w:tr>
-    </w:tbl>
-    <w:p>
-      <w:pPr>
-        <w:spacing w:before="0" w:after="0" w:line="20" w:lineRule="exact"/>
-        <w:rPr>
-          <w:sz w:val="2"/>
-          <w:szCs w:val="2"/>
-        </w:rPr>
-      </w:pPr>
-    </w:p>
-    <w:tbl>
-      <w:tblPr>
-        <w:tblW w:w="9072" w:type="dxa"/>
-        <w:tblBorders>
-          <w:top w:val="single" w:sz="4" w:space="0" w:color="BCACA7"/>
-          <w:left w:val="single" w:sz="4" w:space="0" w:color="BCACA7"/>
-          <w:bottom w:val="single" w:sz="4" w:space="0" w:color="BCACA7"/>
-          <w:right w:val="single" w:sz="4" w:space="0" w:color="BCACA7"/>
-          <w:insideH w:val="single" w:sz="4" w:space="0" w:color="BCACA7"/>
-          <w:insideV w:val="single" w:sz="4" w:space="0" w:color="BCACA7"/>
-        </w:tblBorders>
-        <w:tblLayout w:type="fixed"/>
-        <w:tblCellMar>
-          <w:top w:w="40" w:type="dxa"/>
-          <w:left w:w="85" w:type="dxa"/>
-          <w:bottom w:w="40" w:type="dxa"/>
+          <w:bottom w:w="60" w:type="dxa"/>
           <w:right w:w="85" w:type="dxa"/>
         </w:tblCellMar>
         <w:tblLook w:firstRow="1" w:lastRow="0" w:firstColumn="0" w:lastColumn="0" w:noHBand="0" w:noVBand="1"/>
@@ -1933,6 +1993,7 @@
               <w:rPr>
                 <w:rFonts w:ascii="Jost" w:hAnsi="Jost" w:eastAsia="Jost" w:cs="Jost"/>
                 <w:color w:val="12171D"/>
+                <w:spacing w:val="34"/>
                 <w:sz w:val="21"/>
                 <w:szCs w:val="21"/>
                 <w:lang w:val="en-GB"/>
@@ -1983,24 +2044,27 @@
         <w:tc>
           <w:tcPr>
             <w:tcW w:w="520" w:type="dxa"/>
-            <w:shd w:val="clear" w:color="auto" w:fill="12171D"/>
-            <w:vAlign w:val="center"/>
-          </w:tcPr>
-          <w:p>
-            <w:pPr>
-              <w:keepNext/>
-              <w:spacing w:before="0" w:after="8" w:line="250" w:lineRule="auto"/>
-              <w:jc w:val="left"/>
-            </w:pPr>
-            <w:r>
-              <w:rPr>
-                <w:rFonts w:ascii="Inter" w:hAnsi="Inter" w:eastAsia="Inter" w:cs="Inter"/>
-                <w:color w:val="FFFFFF"/>
-                <w:sz w:val="18"/>
-                <w:szCs w:val="18"/>
-                <w:lang w:val="en-GB"/>
-              </w:rPr>
-              <w:t xml:space="preserve">No.</w:t>
+            <w:tcBorders>
+              <w:bottom w:val="single" w:sz="8" w:space="0" w:color="12171D"/>
+            </w:tcBorders>
+            <w:vAlign w:val="bottom"/>
+          </w:tcPr>
+          <w:p>
+            <w:pPr>
+              <w:keepNext/>
+              <w:spacing w:before="0" w:after="20" w:line="250" w:lineRule="auto"/>
+              <w:jc w:val="left"/>
+            </w:pPr>
+            <w:r>
+              <w:rPr>
+                <w:rFonts w:ascii="Inter" w:hAnsi="Inter" w:eastAsia="Inter" w:cs="Inter"/>
+                <w:color w:val="12171D"/>
+                <w:spacing w:val="13"/>
+                <w:sz w:val="16"/>
+                <w:szCs w:val="16"/>
+                <w:lang w:val="en-GB"/>
+              </w:rPr>
+              <w:t xml:space="preserve">NO.</w:t>
             </w:r>
           </w:p>
           <w:p>
@@ -2013,9 +2077,9 @@
             <w:r>
               <w:rPr>
                 <w:rFonts w:ascii="Noto Sans Arabic" w:hAnsi="Noto Sans Arabic" w:eastAsia="Noto Sans Arabic" w:cs="Noto Sans Arabic"/>
-                <w:color w:val="FFFFFF"/>
-                <w:sz w:val="20"/>
-                <w:szCs w:val="20"/>
+                <w:color w:val="12171D"/>
+                <w:sz w:val="21"/>
+                <w:szCs w:val="21"/>
                 <w:rtl w:val="1"/>
                 <w:lang w:val="ar-SA" w:bidi="ar-SA"/>
               </w:rPr>
@@ -2026,24 +2090,27 @@
         <w:tc>
           <w:tcPr>
             <w:tcW w:w="2400" w:type="dxa"/>
-            <w:shd w:val="clear" w:color="auto" w:fill="12171D"/>
-            <w:vAlign w:val="center"/>
-          </w:tcPr>
-          <w:p>
-            <w:pPr>
-              <w:keepNext/>
-              <w:spacing w:before="0" w:after="8" w:line="250" w:lineRule="auto"/>
-              <w:jc w:val="left"/>
-            </w:pPr>
-            <w:r>
-              <w:rPr>
-                <w:rFonts w:ascii="Inter" w:hAnsi="Inter" w:eastAsia="Inter" w:cs="Inter"/>
-                <w:color w:val="FFFFFF"/>
-                <w:sz w:val="18"/>
-                <w:szCs w:val="18"/>
-                <w:lang w:val="en-GB"/>
-              </w:rPr>
-              <w:t xml:space="preserve">Item / Service</w:t>
+            <w:tcBorders>
+              <w:bottom w:val="single" w:sz="8" w:space="0" w:color="12171D"/>
+            </w:tcBorders>
+            <w:vAlign w:val="bottom"/>
+          </w:tcPr>
+          <w:p>
+            <w:pPr>
+              <w:keepNext/>
+              <w:spacing w:before="0" w:after="20" w:line="250" w:lineRule="auto"/>
+              <w:jc w:val="left"/>
+            </w:pPr>
+            <w:r>
+              <w:rPr>
+                <w:rFonts w:ascii="Inter" w:hAnsi="Inter" w:eastAsia="Inter" w:cs="Inter"/>
+                <w:color w:val="12171D"/>
+                <w:spacing w:val="13"/>
+                <w:sz w:val="16"/>
+                <w:szCs w:val="16"/>
+                <w:lang w:val="en-GB"/>
+              </w:rPr>
+              <w:t xml:space="preserve">ITEM / SERVICE</w:t>
             </w:r>
           </w:p>
           <w:p>
@@ -2056,9 +2123,9 @@
             <w:r>
               <w:rPr>
                 <w:rFonts w:ascii="Noto Sans Arabic" w:hAnsi="Noto Sans Arabic" w:eastAsia="Noto Sans Arabic" w:cs="Noto Sans Arabic"/>
-                <w:color w:val="FFFFFF"/>
-                <w:sz w:val="20"/>
-                <w:szCs w:val="20"/>
+                <w:color w:val="12171D"/>
+                <w:sz w:val="21"/>
+                <w:szCs w:val="21"/>
                 <w:rtl w:val="1"/>
                 <w:lang w:val="ar-SA" w:bidi="ar-SA"/>
               </w:rPr>
@@ -2069,24 +2136,27 @@
         <w:tc>
           <w:tcPr>
             <w:tcW w:w="800" w:type="dxa"/>
-            <w:shd w:val="clear" w:color="auto" w:fill="12171D"/>
-            <w:vAlign w:val="center"/>
-          </w:tcPr>
-          <w:p>
-            <w:pPr>
-              <w:keepNext/>
-              <w:spacing w:before="0" w:after="8" w:line="250" w:lineRule="auto"/>
+            <w:tcBorders>
+              <w:bottom w:val="single" w:sz="8" w:space="0" w:color="12171D"/>
+            </w:tcBorders>
+            <w:vAlign w:val="bottom"/>
+          </w:tcPr>
+          <w:p>
+            <w:pPr>
+              <w:keepNext/>
+              <w:spacing w:before="0" w:after="20" w:line="250" w:lineRule="auto"/>
               <w:jc w:val="center"/>
             </w:pPr>
             <w:r>
               <w:rPr>
                 <w:rFonts w:ascii="Inter" w:hAnsi="Inter" w:eastAsia="Inter" w:cs="Inter"/>
-                <w:color w:val="FFFFFF"/>
-                <w:sz w:val="18"/>
-                <w:szCs w:val="18"/>
-                <w:lang w:val="en-GB"/>
-              </w:rPr>
-              <w:t xml:space="preserve">Qty</w:t>
+                <w:color w:val="12171D"/>
+                <w:spacing w:val="13"/>
+                <w:sz w:val="16"/>
+                <w:szCs w:val="16"/>
+                <w:lang w:val="en-GB"/>
+              </w:rPr>
+              <w:t xml:space="preserve">QTY</w:t>
             </w:r>
           </w:p>
           <w:p>
@@ -2099,9 +2169,9 @@
             <w:r>
               <w:rPr>
                 <w:rFonts w:ascii="Noto Sans Arabic" w:hAnsi="Noto Sans Arabic" w:eastAsia="Noto Sans Arabic" w:cs="Noto Sans Arabic"/>
-                <w:color w:val="FFFFFF"/>
-                <w:sz w:val="20"/>
-                <w:szCs w:val="20"/>
+                <w:color w:val="12171D"/>
+                <w:sz w:val="21"/>
+                <w:szCs w:val="21"/>
                 <w:rtl w:val="1"/>
                 <w:lang w:val="ar-SA" w:bidi="ar-SA"/>
               </w:rPr>
@@ -2112,24 +2182,27 @@
         <w:tc>
           <w:tcPr>
             <w:tcW w:w="850" w:type="dxa"/>
-            <w:shd w:val="clear" w:color="auto" w:fill="12171D"/>
-            <w:vAlign w:val="center"/>
-          </w:tcPr>
-          <w:p>
-            <w:pPr>
-              <w:keepNext/>
-              <w:spacing w:before="0" w:after="8" w:line="250" w:lineRule="auto"/>
+            <w:tcBorders>
+              <w:bottom w:val="single" w:sz="8" w:space="0" w:color="12171D"/>
+            </w:tcBorders>
+            <w:vAlign w:val="bottom"/>
+          </w:tcPr>
+          <w:p>
+            <w:pPr>
+              <w:keepNext/>
+              <w:spacing w:before="0" w:after="20" w:line="250" w:lineRule="auto"/>
               <w:jc w:val="center"/>
             </w:pPr>
             <w:r>
               <w:rPr>
                 <w:rFonts w:ascii="Inter" w:hAnsi="Inter" w:eastAsia="Inter" w:cs="Inter"/>
-                <w:color w:val="FFFFFF"/>
-                <w:sz w:val="18"/>
-                <w:szCs w:val="18"/>
-                <w:lang w:val="en-GB"/>
-              </w:rPr>
-              <w:t xml:space="preserve">Unit</w:t>
+                <w:color w:val="12171D"/>
+                <w:spacing w:val="13"/>
+                <w:sz w:val="16"/>
+                <w:szCs w:val="16"/>
+                <w:lang w:val="en-GB"/>
+              </w:rPr>
+              <w:t xml:space="preserve">UNIT</w:t>
             </w:r>
           </w:p>
           <w:p>
@@ -2142,9 +2215,9 @@
             <w:r>
               <w:rPr>
                 <w:rFonts w:ascii="Noto Sans Arabic" w:hAnsi="Noto Sans Arabic" w:eastAsia="Noto Sans Arabic" w:cs="Noto Sans Arabic"/>
-                <w:color w:val="FFFFFF"/>
-                <w:sz w:val="20"/>
-                <w:szCs w:val="20"/>
+                <w:color w:val="12171D"/>
+                <w:sz w:val="21"/>
+                <w:szCs w:val="21"/>
                 <w:rtl w:val="1"/>
                 <w:lang w:val="ar-SA" w:bidi="ar-SA"/>
               </w:rPr>
@@ -2155,24 +2228,27 @@
         <w:tc>
           <w:tcPr>
             <w:tcW w:w="2250" w:type="dxa"/>
-            <w:shd w:val="clear" w:color="auto" w:fill="12171D"/>
-            <w:vAlign w:val="center"/>
-          </w:tcPr>
-          <w:p>
-            <w:pPr>
-              <w:keepNext/>
-              <w:spacing w:before="0" w:after="8" w:line="250" w:lineRule="auto"/>
+            <w:tcBorders>
+              <w:bottom w:val="single" w:sz="8" w:space="0" w:color="12171D"/>
+            </w:tcBorders>
+            <w:vAlign w:val="bottom"/>
+          </w:tcPr>
+          <w:p>
+            <w:pPr>
+              <w:keepNext/>
+              <w:spacing w:before="0" w:after="20" w:line="250" w:lineRule="auto"/>
               <w:jc w:val="right"/>
             </w:pPr>
             <w:r>
               <w:rPr>
                 <w:rFonts w:ascii="Inter" w:hAnsi="Inter" w:eastAsia="Inter" w:cs="Inter"/>
-                <w:color w:val="FFFFFF"/>
-                <w:sz w:val="18"/>
-                <w:szCs w:val="18"/>
-                <w:lang w:val="en-GB"/>
-              </w:rPr>
-              <w:t xml:space="preserve">Unit Price (SAR)</w:t>
+                <w:color w:val="12171D"/>
+                <w:spacing w:val="13"/>
+                <w:sz w:val="16"/>
+                <w:szCs w:val="16"/>
+                <w:lang w:val="en-GB"/>
+              </w:rPr>
+              <w:t xml:space="preserve">UNIT PRICE (SAR)</w:t>
             </w:r>
           </w:p>
           <w:p>
@@ -2185,9 +2261,9 @@
             <w:r>
               <w:rPr>
                 <w:rFonts w:ascii="Noto Sans Arabic" w:hAnsi="Noto Sans Arabic" w:eastAsia="Noto Sans Arabic" w:cs="Noto Sans Arabic"/>
-                <w:color w:val="FFFFFF"/>
-                <w:sz w:val="20"/>
-                <w:szCs w:val="20"/>
+                <w:color w:val="12171D"/>
+                <w:sz w:val="21"/>
+                <w:szCs w:val="21"/>
                 <w:rtl w:val="1"/>
                 <w:lang w:val="ar-SA" w:bidi="ar-SA"/>
               </w:rPr>
@@ -2198,24 +2274,27 @@
         <w:tc>
           <w:tcPr>
             <w:tcW w:w="2252" w:type="dxa"/>
-            <w:shd w:val="clear" w:color="auto" w:fill="12171D"/>
-            <w:vAlign w:val="center"/>
-          </w:tcPr>
-          <w:p>
-            <w:pPr>
-              <w:keepNext/>
-              <w:spacing w:before="0" w:after="8" w:line="250" w:lineRule="auto"/>
+            <w:tcBorders>
+              <w:bottom w:val="single" w:sz="8" w:space="0" w:color="12171D"/>
+            </w:tcBorders>
+            <w:vAlign w:val="bottom"/>
+          </w:tcPr>
+          <w:p>
+            <w:pPr>
+              <w:keepNext/>
+              <w:spacing w:before="0" w:after="20" w:line="250" w:lineRule="auto"/>
               <w:jc w:val="right"/>
             </w:pPr>
             <w:r>
               <w:rPr>
                 <w:rFonts w:ascii="Inter" w:hAnsi="Inter" w:eastAsia="Inter" w:cs="Inter"/>
-                <w:color w:val="FFFFFF"/>
-                <w:sz w:val="18"/>
-                <w:szCs w:val="18"/>
-                <w:lang w:val="en-GB"/>
-              </w:rPr>
-              <w:t xml:space="preserve">Line Total (SAR)</w:t>
+                <w:color w:val="12171D"/>
+                <w:spacing w:val="13"/>
+                <w:sz w:val="16"/>
+                <w:szCs w:val="16"/>
+                <w:lang w:val="en-GB"/>
+              </w:rPr>
+              <w:t xml:space="preserve">LINE TOTAL (SAR)</w:t>
             </w:r>
           </w:p>
           <w:p>
@@ -2228,9 +2307,9 @@
             <w:r>
               <w:rPr>
                 <w:rFonts w:ascii="Noto Sans Arabic" w:hAnsi="Noto Sans Arabic" w:eastAsia="Noto Sans Arabic" w:cs="Noto Sans Arabic"/>
-                <w:color w:val="FFFFFF"/>
-                <w:sz w:val="20"/>
-                <w:szCs w:val="20"/>
+                <w:color w:val="12171D"/>
+                <w:sz w:val="21"/>
+                <w:szCs w:val="21"/>
                 <w:rtl w:val="1"/>
                 <w:lang w:val="ar-SA" w:bidi="ar-SA"/>
               </w:rPr>
@@ -2335,7 +2414,7 @@
                     <w:szCs w:val="18"/>
                     <w:lang w:val="en-GB"/>
                   </w:rPr>
-                  <w:t xml:space="preserve">Enter Qty</w:t>
+                  <w:t xml:space="preserve">Qty</w:t>
                 </w:r>
               </w:sdtContent>
             </w:sdt>
@@ -2371,7 +2450,7 @@
                     <w:szCs w:val="18"/>
                     <w:lang w:val="en-GB"/>
                   </w:rPr>
-                  <w:t xml:space="preserve">Enter Unit</w:t>
+                  <w:t xml:space="preserve">Unit</w:t>
                 </w:r>
               </w:sdtContent>
             </w:sdt>
@@ -2538,7 +2617,7 @@
                     <w:szCs w:val="18"/>
                     <w:lang w:val="en-GB"/>
                   </w:rPr>
-                  <w:t xml:space="preserve">Enter Qty</w:t>
+                  <w:t xml:space="preserve">Qty</w:t>
                 </w:r>
               </w:sdtContent>
             </w:sdt>
@@ -2574,7 +2653,7 @@
                     <w:szCs w:val="18"/>
                     <w:lang w:val="en-GB"/>
                   </w:rPr>
-                  <w:t xml:space="preserve">Enter Unit</w:t>
+                  <w:t xml:space="preserve">Unit</w:t>
                 </w:r>
               </w:sdtContent>
             </w:sdt>
@@ -2741,7 +2820,7 @@
                     <w:szCs w:val="18"/>
                     <w:lang w:val="en-GB"/>
                   </w:rPr>
-                  <w:t xml:space="preserve">Enter Qty</w:t>
+                  <w:t xml:space="preserve">Qty</w:t>
                 </w:r>
               </w:sdtContent>
             </w:sdt>
@@ -2777,7 +2856,7 @@
                     <w:szCs w:val="18"/>
                     <w:lang w:val="en-GB"/>
                   </w:rPr>
-                  <w:t xml:space="preserve">Enter Unit</w:t>
+                  <w:t xml:space="preserve">Unit</w:t>
                 </w:r>
               </w:sdtContent>
             </w:sdt>
@@ -2944,7 +3023,7 @@
                     <w:szCs w:val="18"/>
                     <w:lang w:val="en-GB"/>
                   </w:rPr>
-                  <w:t xml:space="preserve">Enter Qty</w:t>
+                  <w:t xml:space="preserve">Qty</w:t>
                 </w:r>
               </w:sdtContent>
             </w:sdt>
@@ -2980,7 +3059,7 @@
                     <w:szCs w:val="18"/>
                     <w:lang w:val="en-GB"/>
                   </w:rPr>
-                  <w:t xml:space="preserve">Enter Unit</w:t>
+                  <w:t xml:space="preserve">Unit</w:t>
                 </w:r>
               </w:sdtContent>
             </w:sdt>
@@ -3077,8 +3156,9 @@
               <w:rPr>
                 <w:rFonts w:ascii="Inter" w:hAnsi="Inter" w:eastAsia="Inter" w:cs="Inter"/>
                 <w:color w:val="12171D"/>
-                <w:sz w:val="18"/>
-                <w:szCs w:val="18"/>
+                <w:spacing w:val="13"/>
+                <w:sz w:val="16"/>
+                <w:szCs w:val="16"/>
                 <w:lang w:val="en-GB"/>
               </w:rPr>
               <w:t xml:space="preserve">SUBTOTAL</w:t>
@@ -3090,8 +3170,8 @@
               <w:rPr>
                 <w:rFonts w:ascii="Noto Sans Arabic" w:hAnsi="Noto Sans Arabic" w:eastAsia="Noto Sans Arabic" w:cs="Noto Sans Arabic"/>
                 <w:color w:val="12171D"/>
-                <w:sz w:val="20"/>
-                <w:szCs w:val="20"/>
+                <w:sz w:val="21"/>
+                <w:szCs w:val="21"/>
                 <w:rtl w:val="1"/>
                 <w:lang w:val="ar-SA" w:bidi="ar-SA"/>
               </w:rPr>
@@ -3154,8 +3234,9 @@
               <w:rPr>
                 <w:rFonts w:ascii="Inter" w:hAnsi="Inter" w:eastAsia="Inter" w:cs="Inter"/>
                 <w:color w:val="12171D"/>
-                <w:sz w:val="18"/>
-                <w:szCs w:val="18"/>
+                <w:spacing w:val="13"/>
+                <w:sz w:val="16"/>
+                <w:szCs w:val="16"/>
                 <w:lang w:val="en-GB"/>
               </w:rPr>
               <w:t xml:space="preserve">VAT RATE (%)</w:t>
@@ -3167,8 +3248,8 @@
               <w:rPr>
                 <w:rFonts w:ascii="Noto Sans Arabic" w:hAnsi="Noto Sans Arabic" w:eastAsia="Noto Sans Arabic" w:cs="Noto Sans Arabic"/>
                 <w:color w:val="12171D"/>
-                <w:sz w:val="20"/>
-                <w:szCs w:val="20"/>
+                <w:sz w:val="21"/>
+                <w:szCs w:val="21"/>
                 <w:rtl w:val="1"/>
                 <w:lang w:val="ar-SA" w:bidi="ar-SA"/>
               </w:rPr>
@@ -3239,8 +3320,9 @@
               <w:rPr>
                 <w:rFonts w:ascii="Inter" w:hAnsi="Inter" w:eastAsia="Inter" w:cs="Inter"/>
                 <w:color w:val="12171D"/>
-                <w:sz w:val="18"/>
-                <w:szCs w:val="18"/>
+                <w:spacing w:val="13"/>
+                <w:sz w:val="16"/>
+                <w:szCs w:val="16"/>
                 <w:lang w:val="en-GB"/>
               </w:rPr>
               <w:t xml:space="preserve">VAT AMOUNT (SAR)</w:t>
@@ -3252,8 +3334,8 @@
               <w:rPr>
                 <w:rFonts w:ascii="Noto Sans Arabic" w:hAnsi="Noto Sans Arabic" w:eastAsia="Noto Sans Arabic" w:cs="Noto Sans Arabic"/>
                 <w:color w:val="12171D"/>
-                <w:sz w:val="20"/>
-                <w:szCs w:val="20"/>
+                <w:sz w:val="21"/>
+                <w:szCs w:val="21"/>
                 <w:rtl w:val="1"/>
                 <w:lang w:val="ar-SA" w:bidi="ar-SA"/>
               </w:rPr>
@@ -3299,7 +3381,6 @@
             <w:tcW w:w="6820" w:type="dxa"/>
             <w:gridSpan w:val="5"/>
             <w:tcBorders>
-              <w:top w:val="single" w:sz="8" w:space="0" w:color="12171D"/>
               <w:bottom w:val="single" w:sz="4" w:space="0" w:color="BCACA7"/>
             </w:tcBorders>
             <w:vAlign w:val="center"/>
@@ -3315,23 +3396,24 @@
             </w:pPr>
             <w:r>
               <w:rPr>
-                <w:rFonts w:ascii="Jost" w:hAnsi="Jost" w:eastAsia="Jost" w:cs="Jost"/>
+                <w:rFonts w:ascii="Inter" w:hAnsi="Inter" w:eastAsia="Inter" w:cs="Inter"/>
+                <w:color w:val="12171D"/>
+                <w:spacing w:val="13"/>
+                <w:sz w:val="16"/>
+                <w:szCs w:val="16"/>
+                <w:lang w:val="en-GB"/>
+              </w:rPr>
+              <w:t xml:space="preserve">TOTAL</w:t>
+            </w:r>
+            <w:r>
+              <w:tab/>
+            </w:r>
+            <w:r>
+              <w:rPr>
+                <w:rFonts w:ascii="Noto Sans Arabic" w:hAnsi="Noto Sans Arabic" w:eastAsia="Noto Sans Arabic" w:cs="Noto Sans Arabic"/>
                 <w:color w:val="12171D"/>
                 <w:sz w:val="21"/>
                 <w:szCs w:val="21"/>
-                <w:lang w:val="en-GB"/>
-              </w:rPr>
-              <w:t xml:space="preserve">TOTAL</w:t>
-            </w:r>
-            <w:r>
-              <w:tab/>
-            </w:r>
-            <w:r>
-              <w:rPr>
-                <w:rFonts w:ascii="Noto Sans Arabic" w:hAnsi="Noto Sans Arabic" w:eastAsia="Noto Sans Arabic" w:cs="Noto Sans Arabic"/>
-                <w:color w:val="12171D"/>
-                <w:sz w:val="22"/>
-                <w:szCs w:val="22"/>
                 <w:rtl w:val="1"/>
                 <w:lang w:val="ar-SA" w:bidi="ar-SA"/>
               </w:rPr>
@@ -3343,7 +3425,6 @@
           <w:tcPr>
             <w:tcW w:w="2252" w:type="dxa"/>
             <w:tcBorders>
-              <w:top w:val="single" w:sz="8" w:space="0" w:color="12171D"/>
               <w:bottom w:val="single" w:sz="4" w:space="0" w:color="BCACA7"/>
             </w:tcBorders>
             <w:vAlign w:val="center"/>
@@ -3354,14 +3435,14 @@
               <w:spacing w:before="0" w:after="0" w:line="250" w:lineRule="auto"/>
               <w:jc w:val="right"/>
             </w:pPr>
-            <w:bookmarkStart w:id="9021" w:name="InvoiceTotal"/>
+            <w:bookmarkStart w:id="9021" w:name="DocTotal"/>
             <w:fldSimple w:instr="=B7+B9 \# &quot;#,##0.00&quot;">
               <w:r>
                 <w:rPr>
-                  <w:rFonts w:ascii="Jost" w:hAnsi="Jost" w:eastAsia="Jost" w:cs="Jost"/>
+                  <w:rFonts w:ascii="Inter" w:hAnsi="Inter" w:eastAsia="Inter" w:cs="Inter"/>
                   <w:color w:val="12171D"/>
-                  <w:sz w:val="21"/>
-                  <w:szCs w:val="21"/>
+                  <w:sz w:val="18"/>
+                  <w:szCs w:val="18"/>
                   <w:lang w:val="en-GB"/>
                 </w:rPr>
                 <w:t xml:space="preserve">0.00</w:t>
@@ -3397,8 +3478,9 @@
               <w:rPr>
                 <w:rFonts w:ascii="Inter" w:hAnsi="Inter" w:eastAsia="Inter" w:cs="Inter"/>
                 <w:color w:val="12171D"/>
-                <w:sz w:val="18"/>
-                <w:szCs w:val="18"/>
+                <w:spacing w:val="13"/>
+                <w:sz w:val="16"/>
+                <w:szCs w:val="16"/>
                 <w:lang w:val="en-GB"/>
               </w:rPr>
               <w:t xml:space="preserve">AMOUNT PAID</w:t>
@@ -3410,8 +3492,8 @@
               <w:rPr>
                 <w:rFonts w:ascii="Noto Sans Arabic" w:hAnsi="Noto Sans Arabic" w:eastAsia="Noto Sans Arabic" w:cs="Noto Sans Arabic"/>
                 <w:color w:val="12171D"/>
-                <w:sz w:val="20"/>
-                <w:szCs w:val="20"/>
+                <w:sz w:val="21"/>
+                <w:szCs w:val="21"/>
                 <w:rtl w:val="1"/>
                 <w:lang w:val="ar-SA" w:bidi="ar-SA"/>
               </w:rPr>
@@ -3482,8 +3564,9 @@
               <w:rPr>
                 <w:rFonts w:ascii="Jost" w:hAnsi="Jost" w:eastAsia="Jost" w:cs="Jost"/>
                 <w:color w:val="12171D"/>
-                <w:sz w:val="21"/>
-                <w:szCs w:val="21"/>
+                <w:spacing w:val="20"/>
+                <w:sz w:val="24"/>
+                <w:szCs w:val="24"/>
                 <w:lang w:val="en-GB"/>
               </w:rPr>
               <w:t xml:space="preserve">BALANCE DUE</w:t>
@@ -3495,8 +3578,8 @@
               <w:rPr>
                 <w:rFonts w:ascii="Noto Sans Arabic" w:hAnsi="Noto Sans Arabic" w:eastAsia="Noto Sans Arabic" w:cs="Noto Sans Arabic"/>
                 <w:color w:val="12171D"/>
-                <w:sz w:val="22"/>
-                <w:szCs w:val="22"/>
+                <w:sz w:val="24"/>
+                <w:szCs w:val="24"/>
                 <w:rtl w:val="1"/>
                 <w:lang w:val="ar-SA" w:bidi="ar-SA"/>
               </w:rPr>
@@ -3523,8 +3606,8 @@
                 <w:rPr>
                   <w:rFonts w:ascii="Jost" w:hAnsi="Jost" w:eastAsia="Jost" w:cs="Jost"/>
                   <w:color w:val="12171D"/>
-                  <w:sz w:val="21"/>
-                  <w:szCs w:val="21"/>
+                  <w:sz w:val="24"/>
+                  <w:szCs w:val="24"/>
                   <w:lang w:val="en-GB"/>
                 </w:rPr>
                 <w:t xml:space="preserve">0.00</w:t>
@@ -3547,27 +3630,26 @@
       <w:tblPr>
         <w:tblW w:w="9072" w:type="dxa"/>
         <w:tblBorders>
-          <w:top w:val="single" w:sz="4" w:space="0" w:color="BCACA7"/>
-          <w:left w:val="single" w:sz="4" w:space="0" w:color="BCACA7"/>
-          <w:bottom w:val="single" w:sz="4" w:space="0" w:color="BCACA7"/>
-          <w:right w:val="single" w:sz="4" w:space="0" w:color="BCACA7"/>
-          <w:insideH w:val="single" w:sz="4" w:space="0" w:color="BCACA7"/>
-          <w:insideV w:val="single" w:sz="4" w:space="0" w:color="BCACA7"/>
+          <w:top w:val="nil"/>
+          <w:left w:val="nil"/>
+          <w:bottom w:val="nil"/>
+          <w:right w:val="nil"/>
+          <w:insideH w:val="nil"/>
+          <w:insideV w:val="nil"/>
         </w:tblBorders>
         <w:tblLayout w:type="fixed"/>
         <w:tblCellMar>
-          <w:top w:w="40" w:type="dxa"/>
+          <w:top w:w="50" w:type="dxa"/>
           <w:left w:w="85" w:type="dxa"/>
-          <w:bottom w:w="40" w:type="dxa"/>
+          <w:bottom w:w="70" w:type="dxa"/>
           <w:right w:w="85" w:type="dxa"/>
         </w:tblCellMar>
         <w:tblLook w:firstRow="1" w:lastRow="0" w:firstColumn="0" w:lastColumn="0" w:noHBand="0" w:noVBand="1"/>
       </w:tblPr>
       <w:tblGrid>
-        <w:gridCol w:w="2250"/>
-        <w:gridCol w:w="2286"/>
-        <w:gridCol w:w="2250"/>
-        <w:gridCol w:w="2286"/>
+        <w:gridCol w:w="4336"/>
+        <w:gridCol w:w="400"/>
+        <w:gridCol w:w="4336"/>
       </w:tblGrid>
       <w:tr>
         <w:trPr>
@@ -3575,8 +3657,8 @@
         </w:trPr>
         <w:tc>
           <w:tcPr>
-            <w:tcW w:w="4536" w:type="dxa"/>
-            <w:gridSpan w:val="2"/>
+            <w:tcW w:w="4336" w:type="dxa"/>
+            <w:gridSpan w:val="1"/>
             <w:tcBorders>
               <w:top w:val="nil"/>
               <w:left w:val="nil"/>
@@ -3597,6 +3679,7 @@
               <w:rPr>
                 <w:rFonts w:ascii="Jost" w:hAnsi="Jost" w:eastAsia="Jost" w:cs="Jost"/>
                 <w:color w:val="12171D"/>
+                <w:spacing w:val="34"/>
                 <w:sz w:val="21"/>
                 <w:szCs w:val="21"/>
                 <w:lang w:val="en-GB"/>
@@ -3607,7 +3690,7 @@
         </w:tc>
         <w:tc>
           <w:tcPr>
-            <w:tcW w:w="4536" w:type="dxa"/>
+            <w:tcW w:w="4736" w:type="dxa"/>
             <w:gridSpan w:val="2"/>
             <w:tcBorders>
               <w:top w:val="nil"/>
@@ -3645,57 +3728,47 @@
         </w:trPr>
         <w:tc>
           <w:tcPr>
-            <w:tcW w:w="2250" w:type="dxa"/>
-            <w:tcBorders>
-              <w:bottom w:val="single" w:sz="4" w:space="0" w:color="BCACA7"/>
-            </w:tcBorders>
-            <w:vAlign w:val="center"/>
-          </w:tcPr>
-          <w:p>
-            <w:pPr>
-              <w:keepNext/>
-              <w:spacing w:before="0" w:after="10" w:line="250" w:lineRule="auto"/>
-              <w:jc w:val="left"/>
-            </w:pPr>
-            <w:r>
-              <w:rPr>
-                <w:rFonts w:ascii="Inter" w:hAnsi="Inter" w:eastAsia="Inter" w:cs="Inter"/>
-                <w:color w:val="12171D"/>
-                <w:sz w:val="18"/>
-                <w:szCs w:val="18"/>
-                <w:lang w:val="en-GB"/>
-              </w:rPr>
-              <w:t xml:space="preserve">PAYEE / ACCOUNT NAME</w:t>
-            </w:r>
-          </w:p>
-          <w:p>
-            <w:pPr>
-              <w:keepNext/>
-              <w:bidi w:val="1"/>
-              <w:spacing w:before="0" w:after="0" w:line="250" w:lineRule="auto"/>
-              <w:jc w:val="start"/>
-            </w:pPr>
+            <w:tcW w:w="4336" w:type="dxa"/>
+            <w:tcBorders>
+              <w:bottom w:val="single" w:sz="4" w:space="0" w:color="BCACA7"/>
+            </w:tcBorders>
+            <w:vAlign w:val="top"/>
+          </w:tcPr>
+          <w:p>
+            <w:pPr>
+              <w:keepNext/>
+              <w:tabs>
+                <w:tab w:val="right" w:pos="4166"/>
+              </w:tabs>
+              <w:spacing w:before="0" w:after="30" w:line="250" w:lineRule="auto"/>
+              <w:jc w:val="left"/>
+            </w:pPr>
+            <w:r>
+              <w:rPr>
+                <w:rFonts w:ascii="Inter" w:hAnsi="Inter" w:eastAsia="Inter" w:cs="Inter"/>
+                <w:color w:val="12171D"/>
+                <w:spacing w:val="13"/>
+                <w:sz w:val="16"/>
+                <w:szCs w:val="16"/>
+                <w:lang w:val="en-GB"/>
+              </w:rPr>
+              <w:t xml:space="preserve">PAYEE</w:t>
+            </w:r>
+            <w:r>
+              <w:tab/>
+            </w:r>
             <w:r>
               <w:rPr>
                 <w:rFonts w:ascii="Noto Sans Arabic" w:hAnsi="Noto Sans Arabic" w:eastAsia="Noto Sans Arabic" w:cs="Noto Sans Arabic"/>
                 <w:color w:val="12171D"/>
-                <w:sz w:val="20"/>
-                <w:szCs w:val="20"/>
+                <w:sz w:val="21"/>
+                <w:szCs w:val="21"/>
                 <w:rtl w:val="1"/>
                 <w:lang w:val="ar-SA" w:bidi="ar-SA"/>
               </w:rPr>
               <w:t xml:space="preserve">المستفيد / اسم الحساب</w:t>
             </w:r>
           </w:p>
-        </w:tc>
-        <w:tc>
-          <w:tcPr>
-            <w:tcW w:w="2286" w:type="dxa"/>
-            <w:tcBorders>
-              <w:bottom w:val="single" w:sz="4" w:space="0" w:color="BCACA7"/>
-            </w:tcBorders>
-            <w:vAlign w:val="center"/>
-          </w:tcPr>
           <w:p>
             <w:pPr>
               <w:keepNext/>
@@ -3726,57 +3799,59 @@
         </w:tc>
         <w:tc>
           <w:tcPr>
-            <w:tcW w:w="2250" w:type="dxa"/>
-            <w:tcBorders>
-              <w:bottom w:val="single" w:sz="4" w:space="0" w:color="BCACA7"/>
-            </w:tcBorders>
-            <w:vAlign w:val="center"/>
-          </w:tcPr>
-          <w:p>
-            <w:pPr>
-              <w:keepNext/>
-              <w:spacing w:before="0" w:after="10" w:line="250" w:lineRule="auto"/>
-              <w:jc w:val="left"/>
-            </w:pPr>
-            <w:r>
-              <w:rPr>
-                <w:rFonts w:ascii="Inter" w:hAnsi="Inter" w:eastAsia="Inter" w:cs="Inter"/>
-                <w:color w:val="12171D"/>
-                <w:sz w:val="18"/>
-                <w:szCs w:val="18"/>
+            <w:tcW w:w="400" w:type="dxa"/>
+            <w:vAlign w:val="center"/>
+          </w:tcPr>
+          <w:p>
+            <w:pPr>
+              <w:spacing w:before="0" w:after="0" w:line="250" w:lineRule="auto"/>
+              <w:jc w:val="left"/>
+            </w:pPr>
+          </w:p>
+        </w:tc>
+        <w:tc>
+          <w:tcPr>
+            <w:tcW w:w="4336" w:type="dxa"/>
+            <w:tcBorders>
+              <w:bottom w:val="single" w:sz="4" w:space="0" w:color="BCACA7"/>
+            </w:tcBorders>
+            <w:vAlign w:val="top"/>
+          </w:tcPr>
+          <w:p>
+            <w:pPr>
+              <w:keepNext/>
+              <w:tabs>
+                <w:tab w:val="right" w:pos="4166"/>
+              </w:tabs>
+              <w:spacing w:before="0" w:after="30" w:line="250" w:lineRule="auto"/>
+              <w:jc w:val="left"/>
+            </w:pPr>
+            <w:r>
+              <w:rPr>
+                <w:rFonts w:ascii="Inter" w:hAnsi="Inter" w:eastAsia="Inter" w:cs="Inter"/>
+                <w:color w:val="12171D"/>
+                <w:spacing w:val="13"/>
+                <w:sz w:val="16"/>
+                <w:szCs w:val="16"/>
                 <w:lang w:val="en-GB"/>
               </w:rPr>
               <w:t xml:space="preserve">BANK</w:t>
             </w:r>
-          </w:p>
-          <w:p>
-            <w:pPr>
-              <w:keepNext/>
-              <w:bidi w:val="1"/>
-              <w:spacing w:before="0" w:after="0" w:line="250" w:lineRule="auto"/>
-              <w:jc w:val="start"/>
-            </w:pPr>
+            <w:r>
+              <w:tab/>
+            </w:r>
             <w:r>
               <w:rPr>
                 <w:rFonts w:ascii="Noto Sans Arabic" w:hAnsi="Noto Sans Arabic" w:eastAsia="Noto Sans Arabic" w:cs="Noto Sans Arabic"/>
                 <w:color w:val="12171D"/>
-                <w:sz w:val="20"/>
-                <w:szCs w:val="20"/>
+                <w:sz w:val="21"/>
+                <w:szCs w:val="21"/>
                 <w:rtl w:val="1"/>
                 <w:lang w:val="ar-SA" w:bidi="ar-SA"/>
               </w:rPr>
               <w:t xml:space="preserve">البنك</w:t>
             </w:r>
           </w:p>
-        </w:tc>
-        <w:tc>
-          <w:tcPr>
-            <w:tcW w:w="2286" w:type="dxa"/>
-            <w:tcBorders>
-              <w:bottom w:val="single" w:sz="4" w:space="0" w:color="BCACA7"/>
-            </w:tcBorders>
-            <w:vAlign w:val="center"/>
-          </w:tcPr>
           <w:p>
             <w:pPr>
               <w:keepNext/>
@@ -3812,57 +3887,47 @@
         </w:trPr>
         <w:tc>
           <w:tcPr>
-            <w:tcW w:w="2250" w:type="dxa"/>
-            <w:tcBorders>
-              <w:bottom w:val="single" w:sz="4" w:space="0" w:color="BCACA7"/>
-            </w:tcBorders>
-            <w:vAlign w:val="center"/>
-          </w:tcPr>
-          <w:p>
-            <w:pPr>
-              <w:keepNext/>
-              <w:spacing w:before="0" w:after="10" w:line="250" w:lineRule="auto"/>
-              <w:jc w:val="left"/>
-            </w:pPr>
-            <w:r>
-              <w:rPr>
-                <w:rFonts w:ascii="Inter" w:hAnsi="Inter" w:eastAsia="Inter" w:cs="Inter"/>
-                <w:color w:val="12171D"/>
-                <w:sz w:val="18"/>
-                <w:szCs w:val="18"/>
+            <w:tcW w:w="4336" w:type="dxa"/>
+            <w:tcBorders>
+              <w:bottom w:val="single" w:sz="4" w:space="0" w:color="BCACA7"/>
+            </w:tcBorders>
+            <w:vAlign w:val="top"/>
+          </w:tcPr>
+          <w:p>
+            <w:pPr>
+              <w:keepNext/>
+              <w:tabs>
+                <w:tab w:val="right" w:pos="4166"/>
+              </w:tabs>
+              <w:spacing w:before="0" w:after="30" w:line="250" w:lineRule="auto"/>
+              <w:jc w:val="left"/>
+            </w:pPr>
+            <w:r>
+              <w:rPr>
+                <w:rFonts w:ascii="Inter" w:hAnsi="Inter" w:eastAsia="Inter" w:cs="Inter"/>
+                <w:color w:val="12171D"/>
+                <w:spacing w:val="13"/>
+                <w:sz w:val="16"/>
+                <w:szCs w:val="16"/>
                 <w:lang w:val="en-GB"/>
               </w:rPr>
               <w:t xml:space="preserve">ACCOUNT NUMBER</w:t>
             </w:r>
-          </w:p>
-          <w:p>
-            <w:pPr>
-              <w:keepNext/>
-              <w:bidi w:val="1"/>
-              <w:spacing w:before="0" w:after="0" w:line="250" w:lineRule="auto"/>
-              <w:jc w:val="start"/>
-            </w:pPr>
+            <w:r>
+              <w:tab/>
+            </w:r>
             <w:r>
               <w:rPr>
                 <w:rFonts w:ascii="Noto Sans Arabic" w:hAnsi="Noto Sans Arabic" w:eastAsia="Noto Sans Arabic" w:cs="Noto Sans Arabic"/>
                 <w:color w:val="12171D"/>
-                <w:sz w:val="20"/>
-                <w:szCs w:val="20"/>
+                <w:sz w:val="21"/>
+                <w:szCs w:val="21"/>
                 <w:rtl w:val="1"/>
                 <w:lang w:val="ar-SA" w:bidi="ar-SA"/>
               </w:rPr>
               <w:t xml:space="preserve">رقم الحساب</w:t>
             </w:r>
           </w:p>
-        </w:tc>
-        <w:tc>
-          <w:tcPr>
-            <w:tcW w:w="2286" w:type="dxa"/>
-            <w:tcBorders>
-              <w:bottom w:val="single" w:sz="4" w:space="0" w:color="BCACA7"/>
-            </w:tcBorders>
-            <w:vAlign w:val="center"/>
-          </w:tcPr>
           <w:p>
             <w:pPr>
               <w:keepNext/>
@@ -3893,57 +3958,59 @@
         </w:tc>
         <w:tc>
           <w:tcPr>
-            <w:tcW w:w="2250" w:type="dxa"/>
-            <w:tcBorders>
-              <w:bottom w:val="single" w:sz="4" w:space="0" w:color="BCACA7"/>
-            </w:tcBorders>
-            <w:vAlign w:val="center"/>
-          </w:tcPr>
-          <w:p>
-            <w:pPr>
-              <w:keepNext/>
-              <w:spacing w:before="0" w:after="10" w:line="250" w:lineRule="auto"/>
-              <w:jc w:val="left"/>
-            </w:pPr>
-            <w:r>
-              <w:rPr>
-                <w:rFonts w:ascii="Inter" w:hAnsi="Inter" w:eastAsia="Inter" w:cs="Inter"/>
-                <w:color w:val="12171D"/>
-                <w:sz w:val="18"/>
-                <w:szCs w:val="18"/>
+            <w:tcW w:w="400" w:type="dxa"/>
+            <w:vAlign w:val="center"/>
+          </w:tcPr>
+          <w:p>
+            <w:pPr>
+              <w:spacing w:before="0" w:after="0" w:line="250" w:lineRule="auto"/>
+              <w:jc w:val="left"/>
+            </w:pPr>
+          </w:p>
+        </w:tc>
+        <w:tc>
+          <w:tcPr>
+            <w:tcW w:w="4336" w:type="dxa"/>
+            <w:tcBorders>
+              <w:bottom w:val="single" w:sz="4" w:space="0" w:color="BCACA7"/>
+            </w:tcBorders>
+            <w:vAlign w:val="top"/>
+          </w:tcPr>
+          <w:p>
+            <w:pPr>
+              <w:keepNext/>
+              <w:tabs>
+                <w:tab w:val="right" w:pos="4166"/>
+              </w:tabs>
+              <w:spacing w:before="0" w:after="30" w:line="250" w:lineRule="auto"/>
+              <w:jc w:val="left"/>
+            </w:pPr>
+            <w:r>
+              <w:rPr>
+                <w:rFonts w:ascii="Inter" w:hAnsi="Inter" w:eastAsia="Inter" w:cs="Inter"/>
+                <w:color w:val="12171D"/>
+                <w:spacing w:val="13"/>
+                <w:sz w:val="16"/>
+                <w:szCs w:val="16"/>
                 <w:lang w:val="en-GB"/>
               </w:rPr>
               <w:t xml:space="preserve">IBAN</w:t>
             </w:r>
-          </w:p>
-          <w:p>
-            <w:pPr>
-              <w:keepNext/>
-              <w:bidi w:val="1"/>
-              <w:spacing w:before="0" w:after="0" w:line="250" w:lineRule="auto"/>
-              <w:jc w:val="start"/>
-            </w:pPr>
+            <w:r>
+              <w:tab/>
+            </w:r>
             <w:r>
               <w:rPr>
                 <w:rFonts w:ascii="Noto Sans Arabic" w:hAnsi="Noto Sans Arabic" w:eastAsia="Noto Sans Arabic" w:cs="Noto Sans Arabic"/>
                 <w:color w:val="12171D"/>
-                <w:sz w:val="20"/>
-                <w:szCs w:val="20"/>
+                <w:sz w:val="21"/>
+                <w:szCs w:val="21"/>
                 <w:rtl w:val="1"/>
                 <w:lang w:val="ar-SA" w:bidi="ar-SA"/>
               </w:rPr>
               <w:t xml:space="preserve">رقم الآيبان (IBAN)</w:t>
             </w:r>
           </w:p>
-        </w:tc>
-        <w:tc>
-          <w:tcPr>
-            <w:tcW w:w="2286" w:type="dxa"/>
-            <w:tcBorders>
-              <w:bottom w:val="single" w:sz="4" w:space="0" w:color="BCACA7"/>
-            </w:tcBorders>
-            <w:vAlign w:val="center"/>
-          </w:tcPr>
           <w:p>
             <w:pPr>
               <w:keepNext/>
@@ -3979,55 +4046,46 @@
         </w:trPr>
         <w:tc>
           <w:tcPr>
-            <w:tcW w:w="2250" w:type="dxa"/>
-            <w:tcBorders>
-              <w:bottom w:val="single" w:sz="4" w:space="0" w:color="BCACA7"/>
-            </w:tcBorders>
-            <w:vAlign w:val="center"/>
-          </w:tcPr>
-          <w:p>
-            <w:pPr>
-              <w:spacing w:before="0" w:after="10" w:line="250" w:lineRule="auto"/>
-              <w:jc w:val="left"/>
-            </w:pPr>
-            <w:r>
-              <w:rPr>
-                <w:rFonts w:ascii="Inter" w:hAnsi="Inter" w:eastAsia="Inter" w:cs="Inter"/>
-                <w:color w:val="12171D"/>
-                <w:sz w:val="18"/>
-                <w:szCs w:val="18"/>
+            <w:tcW w:w="4336" w:type="dxa"/>
+            <w:tcBorders>
+              <w:bottom w:val="single" w:sz="4" w:space="0" w:color="BCACA7"/>
+            </w:tcBorders>
+            <w:vAlign w:val="top"/>
+          </w:tcPr>
+          <w:p>
+            <w:pPr>
+              <w:tabs>
+                <w:tab w:val="right" w:pos="4166"/>
+              </w:tabs>
+              <w:spacing w:before="0" w:after="30" w:line="250" w:lineRule="auto"/>
+              <w:jc w:val="left"/>
+            </w:pPr>
+            <w:r>
+              <w:rPr>
+                <w:rFonts w:ascii="Inter" w:hAnsi="Inter" w:eastAsia="Inter" w:cs="Inter"/>
+                <w:color w:val="12171D"/>
+                <w:spacing w:val="13"/>
+                <w:sz w:val="16"/>
+                <w:szCs w:val="16"/>
                 <w:lang w:val="en-GB"/>
               </w:rPr>
               <w:t xml:space="preserve">PAYMENT REFERENCE</w:t>
             </w:r>
-          </w:p>
-          <w:p>
-            <w:pPr>
-              <w:bidi w:val="1"/>
-              <w:spacing w:before="0" w:after="0" w:line="250" w:lineRule="auto"/>
-              <w:jc w:val="start"/>
-            </w:pPr>
+            <w:r>
+              <w:tab/>
+            </w:r>
             <w:r>
               <w:rPr>
                 <w:rFonts w:ascii="Noto Sans Arabic" w:hAnsi="Noto Sans Arabic" w:eastAsia="Noto Sans Arabic" w:cs="Noto Sans Arabic"/>
                 <w:color w:val="12171D"/>
-                <w:sz w:val="20"/>
-                <w:szCs w:val="20"/>
+                <w:sz w:val="21"/>
+                <w:szCs w:val="21"/>
                 <w:rtl w:val="1"/>
                 <w:lang w:val="ar-SA" w:bidi="ar-SA"/>
               </w:rPr>
               <w:t xml:space="preserve">مرجع الدفع</w:t>
             </w:r>
           </w:p>
-        </w:tc>
-        <w:tc>
-          <w:tcPr>
-            <w:tcW w:w="2286" w:type="dxa"/>
-            <w:tcBorders>
-              <w:bottom w:val="single" w:sz="4" w:space="0" w:color="BCACA7"/>
-            </w:tcBorders>
-            <w:vAlign w:val="center"/>
-          </w:tcPr>
           <w:p>
             <w:pPr>
               <w:spacing w:before="0" w:after="0" w:line="250" w:lineRule="auto"/>
@@ -4057,55 +4115,58 @@
         </w:tc>
         <w:tc>
           <w:tcPr>
-            <w:tcW w:w="2250" w:type="dxa"/>
-            <w:tcBorders>
-              <w:bottom w:val="single" w:sz="4" w:space="0" w:color="BCACA7"/>
-            </w:tcBorders>
-            <w:vAlign w:val="center"/>
-          </w:tcPr>
-          <w:p>
-            <w:pPr>
-              <w:spacing w:before="0" w:after="10" w:line="250" w:lineRule="auto"/>
-              <w:jc w:val="left"/>
-            </w:pPr>
-            <w:r>
-              <w:rPr>
-                <w:rFonts w:ascii="Inter" w:hAnsi="Inter" w:eastAsia="Inter" w:cs="Inter"/>
-                <w:color w:val="12171D"/>
-                <w:sz w:val="18"/>
-                <w:szCs w:val="18"/>
+            <w:tcW w:w="400" w:type="dxa"/>
+            <w:vAlign w:val="center"/>
+          </w:tcPr>
+          <w:p>
+            <w:pPr>
+              <w:spacing w:before="0" w:after="0" w:line="250" w:lineRule="auto"/>
+              <w:jc w:val="left"/>
+            </w:pPr>
+          </w:p>
+        </w:tc>
+        <w:tc>
+          <w:tcPr>
+            <w:tcW w:w="4336" w:type="dxa"/>
+            <w:tcBorders>
+              <w:bottom w:val="single" w:sz="4" w:space="0" w:color="BCACA7"/>
+            </w:tcBorders>
+            <w:vAlign w:val="top"/>
+          </w:tcPr>
+          <w:p>
+            <w:pPr>
+              <w:tabs>
+                <w:tab w:val="right" w:pos="4166"/>
+              </w:tabs>
+              <w:spacing w:before="0" w:after="30" w:line="250" w:lineRule="auto"/>
+              <w:jc w:val="left"/>
+            </w:pPr>
+            <w:r>
+              <w:rPr>
+                <w:rFonts w:ascii="Inter" w:hAnsi="Inter" w:eastAsia="Inter" w:cs="Inter"/>
+                <w:color w:val="12171D"/>
+                <w:spacing w:val="13"/>
+                <w:sz w:val="16"/>
+                <w:szCs w:val="16"/>
                 <w:lang w:val="en-GB"/>
               </w:rPr>
               <w:t xml:space="preserve">CONTACT EMAIL</w:t>
             </w:r>
-          </w:p>
-          <w:p>
-            <w:pPr>
-              <w:bidi w:val="1"/>
-              <w:spacing w:before="0" w:after="0" w:line="250" w:lineRule="auto"/>
-              <w:jc w:val="start"/>
-            </w:pPr>
+            <w:r>
+              <w:tab/>
+            </w:r>
             <w:r>
               <w:rPr>
                 <w:rFonts w:ascii="Noto Sans Arabic" w:hAnsi="Noto Sans Arabic" w:eastAsia="Noto Sans Arabic" w:cs="Noto Sans Arabic"/>
                 <w:color w:val="12171D"/>
-                <w:sz w:val="20"/>
-                <w:szCs w:val="20"/>
+                <w:sz w:val="21"/>
+                <w:szCs w:val="21"/>
                 <w:rtl w:val="1"/>
                 <w:lang w:val="ar-SA" w:bidi="ar-SA"/>
               </w:rPr>
               <w:t xml:space="preserve">بريد التواصل</w:t>
             </w:r>
           </w:p>
-        </w:tc>
-        <w:tc>
-          <w:tcPr>
-            <w:tcW w:w="2286" w:type="dxa"/>
-            <w:tcBorders>
-              <w:bottom w:val="single" w:sz="4" w:space="0" w:color="BCACA7"/>
-            </w:tcBorders>
-            <w:vAlign w:val="center"/>
-          </w:tcPr>
           <w:p>
             <w:pPr>
               <w:spacing w:before="0" w:after="0" w:line="250" w:lineRule="auto"/>
@@ -4138,12 +4199,12 @@
       <w:tblPr>
         <w:tblW w:w="9072" w:type="dxa"/>
         <w:tblBorders>
-          <w:top w:val="single" w:sz="4" w:space="0" w:color="BCACA7"/>
-          <w:left w:val="single" w:sz="4" w:space="0" w:color="BCACA7"/>
-          <w:bottom w:val="single" w:sz="4" w:space="0" w:color="BCACA7"/>
-          <w:right w:val="single" w:sz="4" w:space="0" w:color="BCACA7"/>
-          <w:insideH w:val="single" w:sz="4" w:space="0" w:color="BCACA7"/>
-          <w:insideV w:val="single" w:sz="4" w:space="0" w:color="BCACA7"/>
+          <w:top w:val="nil"/>
+          <w:left w:val="nil"/>
+          <w:bottom w:val="nil"/>
+          <w:right w:val="nil"/>
+          <w:insideH w:val="nil"/>
+          <w:insideV w:val="nil"/>
         </w:tblBorders>
         <w:tblLayout w:type="fixed"/>
         <w:tblCellMar>
@@ -4155,8 +4216,8 @@
         <w:tblLook w:firstRow="1" w:lastRow="0" w:firstColumn="0" w:lastColumn="0" w:noHBand="0" w:noVBand="1"/>
       </w:tblPr>
       <w:tblGrid>
-        <w:gridCol w:w="4536"/>
-        <w:gridCol w:w="4536"/>
+        <w:gridCol w:w="5800"/>
+        <w:gridCol w:w="3272"/>
       </w:tblGrid>
       <w:tr>
         <w:trPr>
@@ -4164,7 +4225,7 @@
         </w:trPr>
         <w:tc>
           <w:tcPr>
-            <w:tcW w:w="4536" w:type="dxa"/>
+            <w:tcW w:w="5800" w:type="dxa"/>
             <w:gridSpan w:val="1"/>
             <w:tcBorders>
               <w:top w:val="nil"/>
@@ -4186,6 +4247,7 @@
               <w:rPr>
                 <w:rFonts w:ascii="Jost" w:hAnsi="Jost" w:eastAsia="Jost" w:cs="Jost"/>
                 <w:color w:val="12171D"/>
+                <w:spacing w:val="34"/>
                 <w:sz w:val="21"/>
                 <w:szCs w:val="21"/>
                 <w:lang w:val="en-GB"/>
@@ -4196,7 +4258,7 @@
         </w:tc>
         <w:tc>
           <w:tcPr>
-            <w:tcW w:w="4536" w:type="dxa"/>
+            <w:tcW w:w="3272" w:type="dxa"/>
             <w:gridSpan w:val="1"/>
             <w:tcBorders>
               <w:top w:val="nil"/>
@@ -4238,7 +4300,10 @@
             <w:tcW w:w="9072" w:type="dxa"/>
             <w:gridSpan w:val="2"/>
             <w:tcBorders>
-              <w:bottom w:val="single" w:sz="4" w:space="0" w:color="BCACA7"/>
+              <w:top w:val="single" w:sz="4" w:space="0" w:color="BCACA7"/>
+              <w:left w:val="single" w:sz="4" w:space="0" w:color="BCACA7"/>
+              <w:bottom w:val="single" w:sz="4" w:space="0" w:color="BCACA7"/>
+              <w:right w:val="single" w:sz="4" w:space="0" w:color="BCACA7"/>
             </w:tcBorders>
             <w:vAlign w:val="top"/>
           </w:tcPr>
@@ -4294,8 +4359,8 @@
               <w:rPr>
                 <w:rFonts w:ascii="Noto Sans Arabic" w:hAnsi="Noto Sans Arabic" w:eastAsia="Noto Sans Arabic" w:cs="Noto Sans Arabic"/>
                 <w:color w:val="12171D"/>
-                <w:sz w:val="20"/>
-                <w:szCs w:val="20"/>
+                <w:sz w:val="21"/>
+                <w:szCs w:val="21"/>
                 <w:rtl w:val="1"/>
                 <w:lang w:val="ar-SA" w:bidi="ar-SA"/>
               </w:rPr>

--- a/documents/working/business-stationery-20261027/GEM_Invoice_Template_working.docx
+++ b/documents/working/business-stationery-20261027/GEM_Invoice_Template_working.docx
@@ -2414,7 +2414,7 @@
                     <w:szCs w:val="18"/>
                     <w:lang w:val="en-GB"/>
                   </w:rPr>
-                  <w:t xml:space="preserve">Qty</w:t>
+                  <w:t xml:space="preserve">0</w:t>
                 </w:r>
               </w:sdtContent>
             </w:sdt>
@@ -2486,7 +2486,7 @@
                     <w:szCs w:val="18"/>
                     <w:lang w:val="en-GB"/>
                   </w:rPr>
-                  <w:t xml:space="preserve">Enter Unit Price</w:t>
+                  <w:t xml:space="preserve">0.00</w:t>
                 </w:r>
               </w:sdtContent>
             </w:sdt>
@@ -2617,7 +2617,7 @@
                     <w:szCs w:val="18"/>
                     <w:lang w:val="en-GB"/>
                   </w:rPr>
-                  <w:t xml:space="preserve">Qty</w:t>
+                  <w:t xml:space="preserve">0</w:t>
                 </w:r>
               </w:sdtContent>
             </w:sdt>
@@ -2689,7 +2689,7 @@
                     <w:szCs w:val="18"/>
                     <w:lang w:val="en-GB"/>
                   </w:rPr>
-                  <w:t xml:space="preserve">Enter Unit Price</w:t>
+                  <w:t xml:space="preserve">0.00</w:t>
                 </w:r>
               </w:sdtContent>
             </w:sdt>
@@ -2820,7 +2820,7 @@
                     <w:szCs w:val="18"/>
                     <w:lang w:val="en-GB"/>
                   </w:rPr>
-                  <w:t xml:space="preserve">Qty</w:t>
+                  <w:t xml:space="preserve">0</w:t>
                 </w:r>
               </w:sdtContent>
             </w:sdt>
@@ -2892,7 +2892,7 @@
                     <w:szCs w:val="18"/>
                     <w:lang w:val="en-GB"/>
                   </w:rPr>
-                  <w:t xml:space="preserve">Enter Unit Price</w:t>
+                  <w:t xml:space="preserve">0.00</w:t>
                 </w:r>
               </w:sdtContent>
             </w:sdt>
@@ -3023,7 +3023,7 @@
                     <w:szCs w:val="18"/>
                     <w:lang w:val="en-GB"/>
                   </w:rPr>
-                  <w:t xml:space="preserve">Qty</w:t>
+                  <w:t xml:space="preserve">0</w:t>
                 </w:r>
               </w:sdtContent>
             </w:sdt>
@@ -3095,7 +3095,7 @@
                     <w:szCs w:val="18"/>
                     <w:lang w:val="en-GB"/>
                   </w:rPr>
-                  <w:t xml:space="preserve">Enter Unit Price</w:t>
+                  <w:t xml:space="preserve">0.00</w:t>
                 </w:r>
               </w:sdtContent>
             </w:sdt>
@@ -3531,7 +3531,7 @@
                     <w:szCs w:val="18"/>
                     <w:lang w:val="en-GB"/>
                   </w:rPr>
-                  <w:t xml:space="preserve">Enter Amount Paid</w:t>
+                  <w:t xml:space="preserve">0.00</w:t>
                 </w:r>
               </w:sdtContent>
             </w:sdt>

--- a/documents/working/business-stationery-20261027/GEM_Invoice_Template_working.docx
+++ b/documents/working/business-stationery-20261027/GEM_Invoice_Template_working.docx
@@ -212,7 +212,7 @@
                 <w:szCs w:val="18"/>
                 <w:lang w:val="en-GB"/>
               </w:rPr>
-              <w:t xml:space="preserve">Enter reference number</w:t>
+              <w:t xml:space="preserve">Reference no.</w:t>
             </w:r>
             <w:r>
               <w:rPr>
@@ -294,7 +294,7 @@
                     <w:szCs w:val="18"/>
                     <w:lang w:val="en-GB"/>
                   </w:rPr>
-                  <w:t xml:space="preserve">DD/MM/YYYY (Gregorian)</w:t>
+                  <w:t xml:space="preserve">DD/MM/YYYY</w:t>
                 </w:r>
               </w:sdtContent>
             </w:sdt>
@@ -368,7 +368,7 @@
                     <w:szCs w:val="18"/>
                     <w:lang w:val="en-GB"/>
                   </w:rPr>
-                  <w:t xml:space="preserve">DD/MM/YYYY (Gregorian)</w:t>
+                  <w:t xml:space="preserve">DD/MM/YYYY</w:t>
                 </w:r>
               </w:sdtContent>
             </w:sdt>
@@ -697,7 +697,7 @@
                     <w:szCs w:val="18"/>
                     <w:lang w:val="en-GB"/>
                   </w:rPr>
-                  <w:t xml:space="preserve">Enter Registered Legal Name (Trading Name: GEM)</w:t>
+                  <w:t xml:space="preserve">Registered Legal Name</w:t>
                 </w:r>
               </w:sdtContent>
             </w:sdt>
@@ -780,7 +780,7 @@
                     <w:szCs w:val="18"/>
                     <w:lang w:val="en-GB"/>
                   </w:rPr>
-                  <w:t xml:space="preserve">Enter Customer Legal Name</w:t>
+                  <w:t xml:space="preserve">Customer Legal Name</w:t>
                 </w:r>
               </w:sdtContent>
             </w:sdt>
@@ -854,7 +854,7 @@
                     <w:szCs w:val="18"/>
                     <w:lang w:val="en-GB"/>
                   </w:rPr>
-                  <w:t xml:space="preserve">Enter Business / National Address</w:t>
+                  <w:t xml:space="preserve">Business / National Address</w:t>
                 </w:r>
               </w:sdtContent>
             </w:sdt>
@@ -935,7 +935,7 @@
                     <w:szCs w:val="18"/>
                     <w:lang w:val="en-GB"/>
                   </w:rPr>
-                  <w:t xml:space="preserve">Enter Customer Billing Address</w:t>
+                  <w:t xml:space="preserve">Customer Billing Address</w:t>
                 </w:r>
               </w:sdtContent>
             </w:sdt>
@@ -1009,7 +1009,7 @@
                     <w:szCs w:val="18"/>
                     <w:lang w:val="en-GB"/>
                   </w:rPr>
-                  <w:t xml:space="preserve">Enter Tax Identifier</w:t>
+                  <w:t xml:space="preserve">Tax Identifier</w:t>
                 </w:r>
               </w:sdtContent>
             </w:sdt>
@@ -1090,7 +1090,7 @@
                     <w:szCs w:val="18"/>
                     <w:lang w:val="en-GB"/>
                   </w:rPr>
-                  <w:t xml:space="preserve">Enter Customer Tax Identifier, if applicable</w:t>
+                  <w:t xml:space="preserve">Customer Tax Identifier</w:t>
                 </w:r>
               </w:sdtContent>
             </w:sdt>
@@ -1164,7 +1164,7 @@
                     <w:szCs w:val="18"/>
                     <w:lang w:val="en-GB"/>
                   </w:rPr>
-                  <w:t xml:space="preserve">Enter Commercial Registration No.</w:t>
+                  <w:t xml:space="preserve">Commercial Registration No.</w:t>
                 </w:r>
               </w:sdtContent>
             </w:sdt>
@@ -1245,7 +1245,7 @@
                     <w:szCs w:val="18"/>
                     <w:lang w:val="en-GB"/>
                   </w:rPr>
-                  <w:t xml:space="preserve">Enter Customer Email</w:t>
+                  <w:t xml:space="preserve">Customer Email</w:t>
                 </w:r>
               </w:sdtContent>
             </w:sdt>
@@ -1691,7 +1691,7 @@
                     <w:szCs w:val="18"/>
                     <w:lang w:val="en-GB"/>
                   </w:rPr>
-                  <w:t xml:space="preserve">Enter Customer PO Number</w:t>
+                  <w:t xml:space="preserve">Customer PO Number</w:t>
                 </w:r>
               </w:sdtContent>
             </w:sdt>
@@ -1774,7 +1774,7 @@
                     <w:szCs w:val="18"/>
                     <w:lang w:val="en-GB"/>
                   </w:rPr>
-                  <w:t xml:space="preserve">Enter Quotation Reference</w:t>
+                  <w:t xml:space="preserve">Quotation Reference</w:t>
                 </w:r>
               </w:sdtContent>
             </w:sdt>
@@ -1848,7 +1848,7 @@
                     <w:szCs w:val="18"/>
                     <w:lang w:val="en-GB"/>
                   </w:rPr>
-                  <w:t xml:space="preserve">Enter Supply Date - DD/MM/YYYY (Gregorian)</w:t>
+                  <w:t xml:space="preserve">Supply Date (DD/MM/YYYY)</w:t>
                 </w:r>
               </w:sdtContent>
             </w:sdt>
@@ -3791,7 +3791,7 @@
                     <w:szCs w:val="18"/>
                     <w:lang w:val="en-GB"/>
                   </w:rPr>
-                  <w:t xml:space="preserve">Enter Payee Name</w:t>
+                  <w:t xml:space="preserve">Payee Name</w:t>
                 </w:r>
               </w:sdtContent>
             </w:sdt>
@@ -3874,7 +3874,7 @@
                     <w:szCs w:val="18"/>
                     <w:lang w:val="en-GB"/>
                   </w:rPr>
-                  <w:t xml:space="preserve">Enter Bank Name</w:t>
+                  <w:t xml:space="preserve">Bank Name</w:t>
                 </w:r>
               </w:sdtContent>
             </w:sdt>
@@ -3950,7 +3950,7 @@
                     <w:szCs w:val="18"/>
                     <w:lang w:val="en-GB"/>
                   </w:rPr>
-                  <w:t xml:space="preserve">Enter Account Number</w:t>
+                  <w:t xml:space="preserve">Account Number</w:t>
                 </w:r>
               </w:sdtContent>
             </w:sdt>
@@ -4033,7 +4033,7 @@
                     <w:szCs w:val="18"/>
                     <w:lang w:val="en-GB"/>
                   </w:rPr>
-                  <w:t xml:space="preserve">Enter IBAN</w:t>
+                  <w:t xml:space="preserve">IBAN</w:t>
                 </w:r>
               </w:sdtContent>
             </w:sdt>
@@ -4107,7 +4107,7 @@
                     <w:szCs w:val="18"/>
                     <w:lang w:val="en-GB"/>
                   </w:rPr>
-                  <w:t xml:space="preserve">Enter Payment Reference</w:t>
+                  <w:t xml:space="preserve">Payment Reference</w:t>
                 </w:r>
               </w:sdtContent>
             </w:sdt>
@@ -4873,7 +4873,7 @@
         <w:szCs w:val="16"/>
         <w:lang w:val="en-GB"/>
       </w:rPr>
-      <w:t xml:space="preserve">Enter reference number</w:t>
+      <w:t xml:space="preserve">Reference no.</w:t>
     </w:r>
     <w:r>
       <w:rPr>

--- a/documents/working/business-stationery-20261027/GEM_Invoice_Template_working.docx
+++ b/documents/working/business-stationery-20261027/GEM_Invoice_Template_working.docx
@@ -51,7 +51,7 @@
                 <w:szCs w:val="42"/>
                 <w:lang w:val="en-GB"/>
               </w:rPr>
-              <w:t xml:space="preserve">Invoice</w:t>
+              <w:t xml:space="preserve">Tax Invoice</w:t>
             </w:r>
           </w:p>
         </w:tc>
@@ -76,7 +76,7 @@
                 <w:rtl w:val="1"/>
                 <w:lang w:val="ar-SA" w:bidi="ar-SA"/>
               </w:rPr>
-              <w:t xml:space="preserve">فاتورة</w:t>
+              <w:t xml:space="preserve">فاتورة ضريبية</w:t>
             </w:r>
           </w:p>
         </w:tc>
@@ -1252,24 +1252,133 @@
           </w:p>
         </w:tc>
       </w:tr>
+    </w:tbl>
+    <w:p>
+      <w:pPr>
+        <w:spacing w:before="0" w:after="0" w:line="20" w:lineRule="exact"/>
+        <w:rPr>
+          <w:sz w:val="2"/>
+          <w:szCs w:val="2"/>
+        </w:rPr>
+      </w:pPr>
+    </w:p>
+    <w:tbl>
+      <w:tblPr>
+        <w:tblW w:w="9072" w:type="dxa"/>
+        <w:tblBorders>
+          <w:top w:val="nil"/>
+          <w:left w:val="nil"/>
+          <w:bottom w:val="nil"/>
+          <w:right w:val="nil"/>
+          <w:insideH w:val="nil"/>
+          <w:insideV w:val="nil"/>
+        </w:tblBorders>
+        <w:tblLayout w:type="fixed"/>
+        <w:tblCellMar>
+          <w:top w:w="25" w:type="dxa"/>
+          <w:left w:w="85" w:type="dxa"/>
+          <w:bottom w:w="35" w:type="dxa"/>
+          <w:right w:w="85" w:type="dxa"/>
+        </w:tblCellMar>
+        <w:tblLook w:firstRow="1" w:lastRow="0" w:firstColumn="0" w:lastColumn="0" w:noHBand="0" w:noVBand="1"/>
+      </w:tblPr>
+      <w:tblGrid>
+        <w:gridCol w:w="520"/>
+        <w:gridCol w:w="2400"/>
+        <w:gridCol w:w="800"/>
+        <w:gridCol w:w="850"/>
+        <w:gridCol w:w="2250"/>
+        <w:gridCol w:w="2252"/>
+      </w:tblGrid>
       <w:tr>
         <w:trPr>
+          <w:tblHeader w:val="true"/>
           <w:cantSplit/>
         </w:trPr>
         <w:tc>
           <w:tcPr>
-            <w:tcW w:w="4336" w:type="dxa"/>
-            <w:tcBorders>
-              <w:bottom w:val="single" w:sz="4" w:space="0" w:color="BCACA7"/>
-            </w:tcBorders>
-            <w:vAlign w:val="top"/>
-          </w:tcPr>
-          <w:p>
-            <w:pPr>
-              <w:tabs>
-                <w:tab w:val="right" w:pos="4166"/>
-              </w:tabs>
-              <w:spacing w:before="0" w:after="30" w:line="250" w:lineRule="auto"/>
+            <w:tcW w:w="3720" w:type="dxa"/>
+            <w:gridSpan w:val="3"/>
+            <w:tcBorders>
+              <w:top w:val="nil"/>
+              <w:left w:val="nil"/>
+              <w:bottom w:val="single" w:sz="8" w:space="0" w:color="BCACA7"/>
+              <w:right w:val="nil"/>
+            </w:tcBorders>
+            <w:vAlign w:val="bottom"/>
+          </w:tcPr>
+          <w:p>
+            <w:pPr>
+              <w:pStyle w:val="Heading1"/>
+              <w:keepNext/>
+              <w:spacing w:before="160" w:after="40" w:line="250" w:lineRule="auto"/>
+              <w:ind w:start="-85"/>
+              <w:jc w:val="left"/>
+            </w:pPr>
+            <w:r>
+              <w:rPr>
+                <w:rFonts w:ascii="Jost" w:hAnsi="Jost" w:eastAsia="Jost" w:cs="Jost"/>
+                <w:color w:val="12171D"/>
+                <w:spacing w:val="34"/>
+                <w:sz w:val="21"/>
+                <w:szCs w:val="21"/>
+                <w:lang w:val="en-GB"/>
+              </w:rPr>
+              <w:t xml:space="preserve">ITEMS OR SERVICES</w:t>
+            </w:r>
+          </w:p>
+        </w:tc>
+        <w:tc>
+          <w:tcPr>
+            <w:tcW w:w="5352" w:type="dxa"/>
+            <w:gridSpan w:val="3"/>
+            <w:tcBorders>
+              <w:top w:val="nil"/>
+              <w:left w:val="nil"/>
+              <w:bottom w:val="single" w:sz="8" w:space="0" w:color="BCACA7"/>
+              <w:right w:val="nil"/>
+            </w:tcBorders>
+            <w:vAlign w:val="bottom"/>
+          </w:tcPr>
+          <w:p>
+            <w:pPr>
+              <w:keepNext/>
+              <w:bidi w:val="1"/>
+              <w:spacing w:before="160" w:after="40" w:line="250" w:lineRule="auto"/>
+              <w:ind w:start="-85"/>
+              <w:jc w:val="start"/>
+            </w:pPr>
+            <w:r>
+              <w:rPr>
+                <w:rFonts w:ascii="Noto Sans Arabic" w:hAnsi="Noto Sans Arabic" w:eastAsia="Noto Sans Arabic" w:cs="Noto Sans Arabic"/>
+                <w:color w:val="12171D"/>
+                <w:sz w:val="22"/>
+                <w:szCs w:val="22"/>
+                <w:rtl w:val="1"/>
+                <w:lang w:val="ar-SA" w:bidi="ar-SA"/>
+              </w:rPr>
+              <w:t xml:space="preserve">البنود أو الخدمات</w:t>
+            </w:r>
+          </w:p>
+        </w:tc>
+      </w:tr>
+      <w:tr>
+        <w:trPr>
+          <w:tblHeader w:val="true"/>
+          <w:cantSplit/>
+        </w:trPr>
+        <w:tc>
+          <w:tcPr>
+            <w:tcW w:w="520" w:type="dxa"/>
+            <w:tcBorders>
+              <w:bottom w:val="single" w:sz="8" w:space="0" w:color="12171D"/>
+            </w:tcBorders>
+            <w:vAlign w:val="bottom"/>
+          </w:tcPr>
+          <w:p>
+            <w:pPr>
+              <w:keepNext/>
+              <w:spacing w:before="0" w:after="20" w:line="250" w:lineRule="auto"/>
               <w:jc w:val="left"/>
             </w:pPr>
             <w:r>
@@ -1281,11 +1390,16 @@
                 <w:szCs w:val="16"/>
                 <w:lang w:val="en-GB"/>
               </w:rPr>
-              <w:t xml:space="preserve">CONTACT</w:t>
-            </w:r>
-            <w:r>
-              <w:tab/>
-            </w:r>
+              <w:t xml:space="preserve">NO.</w:t>
+            </w:r>
+          </w:p>
+          <w:p>
+            <w:pPr>
+              <w:keepNext/>
+              <w:bidi w:val="1"/>
+              <w:spacing w:before="0" w:after="0" w:line="250" w:lineRule="auto"/>
+              <w:jc w:val="start"/>
+            </w:pPr>
             <w:r>
               <w:rPr>
                 <w:rFonts w:ascii="Noto Sans Arabic" w:hAnsi="Noto Sans Arabic" w:eastAsia="Noto Sans Arabic" w:cs="Noto Sans Arabic"/>
@@ -1295,48 +1409,238 @@
                 <w:rtl w:val="1"/>
                 <w:lang w:val="ar-SA" w:bidi="ar-SA"/>
               </w:rPr>
-              <w:t xml:space="preserve">جهة التواصل لدى المورد</w:t>
-            </w:r>
-          </w:p>
-          <w:p>
-            <w:pPr>
-              <w:spacing w:before="0" w:after="0" w:line="250" w:lineRule="auto"/>
+              <w:t xml:space="preserve">م</w:t>
+            </w:r>
+          </w:p>
+        </w:tc>
+        <w:tc>
+          <w:tcPr>
+            <w:tcW w:w="2400" w:type="dxa"/>
+            <w:tcBorders>
+              <w:bottom w:val="single" w:sz="8" w:space="0" w:color="12171D"/>
+            </w:tcBorders>
+            <w:vAlign w:val="bottom"/>
+          </w:tcPr>
+          <w:p>
+            <w:pPr>
+              <w:keepNext/>
+              <w:spacing w:before="0" w:after="20" w:line="250" w:lineRule="auto"/>
               <w:jc w:val="left"/>
             </w:pPr>
             <w:r>
               <w:rPr>
                 <w:rFonts w:ascii="Inter" w:hAnsi="Inter" w:eastAsia="Inter" w:cs="Inter"/>
                 <w:color w:val="12171D"/>
-                <w:sz w:val="18"/>
-                <w:szCs w:val="18"/>
-                <w:lang w:val="en-GB"/>
-              </w:rPr>
-              <w:t xml:space="preserve">Mashal Abdulrahman, GM / Owner</w:t>
-            </w:r>
-          </w:p>
-        </w:tc>
-        <w:tc>
-          <w:tcPr>
-            <w:tcW w:w="400" w:type="dxa"/>
-            <w:vAlign w:val="center"/>
-          </w:tcPr>
-          <w:p>
-            <w:pPr>
-              <w:spacing w:before="0" w:after="0" w:line="250" w:lineRule="auto"/>
-              <w:jc w:val="left"/>
-            </w:pPr>
-          </w:p>
-        </w:tc>
-        <w:tc>
-          <w:tcPr>
-            <w:tcW w:w="4336" w:type="dxa"/>
-            <w:vAlign w:val="center"/>
-          </w:tcPr>
-          <w:p>
-            <w:pPr>
-              <w:spacing w:before="0" w:after="0" w:line="250" w:lineRule="auto"/>
-              <w:jc w:val="left"/>
-            </w:pPr>
+                <w:spacing w:val="13"/>
+                <w:sz w:val="16"/>
+                <w:szCs w:val="16"/>
+                <w:lang w:val="en-GB"/>
+              </w:rPr>
+              <w:t xml:space="preserve">ITEM / SERVICE</w:t>
+            </w:r>
+          </w:p>
+          <w:p>
+            <w:pPr>
+              <w:keepNext/>
+              <w:bidi w:val="1"/>
+              <w:spacing w:before="0" w:after="0" w:line="250" w:lineRule="auto"/>
+              <w:jc w:val="start"/>
+            </w:pPr>
+            <w:r>
+              <w:rPr>
+                <w:rFonts w:ascii="Noto Sans Arabic" w:hAnsi="Noto Sans Arabic" w:eastAsia="Noto Sans Arabic" w:cs="Noto Sans Arabic"/>
+                <w:color w:val="12171D"/>
+                <w:sz w:val="21"/>
+                <w:szCs w:val="21"/>
+                <w:rtl w:val="1"/>
+                <w:lang w:val="ar-SA" w:bidi="ar-SA"/>
+              </w:rPr>
+              <w:t xml:space="preserve">البند / الخدمة</w:t>
+            </w:r>
+          </w:p>
+        </w:tc>
+        <w:tc>
+          <w:tcPr>
+            <w:tcW w:w="800" w:type="dxa"/>
+            <w:tcBorders>
+              <w:bottom w:val="single" w:sz="8" w:space="0" w:color="12171D"/>
+            </w:tcBorders>
+            <w:vAlign w:val="bottom"/>
+          </w:tcPr>
+          <w:p>
+            <w:pPr>
+              <w:keepNext/>
+              <w:spacing w:before="0" w:after="20" w:line="250" w:lineRule="auto"/>
+              <w:jc w:val="center"/>
+            </w:pPr>
+            <w:r>
+              <w:rPr>
+                <w:rFonts w:ascii="Inter" w:hAnsi="Inter" w:eastAsia="Inter" w:cs="Inter"/>
+                <w:color w:val="12171D"/>
+                <w:spacing w:val="13"/>
+                <w:sz w:val="16"/>
+                <w:szCs w:val="16"/>
+                <w:lang w:val="en-GB"/>
+              </w:rPr>
+              <w:t xml:space="preserve">QTY</w:t>
+            </w:r>
+          </w:p>
+          <w:p>
+            <w:pPr>
+              <w:keepNext/>
+              <w:bidi w:val="1"/>
+              <w:spacing w:before="0" w:after="0" w:line="250" w:lineRule="auto"/>
+              <w:jc w:val="center"/>
+            </w:pPr>
+            <w:r>
+              <w:rPr>
+                <w:rFonts w:ascii="Noto Sans Arabic" w:hAnsi="Noto Sans Arabic" w:eastAsia="Noto Sans Arabic" w:cs="Noto Sans Arabic"/>
+                <w:color w:val="12171D"/>
+                <w:sz w:val="21"/>
+                <w:szCs w:val="21"/>
+                <w:rtl w:val="1"/>
+                <w:lang w:val="ar-SA" w:bidi="ar-SA"/>
+              </w:rPr>
+              <w:t xml:space="preserve">الكمية</w:t>
+            </w:r>
+          </w:p>
+        </w:tc>
+        <w:tc>
+          <w:tcPr>
+            <w:tcW w:w="850" w:type="dxa"/>
+            <w:tcBorders>
+              <w:bottom w:val="single" w:sz="8" w:space="0" w:color="12171D"/>
+            </w:tcBorders>
+            <w:vAlign w:val="bottom"/>
+          </w:tcPr>
+          <w:p>
+            <w:pPr>
+              <w:keepNext/>
+              <w:spacing w:before="0" w:after="20" w:line="250" w:lineRule="auto"/>
+              <w:jc w:val="center"/>
+            </w:pPr>
+            <w:r>
+              <w:rPr>
+                <w:rFonts w:ascii="Inter" w:hAnsi="Inter" w:eastAsia="Inter" w:cs="Inter"/>
+                <w:color w:val="12171D"/>
+                <w:spacing w:val="13"/>
+                <w:sz w:val="16"/>
+                <w:szCs w:val="16"/>
+                <w:lang w:val="en-GB"/>
+              </w:rPr>
+              <w:t xml:space="preserve">UNIT</w:t>
+            </w:r>
+          </w:p>
+          <w:p>
+            <w:pPr>
+              <w:keepNext/>
+              <w:bidi w:val="1"/>
+              <w:spacing w:before="0" w:after="0" w:line="250" w:lineRule="auto"/>
+              <w:jc w:val="center"/>
+            </w:pPr>
+            <w:r>
+              <w:rPr>
+                <w:rFonts w:ascii="Noto Sans Arabic" w:hAnsi="Noto Sans Arabic" w:eastAsia="Noto Sans Arabic" w:cs="Noto Sans Arabic"/>
+                <w:color w:val="12171D"/>
+                <w:sz w:val="21"/>
+                <w:szCs w:val="21"/>
+                <w:rtl w:val="1"/>
+                <w:lang w:val="ar-SA" w:bidi="ar-SA"/>
+              </w:rPr>
+              <w:t xml:space="preserve">الوحدة</w:t>
+            </w:r>
+          </w:p>
+        </w:tc>
+        <w:tc>
+          <w:tcPr>
+            <w:tcW w:w="2250" w:type="dxa"/>
+            <w:tcBorders>
+              <w:bottom w:val="single" w:sz="8" w:space="0" w:color="12171D"/>
+            </w:tcBorders>
+            <w:vAlign w:val="bottom"/>
+          </w:tcPr>
+          <w:p>
+            <w:pPr>
+              <w:keepNext/>
+              <w:spacing w:before="0" w:after="20" w:line="250" w:lineRule="auto"/>
+              <w:jc w:val="right"/>
+            </w:pPr>
+            <w:r>
+              <w:rPr>
+                <w:rFonts w:ascii="Inter" w:hAnsi="Inter" w:eastAsia="Inter" w:cs="Inter"/>
+                <w:color w:val="12171D"/>
+                <w:spacing w:val="13"/>
+                <w:sz w:val="16"/>
+                <w:szCs w:val="16"/>
+                <w:lang w:val="en-GB"/>
+              </w:rPr>
+              <w:t xml:space="preserve">UNIT PRICE (SAR)</w:t>
+            </w:r>
+          </w:p>
+          <w:p>
+            <w:pPr>
+              <w:keepNext/>
+              <w:bidi w:val="1"/>
+              <w:spacing w:before="0" w:after="0" w:line="250" w:lineRule="auto"/>
+              <w:jc w:val="start"/>
+            </w:pPr>
+            <w:r>
+              <w:rPr>
+                <w:rFonts w:ascii="Noto Sans Arabic" w:hAnsi="Noto Sans Arabic" w:eastAsia="Noto Sans Arabic" w:cs="Noto Sans Arabic"/>
+                <w:color w:val="12171D"/>
+                <w:sz w:val="21"/>
+                <w:szCs w:val="21"/>
+                <w:rtl w:val="1"/>
+                <w:lang w:val="ar-SA" w:bidi="ar-SA"/>
+              </w:rPr>
+              <w:t xml:space="preserve">سعر الوحدة</w:t>
+            </w:r>
+          </w:p>
+        </w:tc>
+        <w:tc>
+          <w:tcPr>
+            <w:tcW w:w="2252" w:type="dxa"/>
+            <w:tcBorders>
+              <w:bottom w:val="single" w:sz="8" w:space="0" w:color="12171D"/>
+            </w:tcBorders>
+            <w:vAlign w:val="bottom"/>
+          </w:tcPr>
+          <w:p>
+            <w:pPr>
+              <w:keepNext/>
+              <w:spacing w:before="0" w:after="20" w:line="250" w:lineRule="auto"/>
+              <w:jc w:val="right"/>
+            </w:pPr>
+            <w:r>
+              <w:rPr>
+                <w:rFonts w:ascii="Inter" w:hAnsi="Inter" w:eastAsia="Inter" w:cs="Inter"/>
+                <w:color w:val="12171D"/>
+                <w:spacing w:val="13"/>
+                <w:sz w:val="16"/>
+                <w:szCs w:val="16"/>
+                <w:lang w:val="en-GB"/>
+              </w:rPr>
+              <w:t xml:space="preserve">LINE TOTAL (SAR)</w:t>
+            </w:r>
+          </w:p>
+          <w:p>
+            <w:pPr>
+              <w:keepNext/>
+              <w:bidi w:val="1"/>
+              <w:spacing w:before="0" w:after="0" w:line="250" w:lineRule="auto"/>
+              <w:jc w:val="start"/>
+            </w:pPr>
+            <w:r>
+              <w:rPr>
+                <w:rFonts w:ascii="Noto Sans Arabic" w:hAnsi="Noto Sans Arabic" w:eastAsia="Noto Sans Arabic" w:cs="Noto Sans Arabic"/>
+                <w:color w:val="12171D"/>
+                <w:sz w:val="21"/>
+                <w:szCs w:val="21"/>
+                <w:rtl w:val="1"/>
+                <w:lang w:val="ar-SA" w:bidi="ar-SA"/>
+              </w:rPr>
+              <w:t xml:space="preserve">إجمالي البند</w:t>
+            </w:r>
           </w:p>
         </w:tc>
       </w:tr>
@@ -1346,50 +1650,17 @@
         </w:trPr>
         <w:tc>
           <w:tcPr>
-            <w:tcW w:w="4336" w:type="dxa"/>
-            <w:tcBorders>
-              <w:bottom w:val="single" w:sz="4" w:space="0" w:color="BCACA7"/>
-            </w:tcBorders>
-            <w:vAlign w:val="top"/>
-          </w:tcPr>
-          <w:p>
-            <w:pPr>
-              <w:tabs>
-                <w:tab w:val="right" w:pos="4166"/>
-              </w:tabs>
-              <w:spacing w:before="0" w:after="30" w:line="250" w:lineRule="auto"/>
-              <w:jc w:val="left"/>
-            </w:pPr>
-            <w:r>
-              <w:rPr>
-                <w:rFonts w:ascii="Inter" w:hAnsi="Inter" w:eastAsia="Inter" w:cs="Inter"/>
-                <w:color w:val="12171D"/>
-                <w:spacing w:val="13"/>
-                <w:sz w:val="16"/>
-                <w:szCs w:val="16"/>
-                <w:lang w:val="en-GB"/>
-              </w:rPr>
-              <w:t xml:space="preserve">EMAIL</w:t>
-            </w:r>
-            <w:r>
-              <w:tab/>
-            </w:r>
-            <w:r>
-              <w:rPr>
-                <w:rFonts w:ascii="Noto Sans Arabic" w:hAnsi="Noto Sans Arabic" w:eastAsia="Noto Sans Arabic" w:cs="Noto Sans Arabic"/>
-                <w:color w:val="12171D"/>
-                <w:sz w:val="21"/>
-                <w:szCs w:val="21"/>
-                <w:rtl w:val="1"/>
-                <w:lang w:val="ar-SA" w:bidi="ar-SA"/>
-              </w:rPr>
-              <w:t xml:space="preserve">بريد المورد</w:t>
-            </w:r>
-          </w:p>
-          <w:p>
-            <w:pPr>
-              <w:spacing w:before="0" w:after="0" w:line="250" w:lineRule="auto"/>
-              <w:jc w:val="left"/>
+            <w:tcW w:w="520" w:type="dxa"/>
+            <w:tcBorders>
+              <w:bottom w:val="single" w:sz="4" w:space="0" w:color="BCACA7"/>
+            </w:tcBorders>
+            <w:vAlign w:val="center"/>
+          </w:tcPr>
+          <w:p>
+            <w:pPr>
+              <w:keepNext/>
+              <w:spacing w:before="0" w:after="0" w:line="250" w:lineRule="auto"/>
+              <w:jc w:val="center"/>
             </w:pPr>
             <w:r>
               <w:rPr>
@@ -1399,32 +1670,180 @@
                 <w:szCs w:val="18"/>
                 <w:lang w:val="en-GB"/>
               </w:rPr>
-              <w:t xml:space="preserve">contact@mish3l.com</w:t>
-            </w:r>
-          </w:p>
-        </w:tc>
-        <w:tc>
-          <w:tcPr>
-            <w:tcW w:w="400" w:type="dxa"/>
+              <w:t xml:space="preserve">1</w:t>
+            </w:r>
+          </w:p>
+        </w:tc>
+        <w:tc>
+          <w:tcPr>
+            <w:tcW w:w="2400" w:type="dxa"/>
+            <w:tcBorders>
+              <w:bottom w:val="single" w:sz="4" w:space="0" w:color="BCACA7"/>
+            </w:tcBorders>
             <w:vAlign w:val="center"/>
           </w:tcPr>
           <w:p>
             <w:pPr>
-              <w:spacing w:before="0" w:after="0" w:line="250" w:lineRule="auto"/>
-              <w:jc w:val="left"/>
-            </w:pPr>
-          </w:p>
-        </w:tc>
-        <w:tc>
-          <w:tcPr>
-            <w:tcW w:w="4336" w:type="dxa"/>
+              <w:keepNext/>
+              <w:spacing w:before="0" w:after="0" w:line="250" w:lineRule="auto"/>
+              <w:jc w:val="left"/>
+            </w:pPr>
+            <w:sdt>
+              <w:sdtPr>
+                <w:alias w:val="Description"/>
+                <w:tag w:val="field_1083"/>
+                <w:id w:val="1083"/>
+                <w:text/>
+              </w:sdtPr>
+              <w:sdtContent>
+                <w:r>
+                  <w:rPr>
+                    <w:rFonts w:ascii="Inter" w:hAnsi="Inter" w:eastAsia="Inter" w:cs="Inter"/>
+                    <w:color w:val="12171D"/>
+                    <w:sz w:val="18"/>
+                    <w:szCs w:val="18"/>
+                    <w:lang w:val="en-GB"/>
+                  </w:rPr>
+                  <w:t xml:space="preserve">Enter Description</w:t>
+                </w:r>
+              </w:sdtContent>
+            </w:sdt>
+          </w:p>
+        </w:tc>
+        <w:tc>
+          <w:tcPr>
+            <w:tcW w:w="800" w:type="dxa"/>
+            <w:tcBorders>
+              <w:bottom w:val="single" w:sz="4" w:space="0" w:color="BCACA7"/>
+            </w:tcBorders>
             <w:vAlign w:val="center"/>
           </w:tcPr>
           <w:p>
             <w:pPr>
-              <w:spacing w:before="0" w:after="0" w:line="250" w:lineRule="auto"/>
-              <w:jc w:val="left"/>
-            </w:pPr>
+              <w:keepNext/>
+              <w:spacing w:before="0" w:after="0" w:line="250" w:lineRule="auto"/>
+              <w:jc w:val="center"/>
+            </w:pPr>
+            <w:sdt>
+              <w:sdtPr>
+                <w:alias w:val="Qty"/>
+                <w:tag w:val="field_1084"/>
+                <w:id w:val="1084"/>
+                <w:text/>
+              </w:sdtPr>
+              <w:sdtContent>
+                <w:r>
+                  <w:rPr>
+                    <w:rFonts w:ascii="Inter" w:hAnsi="Inter" w:eastAsia="Inter" w:cs="Inter"/>
+                    <w:color w:val="12171D"/>
+                    <w:sz w:val="18"/>
+                    <w:szCs w:val="18"/>
+                    <w:lang w:val="en-GB"/>
+                  </w:rPr>
+                  <w:t xml:space="preserve">0</w:t>
+                </w:r>
+              </w:sdtContent>
+            </w:sdt>
+          </w:p>
+        </w:tc>
+        <w:tc>
+          <w:tcPr>
+            <w:tcW w:w="850" w:type="dxa"/>
+            <w:tcBorders>
+              <w:bottom w:val="single" w:sz="4" w:space="0" w:color="BCACA7"/>
+            </w:tcBorders>
+            <w:vAlign w:val="center"/>
+          </w:tcPr>
+          <w:p>
+            <w:pPr>
+              <w:keepNext/>
+              <w:spacing w:before="0" w:after="0" w:line="250" w:lineRule="auto"/>
+              <w:jc w:val="center"/>
+            </w:pPr>
+            <w:sdt>
+              <w:sdtPr>
+                <w:alias w:val="Unit"/>
+                <w:tag w:val="field_1085"/>
+                <w:id w:val="1085"/>
+                <w:text/>
+              </w:sdtPr>
+              <w:sdtContent>
+                <w:r>
+                  <w:rPr>
+                    <w:rFonts w:ascii="Inter" w:hAnsi="Inter" w:eastAsia="Inter" w:cs="Inter"/>
+                    <w:color w:val="12171D"/>
+                    <w:sz w:val="18"/>
+                    <w:szCs w:val="18"/>
+                    <w:lang w:val="en-GB"/>
+                  </w:rPr>
+                  <w:t xml:space="preserve">Unit</w:t>
+                </w:r>
+              </w:sdtContent>
+            </w:sdt>
+          </w:p>
+        </w:tc>
+        <w:tc>
+          <w:tcPr>
+            <w:tcW w:w="2250" w:type="dxa"/>
+            <w:tcBorders>
+              <w:bottom w:val="single" w:sz="4" w:space="0" w:color="BCACA7"/>
+            </w:tcBorders>
+            <w:vAlign w:val="center"/>
+          </w:tcPr>
+          <w:p>
+            <w:pPr>
+              <w:keepNext/>
+              <w:spacing w:before="0" w:after="0" w:line="250" w:lineRule="auto"/>
+              <w:jc w:val="right"/>
+            </w:pPr>
+            <w:sdt>
+              <w:sdtPr>
+                <w:alias w:val="Unit Price"/>
+                <w:tag w:val="field_1086"/>
+                <w:id w:val="1086"/>
+                <w:text/>
+              </w:sdtPr>
+              <w:sdtContent>
+                <w:r>
+                  <w:rPr>
+                    <w:rFonts w:ascii="Inter" w:hAnsi="Inter" w:eastAsia="Inter" w:cs="Inter"/>
+                    <w:color w:val="12171D"/>
+                    <w:sz w:val="18"/>
+                    <w:szCs w:val="18"/>
+                    <w:lang w:val="en-GB"/>
+                  </w:rPr>
+                  <w:t xml:space="preserve">0.00</w:t>
+                </w:r>
+              </w:sdtContent>
+            </w:sdt>
+          </w:p>
+        </w:tc>
+        <w:tc>
+          <w:tcPr>
+            <w:tcW w:w="2252" w:type="dxa"/>
+            <w:tcBorders>
+              <w:bottom w:val="single" w:sz="4" w:space="0" w:color="BCACA7"/>
+            </w:tcBorders>
+            <w:vAlign w:val="center"/>
+          </w:tcPr>
+          <w:p>
+            <w:pPr>
+              <w:keepNext/>
+              <w:spacing w:before="0" w:after="0" w:line="250" w:lineRule="auto"/>
+              <w:jc w:val="right"/>
+            </w:pPr>
+            <w:fldSimple w:instr="=C3*E3 \# &quot;#,##0.00&quot;">
+              <w:r>
+                <w:rPr>
+                  <w:rFonts w:ascii="Inter" w:hAnsi="Inter" w:eastAsia="Inter" w:cs="Inter"/>
+                  <w:color w:val="12171D"/>
+                  <w:sz w:val="18"/>
+                  <w:szCs w:val="18"/>
+                  <w:lang w:val="en-GB"/>
+                </w:rPr>
+                <w:t xml:space="preserve">0.00</w:t>
+              </w:r>
+            </w:fldSimple>
           </w:p>
         </w:tc>
       </w:tr>
@@ -1434,18 +1853,629 @@
         </w:trPr>
         <w:tc>
           <w:tcPr>
-            <w:tcW w:w="4336" w:type="dxa"/>
-            <w:tcBorders>
-              <w:bottom w:val="single" w:sz="4" w:space="0" w:color="BCACA7"/>
-            </w:tcBorders>
-            <w:vAlign w:val="top"/>
-          </w:tcPr>
-          <w:p>
-            <w:pPr>
+            <w:tcW w:w="520" w:type="dxa"/>
+            <w:tcBorders>
+              <w:bottom w:val="single" w:sz="4" w:space="0" w:color="BCACA7"/>
+            </w:tcBorders>
+            <w:vAlign w:val="center"/>
+          </w:tcPr>
+          <w:p>
+            <w:pPr>
+              <w:keepNext/>
+              <w:spacing w:before="0" w:after="0" w:line="250" w:lineRule="auto"/>
+              <w:jc w:val="center"/>
+            </w:pPr>
+            <w:r>
+              <w:rPr>
+                <w:rFonts w:ascii="Inter" w:hAnsi="Inter" w:eastAsia="Inter" w:cs="Inter"/>
+                <w:color w:val="12171D"/>
+                <w:sz w:val="18"/>
+                <w:szCs w:val="18"/>
+                <w:lang w:val="en-GB"/>
+              </w:rPr>
+              <w:t xml:space="preserve">2</w:t>
+            </w:r>
+          </w:p>
+        </w:tc>
+        <w:tc>
+          <w:tcPr>
+            <w:tcW w:w="2400" w:type="dxa"/>
+            <w:tcBorders>
+              <w:bottom w:val="single" w:sz="4" w:space="0" w:color="BCACA7"/>
+            </w:tcBorders>
+            <w:vAlign w:val="center"/>
+          </w:tcPr>
+          <w:p>
+            <w:pPr>
+              <w:keepNext/>
+              <w:spacing w:before="0" w:after="0" w:line="250" w:lineRule="auto"/>
+              <w:jc w:val="left"/>
+            </w:pPr>
+            <w:sdt>
+              <w:sdtPr>
+                <w:alias w:val="Description"/>
+                <w:tag w:val="field_1087"/>
+                <w:id w:val="1087"/>
+                <w:text/>
+              </w:sdtPr>
+              <w:sdtContent>
+                <w:r>
+                  <w:rPr>
+                    <w:rFonts w:ascii="Inter" w:hAnsi="Inter" w:eastAsia="Inter" w:cs="Inter"/>
+                    <w:color w:val="12171D"/>
+                    <w:sz w:val="18"/>
+                    <w:szCs w:val="18"/>
+                    <w:lang w:val="en-GB"/>
+                  </w:rPr>
+                  <w:t xml:space="preserve">Enter Description</w:t>
+                </w:r>
+              </w:sdtContent>
+            </w:sdt>
+          </w:p>
+        </w:tc>
+        <w:tc>
+          <w:tcPr>
+            <w:tcW w:w="800" w:type="dxa"/>
+            <w:tcBorders>
+              <w:bottom w:val="single" w:sz="4" w:space="0" w:color="BCACA7"/>
+            </w:tcBorders>
+            <w:vAlign w:val="center"/>
+          </w:tcPr>
+          <w:p>
+            <w:pPr>
+              <w:keepNext/>
+              <w:spacing w:before="0" w:after="0" w:line="250" w:lineRule="auto"/>
+              <w:jc w:val="center"/>
+            </w:pPr>
+            <w:sdt>
+              <w:sdtPr>
+                <w:alias w:val="Qty"/>
+                <w:tag w:val="field_1088"/>
+                <w:id w:val="1088"/>
+                <w:text/>
+              </w:sdtPr>
+              <w:sdtContent>
+                <w:r>
+                  <w:rPr>
+                    <w:rFonts w:ascii="Inter" w:hAnsi="Inter" w:eastAsia="Inter" w:cs="Inter"/>
+                    <w:color w:val="12171D"/>
+                    <w:sz w:val="18"/>
+                    <w:szCs w:val="18"/>
+                    <w:lang w:val="en-GB"/>
+                  </w:rPr>
+                  <w:t xml:space="preserve">0</w:t>
+                </w:r>
+              </w:sdtContent>
+            </w:sdt>
+          </w:p>
+        </w:tc>
+        <w:tc>
+          <w:tcPr>
+            <w:tcW w:w="850" w:type="dxa"/>
+            <w:tcBorders>
+              <w:bottom w:val="single" w:sz="4" w:space="0" w:color="BCACA7"/>
+            </w:tcBorders>
+            <w:vAlign w:val="center"/>
+          </w:tcPr>
+          <w:p>
+            <w:pPr>
+              <w:keepNext/>
+              <w:spacing w:before="0" w:after="0" w:line="250" w:lineRule="auto"/>
+              <w:jc w:val="center"/>
+            </w:pPr>
+            <w:sdt>
+              <w:sdtPr>
+                <w:alias w:val="Unit"/>
+                <w:tag w:val="field_1089"/>
+                <w:id w:val="1089"/>
+                <w:text/>
+              </w:sdtPr>
+              <w:sdtContent>
+                <w:r>
+                  <w:rPr>
+                    <w:rFonts w:ascii="Inter" w:hAnsi="Inter" w:eastAsia="Inter" w:cs="Inter"/>
+                    <w:color w:val="12171D"/>
+                    <w:sz w:val="18"/>
+                    <w:szCs w:val="18"/>
+                    <w:lang w:val="en-GB"/>
+                  </w:rPr>
+                  <w:t xml:space="preserve">Unit</w:t>
+                </w:r>
+              </w:sdtContent>
+            </w:sdt>
+          </w:p>
+        </w:tc>
+        <w:tc>
+          <w:tcPr>
+            <w:tcW w:w="2250" w:type="dxa"/>
+            <w:tcBorders>
+              <w:bottom w:val="single" w:sz="4" w:space="0" w:color="BCACA7"/>
+            </w:tcBorders>
+            <w:vAlign w:val="center"/>
+          </w:tcPr>
+          <w:p>
+            <w:pPr>
+              <w:keepNext/>
+              <w:spacing w:before="0" w:after="0" w:line="250" w:lineRule="auto"/>
+              <w:jc w:val="right"/>
+            </w:pPr>
+            <w:sdt>
+              <w:sdtPr>
+                <w:alias w:val="Unit Price"/>
+                <w:tag w:val="field_1090"/>
+                <w:id w:val="1090"/>
+                <w:text/>
+              </w:sdtPr>
+              <w:sdtContent>
+                <w:r>
+                  <w:rPr>
+                    <w:rFonts w:ascii="Inter" w:hAnsi="Inter" w:eastAsia="Inter" w:cs="Inter"/>
+                    <w:color w:val="12171D"/>
+                    <w:sz w:val="18"/>
+                    <w:szCs w:val="18"/>
+                    <w:lang w:val="en-GB"/>
+                  </w:rPr>
+                  <w:t xml:space="preserve">0.00</w:t>
+                </w:r>
+              </w:sdtContent>
+            </w:sdt>
+          </w:p>
+        </w:tc>
+        <w:tc>
+          <w:tcPr>
+            <w:tcW w:w="2252" w:type="dxa"/>
+            <w:tcBorders>
+              <w:bottom w:val="single" w:sz="4" w:space="0" w:color="BCACA7"/>
+            </w:tcBorders>
+            <w:vAlign w:val="center"/>
+          </w:tcPr>
+          <w:p>
+            <w:pPr>
+              <w:keepNext/>
+              <w:spacing w:before="0" w:after="0" w:line="250" w:lineRule="auto"/>
+              <w:jc w:val="right"/>
+            </w:pPr>
+            <w:fldSimple w:instr="=C4*E4 \# &quot;#,##0.00&quot;">
+              <w:r>
+                <w:rPr>
+                  <w:rFonts w:ascii="Inter" w:hAnsi="Inter" w:eastAsia="Inter" w:cs="Inter"/>
+                  <w:color w:val="12171D"/>
+                  <w:sz w:val="18"/>
+                  <w:szCs w:val="18"/>
+                  <w:lang w:val="en-GB"/>
+                </w:rPr>
+                <w:t xml:space="preserve">0.00</w:t>
+              </w:r>
+            </w:fldSimple>
+          </w:p>
+        </w:tc>
+      </w:tr>
+      <w:tr>
+        <w:trPr>
+          <w:cantSplit/>
+        </w:trPr>
+        <w:tc>
+          <w:tcPr>
+            <w:tcW w:w="520" w:type="dxa"/>
+            <w:tcBorders>
+              <w:bottom w:val="single" w:sz="4" w:space="0" w:color="BCACA7"/>
+            </w:tcBorders>
+            <w:vAlign w:val="center"/>
+          </w:tcPr>
+          <w:p>
+            <w:pPr>
+              <w:keepNext/>
+              <w:spacing w:before="0" w:after="0" w:line="250" w:lineRule="auto"/>
+              <w:jc w:val="center"/>
+            </w:pPr>
+            <w:r>
+              <w:rPr>
+                <w:rFonts w:ascii="Inter" w:hAnsi="Inter" w:eastAsia="Inter" w:cs="Inter"/>
+                <w:color w:val="12171D"/>
+                <w:sz w:val="18"/>
+                <w:szCs w:val="18"/>
+                <w:lang w:val="en-GB"/>
+              </w:rPr>
+              <w:t xml:space="preserve">3</w:t>
+            </w:r>
+          </w:p>
+        </w:tc>
+        <w:tc>
+          <w:tcPr>
+            <w:tcW w:w="2400" w:type="dxa"/>
+            <w:tcBorders>
+              <w:bottom w:val="single" w:sz="4" w:space="0" w:color="BCACA7"/>
+            </w:tcBorders>
+            <w:vAlign w:val="center"/>
+          </w:tcPr>
+          <w:p>
+            <w:pPr>
+              <w:keepNext/>
+              <w:spacing w:before="0" w:after="0" w:line="250" w:lineRule="auto"/>
+              <w:jc w:val="left"/>
+            </w:pPr>
+            <w:sdt>
+              <w:sdtPr>
+                <w:alias w:val="Description"/>
+                <w:tag w:val="field_1091"/>
+                <w:id w:val="1091"/>
+                <w:text/>
+              </w:sdtPr>
+              <w:sdtContent>
+                <w:r>
+                  <w:rPr>
+                    <w:rFonts w:ascii="Inter" w:hAnsi="Inter" w:eastAsia="Inter" w:cs="Inter"/>
+                    <w:color w:val="12171D"/>
+                    <w:sz w:val="18"/>
+                    <w:szCs w:val="18"/>
+                    <w:lang w:val="en-GB"/>
+                  </w:rPr>
+                  <w:t xml:space="preserve">Enter Description</w:t>
+                </w:r>
+              </w:sdtContent>
+            </w:sdt>
+          </w:p>
+        </w:tc>
+        <w:tc>
+          <w:tcPr>
+            <w:tcW w:w="800" w:type="dxa"/>
+            <w:tcBorders>
+              <w:bottom w:val="single" w:sz="4" w:space="0" w:color="BCACA7"/>
+            </w:tcBorders>
+            <w:vAlign w:val="center"/>
+          </w:tcPr>
+          <w:p>
+            <w:pPr>
+              <w:keepNext/>
+              <w:spacing w:before="0" w:after="0" w:line="250" w:lineRule="auto"/>
+              <w:jc w:val="center"/>
+            </w:pPr>
+            <w:sdt>
+              <w:sdtPr>
+                <w:alias w:val="Qty"/>
+                <w:tag w:val="field_1092"/>
+                <w:id w:val="1092"/>
+                <w:text/>
+              </w:sdtPr>
+              <w:sdtContent>
+                <w:r>
+                  <w:rPr>
+                    <w:rFonts w:ascii="Inter" w:hAnsi="Inter" w:eastAsia="Inter" w:cs="Inter"/>
+                    <w:color w:val="12171D"/>
+                    <w:sz w:val="18"/>
+                    <w:szCs w:val="18"/>
+                    <w:lang w:val="en-GB"/>
+                  </w:rPr>
+                  <w:t xml:space="preserve">0</w:t>
+                </w:r>
+              </w:sdtContent>
+            </w:sdt>
+          </w:p>
+        </w:tc>
+        <w:tc>
+          <w:tcPr>
+            <w:tcW w:w="850" w:type="dxa"/>
+            <w:tcBorders>
+              <w:bottom w:val="single" w:sz="4" w:space="0" w:color="BCACA7"/>
+            </w:tcBorders>
+            <w:vAlign w:val="center"/>
+          </w:tcPr>
+          <w:p>
+            <w:pPr>
+              <w:keepNext/>
+              <w:spacing w:before="0" w:after="0" w:line="250" w:lineRule="auto"/>
+              <w:jc w:val="center"/>
+            </w:pPr>
+            <w:sdt>
+              <w:sdtPr>
+                <w:alias w:val="Unit"/>
+                <w:tag w:val="field_1093"/>
+                <w:id w:val="1093"/>
+                <w:text/>
+              </w:sdtPr>
+              <w:sdtContent>
+                <w:r>
+                  <w:rPr>
+                    <w:rFonts w:ascii="Inter" w:hAnsi="Inter" w:eastAsia="Inter" w:cs="Inter"/>
+                    <w:color w:val="12171D"/>
+                    <w:sz w:val="18"/>
+                    <w:szCs w:val="18"/>
+                    <w:lang w:val="en-GB"/>
+                  </w:rPr>
+                  <w:t xml:space="preserve">Unit</w:t>
+                </w:r>
+              </w:sdtContent>
+            </w:sdt>
+          </w:p>
+        </w:tc>
+        <w:tc>
+          <w:tcPr>
+            <w:tcW w:w="2250" w:type="dxa"/>
+            <w:tcBorders>
+              <w:bottom w:val="single" w:sz="4" w:space="0" w:color="BCACA7"/>
+            </w:tcBorders>
+            <w:vAlign w:val="center"/>
+          </w:tcPr>
+          <w:p>
+            <w:pPr>
+              <w:keepNext/>
+              <w:spacing w:before="0" w:after="0" w:line="250" w:lineRule="auto"/>
+              <w:jc w:val="right"/>
+            </w:pPr>
+            <w:sdt>
+              <w:sdtPr>
+                <w:alias w:val="Unit Price"/>
+                <w:tag w:val="field_1094"/>
+                <w:id w:val="1094"/>
+                <w:text/>
+              </w:sdtPr>
+              <w:sdtContent>
+                <w:r>
+                  <w:rPr>
+                    <w:rFonts w:ascii="Inter" w:hAnsi="Inter" w:eastAsia="Inter" w:cs="Inter"/>
+                    <w:color w:val="12171D"/>
+                    <w:sz w:val="18"/>
+                    <w:szCs w:val="18"/>
+                    <w:lang w:val="en-GB"/>
+                  </w:rPr>
+                  <w:t xml:space="preserve">0.00</w:t>
+                </w:r>
+              </w:sdtContent>
+            </w:sdt>
+          </w:p>
+        </w:tc>
+        <w:tc>
+          <w:tcPr>
+            <w:tcW w:w="2252" w:type="dxa"/>
+            <w:tcBorders>
+              <w:bottom w:val="single" w:sz="4" w:space="0" w:color="BCACA7"/>
+            </w:tcBorders>
+            <w:vAlign w:val="center"/>
+          </w:tcPr>
+          <w:p>
+            <w:pPr>
+              <w:keepNext/>
+              <w:spacing w:before="0" w:after="0" w:line="250" w:lineRule="auto"/>
+              <w:jc w:val="right"/>
+            </w:pPr>
+            <w:fldSimple w:instr="=C5*E5 \# &quot;#,##0.00&quot;">
+              <w:r>
+                <w:rPr>
+                  <w:rFonts w:ascii="Inter" w:hAnsi="Inter" w:eastAsia="Inter" w:cs="Inter"/>
+                  <w:color w:val="12171D"/>
+                  <w:sz w:val="18"/>
+                  <w:szCs w:val="18"/>
+                  <w:lang w:val="en-GB"/>
+                </w:rPr>
+                <w:t xml:space="preserve">0.00</w:t>
+              </w:r>
+            </w:fldSimple>
+          </w:p>
+        </w:tc>
+      </w:tr>
+      <w:tr>
+        <w:trPr>
+          <w:cantSplit/>
+        </w:trPr>
+        <w:tc>
+          <w:tcPr>
+            <w:tcW w:w="520" w:type="dxa"/>
+            <w:tcBorders>
+              <w:bottom w:val="single" w:sz="4" w:space="0" w:color="BCACA7"/>
+            </w:tcBorders>
+            <w:vAlign w:val="center"/>
+          </w:tcPr>
+          <w:p>
+            <w:pPr>
+              <w:keepNext/>
+              <w:spacing w:before="0" w:after="0" w:line="250" w:lineRule="auto"/>
+              <w:jc w:val="center"/>
+            </w:pPr>
+            <w:r>
+              <w:rPr>
+                <w:rFonts w:ascii="Inter" w:hAnsi="Inter" w:eastAsia="Inter" w:cs="Inter"/>
+                <w:color w:val="12171D"/>
+                <w:sz w:val="18"/>
+                <w:szCs w:val="18"/>
+                <w:lang w:val="en-GB"/>
+              </w:rPr>
+              <w:t xml:space="preserve">4</w:t>
+            </w:r>
+          </w:p>
+        </w:tc>
+        <w:tc>
+          <w:tcPr>
+            <w:tcW w:w="2400" w:type="dxa"/>
+            <w:tcBorders>
+              <w:bottom w:val="single" w:sz="4" w:space="0" w:color="BCACA7"/>
+            </w:tcBorders>
+            <w:vAlign w:val="center"/>
+          </w:tcPr>
+          <w:p>
+            <w:pPr>
+              <w:keepNext/>
+              <w:spacing w:before="0" w:after="0" w:line="250" w:lineRule="auto"/>
+              <w:jc w:val="left"/>
+            </w:pPr>
+            <w:sdt>
+              <w:sdtPr>
+                <w:alias w:val="Description"/>
+                <w:tag w:val="field_1095"/>
+                <w:id w:val="1095"/>
+                <w:text/>
+              </w:sdtPr>
+              <w:sdtContent>
+                <w:r>
+                  <w:rPr>
+                    <w:rFonts w:ascii="Inter" w:hAnsi="Inter" w:eastAsia="Inter" w:cs="Inter"/>
+                    <w:color w:val="12171D"/>
+                    <w:sz w:val="18"/>
+                    <w:szCs w:val="18"/>
+                    <w:lang w:val="en-GB"/>
+                  </w:rPr>
+                  <w:t xml:space="preserve">Enter Description</w:t>
+                </w:r>
+              </w:sdtContent>
+            </w:sdt>
+          </w:p>
+        </w:tc>
+        <w:tc>
+          <w:tcPr>
+            <w:tcW w:w="800" w:type="dxa"/>
+            <w:tcBorders>
+              <w:bottom w:val="single" w:sz="4" w:space="0" w:color="BCACA7"/>
+            </w:tcBorders>
+            <w:vAlign w:val="center"/>
+          </w:tcPr>
+          <w:p>
+            <w:pPr>
+              <w:keepNext/>
+              <w:spacing w:before="0" w:after="0" w:line="250" w:lineRule="auto"/>
+              <w:jc w:val="center"/>
+            </w:pPr>
+            <w:sdt>
+              <w:sdtPr>
+                <w:alias w:val="Qty"/>
+                <w:tag w:val="field_1096"/>
+                <w:id w:val="1096"/>
+                <w:text/>
+              </w:sdtPr>
+              <w:sdtContent>
+                <w:r>
+                  <w:rPr>
+                    <w:rFonts w:ascii="Inter" w:hAnsi="Inter" w:eastAsia="Inter" w:cs="Inter"/>
+                    <w:color w:val="12171D"/>
+                    <w:sz w:val="18"/>
+                    <w:szCs w:val="18"/>
+                    <w:lang w:val="en-GB"/>
+                  </w:rPr>
+                  <w:t xml:space="preserve">0</w:t>
+                </w:r>
+              </w:sdtContent>
+            </w:sdt>
+          </w:p>
+        </w:tc>
+        <w:tc>
+          <w:tcPr>
+            <w:tcW w:w="850" w:type="dxa"/>
+            <w:tcBorders>
+              <w:bottom w:val="single" w:sz="4" w:space="0" w:color="BCACA7"/>
+            </w:tcBorders>
+            <w:vAlign w:val="center"/>
+          </w:tcPr>
+          <w:p>
+            <w:pPr>
+              <w:keepNext/>
+              <w:spacing w:before="0" w:after="0" w:line="250" w:lineRule="auto"/>
+              <w:jc w:val="center"/>
+            </w:pPr>
+            <w:sdt>
+              <w:sdtPr>
+                <w:alias w:val="Unit"/>
+                <w:tag w:val="field_1097"/>
+                <w:id w:val="1097"/>
+                <w:text/>
+              </w:sdtPr>
+              <w:sdtContent>
+                <w:r>
+                  <w:rPr>
+                    <w:rFonts w:ascii="Inter" w:hAnsi="Inter" w:eastAsia="Inter" w:cs="Inter"/>
+                    <w:color w:val="12171D"/>
+                    <w:sz w:val="18"/>
+                    <w:szCs w:val="18"/>
+                    <w:lang w:val="en-GB"/>
+                  </w:rPr>
+                  <w:t xml:space="preserve">Unit</w:t>
+                </w:r>
+              </w:sdtContent>
+            </w:sdt>
+          </w:p>
+        </w:tc>
+        <w:tc>
+          <w:tcPr>
+            <w:tcW w:w="2250" w:type="dxa"/>
+            <w:tcBorders>
+              <w:bottom w:val="single" w:sz="4" w:space="0" w:color="BCACA7"/>
+            </w:tcBorders>
+            <w:vAlign w:val="center"/>
+          </w:tcPr>
+          <w:p>
+            <w:pPr>
+              <w:keepNext/>
+              <w:spacing w:before="0" w:after="0" w:line="250" w:lineRule="auto"/>
+              <w:jc w:val="right"/>
+            </w:pPr>
+            <w:sdt>
+              <w:sdtPr>
+                <w:alias w:val="Unit Price"/>
+                <w:tag w:val="field_1098"/>
+                <w:id w:val="1098"/>
+                <w:text/>
+              </w:sdtPr>
+              <w:sdtContent>
+                <w:r>
+                  <w:rPr>
+                    <w:rFonts w:ascii="Inter" w:hAnsi="Inter" w:eastAsia="Inter" w:cs="Inter"/>
+                    <w:color w:val="12171D"/>
+                    <w:sz w:val="18"/>
+                    <w:szCs w:val="18"/>
+                    <w:lang w:val="en-GB"/>
+                  </w:rPr>
+                  <w:t xml:space="preserve">0.00</w:t>
+                </w:r>
+              </w:sdtContent>
+            </w:sdt>
+          </w:p>
+        </w:tc>
+        <w:tc>
+          <w:tcPr>
+            <w:tcW w:w="2252" w:type="dxa"/>
+            <w:tcBorders>
+              <w:bottom w:val="single" w:sz="4" w:space="0" w:color="BCACA7"/>
+            </w:tcBorders>
+            <w:vAlign w:val="center"/>
+          </w:tcPr>
+          <w:p>
+            <w:pPr>
+              <w:keepNext/>
+              <w:spacing w:before="0" w:after="0" w:line="250" w:lineRule="auto"/>
+              <w:jc w:val="right"/>
+            </w:pPr>
+            <w:fldSimple w:instr="=C6*E6 \# &quot;#,##0.00&quot;">
+              <w:r>
+                <w:rPr>
+                  <w:rFonts w:ascii="Inter" w:hAnsi="Inter" w:eastAsia="Inter" w:cs="Inter"/>
+                  <w:color w:val="12171D"/>
+                  <w:sz w:val="18"/>
+                  <w:szCs w:val="18"/>
+                  <w:lang w:val="en-GB"/>
+                </w:rPr>
+                <w:t xml:space="preserve">0.00</w:t>
+              </w:r>
+            </w:fldSimple>
+          </w:p>
+        </w:tc>
+      </w:tr>
+      <w:tr>
+        <w:trPr>
+          <w:cantSplit/>
+        </w:trPr>
+        <w:tc>
+          <w:tcPr>
+            <w:tcW w:w="6820" w:type="dxa"/>
+            <w:gridSpan w:val="5"/>
+            <w:tcBorders>
+              <w:bottom w:val="single" w:sz="4" w:space="0" w:color="BCACA7"/>
+            </w:tcBorders>
+            <w:vAlign w:val="center"/>
+          </w:tcPr>
+          <w:p>
+            <w:pPr>
+              <w:keepNext/>
               <w:tabs>
-                <w:tab w:val="right" w:pos="4166"/>
+                <w:tab w:val="right" w:pos="6650"/>
               </w:tabs>
-              <w:spacing w:before="0" w:after="30" w:line="250" w:lineRule="auto"/>
+              <w:spacing w:before="0" w:after="0" w:line="250" w:lineRule="auto"/>
               <w:jc w:val="left"/>
             </w:pPr>
             <w:r>
@@ -1457,7 +2487,7 @@
                 <w:szCs w:val="16"/>
                 <w:lang w:val="en-GB"/>
               </w:rPr>
-              <w:t xml:space="preserve">PHONE</w:t>
+              <w:t xml:space="preserve">SUBTOTAL</w:t>
             </w:r>
             <w:r>
               <w:tab/>
@@ -1471,11 +2501,58 @@
                 <w:rtl w:val="1"/>
                 <w:lang w:val="ar-SA" w:bidi="ar-SA"/>
               </w:rPr>
-              <w:t xml:space="preserve">هاتف المورد</w:t>
-            </w:r>
-          </w:p>
-          <w:p>
-            <w:pPr>
+              <w:t xml:space="preserve">المجموع الفرعي</w:t>
+            </w:r>
+          </w:p>
+        </w:tc>
+        <w:tc>
+          <w:tcPr>
+            <w:tcW w:w="2252" w:type="dxa"/>
+            <w:tcBorders>
+              <w:bottom w:val="single" w:sz="4" w:space="0" w:color="BCACA7"/>
+            </w:tcBorders>
+            <w:vAlign w:val="center"/>
+          </w:tcPr>
+          <w:p>
+            <w:pPr>
+              <w:keepNext/>
+              <w:spacing w:before="0" w:after="0" w:line="250" w:lineRule="auto"/>
+              <w:jc w:val="right"/>
+            </w:pPr>
+            <w:fldSimple w:instr="=SUM(F3:F6) \# &quot;#,##0.00&quot;">
+              <w:r>
+                <w:rPr>
+                  <w:rFonts w:ascii="Inter" w:hAnsi="Inter" w:eastAsia="Inter" w:cs="Inter"/>
+                  <w:color w:val="12171D"/>
+                  <w:sz w:val="18"/>
+                  <w:szCs w:val="18"/>
+                  <w:lang w:val="en-GB"/>
+                </w:rPr>
+                <w:t xml:space="preserve">0.00</w:t>
+              </w:r>
+            </w:fldSimple>
+          </w:p>
+        </w:tc>
+      </w:tr>
+      <w:tr>
+        <w:trPr>
+          <w:cantSplit/>
+        </w:trPr>
+        <w:tc>
+          <w:tcPr>
+            <w:tcW w:w="6820" w:type="dxa"/>
+            <w:gridSpan w:val="5"/>
+            <w:tcBorders>
+              <w:bottom w:val="single" w:sz="4" w:space="0" w:color="BCACA7"/>
+            </w:tcBorders>
+            <w:vAlign w:val="center"/>
+          </w:tcPr>
+          <w:p>
+            <w:pPr>
+              <w:keepNext/>
+              <w:tabs>
+                <w:tab w:val="right" w:pos="6650"/>
+              </w:tabs>
               <w:spacing w:before="0" w:after="0" w:line="250" w:lineRule="auto"/>
               <w:jc w:val="left"/>
             </w:pPr>
@@ -1483,36 +2560,385 @@
               <w:rPr>
                 <w:rFonts w:ascii="Inter" w:hAnsi="Inter" w:eastAsia="Inter" w:cs="Inter"/>
                 <w:color w:val="12171D"/>
-                <w:sz w:val="18"/>
-                <w:szCs w:val="18"/>
-                <w:lang w:val="en-GB"/>
-              </w:rPr>
-              <w:t xml:space="preserve">+966114502929</w:t>
-            </w:r>
-          </w:p>
-        </w:tc>
-        <w:tc>
-          <w:tcPr>
-            <w:tcW w:w="400" w:type="dxa"/>
+                <w:spacing w:val="13"/>
+                <w:sz w:val="16"/>
+                <w:szCs w:val="16"/>
+                <w:lang w:val="en-GB"/>
+              </w:rPr>
+              <w:t xml:space="preserve">VAT RATE (%)</w:t>
+            </w:r>
+            <w:r>
+              <w:tab/>
+            </w:r>
+            <w:r>
+              <w:rPr>
+                <w:rFonts w:ascii="Noto Sans Arabic" w:hAnsi="Noto Sans Arabic" w:eastAsia="Noto Sans Arabic" w:cs="Noto Sans Arabic"/>
+                <w:color w:val="12171D"/>
+                <w:sz w:val="21"/>
+                <w:szCs w:val="21"/>
+                <w:rtl w:val="1"/>
+                <w:lang w:val="ar-SA" w:bidi="ar-SA"/>
+              </w:rPr>
+              <w:t xml:space="preserve">نسبة ضريبة القيمة المضافة</w:t>
+            </w:r>
+          </w:p>
+        </w:tc>
+        <w:tc>
+          <w:tcPr>
+            <w:tcW w:w="2252" w:type="dxa"/>
+            <w:tcBorders>
+              <w:bottom w:val="single" w:sz="4" w:space="0" w:color="BCACA7"/>
+            </w:tcBorders>
             <w:vAlign w:val="center"/>
           </w:tcPr>
           <w:p>
             <w:pPr>
-              <w:spacing w:before="0" w:after="0" w:line="250" w:lineRule="auto"/>
-              <w:jc w:val="left"/>
-            </w:pPr>
-          </w:p>
-        </w:tc>
-        <w:tc>
-          <w:tcPr>
-            <w:tcW w:w="4336" w:type="dxa"/>
+              <w:keepNext/>
+              <w:spacing w:before="0" w:after="0" w:line="250" w:lineRule="auto"/>
+              <w:jc w:val="right"/>
+            </w:pPr>
+            <w:sdt>
+              <w:sdtPr>
+                <w:alias w:val="VAT Rate"/>
+                <w:tag w:val="field_1099"/>
+                <w:id w:val="1099"/>
+                <w:text/>
+              </w:sdtPr>
+              <w:sdtContent>
+                <w:r>
+                  <w:rPr>
+                    <w:rFonts w:ascii="Inter" w:hAnsi="Inter" w:eastAsia="Inter" w:cs="Inter"/>
+                    <w:color w:val="12171D"/>
+                    <w:sz w:val="18"/>
+                    <w:szCs w:val="18"/>
+                    <w:lang w:val="en-GB"/>
+                  </w:rPr>
+                  <w:t xml:space="preserve">15</w:t>
+                </w:r>
+              </w:sdtContent>
+            </w:sdt>
+          </w:p>
+        </w:tc>
+      </w:tr>
+      <w:tr>
+        <w:trPr>
+          <w:cantSplit/>
+        </w:trPr>
+        <w:tc>
+          <w:tcPr>
+            <w:tcW w:w="6820" w:type="dxa"/>
+            <w:gridSpan w:val="5"/>
+            <w:tcBorders>
+              <w:bottom w:val="single" w:sz="4" w:space="0" w:color="BCACA7"/>
+            </w:tcBorders>
             <w:vAlign w:val="center"/>
           </w:tcPr>
           <w:p>
             <w:pPr>
-              <w:spacing w:before="0" w:after="0" w:line="250" w:lineRule="auto"/>
-              <w:jc w:val="left"/>
-            </w:pPr>
+              <w:keepNext/>
+              <w:tabs>
+                <w:tab w:val="right" w:pos="6650"/>
+              </w:tabs>
+              <w:spacing w:before="0" w:after="0" w:line="250" w:lineRule="auto"/>
+              <w:jc w:val="left"/>
+            </w:pPr>
+            <w:r>
+              <w:rPr>
+                <w:rFonts w:ascii="Inter" w:hAnsi="Inter" w:eastAsia="Inter" w:cs="Inter"/>
+                <w:color w:val="12171D"/>
+                <w:spacing w:val="13"/>
+                <w:sz w:val="16"/>
+                <w:szCs w:val="16"/>
+                <w:lang w:val="en-GB"/>
+              </w:rPr>
+              <w:t xml:space="preserve">VAT AMOUNT (SAR)</w:t>
+            </w:r>
+            <w:r>
+              <w:tab/>
+            </w:r>
+            <w:r>
+              <w:rPr>
+                <w:rFonts w:ascii="Noto Sans Arabic" w:hAnsi="Noto Sans Arabic" w:eastAsia="Noto Sans Arabic" w:cs="Noto Sans Arabic"/>
+                <w:color w:val="12171D"/>
+                <w:sz w:val="21"/>
+                <w:szCs w:val="21"/>
+                <w:rtl w:val="1"/>
+                <w:lang w:val="ar-SA" w:bidi="ar-SA"/>
+              </w:rPr>
+              <w:t xml:space="preserve">مبلغ ضريبة القيمة المضافة</w:t>
+            </w:r>
+          </w:p>
+        </w:tc>
+        <w:tc>
+          <w:tcPr>
+            <w:tcW w:w="2252" w:type="dxa"/>
+            <w:tcBorders>
+              <w:bottom w:val="single" w:sz="4" w:space="0" w:color="BCACA7"/>
+            </w:tcBorders>
+            <w:vAlign w:val="center"/>
+          </w:tcPr>
+          <w:p>
+            <w:pPr>
+              <w:keepNext/>
+              <w:spacing w:before="0" w:after="0" w:line="250" w:lineRule="auto"/>
+              <w:jc w:val="right"/>
+            </w:pPr>
+            <w:fldSimple w:instr="=(B7*B8)/100 \# &quot;#,##0.00&quot;">
+              <w:r>
+                <w:rPr>
+                  <w:rFonts w:ascii="Inter" w:hAnsi="Inter" w:eastAsia="Inter" w:cs="Inter"/>
+                  <w:color w:val="12171D"/>
+                  <w:sz w:val="18"/>
+                  <w:szCs w:val="18"/>
+                  <w:lang w:val="en-GB"/>
+                </w:rPr>
+                <w:t xml:space="preserve">0.00</w:t>
+              </w:r>
+            </w:fldSimple>
+          </w:p>
+        </w:tc>
+      </w:tr>
+      <w:tr>
+        <w:trPr>
+          <w:cantSplit/>
+        </w:trPr>
+        <w:tc>
+          <w:tcPr>
+            <w:tcW w:w="6820" w:type="dxa"/>
+            <w:gridSpan w:val="5"/>
+            <w:tcBorders>
+              <w:bottom w:val="single" w:sz="4" w:space="0" w:color="BCACA7"/>
+            </w:tcBorders>
+            <w:vAlign w:val="center"/>
+          </w:tcPr>
+          <w:p>
+            <w:pPr>
+              <w:keepNext/>
+              <w:tabs>
+                <w:tab w:val="right" w:pos="6650"/>
+              </w:tabs>
+              <w:spacing w:before="0" w:after="0" w:line="250" w:lineRule="auto"/>
+              <w:jc w:val="left"/>
+            </w:pPr>
+            <w:r>
+              <w:rPr>
+                <w:rFonts w:ascii="Inter" w:hAnsi="Inter" w:eastAsia="Inter" w:cs="Inter"/>
+                <w:color w:val="12171D"/>
+                <w:spacing w:val="13"/>
+                <w:sz w:val="16"/>
+                <w:szCs w:val="16"/>
+                <w:lang w:val="en-GB"/>
+              </w:rPr>
+              <w:t xml:space="preserve">TOTAL</w:t>
+            </w:r>
+            <w:r>
+              <w:tab/>
+            </w:r>
+            <w:r>
+              <w:rPr>
+                <w:rFonts w:ascii="Noto Sans Arabic" w:hAnsi="Noto Sans Arabic" w:eastAsia="Noto Sans Arabic" w:cs="Noto Sans Arabic"/>
+                <w:color w:val="12171D"/>
+                <w:sz w:val="21"/>
+                <w:szCs w:val="21"/>
+                <w:rtl w:val="1"/>
+                <w:lang w:val="ar-SA" w:bidi="ar-SA"/>
+              </w:rPr>
+              <w:t xml:space="preserve">الإجمالي</w:t>
+            </w:r>
+          </w:p>
+        </w:tc>
+        <w:tc>
+          <w:tcPr>
+            <w:tcW w:w="2252" w:type="dxa"/>
+            <w:tcBorders>
+              <w:bottom w:val="single" w:sz="4" w:space="0" w:color="BCACA7"/>
+            </w:tcBorders>
+            <w:vAlign w:val="center"/>
+          </w:tcPr>
+          <w:p>
+            <w:pPr>
+              <w:keepNext/>
+              <w:spacing w:before="0" w:after="0" w:line="250" w:lineRule="auto"/>
+              <w:jc w:val="right"/>
+            </w:pPr>
+            <w:bookmarkStart w:id="9021" w:name="DocTotal"/>
+            <w:fldSimple w:instr="=B7+B9 \# &quot;#,##0.00&quot;">
+              <w:r>
+                <w:rPr>
+                  <w:rFonts w:ascii="Inter" w:hAnsi="Inter" w:eastAsia="Inter" w:cs="Inter"/>
+                  <w:color w:val="12171D"/>
+                  <w:sz w:val="18"/>
+                  <w:szCs w:val="18"/>
+                  <w:lang w:val="en-GB"/>
+                </w:rPr>
+                <w:t xml:space="preserve">0.00</w:t>
+              </w:r>
+            </w:fldSimple>
+            <w:bookmarkEnd w:id="9021"/>
+          </w:p>
+        </w:tc>
+      </w:tr>
+      <w:tr>
+        <w:trPr>
+          <w:cantSplit/>
+        </w:trPr>
+        <w:tc>
+          <w:tcPr>
+            <w:tcW w:w="6820" w:type="dxa"/>
+            <w:gridSpan w:val="5"/>
+            <w:tcBorders>
+              <w:bottom w:val="single" w:sz="4" w:space="0" w:color="BCACA7"/>
+            </w:tcBorders>
+            <w:vAlign w:val="center"/>
+          </w:tcPr>
+          <w:p>
+            <w:pPr>
+              <w:keepNext/>
+              <w:tabs>
+                <w:tab w:val="right" w:pos="6650"/>
+              </w:tabs>
+              <w:spacing w:before="0" w:after="0" w:line="250" w:lineRule="auto"/>
+              <w:jc w:val="left"/>
+            </w:pPr>
+            <w:r>
+              <w:rPr>
+                <w:rFonts w:ascii="Inter" w:hAnsi="Inter" w:eastAsia="Inter" w:cs="Inter"/>
+                <w:color w:val="12171D"/>
+                <w:spacing w:val="13"/>
+                <w:sz w:val="16"/>
+                <w:szCs w:val="16"/>
+                <w:lang w:val="en-GB"/>
+              </w:rPr>
+              <w:t xml:space="preserve">AMOUNT PAID</w:t>
+            </w:r>
+            <w:r>
+              <w:tab/>
+            </w:r>
+            <w:r>
+              <w:rPr>
+                <w:rFonts w:ascii="Noto Sans Arabic" w:hAnsi="Noto Sans Arabic" w:eastAsia="Noto Sans Arabic" w:cs="Noto Sans Arabic"/>
+                <w:color w:val="12171D"/>
+                <w:sz w:val="21"/>
+                <w:szCs w:val="21"/>
+                <w:rtl w:val="1"/>
+                <w:lang w:val="ar-SA" w:bidi="ar-SA"/>
+              </w:rPr>
+              <w:t xml:space="preserve">المبلغ المدفوع</w:t>
+            </w:r>
+          </w:p>
+        </w:tc>
+        <w:tc>
+          <w:tcPr>
+            <w:tcW w:w="2252" w:type="dxa"/>
+            <w:tcBorders>
+              <w:bottom w:val="single" w:sz="4" w:space="0" w:color="BCACA7"/>
+            </w:tcBorders>
+            <w:vAlign w:val="center"/>
+          </w:tcPr>
+          <w:p>
+            <w:pPr>
+              <w:keepNext/>
+              <w:spacing w:before="0" w:after="0" w:line="250" w:lineRule="auto"/>
+              <w:jc w:val="right"/>
+            </w:pPr>
+            <w:sdt>
+              <w:sdtPr>
+                <w:alias w:val="Amount Paid"/>
+                <w:tag w:val="field_1100"/>
+                <w:id w:val="1100"/>
+                <w:text/>
+              </w:sdtPr>
+              <w:sdtContent>
+                <w:r>
+                  <w:rPr>
+                    <w:rFonts w:ascii="Inter" w:hAnsi="Inter" w:eastAsia="Inter" w:cs="Inter"/>
+                    <w:color w:val="12171D"/>
+                    <w:sz w:val="18"/>
+                    <w:szCs w:val="18"/>
+                    <w:lang w:val="en-GB"/>
+                  </w:rPr>
+                  <w:t xml:space="preserve">0.00</w:t>
+                </w:r>
+              </w:sdtContent>
+            </w:sdt>
+          </w:p>
+        </w:tc>
+      </w:tr>
+      <w:tr>
+        <w:trPr>
+          <w:cantSplit/>
+        </w:trPr>
+        <w:tc>
+          <w:tcPr>
+            <w:tcW w:w="6820" w:type="dxa"/>
+            <w:gridSpan w:val="5"/>
+            <w:tcBorders>
+              <w:top w:val="single" w:sz="8" w:space="0" w:color="12171D"/>
+              <w:bottom w:val="single" w:sz="4" w:space="0" w:color="BCACA7"/>
+            </w:tcBorders>
+            <w:vAlign w:val="center"/>
+          </w:tcPr>
+          <w:p>
+            <w:pPr>
+              <w:tabs>
+                <w:tab w:val="right" w:pos="6650"/>
+              </w:tabs>
+              <w:spacing w:before="0" w:after="0" w:line="250" w:lineRule="auto"/>
+              <w:jc w:val="left"/>
+            </w:pPr>
+            <w:r>
+              <w:rPr>
+                <w:rFonts w:ascii="Jost" w:hAnsi="Jost" w:eastAsia="Jost" w:cs="Jost"/>
+                <w:color w:val="12171D"/>
+                <w:spacing w:val="20"/>
+                <w:sz w:val="24"/>
+                <w:szCs w:val="24"/>
+                <w:lang w:val="en-GB"/>
+              </w:rPr>
+              <w:t xml:space="preserve">BALANCE DUE</w:t>
+            </w:r>
+            <w:r>
+              <w:tab/>
+            </w:r>
+            <w:r>
+              <w:rPr>
+                <w:rFonts w:ascii="Noto Sans Arabic" w:hAnsi="Noto Sans Arabic" w:eastAsia="Noto Sans Arabic" w:cs="Noto Sans Arabic"/>
+                <w:color w:val="12171D"/>
+                <w:sz w:val="24"/>
+                <w:szCs w:val="24"/>
+                <w:rtl w:val="1"/>
+                <w:lang w:val="ar-SA" w:bidi="ar-SA"/>
+              </w:rPr>
+              <w:t xml:space="preserve">الرصيد المستحق</w:t>
+            </w:r>
+          </w:p>
+        </w:tc>
+        <w:tc>
+          <w:tcPr>
+            <w:tcW w:w="2252" w:type="dxa"/>
+            <w:tcBorders>
+              <w:top w:val="single" w:sz="8" w:space="0" w:color="12171D"/>
+              <w:bottom w:val="single" w:sz="4" w:space="0" w:color="BCACA7"/>
+            </w:tcBorders>
+            <w:vAlign w:val="center"/>
+          </w:tcPr>
+          <w:p>
+            <w:pPr>
+              <w:spacing w:before="0" w:after="0" w:line="250" w:lineRule="auto"/>
+              <w:jc w:val="right"/>
+            </w:pPr>
+            <w:fldSimple w:instr="=B10-B11 \# &quot;#,##0.00&quot;">
+              <w:r>
+                <w:rPr>
+                  <w:rFonts w:ascii="Jost" w:hAnsi="Jost" w:eastAsia="Jost" w:cs="Jost"/>
+                  <w:color w:val="12171D"/>
+                  <w:sz w:val="24"/>
+                  <w:szCs w:val="24"/>
+                  <w:lang w:val="en-GB"/>
+                </w:rPr>
+                <w:t xml:space="preserve">0.00</w:t>
+              </w:r>
+            </w:fldSimple>
           </w:p>
         </w:tc>
       </w:tr>
@@ -1584,7 +3010,7 @@
                 <w:szCs w:val="21"/>
                 <w:lang w:val="en-GB"/>
               </w:rPr>
-              <w:t xml:space="preserve">REFERENCES</w:t>
+              <w:t xml:space="preserve">PAYMENT INSTRUCTIONS</w:t>
             </w:r>
           </w:p>
         </w:tc>
@@ -1617,7 +3043,7 @@
                 <w:rtl w:val="1"/>
                 <w:lang w:val="ar-SA" w:bidi="ar-SA"/>
               </w:rPr>
-              <w:t xml:space="preserve">المراجع</w:t>
+              <w:t xml:space="preserve">تعليمات الدفع</w:t>
             </w:r>
           </w:p>
         </w:tc>
@@ -1652,7 +3078,7 @@
                 <w:szCs w:val="16"/>
                 <w:lang w:val="en-GB"/>
               </w:rPr>
-              <w:t xml:space="preserve">PURCHASE ORDER</w:t>
+              <w:t xml:space="preserve">PAYEE</w:t>
             </w:r>
             <w:r>
               <w:tab/>
@@ -1666,7 +3092,7 @@
                 <w:rtl w:val="1"/>
                 <w:lang w:val="ar-SA" w:bidi="ar-SA"/>
               </w:rPr>
-              <w:t xml:space="preserve">أمر الشراء</w:t>
+              <w:t xml:space="preserve">المستفيد / اسم الحساب</w:t>
             </w:r>
           </w:p>
           <w:p>
@@ -1677,9 +3103,9 @@
             </w:pPr>
             <w:sdt>
               <w:sdtPr>
-                <w:alias w:val="Customer PO Number"/>
-                <w:tag w:val="field_1083"/>
-                <w:id w:val="1083"/>
+                <w:alias w:val="Payee Name"/>
+                <w:tag w:val="field_1101"/>
+                <w:id w:val="1101"/>
                 <w:text/>
               </w:sdtPr>
               <w:sdtContent>
@@ -1691,7 +3117,7 @@
                     <w:szCs w:val="18"/>
                     <w:lang w:val="en-GB"/>
                   </w:rPr>
-                  <w:t xml:space="preserve">Customer PO Number</w:t>
+                  <w:t xml:space="preserve">Payee Name</w:t>
                 </w:r>
               </w:sdtContent>
             </w:sdt>
@@ -1735,7 +3161,7 @@
                 <w:szCs w:val="16"/>
                 <w:lang w:val="en-GB"/>
               </w:rPr>
-              <w:t xml:space="preserve">RELATED QUOTATION</w:t>
+              <w:t xml:space="preserve">BANK</w:t>
             </w:r>
             <w:r>
               <w:tab/>
@@ -1749,7 +3175,7 @@
                 <w:rtl w:val="1"/>
                 <w:lang w:val="ar-SA" w:bidi="ar-SA"/>
               </w:rPr>
-              <w:t xml:space="preserve">عرض السعر المرتبط</w:t>
+              <w:t xml:space="preserve">البنك</w:t>
             </w:r>
           </w:p>
           <w:p>
@@ -1760,9 +3186,9 @@
             </w:pPr>
             <w:sdt>
               <w:sdtPr>
-                <w:alias w:val="Quotation Reference"/>
-                <w:tag w:val="field_1084"/>
-                <w:id w:val="1084"/>
+                <w:alias w:val="Bank Name"/>
+                <w:tag w:val="field_1102"/>
+                <w:id w:val="1102"/>
                 <w:text/>
               </w:sdtPr>
               <w:sdtContent>
@@ -1774,7 +3200,7 @@
                     <w:szCs w:val="18"/>
                     <w:lang w:val="en-GB"/>
                   </w:rPr>
-                  <w:t xml:space="preserve">Quotation Reference</w:t>
+                  <w:t xml:space="preserve">Bank Name</w:t>
                 </w:r>
               </w:sdtContent>
             </w:sdt>
@@ -1795,6 +3221,7 @@
           </w:tcPr>
           <w:p>
             <w:pPr>
+              <w:keepNext/>
               <w:tabs>
                 <w:tab w:val="right" w:pos="4166"/>
               </w:tabs>
@@ -1810,7 +3237,7 @@
                 <w:szCs w:val="16"/>
                 <w:lang w:val="en-GB"/>
               </w:rPr>
-              <w:t xml:space="preserve">SUPPLY DATE</w:t>
+              <w:t xml:space="preserve">ACCOUNT NUMBER</w:t>
             </w:r>
             <w:r>
               <w:tab/>
@@ -1824,19 +3251,20 @@
                 <w:rtl w:val="1"/>
                 <w:lang w:val="ar-SA" w:bidi="ar-SA"/>
               </w:rPr>
-              <w:t xml:space="preserve">تاريخ التوريد</w:t>
-            </w:r>
-          </w:p>
-          <w:p>
-            <w:pPr>
+              <w:t xml:space="preserve">رقم الحساب</w:t>
+            </w:r>
+          </w:p>
+          <w:p>
+            <w:pPr>
+              <w:keepNext/>
               <w:spacing w:before="0" w:after="0" w:line="250" w:lineRule="auto"/>
               <w:jc w:val="left"/>
             </w:pPr>
             <w:sdt>
               <w:sdtPr>
-                <w:alias w:val="Supply Date | DD/MM/YYYY (Gregorian)"/>
-                <w:tag w:val="field_1085"/>
-                <w:id w:val="1085"/>
+                <w:alias w:val="Account Number"/>
+                <w:tag w:val="field_1103"/>
+                <w:id w:val="1103"/>
                 <w:text/>
               </w:sdtPr>
               <w:sdtContent>
@@ -1848,7 +3276,7 @@
                     <w:szCs w:val="18"/>
                     <w:lang w:val="en-GB"/>
                   </w:rPr>
-                  <w:t xml:space="preserve">Supply Date (DD/MM/YYYY)</w:t>
+                  <w:t xml:space="preserve">Account Number</w:t>
                 </w:r>
               </w:sdtContent>
             </w:sdt>
@@ -1876,6 +3304,7 @@
           </w:tcPr>
           <w:p>
             <w:pPr>
+              <w:keepNext/>
               <w:tabs>
                 <w:tab w:val="right" w:pos="4166"/>
               </w:tabs>
@@ -1891,7 +3320,7 @@
                 <w:szCs w:val="16"/>
                 <w:lang w:val="en-GB"/>
               </w:rPr>
-              <w:t xml:space="preserve">CURRENCY</w:t>
+              <w:t xml:space="preserve">IBAN</w:t>
             </w:r>
             <w:r>
               <w:tab/>
@@ -1905,7 +3334,163 @@
                 <w:rtl w:val="1"/>
                 <w:lang w:val="ar-SA" w:bidi="ar-SA"/>
               </w:rPr>
-              <w:t xml:space="preserve">العملة</w:t>
+              <w:t xml:space="preserve">رقم الآيبان (IBAN)</w:t>
+            </w:r>
+          </w:p>
+          <w:p>
+            <w:pPr>
+              <w:keepNext/>
+              <w:spacing w:before="0" w:after="0" w:line="250" w:lineRule="auto"/>
+              <w:jc w:val="left"/>
+            </w:pPr>
+            <w:sdt>
+              <w:sdtPr>
+                <w:alias w:val="IBAN"/>
+                <w:tag w:val="field_1104"/>
+                <w:id w:val="1104"/>
+                <w:text/>
+              </w:sdtPr>
+              <w:sdtContent>
+                <w:r>
+                  <w:rPr>
+                    <w:rFonts w:ascii="Inter" w:hAnsi="Inter" w:eastAsia="Inter" w:cs="Inter"/>
+                    <w:color w:val="12171D"/>
+                    <w:sz w:val="18"/>
+                    <w:szCs w:val="18"/>
+                    <w:lang w:val="en-GB"/>
+                  </w:rPr>
+                  <w:t xml:space="preserve">IBAN</w:t>
+                </w:r>
+              </w:sdtContent>
+            </w:sdt>
+          </w:p>
+        </w:tc>
+      </w:tr>
+      <w:tr>
+        <w:trPr>
+          <w:cantSplit/>
+        </w:trPr>
+        <w:tc>
+          <w:tcPr>
+            <w:tcW w:w="4336" w:type="dxa"/>
+            <w:tcBorders>
+              <w:bottom w:val="single" w:sz="4" w:space="0" w:color="BCACA7"/>
+            </w:tcBorders>
+            <w:vAlign w:val="top"/>
+          </w:tcPr>
+          <w:p>
+            <w:pPr>
+              <w:tabs>
+                <w:tab w:val="right" w:pos="4166"/>
+              </w:tabs>
+              <w:spacing w:before="0" w:after="30" w:line="250" w:lineRule="auto"/>
+              <w:jc w:val="left"/>
+            </w:pPr>
+            <w:r>
+              <w:rPr>
+                <w:rFonts w:ascii="Inter" w:hAnsi="Inter" w:eastAsia="Inter" w:cs="Inter"/>
+                <w:color w:val="12171D"/>
+                <w:spacing w:val="13"/>
+                <w:sz w:val="16"/>
+                <w:szCs w:val="16"/>
+                <w:lang w:val="en-GB"/>
+              </w:rPr>
+              <w:t xml:space="preserve">PAYMENT REFERENCE</w:t>
+            </w:r>
+            <w:r>
+              <w:tab/>
+            </w:r>
+            <w:r>
+              <w:rPr>
+                <w:rFonts w:ascii="Noto Sans Arabic" w:hAnsi="Noto Sans Arabic" w:eastAsia="Noto Sans Arabic" w:cs="Noto Sans Arabic"/>
+                <w:color w:val="12171D"/>
+                <w:sz w:val="21"/>
+                <w:szCs w:val="21"/>
+                <w:rtl w:val="1"/>
+                <w:lang w:val="ar-SA" w:bidi="ar-SA"/>
+              </w:rPr>
+              <w:t xml:space="preserve">مرجع الدفع</w:t>
+            </w:r>
+          </w:p>
+          <w:p>
+            <w:pPr>
+              <w:spacing w:before="0" w:after="0" w:line="250" w:lineRule="auto"/>
+              <w:jc w:val="left"/>
+            </w:pPr>
+            <w:sdt>
+              <w:sdtPr>
+                <w:alias w:val="Payment Reference"/>
+                <w:tag w:val="field_1105"/>
+                <w:id w:val="1105"/>
+                <w:text/>
+              </w:sdtPr>
+              <w:sdtContent>
+                <w:r>
+                  <w:rPr>
+                    <w:rFonts w:ascii="Inter" w:hAnsi="Inter" w:eastAsia="Inter" w:cs="Inter"/>
+                    <w:color w:val="12171D"/>
+                    <w:sz w:val="18"/>
+                    <w:szCs w:val="18"/>
+                    <w:lang w:val="en-GB"/>
+                  </w:rPr>
+                  <w:t xml:space="preserve">Payment Reference</w:t>
+                </w:r>
+              </w:sdtContent>
+            </w:sdt>
+          </w:p>
+        </w:tc>
+        <w:tc>
+          <w:tcPr>
+            <w:tcW w:w="400" w:type="dxa"/>
+            <w:vAlign w:val="center"/>
+          </w:tcPr>
+          <w:p>
+            <w:pPr>
+              <w:spacing w:before="0" w:after="0" w:line="250" w:lineRule="auto"/>
+              <w:jc w:val="left"/>
+            </w:pPr>
+          </w:p>
+        </w:tc>
+        <w:tc>
+          <w:tcPr>
+            <w:tcW w:w="4336" w:type="dxa"/>
+            <w:tcBorders>
+              <w:bottom w:val="single" w:sz="4" w:space="0" w:color="BCACA7"/>
+            </w:tcBorders>
+            <w:vAlign w:val="top"/>
+          </w:tcPr>
+          <w:p>
+            <w:pPr>
+              <w:tabs>
+                <w:tab w:val="right" w:pos="4166"/>
+              </w:tabs>
+              <w:spacing w:before="0" w:after="30" w:line="250" w:lineRule="auto"/>
+              <w:jc w:val="left"/>
+            </w:pPr>
+            <w:r>
+              <w:rPr>
+                <w:rFonts w:ascii="Inter" w:hAnsi="Inter" w:eastAsia="Inter" w:cs="Inter"/>
+                <w:color w:val="12171D"/>
+                <w:spacing w:val="13"/>
+                <w:sz w:val="16"/>
+                <w:szCs w:val="16"/>
+                <w:lang w:val="en-GB"/>
+              </w:rPr>
+              <w:t xml:space="preserve">CONTACT</w:t>
+            </w:r>
+            <w:r>
+              <w:tab/>
+            </w:r>
+            <w:r>
+              <w:rPr>
+                <w:rFonts w:ascii="Noto Sans Arabic" w:hAnsi="Noto Sans Arabic" w:eastAsia="Noto Sans Arabic" w:cs="Noto Sans Arabic"/>
+                <w:color w:val="12171D"/>
+                <w:sz w:val="21"/>
+                <w:szCs w:val="21"/>
+                <w:rtl w:val="1"/>
+                <w:lang w:val="ar-SA" w:bidi="ar-SA"/>
+              </w:rPr>
+              <w:t xml:space="preserve">جهة التواصل</w:t>
             </w:r>
           </w:p>
           <w:p>
@@ -1921,7 +3506,7 @@
                 <w:szCs w:val="18"/>
                 <w:lang w:val="en-GB"/>
               </w:rPr>
-              <w:t xml:space="preserve">SAR</w:t>
+              <w:t xml:space="preserve">Mashal Abdulrahman, GM / Owner</w:t>
             </w:r>
           </w:p>
         </w:tc>
@@ -1949,30 +3534,25 @@
         </w:tblBorders>
         <w:tblLayout w:type="fixed"/>
         <w:tblCellMar>
-          <w:top w:w="50" w:type="dxa"/>
+          <w:top w:w="40" w:type="dxa"/>
           <w:left w:w="85" w:type="dxa"/>
-          <w:bottom w:w="60" w:type="dxa"/>
+          <w:bottom w:w="40" w:type="dxa"/>
           <w:right w:w="85" w:type="dxa"/>
         </w:tblCellMar>
         <w:tblLook w:firstRow="1" w:lastRow="0" w:firstColumn="0" w:lastColumn="0" w:noHBand="0" w:noVBand="1"/>
       </w:tblPr>
       <w:tblGrid>
-        <w:gridCol w:w="520"/>
-        <w:gridCol w:w="2400"/>
-        <w:gridCol w:w="800"/>
-        <w:gridCol w:w="850"/>
-        <w:gridCol w:w="2250"/>
-        <w:gridCol w:w="2252"/>
+        <w:gridCol w:w="5800"/>
+        <w:gridCol w:w="3272"/>
       </w:tblGrid>
       <w:tr>
         <w:trPr>
-          <w:tblHeader w:val="true"/>
           <w:cantSplit/>
         </w:trPr>
         <w:tc>
           <w:tcPr>
-            <w:tcW w:w="3720" w:type="dxa"/>
-            <w:gridSpan w:val="3"/>
+            <w:tcW w:w="5800" w:type="dxa"/>
+            <w:gridSpan w:val="1"/>
             <w:tcBorders>
               <w:top w:val="nil"/>
               <w:left w:val="nil"/>
@@ -1998,14 +3578,14 @@
                 <w:szCs w:val="21"/>
                 <w:lang w:val="en-GB"/>
               </w:rPr>
-              <w:t xml:space="preserve">ITEMS OR SERVICES</w:t>
-            </w:r>
-          </w:p>
-        </w:tc>
-        <w:tc>
-          <w:tcPr>
-            <w:tcW w:w="5352" w:type="dxa"/>
-            <w:gridSpan w:val="3"/>
+              <w:t xml:space="preserve">E-INVOICE QR</w:t>
+            </w:r>
+          </w:p>
+        </w:tc>
+        <w:tc>
+          <w:tcPr>
+            <w:tcW w:w="3272" w:type="dxa"/>
+            <w:gridSpan w:val="1"/>
             <w:tcBorders>
               <w:top w:val="nil"/>
               <w:left w:val="nil"/>
@@ -2031,289 +3611,7 @@
                 <w:rtl w:val="1"/>
                 <w:lang w:val="ar-SA" w:bidi="ar-SA"/>
               </w:rPr>
-              <w:t xml:space="preserve">البنود أو الخدمات</w:t>
-            </w:r>
-          </w:p>
-        </w:tc>
-      </w:tr>
-      <w:tr>
-        <w:trPr>
-          <w:tblHeader w:val="true"/>
-          <w:cantSplit/>
-        </w:trPr>
-        <w:tc>
-          <w:tcPr>
-            <w:tcW w:w="520" w:type="dxa"/>
-            <w:tcBorders>
-              <w:bottom w:val="single" w:sz="8" w:space="0" w:color="12171D"/>
-            </w:tcBorders>
-            <w:vAlign w:val="bottom"/>
-          </w:tcPr>
-          <w:p>
-            <w:pPr>
-              <w:keepNext/>
-              <w:spacing w:before="0" w:after="20" w:line="250" w:lineRule="auto"/>
-              <w:jc w:val="left"/>
-            </w:pPr>
-            <w:r>
-              <w:rPr>
-                <w:rFonts w:ascii="Inter" w:hAnsi="Inter" w:eastAsia="Inter" w:cs="Inter"/>
-                <w:color w:val="12171D"/>
-                <w:spacing w:val="13"/>
-                <w:sz w:val="16"/>
-                <w:szCs w:val="16"/>
-                <w:lang w:val="en-GB"/>
-              </w:rPr>
-              <w:t xml:space="preserve">NO.</w:t>
-            </w:r>
-          </w:p>
-          <w:p>
-            <w:pPr>
-              <w:keepNext/>
-              <w:bidi w:val="1"/>
-              <w:spacing w:before="0" w:after="0" w:line="250" w:lineRule="auto"/>
-              <w:jc w:val="start"/>
-            </w:pPr>
-            <w:r>
-              <w:rPr>
-                <w:rFonts w:ascii="Noto Sans Arabic" w:hAnsi="Noto Sans Arabic" w:eastAsia="Noto Sans Arabic" w:cs="Noto Sans Arabic"/>
-                <w:color w:val="12171D"/>
-                <w:sz w:val="21"/>
-                <w:szCs w:val="21"/>
-                <w:rtl w:val="1"/>
-                <w:lang w:val="ar-SA" w:bidi="ar-SA"/>
-              </w:rPr>
-              <w:t xml:space="preserve">م</w:t>
-            </w:r>
-          </w:p>
-        </w:tc>
-        <w:tc>
-          <w:tcPr>
-            <w:tcW w:w="2400" w:type="dxa"/>
-            <w:tcBorders>
-              <w:bottom w:val="single" w:sz="8" w:space="0" w:color="12171D"/>
-            </w:tcBorders>
-            <w:vAlign w:val="bottom"/>
-          </w:tcPr>
-          <w:p>
-            <w:pPr>
-              <w:keepNext/>
-              <w:spacing w:before="0" w:after="20" w:line="250" w:lineRule="auto"/>
-              <w:jc w:val="left"/>
-            </w:pPr>
-            <w:r>
-              <w:rPr>
-                <w:rFonts w:ascii="Inter" w:hAnsi="Inter" w:eastAsia="Inter" w:cs="Inter"/>
-                <w:color w:val="12171D"/>
-                <w:spacing w:val="13"/>
-                <w:sz w:val="16"/>
-                <w:szCs w:val="16"/>
-                <w:lang w:val="en-GB"/>
-              </w:rPr>
-              <w:t xml:space="preserve">ITEM / SERVICE</w:t>
-            </w:r>
-          </w:p>
-          <w:p>
-            <w:pPr>
-              <w:keepNext/>
-              <w:bidi w:val="1"/>
-              <w:spacing w:before="0" w:after="0" w:line="250" w:lineRule="auto"/>
-              <w:jc w:val="start"/>
-            </w:pPr>
-            <w:r>
-              <w:rPr>
-                <w:rFonts w:ascii="Noto Sans Arabic" w:hAnsi="Noto Sans Arabic" w:eastAsia="Noto Sans Arabic" w:cs="Noto Sans Arabic"/>
-                <w:color w:val="12171D"/>
-                <w:sz w:val="21"/>
-                <w:szCs w:val="21"/>
-                <w:rtl w:val="1"/>
-                <w:lang w:val="ar-SA" w:bidi="ar-SA"/>
-              </w:rPr>
-              <w:t xml:space="preserve">البند / الخدمة</w:t>
-            </w:r>
-          </w:p>
-        </w:tc>
-        <w:tc>
-          <w:tcPr>
-            <w:tcW w:w="800" w:type="dxa"/>
-            <w:tcBorders>
-              <w:bottom w:val="single" w:sz="8" w:space="0" w:color="12171D"/>
-            </w:tcBorders>
-            <w:vAlign w:val="bottom"/>
-          </w:tcPr>
-          <w:p>
-            <w:pPr>
-              <w:keepNext/>
-              <w:spacing w:before="0" w:after="20" w:line="250" w:lineRule="auto"/>
-              <w:jc w:val="center"/>
-            </w:pPr>
-            <w:r>
-              <w:rPr>
-                <w:rFonts w:ascii="Inter" w:hAnsi="Inter" w:eastAsia="Inter" w:cs="Inter"/>
-                <w:color w:val="12171D"/>
-                <w:spacing w:val="13"/>
-                <w:sz w:val="16"/>
-                <w:szCs w:val="16"/>
-                <w:lang w:val="en-GB"/>
-              </w:rPr>
-              <w:t xml:space="preserve">QTY</w:t>
-            </w:r>
-          </w:p>
-          <w:p>
-            <w:pPr>
-              <w:keepNext/>
-              <w:bidi w:val="1"/>
-              <w:spacing w:before="0" w:after="0" w:line="250" w:lineRule="auto"/>
-              <w:jc w:val="center"/>
-            </w:pPr>
-            <w:r>
-              <w:rPr>
-                <w:rFonts w:ascii="Noto Sans Arabic" w:hAnsi="Noto Sans Arabic" w:eastAsia="Noto Sans Arabic" w:cs="Noto Sans Arabic"/>
-                <w:color w:val="12171D"/>
-                <w:sz w:val="21"/>
-                <w:szCs w:val="21"/>
-                <w:rtl w:val="1"/>
-                <w:lang w:val="ar-SA" w:bidi="ar-SA"/>
-              </w:rPr>
-              <w:t xml:space="preserve">الكمية</w:t>
-            </w:r>
-          </w:p>
-        </w:tc>
-        <w:tc>
-          <w:tcPr>
-            <w:tcW w:w="850" w:type="dxa"/>
-            <w:tcBorders>
-              <w:bottom w:val="single" w:sz="8" w:space="0" w:color="12171D"/>
-            </w:tcBorders>
-            <w:vAlign w:val="bottom"/>
-          </w:tcPr>
-          <w:p>
-            <w:pPr>
-              <w:keepNext/>
-              <w:spacing w:before="0" w:after="20" w:line="250" w:lineRule="auto"/>
-              <w:jc w:val="center"/>
-            </w:pPr>
-            <w:r>
-              <w:rPr>
-                <w:rFonts w:ascii="Inter" w:hAnsi="Inter" w:eastAsia="Inter" w:cs="Inter"/>
-                <w:color w:val="12171D"/>
-                <w:spacing w:val="13"/>
-                <w:sz w:val="16"/>
-                <w:szCs w:val="16"/>
-                <w:lang w:val="en-GB"/>
-              </w:rPr>
-              <w:t xml:space="preserve">UNIT</w:t>
-            </w:r>
-          </w:p>
-          <w:p>
-            <w:pPr>
-              <w:keepNext/>
-              <w:bidi w:val="1"/>
-              <w:spacing w:before="0" w:after="0" w:line="250" w:lineRule="auto"/>
-              <w:jc w:val="center"/>
-            </w:pPr>
-            <w:r>
-              <w:rPr>
-                <w:rFonts w:ascii="Noto Sans Arabic" w:hAnsi="Noto Sans Arabic" w:eastAsia="Noto Sans Arabic" w:cs="Noto Sans Arabic"/>
-                <w:color w:val="12171D"/>
-                <w:sz w:val="21"/>
-                <w:szCs w:val="21"/>
-                <w:rtl w:val="1"/>
-                <w:lang w:val="ar-SA" w:bidi="ar-SA"/>
-              </w:rPr>
-              <w:t xml:space="preserve">الوحدة</w:t>
-            </w:r>
-          </w:p>
-        </w:tc>
-        <w:tc>
-          <w:tcPr>
-            <w:tcW w:w="2250" w:type="dxa"/>
-            <w:tcBorders>
-              <w:bottom w:val="single" w:sz="8" w:space="0" w:color="12171D"/>
-            </w:tcBorders>
-            <w:vAlign w:val="bottom"/>
-          </w:tcPr>
-          <w:p>
-            <w:pPr>
-              <w:keepNext/>
-              <w:spacing w:before="0" w:after="20" w:line="250" w:lineRule="auto"/>
-              <w:jc w:val="right"/>
-            </w:pPr>
-            <w:r>
-              <w:rPr>
-                <w:rFonts w:ascii="Inter" w:hAnsi="Inter" w:eastAsia="Inter" w:cs="Inter"/>
-                <w:color w:val="12171D"/>
-                <w:spacing w:val="13"/>
-                <w:sz w:val="16"/>
-                <w:szCs w:val="16"/>
-                <w:lang w:val="en-GB"/>
-              </w:rPr>
-              <w:t xml:space="preserve">UNIT PRICE (SAR)</w:t>
-            </w:r>
-          </w:p>
-          <w:p>
-            <w:pPr>
-              <w:keepNext/>
-              <w:bidi w:val="1"/>
-              <w:spacing w:before="0" w:after="0" w:line="250" w:lineRule="auto"/>
-              <w:jc w:val="start"/>
-            </w:pPr>
-            <w:r>
-              <w:rPr>
-                <w:rFonts w:ascii="Noto Sans Arabic" w:hAnsi="Noto Sans Arabic" w:eastAsia="Noto Sans Arabic" w:cs="Noto Sans Arabic"/>
-                <w:color w:val="12171D"/>
-                <w:sz w:val="21"/>
-                <w:szCs w:val="21"/>
-                <w:rtl w:val="1"/>
-                <w:lang w:val="ar-SA" w:bidi="ar-SA"/>
-              </w:rPr>
-              <w:t xml:space="preserve">سعر الوحدة</w:t>
-            </w:r>
-          </w:p>
-        </w:tc>
-        <w:tc>
-          <w:tcPr>
-            <w:tcW w:w="2252" w:type="dxa"/>
-            <w:tcBorders>
-              <w:bottom w:val="single" w:sz="8" w:space="0" w:color="12171D"/>
-            </w:tcBorders>
-            <w:vAlign w:val="bottom"/>
-          </w:tcPr>
-          <w:p>
-            <w:pPr>
-              <w:keepNext/>
-              <w:spacing w:before="0" w:after="20" w:line="250" w:lineRule="auto"/>
-              <w:jc w:val="right"/>
-            </w:pPr>
-            <w:r>
-              <w:rPr>
-                <w:rFonts w:ascii="Inter" w:hAnsi="Inter" w:eastAsia="Inter" w:cs="Inter"/>
-                <w:color w:val="12171D"/>
-                <w:spacing w:val="13"/>
-                <w:sz w:val="16"/>
-                <w:szCs w:val="16"/>
-                <w:lang w:val="en-GB"/>
-              </w:rPr>
-              <w:t xml:space="preserve">LINE TOTAL (SAR)</w:t>
-            </w:r>
-          </w:p>
-          <w:p>
-            <w:pPr>
-              <w:keepNext/>
-              <w:bidi w:val="1"/>
-              <w:spacing w:before="0" w:after="0" w:line="250" w:lineRule="auto"/>
-              <w:jc w:val="start"/>
-            </w:pPr>
-            <w:r>
-              <w:rPr>
-                <w:rFonts w:ascii="Noto Sans Arabic" w:hAnsi="Noto Sans Arabic" w:eastAsia="Noto Sans Arabic" w:cs="Noto Sans Arabic"/>
-                <w:color w:val="12171D"/>
-                <w:sz w:val="21"/>
-                <w:szCs w:val="21"/>
-                <w:rtl w:val="1"/>
-                <w:lang w:val="ar-SA" w:bidi="ar-SA"/>
-              </w:rPr>
-              <w:t xml:space="preserve">إجمالي البند</w:t>
+              <w:t xml:space="preserve">رمز الفاتورة الإلكترونية</w:t>
             </w:r>
           </w:p>
         </w:tc>
@@ -2321,20 +3619,24 @@
       <w:tr>
         <w:trPr>
           <w:cantSplit/>
+          <w:trHeight w:val="1300" w:hRule="atLeast"/>
         </w:trPr>
         <w:tc>
           <w:tcPr>
-            <w:tcW w:w="520" w:type="dxa"/>
-            <w:tcBorders>
-              <w:bottom w:val="single" w:sz="4" w:space="0" w:color="BCACA7"/>
-            </w:tcBorders>
-            <w:vAlign w:val="center"/>
-          </w:tcPr>
-          <w:p>
-            <w:pPr>
-              <w:keepNext/>
-              <w:spacing w:before="0" w:after="0" w:line="250" w:lineRule="auto"/>
-              <w:jc w:val="center"/>
+            <w:tcW w:w="9072" w:type="dxa"/>
+            <w:gridSpan w:val="2"/>
+            <w:tcBorders>
+              <w:top w:val="single" w:sz="4" w:space="0" w:color="BCACA7"/>
+              <w:left w:val="single" w:sz="4" w:space="0" w:color="BCACA7"/>
+              <w:bottom w:val="single" w:sz="4" w:space="0" w:color="BCACA7"/>
+              <w:right w:val="single" w:sz="4" w:space="0" w:color="BCACA7"/>
+            </w:tcBorders>
+            <w:vAlign w:val="top"/>
+          </w:tcPr>
+          <w:p>
+            <w:pPr>
+              <w:spacing w:before="0" w:after="40" w:line="288" w:lineRule="exact"/>
+              <w:jc w:val="left"/>
             </w:pPr>
             <w:r>
               <w:rPr>
@@ -2344,1275 +3646,8 @@
                 <w:szCs w:val="18"/>
                 <w:lang w:val="en-GB"/>
               </w:rPr>
-              <w:t xml:space="preserve">1</w:t>
-            </w:r>
-          </w:p>
-        </w:tc>
-        <w:tc>
-          <w:tcPr>
-            <w:tcW w:w="2400" w:type="dxa"/>
-            <w:tcBorders>
-              <w:bottom w:val="single" w:sz="4" w:space="0" w:color="BCACA7"/>
-            </w:tcBorders>
-            <w:vAlign w:val="center"/>
-          </w:tcPr>
-          <w:p>
-            <w:pPr>
-              <w:keepNext/>
-              <w:spacing w:before="0" w:after="0" w:line="250" w:lineRule="auto"/>
-              <w:jc w:val="left"/>
-            </w:pPr>
-            <w:sdt>
-              <w:sdtPr>
-                <w:alias w:val="Description"/>
-                <w:tag w:val="field_1086"/>
-                <w:id w:val="1086"/>
-                <w:text/>
-              </w:sdtPr>
-              <w:sdtContent>
-                <w:r>
-                  <w:rPr>
-                    <w:rFonts w:ascii="Inter" w:hAnsi="Inter" w:eastAsia="Inter" w:cs="Inter"/>
-                    <w:color w:val="12171D"/>
-                    <w:sz w:val="18"/>
-                    <w:szCs w:val="18"/>
-                    <w:lang w:val="en-GB"/>
-                  </w:rPr>
-                  <w:t xml:space="preserve">Enter Description</w:t>
-                </w:r>
-              </w:sdtContent>
-            </w:sdt>
-          </w:p>
-        </w:tc>
-        <w:tc>
-          <w:tcPr>
-            <w:tcW w:w="800" w:type="dxa"/>
-            <w:tcBorders>
-              <w:bottom w:val="single" w:sz="4" w:space="0" w:color="BCACA7"/>
-            </w:tcBorders>
-            <w:vAlign w:val="center"/>
-          </w:tcPr>
-          <w:p>
-            <w:pPr>
-              <w:keepNext/>
-              <w:spacing w:before="0" w:after="0" w:line="250" w:lineRule="auto"/>
-              <w:jc w:val="center"/>
-            </w:pPr>
-            <w:sdt>
-              <w:sdtPr>
-                <w:alias w:val="Qty"/>
-                <w:tag w:val="field_1087"/>
-                <w:id w:val="1087"/>
-                <w:text/>
-              </w:sdtPr>
-              <w:sdtContent>
-                <w:r>
-                  <w:rPr>
-                    <w:rFonts w:ascii="Inter" w:hAnsi="Inter" w:eastAsia="Inter" w:cs="Inter"/>
-                    <w:color w:val="12171D"/>
-                    <w:sz w:val="18"/>
-                    <w:szCs w:val="18"/>
-                    <w:lang w:val="en-GB"/>
-                  </w:rPr>
-                  <w:t xml:space="preserve">0</w:t>
-                </w:r>
-              </w:sdtContent>
-            </w:sdt>
-          </w:p>
-        </w:tc>
-        <w:tc>
-          <w:tcPr>
-            <w:tcW w:w="850" w:type="dxa"/>
-            <w:tcBorders>
-              <w:bottom w:val="single" w:sz="4" w:space="0" w:color="BCACA7"/>
-            </w:tcBorders>
-            <w:vAlign w:val="center"/>
-          </w:tcPr>
-          <w:p>
-            <w:pPr>
-              <w:keepNext/>
-              <w:spacing w:before="0" w:after="0" w:line="250" w:lineRule="auto"/>
-              <w:jc w:val="center"/>
-            </w:pPr>
-            <w:sdt>
-              <w:sdtPr>
-                <w:alias w:val="Unit"/>
-                <w:tag w:val="field_1088"/>
-                <w:id w:val="1088"/>
-                <w:text/>
-              </w:sdtPr>
-              <w:sdtContent>
-                <w:r>
-                  <w:rPr>
-                    <w:rFonts w:ascii="Inter" w:hAnsi="Inter" w:eastAsia="Inter" w:cs="Inter"/>
-                    <w:color w:val="12171D"/>
-                    <w:sz w:val="18"/>
-                    <w:szCs w:val="18"/>
-                    <w:lang w:val="en-GB"/>
-                  </w:rPr>
-                  <w:t xml:space="preserve">Unit</w:t>
-                </w:r>
-              </w:sdtContent>
-            </w:sdt>
-          </w:p>
-        </w:tc>
-        <w:tc>
-          <w:tcPr>
-            <w:tcW w:w="2250" w:type="dxa"/>
-            <w:tcBorders>
-              <w:bottom w:val="single" w:sz="4" w:space="0" w:color="BCACA7"/>
-            </w:tcBorders>
-            <w:vAlign w:val="center"/>
-          </w:tcPr>
-          <w:p>
-            <w:pPr>
-              <w:keepNext/>
-              <w:spacing w:before="0" w:after="0" w:line="250" w:lineRule="auto"/>
-              <w:jc w:val="right"/>
-            </w:pPr>
-            <w:sdt>
-              <w:sdtPr>
-                <w:alias w:val="Unit Price"/>
-                <w:tag w:val="field_1089"/>
-                <w:id w:val="1089"/>
-                <w:text/>
-              </w:sdtPr>
-              <w:sdtContent>
-                <w:r>
-                  <w:rPr>
-                    <w:rFonts w:ascii="Inter" w:hAnsi="Inter" w:eastAsia="Inter" w:cs="Inter"/>
-                    <w:color w:val="12171D"/>
-                    <w:sz w:val="18"/>
-                    <w:szCs w:val="18"/>
-                    <w:lang w:val="en-GB"/>
-                  </w:rPr>
-                  <w:t xml:space="preserve">0.00</w:t>
-                </w:r>
-              </w:sdtContent>
-            </w:sdt>
-          </w:p>
-        </w:tc>
-        <w:tc>
-          <w:tcPr>
-            <w:tcW w:w="2252" w:type="dxa"/>
-            <w:tcBorders>
-              <w:bottom w:val="single" w:sz="4" w:space="0" w:color="BCACA7"/>
-            </w:tcBorders>
-            <w:vAlign w:val="center"/>
-          </w:tcPr>
-          <w:p>
-            <w:pPr>
-              <w:keepNext/>
-              <w:spacing w:before="0" w:after="0" w:line="250" w:lineRule="auto"/>
-              <w:jc w:val="right"/>
-            </w:pPr>
-            <w:fldSimple w:instr="=C3*E3 \# &quot;#,##0.00&quot;">
-              <w:r>
-                <w:rPr>
-                  <w:rFonts w:ascii="Inter" w:hAnsi="Inter" w:eastAsia="Inter" w:cs="Inter"/>
-                  <w:color w:val="12171D"/>
-                  <w:sz w:val="18"/>
-                  <w:szCs w:val="18"/>
-                  <w:lang w:val="en-GB"/>
-                </w:rPr>
-                <w:t xml:space="preserve">0.00</w:t>
-              </w:r>
-            </w:fldSimple>
-          </w:p>
-        </w:tc>
-      </w:tr>
-      <w:tr>
-        <w:trPr>
-          <w:cantSplit/>
-        </w:trPr>
-        <w:tc>
-          <w:tcPr>
-            <w:tcW w:w="520" w:type="dxa"/>
-            <w:tcBorders>
-              <w:bottom w:val="single" w:sz="4" w:space="0" w:color="BCACA7"/>
-            </w:tcBorders>
-            <w:vAlign w:val="center"/>
-          </w:tcPr>
-          <w:p>
-            <w:pPr>
-              <w:keepNext/>
-              <w:spacing w:before="0" w:after="0" w:line="250" w:lineRule="auto"/>
-              <w:jc w:val="center"/>
-            </w:pPr>
-            <w:r>
-              <w:rPr>
-                <w:rFonts w:ascii="Inter" w:hAnsi="Inter" w:eastAsia="Inter" w:cs="Inter"/>
-                <w:color w:val="12171D"/>
-                <w:sz w:val="18"/>
-                <w:szCs w:val="18"/>
-                <w:lang w:val="en-GB"/>
-              </w:rPr>
-              <w:t xml:space="preserve">2</w:t>
-            </w:r>
-          </w:p>
-        </w:tc>
-        <w:tc>
-          <w:tcPr>
-            <w:tcW w:w="2400" w:type="dxa"/>
-            <w:tcBorders>
-              <w:bottom w:val="single" w:sz="4" w:space="0" w:color="BCACA7"/>
-            </w:tcBorders>
-            <w:vAlign w:val="center"/>
-          </w:tcPr>
-          <w:p>
-            <w:pPr>
-              <w:keepNext/>
-              <w:spacing w:before="0" w:after="0" w:line="250" w:lineRule="auto"/>
-              <w:jc w:val="left"/>
-            </w:pPr>
-            <w:sdt>
-              <w:sdtPr>
-                <w:alias w:val="Description"/>
-                <w:tag w:val="field_1090"/>
-                <w:id w:val="1090"/>
-                <w:text/>
-              </w:sdtPr>
-              <w:sdtContent>
-                <w:r>
-                  <w:rPr>
-                    <w:rFonts w:ascii="Inter" w:hAnsi="Inter" w:eastAsia="Inter" w:cs="Inter"/>
-                    <w:color w:val="12171D"/>
-                    <w:sz w:val="18"/>
-                    <w:szCs w:val="18"/>
-                    <w:lang w:val="en-GB"/>
-                  </w:rPr>
-                  <w:t xml:space="preserve">Enter Description</w:t>
-                </w:r>
-              </w:sdtContent>
-            </w:sdt>
-          </w:p>
-        </w:tc>
-        <w:tc>
-          <w:tcPr>
-            <w:tcW w:w="800" w:type="dxa"/>
-            <w:tcBorders>
-              <w:bottom w:val="single" w:sz="4" w:space="0" w:color="BCACA7"/>
-            </w:tcBorders>
-            <w:vAlign w:val="center"/>
-          </w:tcPr>
-          <w:p>
-            <w:pPr>
-              <w:keepNext/>
-              <w:spacing w:before="0" w:after="0" w:line="250" w:lineRule="auto"/>
-              <w:jc w:val="center"/>
-            </w:pPr>
-            <w:sdt>
-              <w:sdtPr>
-                <w:alias w:val="Qty"/>
-                <w:tag w:val="field_1091"/>
-                <w:id w:val="1091"/>
-                <w:text/>
-              </w:sdtPr>
-              <w:sdtContent>
-                <w:r>
-                  <w:rPr>
-                    <w:rFonts w:ascii="Inter" w:hAnsi="Inter" w:eastAsia="Inter" w:cs="Inter"/>
-                    <w:color w:val="12171D"/>
-                    <w:sz w:val="18"/>
-                    <w:szCs w:val="18"/>
-                    <w:lang w:val="en-GB"/>
-                  </w:rPr>
-                  <w:t xml:space="preserve">0</w:t>
-                </w:r>
-              </w:sdtContent>
-            </w:sdt>
-          </w:p>
-        </w:tc>
-        <w:tc>
-          <w:tcPr>
-            <w:tcW w:w="850" w:type="dxa"/>
-            <w:tcBorders>
-              <w:bottom w:val="single" w:sz="4" w:space="0" w:color="BCACA7"/>
-            </w:tcBorders>
-            <w:vAlign w:val="center"/>
-          </w:tcPr>
-          <w:p>
-            <w:pPr>
-              <w:keepNext/>
-              <w:spacing w:before="0" w:after="0" w:line="250" w:lineRule="auto"/>
-              <w:jc w:val="center"/>
-            </w:pPr>
-            <w:sdt>
-              <w:sdtPr>
-                <w:alias w:val="Unit"/>
-                <w:tag w:val="field_1092"/>
-                <w:id w:val="1092"/>
-                <w:text/>
-              </w:sdtPr>
-              <w:sdtContent>
-                <w:r>
-                  <w:rPr>
-                    <w:rFonts w:ascii="Inter" w:hAnsi="Inter" w:eastAsia="Inter" w:cs="Inter"/>
-                    <w:color w:val="12171D"/>
-                    <w:sz w:val="18"/>
-                    <w:szCs w:val="18"/>
-                    <w:lang w:val="en-GB"/>
-                  </w:rPr>
-                  <w:t xml:space="preserve">Unit</w:t>
-                </w:r>
-              </w:sdtContent>
-            </w:sdt>
-          </w:p>
-        </w:tc>
-        <w:tc>
-          <w:tcPr>
-            <w:tcW w:w="2250" w:type="dxa"/>
-            <w:tcBorders>
-              <w:bottom w:val="single" w:sz="4" w:space="0" w:color="BCACA7"/>
-            </w:tcBorders>
-            <w:vAlign w:val="center"/>
-          </w:tcPr>
-          <w:p>
-            <w:pPr>
-              <w:keepNext/>
-              <w:spacing w:before="0" w:after="0" w:line="250" w:lineRule="auto"/>
-              <w:jc w:val="right"/>
-            </w:pPr>
-            <w:sdt>
-              <w:sdtPr>
-                <w:alias w:val="Unit Price"/>
-                <w:tag w:val="field_1093"/>
-                <w:id w:val="1093"/>
-                <w:text/>
-              </w:sdtPr>
-              <w:sdtContent>
-                <w:r>
-                  <w:rPr>
-                    <w:rFonts w:ascii="Inter" w:hAnsi="Inter" w:eastAsia="Inter" w:cs="Inter"/>
-                    <w:color w:val="12171D"/>
-                    <w:sz w:val="18"/>
-                    <w:szCs w:val="18"/>
-                    <w:lang w:val="en-GB"/>
-                  </w:rPr>
-                  <w:t xml:space="preserve">0.00</w:t>
-                </w:r>
-              </w:sdtContent>
-            </w:sdt>
-          </w:p>
-        </w:tc>
-        <w:tc>
-          <w:tcPr>
-            <w:tcW w:w="2252" w:type="dxa"/>
-            <w:tcBorders>
-              <w:bottom w:val="single" w:sz="4" w:space="0" w:color="BCACA7"/>
-            </w:tcBorders>
-            <w:vAlign w:val="center"/>
-          </w:tcPr>
-          <w:p>
-            <w:pPr>
-              <w:keepNext/>
-              <w:spacing w:before="0" w:after="0" w:line="250" w:lineRule="auto"/>
-              <w:jc w:val="right"/>
-            </w:pPr>
-            <w:fldSimple w:instr="=C4*E4 \# &quot;#,##0.00&quot;">
-              <w:r>
-                <w:rPr>
-                  <w:rFonts w:ascii="Inter" w:hAnsi="Inter" w:eastAsia="Inter" w:cs="Inter"/>
-                  <w:color w:val="12171D"/>
-                  <w:sz w:val="18"/>
-                  <w:szCs w:val="18"/>
-                  <w:lang w:val="en-GB"/>
-                </w:rPr>
-                <w:t xml:space="preserve">0.00</w:t>
-              </w:r>
-            </w:fldSimple>
-          </w:p>
-        </w:tc>
-      </w:tr>
-      <w:tr>
-        <w:trPr>
-          <w:cantSplit/>
-        </w:trPr>
-        <w:tc>
-          <w:tcPr>
-            <w:tcW w:w="520" w:type="dxa"/>
-            <w:tcBorders>
-              <w:bottom w:val="single" w:sz="4" w:space="0" w:color="BCACA7"/>
-            </w:tcBorders>
-            <w:vAlign w:val="center"/>
-          </w:tcPr>
-          <w:p>
-            <w:pPr>
-              <w:keepNext/>
-              <w:spacing w:before="0" w:after="0" w:line="250" w:lineRule="auto"/>
-              <w:jc w:val="center"/>
-            </w:pPr>
-            <w:r>
-              <w:rPr>
-                <w:rFonts w:ascii="Inter" w:hAnsi="Inter" w:eastAsia="Inter" w:cs="Inter"/>
-                <w:color w:val="12171D"/>
-                <w:sz w:val="18"/>
-                <w:szCs w:val="18"/>
-                <w:lang w:val="en-GB"/>
-              </w:rPr>
-              <w:t xml:space="preserve">3</w:t>
-            </w:r>
-          </w:p>
-        </w:tc>
-        <w:tc>
-          <w:tcPr>
-            <w:tcW w:w="2400" w:type="dxa"/>
-            <w:tcBorders>
-              <w:bottom w:val="single" w:sz="4" w:space="0" w:color="BCACA7"/>
-            </w:tcBorders>
-            <w:vAlign w:val="center"/>
-          </w:tcPr>
-          <w:p>
-            <w:pPr>
-              <w:keepNext/>
-              <w:spacing w:before="0" w:after="0" w:line="250" w:lineRule="auto"/>
-              <w:jc w:val="left"/>
-            </w:pPr>
-            <w:sdt>
-              <w:sdtPr>
-                <w:alias w:val="Description"/>
-                <w:tag w:val="field_1094"/>
-                <w:id w:val="1094"/>
-                <w:text/>
-              </w:sdtPr>
-              <w:sdtContent>
-                <w:r>
-                  <w:rPr>
-                    <w:rFonts w:ascii="Inter" w:hAnsi="Inter" w:eastAsia="Inter" w:cs="Inter"/>
-                    <w:color w:val="12171D"/>
-                    <w:sz w:val="18"/>
-                    <w:szCs w:val="18"/>
-                    <w:lang w:val="en-GB"/>
-                  </w:rPr>
-                  <w:t xml:space="preserve">Enter Description</w:t>
-                </w:r>
-              </w:sdtContent>
-            </w:sdt>
-          </w:p>
-        </w:tc>
-        <w:tc>
-          <w:tcPr>
-            <w:tcW w:w="800" w:type="dxa"/>
-            <w:tcBorders>
-              <w:bottom w:val="single" w:sz="4" w:space="0" w:color="BCACA7"/>
-            </w:tcBorders>
-            <w:vAlign w:val="center"/>
-          </w:tcPr>
-          <w:p>
-            <w:pPr>
-              <w:keepNext/>
-              <w:spacing w:before="0" w:after="0" w:line="250" w:lineRule="auto"/>
-              <w:jc w:val="center"/>
-            </w:pPr>
-            <w:sdt>
-              <w:sdtPr>
-                <w:alias w:val="Qty"/>
-                <w:tag w:val="field_1095"/>
-                <w:id w:val="1095"/>
-                <w:text/>
-              </w:sdtPr>
-              <w:sdtContent>
-                <w:r>
-                  <w:rPr>
-                    <w:rFonts w:ascii="Inter" w:hAnsi="Inter" w:eastAsia="Inter" w:cs="Inter"/>
-                    <w:color w:val="12171D"/>
-                    <w:sz w:val="18"/>
-                    <w:szCs w:val="18"/>
-                    <w:lang w:val="en-GB"/>
-                  </w:rPr>
-                  <w:t xml:space="preserve">0</w:t>
-                </w:r>
-              </w:sdtContent>
-            </w:sdt>
-          </w:p>
-        </w:tc>
-        <w:tc>
-          <w:tcPr>
-            <w:tcW w:w="850" w:type="dxa"/>
-            <w:tcBorders>
-              <w:bottom w:val="single" w:sz="4" w:space="0" w:color="BCACA7"/>
-            </w:tcBorders>
-            <w:vAlign w:val="center"/>
-          </w:tcPr>
-          <w:p>
-            <w:pPr>
-              <w:keepNext/>
-              <w:spacing w:before="0" w:after="0" w:line="250" w:lineRule="auto"/>
-              <w:jc w:val="center"/>
-            </w:pPr>
-            <w:sdt>
-              <w:sdtPr>
-                <w:alias w:val="Unit"/>
-                <w:tag w:val="field_1096"/>
-                <w:id w:val="1096"/>
-                <w:text/>
-              </w:sdtPr>
-              <w:sdtContent>
-                <w:r>
-                  <w:rPr>
-                    <w:rFonts w:ascii="Inter" w:hAnsi="Inter" w:eastAsia="Inter" w:cs="Inter"/>
-                    <w:color w:val="12171D"/>
-                    <w:sz w:val="18"/>
-                    <w:szCs w:val="18"/>
-                    <w:lang w:val="en-GB"/>
-                  </w:rPr>
-                  <w:t xml:space="preserve">Unit</w:t>
-                </w:r>
-              </w:sdtContent>
-            </w:sdt>
-          </w:p>
-        </w:tc>
-        <w:tc>
-          <w:tcPr>
-            <w:tcW w:w="2250" w:type="dxa"/>
-            <w:tcBorders>
-              <w:bottom w:val="single" w:sz="4" w:space="0" w:color="BCACA7"/>
-            </w:tcBorders>
-            <w:vAlign w:val="center"/>
-          </w:tcPr>
-          <w:p>
-            <w:pPr>
-              <w:keepNext/>
-              <w:spacing w:before="0" w:after="0" w:line="250" w:lineRule="auto"/>
-              <w:jc w:val="right"/>
-            </w:pPr>
-            <w:sdt>
-              <w:sdtPr>
-                <w:alias w:val="Unit Price"/>
-                <w:tag w:val="field_1097"/>
-                <w:id w:val="1097"/>
-                <w:text/>
-              </w:sdtPr>
-              <w:sdtContent>
-                <w:r>
-                  <w:rPr>
-                    <w:rFonts w:ascii="Inter" w:hAnsi="Inter" w:eastAsia="Inter" w:cs="Inter"/>
-                    <w:color w:val="12171D"/>
-                    <w:sz w:val="18"/>
-                    <w:szCs w:val="18"/>
-                    <w:lang w:val="en-GB"/>
-                  </w:rPr>
-                  <w:t xml:space="preserve">0.00</w:t>
-                </w:r>
-              </w:sdtContent>
-            </w:sdt>
-          </w:p>
-        </w:tc>
-        <w:tc>
-          <w:tcPr>
-            <w:tcW w:w="2252" w:type="dxa"/>
-            <w:tcBorders>
-              <w:bottom w:val="single" w:sz="4" w:space="0" w:color="BCACA7"/>
-            </w:tcBorders>
-            <w:vAlign w:val="center"/>
-          </w:tcPr>
-          <w:p>
-            <w:pPr>
-              <w:keepNext/>
-              <w:spacing w:before="0" w:after="0" w:line="250" w:lineRule="auto"/>
-              <w:jc w:val="right"/>
-            </w:pPr>
-            <w:fldSimple w:instr="=C5*E5 \# &quot;#,##0.00&quot;">
-              <w:r>
-                <w:rPr>
-                  <w:rFonts w:ascii="Inter" w:hAnsi="Inter" w:eastAsia="Inter" w:cs="Inter"/>
-                  <w:color w:val="12171D"/>
-                  <w:sz w:val="18"/>
-                  <w:szCs w:val="18"/>
-                  <w:lang w:val="en-GB"/>
-                </w:rPr>
-                <w:t xml:space="preserve">0.00</w:t>
-              </w:r>
-            </w:fldSimple>
-          </w:p>
-        </w:tc>
-      </w:tr>
-      <w:tr>
-        <w:trPr>
-          <w:cantSplit/>
-        </w:trPr>
-        <w:tc>
-          <w:tcPr>
-            <w:tcW w:w="520" w:type="dxa"/>
-            <w:tcBorders>
-              <w:bottom w:val="single" w:sz="4" w:space="0" w:color="BCACA7"/>
-            </w:tcBorders>
-            <w:vAlign w:val="center"/>
-          </w:tcPr>
-          <w:p>
-            <w:pPr>
-              <w:keepNext/>
-              <w:spacing w:before="0" w:after="0" w:line="250" w:lineRule="auto"/>
-              <w:jc w:val="center"/>
-            </w:pPr>
-            <w:r>
-              <w:rPr>
-                <w:rFonts w:ascii="Inter" w:hAnsi="Inter" w:eastAsia="Inter" w:cs="Inter"/>
-                <w:color w:val="12171D"/>
-                <w:sz w:val="18"/>
-                <w:szCs w:val="18"/>
-                <w:lang w:val="en-GB"/>
-              </w:rPr>
-              <w:t xml:space="preserve">4</w:t>
-            </w:r>
-          </w:p>
-        </w:tc>
-        <w:tc>
-          <w:tcPr>
-            <w:tcW w:w="2400" w:type="dxa"/>
-            <w:tcBorders>
-              <w:bottom w:val="single" w:sz="4" w:space="0" w:color="BCACA7"/>
-            </w:tcBorders>
-            <w:vAlign w:val="center"/>
-          </w:tcPr>
-          <w:p>
-            <w:pPr>
-              <w:keepNext/>
-              <w:spacing w:before="0" w:after="0" w:line="250" w:lineRule="auto"/>
-              <w:jc w:val="left"/>
-            </w:pPr>
-            <w:sdt>
-              <w:sdtPr>
-                <w:alias w:val="Description"/>
-                <w:tag w:val="field_1098"/>
-                <w:id w:val="1098"/>
-                <w:text/>
-              </w:sdtPr>
-              <w:sdtContent>
-                <w:r>
-                  <w:rPr>
-                    <w:rFonts w:ascii="Inter" w:hAnsi="Inter" w:eastAsia="Inter" w:cs="Inter"/>
-                    <w:color w:val="12171D"/>
-                    <w:sz w:val="18"/>
-                    <w:szCs w:val="18"/>
-                    <w:lang w:val="en-GB"/>
-                  </w:rPr>
-                  <w:t xml:space="preserve">Enter Description</w:t>
-                </w:r>
-              </w:sdtContent>
-            </w:sdt>
-          </w:p>
-        </w:tc>
-        <w:tc>
-          <w:tcPr>
-            <w:tcW w:w="800" w:type="dxa"/>
-            <w:tcBorders>
-              <w:bottom w:val="single" w:sz="4" w:space="0" w:color="BCACA7"/>
-            </w:tcBorders>
-            <w:vAlign w:val="center"/>
-          </w:tcPr>
-          <w:p>
-            <w:pPr>
-              <w:keepNext/>
-              <w:spacing w:before="0" w:after="0" w:line="250" w:lineRule="auto"/>
-              <w:jc w:val="center"/>
-            </w:pPr>
-            <w:sdt>
-              <w:sdtPr>
-                <w:alias w:val="Qty"/>
-                <w:tag w:val="field_1099"/>
-                <w:id w:val="1099"/>
-                <w:text/>
-              </w:sdtPr>
-              <w:sdtContent>
-                <w:r>
-                  <w:rPr>
-                    <w:rFonts w:ascii="Inter" w:hAnsi="Inter" w:eastAsia="Inter" w:cs="Inter"/>
-                    <w:color w:val="12171D"/>
-                    <w:sz w:val="18"/>
-                    <w:szCs w:val="18"/>
-                    <w:lang w:val="en-GB"/>
-                  </w:rPr>
-                  <w:t xml:space="preserve">0</w:t>
-                </w:r>
-              </w:sdtContent>
-            </w:sdt>
-          </w:p>
-        </w:tc>
-        <w:tc>
-          <w:tcPr>
-            <w:tcW w:w="850" w:type="dxa"/>
-            <w:tcBorders>
-              <w:bottom w:val="single" w:sz="4" w:space="0" w:color="BCACA7"/>
-            </w:tcBorders>
-            <w:vAlign w:val="center"/>
-          </w:tcPr>
-          <w:p>
-            <w:pPr>
-              <w:keepNext/>
-              <w:spacing w:before="0" w:after="0" w:line="250" w:lineRule="auto"/>
-              <w:jc w:val="center"/>
-            </w:pPr>
-            <w:sdt>
-              <w:sdtPr>
-                <w:alias w:val="Unit"/>
-                <w:tag w:val="field_1100"/>
-                <w:id w:val="1100"/>
-                <w:text/>
-              </w:sdtPr>
-              <w:sdtContent>
-                <w:r>
-                  <w:rPr>
-                    <w:rFonts w:ascii="Inter" w:hAnsi="Inter" w:eastAsia="Inter" w:cs="Inter"/>
-                    <w:color w:val="12171D"/>
-                    <w:sz w:val="18"/>
-                    <w:szCs w:val="18"/>
-                    <w:lang w:val="en-GB"/>
-                  </w:rPr>
-                  <w:t xml:space="preserve">Unit</w:t>
-                </w:r>
-              </w:sdtContent>
-            </w:sdt>
-          </w:p>
-        </w:tc>
-        <w:tc>
-          <w:tcPr>
-            <w:tcW w:w="2250" w:type="dxa"/>
-            <w:tcBorders>
-              <w:bottom w:val="single" w:sz="4" w:space="0" w:color="BCACA7"/>
-            </w:tcBorders>
-            <w:vAlign w:val="center"/>
-          </w:tcPr>
-          <w:p>
-            <w:pPr>
-              <w:keepNext/>
-              <w:spacing w:before="0" w:after="0" w:line="250" w:lineRule="auto"/>
-              <w:jc w:val="right"/>
-            </w:pPr>
-            <w:sdt>
-              <w:sdtPr>
-                <w:alias w:val="Unit Price"/>
-                <w:tag w:val="field_1101"/>
-                <w:id w:val="1101"/>
-                <w:text/>
-              </w:sdtPr>
-              <w:sdtContent>
-                <w:r>
-                  <w:rPr>
-                    <w:rFonts w:ascii="Inter" w:hAnsi="Inter" w:eastAsia="Inter" w:cs="Inter"/>
-                    <w:color w:val="12171D"/>
-                    <w:sz w:val="18"/>
-                    <w:szCs w:val="18"/>
-                    <w:lang w:val="en-GB"/>
-                  </w:rPr>
-                  <w:t xml:space="preserve">0.00</w:t>
-                </w:r>
-              </w:sdtContent>
-            </w:sdt>
-          </w:p>
-        </w:tc>
-        <w:tc>
-          <w:tcPr>
-            <w:tcW w:w="2252" w:type="dxa"/>
-            <w:tcBorders>
-              <w:bottom w:val="single" w:sz="4" w:space="0" w:color="BCACA7"/>
-            </w:tcBorders>
-            <w:vAlign w:val="center"/>
-          </w:tcPr>
-          <w:p>
-            <w:pPr>
-              <w:keepNext/>
-              <w:spacing w:before="0" w:after="0" w:line="250" w:lineRule="auto"/>
-              <w:jc w:val="right"/>
-            </w:pPr>
-            <w:fldSimple w:instr="=C6*E6 \# &quot;#,##0.00&quot;">
-              <w:r>
-                <w:rPr>
-                  <w:rFonts w:ascii="Inter" w:hAnsi="Inter" w:eastAsia="Inter" w:cs="Inter"/>
-                  <w:color w:val="12171D"/>
-                  <w:sz w:val="18"/>
-                  <w:szCs w:val="18"/>
-                  <w:lang w:val="en-GB"/>
-                </w:rPr>
-                <w:t xml:space="preserve">0.00</w:t>
-              </w:r>
-            </w:fldSimple>
-          </w:p>
-        </w:tc>
-      </w:tr>
-      <w:tr>
-        <w:trPr>
-          <w:cantSplit/>
-        </w:trPr>
-        <w:tc>
-          <w:tcPr>
-            <w:tcW w:w="6820" w:type="dxa"/>
-            <w:gridSpan w:val="5"/>
-            <w:tcBorders>
-              <w:bottom w:val="single" w:sz="4" w:space="0" w:color="BCACA7"/>
-            </w:tcBorders>
-            <w:vAlign w:val="center"/>
-          </w:tcPr>
-          <w:p>
-            <w:pPr>
-              <w:keepNext/>
-              <w:tabs>
-                <w:tab w:val="right" w:pos="6650"/>
-              </w:tabs>
-              <w:spacing w:before="0" w:after="0" w:line="250" w:lineRule="auto"/>
-              <w:jc w:val="left"/>
-            </w:pPr>
-            <w:r>
-              <w:rPr>
-                <w:rFonts w:ascii="Inter" w:hAnsi="Inter" w:eastAsia="Inter" w:cs="Inter"/>
-                <w:color w:val="12171D"/>
-                <w:spacing w:val="13"/>
-                <w:sz w:val="16"/>
-                <w:szCs w:val="16"/>
-                <w:lang w:val="en-GB"/>
-              </w:rPr>
-              <w:t xml:space="preserve">SUBTOTAL</w:t>
-            </w:r>
-            <w:r>
-              <w:tab/>
-            </w:r>
-            <w:r>
-              <w:rPr>
-                <w:rFonts w:ascii="Noto Sans Arabic" w:hAnsi="Noto Sans Arabic" w:eastAsia="Noto Sans Arabic" w:cs="Noto Sans Arabic"/>
-                <w:color w:val="12171D"/>
-                <w:sz w:val="21"/>
-                <w:szCs w:val="21"/>
-                <w:rtl w:val="1"/>
-                <w:lang w:val="ar-SA" w:bidi="ar-SA"/>
-              </w:rPr>
-              <w:t xml:space="preserve">المجموع الفرعي</w:t>
-            </w:r>
-          </w:p>
-        </w:tc>
-        <w:tc>
-          <w:tcPr>
-            <w:tcW w:w="2252" w:type="dxa"/>
-            <w:tcBorders>
-              <w:bottom w:val="single" w:sz="4" w:space="0" w:color="BCACA7"/>
-            </w:tcBorders>
-            <w:vAlign w:val="center"/>
-          </w:tcPr>
-          <w:p>
-            <w:pPr>
-              <w:keepNext/>
-              <w:spacing w:before="0" w:after="0" w:line="250" w:lineRule="auto"/>
-              <w:jc w:val="right"/>
-            </w:pPr>
-            <w:fldSimple w:instr="=SUM(F3:F6) \# &quot;#,##0.00&quot;">
-              <w:r>
-                <w:rPr>
-                  <w:rFonts w:ascii="Inter" w:hAnsi="Inter" w:eastAsia="Inter" w:cs="Inter"/>
-                  <w:color w:val="12171D"/>
-                  <w:sz w:val="18"/>
-                  <w:szCs w:val="18"/>
-                  <w:lang w:val="en-GB"/>
-                </w:rPr>
-                <w:t xml:space="preserve">0.00</w:t>
-              </w:r>
-            </w:fldSimple>
-          </w:p>
-        </w:tc>
-      </w:tr>
-      <w:tr>
-        <w:trPr>
-          <w:cantSplit/>
-        </w:trPr>
-        <w:tc>
-          <w:tcPr>
-            <w:tcW w:w="6820" w:type="dxa"/>
-            <w:gridSpan w:val="5"/>
-            <w:tcBorders>
-              <w:bottom w:val="single" w:sz="4" w:space="0" w:color="BCACA7"/>
-            </w:tcBorders>
-            <w:vAlign w:val="center"/>
-          </w:tcPr>
-          <w:p>
-            <w:pPr>
-              <w:keepNext/>
-              <w:tabs>
-                <w:tab w:val="right" w:pos="6650"/>
-              </w:tabs>
-              <w:spacing w:before="0" w:after="0" w:line="250" w:lineRule="auto"/>
-              <w:jc w:val="left"/>
-            </w:pPr>
-            <w:r>
-              <w:rPr>
-                <w:rFonts w:ascii="Inter" w:hAnsi="Inter" w:eastAsia="Inter" w:cs="Inter"/>
-                <w:color w:val="12171D"/>
-                <w:spacing w:val="13"/>
-                <w:sz w:val="16"/>
-                <w:szCs w:val="16"/>
-                <w:lang w:val="en-GB"/>
-              </w:rPr>
-              <w:t xml:space="preserve">VAT RATE (%)</w:t>
-            </w:r>
-            <w:r>
-              <w:tab/>
-            </w:r>
-            <w:r>
-              <w:rPr>
-                <w:rFonts w:ascii="Noto Sans Arabic" w:hAnsi="Noto Sans Arabic" w:eastAsia="Noto Sans Arabic" w:cs="Noto Sans Arabic"/>
-                <w:color w:val="12171D"/>
-                <w:sz w:val="21"/>
-                <w:szCs w:val="21"/>
-                <w:rtl w:val="1"/>
-                <w:lang w:val="ar-SA" w:bidi="ar-SA"/>
-              </w:rPr>
-              <w:t xml:space="preserve">نسبة ضريبة القيمة المضافة</w:t>
-            </w:r>
-          </w:p>
-        </w:tc>
-        <w:tc>
-          <w:tcPr>
-            <w:tcW w:w="2252" w:type="dxa"/>
-            <w:tcBorders>
-              <w:bottom w:val="single" w:sz="4" w:space="0" w:color="BCACA7"/>
-            </w:tcBorders>
-            <w:vAlign w:val="center"/>
-          </w:tcPr>
-          <w:p>
-            <w:pPr>
-              <w:keepNext/>
-              <w:spacing w:before="0" w:after="0" w:line="250" w:lineRule="auto"/>
-              <w:jc w:val="right"/>
-            </w:pPr>
-            <w:sdt>
-              <w:sdtPr>
-                <w:alias w:val="VAT Rate"/>
-                <w:tag w:val="field_1102"/>
-                <w:id w:val="1102"/>
-                <w:text/>
-              </w:sdtPr>
-              <w:sdtContent>
-                <w:r>
-                  <w:rPr>
-                    <w:rFonts w:ascii="Inter" w:hAnsi="Inter" w:eastAsia="Inter" w:cs="Inter"/>
-                    <w:color w:val="12171D"/>
-                    <w:sz w:val="18"/>
-                    <w:szCs w:val="18"/>
-                    <w:lang w:val="en-GB"/>
-                  </w:rPr>
-                  <w:t xml:space="preserve">15</w:t>
-                </w:r>
-              </w:sdtContent>
-            </w:sdt>
-          </w:p>
-        </w:tc>
-      </w:tr>
-      <w:tr>
-        <w:trPr>
-          <w:cantSplit/>
-        </w:trPr>
-        <w:tc>
-          <w:tcPr>
-            <w:tcW w:w="6820" w:type="dxa"/>
-            <w:gridSpan w:val="5"/>
-            <w:tcBorders>
-              <w:bottom w:val="single" w:sz="4" w:space="0" w:color="BCACA7"/>
-            </w:tcBorders>
-            <w:vAlign w:val="center"/>
-          </w:tcPr>
-          <w:p>
-            <w:pPr>
-              <w:keepNext/>
-              <w:tabs>
-                <w:tab w:val="right" w:pos="6650"/>
-              </w:tabs>
-              <w:spacing w:before="0" w:after="0" w:line="250" w:lineRule="auto"/>
-              <w:jc w:val="left"/>
-            </w:pPr>
-            <w:r>
-              <w:rPr>
-                <w:rFonts w:ascii="Inter" w:hAnsi="Inter" w:eastAsia="Inter" w:cs="Inter"/>
-                <w:color w:val="12171D"/>
-                <w:spacing w:val="13"/>
-                <w:sz w:val="16"/>
-                <w:szCs w:val="16"/>
-                <w:lang w:val="en-GB"/>
-              </w:rPr>
-              <w:t xml:space="preserve">VAT AMOUNT (SAR)</w:t>
-            </w:r>
-            <w:r>
-              <w:tab/>
-            </w:r>
-            <w:r>
-              <w:rPr>
-                <w:rFonts w:ascii="Noto Sans Arabic" w:hAnsi="Noto Sans Arabic" w:eastAsia="Noto Sans Arabic" w:cs="Noto Sans Arabic"/>
-                <w:color w:val="12171D"/>
-                <w:sz w:val="21"/>
-                <w:szCs w:val="21"/>
-                <w:rtl w:val="1"/>
-                <w:lang w:val="ar-SA" w:bidi="ar-SA"/>
-              </w:rPr>
-              <w:t xml:space="preserve">مبلغ ضريبة القيمة المضافة</w:t>
-            </w:r>
-          </w:p>
-        </w:tc>
-        <w:tc>
-          <w:tcPr>
-            <w:tcW w:w="2252" w:type="dxa"/>
-            <w:tcBorders>
-              <w:bottom w:val="single" w:sz="4" w:space="0" w:color="BCACA7"/>
-            </w:tcBorders>
-            <w:vAlign w:val="center"/>
-          </w:tcPr>
-          <w:p>
-            <w:pPr>
-              <w:keepNext/>
-              <w:spacing w:before="0" w:after="0" w:line="250" w:lineRule="auto"/>
-              <w:jc w:val="right"/>
-            </w:pPr>
-            <w:fldSimple w:instr="=(B7*B8)/100 \# &quot;#,##0.00&quot;">
-              <w:r>
-                <w:rPr>
-                  <w:rFonts w:ascii="Inter" w:hAnsi="Inter" w:eastAsia="Inter" w:cs="Inter"/>
-                  <w:color w:val="12171D"/>
-                  <w:sz w:val="18"/>
-                  <w:szCs w:val="18"/>
-                  <w:lang w:val="en-GB"/>
-                </w:rPr>
-                <w:t xml:space="preserve">0.00</w:t>
-              </w:r>
-            </w:fldSimple>
-          </w:p>
-        </w:tc>
-      </w:tr>
-      <w:tr>
-        <w:trPr>
-          <w:cantSplit/>
-        </w:trPr>
-        <w:tc>
-          <w:tcPr>
-            <w:tcW w:w="6820" w:type="dxa"/>
-            <w:gridSpan w:val="5"/>
-            <w:tcBorders>
-              <w:bottom w:val="single" w:sz="4" w:space="0" w:color="BCACA7"/>
-            </w:tcBorders>
-            <w:vAlign w:val="center"/>
-          </w:tcPr>
-          <w:p>
-            <w:pPr>
-              <w:keepNext/>
-              <w:tabs>
-                <w:tab w:val="right" w:pos="6650"/>
-              </w:tabs>
-              <w:spacing w:before="0" w:after="0" w:line="250" w:lineRule="auto"/>
-              <w:jc w:val="left"/>
-            </w:pPr>
-            <w:r>
-              <w:rPr>
-                <w:rFonts w:ascii="Inter" w:hAnsi="Inter" w:eastAsia="Inter" w:cs="Inter"/>
-                <w:color w:val="12171D"/>
-                <w:spacing w:val="13"/>
-                <w:sz w:val="16"/>
-                <w:szCs w:val="16"/>
-                <w:lang w:val="en-GB"/>
-              </w:rPr>
-              <w:t xml:space="preserve">TOTAL</w:t>
-            </w:r>
-            <w:r>
-              <w:tab/>
-            </w:r>
-            <w:r>
-              <w:rPr>
-                <w:rFonts w:ascii="Noto Sans Arabic" w:hAnsi="Noto Sans Arabic" w:eastAsia="Noto Sans Arabic" w:cs="Noto Sans Arabic"/>
-                <w:color w:val="12171D"/>
-                <w:sz w:val="21"/>
-                <w:szCs w:val="21"/>
-                <w:rtl w:val="1"/>
-                <w:lang w:val="ar-SA" w:bidi="ar-SA"/>
-              </w:rPr>
-              <w:t xml:space="preserve">الإجمالي</w:t>
-            </w:r>
-          </w:p>
-        </w:tc>
-        <w:tc>
-          <w:tcPr>
-            <w:tcW w:w="2252" w:type="dxa"/>
-            <w:tcBorders>
-              <w:bottom w:val="single" w:sz="4" w:space="0" w:color="BCACA7"/>
-            </w:tcBorders>
-            <w:vAlign w:val="center"/>
-          </w:tcPr>
-          <w:p>
-            <w:pPr>
-              <w:keepNext/>
-              <w:spacing w:before="0" w:after="0" w:line="250" w:lineRule="auto"/>
-              <w:jc w:val="right"/>
-            </w:pPr>
-            <w:bookmarkStart w:id="9021" w:name="DocTotal"/>
-            <w:fldSimple w:instr="=B7+B9 \# &quot;#,##0.00&quot;">
-              <w:r>
-                <w:rPr>
-                  <w:rFonts w:ascii="Inter" w:hAnsi="Inter" w:eastAsia="Inter" w:cs="Inter"/>
-                  <w:color w:val="12171D"/>
-                  <w:sz w:val="18"/>
-                  <w:szCs w:val="18"/>
-                  <w:lang w:val="en-GB"/>
-                </w:rPr>
-                <w:t xml:space="preserve">0.00</w:t>
-              </w:r>
-            </w:fldSimple>
-            <w:bookmarkEnd w:id="9021"/>
-          </w:p>
-        </w:tc>
-      </w:tr>
-      <w:tr>
-        <w:trPr>
-          <w:cantSplit/>
-        </w:trPr>
-        <w:tc>
-          <w:tcPr>
-            <w:tcW w:w="6820" w:type="dxa"/>
-            <w:gridSpan w:val="5"/>
-            <w:tcBorders>
-              <w:bottom w:val="single" w:sz="4" w:space="0" w:color="BCACA7"/>
-            </w:tcBorders>
-            <w:vAlign w:val="center"/>
-          </w:tcPr>
-          <w:p>
-            <w:pPr>
-              <w:keepNext/>
-              <w:tabs>
-                <w:tab w:val="right" w:pos="6650"/>
-              </w:tabs>
-              <w:spacing w:before="0" w:after="0" w:line="250" w:lineRule="auto"/>
-              <w:jc w:val="left"/>
-            </w:pPr>
-            <w:r>
-              <w:rPr>
-                <w:rFonts w:ascii="Inter" w:hAnsi="Inter" w:eastAsia="Inter" w:cs="Inter"/>
-                <w:color w:val="12171D"/>
-                <w:spacing w:val="13"/>
-                <w:sz w:val="16"/>
-                <w:szCs w:val="16"/>
-                <w:lang w:val="en-GB"/>
-              </w:rPr>
-              <w:t xml:space="preserve">AMOUNT PAID</w:t>
-            </w:r>
-            <w:r>
-              <w:tab/>
-            </w:r>
-            <w:r>
-              <w:rPr>
-                <w:rFonts w:ascii="Noto Sans Arabic" w:hAnsi="Noto Sans Arabic" w:eastAsia="Noto Sans Arabic" w:cs="Noto Sans Arabic"/>
-                <w:color w:val="12171D"/>
-                <w:sz w:val="21"/>
-                <w:szCs w:val="21"/>
-                <w:rtl w:val="1"/>
-                <w:lang w:val="ar-SA" w:bidi="ar-SA"/>
-              </w:rPr>
-              <w:t xml:space="preserve">المبلغ المدفوع</w:t>
-            </w:r>
-          </w:p>
-        </w:tc>
-        <w:tc>
-          <w:tcPr>
-            <w:tcW w:w="2252" w:type="dxa"/>
-            <w:tcBorders>
-              <w:bottom w:val="single" w:sz="4" w:space="0" w:color="BCACA7"/>
-            </w:tcBorders>
-            <w:vAlign w:val="center"/>
-          </w:tcPr>
-          <w:p>
-            <w:pPr>
-              <w:keepNext/>
-              <w:spacing w:before="0" w:after="0" w:line="250" w:lineRule="auto"/>
-              <w:jc w:val="right"/>
-            </w:pPr>
-            <w:sdt>
-              <w:sdtPr>
-                <w:alias w:val="Amount Paid"/>
-                <w:tag w:val="field_1103"/>
-                <w:id w:val="1103"/>
-                <w:text/>
-              </w:sdtPr>
-              <w:sdtContent>
-                <w:r>
-                  <w:rPr>
-                    <w:rFonts w:ascii="Inter" w:hAnsi="Inter" w:eastAsia="Inter" w:cs="Inter"/>
-                    <w:color w:val="12171D"/>
-                    <w:sz w:val="18"/>
-                    <w:szCs w:val="18"/>
-                    <w:lang w:val="en-GB"/>
-                  </w:rPr>
-                  <w:t xml:space="preserve">0.00</w:t>
-                </w:r>
-              </w:sdtContent>
-            </w:sdt>
-          </w:p>
-        </w:tc>
-      </w:tr>
-      <w:tr>
-        <w:trPr>
-          <w:cantSplit/>
-        </w:trPr>
-        <w:tc>
-          <w:tcPr>
-            <w:tcW w:w="6820" w:type="dxa"/>
-            <w:gridSpan w:val="5"/>
-            <w:tcBorders>
-              <w:top w:val="single" w:sz="8" w:space="0" w:color="12171D"/>
-              <w:bottom w:val="single" w:sz="4" w:space="0" w:color="BCACA7"/>
-            </w:tcBorders>
-            <w:vAlign w:val="center"/>
-          </w:tcPr>
-          <w:p>
-            <w:pPr>
-              <w:tabs>
-                <w:tab w:val="right" w:pos="6650"/>
-              </w:tabs>
-              <w:spacing w:before="0" w:after="0" w:line="250" w:lineRule="auto"/>
-              <w:jc w:val="left"/>
-            </w:pPr>
-            <w:r>
-              <w:rPr>
-                <w:rFonts w:ascii="Jost" w:hAnsi="Jost" w:eastAsia="Jost" w:cs="Jost"/>
-                <w:color w:val="12171D"/>
-                <w:spacing w:val="20"/>
-                <w:sz w:val="24"/>
-                <w:szCs w:val="24"/>
-                <w:lang w:val="en-GB"/>
-              </w:rPr>
-              <w:t xml:space="preserve">BALANCE DUE</w:t>
-            </w:r>
-            <w:r>
-              <w:tab/>
-            </w:r>
-            <w:r>
-              <w:rPr>
-                <w:rFonts w:ascii="Noto Sans Arabic" w:hAnsi="Noto Sans Arabic" w:eastAsia="Noto Sans Arabic" w:cs="Noto Sans Arabic"/>
-                <w:color w:val="12171D"/>
-                <w:sz w:val="24"/>
-                <w:szCs w:val="24"/>
-                <w:rtl w:val="1"/>
-                <w:lang w:val="ar-SA" w:bidi="ar-SA"/>
-              </w:rPr>
-              <w:t xml:space="preserve">الرصيد المستحق</w:t>
-            </w:r>
-          </w:p>
-        </w:tc>
-        <w:tc>
-          <w:tcPr>
-            <w:tcW w:w="2252" w:type="dxa"/>
-            <w:tcBorders>
-              <w:top w:val="single" w:sz="8" w:space="0" w:color="12171D"/>
-              <w:bottom w:val="single" w:sz="4" w:space="0" w:color="BCACA7"/>
-            </w:tcBorders>
-            <w:vAlign w:val="center"/>
-          </w:tcPr>
-          <w:p>
-            <w:pPr>
-              <w:spacing w:before="0" w:after="0" w:line="250" w:lineRule="auto"/>
-              <w:jc w:val="right"/>
-            </w:pPr>
-            <w:fldSimple w:instr="=B10-B11 \# &quot;#,##0.00&quot;">
-              <w:r>
-                <w:rPr>
-                  <w:rFonts w:ascii="Jost" w:hAnsi="Jost" w:eastAsia="Jost" w:cs="Jost"/>
-                  <w:color w:val="12171D"/>
-                  <w:sz w:val="24"/>
-                  <w:szCs w:val="24"/>
-                  <w:lang w:val="en-GB"/>
-                </w:rPr>
-                <w:t xml:space="preserve">0.00</w:t>
-              </w:r>
-            </w:fldSimple>
+              <w:t xml:space="preserve">Reserved for the QR code added by the invoicing system.</w:t>
+            </w:r>
           </w:p>
         </w:tc>
       </w:tr>
@@ -3684,7 +3719,7 @@
                 <w:szCs w:val="21"/>
                 <w:lang w:val="en-GB"/>
               </w:rPr>
-              <w:t xml:space="preserve">PAYMENT INSTRUCTIONS</w:t>
+              <w:t xml:space="preserve">REFERENCES</w:t>
             </w:r>
           </w:p>
         </w:tc>
@@ -3717,7 +3752,7 @@
                 <w:rtl w:val="1"/>
                 <w:lang w:val="ar-SA" w:bidi="ar-SA"/>
               </w:rPr>
-              <w:t xml:space="preserve">تعليمات الدفع</w:t>
+              <w:t xml:space="preserve">المراجع</w:t>
             </w:r>
           </w:p>
         </w:tc>
@@ -3752,7 +3787,7 @@
                 <w:szCs w:val="16"/>
                 <w:lang w:val="en-GB"/>
               </w:rPr>
-              <w:t xml:space="preserve">PAYEE</w:t>
+              <w:t xml:space="preserve">PURCHASE ORDER</w:t>
             </w:r>
             <w:r>
               <w:tab/>
@@ -3766,7 +3801,7 @@
                 <w:rtl w:val="1"/>
                 <w:lang w:val="ar-SA" w:bidi="ar-SA"/>
               </w:rPr>
-              <w:t xml:space="preserve">المستفيد / اسم الحساب</w:t>
+              <w:t xml:space="preserve">أمر الشراء</w:t>
             </w:r>
           </w:p>
           <w:p>
@@ -3777,166 +3812,7 @@
             </w:pPr>
             <w:sdt>
               <w:sdtPr>
-                <w:alias w:val="Payee Name"/>
-                <w:tag w:val="field_1104"/>
-                <w:id w:val="1104"/>
-                <w:text/>
-              </w:sdtPr>
-              <w:sdtContent>
-                <w:r>
-                  <w:rPr>
-                    <w:rFonts w:ascii="Inter" w:hAnsi="Inter" w:eastAsia="Inter" w:cs="Inter"/>
-                    <w:color w:val="12171D"/>
-                    <w:sz w:val="18"/>
-                    <w:szCs w:val="18"/>
-                    <w:lang w:val="en-GB"/>
-                  </w:rPr>
-                  <w:t xml:space="preserve">Payee Name</w:t>
-                </w:r>
-              </w:sdtContent>
-            </w:sdt>
-          </w:p>
-        </w:tc>
-        <w:tc>
-          <w:tcPr>
-            <w:tcW w:w="400" w:type="dxa"/>
-            <w:vAlign w:val="center"/>
-          </w:tcPr>
-          <w:p>
-            <w:pPr>
-              <w:spacing w:before="0" w:after="0" w:line="250" w:lineRule="auto"/>
-              <w:jc w:val="left"/>
-            </w:pPr>
-          </w:p>
-        </w:tc>
-        <w:tc>
-          <w:tcPr>
-            <w:tcW w:w="4336" w:type="dxa"/>
-            <w:tcBorders>
-              <w:bottom w:val="single" w:sz="4" w:space="0" w:color="BCACA7"/>
-            </w:tcBorders>
-            <w:vAlign w:val="top"/>
-          </w:tcPr>
-          <w:p>
-            <w:pPr>
-              <w:keepNext/>
-              <w:tabs>
-                <w:tab w:val="right" w:pos="4166"/>
-              </w:tabs>
-              <w:spacing w:before="0" w:after="30" w:line="250" w:lineRule="auto"/>
-              <w:jc w:val="left"/>
-            </w:pPr>
-            <w:r>
-              <w:rPr>
-                <w:rFonts w:ascii="Inter" w:hAnsi="Inter" w:eastAsia="Inter" w:cs="Inter"/>
-                <w:color w:val="12171D"/>
-                <w:spacing w:val="13"/>
-                <w:sz w:val="16"/>
-                <w:szCs w:val="16"/>
-                <w:lang w:val="en-GB"/>
-              </w:rPr>
-              <w:t xml:space="preserve">BANK</w:t>
-            </w:r>
-            <w:r>
-              <w:tab/>
-            </w:r>
-            <w:r>
-              <w:rPr>
-                <w:rFonts w:ascii="Noto Sans Arabic" w:hAnsi="Noto Sans Arabic" w:eastAsia="Noto Sans Arabic" w:cs="Noto Sans Arabic"/>
-                <w:color w:val="12171D"/>
-                <w:sz w:val="21"/>
-                <w:szCs w:val="21"/>
-                <w:rtl w:val="1"/>
-                <w:lang w:val="ar-SA" w:bidi="ar-SA"/>
-              </w:rPr>
-              <w:t xml:space="preserve">البنك</w:t>
-            </w:r>
-          </w:p>
-          <w:p>
-            <w:pPr>
-              <w:keepNext/>
-              <w:spacing w:before="0" w:after="0" w:line="250" w:lineRule="auto"/>
-              <w:jc w:val="left"/>
-            </w:pPr>
-            <w:sdt>
-              <w:sdtPr>
-                <w:alias w:val="Bank Name"/>
-                <w:tag w:val="field_1105"/>
-                <w:id w:val="1105"/>
-                <w:text/>
-              </w:sdtPr>
-              <w:sdtContent>
-                <w:r>
-                  <w:rPr>
-                    <w:rFonts w:ascii="Inter" w:hAnsi="Inter" w:eastAsia="Inter" w:cs="Inter"/>
-                    <w:color w:val="12171D"/>
-                    <w:sz w:val="18"/>
-                    <w:szCs w:val="18"/>
-                    <w:lang w:val="en-GB"/>
-                  </w:rPr>
-                  <w:t xml:space="preserve">Bank Name</w:t>
-                </w:r>
-              </w:sdtContent>
-            </w:sdt>
-          </w:p>
-        </w:tc>
-      </w:tr>
-      <w:tr>
-        <w:trPr>
-          <w:cantSplit/>
-        </w:trPr>
-        <w:tc>
-          <w:tcPr>
-            <w:tcW w:w="4336" w:type="dxa"/>
-            <w:tcBorders>
-              <w:bottom w:val="single" w:sz="4" w:space="0" w:color="BCACA7"/>
-            </w:tcBorders>
-            <w:vAlign w:val="top"/>
-          </w:tcPr>
-          <w:p>
-            <w:pPr>
-              <w:keepNext/>
-              <w:tabs>
-                <w:tab w:val="right" w:pos="4166"/>
-              </w:tabs>
-              <w:spacing w:before="0" w:after="30" w:line="250" w:lineRule="auto"/>
-              <w:jc w:val="left"/>
-            </w:pPr>
-            <w:r>
-              <w:rPr>
-                <w:rFonts w:ascii="Inter" w:hAnsi="Inter" w:eastAsia="Inter" w:cs="Inter"/>
-                <w:color w:val="12171D"/>
-                <w:spacing w:val="13"/>
-                <w:sz w:val="16"/>
-                <w:szCs w:val="16"/>
-                <w:lang w:val="en-GB"/>
-              </w:rPr>
-              <w:t xml:space="preserve">ACCOUNT NUMBER</w:t>
-            </w:r>
-            <w:r>
-              <w:tab/>
-            </w:r>
-            <w:r>
-              <w:rPr>
-                <w:rFonts w:ascii="Noto Sans Arabic" w:hAnsi="Noto Sans Arabic" w:eastAsia="Noto Sans Arabic" w:cs="Noto Sans Arabic"/>
-                <w:color w:val="12171D"/>
-                <w:sz w:val="21"/>
-                <w:szCs w:val="21"/>
-                <w:rtl w:val="1"/>
-                <w:lang w:val="ar-SA" w:bidi="ar-SA"/>
-              </w:rPr>
-              <w:t xml:space="preserve">رقم الحساب</w:t>
-            </w:r>
-          </w:p>
-          <w:p>
-            <w:pPr>
-              <w:keepNext/>
-              <w:spacing w:before="0" w:after="0" w:line="250" w:lineRule="auto"/>
-              <w:jc w:val="left"/>
-            </w:pPr>
-            <w:sdt>
-              <w:sdtPr>
-                <w:alias w:val="Account Number"/>
+                <w:alias w:val="Customer PO Number"/>
                 <w:tag w:val="field_1106"/>
                 <w:id w:val="1106"/>
                 <w:text/>
@@ -3950,7 +3826,7 @@
                     <w:szCs w:val="18"/>
                     <w:lang w:val="en-GB"/>
                   </w:rPr>
-                  <w:t xml:space="preserve">Account Number</w:t>
+                  <w:t xml:space="preserve">Customer PO Number</w:t>
                 </w:r>
               </w:sdtContent>
             </w:sdt>
@@ -3994,7 +3870,7 @@
                 <w:szCs w:val="16"/>
                 <w:lang w:val="en-GB"/>
               </w:rPr>
-              <w:t xml:space="preserve">IBAN</w:t>
+              <w:t xml:space="preserve">RELATED QUOTATION</w:t>
             </w:r>
             <w:r>
               <w:tab/>
@@ -4008,7 +3884,7 @@
                 <w:rtl w:val="1"/>
                 <w:lang w:val="ar-SA" w:bidi="ar-SA"/>
               </w:rPr>
-              <w:t xml:space="preserve">رقم الآيبان (IBAN)</w:t>
+              <w:t xml:space="preserve">عرض السعر المرتبط</w:t>
             </w:r>
           </w:p>
           <w:p>
@@ -4019,7 +3895,7 @@
             </w:pPr>
             <w:sdt>
               <w:sdtPr>
-                <w:alias w:val="IBAN"/>
+                <w:alias w:val="Quotation Reference"/>
                 <w:tag w:val="field_1107"/>
                 <w:id w:val="1107"/>
                 <w:text/>
@@ -4033,7 +3909,7 @@
                     <w:szCs w:val="18"/>
                     <w:lang w:val="en-GB"/>
                   </w:rPr>
-                  <w:t xml:space="preserve">IBAN</w:t>
+                  <w:t xml:space="preserve">Quotation Reference</w:t>
                 </w:r>
               </w:sdtContent>
             </w:sdt>
@@ -4069,7 +3945,7 @@
                 <w:szCs w:val="16"/>
                 <w:lang w:val="en-GB"/>
               </w:rPr>
-              <w:t xml:space="preserve">PAYMENT REFERENCE</w:t>
+              <w:t xml:space="preserve">SUPPLY DATE</w:t>
             </w:r>
             <w:r>
               <w:tab/>
@@ -4083,7 +3959,7 @@
                 <w:rtl w:val="1"/>
                 <w:lang w:val="ar-SA" w:bidi="ar-SA"/>
               </w:rPr>
-              <w:t xml:space="preserve">مرجع الدفع</w:t>
+              <w:t xml:space="preserve">تاريخ التوريد</w:t>
             </w:r>
           </w:p>
           <w:p>
@@ -4093,7 +3969,7 @@
             </w:pPr>
             <w:sdt>
               <w:sdtPr>
-                <w:alias w:val="Payment Reference"/>
+                <w:alias w:val="Supply Date | DD/MM/YYYY (Gregorian)"/>
                 <w:tag w:val="field_1108"/>
                 <w:id w:val="1108"/>
                 <w:text/>
@@ -4107,7 +3983,7 @@
                     <w:szCs w:val="18"/>
                     <w:lang w:val="en-GB"/>
                   </w:rPr>
-                  <w:t xml:space="preserve">Payment Reference</w:t>
+                  <w:t xml:space="preserve">Supply Date (DD/MM/YYYY)</w:t>
                 </w:r>
               </w:sdtContent>
             </w:sdt>
@@ -4150,7 +4026,7 @@
                 <w:szCs w:val="16"/>
                 <w:lang w:val="en-GB"/>
               </w:rPr>
-              <w:t xml:space="preserve">CONTACT EMAIL</w:t>
+              <w:t xml:space="preserve">CURRENCY</w:t>
             </w:r>
             <w:r>
               <w:tab/>
@@ -4164,7 +4040,7 @@
                 <w:rtl w:val="1"/>
                 <w:lang w:val="ar-SA" w:bidi="ar-SA"/>
               </w:rPr>
-              <w:t xml:space="preserve">بريد التواصل</w:t>
+              <w:t xml:space="preserve">العملة</w:t>
             </w:r>
           </w:p>
           <w:p>
@@ -4180,7 +4056,7 @@
                 <w:szCs w:val="18"/>
                 <w:lang w:val="en-GB"/>
               </w:rPr>
-              <w:t xml:space="preserve">contact@mish3l.com</w:t>
+              <w:t xml:space="preserve">SAR</w:t>
             </w:r>
           </w:p>
         </w:tc>

--- a/documents/working/business-stationery-20261027/GEM_Invoice_Template_working.docx
+++ b/documents/working/business-stationery-20261027/GEM_Invoice_Template_working.docx
@@ -1658,7 +1658,6 @@
           </w:tcPr>
           <w:p>
             <w:pPr>
-              <w:keepNext/>
               <w:spacing w:before="0" w:after="0" w:line="250" w:lineRule="auto"/>
               <w:jc w:val="center"/>
             </w:pPr>
@@ -1684,7 +1683,6 @@
           </w:tcPr>
           <w:p>
             <w:pPr>
-              <w:keepNext/>
               <w:spacing w:before="0" w:after="0" w:line="250" w:lineRule="auto"/>
               <w:jc w:val="left"/>
             </w:pPr>
@@ -1704,7 +1702,7 @@
                     <w:szCs w:val="18"/>
                     <w:lang w:val="en-GB"/>
                   </w:rPr>
-                  <w:t xml:space="preserve">Enter Description</w:t>
+                  <w:t xml:space="preserve">Description</w:t>
                 </w:r>
               </w:sdtContent>
             </w:sdt>
@@ -1720,7 +1718,6 @@
           </w:tcPr>
           <w:p>
             <w:pPr>
-              <w:keepNext/>
               <w:spacing w:before="0" w:after="0" w:line="250" w:lineRule="auto"/>
               <w:jc w:val="center"/>
             </w:pPr>
@@ -1756,7 +1753,6 @@
           </w:tcPr>
           <w:p>
             <w:pPr>
-              <w:keepNext/>
               <w:spacing w:before="0" w:after="0" w:line="250" w:lineRule="auto"/>
               <w:jc w:val="center"/>
             </w:pPr>
@@ -1792,7 +1788,6 @@
           </w:tcPr>
           <w:p>
             <w:pPr>
-              <w:keepNext/>
               <w:spacing w:before="0" w:after="0" w:line="250" w:lineRule="auto"/>
               <w:jc w:val="right"/>
             </w:pPr>
@@ -1828,7 +1823,6 @@
           </w:tcPr>
           <w:p>
             <w:pPr>
-              <w:keepNext/>
               <w:spacing w:before="0" w:after="0" w:line="250" w:lineRule="auto"/>
               <w:jc w:val="right"/>
             </w:pPr>
@@ -1861,7 +1855,6 @@
           </w:tcPr>
           <w:p>
             <w:pPr>
-              <w:keepNext/>
               <w:spacing w:before="0" w:after="0" w:line="250" w:lineRule="auto"/>
               <w:jc w:val="center"/>
             </w:pPr>
@@ -1887,7 +1880,6 @@
           </w:tcPr>
           <w:p>
             <w:pPr>
-              <w:keepNext/>
               <w:spacing w:before="0" w:after="0" w:line="250" w:lineRule="auto"/>
               <w:jc w:val="left"/>
             </w:pPr>
@@ -1907,7 +1899,7 @@
                     <w:szCs w:val="18"/>
                     <w:lang w:val="en-GB"/>
                   </w:rPr>
-                  <w:t xml:space="preserve">Enter Description</w:t>
+                  <w:t xml:space="preserve">Description</w:t>
                 </w:r>
               </w:sdtContent>
             </w:sdt>
@@ -1923,7 +1915,6 @@
           </w:tcPr>
           <w:p>
             <w:pPr>
-              <w:keepNext/>
               <w:spacing w:before="0" w:after="0" w:line="250" w:lineRule="auto"/>
               <w:jc w:val="center"/>
             </w:pPr>
@@ -1959,7 +1950,6 @@
           </w:tcPr>
           <w:p>
             <w:pPr>
-              <w:keepNext/>
               <w:spacing w:before="0" w:after="0" w:line="250" w:lineRule="auto"/>
               <w:jc w:val="center"/>
             </w:pPr>
@@ -1995,7 +1985,6 @@
           </w:tcPr>
           <w:p>
             <w:pPr>
-              <w:keepNext/>
               <w:spacing w:before="0" w:after="0" w:line="250" w:lineRule="auto"/>
               <w:jc w:val="right"/>
             </w:pPr>
@@ -2031,7 +2020,6 @@
           </w:tcPr>
           <w:p>
             <w:pPr>
-              <w:keepNext/>
               <w:spacing w:before="0" w:after="0" w:line="250" w:lineRule="auto"/>
               <w:jc w:val="right"/>
             </w:pPr>
@@ -2064,7 +2052,6 @@
           </w:tcPr>
           <w:p>
             <w:pPr>
-              <w:keepNext/>
               <w:spacing w:before="0" w:after="0" w:line="250" w:lineRule="auto"/>
               <w:jc w:val="center"/>
             </w:pPr>
@@ -2090,7 +2077,6 @@
           </w:tcPr>
           <w:p>
             <w:pPr>
-              <w:keepNext/>
               <w:spacing w:before="0" w:after="0" w:line="250" w:lineRule="auto"/>
               <w:jc w:val="left"/>
             </w:pPr>
@@ -2110,7 +2096,7 @@
                     <w:szCs w:val="18"/>
                     <w:lang w:val="en-GB"/>
                   </w:rPr>
-                  <w:t xml:space="preserve">Enter Description</w:t>
+                  <w:t xml:space="preserve">Description</w:t>
                 </w:r>
               </w:sdtContent>
             </w:sdt>
@@ -2126,7 +2112,6 @@
           </w:tcPr>
           <w:p>
             <w:pPr>
-              <w:keepNext/>
               <w:spacing w:before="0" w:after="0" w:line="250" w:lineRule="auto"/>
               <w:jc w:val="center"/>
             </w:pPr>
@@ -2162,7 +2147,6 @@
           </w:tcPr>
           <w:p>
             <w:pPr>
-              <w:keepNext/>
               <w:spacing w:before="0" w:after="0" w:line="250" w:lineRule="auto"/>
               <w:jc w:val="center"/>
             </w:pPr>
@@ -2198,7 +2182,6 @@
           </w:tcPr>
           <w:p>
             <w:pPr>
-              <w:keepNext/>
               <w:spacing w:before="0" w:after="0" w:line="250" w:lineRule="auto"/>
               <w:jc w:val="right"/>
             </w:pPr>
@@ -2234,7 +2217,6 @@
           </w:tcPr>
           <w:p>
             <w:pPr>
-              <w:keepNext/>
               <w:spacing w:before="0" w:after="0" w:line="250" w:lineRule="auto"/>
               <w:jc w:val="right"/>
             </w:pPr>
@@ -2313,7 +2295,7 @@
                     <w:szCs w:val="18"/>
                     <w:lang w:val="en-GB"/>
                   </w:rPr>
-                  <w:t xml:space="preserve">Enter Description</w:t>
+                  <w:t xml:space="preserve">Description</w:t>
                 </w:r>
               </w:sdtContent>
             </w:sdt>
@@ -3619,7 +3601,7 @@
       <w:tr>
         <w:trPr>
           <w:cantSplit/>
-          <w:trHeight w:val="1300" w:hRule="atLeast"/>
+          <w:trHeight w:val="1000" w:hRule="atLeast"/>
         </w:trPr>
         <w:tc>
           <w:tcPr>
@@ -4169,7 +4151,7 @@
       <w:tr>
         <w:trPr>
           <w:cantSplit/>
-          <w:trHeight w:val="1300" w:hRule="atLeast"/>
+          <w:trHeight w:val="700" w:hRule="atLeast"/>
         </w:trPr>
         <w:tc>
           <w:tcPr>
@@ -4204,7 +4186,7 @@
                     <w:szCs w:val="18"/>
                     <w:lang w:val="en-GB"/>
                   </w:rPr>
-                  <w:t xml:space="preserve">Enter payment terms and notes</w:t>
+                  <w:t xml:space="preserve">Payment terms and notes</w:t>
                 </w:r>
               </w:sdtContent>
             </w:sdt>

--- a/documents/working/business-stationery-20261027/GEM_Invoice_Template_working.docx
+++ b/documents/working/business-stationery-20261027/GEM_Invoice_Template_working.docx
@@ -1297,8 +1297,8 @@
         </w:trPr>
         <w:tc>
           <w:tcPr>
-            <w:tcW w:w="3720" w:type="dxa"/>
-            <w:gridSpan w:val="3"/>
+            <w:tcW w:w="9072" w:type="dxa"/>
+            <w:gridSpan w:val="6"/>
             <w:tcBorders>
               <w:top w:val="nil"/>
               <w:left w:val="nil"/>
@@ -1311,8 +1311,10 @@
             <w:pPr>
               <w:pStyle w:val="Heading1"/>
               <w:keepNext/>
+              <w:tabs>
+                <w:tab w:val="right" w:pos="8902"/>
+              </w:tabs>
               <w:spacing w:before="160" w:after="40" w:line="250" w:lineRule="auto"/>
-              <w:ind w:start="-85"/>
               <w:jc w:val="left"/>
             </w:pPr>
             <w:r>
@@ -1326,28 +1328,9 @@
               </w:rPr>
               <w:t xml:space="preserve">ITEMS OR SERVICES</w:t>
             </w:r>
-          </w:p>
-        </w:tc>
-        <w:tc>
-          <w:tcPr>
-            <w:tcW w:w="5352" w:type="dxa"/>
-            <w:gridSpan w:val="3"/>
-            <w:tcBorders>
-              <w:top w:val="nil"/>
-              <w:left w:val="nil"/>
-              <w:bottom w:val="single" w:sz="8" w:space="0" w:color="BCACA7"/>
-              <w:right w:val="nil"/>
-            </w:tcBorders>
-            <w:vAlign w:val="bottom"/>
-          </w:tcPr>
-          <w:p>
-            <w:pPr>
-              <w:keepNext/>
-              <w:bidi w:val="1"/>
-              <w:spacing w:before="160" w:after="40" w:line="250" w:lineRule="auto"/>
-              <w:ind w:start="-85"/>
-              <w:jc w:val="start"/>
-            </w:pPr>
+            <w:r>
+              <w:tab/>
+            </w:r>
             <w:r>
               <w:rPr>
                 <w:rFonts w:ascii="Noto Sans Arabic" w:hAnsi="Noto Sans Arabic" w:eastAsia="Noto Sans Arabic" w:cs="Noto Sans Arabic"/>
@@ -1658,6 +1641,7 @@
           </w:tcPr>
           <w:p>
             <w:pPr>
+              <w:keepNext/>
               <w:spacing w:before="0" w:after="0" w:line="250" w:lineRule="auto"/>
               <w:jc w:val="center"/>
             </w:pPr>
@@ -1683,6 +1667,7 @@
           </w:tcPr>
           <w:p>
             <w:pPr>
+              <w:keepNext/>
               <w:spacing w:before="0" w:after="0" w:line="250" w:lineRule="auto"/>
               <w:jc w:val="left"/>
             </w:pPr>
@@ -1718,6 +1703,7 @@
           </w:tcPr>
           <w:p>
             <w:pPr>
+              <w:keepNext/>
               <w:spacing w:before="0" w:after="0" w:line="250" w:lineRule="auto"/>
               <w:jc w:val="center"/>
             </w:pPr>
@@ -1753,6 +1739,7 @@
           </w:tcPr>
           <w:p>
             <w:pPr>
+              <w:keepNext/>
               <w:spacing w:before="0" w:after="0" w:line="250" w:lineRule="auto"/>
               <w:jc w:val="center"/>
             </w:pPr>
@@ -1788,6 +1775,7 @@
           </w:tcPr>
           <w:p>
             <w:pPr>
+              <w:keepNext/>
               <w:spacing w:before="0" w:after="0" w:line="250" w:lineRule="auto"/>
               <w:jc w:val="right"/>
             </w:pPr>
@@ -1823,6 +1811,7 @@
           </w:tcPr>
           <w:p>
             <w:pPr>
+              <w:keepNext/>
               <w:spacing w:before="0" w:after="0" w:line="250" w:lineRule="auto"/>
               <w:jc w:val="right"/>
             </w:pPr>
@@ -1855,6 +1844,7 @@
           </w:tcPr>
           <w:p>
             <w:pPr>
+              <w:keepNext/>
               <w:spacing w:before="0" w:after="0" w:line="250" w:lineRule="auto"/>
               <w:jc w:val="center"/>
             </w:pPr>
@@ -1880,6 +1870,7 @@
           </w:tcPr>
           <w:p>
             <w:pPr>
+              <w:keepNext/>
               <w:spacing w:before="0" w:after="0" w:line="250" w:lineRule="auto"/>
               <w:jc w:val="left"/>
             </w:pPr>
@@ -1915,6 +1906,7 @@
           </w:tcPr>
           <w:p>
             <w:pPr>
+              <w:keepNext/>
               <w:spacing w:before="0" w:after="0" w:line="250" w:lineRule="auto"/>
               <w:jc w:val="center"/>
             </w:pPr>
@@ -1950,6 +1942,7 @@
           </w:tcPr>
           <w:p>
             <w:pPr>
+              <w:keepNext/>
               <w:spacing w:before="0" w:after="0" w:line="250" w:lineRule="auto"/>
               <w:jc w:val="center"/>
             </w:pPr>
@@ -1985,6 +1978,7 @@
           </w:tcPr>
           <w:p>
             <w:pPr>
+              <w:keepNext/>
               <w:spacing w:before="0" w:after="0" w:line="250" w:lineRule="auto"/>
               <w:jc w:val="right"/>
             </w:pPr>
@@ -2020,6 +2014,7 @@
           </w:tcPr>
           <w:p>
             <w:pPr>
+              <w:keepNext/>
               <w:spacing w:before="0" w:after="0" w:line="250" w:lineRule="auto"/>
               <w:jc w:val="right"/>
             </w:pPr>
@@ -2965,8 +2960,8 @@
         </w:trPr>
         <w:tc>
           <w:tcPr>
-            <w:tcW w:w="4336" w:type="dxa"/>
-            <w:gridSpan w:val="1"/>
+            <w:tcW w:w="9072" w:type="dxa"/>
+            <w:gridSpan w:val="3"/>
             <w:tcBorders>
               <w:top w:val="nil"/>
               <w:left w:val="nil"/>
@@ -2979,8 +2974,10 @@
             <w:pPr>
               <w:pStyle w:val="Heading1"/>
               <w:keepNext/>
+              <w:tabs>
+                <w:tab w:val="right" w:pos="8902"/>
+              </w:tabs>
               <w:spacing w:before="160" w:after="40" w:line="250" w:lineRule="auto"/>
-              <w:ind w:start="-85"/>
               <w:jc w:val="left"/>
             </w:pPr>
             <w:r>
@@ -2994,28 +2991,9 @@
               </w:rPr>
               <w:t xml:space="preserve">PAYMENT INSTRUCTIONS</w:t>
             </w:r>
-          </w:p>
-        </w:tc>
-        <w:tc>
-          <w:tcPr>
-            <w:tcW w:w="4736" w:type="dxa"/>
-            <w:gridSpan w:val="2"/>
-            <w:tcBorders>
-              <w:top w:val="nil"/>
-              <w:left w:val="nil"/>
-              <w:bottom w:val="single" w:sz="8" w:space="0" w:color="BCACA7"/>
-              <w:right w:val="nil"/>
-            </w:tcBorders>
-            <w:vAlign w:val="bottom"/>
-          </w:tcPr>
-          <w:p>
-            <w:pPr>
-              <w:keepNext/>
-              <w:bidi w:val="1"/>
-              <w:spacing w:before="160" w:after="40" w:line="250" w:lineRule="auto"/>
-              <w:ind w:start="-85"/>
-              <w:jc w:val="start"/>
-            </w:pPr>
+            <w:r>
+              <w:tab/>
+            </w:r>
             <w:r>
               <w:rPr>
                 <w:rFonts w:ascii="Noto Sans Arabic" w:hAnsi="Noto Sans Arabic" w:eastAsia="Noto Sans Arabic" w:cs="Noto Sans Arabic"/>
@@ -3533,8 +3511,8 @@
         </w:trPr>
         <w:tc>
           <w:tcPr>
-            <w:tcW w:w="5800" w:type="dxa"/>
-            <w:gridSpan w:val="1"/>
+            <w:tcW w:w="9072" w:type="dxa"/>
+            <w:gridSpan w:val="2"/>
             <w:tcBorders>
               <w:top w:val="nil"/>
               <w:left w:val="nil"/>
@@ -3547,8 +3525,10 @@
             <w:pPr>
               <w:pStyle w:val="Heading1"/>
               <w:keepNext/>
+              <w:tabs>
+                <w:tab w:val="right" w:pos="8902"/>
+              </w:tabs>
               <w:spacing w:before="160" w:after="40" w:line="250" w:lineRule="auto"/>
-              <w:ind w:start="-85"/>
               <w:jc w:val="left"/>
             </w:pPr>
             <w:r>
@@ -3562,28 +3542,9 @@
               </w:rPr>
               <w:t xml:space="preserve">E-INVOICE QR</w:t>
             </w:r>
-          </w:p>
-        </w:tc>
-        <w:tc>
-          <w:tcPr>
-            <w:tcW w:w="3272" w:type="dxa"/>
-            <w:gridSpan w:val="1"/>
-            <w:tcBorders>
-              <w:top w:val="nil"/>
-              <w:left w:val="nil"/>
-              <w:bottom w:val="single" w:sz="8" w:space="0" w:color="BCACA7"/>
-              <w:right w:val="nil"/>
-            </w:tcBorders>
-            <w:vAlign w:val="bottom"/>
-          </w:tcPr>
-          <w:p>
-            <w:pPr>
-              <w:keepNext/>
-              <w:bidi w:val="1"/>
-              <w:spacing w:before="160" w:after="40" w:line="250" w:lineRule="auto"/>
-              <w:ind w:start="-85"/>
-              <w:jc w:val="start"/>
-            </w:pPr>
+            <w:r>
+              <w:tab/>
+            </w:r>
             <w:r>
               <w:rPr>
                 <w:rFonts w:ascii="Noto Sans Arabic" w:hAnsi="Noto Sans Arabic" w:eastAsia="Noto Sans Arabic" w:cs="Noto Sans Arabic"/>
@@ -3674,8 +3635,8 @@
         </w:trPr>
         <w:tc>
           <w:tcPr>
-            <w:tcW w:w="4336" w:type="dxa"/>
-            <w:gridSpan w:val="1"/>
+            <w:tcW w:w="9072" w:type="dxa"/>
+            <w:gridSpan w:val="3"/>
             <w:tcBorders>
               <w:top w:val="nil"/>
               <w:left w:val="nil"/>
@@ -3688,8 +3649,10 @@
             <w:pPr>
               <w:pStyle w:val="Heading1"/>
               <w:keepNext/>
+              <w:tabs>
+                <w:tab w:val="right" w:pos="8902"/>
+              </w:tabs>
               <w:spacing w:before="160" w:after="40" w:line="250" w:lineRule="auto"/>
-              <w:ind w:start="-85"/>
               <w:jc w:val="left"/>
             </w:pPr>
             <w:r>
@@ -3703,28 +3666,9 @@
               </w:rPr>
               <w:t xml:space="preserve">REFERENCES</w:t>
             </w:r>
-          </w:p>
-        </w:tc>
-        <w:tc>
-          <w:tcPr>
-            <w:tcW w:w="4736" w:type="dxa"/>
-            <w:gridSpan w:val="2"/>
-            <w:tcBorders>
-              <w:top w:val="nil"/>
-              <w:left w:val="nil"/>
-              <w:bottom w:val="single" w:sz="8" w:space="0" w:color="BCACA7"/>
-              <w:right w:val="nil"/>
-            </w:tcBorders>
-            <w:vAlign w:val="bottom"/>
-          </w:tcPr>
-          <w:p>
-            <w:pPr>
-              <w:keepNext/>
-              <w:bidi w:val="1"/>
-              <w:spacing w:before="160" w:after="40" w:line="250" w:lineRule="auto"/>
-              <w:ind w:start="-85"/>
-              <w:jc w:val="start"/>
-            </w:pPr>
+            <w:r>
+              <w:tab/>
+            </w:r>
             <w:r>
               <w:rPr>
                 <w:rFonts w:ascii="Noto Sans Arabic" w:hAnsi="Noto Sans Arabic" w:eastAsia="Noto Sans Arabic" w:cs="Noto Sans Arabic"/>
@@ -4083,8 +4027,8 @@
         </w:trPr>
         <w:tc>
           <w:tcPr>
-            <w:tcW w:w="5800" w:type="dxa"/>
-            <w:gridSpan w:val="1"/>
+            <w:tcW w:w="9072" w:type="dxa"/>
+            <w:gridSpan w:val="2"/>
             <w:tcBorders>
               <w:top w:val="nil"/>
               <w:left w:val="nil"/>
@@ -4097,8 +4041,10 @@
             <w:pPr>
               <w:pStyle w:val="Heading1"/>
               <w:keepNext/>
+              <w:tabs>
+                <w:tab w:val="right" w:pos="8902"/>
+              </w:tabs>
               <w:spacing w:before="160" w:after="40" w:line="250" w:lineRule="auto"/>
-              <w:ind w:start="-85"/>
               <w:jc w:val="left"/>
             </w:pPr>
             <w:r>
@@ -4112,28 +4058,9 @@
               </w:rPr>
               <w:t xml:space="preserve">NOTES AND TERMS</w:t>
             </w:r>
-          </w:p>
-        </w:tc>
-        <w:tc>
-          <w:tcPr>
-            <w:tcW w:w="3272" w:type="dxa"/>
-            <w:gridSpan w:val="1"/>
-            <w:tcBorders>
-              <w:top w:val="nil"/>
-              <w:left w:val="nil"/>
-              <w:bottom w:val="single" w:sz="8" w:space="0" w:color="BCACA7"/>
-              <w:right w:val="nil"/>
-            </w:tcBorders>
-            <w:vAlign w:val="bottom"/>
-          </w:tcPr>
-          <w:p>
-            <w:pPr>
-              <w:keepNext/>
-              <w:bidi w:val="1"/>
-              <w:spacing w:before="160" w:after="40" w:line="250" w:lineRule="auto"/>
-              <w:ind w:start="-85"/>
-              <w:jc w:val="start"/>
-            </w:pPr>
+            <w:r>
+              <w:tab/>
+            </w:r>
             <w:r>
               <w:rPr>
                 <w:rFonts w:ascii="Noto Sans Arabic" w:hAnsi="Noto Sans Arabic" w:eastAsia="Noto Sans Arabic" w:cs="Noto Sans Arabic"/>

--- a/documents/working/business-stationery-20261027/GEM_Invoice_Template_working.docx
+++ b/documents/working/business-stationery-20261027/GEM_Invoice_Template_working.docx
@@ -444,7 +444,7 @@
                 <w:szCs w:val="30"/>
                 <w:lang w:val="en-GB"/>
               </w:rPr>
-              <w:instrText xml:space="preserve"> REF DocTotal </w:instrText>
+              <w:instrText xml:space="preserve"> REF DocTotal \* MERGEFORMAT </w:instrText>
             </w:r>
             <w:r>
               <w:rPr>
